--- a/Отчет_ИКБО-10-24_ЧудаевИС_КТ2.docx
+++ b/Отчет_ИКБО-10-24_ЧудаевИС_КТ2.docx
@@ -267,101 +267,101 @@
       <w:proofErr w:type="spellStart"/>
       <w:r>
         <w:rPr>
+          <w:rFonts w:cs="Times New Roman" w:ascii="Times New Roman" w:hAnsi="Times New Roman"/>
+          <w:b/>
+          <w:sz w:val="24"/>
+          <w:szCs w:val="24"/>
+        </w:rPr>
+        <w:t>Институт</w:t>
+      </w:r>
+      <w:proofErr w:type="spellEnd"/>
+      <w:r>
+        <w:rPr>
+          <w:rFonts w:cs="Times New Roman" w:ascii="Times New Roman" w:hAnsi="Times New Roman"/>
+          <w:b/>
+          <w:sz w:val="24"/>
+          <w:szCs w:val="24"/>
+        </w:rPr>
+        <w:t xml:space="preserve"> </w:t>
+      </w:r>
+      <w:proofErr w:type="spellStart"/>
+      <w:r>
+        <w:rPr>
+          <w:rFonts w:cs="Times New Roman" w:ascii="Times New Roman" w:hAnsi="Times New Roman"/>
+          <w:b/>
+          <w:sz w:val="24"/>
+          <w:szCs w:val="24"/>
+        </w:rPr>
+        <w:t>информационных</w:t>
+      </w:r>
+      <w:proofErr w:type="spellEnd"/>
+      <w:r>
+        <w:rPr>
+          <w:rFonts w:cs="Times New Roman" w:ascii="Times New Roman" w:hAnsi="Times New Roman"/>
+          <w:b/>
+          <w:sz w:val="24"/>
+          <w:szCs w:val="24"/>
+        </w:rPr>
+        <w:t xml:space="preserve"> </w:t>
+      </w:r>
+      <w:proofErr w:type="spellStart"/>
+      <w:r>
+        <w:rPr>
+          <w:rFonts w:cs="Times New Roman" w:ascii="Times New Roman" w:hAnsi="Times New Roman"/>
+          <w:b/>
+          <w:sz w:val="24"/>
+          <w:szCs w:val="24"/>
+        </w:rPr>
+        <w:t>технологий</w:t>
+      </w:r>
+      <w:proofErr w:type="spellEnd"/>
+      <w:r>
+        <w:rPr>
+          <w:rFonts w:cs="Times New Roman" w:ascii="Times New Roman" w:hAnsi="Times New Roman"/>
+          <w:b/>
+          <w:sz w:val="24"/>
+          <w:szCs w:val="24"/>
+        </w:rPr>
+        <w:t xml:space="preserve"> (ИИТ)</w:t>
+      </w:r>
+    </w:p>
+    <w:p>
+      <w:pPr>
+        <w:spacing w:line="240" w:lineRule="auto"/>
+        <w:jc w:val="center"/>
+        <w:rPr>
           <w:rFonts w:cs="Times New Roman"/>
           <w:b/>
           <w:sz w:val="24"/>
           <w:szCs w:val="24"/>
-        </w:rPr>
-        <w:t>Институт</w:t>
-      </w:r>
-      <w:proofErr w:type="spellEnd"/>
-      <w:r>
-        <w:rPr>
-          <w:rFonts w:cs="Times New Roman"/>
+          <w:lang w:val="ru-RU"/>
+        </w:rPr>
+      </w:pPr>
+      <w:r>
+        <w:rPr>
+          <w:rFonts w:cs="Times New Roman" w:ascii="Times New Roman" w:hAnsi="Times New Roman"/>
           <w:b/>
           <w:sz w:val="24"/>
           <w:szCs w:val="24"/>
-        </w:rPr>
-        <w:t xml:space="preserve"> </w:t>
+          <w:lang w:val="ru-RU"/>
+        </w:rPr>
+        <w:t>Кафедра инструментального и прикладного программного обеспечения (</w:t>
       </w:r>
       <w:proofErr w:type="spellStart"/>
       <w:r>
         <w:rPr>
-          <w:rFonts w:cs="Times New Roman"/>
+          <w:rFonts w:cs="Times New Roman" w:ascii="Times New Roman" w:hAnsi="Times New Roman"/>
           <w:b/>
           <w:sz w:val="24"/>
           <w:szCs w:val="24"/>
-        </w:rPr>
-        <w:t>информационных</w:t>
+          <w:lang w:val="ru-RU"/>
+        </w:rPr>
+        <w:t>ИиППО</w:t>
       </w:r>
       <w:proofErr w:type="spellEnd"/>
       <w:r>
         <w:rPr>
-          <w:rFonts w:cs="Times New Roman"/>
-          <w:b/>
-          <w:sz w:val="24"/>
-          <w:szCs w:val="24"/>
-        </w:rPr>
-        <w:t xml:space="preserve"> </w:t>
-      </w:r>
-      <w:proofErr w:type="spellStart"/>
-      <w:r>
-        <w:rPr>
-          <w:rFonts w:cs="Times New Roman"/>
-          <w:b/>
-          <w:sz w:val="24"/>
-          <w:szCs w:val="24"/>
-        </w:rPr>
-        <w:t>технологий</w:t>
-      </w:r>
-      <w:proofErr w:type="spellEnd"/>
-      <w:r>
-        <w:rPr>
-          <w:rFonts w:cs="Times New Roman"/>
-          <w:b/>
-          <w:sz w:val="24"/>
-          <w:szCs w:val="24"/>
-        </w:rPr>
-        <w:t xml:space="preserve"> (ИИТ)</w:t>
-      </w:r>
-    </w:p>
-    <w:p>
-      <w:pPr>
-        <w:spacing w:line="240" w:lineRule="auto"/>
-        <w:jc w:val="center"/>
-        <w:rPr>
-          <w:rFonts w:cs="Times New Roman"/>
-          <w:b/>
-          <w:sz w:val="24"/>
-          <w:szCs w:val="24"/>
-          <w:lang w:val="ru-RU"/>
-        </w:rPr>
-      </w:pPr>
-      <w:r>
-        <w:rPr>
-          <w:rFonts w:cs="Times New Roman"/>
-          <w:b/>
-          <w:sz w:val="24"/>
-          <w:szCs w:val="24"/>
-          <w:lang w:val="ru-RU"/>
-        </w:rPr>
-        <w:t>Кафедра инструментального и прикладного программного обеспечения (</w:t>
-      </w:r>
-      <w:proofErr w:type="spellStart"/>
-      <w:r>
-        <w:rPr>
-          <w:rFonts w:cs="Times New Roman"/>
-          <w:b/>
-          <w:sz w:val="24"/>
-          <w:szCs w:val="24"/>
-          <w:lang w:val="ru-RU"/>
-        </w:rPr>
-        <w:t>ИиППО</w:t>
-      </w:r>
-      <w:proofErr w:type="spellEnd"/>
-      <w:r>
-        <w:rPr>
-          <w:rFonts w:cs="Times New Roman"/>
+          <w:rFonts w:cs="Times New Roman" w:ascii="Times New Roman" w:hAnsi="Times New Roman"/>
           <w:b/>
           <w:sz w:val="24"/>
           <w:szCs w:val="24"/>
@@ -404,7 +404,7 @@
       </w:pPr>
       <w:r>
         <w:rPr>
-          <w:rFonts w:cs="Times New Roman"/>
+          <w:rFonts w:cs="Times New Roman" w:ascii="Times New Roman" w:hAnsi="Times New Roman"/>
           <w:b/>
           <w:sz w:val="32"/>
           <w:szCs w:val="32"/>
@@ -476,7 +476,7 @@
       </w:pPr>
       <w:r>
         <w:rPr>
-          <w:rFonts w:cs="Times New Roman"/>
+          <w:rFonts w:cs="Times New Roman" w:ascii="Times New Roman" w:hAnsi="Times New Roman"/>
           <w:szCs w:val="28"/>
           <w:lang w:val="ru-RU"/>
         </w:rPr>
@@ -1342,7 +1342,7 @@
       <w:proofErr w:type="spellStart"/>
       <w:r>
         <w:rPr>
-          <w:rFonts w:cs="Times New Roman"/>
+          <w:rFonts w:cs="Times New Roman" w:ascii="Times New Roman" w:hAnsi="Times New Roman"/>
           <w:szCs w:val="28"/>
         </w:rPr>
         <w:t>Москва</w:t>
@@ -1350,14 +1350,14 @@
       <w:proofErr w:type="spellEnd"/>
       <w:r>
         <w:rPr>
-          <w:rFonts w:cs="Times New Roman"/>
+          <w:rFonts w:cs="Times New Roman" w:ascii="Times New Roman" w:hAnsi="Times New Roman"/>
           <w:szCs w:val="28"/>
         </w:rPr>
         <w:t xml:space="preserve"> 2026 г.</w:t>
       </w:r>
       <w:r>
         <w:rPr>
-          <w:rFonts w:cs="Times New Roman"/>
+          <w:rFonts w:cs="Times New Roman" w:ascii="Times New Roman" w:hAnsi="Times New Roman"/>
         </w:rPr>
         <w:br w:type="page" w:clear="all"/>
       </w:r>
@@ -1628,104 +1628,104 @@
       <w:proofErr w:type="spellStart"/>
       <w:r>
         <w:rPr>
+          <w:rFonts w:cs="Times New Roman" w:ascii="Times New Roman" w:hAnsi="Times New Roman"/>
+          <w:b/>
+          <w:sz w:val="24"/>
+          <w:szCs w:val="24"/>
+        </w:rPr>
+        <w:t>Институт</w:t>
+      </w:r>
+      <w:proofErr w:type="spellEnd"/>
+      <w:r>
+        <w:rPr>
+          <w:rFonts w:cs="Times New Roman" w:ascii="Times New Roman" w:hAnsi="Times New Roman"/>
+          <w:b/>
+          <w:sz w:val="24"/>
+          <w:szCs w:val="24"/>
+        </w:rPr>
+        <w:t xml:space="preserve"> </w:t>
+      </w:r>
+      <w:proofErr w:type="spellStart"/>
+      <w:r>
+        <w:rPr>
+          <w:rFonts w:cs="Times New Roman" w:ascii="Times New Roman" w:hAnsi="Times New Roman"/>
+          <w:b/>
+          <w:sz w:val="24"/>
+          <w:szCs w:val="24"/>
+        </w:rPr>
+        <w:t>информационных</w:t>
+      </w:r>
+      <w:proofErr w:type="spellEnd"/>
+      <w:r>
+        <w:rPr>
+          <w:rFonts w:cs="Times New Roman" w:ascii="Times New Roman" w:hAnsi="Times New Roman"/>
+          <w:b/>
+          <w:sz w:val="24"/>
+          <w:szCs w:val="24"/>
+        </w:rPr>
+        <w:t xml:space="preserve"> </w:t>
+      </w:r>
+      <w:proofErr w:type="spellStart"/>
+      <w:r>
+        <w:rPr>
+          <w:rFonts w:cs="Times New Roman" w:ascii="Times New Roman" w:hAnsi="Times New Roman"/>
+          <w:b/>
+          <w:sz w:val="24"/>
+          <w:szCs w:val="24"/>
+        </w:rPr>
+        <w:t>технологий</w:t>
+      </w:r>
+      <w:proofErr w:type="spellEnd"/>
+      <w:r>
+        <w:rPr>
+          <w:rFonts w:cs="Times New Roman" w:ascii="Times New Roman" w:hAnsi="Times New Roman"/>
+          <w:b/>
+          <w:sz w:val="24"/>
+          <w:szCs w:val="24"/>
+        </w:rPr>
+        <w:t xml:space="preserve"> (ИИТ)</w:t>
+      </w:r>
+    </w:p>
+    <w:p>
+      <w:pPr>
+        <w:spacing w:line="240" w:lineRule="auto"/>
+        <w:jc w:val="center"/>
+        <w:rPr>
           <w:rFonts w:cs="Times New Roman"/>
           <w:b/>
           <w:sz w:val="24"/>
           <w:szCs w:val="24"/>
-        </w:rPr>
-        <w:t>Институт</w:t>
-      </w:r>
-      <w:proofErr w:type="spellEnd"/>
-      <w:r>
-        <w:rPr>
-          <w:rFonts w:cs="Times New Roman"/>
+          <w:lang w:val="ru-RU"/>
+        </w:rPr>
+      </w:pPr>
+      <w:r>
+        <w:rPr>
+          <w:rFonts w:cs="Times New Roman" w:ascii="Times New Roman" w:hAnsi="Times New Roman"/>
           <w:b/>
           <w:sz w:val="24"/>
           <w:szCs w:val="24"/>
-        </w:rPr>
-        <w:t xml:space="preserve"> </w:t>
+          <w:lang w:val="ru-RU"/>
+        </w:rPr>
+        <w:t>Кафедра инструментального и прикладного программного обеспечения (</w:t>
       </w:r>
       <w:proofErr w:type="spellStart"/>
       <w:r>
         <w:rPr>
-          <w:rFonts w:cs="Times New Roman"/>
+          <w:rFonts w:cs="Times New Roman" w:ascii="Times New Roman" w:hAnsi="Times New Roman"/>
           <w:b/>
           <w:sz w:val="24"/>
           <w:szCs w:val="24"/>
-        </w:rPr>
-        <w:t>информационных</w:t>
+          <w:lang w:val="ru-RU"/>
+        </w:rPr>
+        <w:t>ИиППО</w:t>
       </w:r>
       <w:proofErr w:type="spellEnd"/>
       <w:r>
         <w:rPr>
-          <w:rFonts w:cs="Times New Roman"/>
+          <w:rFonts w:cs="Times New Roman" w:ascii="Times New Roman" w:hAnsi="Times New Roman"/>
           <w:b/>
           <w:sz w:val="24"/>
           <w:szCs w:val="24"/>
-        </w:rPr>
-        <w:t xml:space="preserve"> </w:t>
-      </w:r>
-      <w:proofErr w:type="spellStart"/>
-      <w:r>
-        <w:rPr>
-          <w:rFonts w:cs="Times New Roman"/>
-          <w:b/>
-          <w:sz w:val="24"/>
-          <w:szCs w:val="24"/>
-        </w:rPr>
-        <w:t>технологий</w:t>
-      </w:r>
-      <w:proofErr w:type="spellEnd"/>
-      <w:r>
-        <w:rPr>
-          <w:rFonts w:cs="Times New Roman"/>
-          <w:b/>
-          <w:sz w:val="24"/>
-          <w:szCs w:val="24"/>
-        </w:rPr>
-        <w:t xml:space="preserve"> (ИИТ)</w:t>
-      </w:r>
-    </w:p>
-    <w:p>
-      <w:pPr>
-        <w:spacing w:line="240" w:lineRule="auto"/>
-        <w:jc w:val="center"/>
-        <w:rPr>
-          <w:rFonts w:cs="Times New Roman"/>
-          <w:b/>
-          <w:sz w:val="24"/>
-          <w:szCs w:val="24"/>
-          <w:lang w:val="ru-RU"/>
-        </w:rPr>
-      </w:pPr>
-      <w:r>
-        <w:rPr>
-          <w:rFonts w:cs="Times New Roman"/>
-          <w:b/>
-          <w:sz w:val="24"/>
-          <w:szCs w:val="24"/>
-          <w:lang w:val="ru-RU"/>
-        </w:rPr>
-        <w:t>Кафедра инструментального и прикладного программного обеспечения (</w:t>
-      </w:r>
-      <w:proofErr w:type="spellStart"/>
-      <w:r>
-        <w:rPr>
-          <w:rFonts w:cs="Times New Roman"/>
-          <w:b/>
-          <w:sz w:val="24"/>
-          <w:szCs w:val="24"/>
-          <w:lang w:val="ru-RU"/>
-        </w:rPr>
-        <w:t>ИиППО</w:t>
-      </w:r>
-      <w:proofErr w:type="spellEnd"/>
-      <w:r>
-        <w:rPr>
-          <w:rFonts w:cs="Times New Roman"/>
-          <w:b/>
-          <w:sz w:val="24"/>
-          <w:szCs w:val="24"/>
           <w:lang w:val="ru-RU"/>
         </w:rPr>
         <w:t>)</w:t>
@@ -1767,13 +1767,46 @@
       </w:pPr>
       <w:r>
         <w:rPr>
+          <w:rFonts w:cs="Times New Roman" w:ascii="Times New Roman" w:hAnsi="Times New Roman"/>
+          <w:b/>
+          <w:szCs w:val="28"/>
+          <w:lang w:val="ru-RU"/>
+        </w:rPr>
+        <w:t>ИНДИВИДУАЛЬНОЕ ЗАДАНИЕ НА ПРОИЗВОДСТВЕННУЮ ПРАКТИКУ</w:t>
+      </w:r>
+    </w:p>
+    <w:p>
+      <w:pPr>
+        <w:spacing w:line="240" w:lineRule="auto"/>
+        <w:jc w:val="center"/>
+        <w:rPr>
           <w:rFonts w:cs="Times New Roman"/>
           <w:b/>
           <w:szCs w:val="28"/>
           <w:lang w:val="ru-RU"/>
         </w:rPr>
-        <w:t>ИНДИВИДУАЛЬНОЕ ЗАДАНИЕ НА ПРОИЗВОДСТВЕННУЮ ПРАКТИКУ</w:t>
-      </w:r>
+      </w:pPr>
+      <w:r>
+        <w:rPr>
+          <w:rFonts w:cs="Times New Roman" w:ascii="Times New Roman" w:hAnsi="Times New Roman"/>
+          <w:b/>
+          <w:szCs w:val="28"/>
+          <w:lang w:val="ru-RU"/>
+        </w:rPr>
+        <w:t>Учебная практика</w:t>
+      </w:r>
+    </w:p>
+    <w:p>
+      <w:pPr>
+        <w:spacing w:line="240" w:lineRule="auto"/>
+        <w:jc w:val="center"/>
+        <w:rPr>
+          <w:rFonts w:cs="Times New Roman"/>
+          <w:sz w:val="16"/>
+          <w:szCs w:val="16"/>
+          <w:lang w:val="ru-RU"/>
+        </w:rPr>
+      </w:pPr>
     </w:p>
     <w:p>
       <w:pPr>
@@ -1788,61 +1821,28 @@
       </w:pPr>
       <w:r>
         <w:rPr>
+          <w:rFonts w:cs="Times New Roman" w:ascii="Times New Roman" w:hAnsi="Times New Roman"/>
+          <w:b/>
+          <w:szCs w:val="28"/>
+          <w:lang w:val="ru-RU"/>
+        </w:rPr>
+        <w:t>Студенту 3 курса учебной группы ИКБО-10-24</w:t>
+      </w:r>
+    </w:p>
+    <w:p>
+      <w:pPr>
+        <w:spacing w:line="240" w:lineRule="auto"/>
+        <w:jc w:val="center"/>
+        <w:rPr>
           <w:rFonts w:cs="Times New Roman"/>
           <w:b/>
           <w:szCs w:val="28"/>
           <w:lang w:val="ru-RU"/>
         </w:rPr>
-        <w:t>Учебная практика</w:t>
-      </w:r>
-    </w:p>
-    <w:p>
-      <w:pPr>
-        <w:spacing w:line="240" w:lineRule="auto"/>
-        <w:jc w:val="center"/>
-        <w:rPr>
-          <w:rFonts w:cs="Times New Roman"/>
-          <w:sz w:val="16"/>
-          <w:szCs w:val="16"/>
-          <w:lang w:val="ru-RU"/>
-        </w:rPr>
-      </w:pPr>
-    </w:p>
-    <w:p>
-      <w:pPr>
-        <w:spacing w:line="240" w:lineRule="auto"/>
-        <w:jc w:val="center"/>
-        <w:rPr>
-          <w:rFonts w:cs="Times New Roman"/>
-          <w:b/>
-          <w:szCs w:val="28"/>
-          <w:lang w:val="ru-RU"/>
-        </w:rPr>
-      </w:pPr>
-      <w:r>
-        <w:rPr>
-          <w:rFonts w:cs="Times New Roman"/>
-          <w:b/>
-          <w:szCs w:val="28"/>
-          <w:lang w:val="ru-RU"/>
-        </w:rPr>
-        <w:t>Студенту 3 курса учебной группы ИКБО-10-24</w:t>
-      </w:r>
-    </w:p>
-    <w:p>
-      <w:pPr>
-        <w:spacing w:line="240" w:lineRule="auto"/>
-        <w:jc w:val="center"/>
-        <w:rPr>
-          <w:rFonts w:cs="Times New Roman"/>
-          <w:b/>
-          <w:szCs w:val="28"/>
-          <w:lang w:val="ru-RU"/>
-        </w:rPr>
-      </w:pPr>
-      <w:r>
-        <w:rPr>
-          <w:rFonts w:cs="Times New Roman"/>
+      </w:pPr>
+      <w:r>
+        <w:rPr>
+          <w:rFonts w:cs="Times New Roman" w:ascii="Times New Roman" w:hAnsi="Times New Roman"/>
           <w:b/>
           <w:szCs w:val="28"/>
           <w:lang w:val="ru-RU"/>
@@ -1863,6 +1863,93 @@
         </w:rPr>
       </w:pPr>
       <w:r>
+        <w:rPr>
+          <w:rFonts w:cs="Times New Roman" w:ascii="Times New Roman" w:hAnsi="Times New Roman"/>
+          <w:b/>
+          <w:bCs/>
+          <w:sz w:val="24"/>
+          <w:szCs w:val="24"/>
+          <w:lang w:val="ru-RU"/>
+        </w:rPr>
+        <w:t xml:space="preserve">Место и время практики: </w:t>
+      </w:r>
+      <w:r>
+        <w:rPr>
+          <w:rFonts w:cs="Times New Roman" w:ascii="Times New Roman" w:hAnsi="Times New Roman"/>
+          <w:sz w:val="24"/>
+          <w:szCs w:val="24"/>
+          <w:u w:val="single"/>
+          <w:lang w:val="ru-RU"/>
+        </w:rPr>
+        <w:t xml:space="preserve">Общество с ограниченной ответственностью «Бюджетные и Финансовые Технологии», </w:t>
+      </w:r>
+      <w:bookmarkStart w:id="0" w:name="_Hlk220153855"/>
+      <w:r>
+        <w:rPr>
+          <w:rFonts w:cs="Times New Roman" w:ascii="Times New Roman" w:hAnsi="Times New Roman"/>
+          <w:sz w:val="24"/>
+          <w:szCs w:val="24"/>
+          <w:u w:val="single"/>
+          <w:lang w:val="ru-RU"/>
+        </w:rPr>
+        <w:t xml:space="preserve">с 01 сентября 2026 г. по 21 </w:t>
+      </w:r>
+      <w:bookmarkEnd w:id="0"/>
+      <w:r>
+        <w:rPr>
+          <w:rFonts w:cs="Times New Roman" w:ascii="Times New Roman" w:hAnsi="Times New Roman"/>
+          <w:sz w:val="24"/>
+          <w:szCs w:val="24"/>
+          <w:u w:val="single"/>
+          <w:lang w:val="ru-RU"/>
+        </w:rPr>
+        <w:t>декабря 2026 г.</w:t>
+      </w:r>
+      <w:r>
+        <w:rPr>
+          <w:rFonts w:cs="Times New Roman" w:ascii="Times New Roman" w:hAnsi="Times New Roman"/>
+          <w:sz w:val="24"/>
+          <w:szCs w:val="24"/>
+          <w:u w:val="single"/>
+          <w:lang w:val="ru-RU"/>
+        </w:rPr>
+        <w:tab/>
+      </w:r>
+      <w:r>
+        <w:rPr>
+          <w:rFonts w:cs="Times New Roman" w:ascii="Times New Roman" w:hAnsi="Times New Roman"/>
+          <w:sz w:val="24"/>
+          <w:szCs w:val="24"/>
+          <w:u w:val="single"/>
+          <w:lang w:val="ru-RU"/>
+        </w:rPr>
+        <w:tab/>
+      </w:r>
+      <w:r>
+        <w:rPr>
+          <w:rFonts w:cs="Times New Roman" w:ascii="Times New Roman" w:hAnsi="Times New Roman"/>
+          <w:sz w:val="24"/>
+          <w:szCs w:val="24"/>
+          <w:u w:val="single"/>
+          <w:lang w:val="ru-RU"/>
+        </w:rPr>
+        <w:tab/>
+      </w:r>
+      <w:r>
+        <w:rPr>
+          <w:rFonts w:cs="Times New Roman" w:ascii="Times New Roman" w:hAnsi="Times New Roman"/>
+          <w:sz w:val="24"/>
+          <w:szCs w:val="24"/>
+          <w:u w:val="single"/>
+          <w:lang w:val="ru-RU"/>
+        </w:rPr>
+        <w:tab/>
+      </w:r>
+    </w:p>
+    <w:p>
+      <w:pPr>
+        <w:spacing w:line="240" w:lineRule="auto"/>
+        <w:ind w:firstLine="0"/>
         <w:rPr>
           <w:rFonts w:cs="Times New Roman"/>
           <w:b/>
@@ -1871,43 +1958,55 @@
           <w:szCs w:val="24"/>
           <w:lang w:val="ru-RU"/>
         </w:rPr>
-        <w:t xml:space="preserve">Место и время практики: </w:t>
-      </w:r>
-      <w:r>
-        <w:rPr>
-          <w:rFonts w:cs="Times New Roman"/>
+      </w:pPr>
+      <w:r>
+        <w:rPr>
+          <w:rFonts w:cs="Times New Roman" w:ascii="Times New Roman" w:hAnsi="Times New Roman"/>
+          <w:b/>
+          <w:bCs/>
+          <w:sz w:val="24"/>
+          <w:szCs w:val="24"/>
+          <w:lang w:val="ru-RU"/>
+        </w:rPr>
+        <w:t xml:space="preserve">Должность на практике: </w:t>
+      </w:r>
+      <w:r>
+        <w:rPr>
+          <w:rFonts w:cs="Times New Roman" w:ascii="Times New Roman" w:hAnsi="Times New Roman"/>
           <w:sz w:val="24"/>
           <w:szCs w:val="24"/>
           <w:u w:val="single"/>
           <w:lang w:val="ru-RU"/>
         </w:rPr>
-        <w:t xml:space="preserve">Общество с ограниченной ответственностью «Бюджетные и Финансовые Технологии», </w:t>
-      </w:r>
-      <w:bookmarkStart w:id="0" w:name="_Hlk220153855"/>
-      <w:r>
-        <w:rPr>
-          <w:rFonts w:cs="Times New Roman"/>
+        <w:tab/>
+        <w:t>программист</w:t>
+      </w:r>
+      <w:r>
+        <w:rPr>
+          <w:rFonts w:cs="Times New Roman" w:ascii="Times New Roman" w:hAnsi="Times New Roman"/>
+          <w:i/>
           <w:sz w:val="24"/>
           <w:szCs w:val="24"/>
           <w:u w:val="single"/>
           <w:lang w:val="ru-RU"/>
         </w:rPr>
-        <w:t xml:space="preserve">с 01 сентября 2026 г. по 21 </w:t>
-      </w:r>
-      <w:bookmarkEnd w:id="0"/>
-      <w:r>
-        <w:rPr>
-          <w:rFonts w:cs="Times New Roman"/>
+        <w:tab/>
+      </w:r>
+      <w:r>
+        <w:rPr>
+          <w:rFonts w:cs="Times New Roman" w:ascii="Times New Roman" w:hAnsi="Times New Roman"/>
+          <w:i/>
           <w:sz w:val="24"/>
           <w:szCs w:val="24"/>
           <w:u w:val="single"/>
           <w:lang w:val="ru-RU"/>
         </w:rPr>
-        <w:t>декабря 2026 г.</w:t>
-      </w:r>
-      <w:r>
-        <w:rPr>
-          <w:rFonts w:cs="Times New Roman"/>
+        <w:tab/>
+      </w:r>
+      <w:r>
+        <w:rPr>
+          <w:rFonts w:cs="Times New Roman" w:ascii="Times New Roman" w:hAnsi="Times New Roman"/>
+          <w:i/>
           <w:sz w:val="24"/>
           <w:szCs w:val="24"/>
           <w:u w:val="single"/>
@@ -1917,7 +2016,7 @@
       </w:r>
       <w:r>
         <w:rPr>
-          <w:rFonts w:cs="Times New Roman"/>
+          <w:rFonts w:cs="Times New Roman" w:ascii="Times New Roman" w:hAnsi="Times New Roman"/>
           <w:sz w:val="24"/>
           <w:szCs w:val="24"/>
           <w:u w:val="single"/>
@@ -1927,7 +2026,7 @@
       </w:r>
       <w:r>
         <w:rPr>
-          <w:rFonts w:cs="Times New Roman"/>
+          <w:rFonts w:cs="Times New Roman" w:ascii="Times New Roman" w:hAnsi="Times New Roman"/>
           <w:sz w:val="24"/>
           <w:szCs w:val="24"/>
           <w:u w:val="single"/>
@@ -1937,7 +2036,7 @@
       </w:r>
       <w:r>
         <w:rPr>
-          <w:rFonts w:cs="Times New Roman"/>
+          <w:rFonts w:cs="Times New Roman" w:ascii="Times New Roman" w:hAnsi="Times New Roman"/>
           <w:sz w:val="24"/>
           <w:szCs w:val="24"/>
           <w:u w:val="single"/>
@@ -1945,21 +2044,229 @@
         </w:rPr>
         <w:tab/>
       </w:r>
+      <w:r>
+        <w:rPr>
+          <w:rFonts w:cs="Times New Roman" w:ascii="Times New Roman" w:hAnsi="Times New Roman"/>
+          <w:sz w:val="24"/>
+          <w:szCs w:val="24"/>
+          <w:u w:val="single"/>
+          <w:lang w:val="ru-RU"/>
+        </w:rPr>
+        <w:tab/>
+      </w:r>
+      <w:r>
+        <w:rPr>
+          <w:rFonts w:cs="Times New Roman" w:ascii="Times New Roman" w:hAnsi="Times New Roman"/>
+          <w:sz w:val="24"/>
+          <w:szCs w:val="24"/>
+          <w:u w:val="single"/>
+          <w:lang w:val="ru-RU"/>
+        </w:rPr>
+        <w:tab/>
+      </w:r>
     </w:p>
     <w:p>
       <w:pPr>
         <w:spacing w:line="240" w:lineRule="auto"/>
         <w:ind w:firstLine="0"/>
+        <w:rPr>
+          <w:rFonts w:cs="Times New Roman"/>
+          <w:bCs/>
+          <w:sz w:val="24"/>
+          <w:szCs w:val="24"/>
+          <w:u w:val="single"/>
+          <w:lang w:val="ru-RU"/>
+        </w:rPr>
+      </w:pPr>
+      <w:r>
+        <w:rPr>
+          <w:rFonts w:cs="Times New Roman" w:ascii="Times New Roman" w:hAnsi="Times New Roman"/>
+          <w:b/>
+          <w:sz w:val="24"/>
+          <w:szCs w:val="24"/>
+          <w:lang w:val="ru-RU"/>
+        </w:rPr>
+        <w:t xml:space="preserve">Тема практики: </w:t>
+      </w:r>
+      <w:r>
+        <w:rPr>
+          <w:rFonts w:cs="Times New Roman" w:ascii="Times New Roman" w:hAnsi="Times New Roman"/>
+          <w:bCs/>
+          <w:sz w:val="24"/>
+          <w:szCs w:val="24"/>
+          <w:u w:val="single"/>
+          <w:lang w:val="ru-RU"/>
+        </w:rPr>
+        <w:t>производство сухого картофельного пю</w:t>
+      </w:r>
+      <w:r>
+        <w:rPr>
+          <w:rFonts w:cs="Times New Roman" w:ascii="Times New Roman" w:hAnsi="Times New Roman"/>
+          <w:bCs/>
+          <w:sz w:val="24"/>
+          <w:szCs w:val="24"/>
+          <w:u w:val="single"/>
+          <w:lang w:val="ru-RU"/>
+        </w:rPr>
+        <w:t xml:space="preserve">ре                                                        </w:t>
+      </w:r>
+    </w:p>
+    <w:p>
+      <w:pPr>
+        <w:spacing w:line="240" w:lineRule="auto"/>
         <w:rPr>
           <w:rFonts w:cs="Times New Roman"/>
           <w:b/>
           <w:bCs/>
           <w:sz w:val="24"/>
           <w:szCs w:val="24"/>
-          <w:lang w:val="ru-RU"/>
-        </w:rPr>
-      </w:pPr>
-      <w:r>
+        </w:rPr>
+      </w:pPr>
+      <w:r>
+        <w:rPr>
+          <w:rFonts w:cs="Times New Roman" w:ascii="Times New Roman" w:hAnsi="Times New Roman"/>
+          <w:b/>
+          <w:sz w:val="24"/>
+          <w:szCs w:val="24"/>
+          <w:lang w:val="ru-RU"/>
+        </w:rPr>
+        <w:t>1. СОДЕРЖАНИЕ ПРАКТИКИ:</w:t>
+      </w:r>
+      <w:r>
+        <w:rPr>
+          <w:rFonts w:cs="Times New Roman" w:ascii="Times New Roman" w:hAnsi="Times New Roman"/>
+          <w:b/>
+          <w:bCs/>
+          <w:sz w:val="24"/>
+          <w:szCs w:val="24"/>
+          <w:lang w:val="ru-RU"/>
+        </w:rPr>
+        <w:t xml:space="preserve"> </w:t>
+      </w:r>
+    </w:p>
+    <w:p>
+      <w:pPr>
+        <w:spacing w:line="240" w:lineRule="auto"/>
+        <w:rPr>
+          <w:rFonts w:cs="Times New Roman"/>
+          <w:sz w:val="24"/>
+          <w:szCs w:val="24"/>
+          <w:lang w:val="ru-RU"/>
+        </w:rPr>
+      </w:pPr>
+      <w:r>
+        <w:rPr>
+          <w:rFonts w:cs="Times New Roman" w:ascii="Times New Roman" w:hAnsi="Times New Roman"/>
+          <w:bCs/>
+          <w:sz w:val="24"/>
+          <w:szCs w:val="24"/>
+          <w:lang w:val="ru-RU"/>
+        </w:rPr>
+        <w:t>1.1. Изучить: научную и техническую литературу, стандарты, документацию среды разработки и применяемых программных средств, включая издания на иностранном языке.</w:t>
+      </w:r>
+      <w:r>
+        <w:rPr>
+          <w:rFonts w:cs="Times New Roman" w:ascii="Times New Roman" w:hAnsi="Times New Roman"/>
+          <w:sz w:val="24"/>
+          <w:szCs w:val="24"/>
+          <w:lang w:val="ru-RU"/>
+        </w:rPr>
+        <w:t xml:space="preserve"> </w:t>
+      </w:r>
+    </w:p>
+    <w:p>
+      <w:pPr>
+        <w:spacing w:line="240" w:lineRule="auto"/>
+        <w:rPr>
+          <w:rFonts w:cs="Times New Roman"/>
+          <w:sz w:val="24"/>
+          <w:szCs w:val="24"/>
+          <w:lang w:val="ru-RU"/>
+        </w:rPr>
+      </w:pPr>
+      <w:r>
+        <w:rPr>
+          <w:rFonts w:cs="Times New Roman" w:ascii="Times New Roman" w:hAnsi="Times New Roman"/>
+          <w:sz w:val="24"/>
+          <w:szCs w:val="24"/>
+          <w:lang w:val="ru-RU"/>
+        </w:rPr>
+        <w:t>1.2. Практически выполнить: исследовать предметную область и построить модель основного бизнес-процесса; спроектировать логическую и реализовать физическую модель данных для его автоматизации; разработать алгоритмы решения поставленной задачи и реализовать их на языке Питон, средствами процедурного программирования и на языке Джава, средствами объектно-ориентированного программирования, применив типовые структуры данных; провести тестирование и отладку; сформировать организационное обеспечение и оформить отчёт. Разработка ведётся в системе контроля версий; обсуждение результатов и рецензирование кода выполняются в составе команды.</w:t>
+      </w:r>
+    </w:p>
+    <w:p>
+      <w:pPr>
+        <w:spacing w:line="240" w:lineRule="auto"/>
+        <w:rPr>
+          <w:rFonts w:cs="Times New Roman"/>
+          <w:sz w:val="24"/>
+          <w:szCs w:val="24"/>
+          <w:lang w:val="ru-RU"/>
+        </w:rPr>
+      </w:pPr>
+      <w:r>
+        <w:rPr>
+          <w:rFonts w:cs="Times New Roman" w:ascii="Times New Roman" w:hAnsi="Times New Roman"/>
+          <w:sz w:val="24"/>
+          <w:szCs w:val="24"/>
+          <w:lang w:val="ru-RU"/>
+        </w:rPr>
+        <w:t>1.3. Ознакомиться: с</w:t>
+      </w:r>
+      <w:r>
+        <w:rPr>
+          <w:rFonts w:cs="Times New Roman" w:ascii="Times New Roman" w:hAnsi="Times New Roman"/>
+          <w:bCs/>
+          <w:sz w:val="24"/>
+          <w:szCs w:val="24"/>
+          <w:lang w:val="ru-RU"/>
+        </w:rPr>
+        <w:t xml:space="preserve"> действующими нормативно-правовыми документами и стандартами по теме практики, стандартами оформления программного кода и условиями лицензирования используемых программных средств.</w:t>
+      </w:r>
+    </w:p>
+    <w:p>
+      <w:pPr>
+        <w:spacing w:line="240" w:lineRule="auto"/>
+        <w:rPr>
+          <w:rFonts w:cs="Times New Roman"/>
+          <w:sz w:val="24"/>
+          <w:szCs w:val="24"/>
+          <w:lang w:val="ru-RU"/>
+        </w:rPr>
+      </w:pPr>
+      <w:r>
+        <w:rPr>
+          <w:rFonts w:cs="Times New Roman" w:ascii="Times New Roman" w:hAnsi="Times New Roman"/>
+          <w:sz w:val="24"/>
+          <w:szCs w:val="24"/>
+          <w:lang w:val="ru-RU"/>
+        </w:rPr>
+        <w:t>1.4. Выполнить на иностранном языке: перевод фрагмента профессионального источника по теме практики, аннотацию к отчёту с глоссарием основных терминов и устное представление результатов работы.</w:t>
+      </w:r>
+    </w:p>
+    <w:p>
+      <w:pPr>
+        <w:spacing w:line="240" w:lineRule="auto"/>
+        <w:rPr>
+          <w:rFonts w:cs="Times New Roman"/>
+          <w:sz w:val="24"/>
+          <w:szCs w:val="24"/>
+          <w:lang w:val="ru-RU"/>
+        </w:rPr>
+      </w:pPr>
+      <w:r>
+        <w:rPr>
+          <w:rFonts w:cs="Times New Roman" w:ascii="Times New Roman" w:hAnsi="Times New Roman"/>
+          <w:sz w:val="24"/>
+          <w:szCs w:val="24"/>
+          <w:lang w:val="ru-RU"/>
+        </w:rPr>
+        <w:t>1.5. Оценить: требования рынка труда к специалистам в рассматриваемой области и предложения образовательных программ, определив приоритеты собственного профессионального роста.</w:t>
+      </w:r>
+    </w:p>
+    <w:p>
+      <w:pPr>
+        <w:spacing w:line="240" w:lineRule="auto"/>
         <w:rPr>
           <w:rFonts w:cs="Times New Roman"/>
           <w:b/>
@@ -1968,354 +2275,47 @@
           <w:szCs w:val="24"/>
           <w:lang w:val="ru-RU"/>
         </w:rPr>
-        <w:t xml:space="preserve">Должность на практике: </w:t>
-      </w:r>
-      <w:r>
-        <w:rPr>
-          <w:rFonts w:cs="Times New Roman"/>
+      </w:pPr>
+      <w:r>
+        <w:rPr>
+          <w:rFonts w:cs="Times New Roman" w:ascii="Times New Roman" w:hAnsi="Times New Roman"/>
+          <w:b/>
+          <w:bCs/>
           <w:sz w:val="24"/>
           <w:szCs w:val="24"/>
-          <w:u w:val="single"/>
-          <w:lang w:val="ru-RU"/>
-        </w:rPr>
-        <w:tab/>
-        <w:t>программист</w:t>
-      </w:r>
-      <w:r>
-        <w:rPr>
-          <w:rFonts w:cs="Times New Roman"/>
-          <w:i/>
+          <w:lang w:val="ru-RU"/>
+        </w:rPr>
+        <w:t xml:space="preserve">2. ДОПОЛНИТЕЛЬНОЕ ЗАДАНИЕ: </w:t>
+      </w:r>
+      <w:r>
+        <w:rPr>
+          <w:rFonts w:cs="Times New Roman" w:ascii="Times New Roman" w:hAnsi="Times New Roman"/>
+          <w:bCs/>
           <w:sz w:val="24"/>
           <w:szCs w:val="24"/>
-          <w:u w:val="single"/>
-          <w:lang w:val="ru-RU"/>
-        </w:rPr>
-        <w:tab/>
-      </w:r>
-      <w:r>
-        <w:rPr>
-          <w:rFonts w:cs="Times New Roman"/>
-          <w:i/>
-          <w:sz w:val="24"/>
-          <w:szCs w:val="24"/>
-          <w:u w:val="single"/>
-          <w:lang w:val="ru-RU"/>
-        </w:rPr>
-        <w:tab/>
-      </w:r>
-      <w:r>
-        <w:rPr>
-          <w:rFonts w:cs="Times New Roman"/>
-          <w:i/>
-          <w:sz w:val="24"/>
-          <w:szCs w:val="24"/>
-          <w:u w:val="single"/>
-          <w:lang w:val="ru-RU"/>
-        </w:rPr>
-        <w:tab/>
-      </w:r>
-      <w:r>
-        <w:rPr>
-          <w:rFonts w:cs="Times New Roman"/>
-          <w:sz w:val="24"/>
-          <w:szCs w:val="24"/>
-          <w:u w:val="single"/>
-          <w:lang w:val="ru-RU"/>
-        </w:rPr>
-        <w:tab/>
-      </w:r>
-      <w:r>
-        <w:rPr>
-          <w:rFonts w:cs="Times New Roman"/>
-          <w:sz w:val="24"/>
-          <w:szCs w:val="24"/>
-          <w:u w:val="single"/>
-          <w:lang w:val="ru-RU"/>
-        </w:rPr>
-        <w:tab/>
-      </w:r>
-      <w:r>
-        <w:rPr>
-          <w:rFonts w:cs="Times New Roman"/>
-          <w:sz w:val="24"/>
-          <w:szCs w:val="24"/>
-          <w:u w:val="single"/>
-          <w:lang w:val="ru-RU"/>
-        </w:rPr>
-        <w:tab/>
-      </w:r>
-      <w:r>
-        <w:rPr>
-          <w:rFonts w:cs="Times New Roman"/>
-          <w:sz w:val="24"/>
-          <w:szCs w:val="24"/>
-          <w:u w:val="single"/>
-          <w:lang w:val="ru-RU"/>
-        </w:rPr>
-        <w:tab/>
-      </w:r>
-      <w:r>
-        <w:rPr>
-          <w:rFonts w:cs="Times New Roman"/>
-          <w:sz w:val="24"/>
-          <w:szCs w:val="24"/>
-          <w:u w:val="single"/>
-          <w:lang w:val="ru-RU"/>
-        </w:rPr>
-        <w:tab/>
+          <w:lang w:val="ru-RU"/>
+        </w:rPr>
+        <w:t>нет</w:t>
       </w:r>
     </w:p>
     <w:p>
       <w:pPr>
         <w:spacing w:line="240" w:lineRule="auto"/>
-        <w:ind w:firstLine="0"/>
         <w:rPr>
           <w:rFonts w:cs="Times New Roman"/>
           <w:bCs/>
           <w:sz w:val="24"/>
           <w:szCs w:val="24"/>
-          <w:u w:val="single"/>
-          <w:lang w:val="ru-RU"/>
-        </w:rPr>
-      </w:pPr>
-      <w:r>
-        <w:rPr>
-          <w:rFonts w:cs="Times New Roman"/>
-          <w:b/>
-          <w:sz w:val="24"/>
-          <w:szCs w:val="24"/>
-          <w:lang w:val="ru-RU"/>
-        </w:rPr>
-        <w:t xml:space="preserve">Тема практики: </w:t>
-      </w:r>
-      <w:r>
-        <w:rPr>
-          <w:rFonts w:cs="Times New Roman"/>
-          <w:bCs/>
-          <w:sz w:val="24"/>
-          <w:szCs w:val="24"/>
-          <w:u w:val="single"/>
-          <w:lang w:val="ru-RU"/>
-        </w:rPr>
-        <w:t>производство сухого картофельного пю</w:t>
-      </w:r>
-      <w:r>
-        <w:rPr>
-          <w:rFonts w:cs="Times New Roman"/>
-          <w:bCs/>
-          <w:sz w:val="24"/>
-          <w:szCs w:val="24"/>
-          <w:u w:val="single"/>
-          <w:lang w:val="ru-RU"/>
-        </w:rPr>
-        <w:t xml:space="preserve">ре                                                        </w:t>
-      </w:r>
-    </w:p>
-    <w:p>
-      <w:pPr>
-        <w:spacing w:line="240" w:lineRule="auto"/>
-        <w:rPr>
-          <w:rFonts w:cs="Times New Roman"/>
+          <w:lang w:val="ru-RU"/>
+        </w:rPr>
+      </w:pPr>
+      <w:r>
+        <w:rPr>
+          <w:rFonts w:cs="Times New Roman" w:ascii="Times New Roman" w:hAnsi="Times New Roman"/>
           <w:b/>
           <w:bCs/>
           <w:sz w:val="24"/>
           <w:szCs w:val="24"/>
-        </w:rPr>
-      </w:pPr>
-      <w:r>
-        <w:rPr>
-          <w:rFonts w:cs="Times New Roman"/>
-          <w:b/>
-          <w:sz w:val="24"/>
-          <w:szCs w:val="24"/>
-          <w:lang w:val="ru-RU"/>
-        </w:rPr>
-        <w:t>1. СОДЕРЖАНИЕ ПРАКТИКИ:</w:t>
-      </w:r>
-      <w:r>
-        <w:rPr>
-          <w:rFonts w:cs="Times New Roman"/>
-          <w:b/>
-          <w:bCs/>
-          <w:sz w:val="24"/>
-          <w:szCs w:val="24"/>
-          <w:lang w:val="ru-RU"/>
-        </w:rPr>
-        <w:t xml:space="preserve"> </w:t>
-      </w:r>
-    </w:p>
-    <w:p>
-      <w:pPr>
-        <w:spacing w:line="240" w:lineRule="auto"/>
-        <w:rPr>
-          <w:rFonts w:cs="Times New Roman"/>
-          <w:sz w:val="24"/>
-          <w:szCs w:val="24"/>
-          <w:lang w:val="ru-RU"/>
-        </w:rPr>
-      </w:pPr>
-      <w:r>
-        <w:rPr>
-          <w:rFonts w:cs="Times New Roman"/>
-          <w:bCs/>
-          <w:sz w:val="24"/>
-          <w:szCs w:val="24"/>
-          <w:lang w:val="ru-RU"/>
-        </w:rPr>
-        <w:t>1.1. Изучить: научную и техническую литературу, стандарты, документацию среды разработки и применяемых программных средств, включая издания на иностранном языке.</w:t>
-      </w:r>
-      <w:r>
-        <w:rPr>
-          <w:rFonts w:cs="Times New Roman"/>
-          <w:sz w:val="24"/>
-          <w:szCs w:val="24"/>
-          <w:lang w:val="ru-RU"/>
-        </w:rPr>
-        <w:t xml:space="preserve"> </w:t>
-      </w:r>
-    </w:p>
-    <w:p>
-      <w:pPr>
-        <w:spacing w:line="240" w:lineRule="auto"/>
-        <w:rPr>
-          <w:rFonts w:cs="Times New Roman"/>
-          <w:sz w:val="24"/>
-          <w:szCs w:val="24"/>
-          <w:lang w:val="ru-RU"/>
-        </w:rPr>
-      </w:pPr>
-      <w:r>
-        <w:rPr>
-          <w:rFonts w:cs="Times New Roman"/>
-          <w:sz w:val="24"/>
-          <w:szCs w:val="24"/>
-          <w:lang w:val="ru-RU"/>
-        </w:rPr>
-        <w:t>1.2. Практически выполнить: исследовать предметную область и построить модель основного бизнес-процесса; спроектировать логическую и реализовать физическую модель данных для его автоматизации; разработать алгоритмы решения поставленной задачи и реализовать их на языке Питон, средствами процедурного программирования и на языке Джава, средствами объектно-ориентированного программирования, применив типовые структуры данных; провести тестирование и отладку; сформировать организационное обеспечение и оформить отчёт. Разработка ведётся в системе контроля версий; обсуждение результатов и рецензирование кода выполняются в составе команды.</w:t>
-      </w:r>
-    </w:p>
-    <w:p>
-      <w:pPr>
-        <w:spacing w:line="240" w:lineRule="auto"/>
-        <w:rPr>
-          <w:rFonts w:cs="Times New Roman"/>
-          <w:sz w:val="24"/>
-          <w:szCs w:val="24"/>
-          <w:lang w:val="ru-RU"/>
-        </w:rPr>
-      </w:pPr>
-      <w:r>
-        <w:rPr>
-          <w:rFonts w:cs="Times New Roman"/>
-          <w:sz w:val="24"/>
-          <w:szCs w:val="24"/>
-          <w:lang w:val="ru-RU"/>
-        </w:rPr>
-        <w:t>1.3. Ознакомиться: с</w:t>
-      </w:r>
-      <w:r>
-        <w:rPr>
-          <w:rFonts w:cs="Times New Roman"/>
-          <w:bCs/>
-          <w:sz w:val="24"/>
-          <w:szCs w:val="24"/>
-          <w:lang w:val="ru-RU"/>
-        </w:rPr>
-        <w:t xml:space="preserve"> действующими нормативно-правовыми документами и стандартами по теме практики, стандартами оформления программного кода и условиями лицензирования используемых программных средств.</w:t>
-      </w:r>
-    </w:p>
-    <w:p>
-      <w:pPr>
-        <w:spacing w:line="240" w:lineRule="auto"/>
-        <w:rPr>
-          <w:rFonts w:cs="Times New Roman"/>
-          <w:sz w:val="24"/>
-          <w:szCs w:val="24"/>
-          <w:lang w:val="ru-RU"/>
-        </w:rPr>
-      </w:pPr>
-      <w:r>
-        <w:rPr>
-          <w:rFonts w:cs="Times New Roman"/>
-          <w:sz w:val="24"/>
-          <w:szCs w:val="24"/>
-          <w:lang w:val="ru-RU"/>
-        </w:rPr>
-        <w:t>1.4. Выполнить на иностранном языке: перевод фрагмента профессионального источника по теме практики, аннотацию к отчёту с глоссарием основных терминов и устное представление результатов работы.</w:t>
-      </w:r>
-    </w:p>
-    <w:p>
-      <w:pPr>
-        <w:spacing w:line="240" w:lineRule="auto"/>
-        <w:rPr>
-          <w:rFonts w:cs="Times New Roman"/>
-          <w:sz w:val="24"/>
-          <w:szCs w:val="24"/>
-          <w:lang w:val="ru-RU"/>
-        </w:rPr>
-      </w:pPr>
-      <w:r>
-        <w:rPr>
-          <w:rFonts w:cs="Times New Roman"/>
-          <w:sz w:val="24"/>
-          <w:szCs w:val="24"/>
-          <w:lang w:val="ru-RU"/>
-        </w:rPr>
-        <w:t>1.5. Оценить: требования рынка труда к специалистам в рассматриваемой области и предложения образовательных программ, определив приоритеты собственного профессионального роста.</w:t>
-      </w:r>
-    </w:p>
-    <w:p>
-      <w:pPr>
-        <w:spacing w:line="240" w:lineRule="auto"/>
-        <w:rPr>
-          <w:rFonts w:cs="Times New Roman"/>
-          <w:b/>
-          <w:bCs/>
-          <w:sz w:val="24"/>
-          <w:szCs w:val="24"/>
-          <w:lang w:val="ru-RU"/>
-        </w:rPr>
-      </w:pPr>
-      <w:r>
-        <w:rPr>
-          <w:rFonts w:cs="Times New Roman"/>
-          <w:b/>
-          <w:bCs/>
-          <w:sz w:val="24"/>
-          <w:szCs w:val="24"/>
-          <w:lang w:val="ru-RU"/>
-        </w:rPr>
-        <w:t xml:space="preserve">2. ДОПОЛНИТЕЛЬНОЕ ЗАДАНИЕ: </w:t>
-      </w:r>
-      <w:r>
-        <w:rPr>
-          <w:rFonts w:cs="Times New Roman"/>
-          <w:bCs/>
-          <w:sz w:val="24"/>
-          <w:szCs w:val="24"/>
-          <w:lang w:val="ru-RU"/>
-        </w:rPr>
-        <w:t>нет</w:t>
-      </w:r>
-    </w:p>
-    <w:p>
-      <w:pPr>
-        <w:spacing w:line="240" w:lineRule="auto"/>
-        <w:rPr>
-          <w:rFonts w:cs="Times New Roman"/>
-          <w:bCs/>
-          <w:sz w:val="24"/>
-          <w:szCs w:val="24"/>
-          <w:lang w:val="ru-RU"/>
-        </w:rPr>
-      </w:pPr>
-      <w:r>
-        <w:rPr>
-          <w:rFonts w:cs="Times New Roman"/>
-          <w:b/>
-          <w:bCs/>
-          <w:sz w:val="24"/>
-          <w:szCs w:val="24"/>
           <w:lang w:val="ru-RU"/>
         </w:rPr>
         <w:lastRenderedPageBreak/>
@@ -2323,7 +2323,7 @@
       </w:r>
       <w:r>
         <w:rPr>
-          <w:rFonts w:cs="Times New Roman"/>
+          <w:rFonts w:cs="Times New Roman" w:ascii="Times New Roman" w:hAnsi="Times New Roman"/>
           <w:bCs/>
           <w:sz w:val="24"/>
           <w:szCs w:val="24"/>
@@ -5299,28 +5299,28 @@
       <w:bookmarkStart w:id="1" w:name="bookmark1"/>
       <w:r>
         <w:rPr>
+          <w:rFonts w:eastAsia="Calibri" w:cs="Times New Roman" w:ascii="Times New Roman" w:hAnsi="Times New Roman"/>
+          <w:b/>
+          <w:sz w:val="26"/>
+          <w:szCs w:val="26"/>
+        </w:rPr>
+        <w:t xml:space="preserve">РАБОЧИЙ ГРАФИК </w:t>
+      </w:r>
+    </w:p>
+    <w:p>
+      <w:pPr>
+        <w:spacing w:line="240" w:lineRule="auto"/>
+        <w:jc w:val="center"/>
+        <w:rPr>
           <w:rFonts w:eastAsia="Calibri" w:cs="Times New Roman"/>
           <w:b/>
           <w:sz w:val="26"/>
           <w:szCs w:val="26"/>
         </w:rPr>
-        <w:t xml:space="preserve">РАБОЧИЙ ГРАФИК </w:t>
-      </w:r>
-    </w:p>
-    <w:p>
-      <w:pPr>
-        <w:spacing w:line="240" w:lineRule="auto"/>
-        <w:jc w:val="center"/>
-        <w:rPr>
-          <w:rFonts w:eastAsia="Calibri" w:cs="Times New Roman"/>
-          <w:b/>
-          <w:sz w:val="26"/>
-          <w:szCs w:val="26"/>
-        </w:rPr>
-      </w:pPr>
-      <w:r>
-        <w:rPr>
-          <w:rFonts w:eastAsia="Calibri" w:cs="Times New Roman"/>
+      </w:pPr>
+      <w:r>
+        <w:rPr>
+          <w:rFonts w:eastAsia="Calibri" w:cs="Times New Roman" w:ascii="Times New Roman" w:hAnsi="Times New Roman"/>
           <w:b/>
           <w:sz w:val="26"/>
           <w:szCs w:val="26"/>
@@ -5347,7 +5347,7 @@
       </w:pPr>
       <w:r>
         <w:rPr>
-          <w:rFonts w:cs="Times New Roman"/>
+          <w:rFonts w:cs="Times New Roman" w:ascii="Times New Roman" w:hAnsi="Times New Roman"/>
           <w:iCs/>
           <w:sz w:val="24"/>
           <w:lang w:val="ru-RU"/>
@@ -5357,7 +5357,7 @@
       <w:proofErr w:type="gramStart"/>
       <w:r>
         <w:rPr>
-          <w:rFonts w:cs="Times New Roman"/>
+          <w:rFonts w:cs="Times New Roman" w:ascii="Times New Roman" w:hAnsi="Times New Roman"/>
           <w:iCs/>
           <w:sz w:val="24"/>
           <w:lang w:val="ru-RU"/>
@@ -5367,7 +5367,7 @@
       <w:proofErr w:type="gramEnd"/>
       <w:r>
         <w:rPr>
-          <w:rFonts w:cs="Times New Roman"/>
+          <w:rFonts w:cs="Times New Roman" w:ascii="Times New Roman" w:hAnsi="Times New Roman"/>
           <w:iCs/>
           <w:sz w:val="24"/>
           <w:lang w:val="ru-RU"/>
@@ -5376,7 +5376,7 @@
       </w:r>
       <w:r>
         <w:rPr>
-          <w:rFonts w:cs="Times New Roman"/>
+          <w:rFonts w:cs="Times New Roman" w:ascii="Times New Roman" w:hAnsi="Times New Roman"/>
           <w:iCs/>
           <w:sz w:val="24"/>
           <w:szCs w:val="24"/>
@@ -6888,7 +6888,7 @@
       </w:pPr>
       <w:r>
         <w:rPr>
-          <w:rFonts w:cs="Times New Roman"/>
+          <w:rFonts w:cs="Times New Roman" w:ascii="Times New Roman" w:hAnsi="Times New Roman"/>
           <w:iCs/>
           <w:lang w:val="ru-RU"/>
         </w:rPr>
@@ -6896,7 +6896,7 @@
       </w:r>
       <w:r>
         <w:rPr>
-          <w:rFonts w:cs="Times New Roman"/>
+          <w:rFonts w:cs="Times New Roman" w:ascii="Times New Roman" w:hAnsi="Times New Roman"/>
           <w:iCs/>
           <w:szCs w:val="28"/>
           <w:lang w:val="ru-RU"/>
@@ -6921,7 +6921,7 @@
       </w:pPr>
       <w:r>
         <w:rPr>
-          <w:rFonts w:cs="Times New Roman"/>
+          <w:rFonts w:cs="Times New Roman" w:ascii="Times New Roman" w:hAnsi="Times New Roman"/>
           <w:bCs/>
           <w:sz w:val="27"/>
           <w:szCs w:val="27"/>
@@ -6931,7 +6931,7 @@
       </w:r>
       <w:r>
         <w:rPr>
-          <w:rFonts w:cs="Times New Roman"/>
+          <w:rFonts w:cs="Times New Roman" w:ascii="Times New Roman" w:hAnsi="Times New Roman"/>
           <w:bCs/>
           <w:sz w:val="27"/>
           <w:szCs w:val="27"/>
@@ -6942,7 +6942,7 @@
       </w:r>
       <w:r>
         <w:rPr>
-          <w:rFonts w:cs="Times New Roman"/>
+          <w:rFonts w:cs="Times New Roman" w:ascii="Times New Roman" w:hAnsi="Times New Roman"/>
           <w:bCs/>
           <w:sz w:val="27"/>
           <w:szCs w:val="27"/>
@@ -6954,7 +6954,7 @@
       <w:proofErr w:type="gramStart"/>
       <w:r>
         <w:rPr>
-          <w:rFonts w:cs="Times New Roman"/>
+          <w:rFonts w:cs="Times New Roman" w:ascii="Times New Roman" w:hAnsi="Times New Roman"/>
           <w:bCs/>
           <w:sz w:val="27"/>
           <w:szCs w:val="27"/>
@@ -6965,7 +6965,7 @@
       <w:proofErr w:type="gramEnd"/>
       <w:r>
         <w:rPr>
-          <w:rFonts w:cs="Times New Roman"/>
+          <w:rFonts w:cs="Times New Roman" w:ascii="Times New Roman" w:hAnsi="Times New Roman"/>
           <w:bCs/>
           <w:sz w:val="27"/>
           <w:szCs w:val="27"/>
@@ -6991,7 +6991,7 @@
       </w:pPr>
       <w:r>
         <w:rPr>
-          <w:rFonts w:cs="Times New Roman"/>
+          <w:rFonts w:cs="Times New Roman" w:ascii="Times New Roman" w:hAnsi="Times New Roman"/>
           <w:bCs/>
           <w:sz w:val="27"/>
           <w:szCs w:val="27"/>
@@ -7001,7 +7001,7 @@
       </w:r>
       <w:r>
         <w:rPr>
-          <w:rFonts w:cs="Times New Roman"/>
+          <w:rFonts w:cs="Times New Roman" w:ascii="Times New Roman" w:hAnsi="Times New Roman"/>
           <w:bCs/>
           <w:sz w:val="27"/>
           <w:szCs w:val="27"/>
@@ -7012,7 +7012,7 @@
       </w:r>
       <w:r>
         <w:rPr>
-          <w:rFonts w:cs="Times New Roman"/>
+          <w:rFonts w:cs="Times New Roman" w:ascii="Times New Roman" w:hAnsi="Times New Roman"/>
           <w:bCs/>
           <w:sz w:val="27"/>
           <w:szCs w:val="27"/>
@@ -7024,7 +7024,7 @@
       <w:proofErr w:type="gramStart"/>
       <w:r>
         <w:rPr>
-          <w:rFonts w:cs="Times New Roman"/>
+          <w:rFonts w:cs="Times New Roman" w:ascii="Times New Roman" w:hAnsi="Times New Roman"/>
           <w:bCs/>
           <w:sz w:val="27"/>
           <w:szCs w:val="27"/>
@@ -7035,7 +7035,7 @@
       <w:proofErr w:type="gramEnd"/>
       <w:r>
         <w:rPr>
-          <w:rFonts w:cs="Times New Roman"/>
+          <w:rFonts w:cs="Times New Roman" w:ascii="Times New Roman" w:hAnsi="Times New Roman"/>
           <w:bCs/>
           <w:sz w:val="27"/>
           <w:szCs w:val="27"/>
@@ -7061,154 +7061,169 @@
       </w:pPr>
       <w:r>
         <w:rPr>
+          <w:rFonts w:cs="Times New Roman" w:ascii="Times New Roman" w:hAnsi="Times New Roman"/>
+          <w:bCs/>
+          <w:sz w:val="27"/>
+          <w:szCs w:val="27"/>
+          <w:lang w:val="ru-RU"/>
+        </w:rPr>
+        <w:t>Обучающийся</w:t>
+      </w:r>
+      <w:r>
+        <w:rPr>
+          <w:rFonts w:cs="Times New Roman" w:ascii="Times New Roman" w:hAnsi="Times New Roman"/>
+          <w:bCs/>
+          <w:sz w:val="27"/>
+          <w:szCs w:val="27"/>
+          <w:lang w:val="ru-RU"/>
+        </w:rPr>
+        <w:tab/>
+        <w:t xml:space="preserve">_________________/Чудаев </w:t>
+      </w:r>
+      <w:proofErr w:type="gramStart"/>
+      <w:r>
+        <w:rPr>
+          <w:rFonts w:cs="Times New Roman" w:ascii="Times New Roman" w:hAnsi="Times New Roman"/>
+          <w:bCs/>
+          <w:sz w:val="27"/>
+          <w:szCs w:val="27"/>
+          <w:lang w:val="ru-RU"/>
+        </w:rPr>
+        <w:t>И.С.</w:t>
+      </w:r>
+      <w:proofErr w:type="gramEnd"/>
+      <w:r>
+        <w:rPr>
+          <w:rFonts w:cs="Times New Roman" w:ascii="Times New Roman" w:hAnsi="Times New Roman"/>
+          <w:bCs/>
+          <w:sz w:val="27"/>
+          <w:szCs w:val="27"/>
+          <w:lang w:val="ru-RU"/>
+        </w:rPr>
+        <w:t>/</w:t>
+      </w:r>
+    </w:p>
+    <w:p>
+      <w:pPr>
+        <w:keepNext/>
+        <w:spacing w:line="240" w:lineRule="auto"/>
+        <w:rPr>
+          <w:rFonts w:cs="Times New Roman"/>
+          <w:lang w:val="ru-RU"/>
+        </w:rPr>
+      </w:pPr>
+      <w:r>
+        <w:rPr>
+          <w:rFonts w:cs="Times New Roman" w:ascii="Times New Roman" w:hAnsi="Times New Roman"/>
+          <w:b/>
+          <w:bCs/>
+          <w:sz w:val="27"/>
+          <w:szCs w:val="27"/>
+          <w:lang w:val="ru-RU"/>
+        </w:rPr>
+        <w:t>Согласовано:</w:t>
+      </w:r>
+    </w:p>
+    <w:p>
+      <w:pPr>
+        <w:tabs>
+          <w:tab w:val="left" w:pos="3402"/>
+        </w:tabs>
+        <w:spacing w:line="240" w:lineRule="auto"/>
+        <w:rPr>
           <w:rFonts w:cs="Times New Roman"/>
           <w:bCs/>
           <w:sz w:val="27"/>
           <w:szCs w:val="27"/>
           <w:lang w:val="ru-RU"/>
         </w:rPr>
-        <w:t>Обучающийся</w:t>
-      </w:r>
-      <w:r>
-        <w:rPr>
-          <w:rFonts w:cs="Times New Roman"/>
+      </w:pPr>
+      <w:r>
+        <w:rPr>
+          <w:rFonts w:cs="Times New Roman" w:ascii="Times New Roman" w:hAnsi="Times New Roman"/>
           <w:bCs/>
           <w:sz w:val="27"/>
           <w:szCs w:val="27"/>
           <w:lang w:val="ru-RU"/>
         </w:rPr>
-        <w:tab/>
-        <w:t xml:space="preserve">_________________/Чудаев </w:t>
-      </w:r>
-      <w:proofErr w:type="gramStart"/>
-      <w:r>
-        <w:rPr>
-          <w:rFonts w:cs="Times New Roman"/>
+        <w:t>Заведующий кафедрой</w:t>
+      </w:r>
+      <w:r>
+        <w:rPr>
+          <w:rFonts w:cs="Times New Roman" w:ascii="Times New Roman" w:hAnsi="Times New Roman"/>
           <w:bCs/>
           <w:sz w:val="27"/>
           <w:szCs w:val="27"/>
           <w:lang w:val="ru-RU"/>
         </w:rPr>
-        <w:t>И.С.</w:t>
-      </w:r>
-      <w:proofErr w:type="gramEnd"/>
-      <w:r>
-        <w:rPr>
-          <w:rFonts w:cs="Times New Roman"/>
+        <w:tab/>
+        <w:t>_________________/</w:t>
+      </w:r>
+      <w:proofErr w:type="spellStart"/>
+      <w:r>
+        <w:rPr>
+          <w:rFonts w:cs="Times New Roman" w:ascii="Times New Roman" w:hAnsi="Times New Roman"/>
           <w:bCs/>
           <w:sz w:val="27"/>
           <w:szCs w:val="27"/>
           <w:lang w:val="ru-RU"/>
         </w:rPr>
-        <w:t>/</w:t>
-      </w:r>
-    </w:p>
-    <w:p>
-      <w:pPr>
-        <w:keepNext/>
-        <w:spacing w:line="240" w:lineRule="auto"/>
-        <w:rPr>
-          <w:rFonts w:cs="Times New Roman"/>
-          <w:lang w:val="ru-RU"/>
-        </w:rPr>
-      </w:pPr>
-      <w:r>
-        <w:rPr>
-          <w:rFonts w:cs="Times New Roman"/>
-          <w:b/>
+        <w:t>Болбаков</w:t>
+      </w:r>
+      <w:proofErr w:type="spellEnd"/>
+      <w:r>
+        <w:rPr>
+          <w:rFonts w:cs="Times New Roman" w:ascii="Times New Roman" w:hAnsi="Times New Roman"/>
           <w:bCs/>
           <w:sz w:val="27"/>
           <w:szCs w:val="27"/>
           <w:lang w:val="ru-RU"/>
         </w:rPr>
-        <w:t>Согласовано:</w:t>
+        <w:t xml:space="preserve"> Р.Г., к.т.н./</w:t>
       </w:r>
     </w:p>
     <w:p>
       <w:pPr>
-        <w:tabs>
-          <w:tab w:val="left" w:pos="3402"/>
-        </w:tabs>
-        <w:spacing w:line="240" w:lineRule="auto"/>
-        <w:rPr>
-          <w:rFonts w:cs="Times New Roman"/>
-          <w:bCs/>
-          <w:sz w:val="27"/>
-          <w:szCs w:val="27"/>
-          <w:lang w:val="ru-RU"/>
-        </w:rPr>
-      </w:pPr>
-      <w:r>
-        <w:rPr>
-          <w:rFonts w:cs="Times New Roman"/>
-          <w:bCs/>
-          <w:sz w:val="27"/>
-          <w:szCs w:val="27"/>
-          <w:lang w:val="ru-RU"/>
-        </w:rPr>
-        <w:t>Заведующий кафедрой</w:t>
-      </w:r>
-      <w:r>
-        <w:rPr>
-          <w:rFonts w:cs="Times New Roman"/>
-          <w:bCs/>
-          <w:sz w:val="27"/>
-          <w:szCs w:val="27"/>
-          <w:lang w:val="ru-RU"/>
-        </w:rPr>
-        <w:tab/>
-        <w:t>_________________/</w:t>
-      </w:r>
-      <w:proofErr w:type="spellStart"/>
-      <w:r>
-        <w:rPr>
-          <w:rFonts w:cs="Times New Roman"/>
-          <w:bCs/>
-          <w:sz w:val="27"/>
-          <w:szCs w:val="27"/>
-          <w:lang w:val="ru-RU"/>
-        </w:rPr>
-        <w:t>Болбаков</w:t>
-      </w:r>
-      <w:proofErr w:type="spellEnd"/>
-      <w:r>
-        <w:rPr>
-          <w:rFonts w:cs="Times New Roman"/>
-          <w:bCs/>
-          <w:sz w:val="27"/>
-          <w:szCs w:val="27"/>
-          <w:lang w:val="ru-RU"/>
-        </w:rPr>
-        <w:t xml:space="preserve"> Р.Г., к.т.н./</w:t>
+        <w:rPr>
+          <w:lang w:val="ru-RU"/>
+        </w:rPr>
+      </w:pPr>
+      <w:r>
+        <w:rPr>
+          <w:rFonts w:ascii="Times New Roman" w:hAnsi="Times New Roman"/>
+          <w:lang w:val="ru-RU"/>
+        </w:rPr>
+        <w:br w:type="page"/>
       </w:r>
     </w:p>
     <w:p>
       <w:pPr>
-        <w:rPr>
-          <w:lang w:val="ru-RU"/>
-        </w:rPr>
-      </w:pPr>
-      <w:r>
-        <w:rPr>
-          <w:lang w:val="ru-RU"/>
-        </w:rPr>
-        <w:br w:type="page"/>
+        <w:pStyle w:val="1"/>
+        <w:rPr>
+          <w:lang w:val="ru-RU"/>
+        </w:rPr>
+      </w:pPr>
+      <w:r>
+        <w:rPr>
+          <w:rFonts w:ascii="Times New Roman" w:eastAsia="Times New Roman" w:hAnsi="Times New Roman"/>
+          <w:lang w:val="ru-RU"/>
+        </w:rPr>
+        <w:lastRenderedPageBreak/>
+        <w:t>ВВЕДЕНИЕ</w:t>
       </w:r>
     </w:p>
     <w:p>
       <w:pPr>
-        <w:pStyle w:val="1"/>
-        <w:rPr>
-          <w:lang w:val="ru-RU"/>
-        </w:rPr>
-      </w:pPr>
-      <w:r>
-        <w:rPr>
-          <w:rFonts w:ascii="Times New Roman" w:eastAsia="Times New Roman" w:hAnsi="Times New Roman"/>
-          <w:lang w:val="ru-RU"/>
-        </w:rPr>
-        <w:lastRenderedPageBreak/>
-        <w:t>ВВЕДЕНИЕ</w:t>
+        <w:rPr>
+          <w:lang w:val="ru-RU"/>
+        </w:rPr>
+      </w:pPr>
+      <w:r>
+        <w:rPr>
+          <w:rFonts w:ascii="Times New Roman" w:hAnsi="Times New Roman"/>
+          <w:lang w:val="ru-RU"/>
+        </w:rPr>
+        <w:t>Переработка картофеля является самостоятельным направлением пищевой промышленности, в котором качество готовой продукции определяется не только свойствами исходного сырья, но и устойчивостью технологических режимов на последовательных стадиях производства. Современные исследования российского картофелеперерабатывающего сектора связывают перспективы его развития с расширением промышленной переработки и выпуском продукции с более длительным сроком хранения [1]. Для переработчика это повышает значение прослеживаемости производственной партии, своевременного контроля параметров и фиксации отклонений.</w:t>
       </w:r>
     </w:p>
     <w:p>
@@ -7219,9 +7234,26 @@
       </w:pPr>
       <w:r>
         <w:rPr>
-          <w:lang w:val="ru-RU"/>
-        </w:rPr>
-        <w:t>Переработка картофеля является самостоятельным направлением пищевой промышленности, в котором качество готовой продукции определяется не только свойствами исходного сырья, но и устойчивостью технологических режимов на последовательных стадиях производства. Современные исследования российского картофелеперерабатывающего сектора связывают перспективы его развития с расширением промышленной переработки и выпуском продукции с более длительным сроком хранения [1]. Для переработчика это повышает значение прослеживаемости производственной партии, своевременного контроля параметров и фиксации отклонений.</w:t>
+          <w:rFonts w:ascii="Times New Roman" w:hAnsi="Times New Roman"/>
+          <w:lang w:val="ru-RU"/>
+        </w:rPr>
+        <w:t xml:space="preserve">В качестве предметной области учебной практики выбрано производство сухого картофельного пюре (картофельных хлопьев). Обзор производственных операций </w:t>
+      </w:r>
+      <w:proofErr w:type="spellStart"/>
+      <w:r>
+        <w:rPr>
+          <w:rFonts w:ascii="Times New Roman" w:hAnsi="Times New Roman"/>
+          <w:lang w:val="ru-RU"/>
+        </w:rPr>
+        <w:t>картофелепереработки</w:t>
+      </w:r>
+      <w:proofErr w:type="spellEnd"/>
+      <w:r>
+        <w:rPr>
+          <w:rFonts w:ascii="Times New Roman" w:hAnsi="Times New Roman"/>
+          <w:lang w:val="ru-RU"/>
+        </w:rPr>
+        <w:t xml:space="preserve"> показывает, что хлопья относятся к обезвоженным продуктам; их получение включает тепловую обработку картофеля и барабанную сушку картофельной массы [14]. При этом характеристики сырья, условия предварительной обработки и режимы сушки заметно влияют на структуру и функциональные свойства продуктов переработки картофеля [2–4, 10, 13, 15]. Поэтому для технолога существенна возможность видеть данные по партии не разрозненно, а в едином информационном контуре.</w:t>
       </w:r>
     </w:p>
     <w:p>
@@ -7232,23 +7264,10 @@
       </w:pPr>
       <w:r>
         <w:rPr>
-          <w:lang w:val="ru-RU"/>
-        </w:rPr>
-        <w:t xml:space="preserve">В качестве предметной области учебной практики выбрано производство сухого картофельного пюре (картофельных хлопьев). Обзор производственных операций </w:t>
-      </w:r>
-      <w:proofErr w:type="spellStart"/>
-      <w:r>
-        <w:rPr>
-          <w:lang w:val="ru-RU"/>
-        </w:rPr>
-        <w:t>картофелепереработки</w:t>
-      </w:r>
-      <w:proofErr w:type="spellEnd"/>
-      <w:r>
-        <w:rPr>
-          <w:lang w:val="ru-RU"/>
-        </w:rPr>
-        <w:t xml:space="preserve"> показывает, что хлопья относятся к обезвоженным продуктам; их получение включает тепловую обработку картофеля и барабанную сушку картофельной массы [14]. При этом характеристики сырья, условия предварительной обработки и режимы сушки заметно влияют на структуру и функциональные свойства продуктов переработки картофеля [2–4, 10, 13, 15]. Поэтому для технолога существенна возможность видеть данные по партии не разрозненно, а в едином информационном контуре.</w:t>
+          <w:rFonts w:ascii="Times New Roman" w:hAnsi="Times New Roman"/>
+          <w:lang w:val="ru-RU"/>
+        </w:rPr>
+        <w:t>В рамках практики рассматривается типовое картофелеперерабатывающее предприятие. Разрабатываемая информационная система не заменяет автоматическую систему управления оборудованием и не вмешивается непосредственно в контуры регулирования. Ее назначение – централизовать данные по производственной партии, обеспечить регистрацию контрольных показателей, сопоставление фактических значений с установленными пределами, фиксацию отклонений и формирование электронного протокола партии. Такой масштаб позволяет выделить конкретный бизнес-процесс с однозначным началом и результатом и в дальнейшем моделировать его на КТ2.</w:t>
       </w:r>
     </w:p>
     <w:p>
@@ -7259,9 +7278,11 @@
       </w:pPr>
       <w:r>
         <w:rPr>
-          <w:lang w:val="ru-RU"/>
-        </w:rPr>
-        <w:t>В рамках практики рассматривается типовое картофелеперерабатывающее предприятие. Разрабатываемая информационная система не заменяет автоматическую систему управления оборудованием и не вмешивается непосредственно в контуры регулирования. Ее назначение – централизовать данные по производственной партии, обеспечить регистрацию контрольных показателей, сопоставление фактических значений с установленными пределами, фиксацию отклонений и формирование электронного протокола партии. Такой масштаб позволяет выделить конкретный бизнес-процесс с однозначным началом и результатом и в дальнейшем моделировать его на КТ2.</w:t>
+          <w:rFonts w:ascii="Times New Roman" w:hAnsi="Times New Roman"/>
+          <w:lang w:val="ru-RU"/>
+        </w:rPr>
+        <w:lastRenderedPageBreak/>
+        <w:t>Объектом исследования является технологический процесс производства сухого картофельного пюре на пищевом предприятии.</w:t>
       </w:r>
     </w:p>
     <w:p>
@@ -7272,10 +7293,10 @@
       </w:pPr>
       <w:r>
         <w:rPr>
-          <w:lang w:val="ru-RU"/>
-        </w:rPr>
-        <w:lastRenderedPageBreak/>
-        <w:t>Объектом исследования является технологический процесс производства сухого картофельного пюре на пищевом предприятии.</w:t>
+          <w:rFonts w:ascii="Times New Roman" w:hAnsi="Times New Roman"/>
+          <w:lang w:val="ru-RU"/>
+        </w:rPr>
+        <w:t>Предметом исследования являются методы и программные средства информационного сопровождения, мониторинга и контроля технологических параметров производственной партии сухого картофельного пюре.</w:t>
       </w:r>
     </w:p>
     <w:p>
@@ -7286,19 +7307,7 @@
       </w:pPr>
       <w:r>
         <w:rPr>
-          <w:lang w:val="ru-RU"/>
-        </w:rPr>
-        <w:t>Предметом исследования являются методы и программные средства информационного сопровождения, мониторинга и контроля технологических параметров производственной партии сухого картофельного пюре.</w:t>
-      </w:r>
-    </w:p>
-    <w:p>
-      <w:pPr>
-        <w:rPr>
-          <w:lang w:val="ru-RU"/>
-        </w:rPr>
-      </w:pPr>
-      <w:r>
-        <w:rPr>
+          <w:rFonts w:ascii="Times New Roman" w:hAnsi="Times New Roman"/>
           <w:lang w:val="ru-RU"/>
         </w:rPr>
         <w:t>Цель практики – разработать информационную систему мониторинга и контроля технологических параметров производства сухого картофельного пюре, обеспечивающую централизованное ведение данных о партиях, регистрацию результатов контроля и поддержку принятия решения о соответствии готовой продукции установленным требованиям.</w:t>
@@ -7486,6 +7495,7 @@
       </w:pPr>
       <w:r>
         <w:rPr>
+          <w:rFonts w:ascii="Times New Roman" w:hAnsi="Times New Roman"/>
           <w:lang w:val="ru-RU"/>
         </w:rPr>
         <w:t>Для перерабатывающего предприятия принципиально важна пригодность сырья к конкретному продукту. Исследование состава сортов картофеля показывает, что промышленная пригодность определяется совокупностью хозяйственно ценных признаков, а не только внешним качеством клубней [2]. Спецификации предприятий могут включать требования к внутренним дефектам, цвету, содержанию сухих веществ и другим показателям [3]. Физиолого-биохимические свойства клубней и склонность к потемнению также способны изменяться в зависимости от условий выращивания и обработки [4]. Это означает, что контроль производственной партии должен начинаться до основной стадии сушки и учитывать результаты входного контроля сырья.</w:t>
@@ -7499,6 +7509,7 @@
       </w:pPr>
       <w:r>
         <w:rPr>
+          <w:rFonts w:ascii="Times New Roman" w:hAnsi="Times New Roman"/>
           <w:lang w:val="ru-RU"/>
         </w:rPr>
         <w:t xml:space="preserve">В международном обзоре производственных операций </w:t>
@@ -7506,6 +7517,7 @@
       <w:proofErr w:type="spellStart"/>
       <w:r>
         <w:rPr>
+          <w:rFonts w:ascii="Times New Roman" w:hAnsi="Times New Roman"/>
           <w:lang w:val="ru-RU"/>
         </w:rPr>
         <w:t>картофелепереработки</w:t>
@@ -7513,12 +7525,14 @@
       <w:proofErr w:type="spellEnd"/>
       <w:r>
         <w:rPr>
+          <w:rFonts w:ascii="Times New Roman" w:hAnsi="Times New Roman"/>
           <w:lang w:val="ru-RU"/>
         </w:rPr>
         <w:t xml:space="preserve"> картофельные хлопья отнесены к обезвоженным продуктам. В типовой схеме картофель проходит очистку и подготовку, тепловую обработку, превращение в картофельную массу, после чего для получения хлопьев применяется барабанная сушка; готовый обезвоженный продукт может храниться при обычной температуре при защите от влаги [14]. Такая последовательность </w:t>
       </w:r>
       <w:r>
         <w:rPr>
+          <w:rFonts w:ascii="Times New Roman" w:hAnsi="Times New Roman"/>
           <w:lang w:val="ru-RU"/>
         </w:rPr>
         <w:lastRenderedPageBreak/>
@@ -7533,6 +7547,7 @@
       </w:pPr>
       <w:r>
         <w:rPr>
+          <w:rFonts w:ascii="Times New Roman" w:hAnsi="Times New Roman"/>
           <w:lang w:val="ru-RU"/>
         </w:rPr>
         <w:t>Для сухих картофельных продуктов особенно значима стадия удаления влаги. Экспериментальные работы показывают, что режим предварительной обработки и способ сушки изменяют цвет, размер частиц, микроструктуру, пористость, способность к регидратации и другие показатели качества [10, 13, 15]. Следовательно, отклонение параметров сушки может проявиться уже после завершения длительной последовательности операций, когда стоимость исправления или браковки партии выше.</w:t>
@@ -7561,6 +7576,7 @@
       </w:pPr>
       <w:r>
         <w:rPr>
+          <w:rFonts w:ascii="Times New Roman" w:hAnsi="Times New Roman"/>
           <w:lang w:val="ru-RU"/>
         </w:rPr>
         <w:t xml:space="preserve">Контроль технологических параметров в пищевом производстве необходим не только для стабильности характеристик продукта, но и для обеспечения прослеживаемости решений. ГОСТ Р </w:t>
@@ -7568,6 +7584,7 @@
       <w:proofErr w:type="gramStart"/>
       <w:r>
         <w:rPr>
+          <w:rFonts w:ascii="Times New Roman" w:hAnsi="Times New Roman"/>
           <w:lang w:val="ru-RU"/>
         </w:rPr>
         <w:t>51705.1-2024</w:t>
@@ -7575,6 +7592,7 @@
       <w:proofErr w:type="gramEnd"/>
       <w:r>
         <w:rPr>
+          <w:rFonts w:ascii="Times New Roman" w:hAnsi="Times New Roman"/>
           <w:lang w:val="ru-RU"/>
         </w:rPr>
         <w:t>, устанавливающий общие требования к управлению качеством и безопасностью пищевых продуктов на основе принципов ХАССП, предусматривает мониторинг в критических контрольных точках и действия при выходе контролируемых параметров за установленные пределы [9]. Для информационной системы это означает необходимость сохранять не только конечный статус партии, но и фактические измерения, время регистрации, источник данных и сведения о корректирующих действиях.</w:t>
@@ -7592,10 +7610,8 @@
       <w:r>
         <w:rPr>
           <w:rFonts w:ascii="Times New Roman" w:hAnsi="Times New Roman"/>
-          <w:b w:val="0"/>
-          <w:sz w:val="28"/>
-        </w:rPr>
-        <w:t>Тенденция цифровизации пищевых производств подтверждается работами, посвященными цифровной непрерывности и моделированию технологических линий. В исследовании процессов производства мясного фарша компьютерное управление рассматривается через связь технологических данных, моделей и критериев качества [5]. Компьютерная симуляция пищевого продукта применяется для сопоставления расчетных и фактических характеристик [6]. На более общем уровне внедрение цифровых моделей связывается с повышением прозрачности процессов, верификацией данных и последовательным планированием цифровой трансформации предприятия [8].</w:t>
+        </w:rPr>
+        <w:t>Тенденция цифровизации пищевых производств подтверждается работами, посвященными цифровой непрерывности и моделированию технологических линий. В исследовании процессов производства мясного фарша компьютерное управление рассматривается через связь технологических данных, моделей и критериев качества [5]. Компьютерная симуляция пищевого продукта применяется для сопоставления расчетных и фактических характеристик [6]. Для хлебопекарных линий цифровые двойники исследуются как средство анализа и оптимизации производственного процесса [7]. На более общем уровне внедрение цифровых моделей связывается с повышением прозрачности процессов, верификацией данных и последовательным планированием цифровой трансформации предприятия [8].</w:t>
       </w:r>
     </w:p>
     <w:p>
@@ -7606,6 +7622,7 @@
       </w:pPr>
       <w:r>
         <w:rPr>
+          <w:rFonts w:ascii="Times New Roman" w:hAnsi="Times New Roman"/>
           <w:lang w:val="ru-RU"/>
         </w:rPr>
         <w:t>Для выбранной темы не требуется реализовывать полноценный цифровой двойник технологической линии. На первом этапе достаточно обеспечить цифровую непрерывность данных о партии: от входного контроля сырья до итогового решения. Такой подход реалистичен для учебного проекта и одновременно создает основу для дальнейшего расширения – подключения телеметрии оборудования, построения аналитики и прогнозирования отклонений.</w:t>
@@ -7634,42 +7651,59 @@
       </w:pPr>
       <w:r>
         <w:rPr>
+          <w:rFonts w:ascii="Times New Roman" w:hAnsi="Times New Roman"/>
           <w:lang w:val="ru-RU"/>
         </w:rPr>
         <w:t xml:space="preserve">Современные исследования демонстрируют возможность получать информацию о ходе сушки без разрушения продукта. </w:t>
       </w:r>
       <w:r>
+        <w:rPr>
+          <w:rFonts w:ascii="Times New Roman" w:hAnsi="Times New Roman"/>
+        </w:rPr>
         <w:t>V</w:t>
       </w:r>
       <w:r>
         <w:rPr>
+          <w:rFonts w:ascii="Times New Roman" w:hAnsi="Times New Roman"/>
           <w:lang w:val="ru-RU"/>
         </w:rPr>
         <w:t xml:space="preserve">. </w:t>
       </w:r>
       <w:r>
+        <w:rPr>
+          <w:rFonts w:ascii="Times New Roman" w:hAnsi="Times New Roman"/>
+        </w:rPr>
         <w:t>Sanchez</w:t>
       </w:r>
       <w:r>
         <w:rPr>
+          <w:rFonts w:ascii="Times New Roman" w:hAnsi="Times New Roman"/>
           <w:lang w:val="ru-RU"/>
         </w:rPr>
         <w:t>-</w:t>
       </w:r>
       <w:r>
+        <w:rPr>
+          <w:rFonts w:ascii="Times New Roman" w:hAnsi="Times New Roman"/>
+        </w:rPr>
         <w:t>Jimenez</w:t>
       </w:r>
       <w:r>
         <w:rPr>
+          <w:rFonts w:ascii="Times New Roman" w:hAnsi="Times New Roman"/>
           <w:lang w:val="ru-RU"/>
         </w:rPr>
         <w:t xml:space="preserve"> и соавторы показали применимость воздушно-связанного ультразвука для неинвазивного мониторинга изменения свойств картофельных ломтиков во время сушки и возможность прогнозировать текстурные характеристики по ультразвуковым параметрам [11]. Другая работа предлагает использовать компьютерное зрение и модель </w:t>
       </w:r>
       <w:r>
+        <w:rPr>
+          <w:rFonts w:ascii="Times New Roman" w:hAnsi="Times New Roman"/>
+        </w:rPr>
         <w:t>LSTM</w:t>
       </w:r>
       <w:r>
         <w:rPr>
+          <w:rFonts w:ascii="Times New Roman" w:hAnsi="Times New Roman"/>
           <w:lang w:val="ru-RU"/>
         </w:rPr>
         <w:t xml:space="preserve"> для мониторинга сушки картофельных ломтиков в реальном времени по цветовым признакам изображения [12]. Эти методы показывают общий вектор развития: часть результатов контроля может поступать в информационную систему автоматически, а не переноситься оператором вручную.</w:t>
@@ -7683,68 +7717,94 @@
       </w:pPr>
       <w:r>
         <w:rPr>
+          <w:rFonts w:ascii="Times New Roman" w:hAnsi="Times New Roman"/>
           <w:lang w:val="ru-RU"/>
         </w:rPr>
         <w:t xml:space="preserve">В работе </w:t>
       </w:r>
       <w:r>
+        <w:rPr>
+          <w:rFonts w:ascii="Times New Roman" w:hAnsi="Times New Roman"/>
+        </w:rPr>
         <w:t>Y</w:t>
       </w:r>
       <w:r>
         <w:rPr>
+          <w:rFonts w:ascii="Times New Roman" w:hAnsi="Times New Roman"/>
           <w:lang w:val="ru-RU"/>
         </w:rPr>
         <w:t xml:space="preserve">. </w:t>
       </w:r>
       <w:r>
+        <w:rPr>
+          <w:rFonts w:ascii="Times New Roman" w:hAnsi="Times New Roman"/>
+        </w:rPr>
         <w:t>Sikiru</w:t>
       </w:r>
       <w:r>
         <w:rPr>
+          <w:rFonts w:ascii="Times New Roman" w:hAnsi="Times New Roman"/>
           <w:lang w:val="ru-RU"/>
         </w:rPr>
         <w:t xml:space="preserve">, </w:t>
       </w:r>
       <w:r>
+        <w:rPr>
+          <w:rFonts w:ascii="Times New Roman" w:hAnsi="Times New Roman"/>
+        </w:rPr>
         <w:t>J</w:t>
       </w:r>
       <w:r>
         <w:rPr>
+          <w:rFonts w:ascii="Times New Roman" w:hAnsi="Times New Roman"/>
           <w:lang w:val="ru-RU"/>
         </w:rPr>
         <w:t xml:space="preserve">. </w:t>
       </w:r>
       <w:r>
+        <w:rPr>
+          <w:rFonts w:ascii="Times New Roman" w:hAnsi="Times New Roman"/>
+        </w:rPr>
         <w:t>Paliwal</w:t>
       </w:r>
       <w:r>
         <w:rPr>
+          <w:rFonts w:ascii="Times New Roman" w:hAnsi="Times New Roman"/>
           <w:lang w:val="ru-RU"/>
         </w:rPr>
         <w:t xml:space="preserve"> и </w:t>
       </w:r>
       <w:r>
+        <w:rPr>
+          <w:rFonts w:ascii="Times New Roman" w:hAnsi="Times New Roman"/>
+        </w:rPr>
         <w:t>C</w:t>
       </w:r>
       <w:r>
         <w:rPr>
+          <w:rFonts w:ascii="Times New Roman" w:hAnsi="Times New Roman"/>
           <w:lang w:val="ru-RU"/>
         </w:rPr>
         <w:t xml:space="preserve">. </w:t>
       </w:r>
       <w:proofErr w:type="spellStart"/>
       <w:r>
+        <w:rPr>
+          <w:rFonts w:ascii="Times New Roman" w:hAnsi="Times New Roman"/>
+        </w:rPr>
         <w:t>Erkinbaev</w:t>
       </w:r>
       <w:proofErr w:type="spellEnd"/>
       <w:r>
         <w:rPr>
+          <w:rFonts w:ascii="Times New Roman" w:hAnsi="Times New Roman"/>
           <w:lang w:val="ru-RU"/>
         </w:rPr>
         <w:t xml:space="preserve"> сравниваются сублимационная, инфракрасная и конвективная сушка картофеля и предлагается комплексная оценка качества и энергопотребления [10]. Авторы подчеркивают необходимость баланса между качеством продукта и эффективностью процесса. Для разрабатываемой системы этот вывод важен методически: карточка партии </w:t>
       </w:r>
       <w:r>
         <w:rPr>
+          <w:rFonts w:ascii="Times New Roman" w:hAnsi="Times New Roman"/>
           <w:lang w:val="ru-RU"/>
         </w:rPr>
         <w:lastRenderedPageBreak/>
@@ -7759,6 +7819,7 @@
       </w:pPr>
       <w:r>
         <w:rPr>
+          <w:rFonts w:ascii="Times New Roman" w:hAnsi="Times New Roman"/>
           <w:lang w:val="ru-RU"/>
         </w:rPr>
         <w:t>Таким образом, информационная система мониторинга должна быть отделена от конкретного датчика или способа измерения. Часть значений может вводиться оператором или лаборантом, часть – поступать от оборудования или внешнего модуля. Единая модель данных позволяет сохранить целостность процесса и в дальнейшем подключать новые источники измерений без изменения его бизнес-логики.</w:t>
@@ -7787,6 +7848,7 @@
       </w:pPr>
       <w:r>
         <w:rPr>
+          <w:rFonts w:ascii="Times New Roman" w:hAnsi="Times New Roman"/>
           <w:lang w:val="ru-RU"/>
         </w:rPr>
         <w:t>В базовом варианте процесса данные о сырье, текущих режимах оборудования, лабораторных измерениях и выявленных отклонениях могут находиться в разных журналах, таблицах или локальных файлах. Такое разбиение создает четыре практические проблемы: повторный ручной ввод, задержку обнаружения отклонения, сложность восстановления полной истории партии и трудоемкость подготовки сводной информации для технолога.</w:t>
@@ -7800,6 +7862,7 @@
       </w:pPr>
       <w:r>
         <w:rPr>
+          <w:rFonts w:ascii="Times New Roman" w:hAnsi="Times New Roman"/>
           <w:lang w:val="ru-RU"/>
         </w:rPr>
         <w:t>Автоматизация целесообразна, поскольку основным объектом работы сотрудников является структурированный набор данных, а значительная часть проверок формализуема. Для каждого контролируемого показателя можно хранить единицу измерения, допустимый диапазон, фактическое значение, время и автора регистрации. При выходе за пределы система способна автоматически сформировать событие отклонения, потребовать комментарий и корректирующее действие, а затем включить эту информацию в итоговый протокол.</w:t>
@@ -7813,12 +7876,14 @@
       </w:pPr>
       <w:r>
         <w:rPr>
+          <w:rFonts w:ascii="Times New Roman" w:hAnsi="Times New Roman"/>
           <w:lang w:val="ru-RU"/>
         </w:rPr>
         <w:t xml:space="preserve">После внедрения системы выбранный бизнес-процесс действительно изменяется: вместо последовательного сбора сведений из разных источников технолог получает единую карточку партии; проверка предельных значений выполняется автоматически; результат контроля формируется на основе </w:t>
       </w:r>
       <w:r>
         <w:rPr>
+          <w:rFonts w:ascii="Times New Roman" w:hAnsi="Times New Roman"/>
           <w:lang w:val="ru-RU"/>
         </w:rPr>
         <w:lastRenderedPageBreak/>
@@ -7863,6 +7928,7 @@
       </w:pPr>
       <w:r>
         <w:rPr>
+          <w:rFonts w:ascii="Times New Roman" w:hAnsi="Times New Roman"/>
           <w:lang w:val="ru-RU"/>
         </w:rPr>
         <w:t>Основной бизнес-процесс для дальнейшего моделирования формулируется как «Контроль технологических параметров производственной партии сухого картофельного пюре». Это не вся деятельность предприятия и не весь производственный цикл в организационном смысле, а конкретный управляемый процесс информационного сопровождения одной партии.</w:t>
@@ -7876,6 +7942,7 @@
       </w:pPr>
       <w:r>
         <w:rPr>
+          <w:rFonts w:ascii="Times New Roman" w:hAnsi="Times New Roman"/>
           <w:lang w:val="ru-RU"/>
         </w:rPr>
         <w:t>Событие начала процесса – назначение производственной партии и создание ее карточки перед допуском сырья в технологический цикл. Событие завершения – утверждение технологом итогового электронного протокола и присвоение партии результата контроля: «соответствует», «требует корректирующих действий/повторного контроля» либо «не соответствует». После утверждения результат передается ответственному за дальнейшее движение готовой продукции, например начальнику смены или сотруднику склада.</w:t>
@@ -7889,6 +7956,7 @@
       </w:pPr>
       <w:r>
         <w:rPr>
+          <w:rFonts w:ascii="Times New Roman" w:hAnsi="Times New Roman"/>
           <w:lang w:val="ru-RU"/>
         </w:rPr>
         <w:t>Такое определение границ позволяет однозначно установить один объект контроля – производственную партию, конкретный вход – данные о сырье, нормативных пределах и текущих измерениях – и один конечный информационный результат – утвержденный протокол контроля партии.</w:t>
@@ -7918,6 +7986,7 @@
       </w:pPr>
       <w:r>
         <w:rPr>
+          <w:rFonts w:ascii="Times New Roman" w:hAnsi="Times New Roman"/>
           <w:lang w:val="ru-RU"/>
         </w:rPr>
         <w:t>– Оператор производственной линии – привязывает фактические параметры работы оборудования и сведения о выполнении операций к текущей партии; подтверждает события, которые не поступают автоматически.</w:t>
@@ -7932,6 +8001,7 @@
       </w:pPr>
       <w:r>
         <w:rPr>
+          <w:rFonts w:ascii="Times New Roman" w:hAnsi="Times New Roman"/>
           <w:lang w:val="ru-RU"/>
         </w:rPr>
         <w:lastRenderedPageBreak/>
@@ -7947,6 +8017,7 @@
       </w:pPr>
       <w:r>
         <w:rPr>
+          <w:rFonts w:ascii="Times New Roman" w:hAnsi="Times New Roman"/>
           <w:lang w:val="ru-RU"/>
         </w:rPr>
         <w:t>– Технолог – задает или выбирает нормативные пределы показателей, контролирует отклонения, принимает решение по партии и утверждает итоговый протокол.</w:t>
@@ -7961,6 +8032,7 @@
       </w:pPr>
       <w:r>
         <w:rPr>
+          <w:rFonts w:ascii="Times New Roman" w:hAnsi="Times New Roman"/>
           <w:lang w:val="ru-RU"/>
         </w:rPr>
         <w:t>– Начальник смены – получает итоговый статус партии и информацию о существенных отклонениях, организует корректирующие действия на производстве.</w:t>
@@ -7975,6 +8047,7 @@
       </w:pPr>
       <w:r>
         <w:rPr>
+          <w:rFonts w:ascii="Times New Roman" w:hAnsi="Times New Roman"/>
           <w:lang w:val="ru-RU"/>
         </w:rPr>
         <w:t>– Информационная система – хранит карточку партии и измерения, проверяет значения относительно установленных пределов, формирует события отклонений и итоговый протокол. Система является механизмом автоматизации, а не самостоятельным бизнес-участником, принимающим технологическое решение.</w:t>
@@ -8003,6 +8076,7 @@
       </w:pPr>
       <w:r>
         <w:rPr>
+          <w:rFonts w:ascii="Times New Roman" w:hAnsi="Times New Roman"/>
           <w:lang w:val="ru-RU"/>
         </w:rPr>
         <w:t>Входом процесса является совокупность данных, необходимых для контроля конкретной партии: идентификатор и время запуска партии; сведения о поступившем сырье; результаты входного контроля; выбранная технологическая спецификация; нормативные пределы контролируемых показателей; данные о состоянии и режимах оборудования; результаты промежуточных и итоговых измерений. Источниками входных данных выступают лаборант, оператор, технолог, а при наличии интеграции – датчики и информационные интерфейсы производственного оборудования.</w:t>
@@ -8031,6 +8105,7 @@
       </w:pPr>
       <w:r>
         <w:rPr>
+          <w:rFonts w:ascii="Times New Roman" w:hAnsi="Times New Roman"/>
           <w:lang w:val="ru-RU"/>
         </w:rPr>
         <w:t>1. Создание карточки партии. Оператор или технолог создает запись о новой партии, указывает идентификатор, вид продукта, дату и смену, после чего система фиксирует ответственных лиц.</w:t>
@@ -8044,6 +8119,7 @@
       </w:pPr>
       <w:r>
         <w:rPr>
+          <w:rFonts w:ascii="Times New Roman" w:hAnsi="Times New Roman"/>
           <w:lang w:val="ru-RU"/>
         </w:rPr>
         <w:lastRenderedPageBreak/>
@@ -8058,6 +8134,7 @@
       </w:pPr>
       <w:r>
         <w:rPr>
+          <w:rFonts w:ascii="Times New Roman" w:hAnsi="Times New Roman"/>
           <w:lang w:val="ru-RU"/>
         </w:rPr>
         <w:t>3. Назначение технологической спецификации. Технолог выбирает набор контролируемых параметров и их допустимые пределы для данной партии. Система сохраняет версию спецификации, чтобы позднее можно было восстановить условия, по которым принималось решение.</w:t>
@@ -8071,6 +8148,7 @@
       </w:pPr>
       <w:r>
         <w:rPr>
+          <w:rFonts w:ascii="Times New Roman" w:hAnsi="Times New Roman"/>
           <w:lang w:val="ru-RU"/>
         </w:rPr>
         <w:t xml:space="preserve">4. Контроль подготовительных операций. В карточке партии регистрируются прохождение мойки, сортировки, очистки и подготовки сырья. Производственный обзор </w:t>
@@ -8078,6 +8156,7 @@
       <w:proofErr w:type="spellStart"/>
       <w:r>
         <w:rPr>
+          <w:rFonts w:ascii="Times New Roman" w:hAnsi="Times New Roman"/>
           <w:lang w:val="ru-RU"/>
         </w:rPr>
         <w:t>картофелепереработки</w:t>
@@ -8085,6 +8164,7 @@
       <w:proofErr w:type="spellEnd"/>
       <w:r>
         <w:rPr>
+          <w:rFonts w:ascii="Times New Roman" w:hAnsi="Times New Roman"/>
           <w:lang w:val="ru-RU"/>
         </w:rPr>
         <w:t xml:space="preserve"> относит данные операции к типовой последовательности подготовки картофеля [14].</w:t>
@@ -8098,6 +8178,7 @@
       </w:pPr>
       <w:r>
         <w:rPr>
+          <w:rFonts w:ascii="Times New Roman" w:hAnsi="Times New Roman"/>
           <w:lang w:val="ru-RU"/>
         </w:rPr>
         <w:t>5. Контроль тепловой обработки и приготовления картофельной массы. Для стадии варки/бланширования и подготовки пюре фиксируются заданные технологом показатели и фактические значения. При выходе параметра за установленный предел создается событие отклонения.</w:t>
@@ -8111,6 +8192,7 @@
       </w:pPr>
       <w:r>
         <w:rPr>
+          <w:rFonts w:ascii="Times New Roman" w:hAnsi="Times New Roman"/>
           <w:lang w:val="ru-RU"/>
         </w:rPr>
         <w:t>6. Контроль обезвоживания. На стадии барабанной сушки фиксируются параметры, определенные технологической спецификацией, а также результаты измерения влажности/состояния продукта. Значимость режима сушки для структуры и качества сухих картофельных продуктов подтверждается исследованиями различных методов обезвоживания [10, 13, 15].</w:t>
@@ -8124,6 +8206,7 @@
       </w:pPr>
       <w:r>
         <w:rPr>
+          <w:rFonts w:ascii="Times New Roman" w:hAnsi="Times New Roman"/>
           <w:lang w:val="ru-RU"/>
         </w:rPr>
         <w:t>7. Регистрация корректирующих действий. Если система выявляет превышение допустимого предела, оператор или технолог указывает причину, выполненное действие и результат повторной проверки. До закрытия критического отклонения процесс не может перейти к финальному утверждению.</w:t>
@@ -8137,6 +8220,7 @@
       </w:pPr>
       <w:r>
         <w:rPr>
+          <w:rFonts w:ascii="Times New Roman" w:hAnsi="Times New Roman"/>
           <w:lang w:val="ru-RU"/>
         </w:rPr>
         <w:t>8. Выходной контроль качества. Лаборант вводит результаты контроля готового продукта. При необходимости система поддерживает повторное измерение с сохранением истории значений.</w:t>
@@ -8150,6 +8234,7 @@
       </w:pPr>
       <w:r>
         <w:rPr>
+          <w:rFonts w:ascii="Times New Roman" w:hAnsi="Times New Roman"/>
           <w:lang w:val="ru-RU"/>
         </w:rPr>
         <w:lastRenderedPageBreak/>
@@ -8164,6 +8249,7 @@
       </w:pPr>
       <w:r>
         <w:rPr>
+          <w:rFonts w:ascii="Times New Roman" w:hAnsi="Times New Roman"/>
           <w:lang w:val="ru-RU"/>
         </w:rPr>
         <w:t>10. Утверждение результата. Технолог просматривает сформированный протокол и принимает итоговое решение. Система фиксирует автора и время решения, после чего статус партии передается следующему участнику процесса.</w:t>
@@ -8192,6 +8278,7 @@
       </w:pPr>
       <w:r>
         <w:rPr>
+          <w:rFonts w:ascii="Times New Roman" w:hAnsi="Times New Roman"/>
           <w:lang w:val="ru-RU"/>
         </w:rPr>
         <w:t>Выход процесса – утвержденный электронный протокол контроля производственной партии с итоговым статусом. Получателями результата являются технолог, начальник смены и сотрудник, отвечающий за последующее перемещение или хранение готовой продукции. Протокол должен обеспечивать прослеживаемость: по нему можно установить, какие значения были зарегистрированы, когда возникали отклонения, какие действия выполнялись и кем принято итоговое решение.</w:t>
@@ -8221,6 +8308,7 @@
       </w:pPr>
       <w:r>
         <w:rPr>
+          <w:rFonts w:ascii="Times New Roman" w:hAnsi="Times New Roman"/>
           <w:lang w:val="ru-RU"/>
         </w:rPr>
         <w:t>– разрозненность данных между бумажными журналами, электронными таблицами и локальными файлами;</w:t>
@@ -8235,6 +8323,7 @@
       </w:pPr>
       <w:r>
         <w:rPr>
+          <w:rFonts w:ascii="Times New Roman" w:hAnsi="Times New Roman"/>
           <w:lang w:val="ru-RU"/>
         </w:rPr>
         <w:t>– повторный ручной ввод одних и тех же сведений и риск ошибок при переносе;</w:t>
@@ -8249,6 +8338,7 @@
       </w:pPr>
       <w:r>
         <w:rPr>
+          <w:rFonts w:ascii="Times New Roman" w:hAnsi="Times New Roman"/>
           <w:lang w:val="ru-RU"/>
         </w:rPr>
         <w:t>– задержка между возникновением отклонения и его обнаружением ответственным сотрудником;</w:t>
@@ -8263,6 +8353,7 @@
       </w:pPr>
       <w:r>
         <w:rPr>
+          <w:rFonts w:ascii="Times New Roman" w:hAnsi="Times New Roman"/>
           <w:lang w:val="ru-RU"/>
         </w:rPr>
         <w:t>– отсутствие единой временной шкалы событий по партии;</w:t>
@@ -8277,6 +8368,7 @@
       </w:pPr>
       <w:r>
         <w:rPr>
+          <w:rFonts w:ascii="Times New Roman" w:hAnsi="Times New Roman"/>
           <w:lang w:val="ru-RU"/>
         </w:rPr>
         <w:t>– сложность проверки того, какое нормативное значение действовало в момент производства партии;</w:t>
@@ -8291,6 +8383,7 @@
       </w:pPr>
       <w:r>
         <w:rPr>
+          <w:rFonts w:ascii="Times New Roman" w:hAnsi="Times New Roman"/>
           <w:lang w:val="ru-RU"/>
         </w:rPr>
         <w:t>– трудоемкое формирование итогового протокола и статистики по повторяющимся отклонениям;</w:t>
@@ -8305,6 +8398,7 @@
       </w:pPr>
       <w:r>
         <w:rPr>
+          <w:rFonts w:ascii="Times New Roman" w:hAnsi="Times New Roman"/>
           <w:lang w:val="ru-RU"/>
         </w:rPr>
         <w:lastRenderedPageBreak/>
@@ -8319,6 +8413,7 @@
       </w:pPr>
       <w:r>
         <w:rPr>
+          <w:rFonts w:ascii="Times New Roman" w:hAnsi="Times New Roman"/>
           <w:lang w:val="ru-RU"/>
         </w:rPr>
         <w:t>Перечисленные проблемы являются рабочей моделью «как есть» для учебного проекта. При привязке системы к конкретному предприятию состав документов, перечень измеряемых параметров и точки ввода данных должны быть уточнены обследованием реального процесса.</w:t>
@@ -8347,6 +8442,7 @@
       </w:pPr>
       <w:r>
         <w:rPr>
+          <w:rFonts w:ascii="Times New Roman" w:hAnsi="Times New Roman"/>
           <w:lang w:val="ru-RU"/>
         </w:rPr>
         <w:t>В целевом процессе данные каждой партии регистрируются в единой базе данных; нормативы и фактические измерения связаны с одной карточкой; проверка допустимых пределов выполняется сразу после ввода или получения значения; отклонение становится отдельной сущностью с ответственным и статусом; итоговый протокол формируется автоматически из уже сохраненных записей. Решение о пригодности продукта остается за технологом. Таким образом, система автоматизирует информационные и контрольные действия, не подменяя ответственность специалиста.</w:t>
@@ -8390,99 +8486,138 @@
       </w:pPr>
       <w:r>
         <w:rPr>
+          <w:rFonts w:ascii="Times New Roman" w:hAnsi="Times New Roman"/>
           <w:lang w:val="ru-RU"/>
         </w:rPr>
         <w:t xml:space="preserve">В качестве основной среды разработки выбран </w:t>
       </w:r>
       <w:r>
+        <w:rPr>
+          <w:rFonts w:ascii="Times New Roman" w:hAnsi="Times New Roman"/>
+        </w:rPr>
         <w:t>Visual</w:t>
       </w:r>
       <w:r>
         <w:rPr>
+          <w:rFonts w:ascii="Times New Roman" w:hAnsi="Times New Roman"/>
           <w:lang w:val="ru-RU"/>
         </w:rPr>
         <w:t xml:space="preserve"> </w:t>
       </w:r>
       <w:r>
+        <w:rPr>
+          <w:rFonts w:ascii="Times New Roman" w:hAnsi="Times New Roman"/>
+        </w:rPr>
         <w:t>Studio</w:t>
       </w:r>
       <w:r>
         <w:rPr>
+          <w:rFonts w:ascii="Times New Roman" w:hAnsi="Times New Roman"/>
           <w:lang w:val="ru-RU"/>
         </w:rPr>
         <w:t xml:space="preserve"> </w:t>
       </w:r>
       <w:r>
+        <w:rPr>
+          <w:rFonts w:ascii="Times New Roman" w:hAnsi="Times New Roman"/>
+        </w:rPr>
         <w:t>Code</w:t>
       </w:r>
       <w:r>
         <w:rPr>
+          <w:rFonts w:ascii="Times New Roman" w:hAnsi="Times New Roman"/>
           <w:lang w:val="ru-RU"/>
         </w:rPr>
         <w:t xml:space="preserve"> </w:t>
       </w:r>
       <w:r>
         <w:rPr>
+          <w:rFonts w:ascii="Times New Roman" w:hAnsi="Times New Roman"/>
           <w:lang w:val="ru-RU"/>
         </w:rPr>
         <w:t>версии 1.142.0</w:t>
       </w:r>
       <w:r>
         <w:rPr>
+          <w:rFonts w:ascii="Times New Roman" w:hAnsi="Times New Roman"/>
           <w:lang w:val="ru-RU"/>
         </w:rPr>
         <w:t xml:space="preserve">. Редактор подходит для учебного проекта благодаря поддержке расширений для </w:t>
       </w:r>
       <w:r>
+        <w:rPr>
+          <w:rFonts w:ascii="Times New Roman" w:hAnsi="Times New Roman"/>
+        </w:rPr>
         <w:t>Python</w:t>
       </w:r>
       <w:r>
         <w:rPr>
+          <w:rFonts w:ascii="Times New Roman" w:hAnsi="Times New Roman"/>
           <w:lang w:val="ru-RU"/>
         </w:rPr>
         <w:t xml:space="preserve">, </w:t>
       </w:r>
       <w:r>
+        <w:rPr>
+          <w:rFonts w:ascii="Times New Roman" w:hAnsi="Times New Roman"/>
+        </w:rPr>
         <w:t>Java</w:t>
       </w:r>
       <w:r>
         <w:rPr>
+          <w:rFonts w:ascii="Times New Roman" w:hAnsi="Times New Roman"/>
           <w:lang w:val="ru-RU"/>
         </w:rPr>
         <w:t xml:space="preserve">, </w:t>
       </w:r>
       <w:r>
+        <w:rPr>
+          <w:rFonts w:ascii="Times New Roman" w:hAnsi="Times New Roman"/>
+        </w:rPr>
         <w:t>Git</w:t>
       </w:r>
       <w:r>
         <w:rPr>
+          <w:rFonts w:ascii="Times New Roman" w:hAnsi="Times New Roman"/>
           <w:lang w:val="ru-RU"/>
         </w:rPr>
         <w:t xml:space="preserve">, </w:t>
       </w:r>
       <w:r>
+        <w:rPr>
+          <w:rFonts w:ascii="Times New Roman" w:hAnsi="Times New Roman"/>
+        </w:rPr>
         <w:t>SQL</w:t>
       </w:r>
       <w:r>
         <w:rPr>
+          <w:rFonts w:ascii="Times New Roman" w:hAnsi="Times New Roman"/>
           <w:lang w:val="ru-RU"/>
         </w:rPr>
         <w:t xml:space="preserve"> и средств отладки. Он позволяет вести в одном рабочем пространстве серверную часть, модули обработки данных, конфигурационные файлы и документацию, не навязывая жесткую структуру проекта. Для данной работы это удобно, поскольку система предполагает сочетание </w:t>
       </w:r>
       <w:r>
+        <w:rPr>
+          <w:rFonts w:ascii="Times New Roman" w:hAnsi="Times New Roman"/>
+        </w:rPr>
         <w:t>Java</w:t>
       </w:r>
       <w:r>
         <w:rPr>
+          <w:rFonts w:ascii="Times New Roman" w:hAnsi="Times New Roman"/>
           <w:lang w:val="ru-RU"/>
         </w:rPr>
         <w:t xml:space="preserve">-компонентов основной бизнес-логики и </w:t>
       </w:r>
       <w:r>
+        <w:rPr>
+          <w:rFonts w:ascii="Times New Roman" w:hAnsi="Times New Roman"/>
+        </w:rPr>
         <w:t>Python</w:t>
       </w:r>
       <w:r>
         <w:rPr>
+          <w:rFonts w:ascii="Times New Roman" w:hAnsi="Times New Roman"/>
           <w:lang w:val="ru-RU"/>
         </w:rPr>
         <w:t>-модулей для обработки и анализа технологических данных.</w:t>
@@ -8545,42 +8680,59 @@
       </w:pPr>
       <w:r>
         <w:rPr>
+          <w:rFonts w:ascii="Times New Roman" w:hAnsi="Times New Roman"/>
           <w:lang w:val="ru-RU"/>
         </w:rPr>
         <w:t xml:space="preserve">В качестве СУБД выбрана </w:t>
       </w:r>
       <w:r>
+        <w:rPr>
+          <w:rFonts w:ascii="Times New Roman" w:hAnsi="Times New Roman"/>
+        </w:rPr>
         <w:t>PostgreSQL</w:t>
       </w:r>
       <w:r>
         <w:rPr>
+          <w:rFonts w:ascii="Times New Roman" w:hAnsi="Times New Roman"/>
           <w:lang w:val="ru-RU"/>
         </w:rPr>
         <w:t xml:space="preserve"> 18.6 – текущая поддерживаемая минорная версия ветки </w:t>
       </w:r>
       <w:r>
+        <w:rPr>
+          <w:rFonts w:ascii="Times New Roman" w:hAnsi="Times New Roman"/>
+        </w:rPr>
         <w:t>PostgreSQL</w:t>
       </w:r>
       <w:r>
         <w:rPr>
+          <w:rFonts w:ascii="Times New Roman" w:hAnsi="Times New Roman"/>
           <w:lang w:val="ru-RU"/>
         </w:rPr>
         <w:t xml:space="preserve"> 18 на момент подготовки отчета. Реляционная модель подходит предметной области, поскольку основные сущности имеют четкие связи: партия, спецификация, параметр, измерение, отклонение, корректирующее действие и пользователь. Ограничения целостности и транзакции </w:t>
       </w:r>
       <w:r>
+        <w:rPr>
+          <w:rFonts w:ascii="Times New Roman" w:hAnsi="Times New Roman"/>
+        </w:rPr>
         <w:t>PostgreSQL</w:t>
       </w:r>
       <w:r>
         <w:rPr>
+          <w:rFonts w:ascii="Times New Roman" w:hAnsi="Times New Roman"/>
           <w:lang w:val="ru-RU"/>
         </w:rPr>
         <w:t xml:space="preserve"> позволяют не допускать появления логически несогласованных записей, а </w:t>
       </w:r>
       <w:r>
+        <w:rPr>
+          <w:rFonts w:ascii="Times New Roman" w:hAnsi="Times New Roman"/>
+        </w:rPr>
         <w:t>SQL</w:t>
       </w:r>
       <w:r>
         <w:rPr>
+          <w:rFonts w:ascii="Times New Roman" w:hAnsi="Times New Roman"/>
           <w:lang w:val="ru-RU"/>
         </w:rPr>
         <w:t xml:space="preserve"> упрощает построение выборок для протокола партии и аналитических отчетов.</w:t>
@@ -8638,109 +8790,161 @@
       </w:pPr>
       <w:proofErr w:type="spellStart"/>
       <w:r>
+        <w:rPr>
+          <w:rFonts w:ascii="Times New Roman" w:hAnsi="Times New Roman"/>
+        </w:rPr>
         <w:t>Источник</w:t>
       </w:r>
       <w:proofErr w:type="spellEnd"/>
       <w:r>
+        <w:rPr>
+          <w:rFonts w:ascii="Times New Roman" w:hAnsi="Times New Roman"/>
+        </w:rPr>
         <w:t xml:space="preserve"> </w:t>
       </w:r>
       <w:proofErr w:type="spellStart"/>
       <w:r>
+        <w:rPr>
+          <w:rFonts w:ascii="Times New Roman" w:hAnsi="Times New Roman"/>
+        </w:rPr>
         <w:t>перевода</w:t>
       </w:r>
       <w:proofErr w:type="spellEnd"/>
       <w:r>
+        <w:rPr>
+          <w:rFonts w:ascii="Times New Roman" w:hAnsi="Times New Roman"/>
+        </w:rPr>
         <w:t xml:space="preserve">: Sikiru Y., Paliwal J., </w:t>
       </w:r>
       <w:proofErr w:type="spellStart"/>
       <w:r>
+        <w:rPr>
+          <w:rFonts w:ascii="Times New Roman" w:hAnsi="Times New Roman"/>
+        </w:rPr>
         <w:t>Erkinbaev</w:t>
       </w:r>
       <w:proofErr w:type="spellEnd"/>
       <w:r>
+        <w:rPr>
+          <w:rFonts w:ascii="Times New Roman" w:hAnsi="Times New Roman"/>
+        </w:rPr>
         <w:t xml:space="preserve"> C. Three-Dimensional Characterization of Potatoes Under Different Drying Methods: Quality Optimization for Hybrid Drying Approach // Foods. </w:t>
       </w:r>
       <w:r>
         <w:rPr>
+          <w:rFonts w:ascii="Times New Roman" w:hAnsi="Times New Roman"/>
           <w:lang w:val="ru-RU"/>
         </w:rPr>
         <w:t xml:space="preserve">2024. </w:t>
       </w:r>
       <w:r>
+        <w:rPr>
+          <w:rFonts w:ascii="Times New Roman" w:hAnsi="Times New Roman"/>
+        </w:rPr>
         <w:t>Vol</w:t>
       </w:r>
       <w:r>
         <w:rPr>
+          <w:rFonts w:ascii="Times New Roman" w:hAnsi="Times New Roman"/>
           <w:lang w:val="ru-RU"/>
         </w:rPr>
         <w:t xml:space="preserve">. 13, </w:t>
       </w:r>
       <w:r>
+        <w:rPr>
+          <w:rFonts w:ascii="Times New Roman" w:hAnsi="Times New Roman"/>
+        </w:rPr>
         <w:t>no</w:t>
       </w:r>
       <w:r>
         <w:rPr>
+          <w:rFonts w:ascii="Times New Roman" w:hAnsi="Times New Roman"/>
           <w:lang w:val="ru-RU"/>
         </w:rPr>
         <w:t xml:space="preserve">. 22. </w:t>
       </w:r>
       <w:r>
+        <w:rPr>
+          <w:rFonts w:ascii="Times New Roman" w:hAnsi="Times New Roman"/>
+        </w:rPr>
         <w:t>Art</w:t>
       </w:r>
       <w:r>
         <w:rPr>
+          <w:rFonts w:ascii="Times New Roman" w:hAnsi="Times New Roman"/>
           <w:lang w:val="ru-RU"/>
         </w:rPr>
         <w:t xml:space="preserve">. 3633. </w:t>
       </w:r>
       <w:r>
+        <w:rPr>
+          <w:rFonts w:ascii="Times New Roman" w:hAnsi="Times New Roman"/>
+        </w:rPr>
         <w:t>DOI</w:t>
       </w:r>
       <w:r>
         <w:rPr>
+          <w:rFonts w:ascii="Times New Roman" w:hAnsi="Times New Roman"/>
           <w:lang w:val="ru-RU"/>
         </w:rPr>
         <w:t xml:space="preserve">: </w:t>
       </w:r>
       <w:r>
         <w:rPr>
+          <w:rFonts w:ascii="Times New Roman" w:hAnsi="Times New Roman"/>
           <w:lang w:val="ru-RU"/>
         </w:rPr>
         <w:lastRenderedPageBreak/>
         <w:t>10.3390/</w:t>
       </w:r>
       <w:r>
+        <w:rPr>
+          <w:rFonts w:ascii="Times New Roman" w:hAnsi="Times New Roman"/>
+        </w:rPr>
         <w:t>foods</w:t>
       </w:r>
       <w:r>
         <w:rPr>
+          <w:rFonts w:ascii="Times New Roman" w:hAnsi="Times New Roman"/>
           <w:lang w:val="ru-RU"/>
         </w:rPr>
         <w:t xml:space="preserve">13223633 [10]. Переведен фрагмент, включающий аннотацию, ключевые положения введения и заключение. Оригинал фрагмента приложен к архиву КТ1 в файле </w:t>
       </w:r>
       <w:r>
+        <w:rPr>
+          <w:rFonts w:ascii="Times New Roman" w:hAnsi="Times New Roman"/>
+        </w:rPr>
         <w:t>translation</w:t>
       </w:r>
       <w:r>
         <w:rPr>
+          <w:rFonts w:ascii="Times New Roman" w:hAnsi="Times New Roman"/>
           <w:lang w:val="ru-RU"/>
         </w:rPr>
         <w:t>/</w:t>
       </w:r>
       <w:r>
+        <w:rPr>
+          <w:rFonts w:ascii="Times New Roman" w:hAnsi="Times New Roman"/>
+        </w:rPr>
         <w:t>original</w:t>
       </w:r>
       <w:r>
         <w:rPr>
+          <w:rFonts w:ascii="Times New Roman" w:hAnsi="Times New Roman"/>
           <w:lang w:val="ru-RU"/>
         </w:rPr>
         <w:t>.</w:t>
       </w:r>
       <w:r>
+        <w:rPr>
+          <w:rFonts w:ascii="Times New Roman" w:hAnsi="Times New Roman"/>
+        </w:rPr>
         <w:t>pdf</w:t>
       </w:r>
       <w:r>
         <w:rPr>
+          <w:rFonts w:ascii="Times New Roman" w:hAnsi="Times New Roman"/>
           <w:lang w:val="ru-RU"/>
         </w:rPr>
         <w:t>.</w:t>
@@ -8769,231 +8973,332 @@
       </w:pPr>
       <w:r>
         <w:rPr>
+          <w:rFonts w:ascii="Times New Roman" w:hAnsi="Times New Roman"/>
           <w:lang w:val="ru-RU"/>
         </w:rPr>
         <w:t>Оценка качества переработанного картофеля имеет важное значение для пищевой промышленности. В исследовании изучено влияние трёх способов сушки на качество картофеля после обработки при продолжительности процесса 4, 8, 12 и 16 ч: сублимационной сушки (</w:t>
       </w:r>
       <w:r>
+        <w:rPr>
+          <w:rFonts w:ascii="Times New Roman" w:hAnsi="Times New Roman"/>
+        </w:rPr>
         <w:t>FD</w:t>
       </w:r>
       <w:r>
         <w:rPr>
+          <w:rFonts w:ascii="Times New Roman" w:hAnsi="Times New Roman"/>
           <w:lang w:val="ru-RU"/>
         </w:rPr>
         <w:t>), инфракрасной сушки (</w:t>
       </w:r>
       <w:r>
+        <w:rPr>
+          <w:rFonts w:ascii="Times New Roman" w:hAnsi="Times New Roman"/>
+        </w:rPr>
         <w:t>ID</w:t>
       </w:r>
       <w:r>
         <w:rPr>
+          <w:rFonts w:ascii="Times New Roman" w:hAnsi="Times New Roman"/>
           <w:lang w:val="ru-RU"/>
         </w:rPr>
         <w:t>) и сушки в сушильном шкафу (</w:t>
       </w:r>
       <w:r>
+        <w:rPr>
+          <w:rFonts w:ascii="Times New Roman" w:hAnsi="Times New Roman"/>
+        </w:rPr>
         <w:t>OD</w:t>
       </w:r>
       <w:r>
         <w:rPr>
+          <w:rFonts w:ascii="Times New Roman" w:hAnsi="Times New Roman"/>
           <w:lang w:val="ru-RU"/>
         </w:rPr>
         <w:t>). Влияние способов сушки на микроструктуру картофеля анализировали и количественно оценивали по трёхмерным изображениям, полученным методом рентгеновской микрокомпьютерной томографии. Авторы предложили новый гибридный инструмент оценки качества (</w:t>
       </w:r>
       <w:r>
+        <w:rPr>
+          <w:rFonts w:ascii="Times New Roman" w:hAnsi="Times New Roman"/>
+        </w:rPr>
         <w:t>Hybrid</w:t>
       </w:r>
       <w:r>
         <w:rPr>
+          <w:rFonts w:ascii="Times New Roman" w:hAnsi="Times New Roman"/>
           <w:lang w:val="ru-RU"/>
         </w:rPr>
         <w:t xml:space="preserve"> </w:t>
       </w:r>
       <w:r>
+        <w:rPr>
+          <w:rFonts w:ascii="Times New Roman" w:hAnsi="Times New Roman"/>
+        </w:rPr>
         <w:t>Quality</w:t>
       </w:r>
       <w:r>
         <w:rPr>
+          <w:rFonts w:ascii="Times New Roman" w:hAnsi="Times New Roman"/>
           <w:lang w:val="ru-RU"/>
         </w:rPr>
         <w:t xml:space="preserve"> </w:t>
       </w:r>
       <w:r>
+        <w:rPr>
+          <w:rFonts w:ascii="Times New Roman" w:hAnsi="Times New Roman"/>
+        </w:rPr>
         <w:t>Score</w:t>
       </w:r>
       <w:r>
         <w:rPr>
+          <w:rFonts w:ascii="Times New Roman" w:hAnsi="Times New Roman"/>
           <w:lang w:val="ru-RU"/>
         </w:rPr>
         <w:t xml:space="preserve"> </w:t>
       </w:r>
       <w:r>
+        <w:rPr>
+          <w:rFonts w:ascii="Times New Roman" w:hAnsi="Times New Roman"/>
+        </w:rPr>
         <w:t>Evaluator</w:t>
       </w:r>
       <w:r>
         <w:rPr>
+          <w:rFonts w:ascii="Times New Roman" w:hAnsi="Times New Roman"/>
           <w:lang w:val="ru-RU"/>
         </w:rPr>
         <w:t xml:space="preserve">, </w:t>
       </w:r>
       <w:r>
+        <w:rPr>
+          <w:rFonts w:ascii="Times New Roman" w:hAnsi="Times New Roman"/>
+        </w:rPr>
         <w:t>HQSE</w:t>
       </w:r>
       <w:r>
         <w:rPr>
+          <w:rFonts w:ascii="Times New Roman" w:hAnsi="Times New Roman"/>
           <w:lang w:val="ru-RU"/>
         </w:rPr>
         <w:t>) и с его помощью определяли индекс качества (</w:t>
       </w:r>
       <w:r>
+        <w:rPr>
+          <w:rFonts w:ascii="Times New Roman" w:hAnsi="Times New Roman"/>
+        </w:rPr>
         <w:t>Quality</w:t>
       </w:r>
       <w:r>
         <w:rPr>
+          <w:rFonts w:ascii="Times New Roman" w:hAnsi="Times New Roman"/>
           <w:lang w:val="ru-RU"/>
         </w:rPr>
         <w:t xml:space="preserve"> </w:t>
       </w:r>
       <w:r>
+        <w:rPr>
+          <w:rFonts w:ascii="Times New Roman" w:hAnsi="Times New Roman"/>
+        </w:rPr>
         <w:t>Index</w:t>
       </w:r>
       <w:r>
         <w:rPr>
+          <w:rFonts w:ascii="Times New Roman" w:hAnsi="Times New Roman"/>
           <w:lang w:val="ru-RU"/>
         </w:rPr>
         <w:t xml:space="preserve">, </w:t>
       </w:r>
       <w:r>
+        <w:rPr>
+          <w:rFonts w:ascii="Times New Roman" w:hAnsi="Times New Roman"/>
+        </w:rPr>
         <w:t>QI</w:t>
       </w:r>
       <w:r>
         <w:rPr>
+          <w:rFonts w:ascii="Times New Roman" w:hAnsi="Times New Roman"/>
           <w:lang w:val="ru-RU"/>
         </w:rPr>
         <w:t>) и индекс удельного энергопотребления (</w:t>
       </w:r>
       <w:r>
+        <w:rPr>
+          <w:rFonts w:ascii="Times New Roman" w:hAnsi="Times New Roman"/>
+        </w:rPr>
         <w:t>Specific</w:t>
       </w:r>
       <w:r>
         <w:rPr>
+          <w:rFonts w:ascii="Times New Roman" w:hAnsi="Times New Roman"/>
           <w:lang w:val="ru-RU"/>
         </w:rPr>
         <w:t xml:space="preserve"> </w:t>
       </w:r>
       <w:r>
+        <w:rPr>
+          <w:rFonts w:ascii="Times New Roman" w:hAnsi="Times New Roman"/>
+        </w:rPr>
         <w:t>Energy</w:t>
       </w:r>
       <w:r>
         <w:rPr>
+          <w:rFonts w:ascii="Times New Roman" w:hAnsi="Times New Roman"/>
           <w:lang w:val="ru-RU"/>
         </w:rPr>
         <w:t xml:space="preserve"> </w:t>
       </w:r>
       <w:r>
+        <w:rPr>
+          <w:rFonts w:ascii="Times New Roman" w:hAnsi="Times New Roman"/>
+        </w:rPr>
         <w:t>Consumption</w:t>
       </w:r>
       <w:r>
         <w:rPr>
+          <w:rFonts w:ascii="Times New Roman" w:hAnsi="Times New Roman"/>
           <w:lang w:val="ru-RU"/>
         </w:rPr>
         <w:t xml:space="preserve"> </w:t>
       </w:r>
       <w:r>
+        <w:rPr>
+          <w:rFonts w:ascii="Times New Roman" w:hAnsi="Times New Roman"/>
+        </w:rPr>
         <w:t>Index</w:t>
       </w:r>
       <w:r>
         <w:rPr>
+          <w:rFonts w:ascii="Times New Roman" w:hAnsi="Times New Roman"/>
           <w:lang w:val="ru-RU"/>
         </w:rPr>
         <w:t xml:space="preserve">, </w:t>
       </w:r>
       <w:r>
+        <w:rPr>
+          <w:rFonts w:ascii="Times New Roman" w:hAnsi="Times New Roman"/>
+        </w:rPr>
         <w:t>SECI</w:t>
       </w:r>
       <w:r>
         <w:rPr>
+          <w:rFonts w:ascii="Times New Roman" w:hAnsi="Times New Roman"/>
           <w:lang w:val="ru-RU"/>
         </w:rPr>
         <w:t xml:space="preserve">) для разных способов и длительностей сушки. Были разработаны математические модели для прогнозирования оптимального способа сушки. </w:t>
       </w:r>
       <w:r>
+        <w:rPr>
+          <w:rFonts w:ascii="Times New Roman" w:hAnsi="Times New Roman"/>
+        </w:rPr>
         <w:t>FD</w:t>
       </w:r>
       <w:r>
         <w:rPr>
+          <w:rFonts w:ascii="Times New Roman" w:hAnsi="Times New Roman"/>
           <w:lang w:val="ru-RU"/>
         </w:rPr>
         <w:t xml:space="preserve"> обеспечила значительно лучшее сохранение цвета, более высокие коэффициент регидратации и общую пористость при минимальной усадке, однако потребовала большего расхода энергии. Наименьшую продолжительность сушки показала </w:t>
       </w:r>
       <w:r>
+        <w:rPr>
+          <w:rFonts w:ascii="Times New Roman" w:hAnsi="Times New Roman"/>
+        </w:rPr>
         <w:t>ID</w:t>
       </w:r>
       <w:r>
         <w:rPr>
+          <w:rFonts w:ascii="Times New Roman" w:hAnsi="Times New Roman"/>
           <w:lang w:val="ru-RU"/>
         </w:rPr>
         <w:t xml:space="preserve">, затем следовали </w:t>
       </w:r>
       <w:r>
+        <w:rPr>
+          <w:rFonts w:ascii="Times New Roman" w:hAnsi="Times New Roman"/>
+        </w:rPr>
         <w:t>OD</w:t>
       </w:r>
       <w:r>
         <w:rPr>
+          <w:rFonts w:ascii="Times New Roman" w:hAnsi="Times New Roman"/>
           <w:lang w:val="ru-RU"/>
         </w:rPr>
         <w:t xml:space="preserve"> и </w:t>
       </w:r>
       <w:r>
+        <w:rPr>
+          <w:rFonts w:ascii="Times New Roman" w:hAnsi="Times New Roman"/>
+        </w:rPr>
         <w:t>FD</w:t>
       </w:r>
       <w:r>
         <w:rPr>
+          <w:rFonts w:ascii="Times New Roman" w:hAnsi="Times New Roman"/>
           <w:lang w:val="ru-RU"/>
         </w:rPr>
         <w:t xml:space="preserve">. Оптимизация показала, что для </w:t>
       </w:r>
       <w:r>
+        <w:rPr>
+          <w:rFonts w:ascii="Times New Roman" w:hAnsi="Times New Roman"/>
+        </w:rPr>
         <w:t>FD</w:t>
       </w:r>
       <w:r>
         <w:rPr>
+          <w:rFonts w:ascii="Times New Roman" w:hAnsi="Times New Roman"/>
           <w:lang w:val="ru-RU"/>
         </w:rPr>
         <w:t xml:space="preserve"> оптимальное время 5,78 ч повышает </w:t>
       </w:r>
       <w:r>
+        <w:rPr>
+          <w:rFonts w:ascii="Times New Roman" w:hAnsi="Times New Roman"/>
+        </w:rPr>
         <w:t>QI</w:t>
       </w:r>
       <w:r>
         <w:rPr>
+          <w:rFonts w:ascii="Times New Roman" w:hAnsi="Times New Roman"/>
           <w:lang w:val="ru-RU"/>
         </w:rPr>
         <w:t xml:space="preserve"> на 9,7 % и </w:t>
       </w:r>
       <w:r>
+        <w:rPr>
+          <w:rFonts w:ascii="Times New Roman" w:hAnsi="Times New Roman"/>
+        </w:rPr>
         <w:t>SECI</w:t>
       </w:r>
       <w:r>
         <w:rPr>
+          <w:rFonts w:ascii="Times New Roman" w:hAnsi="Times New Roman"/>
           <w:lang w:val="ru-RU"/>
         </w:rPr>
         <w:t xml:space="preserve"> на 30,6 %. Математические модели позволяют точно прогнозировать </w:t>
       </w:r>
       <w:r>
+        <w:rPr>
+          <w:rFonts w:ascii="Times New Roman" w:hAnsi="Times New Roman"/>
+        </w:rPr>
         <w:t>QI</w:t>
       </w:r>
       <w:r>
         <w:rPr>
+          <w:rFonts w:ascii="Times New Roman" w:hAnsi="Times New Roman"/>
           <w:lang w:val="ru-RU"/>
         </w:rPr>
         <w:t xml:space="preserve"> и </w:t>
       </w:r>
       <w:r>
+        <w:rPr>
+          <w:rFonts w:ascii="Times New Roman" w:hAnsi="Times New Roman"/>
+        </w:rPr>
         <w:t>SECI</w:t>
       </w:r>
       <w:r>
         <w:rPr>
+          <w:rFonts w:ascii="Times New Roman" w:hAnsi="Times New Roman"/>
           <w:lang w:val="ru-RU"/>
         </w:rPr>
         <w:t xml:space="preserve"> для разных способов сушки, сочетая сохранение качества с энергоэффективностью. Результаты указывают на то, что гибридная система сушки может оптимизировать качество картофеля и энергопотребление.</w:t>
@@ -9002,12 +9307,14 @@
     <w:p>
       <w:r>
         <w:rPr>
+          <w:rFonts w:ascii="Times New Roman" w:hAnsi="Times New Roman"/>
           <w:lang w:val="ru-RU"/>
         </w:rPr>
         <w:t>Картофель (</w:t>
       </w:r>
       <w:r>
         <w:rPr>
+          <w:rFonts w:ascii="Times New Roman" w:hAnsi="Times New Roman"/>
           <w:i/>
           <w:iCs/>
         </w:rPr>
@@ -9015,6 +9322,7 @@
       </w:r>
       <w:r>
         <w:rPr>
+          <w:rFonts w:ascii="Times New Roman" w:hAnsi="Times New Roman"/>
           <w:i/>
           <w:iCs/>
           <w:lang w:val="ru-RU"/>
@@ -9023,6 +9331,7 @@
       </w:r>
       <w:r>
         <w:rPr>
+          <w:rFonts w:ascii="Times New Roman" w:hAnsi="Times New Roman"/>
           <w:i/>
           <w:iCs/>
         </w:rPr>
@@ -9030,31 +9339,41 @@
       </w:r>
       <w:r>
         <w:rPr>
+          <w:rFonts w:ascii="Times New Roman" w:hAnsi="Times New Roman"/>
           <w:lang w:val="ru-RU"/>
         </w:rPr>
         <w:t xml:space="preserve"> </w:t>
       </w:r>
       <w:r>
+        <w:rPr>
+          <w:rFonts w:ascii="Times New Roman" w:hAnsi="Times New Roman"/>
+        </w:rPr>
         <w:t>L</w:t>
       </w:r>
       <w:r>
         <w:rPr>
+          <w:rFonts w:ascii="Times New Roman" w:hAnsi="Times New Roman"/>
           <w:lang w:val="ru-RU"/>
         </w:rPr>
         <w:t xml:space="preserve">.) является широко ценимой и экономически значимой культурой, основным продуктом питания растущего населения мира, имеющим огромное промышленное применение. По данным </w:t>
       </w:r>
       <w:r>
         <w:rPr>
+          <w:rFonts w:ascii="Times New Roman" w:hAnsi="Times New Roman"/>
           <w:lang w:val="ru-RU"/>
         </w:rPr>
         <w:lastRenderedPageBreak/>
         <w:t>Продовольственной и сельскохозяйственной организации ООН (</w:t>
       </w:r>
       <w:r>
+        <w:rPr>
+          <w:rFonts w:ascii="Times New Roman" w:hAnsi="Times New Roman"/>
+        </w:rPr>
         <w:t>FAO</w:t>
       </w:r>
       <w:r>
         <w:rPr>
+          <w:rFonts w:ascii="Times New Roman" w:hAnsi="Times New Roman"/>
           <w:lang w:val="ru-RU"/>
         </w:rPr>
         <w:t>), в 2023 г. в мире было произведено около 375 млн т картофеля. Значение картофеля определяется широким спектром его кулинарного использования: он является основным ингредиентом множества блюд. Однако для полного использования его потенциала и обеспечения доступности за пределами сезона сбора урожая необходимы надлежащие методы сохранения и переработки, такие как сушка, холодное хранение и консервирование. Среди способов переработки картофеля сушка относится к широко применяемым промышленным операциям, которые существенно влияют на качественные характеристики сухого картофеля: текстуру, цвет, вкус и пищевую ценность. Поэтому важно найти оптимальные условия сушки, позволяющие получить сухой картофель высокого качества с наилучшими пищевыми и функциональными свойствами.</w:t>
@@ -9068,78 +9387,111 @@
       </w:pPr>
       <w:r>
         <w:rPr>
+          <w:rFonts w:ascii="Times New Roman" w:hAnsi="Times New Roman"/>
           <w:lang w:val="ru-RU"/>
         </w:rPr>
         <w:t>Согласно ряду исследований, разные способы сушки влияют на микроструктуру и морфологию картофеля. К наиболее распространённым относятся сублимационная сушка (</w:t>
       </w:r>
       <w:r>
+        <w:rPr>
+          <w:rFonts w:ascii="Times New Roman" w:hAnsi="Times New Roman"/>
+        </w:rPr>
         <w:t>FD</w:t>
       </w:r>
       <w:r>
         <w:rPr>
+          <w:rFonts w:ascii="Times New Roman" w:hAnsi="Times New Roman"/>
           <w:lang w:val="ru-RU"/>
         </w:rPr>
         <w:t>), сушка в сушильном шкафу (</w:t>
       </w:r>
       <w:r>
+        <w:rPr>
+          <w:rFonts w:ascii="Times New Roman" w:hAnsi="Times New Roman"/>
+        </w:rPr>
         <w:t>OD</w:t>
       </w:r>
       <w:r>
         <w:rPr>
+          <w:rFonts w:ascii="Times New Roman" w:hAnsi="Times New Roman"/>
           <w:lang w:val="ru-RU"/>
         </w:rPr>
         <w:t>), инфракрасная сушка (</w:t>
       </w:r>
       <w:r>
+        <w:rPr>
+          <w:rFonts w:ascii="Times New Roman" w:hAnsi="Times New Roman"/>
+        </w:rPr>
         <w:t>ID</w:t>
       </w:r>
       <w:r>
         <w:rPr>
+          <w:rFonts w:ascii="Times New Roman" w:hAnsi="Times New Roman"/>
           <w:lang w:val="ru-RU"/>
         </w:rPr>
         <w:t>), микроволновая сушка (</w:t>
       </w:r>
       <w:r>
+        <w:rPr>
+          <w:rFonts w:ascii="Times New Roman" w:hAnsi="Times New Roman"/>
+        </w:rPr>
         <w:t>MD</w:t>
       </w:r>
       <w:r>
         <w:rPr>
+          <w:rFonts w:ascii="Times New Roman" w:hAnsi="Times New Roman"/>
           <w:lang w:val="ru-RU"/>
         </w:rPr>
         <w:t>) и электрогидродинамическая сушка (</w:t>
       </w:r>
       <w:r>
+        <w:rPr>
+          <w:rFonts w:ascii="Times New Roman" w:hAnsi="Times New Roman"/>
+        </w:rPr>
         <w:t>ED</w:t>
       </w:r>
       <w:r>
         <w:rPr>
+          <w:rFonts w:ascii="Times New Roman" w:hAnsi="Times New Roman"/>
           <w:lang w:val="ru-RU"/>
         </w:rPr>
         <w:t xml:space="preserve">). Эти способы различаются механизмами тепло- и массопереноса, энергоэффективностью, длительностью и качеством получаемого продукта. </w:t>
       </w:r>
       <w:r>
+        <w:rPr>
+          <w:rFonts w:ascii="Times New Roman" w:hAnsi="Times New Roman"/>
+        </w:rPr>
         <w:t>OD</w:t>
       </w:r>
       <w:r>
         <w:rPr>
+          <w:rFonts w:ascii="Times New Roman" w:hAnsi="Times New Roman"/>
           <w:lang w:val="ru-RU"/>
         </w:rPr>
         <w:t xml:space="preserve"> является традиционным способом, при котором влага удаляется с поверхности и из внутренних слоёв картофеля горячим воздухом. Он относительно прост и экономичен, но может вызывать сильную усадку, растрескивание и затвердевание тканей картофеля. При </w:t>
       </w:r>
       <w:r>
+        <w:rPr>
+          <w:rFonts w:ascii="Times New Roman" w:hAnsi="Times New Roman"/>
+        </w:rPr>
         <w:t>FD</w:t>
       </w:r>
       <w:r>
         <w:rPr>
+          <w:rFonts w:ascii="Times New Roman" w:hAnsi="Times New Roman"/>
           <w:lang w:val="ru-RU"/>
         </w:rPr>
         <w:t xml:space="preserve"> влага удаляется путём сублимации, при этом наблюдаются минимальная усадка образцов и минимальное повреждение ткани картофеля. Однако этот способ энергоёмок, длителен и дорог. </w:t>
       </w:r>
       <w:r>
+        <w:rPr>
+          <w:rFonts w:ascii="Times New Roman" w:hAnsi="Times New Roman"/>
+        </w:rPr>
         <w:t>ID</w:t>
       </w:r>
       <w:r>
         <w:rPr>
+          <w:rFonts w:ascii="Times New Roman" w:hAnsi="Times New Roman"/>
           <w:lang w:val="ru-RU"/>
         </w:rPr>
         <w:t xml:space="preserve"> сокращает время сушки и энергопотребление, улучшает цвет и способность картофельных продуктов к регидратации за счёт прямого и равномерного нагрева ткани электромагнитным излучением. Однако у этого подхода ограничена глубина проникновения в материал.</w:t>
@@ -9148,6 +9500,7 @@
     <w:p>
       <w:r>
         <w:rPr>
+          <w:rFonts w:ascii="Times New Roman" w:hAnsi="Times New Roman"/>
           <w:lang w:val="ru-RU"/>
         </w:rPr>
         <w:lastRenderedPageBreak/>
@@ -9155,11 +9508,15 @@
       </w:r>
       <w:proofErr w:type="spellStart"/>
       <w:r>
+        <w:rPr>
+          <w:rFonts w:ascii="Times New Roman" w:hAnsi="Times New Roman"/>
+        </w:rPr>
         <w:t>Buzera</w:t>
       </w:r>
       <w:proofErr w:type="spellEnd"/>
       <w:r>
         <w:rPr>
+          <w:rFonts w:ascii="Times New Roman" w:hAnsi="Times New Roman"/>
           <w:lang w:val="ru-RU"/>
         </w:rPr>
         <w:t xml:space="preserve"> и </w:t>
@@ -9167,6 +9524,7 @@
       <w:proofErr w:type="spellStart"/>
       <w:r>
         <w:rPr>
+          <w:rFonts w:ascii="Times New Roman" w:hAnsi="Times New Roman"/>
           <w:lang w:val="ru-RU"/>
         </w:rPr>
         <w:t>соавт</w:t>
@@ -9174,51 +9532,72 @@
       <w:proofErr w:type="spellEnd"/>
       <w:r>
         <w:rPr>
+          <w:rFonts w:ascii="Times New Roman" w:hAnsi="Times New Roman"/>
           <w:lang w:val="ru-RU"/>
         </w:rPr>
         <w:t xml:space="preserve">. исследовали влияние разных способов предварительной обработки и сушки на качество картофельной муки. Они установили, что </w:t>
       </w:r>
       <w:r>
+        <w:rPr>
+          <w:rFonts w:ascii="Times New Roman" w:hAnsi="Times New Roman"/>
+        </w:rPr>
         <w:t>FD</w:t>
       </w:r>
       <w:r>
         <w:rPr>
+          <w:rFonts w:ascii="Times New Roman" w:hAnsi="Times New Roman"/>
           <w:lang w:val="ru-RU"/>
         </w:rPr>
         <w:t xml:space="preserve"> даёт более светлую муку с хорошей сыпучестью, тогда как варка и бланширование при 95 °</w:t>
       </w:r>
       <w:r>
+        <w:rPr>
+          <w:rFonts w:ascii="Times New Roman" w:hAnsi="Times New Roman"/>
+        </w:rPr>
         <w:t>C</w:t>
       </w:r>
       <w:r>
         <w:rPr>
+          <w:rFonts w:ascii="Times New Roman" w:hAnsi="Times New Roman"/>
           <w:lang w:val="ru-RU"/>
         </w:rPr>
         <w:t xml:space="preserve"> в сочетании с </w:t>
       </w:r>
       <w:r>
+        <w:rPr>
+          <w:rFonts w:ascii="Times New Roman" w:hAnsi="Times New Roman"/>
+        </w:rPr>
         <w:t>OD</w:t>
       </w:r>
       <w:r>
         <w:rPr>
+          <w:rFonts w:ascii="Times New Roman" w:hAnsi="Times New Roman"/>
           <w:lang w:val="ru-RU"/>
         </w:rPr>
         <w:t xml:space="preserve"> повреждают крахмальные гранулы и ухудшают качество муки. Аналогично </w:t>
       </w:r>
       <w:r>
+        <w:rPr>
+          <w:rFonts w:ascii="Times New Roman" w:hAnsi="Times New Roman"/>
+        </w:rPr>
         <w:t>Ando</w:t>
       </w:r>
       <w:r>
         <w:rPr>
+          <w:rFonts w:ascii="Times New Roman" w:hAnsi="Times New Roman"/>
           <w:lang w:val="ru-RU"/>
         </w:rPr>
         <w:t xml:space="preserve"> и </w:t>
       </w:r>
       <w:r>
+        <w:rPr>
+          <w:rFonts w:ascii="Times New Roman" w:hAnsi="Times New Roman"/>
+        </w:rPr>
         <w:t>Nei</w:t>
       </w:r>
       <w:r>
         <w:rPr>
+          <w:rFonts w:ascii="Times New Roman" w:hAnsi="Times New Roman"/>
           <w:lang w:val="ru-RU"/>
         </w:rPr>
         <w:t xml:space="preserve"> показали, что образцы картофеля после </w:t>
@@ -9226,6 +9605,7 @@
       <w:proofErr w:type="spellStart"/>
       <w:r>
         <w:rPr>
+          <w:rFonts w:ascii="Times New Roman" w:hAnsi="Times New Roman"/>
           <w:lang w:val="ru-RU"/>
         </w:rPr>
         <w:t>микроволново</w:t>
@@ -9233,15 +9613,20 @@
       <w:proofErr w:type="spellEnd"/>
       <w:r>
         <w:rPr>
+          <w:rFonts w:ascii="Times New Roman" w:hAnsi="Times New Roman"/>
           <w:lang w:val="ru-RU"/>
         </w:rPr>
         <w:t xml:space="preserve">-вакуумной сушки, как правило, имеют более высокую пористость, а образцы, высушенные воздухом, заметно усаживаются. В отличие от этого, </w:t>
       </w:r>
       <w:r>
+        <w:rPr>
+          <w:rFonts w:ascii="Times New Roman" w:hAnsi="Times New Roman"/>
+        </w:rPr>
         <w:t>Wang</w:t>
       </w:r>
       <w:r>
         <w:rPr>
+          <w:rFonts w:ascii="Times New Roman" w:hAnsi="Times New Roman"/>
           <w:lang w:val="ru-RU"/>
         </w:rPr>
         <w:t xml:space="preserve"> и </w:t>
@@ -9249,6 +9634,7 @@
       <w:proofErr w:type="spellStart"/>
       <w:r>
         <w:rPr>
+          <w:rFonts w:ascii="Times New Roman" w:hAnsi="Times New Roman"/>
           <w:lang w:val="ru-RU"/>
         </w:rPr>
         <w:t>соавт</w:t>
@@ -9256,6 +9642,7 @@
       <w:proofErr w:type="spellEnd"/>
       <w:r>
         <w:rPr>
+          <w:rFonts w:ascii="Times New Roman" w:hAnsi="Times New Roman"/>
           <w:lang w:val="ru-RU"/>
         </w:rPr>
         <w:t>. сравнили сушку воздушными струями, сушку горячим воздухом с инфракрасным нагревом и сушку горячим воздухом картофеля с контролем температуры и влажности. Их исследование показало, что наиболее эффективной была сушка горячим воздухом: она обеспечивала более быстрое обезвоживание, лучшее сохранение цвета, высокое содержание аскорбиновой кислоты, повышенную скорость регидратации и наименьшее энергопотребление.</w:t>
@@ -9269,103 +9656,145 @@
       </w:pPr>
       <w:r>
         <w:rPr>
+          <w:rFonts w:ascii="Times New Roman" w:hAnsi="Times New Roman"/>
           <w:lang w:val="ru-RU"/>
         </w:rPr>
         <w:t xml:space="preserve">Для устранения этих пробелов в работе предложен гибридный инструмент оценки качества </w:t>
       </w:r>
       <w:r>
+        <w:rPr>
+          <w:rFonts w:ascii="Times New Roman" w:hAnsi="Times New Roman"/>
+        </w:rPr>
         <w:t>HQSE</w:t>
       </w:r>
       <w:r>
         <w:rPr>
+          <w:rFonts w:ascii="Times New Roman" w:hAnsi="Times New Roman"/>
           <w:lang w:val="ru-RU"/>
         </w:rPr>
         <w:t xml:space="preserve">, позволяющий лучше понять влияние разных способов сушки на качество картофеля. Этот инновационный инструмент использует современную трёхмерную рентгеновскую микрокомпьютерную томографию для количественной оценки микроструктурных изменений и их влияния на качество и энергопотребление. На основе </w:t>
       </w:r>
       <w:r>
+        <w:rPr>
+          <w:rFonts w:ascii="Times New Roman" w:hAnsi="Times New Roman"/>
+        </w:rPr>
         <w:t>HQSE</w:t>
       </w:r>
       <w:r>
         <w:rPr>
+          <w:rFonts w:ascii="Times New Roman" w:hAnsi="Times New Roman"/>
           <w:lang w:val="ru-RU"/>
         </w:rPr>
         <w:t xml:space="preserve"> получены новые показатели, индекс качества </w:t>
       </w:r>
       <w:r>
+        <w:rPr>
+          <w:rFonts w:ascii="Times New Roman" w:hAnsi="Times New Roman"/>
+        </w:rPr>
         <w:t>QI</w:t>
       </w:r>
       <w:r>
         <w:rPr>
+          <w:rFonts w:ascii="Times New Roman" w:hAnsi="Times New Roman"/>
           <w:lang w:val="ru-RU"/>
         </w:rPr>
         <w:t xml:space="preserve"> и индекс удельного энергопотребления </w:t>
       </w:r>
       <w:r>
+        <w:rPr>
+          <w:rFonts w:ascii="Times New Roman" w:hAnsi="Times New Roman"/>
+        </w:rPr>
         <w:t>SECI</w:t>
       </w:r>
       <w:r>
         <w:rPr>
+          <w:rFonts w:ascii="Times New Roman" w:hAnsi="Times New Roman"/>
           <w:lang w:val="ru-RU"/>
         </w:rPr>
         <w:t>, и разработаны математические модели. Эти модели предназначены для одновременного прогнозирования оптимальных условий сушки, которые обеспечивают высокое сохранение качества при минимальном энергопотреблении. В исследовании изучены трёхмерные изменения микроструктуры картофеля при трёх способах сушки (</w:t>
       </w:r>
       <w:r>
+        <w:rPr>
+          <w:rFonts w:ascii="Times New Roman" w:hAnsi="Times New Roman"/>
+        </w:rPr>
         <w:t>FD</w:t>
       </w:r>
       <w:r>
         <w:rPr>
+          <w:rFonts w:ascii="Times New Roman" w:hAnsi="Times New Roman"/>
           <w:lang w:val="ru-RU"/>
         </w:rPr>
         <w:t xml:space="preserve">, </w:t>
       </w:r>
       <w:r>
+        <w:rPr>
+          <w:rFonts w:ascii="Times New Roman" w:hAnsi="Times New Roman"/>
+        </w:rPr>
         <w:t>ID</w:t>
       </w:r>
       <w:r>
         <w:rPr>
+          <w:rFonts w:ascii="Times New Roman" w:hAnsi="Times New Roman"/>
           <w:lang w:val="ru-RU"/>
         </w:rPr>
         <w:t xml:space="preserve"> и </w:t>
       </w:r>
       <w:r>
+        <w:rPr>
+          <w:rFonts w:ascii="Times New Roman" w:hAnsi="Times New Roman"/>
+        </w:rPr>
         <w:t>OD</w:t>
       </w:r>
       <w:r>
         <w:rPr>
+          <w:rFonts w:ascii="Times New Roman" w:hAnsi="Times New Roman"/>
           <w:lang w:val="ru-RU"/>
         </w:rPr>
         <w:t xml:space="preserve">). Важные морфологические признаки, извлечённые из трёхмерных данных, были сопоставлены с качеством картофеля после обработки. </w:t>
       </w:r>
       <w:r>
+        <w:rPr>
+          <w:rFonts w:ascii="Times New Roman" w:hAnsi="Times New Roman"/>
+        </w:rPr>
         <w:t>HQSE</w:t>
       </w:r>
       <w:r>
         <w:rPr>
+          <w:rFonts w:ascii="Times New Roman" w:hAnsi="Times New Roman"/>
           <w:lang w:val="ru-RU"/>
         </w:rPr>
         <w:t xml:space="preserve"> был разработан и </w:t>
       </w:r>
       <w:r>
         <w:rPr>
+          <w:rFonts w:ascii="Times New Roman" w:hAnsi="Times New Roman"/>
           <w:lang w:val="ru-RU"/>
         </w:rPr>
         <w:lastRenderedPageBreak/>
         <w:t xml:space="preserve">использован для оценки </w:t>
       </w:r>
       <w:r>
+        <w:rPr>
+          <w:rFonts w:ascii="Times New Roman" w:hAnsi="Times New Roman"/>
+        </w:rPr>
         <w:t>QI</w:t>
       </w:r>
       <w:r>
         <w:rPr>
+          <w:rFonts w:ascii="Times New Roman" w:hAnsi="Times New Roman"/>
           <w:lang w:val="ru-RU"/>
         </w:rPr>
         <w:t xml:space="preserve"> и </w:t>
       </w:r>
       <w:r>
+        <w:rPr>
+          <w:rFonts w:ascii="Times New Roman" w:hAnsi="Times New Roman"/>
+        </w:rPr>
         <w:t>SECI</w:t>
       </w:r>
       <w:r>
         <w:rPr>
+          <w:rFonts w:ascii="Times New Roman" w:hAnsi="Times New Roman"/>
           <w:lang w:val="ru-RU"/>
         </w:rPr>
         <w:t xml:space="preserve"> при разных способах и длительностях сушки. Введённые индексы позволили прогнозировать оптимальный способ сушки с помощью многокритериальной оптимизации, что открывает перспективы для гибридных методов сушки.</w:t>
@@ -9374,51 +9803,72 @@
     <w:p>
       <w:r>
         <w:rPr>
+          <w:rFonts w:ascii="Times New Roman" w:hAnsi="Times New Roman"/>
           <w:lang w:val="ru-RU"/>
         </w:rPr>
         <w:t>В исследовании изучено влияние трёх способов сушки (</w:t>
       </w:r>
       <w:r>
+        <w:rPr>
+          <w:rFonts w:ascii="Times New Roman" w:hAnsi="Times New Roman"/>
+        </w:rPr>
         <w:t>FD</w:t>
       </w:r>
       <w:r>
         <w:rPr>
+          <w:rFonts w:ascii="Times New Roman" w:hAnsi="Times New Roman"/>
           <w:lang w:val="ru-RU"/>
         </w:rPr>
         <w:t xml:space="preserve">, </w:t>
       </w:r>
       <w:r>
+        <w:rPr>
+          <w:rFonts w:ascii="Times New Roman" w:hAnsi="Times New Roman"/>
+        </w:rPr>
         <w:t>ID</w:t>
       </w:r>
       <w:r>
         <w:rPr>
+          <w:rFonts w:ascii="Times New Roman" w:hAnsi="Times New Roman"/>
           <w:lang w:val="ru-RU"/>
         </w:rPr>
         <w:t xml:space="preserve"> и </w:t>
       </w:r>
       <w:r>
+        <w:rPr>
+          <w:rFonts w:ascii="Times New Roman" w:hAnsi="Times New Roman"/>
+        </w:rPr>
         <w:t>OD</w:t>
       </w:r>
       <w:r>
         <w:rPr>
+          <w:rFonts w:ascii="Times New Roman" w:hAnsi="Times New Roman"/>
           <w:lang w:val="ru-RU"/>
         </w:rPr>
         <w:t xml:space="preserve">) на морфологические признаки и качественные характеристики картофеля после обработки. Результаты показали, что все три испытанных способа существенно влияют на общее качество сухих образцов картофеля. Разработанный </w:t>
       </w:r>
       <w:r>
+        <w:rPr>
+          <w:rFonts w:ascii="Times New Roman" w:hAnsi="Times New Roman"/>
+        </w:rPr>
         <w:t>HQSE</w:t>
       </w:r>
       <w:r>
         <w:rPr>
+          <w:rFonts w:ascii="Times New Roman" w:hAnsi="Times New Roman"/>
           <w:lang w:val="ru-RU"/>
         </w:rPr>
         <w:t xml:space="preserve"> позволил точно описать изменения качества продукта и удельного энергопотребления при разных способах сушки. Выяснилось, что </w:t>
       </w:r>
       <w:r>
+        <w:rPr>
+          <w:rFonts w:ascii="Times New Roman" w:hAnsi="Times New Roman"/>
+        </w:rPr>
         <w:t>FD</w:t>
       </w:r>
       <w:r>
         <w:rPr>
+          <w:rFonts w:ascii="Times New Roman" w:hAnsi="Times New Roman"/>
           <w:lang w:val="ru-RU"/>
         </w:rPr>
         <w:t xml:space="preserve"> заметно превосходила два других способа, обеспечивая более высокий комплексный индекс качества при всех длительностях сушки. Однако результаты по энергопотреблению показали необходимость соблюдать баланс между качеством продукта и эффективностью процесса. Применение многокритериальной оптимизации позволило подробно проанализировать компромисс между оптимальным качеством и энергопотреблением.</w:t>
@@ -9432,6 +9882,7 @@
       </w:pPr>
       <w:r>
         <w:rPr>
+          <w:rFonts w:ascii="Times New Roman" w:hAnsi="Times New Roman"/>
           <w:lang w:val="ru-RU"/>
         </w:rPr>
         <w:t>Разработанные математические модели точно описывали изменение качества и энергопотребления в ходе сушки тремя способами. Полученные результаты дают важную информацию для проектирования гибридных систем сушки кубиков картофеля, в которых сильные стороны разных способов используются на разных стадиях для повышения общей эффективности процесса. Исследование ограничено одним сортом картофеля и лабораторным масштабом сушки. В будущих работах следует изучить более широкий круг пищевых материалов и перейти к промышленному масштабу для оптимизации гибридных систем сушки. Кроме того, дальнейшие исследования должны быть направлены на объединение этих способов в одном гибридном сушильном агрегате для повышения эффективности и улучшения контроля качества.</w:t>
@@ -9592,6 +10043,7 @@
       </w:pPr>
       <w:r>
         <w:rPr>
+          <w:rFonts w:ascii="Times New Roman" w:hAnsi="Times New Roman"/>
           <w:lang w:val="ru-RU"/>
         </w:rPr>
         <w:t xml:space="preserve">1. </w:t>
@@ -9599,6 +10051,7 @@
       <w:proofErr w:type="spellStart"/>
       <w:r>
         <w:rPr>
+          <w:rFonts w:ascii="Times New Roman" w:hAnsi="Times New Roman"/>
           <w:lang w:val="ru-RU"/>
         </w:rPr>
         <w:t>Отинова</w:t>
@@ -9606,15 +10059,20 @@
       <w:proofErr w:type="spellEnd"/>
       <w:r>
         <w:rPr>
+          <w:rFonts w:ascii="Times New Roman" w:hAnsi="Times New Roman"/>
           <w:lang w:val="ru-RU"/>
         </w:rPr>
         <w:t xml:space="preserve"> М. Е., Попова Е. А., Полунина Н. Ю., Зайцева Е. А. Мониторинг картофелеперерабатывающих организаций в России: тенденции и перспективы // Научный результат. Экономические исследования. – 2024. – Т. 10, № 4. – С. 72–81. – </w:t>
       </w:r>
       <w:r>
+        <w:rPr>
+          <w:rFonts w:ascii="Times New Roman" w:hAnsi="Times New Roman"/>
+        </w:rPr>
         <w:t>DOI</w:t>
       </w:r>
       <w:r>
         <w:rPr>
+          <w:rFonts w:ascii="Times New Roman" w:hAnsi="Times New Roman"/>
           <w:lang w:val="ru-RU"/>
         </w:rPr>
         <w:t xml:space="preserve"> 10.18413/2409-1634-2024-10-4-0-6.</w:t>
@@ -9628,22 +10086,28 @@
       </w:pPr>
       <w:r>
         <w:rPr>
+          <w:rFonts w:ascii="Times New Roman" w:hAnsi="Times New Roman"/>
           <w:lang w:val="ru-RU"/>
         </w:rPr>
         <w:t xml:space="preserve">2. Семенова А. В., Гольдштейн В. Г., Дегтярев В. А., Морозова А. А., Королева А. К. Изучение состава картофеля по хозяйственно ценным признакам, </w:t>
       </w:r>
       <w:r>
         <w:rPr>
+          <w:rFonts w:ascii="Times New Roman" w:hAnsi="Times New Roman"/>
           <w:lang w:val="ru-RU"/>
         </w:rPr>
         <w:lastRenderedPageBreak/>
         <w:t xml:space="preserve">определяющим его пригодность к промышленной переработке // Аграрная наука Евро-Северо-Востока. – 2022. – Т. 23, № 6. – С. 841–851. – </w:t>
       </w:r>
       <w:r>
+        <w:rPr>
+          <w:rFonts w:ascii="Times New Roman" w:hAnsi="Times New Roman"/>
+        </w:rPr>
         <w:t>DOI</w:t>
       </w:r>
       <w:r>
         <w:rPr>
+          <w:rFonts w:ascii="Times New Roman" w:hAnsi="Times New Roman"/>
           <w:lang w:val="ru-RU"/>
         </w:rPr>
         <w:t xml:space="preserve"> 10.30766/</w:t>
@@ -9651,6 +10115,7 @@
       <w:proofErr w:type="gramStart"/>
       <w:r>
         <w:rPr>
+          <w:rFonts w:ascii="Times New Roman" w:hAnsi="Times New Roman"/>
           <w:lang w:val="ru-RU"/>
         </w:rPr>
         <w:t>2072-9081.2022.23.6.841</w:t>
@@ -9658,6 +10123,7 @@
       <w:proofErr w:type="gramEnd"/>
       <w:r>
         <w:rPr>
+          <w:rFonts w:ascii="Times New Roman" w:hAnsi="Times New Roman"/>
           <w:lang w:val="ru-RU"/>
         </w:rPr>
         <w:t>-851.</w:t>
@@ -9671,6 +10137,7 @@
       </w:pPr>
       <w:r>
         <w:rPr>
+          <w:rFonts w:ascii="Times New Roman" w:hAnsi="Times New Roman"/>
           <w:lang w:val="ru-RU"/>
         </w:rPr>
         <w:t xml:space="preserve">3. Гулидова В. А., Зубкова Т. В., Дубровина О. А. Требования перерабатывающего предприятия к картофелю для переработки на </w:t>
@@ -9678,6 +10145,7 @@
       <w:proofErr w:type="spellStart"/>
       <w:r>
         <w:rPr>
+          <w:rFonts w:ascii="Times New Roman" w:hAnsi="Times New Roman"/>
           <w:lang w:val="ru-RU"/>
         </w:rPr>
         <w:t>картофелепродукт</w:t>
@@ -9685,15 +10153,20 @@
       <w:proofErr w:type="spellEnd"/>
       <w:r>
         <w:rPr>
+          <w:rFonts w:ascii="Times New Roman" w:hAnsi="Times New Roman"/>
           <w:lang w:val="ru-RU"/>
         </w:rPr>
         <w:t xml:space="preserve"> фри // Вестник КрасГАУ. – 2025. – № 9. – С. 271–279. – </w:t>
       </w:r>
       <w:r>
+        <w:rPr>
+          <w:rFonts w:ascii="Times New Roman" w:hAnsi="Times New Roman"/>
+        </w:rPr>
         <w:t>DOI</w:t>
       </w:r>
       <w:r>
         <w:rPr>
+          <w:rFonts w:ascii="Times New Roman" w:hAnsi="Times New Roman"/>
           <w:lang w:val="ru-RU"/>
         </w:rPr>
         <w:t xml:space="preserve"> 10.36718/</w:t>
@@ -9701,6 +10174,7 @@
       <w:proofErr w:type="gramStart"/>
       <w:r>
         <w:rPr>
+          <w:rFonts w:ascii="Times New Roman" w:hAnsi="Times New Roman"/>
           <w:lang w:val="ru-RU"/>
         </w:rPr>
         <w:t>1819-4036-2025-9-271-279</w:t>
@@ -9708,6 +10182,7 @@
       <w:proofErr w:type="gramEnd"/>
       <w:r>
         <w:rPr>
+          <w:rFonts w:ascii="Times New Roman" w:hAnsi="Times New Roman"/>
           <w:lang w:val="ru-RU"/>
         </w:rPr>
         <w:t>.</w:t>
@@ -9721,6 +10196,7 @@
       </w:pPr>
       <w:r>
         <w:rPr>
+          <w:rFonts w:ascii="Times New Roman" w:hAnsi="Times New Roman"/>
           <w:lang w:val="ru-RU"/>
         </w:rPr>
         <w:t xml:space="preserve">4. </w:t>
@@ -9728,6 +10204,7 @@
       <w:proofErr w:type="spellStart"/>
       <w:r>
         <w:rPr>
+          <w:rFonts w:ascii="Times New Roman" w:hAnsi="Times New Roman"/>
           <w:lang w:val="ru-RU"/>
         </w:rPr>
         <w:t>Сопрунова</w:t>
@@ -9735,6 +10212,7 @@
       <w:proofErr w:type="spellEnd"/>
       <w:r>
         <w:rPr>
+          <w:rFonts w:ascii="Times New Roman" w:hAnsi="Times New Roman"/>
           <w:lang w:val="ru-RU"/>
         </w:rPr>
         <w:t xml:space="preserve"> О. Б., </w:t>
@@ -9742,6 +10220,7 @@
       <w:proofErr w:type="spellStart"/>
       <w:r>
         <w:rPr>
+          <w:rFonts w:ascii="Times New Roman" w:hAnsi="Times New Roman"/>
           <w:lang w:val="ru-RU"/>
         </w:rPr>
         <w:t>Сопрунова</w:t>
@@ -9749,15 +10228,20 @@
       <w:proofErr w:type="spellEnd"/>
       <w:r>
         <w:rPr>
+          <w:rFonts w:ascii="Times New Roman" w:hAnsi="Times New Roman"/>
           <w:lang w:val="ru-RU"/>
         </w:rPr>
         <w:t xml:space="preserve"> В. Е., Жукова О. И. Влияние биологической обработки при выращивании на физиолого-биохимические и технологические показатели клубней картофеля // Вестник КрасГАУ. – 2024. – № 2. – С. 50–57. – </w:t>
       </w:r>
       <w:r>
+        <w:rPr>
+          <w:rFonts w:ascii="Times New Roman" w:hAnsi="Times New Roman"/>
+        </w:rPr>
         <w:t>DOI</w:t>
       </w:r>
       <w:r>
         <w:rPr>
+          <w:rFonts w:ascii="Times New Roman" w:hAnsi="Times New Roman"/>
           <w:lang w:val="ru-RU"/>
         </w:rPr>
         <w:t xml:space="preserve"> 10.36718/1819-4036-2024-2-50-57.</w:t>
@@ -9771,6 +10255,7 @@
       </w:pPr>
       <w:r>
         <w:rPr>
+          <w:rFonts w:ascii="Times New Roman" w:hAnsi="Times New Roman"/>
           <w:lang w:val="ru-RU"/>
         </w:rPr>
         <w:t xml:space="preserve">5. Никитина М. А., </w:t>
@@ -9778,6 +10263,7 @@
       <w:proofErr w:type="spellStart"/>
       <w:r>
         <w:rPr>
+          <w:rFonts w:ascii="Times New Roman" w:hAnsi="Times New Roman"/>
           <w:lang w:val="ru-RU"/>
         </w:rPr>
         <w:t>Каповский</w:t>
@@ -9785,6 +10271,7 @@
       <w:proofErr w:type="spellEnd"/>
       <w:r>
         <w:rPr>
+          <w:rFonts w:ascii="Times New Roman" w:hAnsi="Times New Roman"/>
           <w:lang w:val="ru-RU"/>
         </w:rPr>
         <w:t xml:space="preserve"> Б. Р., </w:t>
@@ -9792,6 +10279,7 @@
       <w:proofErr w:type="spellStart"/>
       <w:r>
         <w:rPr>
+          <w:rFonts w:ascii="Times New Roman" w:hAnsi="Times New Roman"/>
           <w:lang w:val="ru-RU"/>
         </w:rPr>
         <w:t>Дыдыкин</w:t>
@@ -9799,15 +10287,20 @@
       <w:proofErr w:type="spellEnd"/>
       <w:r>
         <w:rPr>
+          <w:rFonts w:ascii="Times New Roman" w:hAnsi="Times New Roman"/>
           <w:lang w:val="ru-RU"/>
         </w:rPr>
         <w:t xml:space="preserve"> А. С., Пчелкина В. А. Цифровая непрерывность процессов производства мясного фарша на технологических линиях // Все о мясе. – 2024. – № 5. – С. 31–35. – </w:t>
       </w:r>
       <w:r>
+        <w:rPr>
+          <w:rFonts w:ascii="Times New Roman" w:hAnsi="Times New Roman"/>
+        </w:rPr>
         <w:t>DOI</w:t>
       </w:r>
       <w:r>
         <w:rPr>
+          <w:rFonts w:ascii="Times New Roman" w:hAnsi="Times New Roman"/>
           <w:lang w:val="ru-RU"/>
         </w:rPr>
         <w:t xml:space="preserve"> 10.21323/2071-2499-2024-5-31-35.</w:t>
@@ -9821,15 +10314,20 @@
       </w:pPr>
       <w:r>
         <w:rPr>
+          <w:rFonts w:ascii="Times New Roman" w:hAnsi="Times New Roman"/>
           <w:lang w:val="ru-RU"/>
         </w:rPr>
         <w:t xml:space="preserve">6. Никитина М. А., Чернуха И. М., Артамонова М. П., Кусай А. Т. Прогнозирование состава функционального пищевого продукта с использованием компьютерной симуляции // Пищевые системы. – 2024. – Т. 7, № 4. – С. 543–550. – </w:t>
       </w:r>
       <w:r>
+        <w:rPr>
+          <w:rFonts w:ascii="Times New Roman" w:hAnsi="Times New Roman"/>
+        </w:rPr>
         <w:t>DOI</w:t>
       </w:r>
       <w:r>
         <w:rPr>
+          <w:rFonts w:ascii="Times New Roman" w:hAnsi="Times New Roman"/>
           <w:lang w:val="ru-RU"/>
         </w:rPr>
         <w:t xml:space="preserve"> 10.21323/</w:t>
@@ -9837,6 +10335,7 @@
       <w:proofErr w:type="gramStart"/>
       <w:r>
         <w:rPr>
+          <w:rFonts w:ascii="Times New Roman" w:hAnsi="Times New Roman"/>
           <w:lang w:val="ru-RU"/>
         </w:rPr>
         <w:t>2618-9771</w:t>
@@ -9844,6 +10343,7 @@
       <w:proofErr w:type="gramEnd"/>
       <w:r>
         <w:rPr>
+          <w:rFonts w:ascii="Times New Roman" w:hAnsi="Times New Roman"/>
           <w:lang w:val="ru-RU"/>
         </w:rPr>
         <w:t>-2024-7-4-</w:t>
@@ -9851,6 +10351,7 @@
       <w:proofErr w:type="gramStart"/>
       <w:r>
         <w:rPr>
+          <w:rFonts w:ascii="Times New Roman" w:hAnsi="Times New Roman"/>
           <w:lang w:val="ru-RU"/>
         </w:rPr>
         <w:t>543-550</w:t>
@@ -9858,6 +10359,7 @@
       <w:proofErr w:type="gramEnd"/>
       <w:r>
         <w:rPr>
+          <w:rFonts w:ascii="Times New Roman" w:hAnsi="Times New Roman"/>
           <w:lang w:val="ru-RU"/>
         </w:rPr>
         <w:t>.</w:t>
@@ -9875,10 +10377,8 @@
       <w:r>
         <w:rPr>
           <w:rFonts w:ascii="Times New Roman" w:hAnsi="Times New Roman"/>
-          <w:b w:val="0"/>
-          <w:sz w:val="28"/>
-        </w:rPr>
-        <w:t>7. Object Management Group. Business Process Model and Notation (BPMN), Version 2.0.2. – 2014. – URL: https://www.omg.org/spec/BPMN/2.0.2 (дата обращения: 28.10.2026).</w:t>
+        </w:rPr>
+        <w:t>7. Туранский Д. В. Разработка и внедрение цифровых двойников для оптимизации хлебопекарных линий // Хлебопечение России. – 2024. – Т. 68, № 3. – С. 134–143. – URL: https://sci.ru/viewer/Article/10879/105552 (дата обращения: 28.10.2026).</w:t>
       </w:r>
     </w:p>
     <w:p>
@@ -9889,26 +10389,35 @@
       </w:pPr>
       <w:r>
         <w:rPr>
+          <w:rFonts w:ascii="Times New Roman" w:hAnsi="Times New Roman"/>
           <w:lang w:val="ru-RU"/>
         </w:rPr>
         <w:t xml:space="preserve">8. Репина И. Б., Самойлова С. М., Сидорова Н. Г., Чуднова О. А., Сидоров Д. Е. Разработка дорожной карты проекта внедрения цифровых двойников в производственные процессы // Креативная экономика. – 2024. – Т. 18, № 10. – С. 2779–2800. – </w:t>
       </w:r>
       <w:r>
+        <w:rPr>
+          <w:rFonts w:ascii="Times New Roman" w:hAnsi="Times New Roman"/>
+        </w:rPr>
         <w:t>DOI</w:t>
       </w:r>
       <w:r>
         <w:rPr>
+          <w:rFonts w:ascii="Times New Roman" w:hAnsi="Times New Roman"/>
           <w:lang w:val="ru-RU"/>
         </w:rPr>
         <w:t xml:space="preserve"> 10.18334/</w:t>
       </w:r>
       <w:proofErr w:type="spellStart"/>
       <w:r>
+        <w:rPr>
+          <w:rFonts w:ascii="Times New Roman" w:hAnsi="Times New Roman"/>
+        </w:rPr>
         <w:t>ce</w:t>
       </w:r>
       <w:proofErr w:type="spellEnd"/>
       <w:r>
         <w:rPr>
+          <w:rFonts w:ascii="Times New Roman" w:hAnsi="Times New Roman"/>
           <w:lang w:val="ru-RU"/>
         </w:rPr>
         <w:t>.18.10.121702.</w:t>
@@ -9917,6 +10426,7 @@
     <w:p>
       <w:r>
         <w:rPr>
+          <w:rFonts w:ascii="Times New Roman" w:hAnsi="Times New Roman"/>
           <w:lang w:val="ru-RU"/>
         </w:rPr>
         <w:t xml:space="preserve">9. ГОСТ Р </w:t>
@@ -9924,6 +10434,7 @@
       <w:proofErr w:type="gramStart"/>
       <w:r>
         <w:rPr>
+          <w:rFonts w:ascii="Times New Roman" w:hAnsi="Times New Roman"/>
           <w:lang w:val="ru-RU"/>
         </w:rPr>
         <w:t>51705.1-2024</w:t>
@@ -9931,177 +10442,298 @@
       <w:proofErr w:type="gramEnd"/>
       <w:r>
         <w:rPr>
+          <w:rFonts w:ascii="Times New Roman" w:hAnsi="Times New Roman"/>
           <w:lang w:val="ru-RU"/>
         </w:rPr>
         <w:t xml:space="preserve">. Системы менеджмента качества. Управление качеством и безопасностью пищевых продуктов на основе принципов ХАССП. </w:t>
       </w:r>
       <w:proofErr w:type="spellStart"/>
       <w:r>
+        <w:rPr>
+          <w:rFonts w:ascii="Times New Roman" w:hAnsi="Times New Roman"/>
+        </w:rPr>
         <w:lastRenderedPageBreak/>
         <w:t>Общие</w:t>
       </w:r>
       <w:proofErr w:type="spellEnd"/>
       <w:r>
+        <w:rPr>
+          <w:rFonts w:ascii="Times New Roman" w:hAnsi="Times New Roman"/>
+        </w:rPr>
         <w:t xml:space="preserve"> </w:t>
       </w:r>
       <w:proofErr w:type="spellStart"/>
       <w:r>
+        <w:rPr>
+          <w:rFonts w:ascii="Times New Roman" w:hAnsi="Times New Roman"/>
+        </w:rPr>
         <w:t>требования</w:t>
       </w:r>
       <w:proofErr w:type="spellEnd"/>
       <w:r>
+        <w:rPr>
+          <w:rFonts w:ascii="Times New Roman" w:hAnsi="Times New Roman"/>
+        </w:rPr>
         <w:t xml:space="preserve">. – </w:t>
       </w:r>
       <w:proofErr w:type="spellStart"/>
       <w:r>
+        <w:rPr>
+          <w:rFonts w:ascii="Times New Roman" w:hAnsi="Times New Roman"/>
+        </w:rPr>
         <w:t>Введ</w:t>
       </w:r>
       <w:proofErr w:type="spellEnd"/>
       <w:r>
+        <w:rPr>
+          <w:rFonts w:ascii="Times New Roman" w:hAnsi="Times New Roman"/>
+        </w:rPr>
         <w:t xml:space="preserve">. 2024-11-01. – </w:t>
       </w:r>
       <w:proofErr w:type="spellStart"/>
       <w:proofErr w:type="gramStart"/>
       <w:r>
+        <w:rPr>
+          <w:rFonts w:ascii="Times New Roman" w:hAnsi="Times New Roman"/>
+        </w:rPr>
         <w:t>Москва</w:t>
       </w:r>
       <w:proofErr w:type="spellEnd"/>
       <w:r>
+        <w:rPr>
+          <w:rFonts w:ascii="Times New Roman" w:hAnsi="Times New Roman"/>
+        </w:rPr>
         <w:t xml:space="preserve"> :</w:t>
       </w:r>
       <w:proofErr w:type="gramEnd"/>
       <w:r>
+        <w:rPr>
+          <w:rFonts w:ascii="Times New Roman" w:hAnsi="Times New Roman"/>
+        </w:rPr>
         <w:t xml:space="preserve"> </w:t>
       </w:r>
       <w:proofErr w:type="spellStart"/>
       <w:r>
+        <w:rPr>
+          <w:rFonts w:ascii="Times New Roman" w:hAnsi="Times New Roman"/>
+        </w:rPr>
         <w:t>Российский</w:t>
       </w:r>
       <w:proofErr w:type="spellEnd"/>
       <w:r>
+        <w:rPr>
+          <w:rFonts w:ascii="Times New Roman" w:hAnsi="Times New Roman"/>
+        </w:rPr>
         <w:t xml:space="preserve"> </w:t>
       </w:r>
       <w:proofErr w:type="spellStart"/>
       <w:r>
+        <w:rPr>
+          <w:rFonts w:ascii="Times New Roman" w:hAnsi="Times New Roman"/>
+        </w:rPr>
         <w:t>институт</w:t>
       </w:r>
       <w:proofErr w:type="spellEnd"/>
       <w:r>
+        <w:rPr>
+          <w:rFonts w:ascii="Times New Roman" w:hAnsi="Times New Roman"/>
+        </w:rPr>
         <w:t xml:space="preserve"> </w:t>
       </w:r>
       <w:proofErr w:type="spellStart"/>
       <w:r>
+        <w:rPr>
+          <w:rFonts w:ascii="Times New Roman" w:hAnsi="Times New Roman"/>
+        </w:rPr>
         <w:t>стандартизации</w:t>
       </w:r>
       <w:proofErr w:type="spellEnd"/>
       <w:r>
+        <w:rPr>
+          <w:rFonts w:ascii="Times New Roman" w:hAnsi="Times New Roman"/>
+        </w:rPr>
         <w:t>, 2024.</w:t>
       </w:r>
     </w:p>
     <w:p>
       <w:r>
+        <w:rPr>
+          <w:rFonts w:ascii="Times New Roman" w:hAnsi="Times New Roman"/>
+        </w:rPr>
         <w:t xml:space="preserve">10. Sikiru Y., Paliwal J., </w:t>
       </w:r>
       <w:proofErr w:type="spellStart"/>
       <w:r>
+        <w:rPr>
+          <w:rFonts w:ascii="Times New Roman" w:hAnsi="Times New Roman"/>
+        </w:rPr>
         <w:t>Erkinbaev</w:t>
       </w:r>
       <w:proofErr w:type="spellEnd"/>
       <w:r>
+        <w:rPr>
+          <w:rFonts w:ascii="Times New Roman" w:hAnsi="Times New Roman"/>
+        </w:rPr>
         <w:t xml:space="preserve"> C. Three-Dimensional Characterization of Potatoes Under Different Drying Methods: Quality Optimization for Hybrid Drying Approach // Foods. – 2024. – Vol. 13, no. 22. – Art. 3633. – DOI 10.3390/foods13223633.</w:t>
       </w:r>
     </w:p>
     <w:p>
       <w:r>
+        <w:rPr>
+          <w:rFonts w:ascii="Times New Roman" w:hAnsi="Times New Roman"/>
+        </w:rPr>
         <w:t>11. Sanchez-Jimenez V., Collazos-Escobar G. A., González-</w:t>
       </w:r>
       <w:proofErr w:type="spellStart"/>
       <w:r>
+        <w:rPr>
+          <w:rFonts w:ascii="Times New Roman" w:hAnsi="Times New Roman"/>
+        </w:rPr>
         <w:t>Mohino</w:t>
       </w:r>
       <w:proofErr w:type="spellEnd"/>
       <w:r>
+        <w:rPr>
+          <w:rFonts w:ascii="Times New Roman" w:hAnsi="Times New Roman"/>
+        </w:rPr>
         <w:t xml:space="preserve"> A., Gomez Alvarez-Arenas T. E., Benedito J., Garcia-Perez J. V. Non-invasive monitoring of potato drying by means of air-coupled ultrasound // Food Control. – 2023. – Vol. 148. – Art. 109653. – DOI 10.1016/j.foodcont.2023.109653.</w:t>
       </w:r>
     </w:p>
     <w:p>
       <w:r>
+        <w:rPr>
+          <w:rFonts w:ascii="Times New Roman" w:hAnsi="Times New Roman"/>
+        </w:rPr>
         <w:t xml:space="preserve">12. Sabat M., </w:t>
       </w:r>
       <w:proofErr w:type="spellStart"/>
       <w:r>
+        <w:rPr>
+          <w:rFonts w:ascii="Times New Roman" w:hAnsi="Times New Roman"/>
+        </w:rPr>
         <w:t>Kotwaliwale</w:t>
       </w:r>
       <w:proofErr w:type="spellEnd"/>
       <w:r>
+        <w:rPr>
+          <w:rFonts w:ascii="Times New Roman" w:hAnsi="Times New Roman"/>
+        </w:rPr>
         <w:t xml:space="preserve"> N., Chakraborty S. K., Kumar M. Long short-term memory based real-time monitoring of potato slice drying using image chromatic features // Journal of Food Processing and Preservation. – 2022. – Vol. 46. – Art. e17232. – DOI 10.1111/jfpp.17232.</w:t>
       </w:r>
     </w:p>
     <w:p>
       <w:r>
+        <w:rPr>
+          <w:rFonts w:ascii="Times New Roman" w:hAnsi="Times New Roman"/>
+        </w:rPr>
         <w:t xml:space="preserve">13. </w:t>
       </w:r>
       <w:proofErr w:type="spellStart"/>
       <w:r>
+        <w:rPr>
+          <w:rFonts w:ascii="Times New Roman" w:hAnsi="Times New Roman"/>
+        </w:rPr>
         <w:t>Buzera</w:t>
       </w:r>
       <w:proofErr w:type="spellEnd"/>
       <w:r>
+        <w:rPr>
+          <w:rFonts w:ascii="Times New Roman" w:hAnsi="Times New Roman"/>
+        </w:rPr>
         <w:t xml:space="preserve"> A., </w:t>
       </w:r>
       <w:proofErr w:type="spellStart"/>
       <w:r>
+        <w:rPr>
+          <w:rFonts w:ascii="Times New Roman" w:hAnsi="Times New Roman"/>
+        </w:rPr>
         <w:t>Gikundi</w:t>
       </w:r>
       <w:proofErr w:type="spellEnd"/>
       <w:r>
+        <w:rPr>
+          <w:rFonts w:ascii="Times New Roman" w:hAnsi="Times New Roman"/>
+        </w:rPr>
         <w:t xml:space="preserve"> E., Orina I., Sila D. Effect of Pretreatments and Drying Methods on Physical and Microstructural Properties of Potato Flour // Foods. – 2022. – Vol. 11, no. 4. – Art. 507. – DOI 10.3390/foods11040507.</w:t>
       </w:r>
     </w:p>
     <w:p>
       <w:r>
+        <w:rPr>
+          <w:rFonts w:ascii="Times New Roman" w:hAnsi="Times New Roman"/>
+        </w:rPr>
         <w:t xml:space="preserve">14. </w:t>
       </w:r>
       <w:proofErr w:type="spellStart"/>
       <w:r>
+        <w:rPr>
+          <w:rFonts w:ascii="Times New Roman" w:hAnsi="Times New Roman"/>
+        </w:rPr>
         <w:t>Haverkort</w:t>
       </w:r>
       <w:proofErr w:type="spellEnd"/>
       <w:r>
+        <w:rPr>
+          <w:rFonts w:ascii="Times New Roman" w:hAnsi="Times New Roman"/>
+        </w:rPr>
         <w:t xml:space="preserve"> A. J., Linnemann A. R., </w:t>
       </w:r>
       <w:proofErr w:type="spellStart"/>
       <w:r>
+        <w:rPr>
+          <w:rFonts w:ascii="Times New Roman" w:hAnsi="Times New Roman"/>
+        </w:rPr>
         <w:t>Struik</w:t>
       </w:r>
       <w:proofErr w:type="spellEnd"/>
       <w:r>
+        <w:rPr>
+          <w:rFonts w:ascii="Times New Roman" w:hAnsi="Times New Roman"/>
+        </w:rPr>
         <w:t xml:space="preserve"> P. C., </w:t>
       </w:r>
       <w:proofErr w:type="spellStart"/>
       <w:r>
+        <w:rPr>
+          <w:rFonts w:ascii="Times New Roman" w:hAnsi="Times New Roman"/>
+        </w:rPr>
         <w:t>Wiskerke</w:t>
       </w:r>
       <w:proofErr w:type="spellEnd"/>
       <w:r>
+        <w:rPr>
+          <w:rFonts w:ascii="Times New Roman" w:hAnsi="Times New Roman"/>
+        </w:rPr>
         <w:t xml:space="preserve"> J. S. C. On Processing Potato 2. Survey of Products, Processes and Operations in Manufacturing // Potato Research. – 2023. – Vol. 66. – P. 339–383. – DOI 10.1007/s11540-022-09563-y.</w:t>
       </w:r>
     </w:p>
     <w:p>
       <w:r>
+        <w:rPr>
+          <w:rFonts w:ascii="Times New Roman" w:hAnsi="Times New Roman"/>
+        </w:rPr>
         <w:t>15. Ando Y., Nei D. Comparison of Potato Void Structures Dried by Air-Drying, Freeze-</w:t>
       </w:r>
       <w:proofErr w:type="gramStart"/>
       <w:r>
+        <w:rPr>
+          <w:rFonts w:ascii="Times New Roman" w:hAnsi="Times New Roman"/>
+        </w:rPr>
         <w:t>Drying, and</w:t>
       </w:r>
       <w:proofErr w:type="gramEnd"/>
       <w:r>
+        <w:rPr>
+          <w:rFonts w:ascii="Times New Roman" w:hAnsi="Times New Roman"/>
+        </w:rPr>
         <w:t xml:space="preserve"> Microwave-Vacuum-Drying, and the Physical Properties of Powders After Grinding // Food and Bioprocess Technology. – 2023. – Vol. 16, no. 2. – P. 447–458. – DOI 10.1007/s11947-022-02941-x.</w:t>
       </w:r>
     </w:p>
     <w:p>
       <w:r>
+        <w:rPr>
+          <w:rFonts w:ascii="Times New Roman" w:hAnsi="Times New Roman"/>
+        </w:rPr>
         <w:br w:type="page"/>
       </w:r>
     </w:p>
@@ -10142,10 +10774,8 @@
       <w:r>
         <w:rPr>
           <w:rFonts w:ascii="Times New Roman" w:hAnsi="Times New Roman"/>
-          <w:b w:val="0"/>
-          <w:sz w:val="28"/>
-        </w:rPr>
-        <w:t>Модель AS-IS описывает тот же процесс контроля производственной партии, что и раздел 2. Участники представлены дорожками оператора линии, информационной системы и технолога. Жёлтым выделены операции, передаваемые программе. Начальное событие — получение партии сырья, конечное — утверждение протокола. Модель выполнена в нотации BPMN 2.0 [7].</w:t>
+        </w:rPr>
+        <w:t>Модель AS-IS описывает тот же процесс контроля производственной партии, что и раздел 2. Участники представлены дорожками оператора линии, информационной системы и технолога. Жёлтым выделены операции, передаваемые программе. Начальное событие — получение партии сырья, конечное — утверждение протокола.</w:t>
       </w:r>
     </w:p>
     <w:p>
@@ -10153,6 +10783,9 @@
         <w:jc w:val="center"/>
       </w:pPr>
       <w:r>
+        <w:rPr>
+          <w:rFonts w:ascii="Times New Roman" w:hAnsi="Times New Roman"/>
+        </w:rPr>
         <w:drawing>
           <wp:inline xmlns:a="http://schemas.openxmlformats.org/drawingml/2006/main" xmlns:pic="http://schemas.openxmlformats.org/drawingml/2006/picture">
             <wp:extent cx="5760000" cy="1012025"/>
@@ -10582,6 +11215,9 @@
         <w:jc w:val="center"/>
       </w:pPr>
       <w:r>
+        <w:rPr>
+          <w:rFonts w:ascii="Times New Roman" w:hAnsi="Times New Roman"/>
+        </w:rPr>
         <w:drawing>
           <wp:inline xmlns:a="http://schemas.openxmlformats.org/drawingml/2006/main" xmlns:pic="http://schemas.openxmlformats.org/drawingml/2006/picture">
             <wp:extent cx="6120000" cy="1480567"/>
@@ -10709,6 +11345,9 @@
         <w:jc w:val="center"/>
       </w:pPr>
       <w:r>
+        <w:rPr>
+          <w:rFonts w:ascii="Times New Roman" w:hAnsi="Times New Roman"/>
+        </w:rPr>
         <w:drawing>
           <wp:inline xmlns:a="http://schemas.openxmlformats.org/drawingml/2006/main" xmlns:pic="http://schemas.openxmlformats.org/drawingml/2006/picture">
             <wp:extent cx="5760000" cy="4830236"/>
@@ -10777,6 +11416,9 @@
         <w:jc w:val="center"/>
       </w:pPr>
       <w:r>
+        <w:rPr>
+          <w:rFonts w:ascii="Times New Roman" w:hAnsi="Times New Roman"/>
+        </w:rPr>
         <w:drawing>
           <wp:inline xmlns:a="http://schemas.openxmlformats.org/drawingml/2006/main" xmlns:pic="http://schemas.openxmlformats.org/drawingml/2006/picture">
             <wp:extent cx="5760000" cy="5182810"/>

--- a/Отчет_ИКБО-10-24_ЧудаевИС_КТ2.docx
+++ b/Отчет_ИКБО-10-24_ЧудаевИС_КТ2.docx
@@ -2,6 +2,94 @@
 <file path=word/document.xml><?xml version="1.0" encoding="utf-8"?>
 <w:document xmlns:wpc="http://schemas.microsoft.com/office/word/2010/wordprocessingCanvas" xmlns:cx="http://schemas.microsoft.com/office/drawing/2014/chartex" xmlns:cx1="http://schemas.microsoft.com/office/drawing/2015/9/8/chartex" xmlns:cx2="http://schemas.microsoft.com/office/drawing/2015/10/21/chartex" xmlns:cx3="http://schemas.microsoft.com/office/drawing/2016/5/9/chartex" xmlns:cx4="http://schemas.microsoft.com/office/drawing/2016/5/10/chartex" xmlns:cx5="http://schemas.microsoft.com/office/drawing/2016/5/11/chartex" xmlns:cx6="http://schemas.microsoft.com/office/drawing/2016/5/12/chartex" xmlns:cx7="http://schemas.microsoft.com/office/drawing/2016/5/13/chartex" xmlns:cx8="http://schemas.microsoft.com/office/drawing/2016/5/14/chartex" xmlns:mc="http://schemas.openxmlformats.org/markup-compatibility/2006" xmlns:aink="http://schemas.microsoft.com/office/drawing/2016/ink" xmlns:am3d="http://schemas.microsoft.com/office/drawing/2017/model3d" xmlns:o="urn:schemas-microsoft-com:office:office" xmlns:oel="http://schemas.microsoft.com/office/2019/extlst" xmlns:r="http://schemas.openxmlformats.org/officeDocument/2006/relationships" xmlns:m="http://schemas.openxmlformats.org/officeDocument/2006/math" xmlns:v="urn:schemas-microsoft-com:vml" xmlns:wp14="http://schemas.microsoft.com/office/word/2010/wordprocessingDrawing" xmlns:wp="http://schemas.openxmlformats.org/drawingml/2006/wordprocessingDrawing" xmlns:w10="urn:schemas-microsoft-com:office:word" xmlns:w="http://schemas.openxmlformats.org/wordprocessingml/2006/main" xmlns:w14="http://schemas.microsoft.com/office/word/2010/wordml" xmlns:w15="http://schemas.microsoft.com/office/word/2012/wordml" xmlns:w16cex="http://schemas.microsoft.com/office/word/2018/wordml/cex" xmlns:w16cid="http://schemas.microsoft.com/office/word/2016/wordml/cid" xmlns:w16="http://schemas.microsoft.com/office/word/2018/wordml" xmlns:w16du="http://schemas.microsoft.com/office/word/2023/wordml/word16du" xmlns:w16sdtdh="http://schemas.microsoft.com/office/word/2020/wordml/sdtdatahash" xmlns:w16sdtfl="http://schemas.microsoft.com/office/word/2024/wordml/sdtformatlock" xmlns:w16se="http://schemas.microsoft.com/office/word/2015/wordml/symex" xmlns:wpg="http://schemas.microsoft.com/office/word/2010/wordprocessingGroup" xmlns:wpi="http://schemas.microsoft.com/office/word/2010/wordprocessingInk" xmlns:wne="http://schemas.microsoft.com/office/word/2006/wordml" xmlns:wps="http://schemas.microsoft.com/office/word/2010/wordprocessingShape" mc:Ignorable="w14 w15 w16se w16cid w16 w16cex w16sdtdh w16sdtfl w16du wp14">
   <w:body>
+    <w:p>
+      <w:pPr>
+        <w:spacing w:line="240" w:lineRule="auto"/>
+        <w:jc w:val="center"/>
+        <w:rPr>
+          <w:rFonts w:eastAsia="Calibri" w:cs="Times New Roman"/>
+          <w:b/>
+          <w:sz w:val="26"/>
+          <w:szCs w:val="26"/>
+        </w:rPr>
+      </w:pPr>
+      <w:r>
+        <w:rPr>
+          <w:rFonts w:eastAsia="Calibri" w:cs="Times New Roman" w:ascii="Times New Roman" w:hAnsi="Times New Roman"/>
+          <w:b/>
+          <w:sz w:val="26"/>
+          <w:szCs w:val="26"/>
+        </w:rPr>
+        <w:t>ПРОВЕДЕНИЯ ПРОИЗВОДСТВЕННОЙ ПРАКТИКИ</w:t>
+      </w:r>
+      <w:bookmarkEnd w:id="1"/>
+    </w:p>
+    <w:p>
+      <w:pPr>
+        <w:rPr>
+          <w:lang w:val="ru-RU"/>
+        </w:rPr>
+      </w:pPr>
+      <w:r>
+        <w:rPr>
+          <w:rFonts w:ascii="Times New Roman" w:hAnsi="Times New Roman"/>
+          <w:lang w:val="ru-RU"/>
+        </w:rPr>
+        <w:t xml:space="preserve">Современные исследования демонстрируют возможность получать информацию о ходе сушки без разрушения продукта. </w:t>
+      </w:r>
+      <w:r>
+        <w:rPr>
+          <w:rFonts w:ascii="Times New Roman" w:hAnsi="Times New Roman"/>
+        </w:rPr>
+        <w:t>V</w:t>
+      </w:r>
+      <w:r>
+        <w:rPr>
+          <w:rFonts w:ascii="Times New Roman" w:hAnsi="Times New Roman"/>
+          <w:lang w:val="ru-RU"/>
+        </w:rPr>
+        <w:t xml:space="preserve">. </w:t>
+      </w:r>
+      <w:r>
+        <w:rPr>
+          <w:rFonts w:ascii="Times New Roman" w:hAnsi="Times New Roman"/>
+        </w:rPr>
+        <w:t>Sanchez</w:t>
+      </w:r>
+      <w:r>
+        <w:rPr>
+          <w:rFonts w:ascii="Times New Roman" w:hAnsi="Times New Roman"/>
+          <w:lang w:val="ru-RU"/>
+        </w:rPr>
+        <w:t>-</w:t>
+      </w:r>
+      <w:r>
+        <w:rPr>
+          <w:rFonts w:ascii="Times New Roman" w:hAnsi="Times New Roman"/>
+        </w:rPr>
+        <w:t>Jimenez</w:t>
+      </w:r>
+      <w:r>
+        <w:rPr>
+          <w:rFonts w:ascii="Times New Roman" w:hAnsi="Times New Roman"/>
+          <w:lang w:val="ru-RU"/>
+        </w:rPr>
+        <w:t xml:space="preserve"> и соавторы показали применимость воздушно-связанного ультразвука для неинвазивного мониторинга изменения свойств картофельных ломтиков во время сушки и возможность прогнозировать текстурные характеристики по ультразвуковым параметрам [11]. Другая работа предлагает использовать компьютерное зрение и модель </w:t>
+      </w:r>
+      <w:r>
+        <w:rPr>
+          <w:rFonts w:ascii="Times New Roman" w:hAnsi="Times New Roman"/>
+        </w:rPr>
+        <w:t>LSTM</w:t>
+      </w:r>
+      <w:r>
+        <w:rPr>
+          <w:rFonts w:ascii="Times New Roman" w:hAnsi="Times New Roman"/>
+          <w:lang w:val="ru-RU"/>
+        </w:rPr>
+        <w:t xml:space="preserve"> для мониторинга сушки картофельных ломтиков в реальном времени по цветовым признакам изображения [12]. Эти методы показывают общий вектор развития: часть результатов контроля может поступать в информационную систему автоматически, а не переноситься оператором вручную.</w:t>
+      </w:r>
+    </w:p>
     <w:tbl>
       <w:tblPr>
         <w:tblW w:w="5000" w:type="pct"/>
@@ -5309,28 +5397,6 @@
     </w:p>
     <w:p>
       <w:pPr>
-        <w:spacing w:line="240" w:lineRule="auto"/>
-        <w:jc w:val="center"/>
-        <w:rPr>
-          <w:rFonts w:eastAsia="Calibri" w:cs="Times New Roman"/>
-          <w:b/>
-          <w:sz w:val="26"/>
-          <w:szCs w:val="26"/>
-        </w:rPr>
-      </w:pPr>
-      <w:r>
-        <w:rPr>
-          <w:rFonts w:eastAsia="Calibri" w:cs="Times New Roman" w:ascii="Times New Roman" w:hAnsi="Times New Roman"/>
-          <w:b/>
-          <w:sz w:val="26"/>
-          <w:szCs w:val="26"/>
-        </w:rPr>
-        <w:t>ПРОВЕДЕНИЯ ПРОИЗВОДСТВЕННОЙ ПРАКТИКИ</w:t>
-      </w:r>
-      <w:bookmarkEnd w:id="1"/>
-    </w:p>
-    <w:p>
-      <w:pPr>
         <w:widowControl w:val="0"/>
         <w:tabs>
           <w:tab w:val="center" w:pos="5032"/>
@@ -7654,72 +7720,6 @@
           <w:rFonts w:ascii="Times New Roman" w:hAnsi="Times New Roman"/>
           <w:lang w:val="ru-RU"/>
         </w:rPr>
-        <w:t xml:space="preserve">Современные исследования демонстрируют возможность получать информацию о ходе сушки без разрушения продукта. </w:t>
-      </w:r>
-      <w:r>
-        <w:rPr>
-          <w:rFonts w:ascii="Times New Roman" w:hAnsi="Times New Roman"/>
-        </w:rPr>
-        <w:t>V</w:t>
-      </w:r>
-      <w:r>
-        <w:rPr>
-          <w:rFonts w:ascii="Times New Roman" w:hAnsi="Times New Roman"/>
-          <w:lang w:val="ru-RU"/>
-        </w:rPr>
-        <w:t xml:space="preserve">. </w:t>
-      </w:r>
-      <w:r>
-        <w:rPr>
-          <w:rFonts w:ascii="Times New Roman" w:hAnsi="Times New Roman"/>
-        </w:rPr>
-        <w:t>Sanchez</w:t>
-      </w:r>
-      <w:r>
-        <w:rPr>
-          <w:rFonts w:ascii="Times New Roman" w:hAnsi="Times New Roman"/>
-          <w:lang w:val="ru-RU"/>
-        </w:rPr>
-        <w:t>-</w:t>
-      </w:r>
-      <w:r>
-        <w:rPr>
-          <w:rFonts w:ascii="Times New Roman" w:hAnsi="Times New Roman"/>
-        </w:rPr>
-        <w:t>Jimenez</w:t>
-      </w:r>
-      <w:r>
-        <w:rPr>
-          <w:rFonts w:ascii="Times New Roman" w:hAnsi="Times New Roman"/>
-          <w:lang w:val="ru-RU"/>
-        </w:rPr>
-        <w:t xml:space="preserve"> и соавторы показали применимость воздушно-связанного ультразвука для неинвазивного мониторинга изменения свойств картофельных ломтиков во время сушки и возможность прогнозировать текстурные характеристики по ультразвуковым параметрам [11]. Другая работа предлагает использовать компьютерное зрение и модель </w:t>
-      </w:r>
-      <w:r>
-        <w:rPr>
-          <w:rFonts w:ascii="Times New Roman" w:hAnsi="Times New Roman"/>
-        </w:rPr>
-        <w:t>LSTM</w:t>
-      </w:r>
-      <w:r>
-        <w:rPr>
-          <w:rFonts w:ascii="Times New Roman" w:hAnsi="Times New Roman"/>
-          <w:lang w:val="ru-RU"/>
-        </w:rPr>
-        <w:t xml:space="preserve"> для мониторинга сушки картофельных ломтиков в реальном времени по цветовым признакам изображения [12]. Эти методы показывают общий вектор развития: часть результатов контроля может поступать в информационную систему автоматически, а не переноситься оператором вручную.</w:t>
-      </w:r>
-    </w:p>
-    <w:p>
-      <w:pPr>
-        <w:rPr>
-          <w:lang w:val="ru-RU"/>
-        </w:rPr>
-      </w:pPr>
-      <w:r>
-        <w:rPr>
-          <w:rFonts w:ascii="Times New Roman" w:hAnsi="Times New Roman"/>
-          <w:lang w:val="ru-RU"/>
-        </w:rPr>
         <w:t xml:space="preserve">В работе </w:t>
       </w:r>
       <w:r>
@@ -8788,166 +8788,8 @@
           <w:lang w:val="ru-RU"/>
         </w:rPr>
       </w:pPr>
-      <w:proofErr w:type="spellStart"/>
-      <w:r>
-        <w:rPr>
-          <w:rFonts w:ascii="Times New Roman" w:hAnsi="Times New Roman"/>
-        </w:rPr>
-        <w:t>Источник</w:t>
-      </w:r>
-      <w:proofErr w:type="spellEnd"/>
-      <w:r>
-        <w:rPr>
-          <w:rFonts w:ascii="Times New Roman" w:hAnsi="Times New Roman"/>
-        </w:rPr>
-        <w:t xml:space="preserve"> </w:t>
-      </w:r>
-      <w:proofErr w:type="spellStart"/>
-      <w:r>
-        <w:rPr>
-          <w:rFonts w:ascii="Times New Roman" w:hAnsi="Times New Roman"/>
-        </w:rPr>
-        <w:t>перевода</w:t>
-      </w:r>
-      <w:proofErr w:type="spellEnd"/>
-      <w:r>
-        <w:rPr>
-          <w:rFonts w:ascii="Times New Roman" w:hAnsi="Times New Roman"/>
-        </w:rPr>
-        <w:t xml:space="preserve">: Sikiru Y., Paliwal J., </w:t>
-      </w:r>
-      <w:proofErr w:type="spellStart"/>
-      <w:r>
-        <w:rPr>
-          <w:rFonts w:ascii="Times New Roman" w:hAnsi="Times New Roman"/>
-        </w:rPr>
-        <w:t>Erkinbaev</w:t>
-      </w:r>
-      <w:proofErr w:type="spellEnd"/>
-      <w:r>
-        <w:rPr>
-          <w:rFonts w:ascii="Times New Roman" w:hAnsi="Times New Roman"/>
-        </w:rPr>
-        <w:t xml:space="preserve"> C. Three-Dimensional Characterization of Potatoes Under Different Drying Methods: Quality Optimization for Hybrid Drying Approach // Foods. </w:t>
-      </w:r>
-      <w:r>
-        <w:rPr>
-          <w:rFonts w:ascii="Times New Roman" w:hAnsi="Times New Roman"/>
-          <w:lang w:val="ru-RU"/>
-        </w:rPr>
-        <w:t xml:space="preserve">2024. </w:t>
-      </w:r>
-      <w:r>
-        <w:rPr>
-          <w:rFonts w:ascii="Times New Roman" w:hAnsi="Times New Roman"/>
-        </w:rPr>
-        <w:t>Vol</w:t>
-      </w:r>
-      <w:r>
-        <w:rPr>
-          <w:rFonts w:ascii="Times New Roman" w:hAnsi="Times New Roman"/>
-          <w:lang w:val="ru-RU"/>
-        </w:rPr>
-        <w:t xml:space="preserve">. 13, </w:t>
-      </w:r>
-      <w:r>
-        <w:rPr>
-          <w:rFonts w:ascii="Times New Roman" w:hAnsi="Times New Roman"/>
-        </w:rPr>
-        <w:t>no</w:t>
-      </w:r>
-      <w:r>
-        <w:rPr>
-          <w:rFonts w:ascii="Times New Roman" w:hAnsi="Times New Roman"/>
-          <w:lang w:val="ru-RU"/>
-        </w:rPr>
-        <w:t xml:space="preserve">. 22. </w:t>
-      </w:r>
-      <w:r>
-        <w:rPr>
-          <w:rFonts w:ascii="Times New Roman" w:hAnsi="Times New Roman"/>
-        </w:rPr>
-        <w:t>Art</w:t>
-      </w:r>
-      <w:r>
-        <w:rPr>
-          <w:rFonts w:ascii="Times New Roman" w:hAnsi="Times New Roman"/>
-          <w:lang w:val="ru-RU"/>
-        </w:rPr>
-        <w:t xml:space="preserve">. 3633. </w:t>
-      </w:r>
-      <w:r>
-        <w:rPr>
-          <w:rFonts w:ascii="Times New Roman" w:hAnsi="Times New Roman"/>
-        </w:rPr>
-        <w:t>DOI</w:t>
-      </w:r>
-      <w:r>
-        <w:rPr>
-          <w:rFonts w:ascii="Times New Roman" w:hAnsi="Times New Roman"/>
-          <w:lang w:val="ru-RU"/>
-        </w:rPr>
-        <w:t xml:space="preserve">: </w:t>
-      </w:r>
-      <w:r>
-        <w:rPr>
-          <w:rFonts w:ascii="Times New Roman" w:hAnsi="Times New Roman"/>
-          <w:lang w:val="ru-RU"/>
-        </w:rPr>
-        <w:lastRenderedPageBreak/>
-        <w:t>10.3390/</w:t>
-      </w:r>
-      <w:r>
-        <w:rPr>
-          <w:rFonts w:ascii="Times New Roman" w:hAnsi="Times New Roman"/>
-        </w:rPr>
-        <w:t>foods</w:t>
-      </w:r>
-      <w:r>
-        <w:rPr>
-          <w:rFonts w:ascii="Times New Roman" w:hAnsi="Times New Roman"/>
-          <w:lang w:val="ru-RU"/>
-        </w:rPr>
-        <w:t xml:space="preserve">13223633 [10]. Переведен фрагмент, включающий аннотацию, ключевые положения введения и заключение. Оригинал фрагмента приложен к архиву КТ1 в файле </w:t>
-      </w:r>
-      <w:r>
-        <w:rPr>
-          <w:rFonts w:ascii="Times New Roman" w:hAnsi="Times New Roman"/>
-        </w:rPr>
-        <w:t>translation</w:t>
-      </w:r>
-      <w:r>
-        <w:rPr>
-          <w:rFonts w:ascii="Times New Roman" w:hAnsi="Times New Roman"/>
-          <w:lang w:val="ru-RU"/>
-        </w:rPr>
-        <w:t>/</w:t>
-      </w:r>
-      <w:r>
-        <w:rPr>
-          <w:rFonts w:ascii="Times New Roman" w:hAnsi="Times New Roman"/>
-        </w:rPr>
-        <w:t>original</w:t>
-      </w:r>
-      <w:r>
-        <w:rPr>
-          <w:rFonts w:ascii="Times New Roman" w:hAnsi="Times New Roman"/>
-          <w:lang w:val="ru-RU"/>
-        </w:rPr>
-        <w:t>.</w:t>
-      </w:r>
-      <w:r>
-        <w:rPr>
-          <w:rFonts w:ascii="Times New Roman" w:hAnsi="Times New Roman"/>
-        </w:rPr>
-        <w:t>pdf</w:t>
-      </w:r>
-      <w:r>
-        <w:rPr>
-          <w:rFonts w:ascii="Times New Roman" w:hAnsi="Times New Roman"/>
-          <w:lang w:val="ru-RU"/>
-        </w:rPr>
-        <w:t>.</w:t>
+      <w:r>
+        <w:t>Источник перевода: Sikiru Y., Paliwal J., Erkinbaev C. Three-Dimensional Characterization of Potatoes Under Different Drying Methods: Quality Optimization for Hybrid Drying Approach // Foods. 2024. Vol. 13, no. 22. Art. 3633. DOI: 10.3390/foods13223633 [10]. Переведен фрагмент, включающий аннотацию, ключевые положения введения и заключение. Оригинал фрагмента приложен к архиву КТ2 в файле translation/original.pdf.</w:t>
       </w:r>
     </w:p>
     <w:p>
@@ -10021,348 +9863,36 @@
     </w:p>
     <w:p/>
     <w:p>
-      <w:pPr>
-        <w:pStyle w:val="1"/>
-        <w:rPr>
-          <w:lang w:val="ru-RU"/>
-        </w:rPr>
-      </w:pPr>
-      <w:r>
-        <w:rPr>
-          <w:rFonts w:ascii="Times New Roman" w:eastAsia="Times New Roman" w:hAnsi="Times New Roman"/>
-          <w:lang w:val="ru-RU"/>
-        </w:rPr>
-        <w:t>СПИСОК ИСПОЛЬЗОВАННЫХ ИСТОЧНИКОВ</w:t>
+      <w:r>
+        <w:br w:type="page"/>
       </w:r>
     </w:p>
     <w:p>
       <w:pPr>
-        <w:rPr>
-          <w:lang w:val="ru-RU"/>
-        </w:rPr>
-      </w:pPr>
-      <w:r>
-        <w:rPr>
-          <w:rFonts w:ascii="Times New Roman" w:hAnsi="Times New Roman"/>
-          <w:lang w:val="ru-RU"/>
-        </w:rPr>
-        <w:t xml:space="preserve">1. </w:t>
-      </w:r>
-      <w:proofErr w:type="spellStart"/>
-      <w:r>
-        <w:rPr>
-          <w:rFonts w:ascii="Times New Roman" w:hAnsi="Times New Roman"/>
-          <w:lang w:val="ru-RU"/>
-        </w:rPr>
-        <w:t>Отинова</w:t>
-      </w:r>
-      <w:proofErr w:type="spellEnd"/>
-      <w:r>
-        <w:rPr>
-          <w:rFonts w:ascii="Times New Roman" w:hAnsi="Times New Roman"/>
-          <w:lang w:val="ru-RU"/>
-        </w:rPr>
-        <w:t xml:space="preserve"> М. Е., Попова Е. А., Полунина Н. Ю., Зайцева Е. А. Мониторинг картофелеперерабатывающих организаций в России: тенденции и перспективы // Научный результат. Экономические исследования. – 2024. – Т. 10, № 4. – С. 72–81. – </w:t>
-      </w:r>
-      <w:r>
-        <w:rPr>
-          <w:rFonts w:ascii="Times New Roman" w:hAnsi="Times New Roman"/>
-        </w:rPr>
-        <w:t>DOI</w:t>
-      </w:r>
-      <w:r>
-        <w:rPr>
-          <w:rFonts w:ascii="Times New Roman" w:hAnsi="Times New Roman"/>
-          <w:lang w:val="ru-RU"/>
-        </w:rPr>
-        <w:t xml:space="preserve"> 10.18413/2409-1634-2024-10-4-0-6.</w:t>
+        <w:spacing w:line="360" w:lineRule="auto"/>
+        <w:jc w:val="center"/>
+      </w:pPr>
+      <w:r>
+        <w:rPr>
+          <w:rFonts w:ascii="Times New Roman" w:hAnsi="Times New Roman"/>
+          <w:b/>
+          <w:sz w:val="28"/>
+        </w:rPr>
+        <w:t>5 АНАЛИТИЧЕСКИЙ РАЗДЕЛ</w:t>
       </w:r>
     </w:p>
     <w:p>
       <w:pPr>
-        <w:rPr>
-          <w:lang w:val="ru-RU"/>
-        </w:rPr>
-      </w:pPr>
-      <w:r>
-        <w:rPr>
-          <w:rFonts w:ascii="Times New Roman" w:hAnsi="Times New Roman"/>
-          <w:lang w:val="ru-RU"/>
-        </w:rPr>
-        <w:t xml:space="preserve">2. Семенова А. В., Гольдштейн В. Г., Дегтярев В. А., Морозова А. А., Королева А. К. Изучение состава картофеля по хозяйственно ценным признакам, </w:t>
-      </w:r>
-      <w:r>
-        <w:rPr>
-          <w:rFonts w:ascii="Times New Roman" w:hAnsi="Times New Roman"/>
-          <w:lang w:val="ru-RU"/>
-        </w:rPr>
-        <w:lastRenderedPageBreak/>
-        <w:t xml:space="preserve">определяющим его пригодность к промышленной переработке // Аграрная наука Евро-Северо-Востока. – 2022. – Т. 23, № 6. – С. 841–851. – </w:t>
-      </w:r>
-      <w:r>
-        <w:rPr>
-          <w:rFonts w:ascii="Times New Roman" w:hAnsi="Times New Roman"/>
-        </w:rPr>
-        <w:t>DOI</w:t>
-      </w:r>
-      <w:r>
-        <w:rPr>
-          <w:rFonts w:ascii="Times New Roman" w:hAnsi="Times New Roman"/>
-          <w:lang w:val="ru-RU"/>
-        </w:rPr>
-        <w:t xml:space="preserve"> 10.30766/</w:t>
-      </w:r>
-      <w:proofErr w:type="gramStart"/>
-      <w:r>
-        <w:rPr>
-          <w:rFonts w:ascii="Times New Roman" w:hAnsi="Times New Roman"/>
-          <w:lang w:val="ru-RU"/>
-        </w:rPr>
-        <w:t>2072-9081.2022.23.6.841</w:t>
-      </w:r>
-      <w:proofErr w:type="gramEnd"/>
-      <w:r>
-        <w:rPr>
-          <w:rFonts w:ascii="Times New Roman" w:hAnsi="Times New Roman"/>
-          <w:lang w:val="ru-RU"/>
-        </w:rPr>
-        <w:t>-851.</w:t>
-      </w:r>
-    </w:p>
-    <w:p>
-      <w:pPr>
-        <w:rPr>
-          <w:lang w:val="ru-RU"/>
-        </w:rPr>
-      </w:pPr>
-      <w:r>
-        <w:rPr>
-          <w:rFonts w:ascii="Times New Roman" w:hAnsi="Times New Roman"/>
-          <w:lang w:val="ru-RU"/>
-        </w:rPr>
-        <w:t xml:space="preserve">3. Гулидова В. А., Зубкова Т. В., Дубровина О. А. Требования перерабатывающего предприятия к картофелю для переработки на </w:t>
-      </w:r>
-      <w:proofErr w:type="spellStart"/>
-      <w:r>
-        <w:rPr>
-          <w:rFonts w:ascii="Times New Roman" w:hAnsi="Times New Roman"/>
-          <w:lang w:val="ru-RU"/>
-        </w:rPr>
-        <w:t>картофелепродукт</w:t>
-      </w:r>
-      <w:proofErr w:type="spellEnd"/>
-      <w:r>
-        <w:rPr>
-          <w:rFonts w:ascii="Times New Roman" w:hAnsi="Times New Roman"/>
-          <w:lang w:val="ru-RU"/>
-        </w:rPr>
-        <w:t xml:space="preserve"> фри // Вестник КрасГАУ. – 2025. – № 9. – С. 271–279. – </w:t>
-      </w:r>
-      <w:r>
-        <w:rPr>
-          <w:rFonts w:ascii="Times New Roman" w:hAnsi="Times New Roman"/>
-        </w:rPr>
-        <w:t>DOI</w:t>
-      </w:r>
-      <w:r>
-        <w:rPr>
-          <w:rFonts w:ascii="Times New Roman" w:hAnsi="Times New Roman"/>
-          <w:lang w:val="ru-RU"/>
-        </w:rPr>
-        <w:t xml:space="preserve"> 10.36718/</w:t>
-      </w:r>
-      <w:proofErr w:type="gramStart"/>
-      <w:r>
-        <w:rPr>
-          <w:rFonts w:ascii="Times New Roman" w:hAnsi="Times New Roman"/>
-          <w:lang w:val="ru-RU"/>
-        </w:rPr>
-        <w:t>1819-4036-2025-9-271-279</w:t>
-      </w:r>
-      <w:proofErr w:type="gramEnd"/>
-      <w:r>
-        <w:rPr>
-          <w:rFonts w:ascii="Times New Roman" w:hAnsi="Times New Roman"/>
-          <w:lang w:val="ru-RU"/>
-        </w:rPr>
-        <w:t>.</w:t>
-      </w:r>
-    </w:p>
-    <w:p>
-      <w:pPr>
-        <w:rPr>
-          <w:lang w:val="ru-RU"/>
-        </w:rPr>
-      </w:pPr>
-      <w:r>
-        <w:rPr>
-          <w:rFonts w:ascii="Times New Roman" w:hAnsi="Times New Roman"/>
-          <w:lang w:val="ru-RU"/>
-        </w:rPr>
-        <w:t xml:space="preserve">4. </w:t>
-      </w:r>
-      <w:proofErr w:type="spellStart"/>
-      <w:r>
-        <w:rPr>
-          <w:rFonts w:ascii="Times New Roman" w:hAnsi="Times New Roman"/>
-          <w:lang w:val="ru-RU"/>
-        </w:rPr>
-        <w:t>Сопрунова</w:t>
-      </w:r>
-      <w:proofErr w:type="spellEnd"/>
-      <w:r>
-        <w:rPr>
-          <w:rFonts w:ascii="Times New Roman" w:hAnsi="Times New Roman"/>
-          <w:lang w:val="ru-RU"/>
-        </w:rPr>
-        <w:t xml:space="preserve"> О. Б., </w:t>
-      </w:r>
-      <w:proofErr w:type="spellStart"/>
-      <w:r>
-        <w:rPr>
-          <w:rFonts w:ascii="Times New Roman" w:hAnsi="Times New Roman"/>
-          <w:lang w:val="ru-RU"/>
-        </w:rPr>
-        <w:t>Сопрунова</w:t>
-      </w:r>
-      <w:proofErr w:type="spellEnd"/>
-      <w:r>
-        <w:rPr>
-          <w:rFonts w:ascii="Times New Roman" w:hAnsi="Times New Roman"/>
-          <w:lang w:val="ru-RU"/>
-        </w:rPr>
-        <w:t xml:space="preserve"> В. Е., Жукова О. И. Влияние биологической обработки при выращивании на физиолого-биохимические и технологические показатели клубней картофеля // Вестник КрасГАУ. – 2024. – № 2. – С. 50–57. – </w:t>
-      </w:r>
-      <w:r>
-        <w:rPr>
-          <w:rFonts w:ascii="Times New Roman" w:hAnsi="Times New Roman"/>
-        </w:rPr>
-        <w:t>DOI</w:t>
-      </w:r>
-      <w:r>
-        <w:rPr>
-          <w:rFonts w:ascii="Times New Roman" w:hAnsi="Times New Roman"/>
-          <w:lang w:val="ru-RU"/>
-        </w:rPr>
-        <w:t xml:space="preserve"> 10.36718/1819-4036-2024-2-50-57.</w:t>
-      </w:r>
-    </w:p>
-    <w:p>
-      <w:pPr>
-        <w:rPr>
-          <w:lang w:val="ru-RU"/>
-        </w:rPr>
-      </w:pPr>
-      <w:r>
-        <w:rPr>
-          <w:rFonts w:ascii="Times New Roman" w:hAnsi="Times New Roman"/>
-          <w:lang w:val="ru-RU"/>
-        </w:rPr>
-        <w:t xml:space="preserve">5. Никитина М. А., </w:t>
-      </w:r>
-      <w:proofErr w:type="spellStart"/>
-      <w:r>
-        <w:rPr>
-          <w:rFonts w:ascii="Times New Roman" w:hAnsi="Times New Roman"/>
-          <w:lang w:val="ru-RU"/>
-        </w:rPr>
-        <w:t>Каповский</w:t>
-      </w:r>
-      <w:proofErr w:type="spellEnd"/>
-      <w:r>
-        <w:rPr>
-          <w:rFonts w:ascii="Times New Roman" w:hAnsi="Times New Roman"/>
-          <w:lang w:val="ru-RU"/>
-        </w:rPr>
-        <w:t xml:space="preserve"> Б. Р., </w:t>
-      </w:r>
-      <w:proofErr w:type="spellStart"/>
-      <w:r>
-        <w:rPr>
-          <w:rFonts w:ascii="Times New Roman" w:hAnsi="Times New Roman"/>
-          <w:lang w:val="ru-RU"/>
-        </w:rPr>
-        <w:t>Дыдыкин</w:t>
-      </w:r>
-      <w:proofErr w:type="spellEnd"/>
-      <w:r>
-        <w:rPr>
-          <w:rFonts w:ascii="Times New Roman" w:hAnsi="Times New Roman"/>
-          <w:lang w:val="ru-RU"/>
-        </w:rPr>
-        <w:t xml:space="preserve"> А. С., Пчелкина В. А. Цифровая непрерывность процессов производства мясного фарша на технологических линиях // Все о мясе. – 2024. – № 5. – С. 31–35. – </w:t>
-      </w:r>
-      <w:r>
-        <w:rPr>
-          <w:rFonts w:ascii="Times New Roman" w:hAnsi="Times New Roman"/>
-        </w:rPr>
-        <w:t>DOI</w:t>
-      </w:r>
-      <w:r>
-        <w:rPr>
-          <w:rFonts w:ascii="Times New Roman" w:hAnsi="Times New Roman"/>
-          <w:lang w:val="ru-RU"/>
-        </w:rPr>
-        <w:t xml:space="preserve"> 10.21323/2071-2499-2024-5-31-35.</w:t>
-      </w:r>
-    </w:p>
-    <w:p>
-      <w:pPr>
-        <w:rPr>
-          <w:lang w:val="ru-RU"/>
-        </w:rPr>
-      </w:pPr>
-      <w:r>
-        <w:rPr>
-          <w:rFonts w:ascii="Times New Roman" w:hAnsi="Times New Roman"/>
-          <w:lang w:val="ru-RU"/>
-        </w:rPr>
-        <w:t xml:space="preserve">6. Никитина М. А., Чернуха И. М., Артамонова М. П., Кусай А. Т. Прогнозирование состава функционального пищевого продукта с использованием компьютерной симуляции // Пищевые системы. – 2024. – Т. 7, № 4. – С. 543–550. – </w:t>
-      </w:r>
-      <w:r>
-        <w:rPr>
-          <w:rFonts w:ascii="Times New Roman" w:hAnsi="Times New Roman"/>
-        </w:rPr>
-        <w:t>DOI</w:t>
-      </w:r>
-      <w:r>
-        <w:rPr>
-          <w:rFonts w:ascii="Times New Roman" w:hAnsi="Times New Roman"/>
-          <w:lang w:val="ru-RU"/>
-        </w:rPr>
-        <w:t xml:space="preserve"> 10.21323/</w:t>
-      </w:r>
-      <w:proofErr w:type="gramStart"/>
-      <w:r>
-        <w:rPr>
-          <w:rFonts w:ascii="Times New Roman" w:hAnsi="Times New Roman"/>
-          <w:lang w:val="ru-RU"/>
-        </w:rPr>
-        <w:t>2618-9771</w:t>
-      </w:r>
-      <w:proofErr w:type="gramEnd"/>
-      <w:r>
-        <w:rPr>
-          <w:rFonts w:ascii="Times New Roman" w:hAnsi="Times New Roman"/>
-          <w:lang w:val="ru-RU"/>
-        </w:rPr>
-        <w:t>-2024-7-4-</w:t>
-      </w:r>
-      <w:proofErr w:type="gramStart"/>
-      <w:r>
-        <w:rPr>
-          <w:rFonts w:ascii="Times New Roman" w:hAnsi="Times New Roman"/>
-          <w:lang w:val="ru-RU"/>
-        </w:rPr>
-        <w:t>543-550</w:t>
-      </w:r>
-      <w:proofErr w:type="gramEnd"/>
-      <w:r>
-        <w:rPr>
-          <w:rFonts w:ascii="Times New Roman" w:hAnsi="Times New Roman"/>
-          <w:lang w:val="ru-RU"/>
-        </w:rPr>
-        <w:t>.</w:t>
+        <w:spacing w:line="360" w:lineRule="auto"/>
+        <w:jc w:val="center"/>
+      </w:pPr>
+      <w:r>
+        <w:rPr>
+          <w:rFonts w:ascii="Times New Roman" w:hAnsi="Times New Roman"/>
+          <w:b/>
+          <w:sz w:val="28"/>
+        </w:rPr>
+        <w:t>5.1 Модель бизнес-процесса</w:t>
       </w:r>
     </w:p>
     <w:p>
@@ -10370,399 +9900,14 @@
         <w:spacing w:line="360" w:lineRule="auto"/>
         <w:ind w:firstLine="709"/>
         <w:jc w:val="both"/>
-        <w:rPr>
-          <w:lang w:val="ru-RU"/>
-        </w:rPr>
-      </w:pPr>
-      <w:r>
-        <w:rPr>
-          <w:rFonts w:ascii="Times New Roman" w:hAnsi="Times New Roman"/>
-        </w:rPr>
-        <w:t>7. Туранский Д. В. Разработка и внедрение цифровых двойников для оптимизации хлебопекарных линий // Хлебопечение России. – 2024. – Т. 68, № 3. – С. 134–143. – URL: https://sci.ru/viewer/Article/10879/105552 (дата обращения: 28.10.2026).</w:t>
-      </w:r>
-    </w:p>
-    <w:p>
-      <w:pPr>
-        <w:rPr>
-          <w:lang w:val="ru-RU"/>
-        </w:rPr>
-      </w:pPr>
-      <w:r>
-        <w:rPr>
-          <w:rFonts w:ascii="Times New Roman" w:hAnsi="Times New Roman"/>
-          <w:lang w:val="ru-RU"/>
-        </w:rPr>
-        <w:t xml:space="preserve">8. Репина И. Б., Самойлова С. М., Сидорова Н. Г., Чуднова О. А., Сидоров Д. Е. Разработка дорожной карты проекта внедрения цифровых двойников в производственные процессы // Креативная экономика. – 2024. – Т. 18, № 10. – С. 2779–2800. – </w:t>
-      </w:r>
-      <w:r>
-        <w:rPr>
-          <w:rFonts w:ascii="Times New Roman" w:hAnsi="Times New Roman"/>
-        </w:rPr>
-        <w:t>DOI</w:t>
-      </w:r>
-      <w:r>
-        <w:rPr>
-          <w:rFonts w:ascii="Times New Roman" w:hAnsi="Times New Roman"/>
-          <w:lang w:val="ru-RU"/>
-        </w:rPr>
-        <w:t xml:space="preserve"> 10.18334/</w:t>
-      </w:r>
-      <w:proofErr w:type="spellStart"/>
-      <w:r>
-        <w:rPr>
-          <w:rFonts w:ascii="Times New Roman" w:hAnsi="Times New Roman"/>
-        </w:rPr>
-        <w:t>ce</w:t>
-      </w:r>
-      <w:proofErr w:type="spellEnd"/>
-      <w:r>
-        <w:rPr>
-          <w:rFonts w:ascii="Times New Roman" w:hAnsi="Times New Roman"/>
-          <w:lang w:val="ru-RU"/>
-        </w:rPr>
-        <w:t>.18.10.121702.</w:t>
-      </w:r>
-    </w:p>
-    <w:p>
-      <w:r>
-        <w:rPr>
-          <w:rFonts w:ascii="Times New Roman" w:hAnsi="Times New Roman"/>
-          <w:lang w:val="ru-RU"/>
-        </w:rPr>
-        <w:t xml:space="preserve">9. ГОСТ Р </w:t>
-      </w:r>
-      <w:proofErr w:type="gramStart"/>
-      <w:r>
-        <w:rPr>
-          <w:rFonts w:ascii="Times New Roman" w:hAnsi="Times New Roman"/>
-          <w:lang w:val="ru-RU"/>
-        </w:rPr>
-        <w:t>51705.1-2024</w:t>
-      </w:r>
-      <w:proofErr w:type="gramEnd"/>
-      <w:r>
-        <w:rPr>
-          <w:rFonts w:ascii="Times New Roman" w:hAnsi="Times New Roman"/>
-          <w:lang w:val="ru-RU"/>
-        </w:rPr>
-        <w:t xml:space="preserve">. Системы менеджмента качества. Управление качеством и безопасностью пищевых продуктов на основе принципов ХАССП. </w:t>
-      </w:r>
-      <w:proofErr w:type="spellStart"/>
-      <w:r>
-        <w:rPr>
-          <w:rFonts w:ascii="Times New Roman" w:hAnsi="Times New Roman"/>
-        </w:rPr>
-        <w:lastRenderedPageBreak/>
-        <w:t>Общие</w:t>
-      </w:r>
-      <w:proofErr w:type="spellEnd"/>
-      <w:r>
-        <w:rPr>
-          <w:rFonts w:ascii="Times New Roman" w:hAnsi="Times New Roman"/>
-        </w:rPr>
-        <w:t xml:space="preserve"> </w:t>
-      </w:r>
-      <w:proofErr w:type="spellStart"/>
-      <w:r>
-        <w:rPr>
-          <w:rFonts w:ascii="Times New Roman" w:hAnsi="Times New Roman"/>
-        </w:rPr>
-        <w:t>требования</w:t>
-      </w:r>
-      <w:proofErr w:type="spellEnd"/>
-      <w:r>
-        <w:rPr>
-          <w:rFonts w:ascii="Times New Roman" w:hAnsi="Times New Roman"/>
-        </w:rPr>
-        <w:t xml:space="preserve">. – </w:t>
-      </w:r>
-      <w:proofErr w:type="spellStart"/>
-      <w:r>
-        <w:rPr>
-          <w:rFonts w:ascii="Times New Roman" w:hAnsi="Times New Roman"/>
-        </w:rPr>
-        <w:t>Введ</w:t>
-      </w:r>
-      <w:proofErr w:type="spellEnd"/>
-      <w:r>
-        <w:rPr>
-          <w:rFonts w:ascii="Times New Roman" w:hAnsi="Times New Roman"/>
-        </w:rPr>
-        <w:t xml:space="preserve">. 2024-11-01. – </w:t>
-      </w:r>
-      <w:proofErr w:type="spellStart"/>
-      <w:proofErr w:type="gramStart"/>
-      <w:r>
-        <w:rPr>
-          <w:rFonts w:ascii="Times New Roman" w:hAnsi="Times New Roman"/>
-        </w:rPr>
-        <w:t>Москва</w:t>
-      </w:r>
-      <w:proofErr w:type="spellEnd"/>
-      <w:r>
-        <w:rPr>
-          <w:rFonts w:ascii="Times New Roman" w:hAnsi="Times New Roman"/>
-        </w:rPr>
-        <w:t xml:space="preserve"> :</w:t>
-      </w:r>
-      <w:proofErr w:type="gramEnd"/>
-      <w:r>
-        <w:rPr>
-          <w:rFonts w:ascii="Times New Roman" w:hAnsi="Times New Roman"/>
-        </w:rPr>
-        <w:t xml:space="preserve"> </w:t>
-      </w:r>
-      <w:proofErr w:type="spellStart"/>
-      <w:r>
-        <w:rPr>
-          <w:rFonts w:ascii="Times New Roman" w:hAnsi="Times New Roman"/>
-        </w:rPr>
-        <w:t>Российский</w:t>
-      </w:r>
-      <w:proofErr w:type="spellEnd"/>
-      <w:r>
-        <w:rPr>
-          <w:rFonts w:ascii="Times New Roman" w:hAnsi="Times New Roman"/>
-        </w:rPr>
-        <w:t xml:space="preserve"> </w:t>
-      </w:r>
-      <w:proofErr w:type="spellStart"/>
-      <w:r>
-        <w:rPr>
-          <w:rFonts w:ascii="Times New Roman" w:hAnsi="Times New Roman"/>
-        </w:rPr>
-        <w:t>институт</w:t>
-      </w:r>
-      <w:proofErr w:type="spellEnd"/>
-      <w:r>
-        <w:rPr>
-          <w:rFonts w:ascii="Times New Roman" w:hAnsi="Times New Roman"/>
-        </w:rPr>
-        <w:t xml:space="preserve"> </w:t>
-      </w:r>
-      <w:proofErr w:type="spellStart"/>
-      <w:r>
-        <w:rPr>
-          <w:rFonts w:ascii="Times New Roman" w:hAnsi="Times New Roman"/>
-        </w:rPr>
-        <w:t>стандартизации</w:t>
-      </w:r>
-      <w:proofErr w:type="spellEnd"/>
-      <w:r>
-        <w:rPr>
-          <w:rFonts w:ascii="Times New Roman" w:hAnsi="Times New Roman"/>
-        </w:rPr>
-        <w:t>, 2024.</w:t>
-      </w:r>
-    </w:p>
-    <w:p>
-      <w:r>
-        <w:rPr>
-          <w:rFonts w:ascii="Times New Roman" w:hAnsi="Times New Roman"/>
-        </w:rPr>
-        <w:t xml:space="preserve">10. Sikiru Y., Paliwal J., </w:t>
-      </w:r>
-      <w:proofErr w:type="spellStart"/>
-      <w:r>
-        <w:rPr>
-          <w:rFonts w:ascii="Times New Roman" w:hAnsi="Times New Roman"/>
-        </w:rPr>
-        <w:t>Erkinbaev</w:t>
-      </w:r>
-      <w:proofErr w:type="spellEnd"/>
-      <w:r>
-        <w:rPr>
-          <w:rFonts w:ascii="Times New Roman" w:hAnsi="Times New Roman"/>
-        </w:rPr>
-        <w:t xml:space="preserve"> C. Three-Dimensional Characterization of Potatoes Under Different Drying Methods: Quality Optimization for Hybrid Drying Approach // Foods. – 2024. – Vol. 13, no. 22. – Art. 3633. – DOI 10.3390/foods13223633.</w:t>
-      </w:r>
-    </w:p>
-    <w:p>
-      <w:r>
-        <w:rPr>
-          <w:rFonts w:ascii="Times New Roman" w:hAnsi="Times New Roman"/>
-        </w:rPr>
-        <w:t>11. Sanchez-Jimenez V., Collazos-Escobar G. A., González-</w:t>
-      </w:r>
-      <w:proofErr w:type="spellStart"/>
-      <w:r>
-        <w:rPr>
-          <w:rFonts w:ascii="Times New Roman" w:hAnsi="Times New Roman"/>
-        </w:rPr>
-        <w:t>Mohino</w:t>
-      </w:r>
-      <w:proofErr w:type="spellEnd"/>
-      <w:r>
-        <w:rPr>
-          <w:rFonts w:ascii="Times New Roman" w:hAnsi="Times New Roman"/>
-        </w:rPr>
-        <w:t xml:space="preserve"> A., Gomez Alvarez-Arenas T. E., Benedito J., Garcia-Perez J. V. Non-invasive monitoring of potato drying by means of air-coupled ultrasound // Food Control. – 2023. – Vol. 148. – Art. 109653. – DOI 10.1016/j.foodcont.2023.109653.</w:t>
-      </w:r>
-    </w:p>
-    <w:p>
-      <w:r>
-        <w:rPr>
-          <w:rFonts w:ascii="Times New Roman" w:hAnsi="Times New Roman"/>
-        </w:rPr>
-        <w:t xml:space="preserve">12. Sabat M., </w:t>
-      </w:r>
-      <w:proofErr w:type="spellStart"/>
-      <w:r>
-        <w:rPr>
-          <w:rFonts w:ascii="Times New Roman" w:hAnsi="Times New Roman"/>
-        </w:rPr>
-        <w:t>Kotwaliwale</w:t>
-      </w:r>
-      <w:proofErr w:type="spellEnd"/>
-      <w:r>
-        <w:rPr>
-          <w:rFonts w:ascii="Times New Roman" w:hAnsi="Times New Roman"/>
-        </w:rPr>
-        <w:t xml:space="preserve"> N., Chakraborty S. K., Kumar M. Long short-term memory based real-time monitoring of potato slice drying using image chromatic features // Journal of Food Processing and Preservation. – 2022. – Vol. 46. – Art. e17232. – DOI 10.1111/jfpp.17232.</w:t>
-      </w:r>
-    </w:p>
-    <w:p>
-      <w:r>
-        <w:rPr>
-          <w:rFonts w:ascii="Times New Roman" w:hAnsi="Times New Roman"/>
-        </w:rPr>
-        <w:t xml:space="preserve">13. </w:t>
-      </w:r>
-      <w:proofErr w:type="spellStart"/>
-      <w:r>
-        <w:rPr>
-          <w:rFonts w:ascii="Times New Roman" w:hAnsi="Times New Roman"/>
-        </w:rPr>
-        <w:t>Buzera</w:t>
-      </w:r>
-      <w:proofErr w:type="spellEnd"/>
-      <w:r>
-        <w:rPr>
-          <w:rFonts w:ascii="Times New Roman" w:hAnsi="Times New Roman"/>
-        </w:rPr>
-        <w:t xml:space="preserve"> A., </w:t>
-      </w:r>
-      <w:proofErr w:type="spellStart"/>
-      <w:r>
-        <w:rPr>
-          <w:rFonts w:ascii="Times New Roman" w:hAnsi="Times New Roman"/>
-        </w:rPr>
-        <w:t>Gikundi</w:t>
-      </w:r>
-      <w:proofErr w:type="spellEnd"/>
-      <w:r>
-        <w:rPr>
-          <w:rFonts w:ascii="Times New Roman" w:hAnsi="Times New Roman"/>
-        </w:rPr>
-        <w:t xml:space="preserve"> E., Orina I., Sila D. Effect of Pretreatments and Drying Methods on Physical and Microstructural Properties of Potato Flour // Foods. – 2022. – Vol. 11, no. 4. – Art. 507. – DOI 10.3390/foods11040507.</w:t>
-      </w:r>
-    </w:p>
-    <w:p>
-      <w:r>
-        <w:rPr>
-          <w:rFonts w:ascii="Times New Roman" w:hAnsi="Times New Roman"/>
-        </w:rPr>
-        <w:t xml:space="preserve">14. </w:t>
-      </w:r>
-      <w:proofErr w:type="spellStart"/>
-      <w:r>
-        <w:rPr>
-          <w:rFonts w:ascii="Times New Roman" w:hAnsi="Times New Roman"/>
-        </w:rPr>
-        <w:t>Haverkort</w:t>
-      </w:r>
-      <w:proofErr w:type="spellEnd"/>
-      <w:r>
-        <w:rPr>
-          <w:rFonts w:ascii="Times New Roman" w:hAnsi="Times New Roman"/>
-        </w:rPr>
-        <w:t xml:space="preserve"> A. J., Linnemann A. R., </w:t>
-      </w:r>
-      <w:proofErr w:type="spellStart"/>
-      <w:r>
-        <w:rPr>
-          <w:rFonts w:ascii="Times New Roman" w:hAnsi="Times New Roman"/>
-        </w:rPr>
-        <w:t>Struik</w:t>
-      </w:r>
-      <w:proofErr w:type="spellEnd"/>
-      <w:r>
-        <w:rPr>
-          <w:rFonts w:ascii="Times New Roman" w:hAnsi="Times New Roman"/>
-        </w:rPr>
-        <w:t xml:space="preserve"> P. C., </w:t>
-      </w:r>
-      <w:proofErr w:type="spellStart"/>
-      <w:r>
-        <w:rPr>
-          <w:rFonts w:ascii="Times New Roman" w:hAnsi="Times New Roman"/>
-        </w:rPr>
-        <w:t>Wiskerke</w:t>
-      </w:r>
-      <w:proofErr w:type="spellEnd"/>
-      <w:r>
-        <w:rPr>
-          <w:rFonts w:ascii="Times New Roman" w:hAnsi="Times New Roman"/>
-        </w:rPr>
-        <w:t xml:space="preserve"> J. S. C. On Processing Potato 2. Survey of Products, Processes and Operations in Manufacturing // Potato Research. – 2023. – Vol. 66. – P. 339–383. – DOI 10.1007/s11540-022-09563-y.</w:t>
-      </w:r>
-    </w:p>
-    <w:p>
-      <w:r>
-        <w:rPr>
-          <w:rFonts w:ascii="Times New Roman" w:hAnsi="Times New Roman"/>
-        </w:rPr>
-        <w:t>15. Ando Y., Nei D. Comparison of Potato Void Structures Dried by Air-Drying, Freeze-</w:t>
-      </w:r>
-      <w:proofErr w:type="gramStart"/>
-      <w:r>
-        <w:rPr>
-          <w:rFonts w:ascii="Times New Roman" w:hAnsi="Times New Roman"/>
-        </w:rPr>
-        <w:t>Drying, and</w:t>
-      </w:r>
-      <w:proofErr w:type="gramEnd"/>
-      <w:r>
-        <w:rPr>
-          <w:rFonts w:ascii="Times New Roman" w:hAnsi="Times New Roman"/>
-        </w:rPr>
-        <w:t xml:space="preserve"> Microwave-Vacuum-Drying, and the Physical Properties of Powders After Grinding // Food and Bioprocess Technology. – 2023. – Vol. 16, no. 2. – P. 447–458. – DOI 10.1007/s11947-022-02941-x.</w:t>
-      </w:r>
-    </w:p>
-    <w:p>
-      <w:r>
-        <w:rPr>
-          <w:rFonts w:ascii="Times New Roman" w:hAnsi="Times New Roman"/>
-        </w:rPr>
-        <w:br w:type="page"/>
-      </w:r>
-    </w:p>
-    <w:p>
-      <w:pPr>
-        <w:spacing w:line="360" w:lineRule="auto"/>
-        <w:jc w:val="center"/>
-      </w:pPr>
-      <w:r>
-        <w:rPr>
-          <w:rFonts w:ascii="Times New Roman" w:hAnsi="Times New Roman"/>
-          <w:b/>
+      </w:pPr>
+      <w:r>
+        <w:rPr>
+          <w:rFonts w:ascii="Times New Roman" w:hAnsi="Times New Roman"/>
+          <w:b w:val="0"/>
           <w:sz w:val="28"/>
         </w:rPr>
-        <w:t>5 АНАЛИТИЧЕСКИЙ РАЗДЕЛ</w:t>
-      </w:r>
-    </w:p>
-    <w:p>
-      <w:pPr>
-        <w:spacing w:line="360" w:lineRule="auto"/>
-        <w:jc w:val="center"/>
-      </w:pPr>
-      <w:r>
-        <w:rPr>
-          <w:rFonts w:ascii="Times New Roman" w:hAnsi="Times New Roman"/>
-          <w:b/>
-          <w:sz w:val="28"/>
-        </w:rPr>
-        <w:t>5.1 Модель бизнес-процесса</w:t>
+        <w:t>Основная модель построена в нотации BPMN 2.0 [16] и описывает процесс AS-IS, то есть состояние до внедрения разрабатываемой программы. В пуле картофелеперерабатывающего предприятия выделены дорожки оператора линии, лаборанта и технолога. Все задачи выполняются сотрудниками вручную. Начальное событие — поступление партии сырья, конечные события — отклонение сырья либо утверждение протокола контроля.</w:t>
       </w:r>
     </w:p>
     <w:p>
@@ -10774,21 +9919,26 @@
       <w:r>
         <w:rPr>
           <w:rFonts w:ascii="Times New Roman" w:hAnsi="Times New Roman"/>
-        </w:rPr>
-        <w:t>Модель AS-IS описывает тот же процесс контроля производственной партии, что и раздел 2. Участники представлены дорожками оператора линии, информационной системы и технолога. Жёлтым выделены операции, передаваемые программе. Начальное событие — получение партии сырья, конечное — утверждение протокола.</w:t>
+          <w:b w:val="0"/>
+          <w:sz w:val="28"/>
+        </w:rPr>
+        <w:t>Три задачи, которые в дальнейшем возьмёт на себя программа, в AS-IS-модели оставлены в дорожке технолога и выделены жёлтым цветом: «Проверить измерения по нормативам», «Сопоставить параметры со спецификациями» и «Сформировать электронный протокол партии». Цвет является только пометкой будущей автоматизации и не меняет исполнителя исходного процесса. Объекты данных показывают партию сырья, спецификацию, журналы измерений и отклонений, а также итоговый протокол.</w:t>
       </w:r>
     </w:p>
     <w:p>
       <w:pPr>
+        <w:spacing w:line="360" w:lineRule="auto"/>
         <w:jc w:val="center"/>
       </w:pPr>
       <w:r>
         <w:rPr>
           <w:rFonts w:ascii="Times New Roman" w:hAnsi="Times New Roman"/>
+          <w:b w:val="0"/>
+          <w:sz w:val="28"/>
         </w:rPr>
         <w:drawing>
           <wp:inline xmlns:a="http://schemas.openxmlformats.org/drawingml/2006/main" xmlns:pic="http://schemas.openxmlformats.org/drawingml/2006/picture">
-            <wp:extent cx="5760000" cy="1012025"/>
+            <wp:extent cx="6300000" cy="2875321"/>
             <wp:docPr id="6" name="Picture 6"/>
             <wp:cNvGraphicFramePr>
               <a:graphicFrameLocks noChangeAspect="1"/>
@@ -10801,7 +9951,7 @@
                     <pic:cNvPicPr/>
                   </pic:nvPicPr>
                   <pic:blipFill>
-                    <a:blip r:embed="rId13"/>
+                    <a:blip r:embed="rId17"/>
                     <a:stretch>
                       <a:fillRect/>
                     </a:stretch>
@@ -10809,7 +9959,7 @@
                   <pic:spPr>
                     <a:xfrm>
                       <a:off x="0" y="0"/>
-                      <a:ext cx="5760000" cy="1012025"/>
+                      <a:ext cx="6300000" cy="2875321"/>
                     </a:xfrm>
                     <a:prstGeom prst="rect"/>
                   </pic:spPr>
@@ -10831,7 +9981,96 @@
           <w:b w:val="0"/>
           <w:sz w:val="28"/>
         </w:rPr>
-        <w:t>Рисунок 1 — BPMN-модель контроля производственной партии AS-IS</w:t>
+        <w:t>Рисунок 1 — Модель контроля производственной партии AS-IS</w:t>
+      </w:r>
+    </w:p>
+    <w:p>
+      <w:pPr>
+        <w:spacing w:line="360" w:lineRule="auto"/>
+        <w:ind w:firstLine="709"/>
+        <w:jc w:val="both"/>
+      </w:pPr>
+      <w:r>
+        <w:rPr>
+          <w:rFonts w:ascii="Times New Roman" w:hAnsi="Times New Roman"/>
+          <w:b w:val="0"/>
+          <w:sz w:val="28"/>
+        </w:rPr>
+        <w:t>Для проверки границы автоматизации дополнительно построена модель TO-BE. В ней три выделенные операции перенесены в отдельную дорожку информационной системы и представлены сервисными задачами. Оператор и лаборант продолжают регистрировать фактические события и измерения, а итоговое решение остаётся за технологом.</w:t>
+      </w:r>
+    </w:p>
+    <w:p>
+      <w:pPr>
+        <w:spacing w:line="360" w:lineRule="auto"/>
+        <w:jc w:val="center"/>
+      </w:pPr>
+      <w:r>
+        <w:rPr>
+          <w:rFonts w:ascii="Times New Roman" w:hAnsi="Times New Roman"/>
+          <w:b w:val="0"/>
+          <w:sz w:val="28"/>
+        </w:rPr>
+        <w:drawing>
+          <wp:inline xmlns:a="http://schemas.openxmlformats.org/drawingml/2006/main" xmlns:pic="http://schemas.openxmlformats.org/drawingml/2006/picture">
+            <wp:extent cx="6300000" cy="3994281"/>
+            <wp:docPr id="7" name="Picture 7"/>
+            <wp:cNvGraphicFramePr>
+              <a:graphicFrameLocks noChangeAspect="1"/>
+            </wp:cNvGraphicFramePr>
+            <a:graphic>
+              <a:graphicData uri="http://schemas.openxmlformats.org/drawingml/2006/picture">
+                <pic:pic>
+                  <pic:nvPicPr>
+                    <pic:cNvPr id="0" name="bpmn_to_be.png"/>
+                    <pic:cNvPicPr/>
+                  </pic:nvPicPr>
+                  <pic:blipFill>
+                    <a:blip r:embed="rId18"/>
+                    <a:stretch>
+                      <a:fillRect/>
+                    </a:stretch>
+                  </pic:blipFill>
+                  <pic:spPr>
+                    <a:xfrm>
+                      <a:off x="0" y="0"/>
+                      <a:ext cx="6300000" cy="3994281"/>
+                    </a:xfrm>
+                    <a:prstGeom prst="rect"/>
+                  </pic:spPr>
+                </pic:pic>
+              </a:graphicData>
+            </a:graphic>
+          </wp:inline>
+        </w:drawing>
+      </w:r>
+    </w:p>
+    <w:p>
+      <w:pPr>
+        <w:spacing w:line="360" w:lineRule="auto"/>
+        <w:jc w:val="center"/>
+      </w:pPr>
+      <w:r>
+        <w:rPr>
+          <w:rFonts w:ascii="Times New Roman" w:hAnsi="Times New Roman"/>
+          <w:b w:val="0"/>
+          <w:sz w:val="28"/>
+        </w:rPr>
+        <w:t>Рисунок 2 — Целевая модель контроля производственной партии TO-BE</w:t>
+      </w:r>
+    </w:p>
+    <w:p>
+      <w:pPr>
+        <w:spacing w:line="360" w:lineRule="auto"/>
+        <w:ind w:firstLine="709"/>
+        <w:jc w:val="both"/>
+      </w:pPr>
+      <w:r>
+        <w:rPr>
+          <w:rFonts w:ascii="Times New Roman" w:hAnsi="Times New Roman"/>
+          <w:b w:val="0"/>
+          <w:sz w:val="28"/>
+        </w:rPr>
+        <w:t>Таблица 1 связывает задачи AS-IS с функциями процедурного прототипа.</w:t>
       </w:r>
     </w:p>
     <w:tbl>
@@ -10854,12 +10093,14 @@
           </w:tcPr>
           <w:p>
             <w:pPr>
+              <w:spacing w:line="240" w:lineRule="auto"/>
               <w:jc w:val="center"/>
             </w:pPr>
             <w:r>
               <w:rPr>
                 <w:rFonts w:ascii="Times New Roman" w:hAnsi="Times New Roman"/>
-                <w:sz w:val="22"/>
+                <w:b/>
+                <w:sz w:val="28"/>
               </w:rPr>
               <w:t>№</w:t>
             </w:r>
@@ -10871,12 +10112,14 @@
           </w:tcPr>
           <w:p>
             <w:pPr>
+              <w:spacing w:line="240" w:lineRule="auto"/>
               <w:jc w:val="center"/>
             </w:pPr>
             <w:r>
               <w:rPr>
                 <w:rFonts w:ascii="Times New Roman" w:hAnsi="Times New Roman"/>
-                <w:sz w:val="22"/>
+                <w:b/>
+                <w:sz w:val="28"/>
               </w:rPr>
               <w:t>Операция на диаграмме</w:t>
             </w:r>
@@ -10888,12 +10131,14 @@
           </w:tcPr>
           <w:p>
             <w:pPr>
+              <w:spacing w:line="240" w:lineRule="auto"/>
               <w:jc w:val="center"/>
             </w:pPr>
             <w:r>
               <w:rPr>
                 <w:rFonts w:ascii="Times New Roman" w:hAnsi="Times New Roman"/>
-                <w:sz w:val="22"/>
+                <w:b/>
+                <w:sz w:val="28"/>
               </w:rPr>
               <w:t>Кто выполняет сейчас</w:t>
             </w:r>
@@ -10905,14 +10150,16 @@
           </w:tcPr>
           <w:p>
             <w:pPr>
+              <w:spacing w:line="240" w:lineRule="auto"/>
               <w:jc w:val="center"/>
             </w:pPr>
             <w:r>
               <w:rPr>
                 <w:rFonts w:ascii="Times New Roman" w:hAnsi="Times New Roman"/>
-                <w:sz w:val="22"/>
-              </w:rPr>
-              <w:t>Что делает система</w:t>
+                <w:b/>
+                <w:sz w:val="28"/>
+              </w:rPr>
+              <w:t>Что будет делать система</w:t>
             </w:r>
           </w:p>
         </w:tc>
@@ -10922,12 +10169,14 @@
           </w:tcPr>
           <w:p>
             <w:pPr>
+              <w:spacing w:line="240" w:lineRule="auto"/>
               <w:jc w:val="center"/>
             </w:pPr>
             <w:r>
               <w:rPr>
                 <w:rFonts w:ascii="Times New Roman" w:hAnsi="Times New Roman"/>
-                <w:sz w:val="22"/>
+                <w:b/>
+                <w:sz w:val="28"/>
               </w:rPr>
               <w:t>Функция</w:t>
             </w:r>
@@ -10941,12 +10190,14 @@
           </w:tcPr>
           <w:p>
             <w:pPr>
+              <w:spacing w:line="240" w:lineRule="auto"/>
               <w:jc w:val="center"/>
             </w:pPr>
             <w:r>
               <w:rPr>
                 <w:rFonts w:ascii="Times New Roman" w:hAnsi="Times New Roman"/>
-                <w:sz w:val="22"/>
+                <w:b w:val="0"/>
+                <w:sz w:val="28"/>
               </w:rPr>
               <w:t>1</w:t>
             </w:r>
@@ -10958,12 +10209,14 @@
           </w:tcPr>
           <w:p>
             <w:pPr>
+              <w:spacing w:line="240" w:lineRule="auto"/>
               <w:jc w:val="center"/>
             </w:pPr>
             <w:r>
               <w:rPr>
                 <w:rFonts w:ascii="Times New Roman" w:hAnsi="Times New Roman"/>
-                <w:sz w:val="22"/>
+                <w:b w:val="0"/>
+                <w:sz w:val="28"/>
               </w:rPr>
               <w:t>Проверить измерения по нормативам</w:t>
             </w:r>
@@ -10975,14 +10228,16 @@
           </w:tcPr>
           <w:p>
             <w:pPr>
+              <w:spacing w:line="240" w:lineRule="auto"/>
               <w:jc w:val="center"/>
             </w:pPr>
             <w:r>
               <w:rPr>
                 <w:rFonts w:ascii="Times New Roman" w:hAnsi="Times New Roman"/>
-                <w:sz w:val="22"/>
-              </w:rPr>
-              <w:t>Оператор вручную</w:t>
+                <w:b w:val="0"/>
+                <w:sz w:val="28"/>
+              </w:rPr>
+              <w:t>Технолог вручную</w:t>
             </w:r>
           </w:p>
         </w:tc>
@@ -10992,14 +10247,16 @@
           </w:tcPr>
           <w:p>
             <w:pPr>
+              <w:spacing w:line="240" w:lineRule="auto"/>
               <w:jc w:val="center"/>
             </w:pPr>
             <w:r>
               <w:rPr>
                 <w:rFonts w:ascii="Times New Roman" w:hAnsi="Times New Roman"/>
-                <w:sz w:val="22"/>
-              </w:rPr>
-              <w:t>Проверяет наличие норматива и диапазон</w:t>
+                <w:b w:val="0"/>
+                <w:sz w:val="28"/>
+              </w:rPr>
+              <w:t>Проверит наличие норматива и допустимый диапазон</w:t>
             </w:r>
           </w:p>
         </w:tc>
@@ -11009,12 +10266,14 @@
           </w:tcPr>
           <w:p>
             <w:pPr>
+              <w:spacing w:line="240" w:lineRule="auto"/>
               <w:jc w:val="center"/>
             </w:pPr>
             <w:r>
               <w:rPr>
                 <w:rFonts w:ascii="Times New Roman" w:hAnsi="Times New Roman"/>
-                <w:sz w:val="22"/>
+                <w:b w:val="0"/>
+                <w:sz w:val="28"/>
               </w:rPr>
               <w:t>validate_measurements()</w:t>
             </w:r>
@@ -11028,12 +10287,14 @@
           </w:tcPr>
           <w:p>
             <w:pPr>
+              <w:spacing w:line="240" w:lineRule="auto"/>
               <w:jc w:val="center"/>
             </w:pPr>
             <w:r>
               <w:rPr>
                 <w:rFonts w:ascii="Times New Roman" w:hAnsi="Times New Roman"/>
-                <w:sz w:val="22"/>
+                <w:b w:val="0"/>
+                <w:sz w:val="28"/>
               </w:rPr>
               <w:t>2</w:t>
             </w:r>
@@ -11045,12 +10306,14 @@
           </w:tcPr>
           <w:p>
             <w:pPr>
+              <w:spacing w:line="240" w:lineRule="auto"/>
               <w:jc w:val="center"/>
             </w:pPr>
             <w:r>
               <w:rPr>
                 <w:rFonts w:ascii="Times New Roman" w:hAnsi="Times New Roman"/>
-                <w:sz w:val="22"/>
+                <w:b w:val="0"/>
+                <w:sz w:val="28"/>
               </w:rPr>
               <w:t>Сопоставить параметры со спецификациями</w:t>
             </w:r>
@@ -11062,12 +10325,14 @@
           </w:tcPr>
           <w:p>
             <w:pPr>
+              <w:spacing w:line="240" w:lineRule="auto"/>
               <w:jc w:val="center"/>
             </w:pPr>
             <w:r>
               <w:rPr>
                 <w:rFonts w:ascii="Times New Roman" w:hAnsi="Times New Roman"/>
-                <w:sz w:val="22"/>
+                <w:b w:val="0"/>
+                <w:sz w:val="28"/>
               </w:rPr>
               <w:t>Технолог вручную</w:t>
             </w:r>
@@ -11079,14 +10344,16 @@
           </w:tcPr>
           <w:p>
             <w:pPr>
+              <w:spacing w:line="240" w:lineRule="auto"/>
               <w:jc w:val="center"/>
             </w:pPr>
             <w:r>
               <w:rPr>
                 <w:rFonts w:ascii="Times New Roman" w:hAnsi="Times New Roman"/>
-                <w:sz w:val="22"/>
-              </w:rPr>
-              <w:t>Выявляет конфликты для всех применимых нормативов</w:t>
+                <w:b w:val="0"/>
+                <w:sz w:val="28"/>
+              </w:rPr>
+              <w:t>Выявит конфликты для применимых нормативов</w:t>
             </w:r>
           </w:p>
         </w:tc>
@@ -11096,12 +10363,14 @@
           </w:tcPr>
           <w:p>
             <w:pPr>
+              <w:spacing w:line="240" w:lineRule="auto"/>
               <w:jc w:val="center"/>
             </w:pPr>
             <w:r>
               <w:rPr>
                 <w:rFonts w:ascii="Times New Roman" w:hAnsi="Times New Roman"/>
-                <w:sz w:val="22"/>
+                <w:b w:val="0"/>
+                <w:sz w:val="28"/>
               </w:rPr>
               <w:t>assess_batch_conflicts()</w:t>
             </w:r>
@@ -11115,12 +10384,14 @@
           </w:tcPr>
           <w:p>
             <w:pPr>
+              <w:spacing w:line="240" w:lineRule="auto"/>
               <w:jc w:val="center"/>
             </w:pPr>
             <w:r>
               <w:rPr>
                 <w:rFonts w:ascii="Times New Roman" w:hAnsi="Times New Roman"/>
-                <w:sz w:val="22"/>
+                <w:b w:val="0"/>
+                <w:sz w:val="28"/>
               </w:rPr>
               <w:t>3</w:t>
             </w:r>
@@ -11132,12 +10403,14 @@
           </w:tcPr>
           <w:p>
             <w:pPr>
+              <w:spacing w:line="240" w:lineRule="auto"/>
               <w:jc w:val="center"/>
             </w:pPr>
             <w:r>
               <w:rPr>
                 <w:rFonts w:ascii="Times New Roman" w:hAnsi="Times New Roman"/>
-                <w:sz w:val="22"/>
+                <w:b w:val="0"/>
+                <w:sz w:val="28"/>
               </w:rPr>
               <w:t>Сформировать электронный протокол партии</w:t>
             </w:r>
@@ -11149,12 +10422,14 @@
           </w:tcPr>
           <w:p>
             <w:pPr>
+              <w:spacing w:line="240" w:lineRule="auto"/>
               <w:jc w:val="center"/>
             </w:pPr>
             <w:r>
               <w:rPr>
                 <w:rFonts w:ascii="Times New Roman" w:hAnsi="Times New Roman"/>
-                <w:sz w:val="22"/>
+                <w:b w:val="0"/>
+                <w:sz w:val="28"/>
               </w:rPr>
               <w:t>Технолог вручную</w:t>
             </w:r>
@@ -11166,14 +10441,16 @@
           </w:tcPr>
           <w:p>
             <w:pPr>
+              <w:spacing w:line="240" w:lineRule="auto"/>
               <w:jc w:val="center"/>
             </w:pPr>
             <w:r>
               <w:rPr>
                 <w:rFonts w:ascii="Times New Roman" w:hAnsi="Times New Roman"/>
-                <w:sz w:val="22"/>
-              </w:rPr>
-              <w:t>Собирает измерения, отклонения и статус</w:t>
+                <w:b w:val="0"/>
+                <w:sz w:val="28"/>
+              </w:rPr>
+              <w:t>Объединит измерения, отклонения и итоговый статус</w:t>
             </w:r>
           </w:p>
         </w:tc>
@@ -11183,12 +10460,14 @@
           </w:tcPr>
           <w:p>
             <w:pPr>
+              <w:spacing w:line="240" w:lineRule="auto"/>
               <w:jc w:val="center"/>
             </w:pPr>
             <w:r>
               <w:rPr>
                 <w:rFonts w:ascii="Times New Roman" w:hAnsi="Times New Roman"/>
-                <w:sz w:val="22"/>
+                <w:b w:val="0"/>
+                <w:sz w:val="28"/>
               </w:rPr>
               <w:t>form_batch_protocol()</w:t>
             </w:r>
@@ -11212,16 +10491,34 @@
     </w:p>
     <w:p>
       <w:pPr>
+        <w:spacing w:line="360" w:lineRule="auto"/>
+        <w:ind w:firstLine="709"/>
+        <w:jc w:val="both"/>
+      </w:pPr>
+      <w:r>
+        <w:rPr>
+          <w:rFonts w:ascii="Times New Roman" w:hAnsi="Times New Roman"/>
+          <w:b w:val="0"/>
+          <w:sz w:val="28"/>
+        </w:rPr>
+        <w:t>Логическая модель получена из участников и объектов данных BPMN-процесса. Она не содержит типов конкретной СУБД и отражает сущности, ключи и мощности связей. Модель включает семь сущностей; связь многие-ко-многим между партиями и параметрами разрешена ассоциативной сущностью «Измерение».</w:t>
+      </w:r>
+    </w:p>
+    <w:p>
+      <w:pPr>
+        <w:spacing w:line="360" w:lineRule="auto"/>
         <w:jc w:val="center"/>
       </w:pPr>
       <w:r>
         <w:rPr>
           <w:rFonts w:ascii="Times New Roman" w:hAnsi="Times New Roman"/>
+          <w:b w:val="0"/>
+          <w:sz w:val="28"/>
         </w:rPr>
         <w:drawing>
           <wp:inline xmlns:a="http://schemas.openxmlformats.org/drawingml/2006/main" xmlns:pic="http://schemas.openxmlformats.org/drawingml/2006/picture">
-            <wp:extent cx="6120000" cy="1480567"/>
-            <wp:docPr id="7" name="Picture 7"/>
+            <wp:extent cx="6300000" cy="1524113"/>
+            <wp:docPr id="8" name="Picture 8"/>
             <wp:cNvGraphicFramePr>
               <a:graphicFrameLocks noChangeAspect="1"/>
             </wp:cNvGraphicFramePr>
@@ -11229,7 +10526,7 @@
               <a:graphicData uri="http://schemas.openxmlformats.org/drawingml/2006/picture">
                 <pic:pic>
                   <pic:nvPicPr>
-                    <pic:cNvPr id="0" name="er_logical.png"/>
+                    <pic:cNvPr id="0" name="image.png"/>
                     <pic:cNvPicPr/>
                   </pic:nvPicPr>
                   <pic:blipFill>
@@ -11241,7 +10538,7 @@
                   <pic:spPr>
                     <a:xfrm>
                       <a:off x="0" y="0"/>
-                      <a:ext cx="6120000" cy="1480567"/>
+                      <a:ext cx="6300000" cy="1524113"/>
                     </a:xfrm>
                     <a:prstGeom prst="rect"/>
                   </pic:spPr>
@@ -11263,7 +10560,7 @@
           <w:b w:val="0"/>
           <w:sz w:val="28"/>
         </w:rPr>
-        <w:t>Рисунок 2 — Логическая модель данных</w:t>
+        <w:t>Рисунок 3 — Логическая модель данных</w:t>
       </w:r>
     </w:p>
     <w:p>
@@ -11278,9 +10575,799 @@
           <w:b w:val="0"/>
           <w:sz w:val="28"/>
         </w:rPr>
-        <w:t>Модель включает семь сущностей. «Партия сырья» хранит происхождение сырья; «Партия» — единицу производства; «Параметр» — справочник контролируемых характеристик; «Спецификация» — допустимый диапазон; «Измерение» — значение параметра в партии и одновременно ассоциативную сущность связи M:N между партиями и параметрами; «Сотрудник» — исполнителя измерения; «Отклонение» — выявленное несоответствие.</w:t>
+        <w:t>Таблица 2 содержит назначение, атрибуты и ключи сущностей логической модели.</w:t>
       </w:r>
     </w:p>
+    <w:tbl>
+      <w:tblPr>
+        <w:tblStyle w:val="aff0"/>
+        <w:tblW w:type="auto" w:w="0"/>
+        <w:tblLook w:firstColumn="1" w:firstRow="1" w:lastColumn="0" w:lastRow="0" w:noHBand="0" w:noVBand="1" w:val="04A0"/>
+      </w:tblPr>
+      <w:tblGrid>
+        <w:gridCol w:w="1994"/>
+        <w:gridCol w:w="1994"/>
+        <w:gridCol w:w="1994"/>
+        <w:gridCol w:w="1994"/>
+        <w:gridCol w:w="1994"/>
+      </w:tblGrid>
+      <w:tr>
+        <w:tc>
+          <w:tcPr>
+            <w:tcW w:type="dxa" w:w="1994"/>
+          </w:tcPr>
+          <w:p>
+            <w:pPr>
+              <w:spacing w:line="240" w:lineRule="auto"/>
+              <w:jc w:val="center"/>
+            </w:pPr>
+            <w:r>
+              <w:rPr>
+                <w:rFonts w:ascii="Times New Roman" w:hAnsi="Times New Roman"/>
+                <w:b/>
+                <w:sz w:val="28"/>
+              </w:rPr>
+              <w:t>Сущность</w:t>
+            </w:r>
+          </w:p>
+        </w:tc>
+        <w:tc>
+          <w:tcPr>
+            <w:tcW w:type="dxa" w:w="1994"/>
+          </w:tcPr>
+          <w:p>
+            <w:pPr>
+              <w:spacing w:line="240" w:lineRule="auto"/>
+              <w:jc w:val="center"/>
+            </w:pPr>
+            <w:r>
+              <w:rPr>
+                <w:rFonts w:ascii="Times New Roman" w:hAnsi="Times New Roman"/>
+                <w:b/>
+                <w:sz w:val="28"/>
+              </w:rPr>
+              <w:t>Назначение</w:t>
+            </w:r>
+          </w:p>
+        </w:tc>
+        <w:tc>
+          <w:tcPr>
+            <w:tcW w:type="dxa" w:w="1994"/>
+          </w:tcPr>
+          <w:p>
+            <w:pPr>
+              <w:spacing w:line="240" w:lineRule="auto"/>
+              <w:jc w:val="center"/>
+            </w:pPr>
+            <w:r>
+              <w:rPr>
+                <w:rFonts w:ascii="Times New Roman" w:hAnsi="Times New Roman"/>
+                <w:b/>
+                <w:sz w:val="28"/>
+              </w:rPr>
+              <w:t>Основные атрибуты</w:t>
+            </w:r>
+          </w:p>
+        </w:tc>
+        <w:tc>
+          <w:tcPr>
+            <w:tcW w:type="dxa" w:w="1994"/>
+          </w:tcPr>
+          <w:p>
+            <w:pPr>
+              <w:spacing w:line="240" w:lineRule="auto"/>
+              <w:jc w:val="center"/>
+            </w:pPr>
+            <w:r>
+              <w:rPr>
+                <w:rFonts w:ascii="Times New Roman" w:hAnsi="Times New Roman"/>
+                <w:b/>
+                <w:sz w:val="28"/>
+              </w:rPr>
+              <w:t>PK</w:t>
+            </w:r>
+          </w:p>
+        </w:tc>
+        <w:tc>
+          <w:tcPr>
+            <w:tcW w:type="dxa" w:w="1994"/>
+          </w:tcPr>
+          <w:p>
+            <w:pPr>
+              <w:spacing w:line="240" w:lineRule="auto"/>
+              <w:jc w:val="center"/>
+            </w:pPr>
+            <w:r>
+              <w:rPr>
+                <w:rFonts w:ascii="Times New Roman" w:hAnsi="Times New Roman"/>
+                <w:b/>
+                <w:sz w:val="28"/>
+              </w:rPr>
+              <w:t>FK</w:t>
+            </w:r>
+          </w:p>
+        </w:tc>
+      </w:tr>
+      <w:tr>
+        <w:tc>
+          <w:tcPr>
+            <w:tcW w:type="dxa" w:w="1994"/>
+          </w:tcPr>
+          <w:p>
+            <w:pPr>
+              <w:spacing w:line="240" w:lineRule="auto"/>
+              <w:jc w:val="center"/>
+            </w:pPr>
+            <w:r>
+              <w:rPr>
+                <w:rFonts w:ascii="Times New Roman" w:hAnsi="Times New Roman"/>
+                <w:b w:val="0"/>
+                <w:sz w:val="28"/>
+              </w:rPr>
+              <w:t>Партия сырья</w:t>
+            </w:r>
+          </w:p>
+        </w:tc>
+        <w:tc>
+          <w:tcPr>
+            <w:tcW w:type="dxa" w:w="1994"/>
+          </w:tcPr>
+          <w:p>
+            <w:pPr>
+              <w:spacing w:line="240" w:lineRule="auto"/>
+              <w:jc w:val="center"/>
+            </w:pPr>
+            <w:r>
+              <w:rPr>
+                <w:rFonts w:ascii="Times New Roman" w:hAnsi="Times New Roman"/>
+                <w:b w:val="0"/>
+                <w:sz w:val="28"/>
+              </w:rPr>
+              <w:t>Происхождение поступившего картофеля</w:t>
+            </w:r>
+          </w:p>
+        </w:tc>
+        <w:tc>
+          <w:tcPr>
+            <w:tcW w:type="dxa" w:w="1994"/>
+          </w:tcPr>
+          <w:p>
+            <w:pPr>
+              <w:spacing w:line="240" w:lineRule="auto"/>
+              <w:jc w:val="center"/>
+            </w:pPr>
+            <w:r>
+              <w:rPr>
+                <w:rFonts w:ascii="Times New Roman" w:hAnsi="Times New Roman"/>
+                <w:b w:val="0"/>
+                <w:sz w:val="28"/>
+              </w:rPr>
+              <w:t>поставщик, сорт, дата поступления</w:t>
+            </w:r>
+          </w:p>
+        </w:tc>
+        <w:tc>
+          <w:tcPr>
+            <w:tcW w:type="dxa" w:w="1994"/>
+          </w:tcPr>
+          <w:p>
+            <w:pPr>
+              <w:spacing w:line="240" w:lineRule="auto"/>
+              <w:jc w:val="center"/>
+            </w:pPr>
+            <w:r>
+              <w:rPr>
+                <w:rFonts w:ascii="Times New Roman" w:hAnsi="Times New Roman"/>
+                <w:b w:val="0"/>
+                <w:sz w:val="28"/>
+              </w:rPr>
+              <w:t>id</w:t>
+            </w:r>
+          </w:p>
+        </w:tc>
+        <w:tc>
+          <w:tcPr>
+            <w:tcW w:type="dxa" w:w="1994"/>
+          </w:tcPr>
+          <w:p>
+            <w:pPr>
+              <w:spacing w:line="240" w:lineRule="auto"/>
+              <w:jc w:val="center"/>
+            </w:pPr>
+            <w:r>
+              <w:rPr>
+                <w:rFonts w:ascii="Times New Roman" w:hAnsi="Times New Roman"/>
+                <w:b w:val="0"/>
+                <w:sz w:val="28"/>
+              </w:rPr>
+              <w:t>—</w:t>
+            </w:r>
+          </w:p>
+        </w:tc>
+      </w:tr>
+      <w:tr>
+        <w:tc>
+          <w:tcPr>
+            <w:tcW w:type="dxa" w:w="1994"/>
+          </w:tcPr>
+          <w:p>
+            <w:pPr>
+              <w:spacing w:line="240" w:lineRule="auto"/>
+              <w:jc w:val="center"/>
+            </w:pPr>
+            <w:r>
+              <w:rPr>
+                <w:rFonts w:ascii="Times New Roman" w:hAnsi="Times New Roman"/>
+                <w:b w:val="0"/>
+                <w:sz w:val="28"/>
+              </w:rPr>
+              <w:t>Партия</w:t>
+            </w:r>
+          </w:p>
+        </w:tc>
+        <w:tc>
+          <w:tcPr>
+            <w:tcW w:type="dxa" w:w="1994"/>
+          </w:tcPr>
+          <w:p>
+            <w:pPr>
+              <w:spacing w:line="240" w:lineRule="auto"/>
+              <w:jc w:val="center"/>
+            </w:pPr>
+            <w:r>
+              <w:rPr>
+                <w:rFonts w:ascii="Times New Roman" w:hAnsi="Times New Roman"/>
+                <w:b w:val="0"/>
+                <w:sz w:val="28"/>
+              </w:rPr>
+              <w:t>Единица производственного контроля</w:t>
+            </w:r>
+          </w:p>
+        </w:tc>
+        <w:tc>
+          <w:tcPr>
+            <w:tcW w:type="dxa" w:w="1994"/>
+          </w:tcPr>
+          <w:p>
+            <w:pPr>
+              <w:spacing w:line="240" w:lineRule="auto"/>
+              <w:jc w:val="center"/>
+            </w:pPr>
+            <w:r>
+              <w:rPr>
+                <w:rFonts w:ascii="Times New Roman" w:hAnsi="Times New Roman"/>
+                <w:b w:val="0"/>
+                <w:sz w:val="28"/>
+              </w:rPr>
+              <w:t>код, дата, статус</w:t>
+            </w:r>
+          </w:p>
+        </w:tc>
+        <w:tc>
+          <w:tcPr>
+            <w:tcW w:type="dxa" w:w="1994"/>
+          </w:tcPr>
+          <w:p>
+            <w:pPr>
+              <w:spacing w:line="240" w:lineRule="auto"/>
+              <w:jc w:val="center"/>
+            </w:pPr>
+            <w:r>
+              <w:rPr>
+                <w:rFonts w:ascii="Times New Roman" w:hAnsi="Times New Roman"/>
+                <w:b w:val="0"/>
+                <w:sz w:val="28"/>
+              </w:rPr>
+              <w:t>id</w:t>
+            </w:r>
+          </w:p>
+        </w:tc>
+        <w:tc>
+          <w:tcPr>
+            <w:tcW w:type="dxa" w:w="1994"/>
+          </w:tcPr>
+          <w:p>
+            <w:pPr>
+              <w:spacing w:line="240" w:lineRule="auto"/>
+              <w:jc w:val="center"/>
+            </w:pPr>
+            <w:r>
+              <w:rPr>
+                <w:rFonts w:ascii="Times New Roman" w:hAnsi="Times New Roman"/>
+                <w:b w:val="0"/>
+                <w:sz w:val="28"/>
+              </w:rPr>
+              <w:t>raw_material_lot_id</w:t>
+            </w:r>
+          </w:p>
+        </w:tc>
+      </w:tr>
+      <w:tr>
+        <w:tc>
+          <w:tcPr>
+            <w:tcW w:type="dxa" w:w="1994"/>
+          </w:tcPr>
+          <w:p>
+            <w:pPr>
+              <w:spacing w:line="240" w:lineRule="auto"/>
+              <w:jc w:val="center"/>
+            </w:pPr>
+            <w:r>
+              <w:rPr>
+                <w:rFonts w:ascii="Times New Roman" w:hAnsi="Times New Roman"/>
+                <w:b w:val="0"/>
+                <w:sz w:val="28"/>
+              </w:rPr>
+              <w:t>Параметр</w:t>
+            </w:r>
+          </w:p>
+        </w:tc>
+        <w:tc>
+          <w:tcPr>
+            <w:tcW w:type="dxa" w:w="1994"/>
+          </w:tcPr>
+          <w:p>
+            <w:pPr>
+              <w:spacing w:line="240" w:lineRule="auto"/>
+              <w:jc w:val="center"/>
+            </w:pPr>
+            <w:r>
+              <w:rPr>
+                <w:rFonts w:ascii="Times New Roman" w:hAnsi="Times New Roman"/>
+                <w:b w:val="0"/>
+                <w:sz w:val="28"/>
+              </w:rPr>
+              <w:t>Справочник контролируемых характеристик</w:t>
+            </w:r>
+          </w:p>
+        </w:tc>
+        <w:tc>
+          <w:tcPr>
+            <w:tcW w:type="dxa" w:w="1994"/>
+          </w:tcPr>
+          <w:p>
+            <w:pPr>
+              <w:spacing w:line="240" w:lineRule="auto"/>
+              <w:jc w:val="center"/>
+            </w:pPr>
+            <w:r>
+              <w:rPr>
+                <w:rFonts w:ascii="Times New Roman" w:hAnsi="Times New Roman"/>
+                <w:b w:val="0"/>
+                <w:sz w:val="28"/>
+              </w:rPr>
+              <w:t>наименование, единица</w:t>
+            </w:r>
+          </w:p>
+        </w:tc>
+        <w:tc>
+          <w:tcPr>
+            <w:tcW w:type="dxa" w:w="1994"/>
+          </w:tcPr>
+          <w:p>
+            <w:pPr>
+              <w:spacing w:line="240" w:lineRule="auto"/>
+              <w:jc w:val="center"/>
+            </w:pPr>
+            <w:r>
+              <w:rPr>
+                <w:rFonts w:ascii="Times New Roman" w:hAnsi="Times New Roman"/>
+                <w:b w:val="0"/>
+                <w:sz w:val="28"/>
+              </w:rPr>
+              <w:t>id</w:t>
+            </w:r>
+          </w:p>
+        </w:tc>
+        <w:tc>
+          <w:tcPr>
+            <w:tcW w:type="dxa" w:w="1994"/>
+          </w:tcPr>
+          <w:p>
+            <w:pPr>
+              <w:spacing w:line="240" w:lineRule="auto"/>
+              <w:jc w:val="center"/>
+            </w:pPr>
+            <w:r>
+              <w:rPr>
+                <w:rFonts w:ascii="Times New Roman" w:hAnsi="Times New Roman"/>
+                <w:b w:val="0"/>
+                <w:sz w:val="28"/>
+              </w:rPr>
+              <w:t>—</w:t>
+            </w:r>
+          </w:p>
+        </w:tc>
+      </w:tr>
+      <w:tr>
+        <w:tc>
+          <w:tcPr>
+            <w:tcW w:type="dxa" w:w="1994"/>
+          </w:tcPr>
+          <w:p>
+            <w:pPr>
+              <w:spacing w:line="240" w:lineRule="auto"/>
+              <w:jc w:val="center"/>
+            </w:pPr>
+            <w:r>
+              <w:rPr>
+                <w:rFonts w:ascii="Times New Roman" w:hAnsi="Times New Roman"/>
+                <w:b w:val="0"/>
+                <w:sz w:val="28"/>
+              </w:rPr>
+              <w:t>Спецификация</w:t>
+            </w:r>
+          </w:p>
+        </w:tc>
+        <w:tc>
+          <w:tcPr>
+            <w:tcW w:type="dxa" w:w="1994"/>
+          </w:tcPr>
+          <w:p>
+            <w:pPr>
+              <w:spacing w:line="240" w:lineRule="auto"/>
+              <w:jc w:val="center"/>
+            </w:pPr>
+            <w:r>
+              <w:rPr>
+                <w:rFonts w:ascii="Times New Roman" w:hAnsi="Times New Roman"/>
+                <w:b w:val="0"/>
+                <w:sz w:val="28"/>
+              </w:rPr>
+              <w:t>Допустимый диапазон параметра</w:t>
+            </w:r>
+          </w:p>
+        </w:tc>
+        <w:tc>
+          <w:tcPr>
+            <w:tcW w:type="dxa" w:w="1994"/>
+          </w:tcPr>
+          <w:p>
+            <w:pPr>
+              <w:spacing w:line="240" w:lineRule="auto"/>
+              <w:jc w:val="center"/>
+            </w:pPr>
+            <w:r>
+              <w:rPr>
+                <w:rFonts w:ascii="Times New Roman" w:hAnsi="Times New Roman"/>
+                <w:b w:val="0"/>
+                <w:sz w:val="28"/>
+              </w:rPr>
+              <w:t>минимум, максимум, версия</w:t>
+            </w:r>
+          </w:p>
+        </w:tc>
+        <w:tc>
+          <w:tcPr>
+            <w:tcW w:type="dxa" w:w="1994"/>
+          </w:tcPr>
+          <w:p>
+            <w:pPr>
+              <w:spacing w:line="240" w:lineRule="auto"/>
+              <w:jc w:val="center"/>
+            </w:pPr>
+            <w:r>
+              <w:rPr>
+                <w:rFonts w:ascii="Times New Roman" w:hAnsi="Times New Roman"/>
+                <w:b w:val="0"/>
+                <w:sz w:val="28"/>
+              </w:rPr>
+              <w:t>id</w:t>
+            </w:r>
+          </w:p>
+        </w:tc>
+        <w:tc>
+          <w:tcPr>
+            <w:tcW w:type="dxa" w:w="1994"/>
+          </w:tcPr>
+          <w:p>
+            <w:pPr>
+              <w:spacing w:line="240" w:lineRule="auto"/>
+              <w:jc w:val="center"/>
+            </w:pPr>
+            <w:r>
+              <w:rPr>
+                <w:rFonts w:ascii="Times New Roman" w:hAnsi="Times New Roman"/>
+                <w:b w:val="0"/>
+                <w:sz w:val="28"/>
+              </w:rPr>
+              <w:t>parameter_id</w:t>
+            </w:r>
+          </w:p>
+        </w:tc>
+      </w:tr>
+      <w:tr>
+        <w:tc>
+          <w:tcPr>
+            <w:tcW w:type="dxa" w:w="1994"/>
+          </w:tcPr>
+          <w:p>
+            <w:pPr>
+              <w:spacing w:line="240" w:lineRule="auto"/>
+              <w:jc w:val="center"/>
+            </w:pPr>
+            <w:r>
+              <w:rPr>
+                <w:rFonts w:ascii="Times New Roman" w:hAnsi="Times New Roman"/>
+                <w:b w:val="0"/>
+                <w:sz w:val="28"/>
+              </w:rPr>
+              <w:t>Измерение</w:t>
+            </w:r>
+          </w:p>
+        </w:tc>
+        <w:tc>
+          <w:tcPr>
+            <w:tcW w:type="dxa" w:w="1994"/>
+          </w:tcPr>
+          <w:p>
+            <w:pPr>
+              <w:spacing w:line="240" w:lineRule="auto"/>
+              <w:jc w:val="center"/>
+            </w:pPr>
+            <w:r>
+              <w:rPr>
+                <w:rFonts w:ascii="Times New Roman" w:hAnsi="Times New Roman"/>
+                <w:b w:val="0"/>
+                <w:sz w:val="28"/>
+              </w:rPr>
+              <w:t>Значение параметра для конкретной партии</w:t>
+            </w:r>
+          </w:p>
+        </w:tc>
+        <w:tc>
+          <w:tcPr>
+            <w:tcW w:type="dxa" w:w="1994"/>
+          </w:tcPr>
+          <w:p>
+            <w:pPr>
+              <w:spacing w:line="240" w:lineRule="auto"/>
+              <w:jc w:val="center"/>
+            </w:pPr>
+            <w:r>
+              <w:rPr>
+                <w:rFonts w:ascii="Times New Roman" w:hAnsi="Times New Roman"/>
+                <w:b w:val="0"/>
+                <w:sz w:val="28"/>
+              </w:rPr>
+              <w:t>значение, время</w:t>
+            </w:r>
+          </w:p>
+        </w:tc>
+        <w:tc>
+          <w:tcPr>
+            <w:tcW w:type="dxa" w:w="1994"/>
+          </w:tcPr>
+          <w:p>
+            <w:pPr>
+              <w:spacing w:line="240" w:lineRule="auto"/>
+              <w:jc w:val="center"/>
+            </w:pPr>
+            <w:r>
+              <w:rPr>
+                <w:rFonts w:ascii="Times New Roman" w:hAnsi="Times New Roman"/>
+                <w:b w:val="0"/>
+                <w:sz w:val="28"/>
+              </w:rPr>
+              <w:t>id</w:t>
+            </w:r>
+          </w:p>
+        </w:tc>
+        <w:tc>
+          <w:tcPr>
+            <w:tcW w:type="dxa" w:w="1994"/>
+          </w:tcPr>
+          <w:p>
+            <w:pPr>
+              <w:spacing w:line="240" w:lineRule="auto"/>
+              <w:jc w:val="center"/>
+            </w:pPr>
+            <w:r>
+              <w:rPr>
+                <w:rFonts w:ascii="Times New Roman" w:hAnsi="Times New Roman"/>
+                <w:b w:val="0"/>
+                <w:sz w:val="28"/>
+              </w:rPr>
+              <w:t>batch_id, parameter_id, operator_id</w:t>
+            </w:r>
+          </w:p>
+        </w:tc>
+      </w:tr>
+      <w:tr>
+        <w:tc>
+          <w:tcPr>
+            <w:tcW w:type="dxa" w:w="1994"/>
+          </w:tcPr>
+          <w:p>
+            <w:pPr>
+              <w:spacing w:line="240" w:lineRule="auto"/>
+              <w:jc w:val="center"/>
+            </w:pPr>
+            <w:r>
+              <w:rPr>
+                <w:rFonts w:ascii="Times New Roman" w:hAnsi="Times New Roman"/>
+                <w:b w:val="0"/>
+                <w:sz w:val="28"/>
+              </w:rPr>
+              <w:t>Сотрудник</w:t>
+            </w:r>
+          </w:p>
+        </w:tc>
+        <w:tc>
+          <w:tcPr>
+            <w:tcW w:type="dxa" w:w="1994"/>
+          </w:tcPr>
+          <w:p>
+            <w:pPr>
+              <w:spacing w:line="240" w:lineRule="auto"/>
+              <w:jc w:val="center"/>
+            </w:pPr>
+            <w:r>
+              <w:rPr>
+                <w:rFonts w:ascii="Times New Roman" w:hAnsi="Times New Roman"/>
+                <w:b w:val="0"/>
+                <w:sz w:val="28"/>
+              </w:rPr>
+              <w:t>Исполнитель измерения</w:t>
+            </w:r>
+          </w:p>
+        </w:tc>
+        <w:tc>
+          <w:tcPr>
+            <w:tcW w:type="dxa" w:w="1994"/>
+          </w:tcPr>
+          <w:p>
+            <w:pPr>
+              <w:spacing w:line="240" w:lineRule="auto"/>
+              <w:jc w:val="center"/>
+            </w:pPr>
+            <w:r>
+              <w:rPr>
+                <w:rFonts w:ascii="Times New Roman" w:hAnsi="Times New Roman"/>
+                <w:b w:val="0"/>
+                <w:sz w:val="28"/>
+              </w:rPr>
+              <w:t>ФИО, роль</w:t>
+            </w:r>
+          </w:p>
+        </w:tc>
+        <w:tc>
+          <w:tcPr>
+            <w:tcW w:type="dxa" w:w="1994"/>
+          </w:tcPr>
+          <w:p>
+            <w:pPr>
+              <w:spacing w:line="240" w:lineRule="auto"/>
+              <w:jc w:val="center"/>
+            </w:pPr>
+            <w:r>
+              <w:rPr>
+                <w:rFonts w:ascii="Times New Roman" w:hAnsi="Times New Roman"/>
+                <w:b w:val="0"/>
+                <w:sz w:val="28"/>
+              </w:rPr>
+              <w:t>id</w:t>
+            </w:r>
+          </w:p>
+        </w:tc>
+        <w:tc>
+          <w:tcPr>
+            <w:tcW w:type="dxa" w:w="1994"/>
+          </w:tcPr>
+          <w:p>
+            <w:pPr>
+              <w:spacing w:line="240" w:lineRule="auto"/>
+              <w:jc w:val="center"/>
+            </w:pPr>
+            <w:r>
+              <w:rPr>
+                <w:rFonts w:ascii="Times New Roman" w:hAnsi="Times New Roman"/>
+                <w:b w:val="0"/>
+                <w:sz w:val="28"/>
+              </w:rPr>
+              <w:t>—</w:t>
+            </w:r>
+          </w:p>
+        </w:tc>
+      </w:tr>
+      <w:tr>
+        <w:tc>
+          <w:tcPr>
+            <w:tcW w:type="dxa" w:w="1994"/>
+          </w:tcPr>
+          <w:p>
+            <w:pPr>
+              <w:spacing w:line="240" w:lineRule="auto"/>
+              <w:jc w:val="center"/>
+            </w:pPr>
+            <w:r>
+              <w:rPr>
+                <w:rFonts w:ascii="Times New Roman" w:hAnsi="Times New Roman"/>
+                <w:b w:val="0"/>
+                <w:sz w:val="28"/>
+              </w:rPr>
+              <w:t>Отклонение</w:t>
+            </w:r>
+          </w:p>
+        </w:tc>
+        <w:tc>
+          <w:tcPr>
+            <w:tcW w:type="dxa" w:w="1994"/>
+          </w:tcPr>
+          <w:p>
+            <w:pPr>
+              <w:spacing w:line="240" w:lineRule="auto"/>
+              <w:jc w:val="center"/>
+            </w:pPr>
+            <w:r>
+              <w:rPr>
+                <w:rFonts w:ascii="Times New Roman" w:hAnsi="Times New Roman"/>
+                <w:b w:val="0"/>
+                <w:sz w:val="28"/>
+              </w:rPr>
+              <w:t>Зафиксированное несоответствие</w:t>
+            </w:r>
+          </w:p>
+        </w:tc>
+        <w:tc>
+          <w:tcPr>
+            <w:tcW w:type="dxa" w:w="1994"/>
+          </w:tcPr>
+          <w:p>
+            <w:pPr>
+              <w:spacing w:line="240" w:lineRule="auto"/>
+              <w:jc w:val="center"/>
+            </w:pPr>
+            <w:r>
+              <w:rPr>
+                <w:rFonts w:ascii="Times New Roman" w:hAnsi="Times New Roman"/>
+                <w:b w:val="0"/>
+                <w:sz w:val="28"/>
+              </w:rPr>
+              <w:t>причина, серьёзность, статус</w:t>
+            </w:r>
+          </w:p>
+        </w:tc>
+        <w:tc>
+          <w:tcPr>
+            <w:tcW w:type="dxa" w:w="1994"/>
+          </w:tcPr>
+          <w:p>
+            <w:pPr>
+              <w:spacing w:line="240" w:lineRule="auto"/>
+              <w:jc w:val="center"/>
+            </w:pPr>
+            <w:r>
+              <w:rPr>
+                <w:rFonts w:ascii="Times New Roman" w:hAnsi="Times New Roman"/>
+                <w:b w:val="0"/>
+                <w:sz w:val="28"/>
+              </w:rPr>
+              <w:t>id</w:t>
+            </w:r>
+          </w:p>
+        </w:tc>
+        <w:tc>
+          <w:tcPr>
+            <w:tcW w:type="dxa" w:w="1994"/>
+          </w:tcPr>
+          <w:p>
+            <w:pPr>
+              <w:spacing w:line="240" w:lineRule="auto"/>
+              <w:jc w:val="center"/>
+            </w:pPr>
+            <w:r>
+              <w:rPr>
+                <w:rFonts w:ascii="Times New Roman" w:hAnsi="Times New Roman"/>
+                <w:b w:val="0"/>
+                <w:sz w:val="28"/>
+              </w:rPr>
+              <w:t>measurement_id</w:t>
+            </w:r>
+          </w:p>
+        </w:tc>
+      </w:tr>
+    </w:tbl>
     <w:p>
       <w:pPr>
         <w:spacing w:line="360" w:lineRule="auto"/>
@@ -11293,7 +11380,7 @@
           <w:b w:val="0"/>
           <w:sz w:val="28"/>
         </w:rPr>
-        <w:t>Первичные и внешние ключи обозначены на диаграмме. Партия сырья связана с партиями как 1:N; партия, параметр и сотрудник связаны с измерениями как 1:N; параметр имеет версии спецификаций 1:N; измерение может иметь одно отклонение 1:0..1. Связь M:N «Партия — Параметр» разрешена сущностью «Измерение».</w:t>
+        <w:t>Партия сырья связана с производственными партиями как 1:N. Партия, параметр и сотрудник связаны с измерениями как 1:N. Параметр имеет несколько версий спецификаций, а измерению может соответствовать не более одного зарегистрированного отклонения. Связь M:N «Партия — Параметр» реализована двумя связями 1:N через «Измерение».</w:t>
       </w:r>
     </w:p>
     <w:p>
@@ -11308,7 +11395,7 @@
           <w:b w:val="0"/>
           <w:sz w:val="28"/>
         </w:rPr>
-        <w:t>Первая нормальная форма выполнена: атрибуты атомарны. Вторая выполнена: неключевые атрибуты зависят от полного ключа своей сущности. Третья выполнена: справочные сведения о параметре, сотруднике и сырье вынесены из измерения, поэтому транзитивных зависимостей нет. Без нормализации единица измерения и ФИО оператора повторялись бы в каждой строке; разбиение устраняет дублирование.</w:t>
+        <w:t>Первая нормальная форма выполнена, поскольку все значения атомарны. Вторая нормальная форма выполнена: каждый неключевой атрибут зависит от полного первичного ключа своей сущности. Третья нормальная форма выполнена отсутствием транзитивных зависимостей [17]: сведения о параметре, сотруднике и сырье вынесены из измерения. Без нормализации единица измерения, сорт сырья и ФИО оператора повторялись бы во множестве строк; разбиение устраняет это дублирование и аномалии обновления.</w:t>
       </w:r>
     </w:p>
     <w:p>
@@ -11337,21 +11424,24 @@
           <w:b w:val="0"/>
           <w:sz w:val="28"/>
         </w:rPr>
-        <w:t>Алгоритм 1 проверяет измерения по словарю нормативов. Здесь n — число измерений. Построение словаря и один проход занимают O(n + m), а при сопоставимом числе нормативов — O(n); дополнительная память O(m + k), где k — число отклонений.</w:t>
+        <w:t>Алгоритм проверки измерений строит словарь нормативов и выполняет один проход по измерениям. Пусть n — количество измерений, m — количество спецификаций, k — количество отклонений. Построение словаря занимает O(m), проход — O(n), поэтому итоговая временная сложность равна O(n + m), а дополнительная память — O(m + k). Оценка учитывает среднюю константную сложность поиска по ключу словаря [18].</w:t>
       </w:r>
     </w:p>
     <w:p>
       <w:pPr>
+        <w:spacing w:line="360" w:lineRule="auto"/>
         <w:jc w:val="center"/>
       </w:pPr>
       <w:r>
         <w:rPr>
           <w:rFonts w:ascii="Times New Roman" w:hAnsi="Times New Roman"/>
+          <w:b w:val="0"/>
+          <w:sz w:val="28"/>
         </w:rPr>
         <w:drawing>
           <wp:inline xmlns:a="http://schemas.openxmlformats.org/drawingml/2006/main" xmlns:pic="http://schemas.openxmlformats.org/drawingml/2006/picture">
-            <wp:extent cx="5760000" cy="4830236"/>
-            <wp:docPr id="8" name="Picture 8"/>
+            <wp:extent cx="5580000" cy="4679291"/>
+            <wp:docPr id="9" name="Picture 9"/>
             <wp:cNvGraphicFramePr>
               <a:graphicFrameLocks noChangeAspect="1"/>
             </wp:cNvGraphicFramePr>
@@ -11359,7 +11449,7 @@
               <a:graphicData uri="http://schemas.openxmlformats.org/drawingml/2006/picture">
                 <pic:pic>
                   <pic:nvPicPr>
-                    <pic:cNvPr id="0" name="algo_1.png"/>
+                    <pic:cNvPr id="0" name="image.png"/>
                     <pic:cNvPicPr/>
                   </pic:nvPicPr>
                   <pic:blipFill>
@@ -11371,7 +11461,7 @@
                   <pic:spPr>
                     <a:xfrm>
                       <a:off x="0" y="0"/>
-                      <a:ext cx="5760000" cy="4830236"/>
+                      <a:ext cx="5580000" cy="4679291"/>
                     </a:xfrm>
                     <a:prstGeom prst="rect"/>
                   </pic:spPr>
@@ -11393,7 +11483,52 @@
           <w:b w:val="0"/>
           <w:sz w:val="28"/>
         </w:rPr>
-        <w:t>Рисунок 3 — Блок-схема проверки измерений</w:t>
+        <w:t>Рисунок 4 — Блок-схема проверки измерений</w:t>
+      </w:r>
+    </w:p>
+    <w:p>
+      <w:pPr>
+        <w:spacing w:line="360" w:lineRule="auto"/>
+        <w:jc w:val="center"/>
+      </w:pPr>
+      <w:r>
+        <w:rPr>
+          <w:rFonts w:ascii="Times New Roman" w:hAnsi="Times New Roman"/>
+          <w:b w:val="0"/>
+          <w:sz w:val="28"/>
+        </w:rPr>
+        <w:t>Листинг 1 — Проверка измерений по нормативам</w:t>
+      </w:r>
+    </w:p>
+    <w:p>
+      <w:pPr>
+        <w:spacing w:line="240" w:lineRule="auto"/>
+        <w:ind w:left="567" w:right="283"/>
+      </w:pPr>
+      <w:r>
+        <w:rPr>
+          <w:rFonts w:ascii="Courier New" w:hAnsi="Courier New"/>
+          <w:sz w:val="20"/>
+        </w:rPr>
+        <w:t>def validate_measurements(batch, measurements, specifications):</w:t>
+        <w:br/>
+        <w:t xml:space="preserve">    limits = {item["parameter_id"]: item for item in specifications}</w:t>
+        <w:br/>
+        <w:t xml:space="preserve">    deviations = []</w:t>
+        <w:br/>
+        <w:t xml:space="preserve">    for measurement in measurements:</w:t>
+        <w:br/>
+        <w:t xml:space="preserve">        limit = limits.get(measurement["parameter_id"])</w:t>
+        <w:br/>
+        <w:t xml:space="preserve">        if limit is None:</w:t>
+        <w:br/>
+        <w:t xml:space="preserve">            deviations.append({"reason": "норматив не задан"})</w:t>
+        <w:br/>
+        <w:t xml:space="preserve">        elif not limit["minimum"] &lt;= measurement["value"] &lt;= limit["maximum"]:</w:t>
+        <w:br/>
+        <w:t xml:space="preserve">            deviations.append({"reason": "значение вне допуска"})</w:t>
+        <w:br/>
+        <w:t xml:space="preserve">    return deviations</w:t>
       </w:r>
     </w:p>
     <w:p>
@@ -11408,21 +11543,39 @@
           <w:b w:val="0"/>
           <w:sz w:val="28"/>
         </w:rPr>
-        <w:t>Алгоритм 2 выполняет полное сопоставление измерений со спецификациями. n — число измерений, m — число нормативов. В худшем случае вложенный цикл делает n·m сравнений, поэтому время O(n·m), память O(k) для найденных конфликтов. Ветвления обрабатывают несовпадение параметров, выход за диапазон и отсутствие норматива.</w:t>
+        <w:t>Ветвление различает три ситуации: норматив отсутствует, значение выходит за пределы либо измерение соответствует требованиям. Возвращаемый список используется для формирования журнала отклонений и статуса протокола.</w:t>
       </w:r>
     </w:p>
     <w:p>
       <w:pPr>
+        <w:spacing w:line="360" w:lineRule="auto"/>
+        <w:ind w:firstLine="709"/>
+        <w:jc w:val="both"/>
+      </w:pPr>
+      <w:r>
+        <w:rPr>
+          <w:rFonts w:ascii="Times New Roman" w:hAnsi="Times New Roman"/>
+          <w:b w:val="0"/>
+          <w:sz w:val="28"/>
+        </w:rPr>
+        <w:t>Алгоритм сопоставления выполняет полный перебор спецификаций для каждого измерения. В худшем случае внешний цикл выполняется n раз, а внутренний — m раз, поэтому время равно O(n·m), память — O(k) [18]. Наличие вложенного цикла и нескольких ветвлений отражено как в коде, так и в блок-схеме.</w:t>
+      </w:r>
+    </w:p>
+    <w:p>
+      <w:pPr>
+        <w:spacing w:line="360" w:lineRule="auto"/>
         <w:jc w:val="center"/>
       </w:pPr>
       <w:r>
         <w:rPr>
           <w:rFonts w:ascii="Times New Roman" w:hAnsi="Times New Roman"/>
+          <w:b w:val="0"/>
+          <w:sz w:val="28"/>
         </w:rPr>
         <w:drawing>
           <wp:inline xmlns:a="http://schemas.openxmlformats.org/drawingml/2006/main" xmlns:pic="http://schemas.openxmlformats.org/drawingml/2006/picture">
-            <wp:extent cx="5760000" cy="5182810"/>
-            <wp:docPr id="9" name="Picture 9"/>
+            <wp:extent cx="5580000" cy="5020847"/>
+            <wp:docPr id="10" name="Picture 10"/>
             <wp:cNvGraphicFramePr>
               <a:graphicFrameLocks noChangeAspect="1"/>
             </wp:cNvGraphicFramePr>
@@ -11430,7 +11583,7 @@
               <a:graphicData uri="http://schemas.openxmlformats.org/drawingml/2006/picture">
                 <pic:pic>
                   <pic:nvPicPr>
-                    <pic:cNvPr id="0" name="algo_2.png"/>
+                    <pic:cNvPr id="0" name="image.png"/>
                     <pic:cNvPicPr/>
                   </pic:nvPicPr>
                   <pic:blipFill>
@@ -11442,7 +11595,7 @@
                   <pic:spPr>
                     <a:xfrm>
                       <a:off x="0" y="0"/>
-                      <a:ext cx="5760000" cy="5182810"/>
+                      <a:ext cx="5580000" cy="5020847"/>
                     </a:xfrm>
                     <a:prstGeom prst="rect"/>
                   </pic:spPr>
@@ -11464,7 +11617,54 @@
           <w:b w:val="0"/>
           <w:sz w:val="28"/>
         </w:rPr>
-        <w:t>Рисунок 4 — Блок-схема сопоставления спецификаций</w:t>
+        <w:t>Рисунок 5 — Блок-схема сопоставления параметров со спецификациями</w:t>
+      </w:r>
+    </w:p>
+    <w:p>
+      <w:pPr>
+        <w:spacing w:line="360" w:lineRule="auto"/>
+        <w:jc w:val="center"/>
+      </w:pPr>
+      <w:r>
+        <w:rPr>
+          <w:rFonts w:ascii="Times New Roman" w:hAnsi="Times New Roman"/>
+          <w:b w:val="0"/>
+          <w:sz w:val="28"/>
+        </w:rPr>
+        <w:t>Листинг 2 — Поиск конфликтов спецификаций</w:t>
+      </w:r>
+    </w:p>
+    <w:p>
+      <w:pPr>
+        <w:spacing w:line="240" w:lineRule="auto"/>
+        <w:ind w:left="567" w:right="283"/>
+      </w:pPr>
+      <w:r>
+        <w:rPr>
+          <w:rFonts w:ascii="Courier New" w:hAnsi="Courier New"/>
+          <w:sz w:val="20"/>
+        </w:rPr>
+        <w:t>for measurement in measurements:</w:t>
+        <w:br/>
+        <w:t xml:space="preserve">    matched = False</w:t>
+        <w:br/>
+        <w:t xml:space="preserve">    for specification in specifications:</w:t>
+        <w:br/>
+        <w:t xml:space="preserve">        if measurement["parameter_id"] != specification["parameter_id"]:</w:t>
+        <w:br/>
+        <w:t xml:space="preserve">            continue</w:t>
+        <w:br/>
+        <w:t xml:space="preserve">        matched = True</w:t>
+        <w:br/>
+        <w:t xml:space="preserve">        value = measurement["value"]</w:t>
+        <w:br/>
+        <w:t xml:space="preserve">        if value &lt; specification["minimum"] or value &gt; specification["maximum"]:</w:t>
+        <w:br/>
+        <w:t xml:space="preserve">            conflicts.append({"measurement_id": measurement["id"]})</w:t>
+        <w:br/>
+        <w:t xml:space="preserve">    if not matched:</w:t>
+        <w:br/>
+        <w:t xml:space="preserve">        conflicts.append({"specification_id": None})</w:t>
       </w:r>
     </w:p>
     <w:p>
@@ -11493,7 +11693,7 @@
           <w:b w:val="0"/>
           <w:sz w:val="28"/>
         </w:rPr>
-        <w:t>Прототип реализован на Python 3.12 в каталоге src. Сущности представлены словарями, наборы сущностей — списками; глобальные изменяемые данные и пользовательские классы отсутствуют. Функции получают данные через параметры и возвращают результаты. Вход читается из JSON, а результат выводится в JSON, что позволяет повторить проверку из командной строки.</w:t>
+        <w:t>Процедурный прототип реализован на Python 3.12 только с помощью функций и стандартных структур list, dict и set. Пользовательские классы, dataclass, Enum и глобальные изменяемые переменные отсутствуют. Функции получают данные через параметры и возвращают результат; вход и выход представлены JSON.</w:t>
       </w:r>
     </w:p>
     <w:p>
@@ -11508,7 +11708,784 @@
           <w:b w:val="0"/>
           <w:sz w:val="28"/>
         </w:rPr>
-        <w:t>Функция validate_measurements() реализует линейную проверку, assess_batch_conflicts() — алгоритм с вложенным циклом, form_batch_protocol() — формирование итогового документа. Модульные тесты проверяют допустимое значение, выход за диапазон и отсутствие спецификации. Команда запуска и пример входных данных приведены в src/README.md.</w:t>
+        <w:t>Структура входных данных соответствует логической модели: отдельно передаются партии сырья, сотрудники, параметры, спецификации, производственная партия и измерения. Функция validate_measurements() создаёт отклонения, assess_batch_conflicts() выполняет полное сопоставление, form_batch_protocol() формирует протокол, а process() связывает операции в один сценарий.</w:t>
+      </w:r>
+    </w:p>
+    <w:p>
+      <w:pPr>
+        <w:spacing w:line="360" w:lineRule="auto"/>
+        <w:ind w:firstLine="709"/>
+        <w:jc w:val="both"/>
+      </w:pPr>
+      <w:r>
+        <w:rPr>
+          <w:rFonts w:ascii="Times New Roman" w:hAnsi="Times New Roman"/>
+          <w:b w:val="0"/>
+          <w:sz w:val="28"/>
+        </w:rPr>
+        <w:t>Пример запуска приведён в src/README.md. Команда python main.py example_input.json обнаруживает превышение температуры, рассчитывает величину выхода за предел и формирует статус «требует решения технолога». Команда python test_main.py проверяет нормальное значение, выход за диапазон и отсутствие спецификации. Тесты также написаны функциями и не вводят пользовательских классов.</w:t>
+      </w:r>
+    </w:p>
+    <w:p>
+      <w:pPr>
+        <w:pStyle w:val="1"/>
+        <w:rPr>
+          <w:lang w:val="ru-RU"/>
+        </w:rPr>
+      </w:pPr>
+      <w:r>
+        <w:rPr>
+          <w:rFonts w:ascii="Times New Roman" w:eastAsia="Times New Roman" w:hAnsi="Times New Roman"/>
+          <w:lang w:val="ru-RU"/>
+        </w:rPr>
+        <w:t>СПИСОК ИСПОЛЬЗОВАННЫХ ИСТОЧНИКОВ</w:t>
+      </w:r>
+    </w:p>
+    <w:p>
+      <w:r>
+        <w:rPr>
+          <w:rFonts w:ascii="Times New Roman" w:hAnsi="Times New Roman"/>
+        </w:rPr>
+        <w:br w:type="page"/>
+      </w:r>
+    </w:p>
+    <w:p>
+      <w:pPr>
+        <w:rPr>
+          <w:lang w:val="ru-RU"/>
+        </w:rPr>
+      </w:pPr>
+      <w:r>
+        <w:rPr>
+          <w:rFonts w:ascii="Times New Roman" w:hAnsi="Times New Roman"/>
+          <w:lang w:val="ru-RU"/>
+        </w:rPr>
+        <w:t xml:space="preserve">1. </w:t>
+      </w:r>
+      <w:proofErr w:type="spellStart"/>
+      <w:r>
+        <w:rPr>
+          <w:rFonts w:ascii="Times New Roman" w:hAnsi="Times New Roman"/>
+          <w:lang w:val="ru-RU"/>
+        </w:rPr>
+        <w:t>Отинова</w:t>
+      </w:r>
+      <w:proofErr w:type="spellEnd"/>
+      <w:r>
+        <w:rPr>
+          <w:rFonts w:ascii="Times New Roman" w:hAnsi="Times New Roman"/>
+          <w:lang w:val="ru-RU"/>
+        </w:rPr>
+        <w:t xml:space="preserve"> М. Е., Попова Е. А., Полунина Н. Ю., Зайцева Е. А. Мониторинг картофелеперерабатывающих организаций в России: тенденции и перспективы // Научный результат. Экономические исследования. – 2024. – Т. 10, № 4. – С. 72–81. – </w:t>
+      </w:r>
+      <w:r>
+        <w:rPr>
+          <w:rFonts w:ascii="Times New Roman" w:hAnsi="Times New Roman"/>
+        </w:rPr>
+        <w:t>DOI</w:t>
+      </w:r>
+      <w:r>
+        <w:rPr>
+          <w:rFonts w:ascii="Times New Roman" w:hAnsi="Times New Roman"/>
+          <w:lang w:val="ru-RU"/>
+        </w:rPr>
+        <w:t xml:space="preserve"> 10.18413/2409-1634-2024-10-4-0-6.</w:t>
+      </w:r>
+    </w:p>
+    <w:p>
+      <w:pPr>
+        <w:rPr>
+          <w:lang w:val="ru-RU"/>
+        </w:rPr>
+      </w:pPr>
+      <w:r>
+        <w:rPr>
+          <w:rFonts w:ascii="Times New Roman" w:hAnsi="Times New Roman"/>
+          <w:lang w:val="ru-RU"/>
+        </w:rPr>
+        <w:t xml:space="preserve">2. Семенова А. В., Гольдштейн В. Г., Дегтярев В. А., Морозова А. А., Королева А. К. Изучение состава картофеля по хозяйственно ценным признакам, </w:t>
+      </w:r>
+      <w:r>
+        <w:rPr>
+          <w:rFonts w:ascii="Times New Roman" w:hAnsi="Times New Roman"/>
+          <w:lang w:val="ru-RU"/>
+        </w:rPr>
+        <w:lastRenderedPageBreak/>
+        <w:t xml:space="preserve">определяющим его пригодность к промышленной переработке // Аграрная наука Евро-Северо-Востока. – 2022. – Т. 23, № 6. – С. 841–851. – </w:t>
+      </w:r>
+      <w:r>
+        <w:rPr>
+          <w:rFonts w:ascii="Times New Roman" w:hAnsi="Times New Roman"/>
+        </w:rPr>
+        <w:t>DOI</w:t>
+      </w:r>
+      <w:r>
+        <w:rPr>
+          <w:rFonts w:ascii="Times New Roman" w:hAnsi="Times New Roman"/>
+          <w:lang w:val="ru-RU"/>
+        </w:rPr>
+        <w:t xml:space="preserve"> 10.30766/</w:t>
+      </w:r>
+      <w:proofErr w:type="gramStart"/>
+      <w:r>
+        <w:rPr>
+          <w:rFonts w:ascii="Times New Roman" w:hAnsi="Times New Roman"/>
+          <w:lang w:val="ru-RU"/>
+        </w:rPr>
+        <w:t>2072-9081.2022.23.6.841</w:t>
+      </w:r>
+      <w:proofErr w:type="gramEnd"/>
+      <w:r>
+        <w:rPr>
+          <w:rFonts w:ascii="Times New Roman" w:hAnsi="Times New Roman"/>
+          <w:lang w:val="ru-RU"/>
+        </w:rPr>
+        <w:t>-851.</w:t>
+      </w:r>
+    </w:p>
+    <w:p>
+      <w:pPr>
+        <w:rPr>
+          <w:lang w:val="ru-RU"/>
+        </w:rPr>
+      </w:pPr>
+      <w:r>
+        <w:rPr>
+          <w:rFonts w:ascii="Times New Roman" w:hAnsi="Times New Roman"/>
+          <w:lang w:val="ru-RU"/>
+        </w:rPr>
+        <w:t xml:space="preserve">3. Гулидова В. А., Зубкова Т. В., Дубровина О. А. Требования перерабатывающего предприятия к картофелю для переработки на </w:t>
+      </w:r>
+      <w:proofErr w:type="spellStart"/>
+      <w:r>
+        <w:rPr>
+          <w:rFonts w:ascii="Times New Roman" w:hAnsi="Times New Roman"/>
+          <w:lang w:val="ru-RU"/>
+        </w:rPr>
+        <w:t>картофелепродукт</w:t>
+      </w:r>
+      <w:proofErr w:type="spellEnd"/>
+      <w:r>
+        <w:rPr>
+          <w:rFonts w:ascii="Times New Roman" w:hAnsi="Times New Roman"/>
+          <w:lang w:val="ru-RU"/>
+        </w:rPr>
+        <w:t xml:space="preserve"> фри // Вестник КрасГАУ. – 2025. – № 9. – С. 271–279. – </w:t>
+      </w:r>
+      <w:r>
+        <w:rPr>
+          <w:rFonts w:ascii="Times New Roman" w:hAnsi="Times New Roman"/>
+        </w:rPr>
+        <w:t>DOI</w:t>
+      </w:r>
+      <w:r>
+        <w:rPr>
+          <w:rFonts w:ascii="Times New Roman" w:hAnsi="Times New Roman"/>
+          <w:lang w:val="ru-RU"/>
+        </w:rPr>
+        <w:t xml:space="preserve"> 10.36718/</w:t>
+      </w:r>
+      <w:proofErr w:type="gramStart"/>
+      <w:r>
+        <w:rPr>
+          <w:rFonts w:ascii="Times New Roman" w:hAnsi="Times New Roman"/>
+          <w:lang w:val="ru-RU"/>
+        </w:rPr>
+        <w:t>1819-4036-2025-9-271-279</w:t>
+      </w:r>
+      <w:proofErr w:type="gramEnd"/>
+      <w:r>
+        <w:rPr>
+          <w:rFonts w:ascii="Times New Roman" w:hAnsi="Times New Roman"/>
+          <w:lang w:val="ru-RU"/>
+        </w:rPr>
+        <w:t>.</w:t>
+      </w:r>
+    </w:p>
+    <w:p>
+      <w:pPr>
+        <w:rPr>
+          <w:lang w:val="ru-RU"/>
+        </w:rPr>
+      </w:pPr>
+      <w:r>
+        <w:rPr>
+          <w:rFonts w:ascii="Times New Roman" w:hAnsi="Times New Roman"/>
+          <w:lang w:val="ru-RU"/>
+        </w:rPr>
+        <w:t xml:space="preserve">4. </w:t>
+      </w:r>
+      <w:proofErr w:type="spellStart"/>
+      <w:r>
+        <w:rPr>
+          <w:rFonts w:ascii="Times New Roman" w:hAnsi="Times New Roman"/>
+          <w:lang w:val="ru-RU"/>
+        </w:rPr>
+        <w:t>Сопрунова</w:t>
+      </w:r>
+      <w:proofErr w:type="spellEnd"/>
+      <w:r>
+        <w:rPr>
+          <w:rFonts w:ascii="Times New Roman" w:hAnsi="Times New Roman"/>
+          <w:lang w:val="ru-RU"/>
+        </w:rPr>
+        <w:t xml:space="preserve"> О. Б., </w:t>
+      </w:r>
+      <w:proofErr w:type="spellStart"/>
+      <w:r>
+        <w:rPr>
+          <w:rFonts w:ascii="Times New Roman" w:hAnsi="Times New Roman"/>
+          <w:lang w:val="ru-RU"/>
+        </w:rPr>
+        <w:t>Сопрунова</w:t>
+      </w:r>
+      <w:proofErr w:type="spellEnd"/>
+      <w:r>
+        <w:rPr>
+          <w:rFonts w:ascii="Times New Roman" w:hAnsi="Times New Roman"/>
+          <w:lang w:val="ru-RU"/>
+        </w:rPr>
+        <w:t xml:space="preserve"> В. Е., Жукова О. И. Влияние биологической обработки при выращивании на физиолого-биохимические и технологические показатели клубней картофеля // Вестник КрасГАУ. – 2024. – № 2. – С. 50–57. – </w:t>
+      </w:r>
+      <w:r>
+        <w:rPr>
+          <w:rFonts w:ascii="Times New Roman" w:hAnsi="Times New Roman"/>
+        </w:rPr>
+        <w:t>DOI</w:t>
+      </w:r>
+      <w:r>
+        <w:rPr>
+          <w:rFonts w:ascii="Times New Roman" w:hAnsi="Times New Roman"/>
+          <w:lang w:val="ru-RU"/>
+        </w:rPr>
+        <w:t xml:space="preserve"> 10.36718/1819-4036-2024-2-50-57.</w:t>
+      </w:r>
+    </w:p>
+    <w:p>
+      <w:pPr>
+        <w:rPr>
+          <w:lang w:val="ru-RU"/>
+        </w:rPr>
+      </w:pPr>
+      <w:r>
+        <w:rPr>
+          <w:rFonts w:ascii="Times New Roman" w:hAnsi="Times New Roman"/>
+          <w:lang w:val="ru-RU"/>
+        </w:rPr>
+        <w:t xml:space="preserve">5. Никитина М. А., </w:t>
+      </w:r>
+      <w:proofErr w:type="spellStart"/>
+      <w:r>
+        <w:rPr>
+          <w:rFonts w:ascii="Times New Roman" w:hAnsi="Times New Roman"/>
+          <w:lang w:val="ru-RU"/>
+        </w:rPr>
+        <w:t>Каповский</w:t>
+      </w:r>
+      <w:proofErr w:type="spellEnd"/>
+      <w:r>
+        <w:rPr>
+          <w:rFonts w:ascii="Times New Roman" w:hAnsi="Times New Roman"/>
+          <w:lang w:val="ru-RU"/>
+        </w:rPr>
+        <w:t xml:space="preserve"> Б. Р., </w:t>
+      </w:r>
+      <w:proofErr w:type="spellStart"/>
+      <w:r>
+        <w:rPr>
+          <w:rFonts w:ascii="Times New Roman" w:hAnsi="Times New Roman"/>
+          <w:lang w:val="ru-RU"/>
+        </w:rPr>
+        <w:t>Дыдыкин</w:t>
+      </w:r>
+      <w:proofErr w:type="spellEnd"/>
+      <w:r>
+        <w:rPr>
+          <w:rFonts w:ascii="Times New Roman" w:hAnsi="Times New Roman"/>
+          <w:lang w:val="ru-RU"/>
+        </w:rPr>
+        <w:t xml:space="preserve"> А. С., Пчелкина В. А. Цифровая непрерывность процессов производства мясного фарша на технологических линиях // Все о мясе. – 2024. – № 5. – С. 31–35. – </w:t>
+      </w:r>
+      <w:r>
+        <w:rPr>
+          <w:rFonts w:ascii="Times New Roman" w:hAnsi="Times New Roman"/>
+        </w:rPr>
+        <w:t>DOI</w:t>
+      </w:r>
+      <w:r>
+        <w:rPr>
+          <w:rFonts w:ascii="Times New Roman" w:hAnsi="Times New Roman"/>
+          <w:lang w:val="ru-RU"/>
+        </w:rPr>
+        <w:t xml:space="preserve"> 10.21323/2071-2499-2024-5-31-35.</w:t>
+      </w:r>
+    </w:p>
+    <w:p>
+      <w:pPr>
+        <w:rPr>
+          <w:lang w:val="ru-RU"/>
+        </w:rPr>
+      </w:pPr>
+      <w:r>
+        <w:rPr>
+          <w:rFonts w:ascii="Times New Roman" w:hAnsi="Times New Roman"/>
+          <w:lang w:val="ru-RU"/>
+        </w:rPr>
+        <w:t xml:space="preserve">6. Никитина М. А., Чернуха И. М., Артамонова М. П., Кусай А. Т. Прогнозирование состава функционального пищевого продукта с использованием компьютерной симуляции // Пищевые системы. – 2024. – Т. 7, № 4. – С. 543–550. – </w:t>
+      </w:r>
+      <w:r>
+        <w:rPr>
+          <w:rFonts w:ascii="Times New Roman" w:hAnsi="Times New Roman"/>
+        </w:rPr>
+        <w:t>DOI</w:t>
+      </w:r>
+      <w:r>
+        <w:rPr>
+          <w:rFonts w:ascii="Times New Roman" w:hAnsi="Times New Roman"/>
+          <w:lang w:val="ru-RU"/>
+        </w:rPr>
+        <w:t xml:space="preserve"> 10.21323/</w:t>
+      </w:r>
+      <w:proofErr w:type="gramStart"/>
+      <w:r>
+        <w:rPr>
+          <w:rFonts w:ascii="Times New Roman" w:hAnsi="Times New Roman"/>
+          <w:lang w:val="ru-RU"/>
+        </w:rPr>
+        <w:t>2618-9771</w:t>
+      </w:r>
+      <w:proofErr w:type="gramEnd"/>
+      <w:r>
+        <w:rPr>
+          <w:rFonts w:ascii="Times New Roman" w:hAnsi="Times New Roman"/>
+          <w:lang w:val="ru-RU"/>
+        </w:rPr>
+        <w:t>-2024-7-4-</w:t>
+      </w:r>
+      <w:proofErr w:type="gramStart"/>
+      <w:r>
+        <w:rPr>
+          <w:rFonts w:ascii="Times New Roman" w:hAnsi="Times New Roman"/>
+          <w:lang w:val="ru-RU"/>
+        </w:rPr>
+        <w:t>543-550</w:t>
+      </w:r>
+      <w:proofErr w:type="gramEnd"/>
+      <w:r>
+        <w:rPr>
+          <w:rFonts w:ascii="Times New Roman" w:hAnsi="Times New Roman"/>
+          <w:lang w:val="ru-RU"/>
+        </w:rPr>
+        <w:t>.</w:t>
+      </w:r>
+    </w:p>
+    <w:p>
+      <w:pPr>
+        <w:spacing w:line="360" w:lineRule="auto"/>
+        <w:ind w:firstLine="709"/>
+        <w:jc w:val="both"/>
+        <w:rPr>
+          <w:lang w:val="ru-RU"/>
+        </w:rPr>
+      </w:pPr>
+      <w:r>
+        <w:rPr>
+          <w:rFonts w:ascii="Times New Roman" w:hAnsi="Times New Roman"/>
+        </w:rPr>
+        <w:t>7. Туранский Д. В. Разработка и внедрение цифровых двойников для оптимизации хлебопекарных линий // Хлебопечение России. – 2024. – Т. 68, № 3. – С. 134–143. – URL: https://sci.ru/viewer/Article/10879/105552 (дата обращения: 28.10.2026).</w:t>
+      </w:r>
+    </w:p>
+    <w:p>
+      <w:pPr>
+        <w:rPr>
+          <w:lang w:val="ru-RU"/>
+        </w:rPr>
+      </w:pPr>
+      <w:r>
+        <w:rPr>
+          <w:rFonts w:ascii="Times New Roman" w:hAnsi="Times New Roman"/>
+          <w:lang w:val="ru-RU"/>
+        </w:rPr>
+        <w:t xml:space="preserve">8. Репина И. Б., Самойлова С. М., Сидорова Н. Г., Чуднова О. А., Сидоров Д. Е. Разработка дорожной карты проекта внедрения цифровых двойников в производственные процессы // Креативная экономика. – 2024. – Т. 18, № 10. – С. 2779–2800. – </w:t>
+      </w:r>
+      <w:r>
+        <w:rPr>
+          <w:rFonts w:ascii="Times New Roman" w:hAnsi="Times New Roman"/>
+        </w:rPr>
+        <w:t>DOI</w:t>
+      </w:r>
+      <w:r>
+        <w:rPr>
+          <w:rFonts w:ascii="Times New Roman" w:hAnsi="Times New Roman"/>
+          <w:lang w:val="ru-RU"/>
+        </w:rPr>
+        <w:t xml:space="preserve"> 10.18334/</w:t>
+      </w:r>
+      <w:proofErr w:type="spellStart"/>
+      <w:r>
+        <w:rPr>
+          <w:rFonts w:ascii="Times New Roman" w:hAnsi="Times New Roman"/>
+        </w:rPr>
+        <w:t>ce</w:t>
+      </w:r>
+      <w:proofErr w:type="spellEnd"/>
+      <w:r>
+        <w:rPr>
+          <w:rFonts w:ascii="Times New Roman" w:hAnsi="Times New Roman"/>
+          <w:lang w:val="ru-RU"/>
+        </w:rPr>
+        <w:t>.18.10.121702.</w:t>
+      </w:r>
+    </w:p>
+    <w:p>
+      <w:r>
+        <w:rPr>
+          <w:rFonts w:ascii="Times New Roman" w:hAnsi="Times New Roman"/>
+          <w:lang w:val="ru-RU"/>
+        </w:rPr>
+        <w:t xml:space="preserve">9. ГОСТ Р </w:t>
+      </w:r>
+      <w:proofErr w:type="gramStart"/>
+      <w:r>
+        <w:rPr>
+          <w:rFonts w:ascii="Times New Roman" w:hAnsi="Times New Roman"/>
+          <w:lang w:val="ru-RU"/>
+        </w:rPr>
+        <w:t>51705.1-2024</w:t>
+      </w:r>
+      <w:proofErr w:type="gramEnd"/>
+      <w:r>
+        <w:rPr>
+          <w:rFonts w:ascii="Times New Roman" w:hAnsi="Times New Roman"/>
+          <w:lang w:val="ru-RU"/>
+        </w:rPr>
+        <w:t xml:space="preserve">. Системы менеджмента качества. Управление качеством и безопасностью пищевых продуктов на основе принципов ХАССП. </w:t>
+      </w:r>
+      <w:proofErr w:type="spellStart"/>
+      <w:r>
+        <w:rPr>
+          <w:rFonts w:ascii="Times New Roman" w:hAnsi="Times New Roman"/>
+        </w:rPr>
+        <w:lastRenderedPageBreak/>
+        <w:t>Общие</w:t>
+      </w:r>
+      <w:proofErr w:type="spellEnd"/>
+      <w:r>
+        <w:rPr>
+          <w:rFonts w:ascii="Times New Roman" w:hAnsi="Times New Roman"/>
+        </w:rPr>
+        <w:t xml:space="preserve"> </w:t>
+      </w:r>
+      <w:proofErr w:type="spellStart"/>
+      <w:r>
+        <w:rPr>
+          <w:rFonts w:ascii="Times New Roman" w:hAnsi="Times New Roman"/>
+        </w:rPr>
+        <w:t>требования</w:t>
+      </w:r>
+      <w:proofErr w:type="spellEnd"/>
+      <w:r>
+        <w:rPr>
+          <w:rFonts w:ascii="Times New Roman" w:hAnsi="Times New Roman"/>
+        </w:rPr>
+        <w:t xml:space="preserve">. – </w:t>
+      </w:r>
+      <w:proofErr w:type="spellStart"/>
+      <w:r>
+        <w:rPr>
+          <w:rFonts w:ascii="Times New Roman" w:hAnsi="Times New Roman"/>
+        </w:rPr>
+        <w:t>Введ</w:t>
+      </w:r>
+      <w:proofErr w:type="spellEnd"/>
+      <w:r>
+        <w:rPr>
+          <w:rFonts w:ascii="Times New Roman" w:hAnsi="Times New Roman"/>
+        </w:rPr>
+        <w:t xml:space="preserve">. 2024-11-01. – </w:t>
+      </w:r>
+      <w:proofErr w:type="spellStart"/>
+      <w:proofErr w:type="gramStart"/>
+      <w:r>
+        <w:rPr>
+          <w:rFonts w:ascii="Times New Roman" w:hAnsi="Times New Roman"/>
+        </w:rPr>
+        <w:t>Москва</w:t>
+      </w:r>
+      <w:proofErr w:type="spellEnd"/>
+      <w:r>
+        <w:rPr>
+          <w:rFonts w:ascii="Times New Roman" w:hAnsi="Times New Roman"/>
+        </w:rPr>
+        <w:t xml:space="preserve"> :</w:t>
+      </w:r>
+      <w:proofErr w:type="gramEnd"/>
+      <w:r>
+        <w:rPr>
+          <w:rFonts w:ascii="Times New Roman" w:hAnsi="Times New Roman"/>
+        </w:rPr>
+        <w:t xml:space="preserve"> </w:t>
+      </w:r>
+      <w:proofErr w:type="spellStart"/>
+      <w:r>
+        <w:rPr>
+          <w:rFonts w:ascii="Times New Roman" w:hAnsi="Times New Roman"/>
+        </w:rPr>
+        <w:t>Российский</w:t>
+      </w:r>
+      <w:proofErr w:type="spellEnd"/>
+      <w:r>
+        <w:rPr>
+          <w:rFonts w:ascii="Times New Roman" w:hAnsi="Times New Roman"/>
+        </w:rPr>
+        <w:t xml:space="preserve"> </w:t>
+      </w:r>
+      <w:proofErr w:type="spellStart"/>
+      <w:r>
+        <w:rPr>
+          <w:rFonts w:ascii="Times New Roman" w:hAnsi="Times New Roman"/>
+        </w:rPr>
+        <w:t>институт</w:t>
+      </w:r>
+      <w:proofErr w:type="spellEnd"/>
+      <w:r>
+        <w:rPr>
+          <w:rFonts w:ascii="Times New Roman" w:hAnsi="Times New Roman"/>
+        </w:rPr>
+        <w:t xml:space="preserve"> </w:t>
+      </w:r>
+      <w:proofErr w:type="spellStart"/>
+      <w:r>
+        <w:rPr>
+          <w:rFonts w:ascii="Times New Roman" w:hAnsi="Times New Roman"/>
+        </w:rPr>
+        <w:t>стандартизации</w:t>
+      </w:r>
+      <w:proofErr w:type="spellEnd"/>
+      <w:r>
+        <w:rPr>
+          <w:rFonts w:ascii="Times New Roman" w:hAnsi="Times New Roman"/>
+        </w:rPr>
+        <w:t>, 2024.</w:t>
+      </w:r>
+    </w:p>
+    <w:p>
+      <w:r>
+        <w:rPr>
+          <w:rFonts w:ascii="Times New Roman" w:hAnsi="Times New Roman"/>
+        </w:rPr>
+        <w:t xml:space="preserve">10. Sikiru Y., Paliwal J., </w:t>
+      </w:r>
+      <w:proofErr w:type="spellStart"/>
+      <w:r>
+        <w:rPr>
+          <w:rFonts w:ascii="Times New Roman" w:hAnsi="Times New Roman"/>
+        </w:rPr>
+        <w:t>Erkinbaev</w:t>
+      </w:r>
+      <w:proofErr w:type="spellEnd"/>
+      <w:r>
+        <w:rPr>
+          <w:rFonts w:ascii="Times New Roman" w:hAnsi="Times New Roman"/>
+        </w:rPr>
+        <w:t xml:space="preserve"> C. Three-Dimensional Characterization of Potatoes Under Different Drying Methods: Quality Optimization for Hybrid Drying Approach // Foods. – 2024. – Vol. 13, no. 22. – Art. 3633. – DOI 10.3390/foods13223633.</w:t>
+      </w:r>
+    </w:p>
+    <w:p>
+      <w:r>
+        <w:rPr>
+          <w:rFonts w:ascii="Times New Roman" w:hAnsi="Times New Roman"/>
+        </w:rPr>
+        <w:t>11. Sanchez-Jimenez V., Collazos-Escobar G. A., González-</w:t>
+      </w:r>
+      <w:proofErr w:type="spellStart"/>
+      <w:r>
+        <w:rPr>
+          <w:rFonts w:ascii="Times New Roman" w:hAnsi="Times New Roman"/>
+        </w:rPr>
+        <w:t>Mohino</w:t>
+      </w:r>
+      <w:proofErr w:type="spellEnd"/>
+      <w:r>
+        <w:rPr>
+          <w:rFonts w:ascii="Times New Roman" w:hAnsi="Times New Roman"/>
+        </w:rPr>
+        <w:t xml:space="preserve"> A., Gomez Alvarez-Arenas T. E., Benedito J., Garcia-Perez J. V. Non-invasive monitoring of potato drying by means of air-coupled ultrasound // Food Control. – 2023. – Vol. 148. – Art. 109653. – DOI 10.1016/j.foodcont.2023.109653.</w:t>
+      </w:r>
+    </w:p>
+    <w:p>
+      <w:r>
+        <w:rPr>
+          <w:rFonts w:ascii="Times New Roman" w:hAnsi="Times New Roman"/>
+        </w:rPr>
+        <w:t xml:space="preserve">12. Sabat M., </w:t>
+      </w:r>
+      <w:proofErr w:type="spellStart"/>
+      <w:r>
+        <w:rPr>
+          <w:rFonts w:ascii="Times New Roman" w:hAnsi="Times New Roman"/>
+        </w:rPr>
+        <w:t>Kotwaliwale</w:t>
+      </w:r>
+      <w:proofErr w:type="spellEnd"/>
+      <w:r>
+        <w:rPr>
+          <w:rFonts w:ascii="Times New Roman" w:hAnsi="Times New Roman"/>
+        </w:rPr>
+        <w:t xml:space="preserve"> N., Chakraborty S. K., Kumar M. Long short-term memory based real-time monitoring of potato slice drying using image chromatic features // Journal of Food Processing and Preservation. – 2022. – Vol. 46. – Art. e17232. – DOI 10.1111/jfpp.17232.</w:t>
+      </w:r>
+    </w:p>
+    <w:p>
+      <w:r>
+        <w:rPr>
+          <w:rFonts w:ascii="Times New Roman" w:hAnsi="Times New Roman"/>
+        </w:rPr>
+        <w:t xml:space="preserve">13. </w:t>
+      </w:r>
+      <w:proofErr w:type="spellStart"/>
+      <w:r>
+        <w:rPr>
+          <w:rFonts w:ascii="Times New Roman" w:hAnsi="Times New Roman"/>
+        </w:rPr>
+        <w:t>Buzera</w:t>
+      </w:r>
+      <w:proofErr w:type="spellEnd"/>
+      <w:r>
+        <w:rPr>
+          <w:rFonts w:ascii="Times New Roman" w:hAnsi="Times New Roman"/>
+        </w:rPr>
+        <w:t xml:space="preserve"> A., </w:t>
+      </w:r>
+      <w:proofErr w:type="spellStart"/>
+      <w:r>
+        <w:rPr>
+          <w:rFonts w:ascii="Times New Roman" w:hAnsi="Times New Roman"/>
+        </w:rPr>
+        <w:t>Gikundi</w:t>
+      </w:r>
+      <w:proofErr w:type="spellEnd"/>
+      <w:r>
+        <w:rPr>
+          <w:rFonts w:ascii="Times New Roman" w:hAnsi="Times New Roman"/>
+        </w:rPr>
+        <w:t xml:space="preserve"> E., Orina I., Sila D. Effect of Pretreatments and Drying Methods on Physical and Microstructural Properties of Potato Flour // Foods. – 2022. – Vol. 11, no. 4. – Art. 507. – DOI 10.3390/foods11040507.</w:t>
+      </w:r>
+    </w:p>
+    <w:p>
+      <w:r>
+        <w:rPr>
+          <w:rFonts w:ascii="Times New Roman" w:hAnsi="Times New Roman"/>
+        </w:rPr>
+        <w:t xml:space="preserve">14. </w:t>
+      </w:r>
+      <w:proofErr w:type="spellStart"/>
+      <w:r>
+        <w:rPr>
+          <w:rFonts w:ascii="Times New Roman" w:hAnsi="Times New Roman"/>
+        </w:rPr>
+        <w:t>Haverkort</w:t>
+      </w:r>
+      <w:proofErr w:type="spellEnd"/>
+      <w:r>
+        <w:rPr>
+          <w:rFonts w:ascii="Times New Roman" w:hAnsi="Times New Roman"/>
+        </w:rPr>
+        <w:t xml:space="preserve"> A. J., Linnemann A. R., </w:t>
+      </w:r>
+      <w:proofErr w:type="spellStart"/>
+      <w:r>
+        <w:rPr>
+          <w:rFonts w:ascii="Times New Roman" w:hAnsi="Times New Roman"/>
+        </w:rPr>
+        <w:t>Struik</w:t>
+      </w:r>
+      <w:proofErr w:type="spellEnd"/>
+      <w:r>
+        <w:rPr>
+          <w:rFonts w:ascii="Times New Roman" w:hAnsi="Times New Roman"/>
+        </w:rPr>
+        <w:t xml:space="preserve"> P. C., </w:t>
+      </w:r>
+      <w:proofErr w:type="spellStart"/>
+      <w:r>
+        <w:rPr>
+          <w:rFonts w:ascii="Times New Roman" w:hAnsi="Times New Roman"/>
+        </w:rPr>
+        <w:t>Wiskerke</w:t>
+      </w:r>
+      <w:proofErr w:type="spellEnd"/>
+      <w:r>
+        <w:rPr>
+          <w:rFonts w:ascii="Times New Roman" w:hAnsi="Times New Roman"/>
+        </w:rPr>
+        <w:t xml:space="preserve"> J. S. C. On Processing Potato 2. Survey of Products, Processes and Operations in Manufacturing // Potato Research. – 2023. – Vol. 66. – P. 339–383. – DOI 10.1007/s11540-022-09563-y.</w:t>
+      </w:r>
+    </w:p>
+    <w:p>
+      <w:r>
+        <w:rPr>
+          <w:rFonts w:ascii="Times New Roman" w:hAnsi="Times New Roman"/>
+        </w:rPr>
+        <w:t>15. Ando Y., Nei D. Comparison of Potato Void Structures Dried by Air-Drying, Freeze-</w:t>
+      </w:r>
+      <w:proofErr w:type="gramStart"/>
+      <w:r>
+        <w:rPr>
+          <w:rFonts w:ascii="Times New Roman" w:hAnsi="Times New Roman"/>
+        </w:rPr>
+        <w:t>Drying, and</w:t>
+      </w:r>
+      <w:proofErr w:type="gramEnd"/>
+      <w:r>
+        <w:rPr>
+          <w:rFonts w:ascii="Times New Roman" w:hAnsi="Times New Roman"/>
+        </w:rPr>
+        <w:t xml:space="preserve"> Microwave-Vacuum-Drying, and the Physical Properties of Powders After Grinding // Food and Bioprocess Technology. – 2023. – Vol. 16, no. 2. – P. 447–458. – DOI 10.1007/s11947-022-02941-x.</w:t>
+      </w:r>
+    </w:p>
+    <w:p>
+      <w:pPr>
+        <w:spacing w:line="360" w:lineRule="auto"/>
+        <w:ind w:firstLine="709"/>
+        <w:jc w:val="both"/>
+      </w:pPr>
+      <w:r>
+        <w:rPr>
+          <w:rFonts w:ascii="Times New Roman" w:hAnsi="Times New Roman"/>
+          <w:b w:val="0"/>
+          <w:sz w:val="28"/>
+        </w:rPr>
+        <w:t>16. Object Management Group. Business Process Model and Notation (BPMN), Version 2.0.2. – 2014. – URL: https://www.omg.org/spec/BPMN/2.0.2 (дата обращения: 28.10.2026).</w:t>
+      </w:r>
+    </w:p>
+    <w:p>
+      <w:pPr>
+        <w:spacing w:line="360" w:lineRule="auto"/>
+        <w:ind w:firstLine="709"/>
+        <w:jc w:val="both"/>
+      </w:pPr>
+      <w:r>
+        <w:rPr>
+          <w:rFonts w:ascii="Times New Roman" w:hAnsi="Times New Roman"/>
+          <w:b w:val="0"/>
+          <w:sz w:val="28"/>
+        </w:rPr>
+        <w:t>17. Coronel C., Morris S. Database Systems: Design, Implementation, &amp; Management. – 14th ed. – Cengage, 2023.</w:t>
+      </w:r>
+    </w:p>
+    <w:p>
+      <w:pPr>
+        <w:spacing w:line="360" w:lineRule="auto"/>
+        <w:ind w:firstLine="709"/>
+        <w:jc w:val="both"/>
+      </w:pPr>
+      <w:r>
+        <w:rPr>
+          <w:rFonts w:ascii="Times New Roman" w:hAnsi="Times New Roman"/>
+          <w:b w:val="0"/>
+          <w:sz w:val="28"/>
+        </w:rPr>
+        <w:t>18. Cormen T. H., Leiserson C. E., Rivest R. L., Stein C. Introduction to Algorithms. – 4th ed. – MIT Press, 2022.</w:t>
       </w:r>
     </w:p>
     <w:sectPr>

--- a/Отчет_ИКБО-10-24_ЧудаевИС_КТ2.docx
+++ b/Отчет_ИКБО-10-24_ЧудаевИС_КТ2.docx
@@ -2,94 +2,6 @@
 <file path=word/document.xml><?xml version="1.0" encoding="utf-8"?>
 <w:document xmlns:wpc="http://schemas.microsoft.com/office/word/2010/wordprocessingCanvas" xmlns:cx="http://schemas.microsoft.com/office/drawing/2014/chartex" xmlns:cx1="http://schemas.microsoft.com/office/drawing/2015/9/8/chartex" xmlns:cx2="http://schemas.microsoft.com/office/drawing/2015/10/21/chartex" xmlns:cx3="http://schemas.microsoft.com/office/drawing/2016/5/9/chartex" xmlns:cx4="http://schemas.microsoft.com/office/drawing/2016/5/10/chartex" xmlns:cx5="http://schemas.microsoft.com/office/drawing/2016/5/11/chartex" xmlns:cx6="http://schemas.microsoft.com/office/drawing/2016/5/12/chartex" xmlns:cx7="http://schemas.microsoft.com/office/drawing/2016/5/13/chartex" xmlns:cx8="http://schemas.microsoft.com/office/drawing/2016/5/14/chartex" xmlns:mc="http://schemas.openxmlformats.org/markup-compatibility/2006" xmlns:aink="http://schemas.microsoft.com/office/drawing/2016/ink" xmlns:am3d="http://schemas.microsoft.com/office/drawing/2017/model3d" xmlns:o="urn:schemas-microsoft-com:office:office" xmlns:oel="http://schemas.microsoft.com/office/2019/extlst" xmlns:r="http://schemas.openxmlformats.org/officeDocument/2006/relationships" xmlns:m="http://schemas.openxmlformats.org/officeDocument/2006/math" xmlns:v="urn:schemas-microsoft-com:vml" xmlns:wp14="http://schemas.microsoft.com/office/word/2010/wordprocessingDrawing" xmlns:wp="http://schemas.openxmlformats.org/drawingml/2006/wordprocessingDrawing" xmlns:w10="urn:schemas-microsoft-com:office:word" xmlns:w="http://schemas.openxmlformats.org/wordprocessingml/2006/main" xmlns:w14="http://schemas.microsoft.com/office/word/2010/wordml" xmlns:w15="http://schemas.microsoft.com/office/word/2012/wordml" xmlns:w16cex="http://schemas.microsoft.com/office/word/2018/wordml/cex" xmlns:w16cid="http://schemas.microsoft.com/office/word/2016/wordml/cid" xmlns:w16="http://schemas.microsoft.com/office/word/2018/wordml" xmlns:w16du="http://schemas.microsoft.com/office/word/2023/wordml/word16du" xmlns:w16sdtdh="http://schemas.microsoft.com/office/word/2020/wordml/sdtdatahash" xmlns:w16sdtfl="http://schemas.microsoft.com/office/word/2024/wordml/sdtformatlock" xmlns:w16se="http://schemas.microsoft.com/office/word/2015/wordml/symex" xmlns:wpg="http://schemas.microsoft.com/office/word/2010/wordprocessingGroup" xmlns:wpi="http://schemas.microsoft.com/office/word/2010/wordprocessingInk" xmlns:wne="http://schemas.microsoft.com/office/word/2006/wordml" xmlns:wps="http://schemas.microsoft.com/office/word/2010/wordprocessingShape" mc:Ignorable="w14 w15 w16se w16cid w16 w16cex w16sdtdh w16sdtfl w16du wp14">
   <w:body>
-    <w:p>
-      <w:pPr>
-        <w:spacing w:line="240" w:lineRule="auto"/>
-        <w:jc w:val="center"/>
-        <w:rPr>
-          <w:rFonts w:eastAsia="Calibri" w:cs="Times New Roman"/>
-          <w:b/>
-          <w:sz w:val="26"/>
-          <w:szCs w:val="26"/>
-        </w:rPr>
-      </w:pPr>
-      <w:r>
-        <w:rPr>
-          <w:rFonts w:eastAsia="Calibri" w:cs="Times New Roman" w:ascii="Times New Roman" w:hAnsi="Times New Roman"/>
-          <w:b/>
-          <w:sz w:val="26"/>
-          <w:szCs w:val="26"/>
-        </w:rPr>
-        <w:t>ПРОВЕДЕНИЯ ПРОИЗВОДСТВЕННОЙ ПРАКТИКИ</w:t>
-      </w:r>
-      <w:bookmarkEnd w:id="1"/>
-    </w:p>
-    <w:p>
-      <w:pPr>
-        <w:rPr>
-          <w:lang w:val="ru-RU"/>
-        </w:rPr>
-      </w:pPr>
-      <w:r>
-        <w:rPr>
-          <w:rFonts w:ascii="Times New Roman" w:hAnsi="Times New Roman"/>
-          <w:lang w:val="ru-RU"/>
-        </w:rPr>
-        <w:t xml:space="preserve">Современные исследования демонстрируют возможность получать информацию о ходе сушки без разрушения продукта. </w:t>
-      </w:r>
-      <w:r>
-        <w:rPr>
-          <w:rFonts w:ascii="Times New Roman" w:hAnsi="Times New Roman"/>
-        </w:rPr>
-        <w:t>V</w:t>
-      </w:r>
-      <w:r>
-        <w:rPr>
-          <w:rFonts w:ascii="Times New Roman" w:hAnsi="Times New Roman"/>
-          <w:lang w:val="ru-RU"/>
-        </w:rPr>
-        <w:t xml:space="preserve">. </w:t>
-      </w:r>
-      <w:r>
-        <w:rPr>
-          <w:rFonts w:ascii="Times New Roman" w:hAnsi="Times New Roman"/>
-        </w:rPr>
-        <w:t>Sanchez</w:t>
-      </w:r>
-      <w:r>
-        <w:rPr>
-          <w:rFonts w:ascii="Times New Roman" w:hAnsi="Times New Roman"/>
-          <w:lang w:val="ru-RU"/>
-        </w:rPr>
-        <w:t>-</w:t>
-      </w:r>
-      <w:r>
-        <w:rPr>
-          <w:rFonts w:ascii="Times New Roman" w:hAnsi="Times New Roman"/>
-        </w:rPr>
-        <w:t>Jimenez</w:t>
-      </w:r>
-      <w:r>
-        <w:rPr>
-          <w:rFonts w:ascii="Times New Roman" w:hAnsi="Times New Roman"/>
-          <w:lang w:val="ru-RU"/>
-        </w:rPr>
-        <w:t xml:space="preserve"> и соавторы показали применимость воздушно-связанного ультразвука для неинвазивного мониторинга изменения свойств картофельных ломтиков во время сушки и возможность прогнозировать текстурные характеристики по ультразвуковым параметрам [11]. Другая работа предлагает использовать компьютерное зрение и модель </w:t>
-      </w:r>
-      <w:r>
-        <w:rPr>
-          <w:rFonts w:ascii="Times New Roman" w:hAnsi="Times New Roman"/>
-        </w:rPr>
-        <w:t>LSTM</w:t>
-      </w:r>
-      <w:r>
-        <w:rPr>
-          <w:rFonts w:ascii="Times New Roman" w:hAnsi="Times New Roman"/>
-          <w:lang w:val="ru-RU"/>
-        </w:rPr>
-        <w:t xml:space="preserve"> для мониторинга сушки картофельных ломтиков в реальном времени по цветовым признакам изображения [12]. Эти методы показывают общий вектор развития: часть результатов контроля может поступать в информационную систему автоматически, а не переноситься оператором вручную.</w:t>
-      </w:r>
-    </w:p>
     <w:tbl>
       <w:tblPr>
         <w:tblW w:w="5000" w:type="pct"/>
@@ -5397,6 +5309,28 @@
     </w:p>
     <w:p>
       <w:pPr>
+        <w:spacing w:line="240" w:lineRule="auto"/>
+        <w:jc w:val="center"/>
+        <w:rPr>
+          <w:rFonts w:eastAsia="Calibri" w:cs="Times New Roman"/>
+          <w:b/>
+          <w:sz w:val="26"/>
+          <w:szCs w:val="26"/>
+        </w:rPr>
+      </w:pPr>
+      <w:r>
+        <w:rPr>
+          <w:rFonts w:eastAsia="Calibri" w:cs="Times New Roman" w:ascii="Times New Roman" w:hAnsi="Times New Roman"/>
+          <w:b/>
+          <w:sz w:val="26"/>
+          <w:szCs w:val="26"/>
+        </w:rPr>
+        <w:t>ПРОВЕДЕНИЯ ПРОИЗВОДСТВЕННОЙ ПРАКТИКИ</w:t>
+      </w:r>
+      <w:bookmarkEnd w:id="1"/>
+    </w:p>
+    <w:p>
+      <w:pPr>
         <w:widowControl w:val="0"/>
         <w:tabs>
           <w:tab w:val="center" w:pos="5032"/>
@@ -7324,16 +7258,18 @@
     </w:p>
     <w:p>
       <w:pPr>
-        <w:rPr>
-          <w:lang w:val="ru-RU"/>
-        </w:rPr>
-      </w:pPr>
-      <w:r>
-        <w:rPr>
-          <w:rFonts w:ascii="Times New Roman" w:hAnsi="Times New Roman"/>
-          <w:lang w:val="ru-RU"/>
-        </w:rPr>
-        <w:t>В рамках практики рассматривается типовое картофелеперерабатывающее предприятие. Разрабатываемая информационная система не заменяет автоматическую систему управления оборудованием и не вмешивается непосредственно в контуры регулирования. Ее назначение – централизовать данные по производственной партии, обеспечить регистрацию контрольных показателей, сопоставление фактических значений с установленными пределами, фиксацию отклонений и формирование электронного протокола партии. Такой масштаб позволяет выделить конкретный бизнес-процесс с однозначным началом и результатом и в дальнейшем моделировать его на КТ2.</w:t>
+        <w:spacing w:line="360" w:lineRule="auto"/>
+        <w:jc w:val="both"/>
+        <w:rPr>
+          <w:lang w:val="ru-RU"/>
+        </w:rPr>
+      </w:pPr>
+      <w:r>
+        <w:rPr>
+          <w:rFonts w:ascii="Times New Roman" w:hAnsi="Times New Roman"/>
+          <w:sz w:val="28"/>
+        </w:rPr>
+        <w:t>В рамках практики рассматривается типовое картофелеперерабатывающее предприятие. Разрабатываемая информационная система не заменяет автоматическую систему управления оборудованием и не вмешивается непосредственно в контуры регулирования. Ее назначение – централизовать данные по производственной партии, обеспечить регистрацию контрольных показателей, сопоставление фактических значений с установленными пределами, фиксацию отклонений и формирование электронного протокола партии. Такой масштаб позволяет выделить конкретный бизнес-процесс с однозначным началом и результатом и построить модели его исходного и целевого состояния.</w:t>
       </w:r>
     </w:p>
     <w:p>
@@ -7382,18 +7318,17 @@
     <w:p>
       <w:pPr>
         <w:spacing w:line="360" w:lineRule="auto"/>
-        <w:jc w:val="center"/>
-        <w:rPr>
-          <w:lang w:val="ru-RU"/>
-        </w:rPr>
-      </w:pPr>
-      <w:r>
-        <w:rPr>
-          <w:rFonts w:ascii="Times New Roman" w:hAnsi="Times New Roman"/>
-          <w:b/>
+        <w:jc w:val="both"/>
+        <w:rPr>
+          <w:lang w:val="ru-RU"/>
+        </w:rPr>
+      </w:pPr>
+      <w:r>
+        <w:rPr>
+          <w:rFonts w:ascii="Times New Roman" w:hAnsi="Times New Roman"/>
           <w:sz w:val="28"/>
         </w:rPr>
-        <w:t>Для достижения цели задачи соотнесены с этапами практики следующим образом:</w:t>
+        <w:t>Для достижения поставленной цели необходимо решить следующие задачи:</w:t>
       </w:r>
     </w:p>
     <w:p>
@@ -7408,10 +7343,9 @@
       <w:r>
         <w:rPr>
           <w:rFonts w:ascii="Times New Roman" w:hAnsi="Times New Roman"/>
-          <w:b w:val="0"/>
           <w:sz w:val="28"/>
         </w:rPr>
-        <w:t>– подготовительный этап: изучить предметную область, литературу, стандарты и исходный процесс;</w:t>
+        <w:t>– исследовать предметную область, актуальные методы переработки картофеля и контроля технологических параметров;</w:t>
       </w:r>
     </w:p>
     <w:p>
@@ -7426,10 +7360,9 @@
       <w:r>
         <w:rPr>
           <w:rFonts w:ascii="Times New Roman" w:hAnsi="Times New Roman"/>
-          <w:b w:val="0"/>
           <w:sz w:val="28"/>
         </w:rPr>
-        <w:t>– этап КТ1: описать границы процесса, участников, входы, выходы и существующие потери;</w:t>
+        <w:t>– описать границы, участников, входы, выходы и последовательность основного бизнес-процесса;</w:t>
       </w:r>
     </w:p>
     <w:p>
@@ -7444,10 +7377,9 @@
       <w:r>
         <w:rPr>
           <w:rFonts w:ascii="Times New Roman" w:hAnsi="Times New Roman"/>
-          <w:b w:val="0"/>
           <w:sz w:val="28"/>
         </w:rPr>
-        <w:t>– аналитический этап КТ2: построить BPMN-модель AS-IS, определить автоматизируемые операции, разработать логическую модель данных и алгоритмы;</w:t>
+        <w:t>– построить модели процесса AS-IS и TO-BE, определить операции, подлежащие автоматизации;</w:t>
       </w:r>
     </w:p>
     <w:p>
@@ -7462,10 +7394,9 @@
       <w:r>
         <w:rPr>
           <w:rFonts w:ascii="Times New Roman" w:hAnsi="Times New Roman"/>
-          <w:b w:val="0"/>
           <w:sz w:val="28"/>
         </w:rPr>
-        <w:t>– этап КТ2: реализовать алгоритмы процедурно на Python и проверить их тестами;</w:t>
+        <w:t>– разработать логическую модель данных и алгоритмы обработки измерений и нормативов;</w:t>
       </w:r>
     </w:p>
     <w:p>
@@ -7480,10 +7411,9 @@
       <w:r>
         <w:rPr>
           <w:rFonts w:ascii="Times New Roman" w:hAnsi="Times New Roman"/>
-          <w:b w:val="0"/>
           <w:sz w:val="28"/>
         </w:rPr>
-        <w:t>– последующие этапы: выполнить объектно-ориентированную реализацию на Java, физическую модель данных и тестирование;</w:t>
+        <w:t>– реализовать процедурный прототип на Python и проверить его на характерных сценариях;</w:t>
       </w:r>
     </w:p>
     <w:p>
@@ -7498,10 +7428,9 @@
       <w:r>
         <w:rPr>
           <w:rFonts w:ascii="Times New Roman" w:hAnsi="Times New Roman"/>
-          <w:b w:val="0"/>
           <w:sz w:val="28"/>
         </w:rPr>
-        <w:t>– итоговый этап: сопоставить результаты с заданием и подготовить комплект отчётных материалов.</w:t>
+        <w:t>– оценить результаты и подготовить комплект проектной и отчётной документации.</w:t>
       </w:r>
     </w:p>
     <w:p>
@@ -7720,6 +7649,72 @@
           <w:rFonts w:ascii="Times New Roman" w:hAnsi="Times New Roman"/>
           <w:lang w:val="ru-RU"/>
         </w:rPr>
+        <w:t xml:space="preserve">Современные исследования демонстрируют возможность получать информацию о ходе сушки без разрушения продукта. </w:t>
+      </w:r>
+      <w:r>
+        <w:rPr>
+          <w:rFonts w:ascii="Times New Roman" w:hAnsi="Times New Roman"/>
+        </w:rPr>
+        <w:t>V</w:t>
+      </w:r>
+      <w:r>
+        <w:rPr>
+          <w:rFonts w:ascii="Times New Roman" w:hAnsi="Times New Roman"/>
+          <w:lang w:val="ru-RU"/>
+        </w:rPr>
+        <w:t xml:space="preserve">. </w:t>
+      </w:r>
+      <w:r>
+        <w:rPr>
+          <w:rFonts w:ascii="Times New Roman" w:hAnsi="Times New Roman"/>
+        </w:rPr>
+        <w:t>Sanchez</w:t>
+      </w:r>
+      <w:r>
+        <w:rPr>
+          <w:rFonts w:ascii="Times New Roman" w:hAnsi="Times New Roman"/>
+          <w:lang w:val="ru-RU"/>
+        </w:rPr>
+        <w:t>-</w:t>
+      </w:r>
+      <w:r>
+        <w:rPr>
+          <w:rFonts w:ascii="Times New Roman" w:hAnsi="Times New Roman"/>
+        </w:rPr>
+        <w:t>Jimenez</w:t>
+      </w:r>
+      <w:r>
+        <w:rPr>
+          <w:rFonts w:ascii="Times New Roman" w:hAnsi="Times New Roman"/>
+          <w:lang w:val="ru-RU"/>
+        </w:rPr>
+        <w:t xml:space="preserve"> и соавторы показали применимость воздушно-связанного ультразвука для неинвазивного мониторинга изменения свойств картофельных ломтиков во время сушки и возможность прогнозировать текстурные характеристики по ультразвуковым параметрам [11]. Другая работа предлагает использовать компьютерное зрение и модель </w:t>
+      </w:r>
+      <w:r>
+        <w:rPr>
+          <w:rFonts w:ascii="Times New Roman" w:hAnsi="Times New Roman"/>
+        </w:rPr>
+        <w:t>LSTM</w:t>
+      </w:r>
+      <w:r>
+        <w:rPr>
+          <w:rFonts w:ascii="Times New Roman" w:hAnsi="Times New Roman"/>
+          <w:lang w:val="ru-RU"/>
+        </w:rPr>
+        <w:t xml:space="preserve"> для мониторинга сушки картофельных ломтиков в реальном времени по цветовым признакам изображения [12]. Эти методы показывают общий вектор развития: часть результатов контроля может поступать в информационную систему автоматически, а не переноситься оператором вручную.</w:t>
+      </w:r>
+    </w:p>
+    <w:p>
+      <w:pPr>
+        <w:rPr>
+          <w:lang w:val="ru-RU"/>
+        </w:rPr>
+      </w:pPr>
+      <w:r>
+        <w:rPr>
+          <w:rFonts w:ascii="Times New Roman" w:hAnsi="Times New Roman"/>
+          <w:lang w:val="ru-RU"/>
+        </w:rPr>
         <w:t xml:space="preserve">В работе </w:t>
       </w:r>
       <w:r>
@@ -8651,10 +8646,9 @@
       <w:r>
         <w:rPr>
           <w:rFonts w:ascii="Times New Roman" w:hAnsi="Times New Roman"/>
-          <w:b w:val="0"/>
           <w:sz w:val="28"/>
         </w:rPr>
-        <w:t>На КТ2 алгоритмы реализуются процедурно на Python 3.12: только функции и стандартные структуры данных, без пользовательских классов. На КТ3 та же предметная задача будет реализована объектно-ориентированно на Java. Такое разделение соответствует индивидуальному заданию и позволяет сопоставить две парадигмы.</w:t>
+        <w:t>Для процедурной реализации алгоритмов выбран Python 3.12. Язык поддерживает функции и стандартные структуры данных, позволяет кратко выразить обработку измерений и подходит для проверки разработанных алгоритмов. Java выбрана для объектно-ориентированной реализации системы благодаря статической типизации, развитой экосистеме и средствам построения устойчивой доменной модели.</w:t>
       </w:r>
     </w:p>
     <w:p>
@@ -8774,1125 +8768,29 @@
     <w:p>
       <w:pPr>
         <w:pStyle w:val="1"/>
-      </w:pPr>
-      <w:r>
-        <w:rPr>
-          <w:rFonts w:ascii="Times New Roman" w:eastAsia="Times New Roman" w:hAnsi="Times New Roman"/>
-        </w:rPr>
-        <w:t>4 ПЕРЕВОД ФРАГМЕНТА ИНОСТРАННОГО ИСТОЧНИКА</w:t>
+        <w:spacing w:line="360" w:lineRule="auto"/>
+        <w:jc w:val="both"/>
+      </w:pPr>
+      <w:r>
+        <w:rPr>
+          <w:rFonts w:ascii="Times New Roman" w:hAnsi="Times New Roman"/>
+          <w:sz w:val="28"/>
+        </w:rPr>
+        <w:t>4 АНАЛИТИЧЕСКИЙ РАЗДЕЛ</w:t>
       </w:r>
     </w:p>
     <w:p>
       <w:pPr>
-        <w:rPr>
-          <w:lang w:val="ru-RU"/>
-        </w:rPr>
-      </w:pPr>
-      <w:r>
-        <w:t>Источник перевода: Sikiru Y., Paliwal J., Erkinbaev C. Three-Dimensional Characterization of Potatoes Under Different Drying Methods: Quality Optimization for Hybrid Drying Approach // Foods. 2024. Vol. 13, no. 22. Art. 3633. DOI: 10.3390/foods13223633 [10]. Переведен фрагмент, включающий аннотацию, ключевые положения введения и заключение. Оригинал фрагмента приложен к архиву КТ2 в файле translation/original.pdf.</w:t>
-      </w:r>
-    </w:p>
-    <w:p>
-      <w:pPr>
         <w:pStyle w:val="21"/>
-        <w:rPr>
-          <w:lang w:val="ru-RU"/>
-        </w:rPr>
-      </w:pPr>
-      <w:r>
-        <w:rPr>
-          <w:rFonts w:ascii="Times New Roman" w:eastAsia="Times New Roman" w:hAnsi="Times New Roman"/>
-          <w:lang w:val="ru-RU"/>
-        </w:rPr>
-        <w:t>Перевод</w:t>
-      </w:r>
-    </w:p>
-    <w:p>
-      <w:pPr>
-        <w:rPr>
-          <w:lang w:val="ru-RU"/>
-        </w:rPr>
-      </w:pPr>
-      <w:r>
-        <w:rPr>
-          <w:rFonts w:ascii="Times New Roman" w:hAnsi="Times New Roman"/>
-          <w:lang w:val="ru-RU"/>
-        </w:rPr>
-        <w:t>Оценка качества переработанного картофеля имеет важное значение для пищевой промышленности. В исследовании изучено влияние трёх способов сушки на качество картофеля после обработки при продолжительности процесса 4, 8, 12 и 16 ч: сублимационной сушки (</w:t>
-      </w:r>
-      <w:r>
-        <w:rPr>
-          <w:rFonts w:ascii="Times New Roman" w:hAnsi="Times New Roman"/>
-        </w:rPr>
-        <w:t>FD</w:t>
-      </w:r>
-      <w:r>
-        <w:rPr>
-          <w:rFonts w:ascii="Times New Roman" w:hAnsi="Times New Roman"/>
-          <w:lang w:val="ru-RU"/>
-        </w:rPr>
-        <w:t>), инфракрасной сушки (</w:t>
-      </w:r>
-      <w:r>
-        <w:rPr>
-          <w:rFonts w:ascii="Times New Roman" w:hAnsi="Times New Roman"/>
-        </w:rPr>
-        <w:t>ID</w:t>
-      </w:r>
-      <w:r>
-        <w:rPr>
-          <w:rFonts w:ascii="Times New Roman" w:hAnsi="Times New Roman"/>
-          <w:lang w:val="ru-RU"/>
-        </w:rPr>
-        <w:t>) и сушки в сушильном шкафу (</w:t>
-      </w:r>
-      <w:r>
-        <w:rPr>
-          <w:rFonts w:ascii="Times New Roman" w:hAnsi="Times New Roman"/>
-        </w:rPr>
-        <w:t>OD</w:t>
-      </w:r>
-      <w:r>
-        <w:rPr>
-          <w:rFonts w:ascii="Times New Roman" w:hAnsi="Times New Roman"/>
-          <w:lang w:val="ru-RU"/>
-        </w:rPr>
-        <w:t>). Влияние способов сушки на микроструктуру картофеля анализировали и количественно оценивали по трёхмерным изображениям, полученным методом рентгеновской микрокомпьютерной томографии. Авторы предложили новый гибридный инструмент оценки качества (</w:t>
-      </w:r>
-      <w:r>
-        <w:rPr>
-          <w:rFonts w:ascii="Times New Roman" w:hAnsi="Times New Roman"/>
-        </w:rPr>
-        <w:t>Hybrid</w:t>
-      </w:r>
-      <w:r>
-        <w:rPr>
-          <w:rFonts w:ascii="Times New Roman" w:hAnsi="Times New Roman"/>
-          <w:lang w:val="ru-RU"/>
-        </w:rPr>
-        <w:t xml:space="preserve"> </w:t>
-      </w:r>
-      <w:r>
-        <w:rPr>
-          <w:rFonts w:ascii="Times New Roman" w:hAnsi="Times New Roman"/>
-        </w:rPr>
-        <w:t>Quality</w:t>
-      </w:r>
-      <w:r>
-        <w:rPr>
-          <w:rFonts w:ascii="Times New Roman" w:hAnsi="Times New Roman"/>
-          <w:lang w:val="ru-RU"/>
-        </w:rPr>
-        <w:t xml:space="preserve"> </w:t>
-      </w:r>
-      <w:r>
-        <w:rPr>
-          <w:rFonts w:ascii="Times New Roman" w:hAnsi="Times New Roman"/>
-        </w:rPr>
-        <w:t>Score</w:t>
-      </w:r>
-      <w:r>
-        <w:rPr>
-          <w:rFonts w:ascii="Times New Roman" w:hAnsi="Times New Roman"/>
-          <w:lang w:val="ru-RU"/>
-        </w:rPr>
-        <w:t xml:space="preserve"> </w:t>
-      </w:r>
-      <w:r>
-        <w:rPr>
-          <w:rFonts w:ascii="Times New Roman" w:hAnsi="Times New Roman"/>
-        </w:rPr>
-        <w:t>Evaluator</w:t>
-      </w:r>
-      <w:r>
-        <w:rPr>
-          <w:rFonts w:ascii="Times New Roman" w:hAnsi="Times New Roman"/>
-          <w:lang w:val="ru-RU"/>
-        </w:rPr>
-        <w:t xml:space="preserve">, </w:t>
-      </w:r>
-      <w:r>
-        <w:rPr>
-          <w:rFonts w:ascii="Times New Roman" w:hAnsi="Times New Roman"/>
-        </w:rPr>
-        <w:t>HQSE</w:t>
-      </w:r>
-      <w:r>
-        <w:rPr>
-          <w:rFonts w:ascii="Times New Roman" w:hAnsi="Times New Roman"/>
-          <w:lang w:val="ru-RU"/>
-        </w:rPr>
-        <w:t>) и с его помощью определяли индекс качества (</w:t>
-      </w:r>
-      <w:r>
-        <w:rPr>
-          <w:rFonts w:ascii="Times New Roman" w:hAnsi="Times New Roman"/>
-        </w:rPr>
-        <w:t>Quality</w:t>
-      </w:r>
-      <w:r>
-        <w:rPr>
-          <w:rFonts w:ascii="Times New Roman" w:hAnsi="Times New Roman"/>
-          <w:lang w:val="ru-RU"/>
-        </w:rPr>
-        <w:t xml:space="preserve"> </w:t>
-      </w:r>
-      <w:r>
-        <w:rPr>
-          <w:rFonts w:ascii="Times New Roman" w:hAnsi="Times New Roman"/>
-        </w:rPr>
-        <w:t>Index</w:t>
-      </w:r>
-      <w:r>
-        <w:rPr>
-          <w:rFonts w:ascii="Times New Roman" w:hAnsi="Times New Roman"/>
-          <w:lang w:val="ru-RU"/>
-        </w:rPr>
-        <w:t xml:space="preserve">, </w:t>
-      </w:r>
-      <w:r>
-        <w:rPr>
-          <w:rFonts w:ascii="Times New Roman" w:hAnsi="Times New Roman"/>
-        </w:rPr>
-        <w:t>QI</w:t>
-      </w:r>
-      <w:r>
-        <w:rPr>
-          <w:rFonts w:ascii="Times New Roman" w:hAnsi="Times New Roman"/>
-          <w:lang w:val="ru-RU"/>
-        </w:rPr>
-        <w:t>) и индекс удельного энергопотребления (</w:t>
-      </w:r>
-      <w:r>
-        <w:rPr>
-          <w:rFonts w:ascii="Times New Roman" w:hAnsi="Times New Roman"/>
-        </w:rPr>
-        <w:t>Specific</w:t>
-      </w:r>
-      <w:r>
-        <w:rPr>
-          <w:rFonts w:ascii="Times New Roman" w:hAnsi="Times New Roman"/>
-          <w:lang w:val="ru-RU"/>
-        </w:rPr>
-        <w:t xml:space="preserve"> </w:t>
-      </w:r>
-      <w:r>
-        <w:rPr>
-          <w:rFonts w:ascii="Times New Roman" w:hAnsi="Times New Roman"/>
-        </w:rPr>
-        <w:t>Energy</w:t>
-      </w:r>
-      <w:r>
-        <w:rPr>
-          <w:rFonts w:ascii="Times New Roman" w:hAnsi="Times New Roman"/>
-          <w:lang w:val="ru-RU"/>
-        </w:rPr>
-        <w:t xml:space="preserve"> </w:t>
-      </w:r>
-      <w:r>
-        <w:rPr>
-          <w:rFonts w:ascii="Times New Roman" w:hAnsi="Times New Roman"/>
-        </w:rPr>
-        <w:t>Consumption</w:t>
-      </w:r>
-      <w:r>
-        <w:rPr>
-          <w:rFonts w:ascii="Times New Roman" w:hAnsi="Times New Roman"/>
-          <w:lang w:val="ru-RU"/>
-        </w:rPr>
-        <w:t xml:space="preserve"> </w:t>
-      </w:r>
-      <w:r>
-        <w:rPr>
-          <w:rFonts w:ascii="Times New Roman" w:hAnsi="Times New Roman"/>
-        </w:rPr>
-        <w:t>Index</w:t>
-      </w:r>
-      <w:r>
-        <w:rPr>
-          <w:rFonts w:ascii="Times New Roman" w:hAnsi="Times New Roman"/>
-          <w:lang w:val="ru-RU"/>
-        </w:rPr>
-        <w:t xml:space="preserve">, </w:t>
-      </w:r>
-      <w:r>
-        <w:rPr>
-          <w:rFonts w:ascii="Times New Roman" w:hAnsi="Times New Roman"/>
-        </w:rPr>
-        <w:t>SECI</w:t>
-      </w:r>
-      <w:r>
-        <w:rPr>
-          <w:rFonts w:ascii="Times New Roman" w:hAnsi="Times New Roman"/>
-          <w:lang w:val="ru-RU"/>
-        </w:rPr>
-        <w:t xml:space="preserve">) для разных способов и длительностей сушки. Были разработаны математические модели для прогнозирования оптимального способа сушки. </w:t>
-      </w:r>
-      <w:r>
-        <w:rPr>
-          <w:rFonts w:ascii="Times New Roman" w:hAnsi="Times New Roman"/>
-        </w:rPr>
-        <w:t>FD</w:t>
-      </w:r>
-      <w:r>
-        <w:rPr>
-          <w:rFonts w:ascii="Times New Roman" w:hAnsi="Times New Roman"/>
-          <w:lang w:val="ru-RU"/>
-        </w:rPr>
-        <w:t xml:space="preserve"> обеспечила значительно лучшее сохранение цвета, более высокие коэффициент регидратации и общую пористость при минимальной усадке, однако потребовала большего расхода энергии. Наименьшую продолжительность сушки показала </w:t>
-      </w:r>
-      <w:r>
-        <w:rPr>
-          <w:rFonts w:ascii="Times New Roman" w:hAnsi="Times New Roman"/>
-        </w:rPr>
-        <w:t>ID</w:t>
-      </w:r>
-      <w:r>
-        <w:rPr>
-          <w:rFonts w:ascii="Times New Roman" w:hAnsi="Times New Roman"/>
-          <w:lang w:val="ru-RU"/>
-        </w:rPr>
-        <w:t xml:space="preserve">, затем следовали </w:t>
-      </w:r>
-      <w:r>
-        <w:rPr>
-          <w:rFonts w:ascii="Times New Roman" w:hAnsi="Times New Roman"/>
-        </w:rPr>
-        <w:t>OD</w:t>
-      </w:r>
-      <w:r>
-        <w:rPr>
-          <w:rFonts w:ascii="Times New Roman" w:hAnsi="Times New Roman"/>
-          <w:lang w:val="ru-RU"/>
-        </w:rPr>
-        <w:t xml:space="preserve"> и </w:t>
-      </w:r>
-      <w:r>
-        <w:rPr>
-          <w:rFonts w:ascii="Times New Roman" w:hAnsi="Times New Roman"/>
-        </w:rPr>
-        <w:t>FD</w:t>
-      </w:r>
-      <w:r>
-        <w:rPr>
-          <w:rFonts w:ascii="Times New Roman" w:hAnsi="Times New Roman"/>
-          <w:lang w:val="ru-RU"/>
-        </w:rPr>
-        <w:t xml:space="preserve">. Оптимизация показала, что для </w:t>
-      </w:r>
-      <w:r>
-        <w:rPr>
-          <w:rFonts w:ascii="Times New Roman" w:hAnsi="Times New Roman"/>
-        </w:rPr>
-        <w:t>FD</w:t>
-      </w:r>
-      <w:r>
-        <w:rPr>
-          <w:rFonts w:ascii="Times New Roman" w:hAnsi="Times New Roman"/>
-          <w:lang w:val="ru-RU"/>
-        </w:rPr>
-        <w:t xml:space="preserve"> оптимальное время 5,78 ч повышает </w:t>
-      </w:r>
-      <w:r>
-        <w:rPr>
-          <w:rFonts w:ascii="Times New Roman" w:hAnsi="Times New Roman"/>
-        </w:rPr>
-        <w:t>QI</w:t>
-      </w:r>
-      <w:r>
-        <w:rPr>
-          <w:rFonts w:ascii="Times New Roman" w:hAnsi="Times New Roman"/>
-          <w:lang w:val="ru-RU"/>
-        </w:rPr>
-        <w:t xml:space="preserve"> на 9,7 % и </w:t>
-      </w:r>
-      <w:r>
-        <w:rPr>
-          <w:rFonts w:ascii="Times New Roman" w:hAnsi="Times New Roman"/>
-        </w:rPr>
-        <w:t>SECI</w:t>
-      </w:r>
-      <w:r>
-        <w:rPr>
-          <w:rFonts w:ascii="Times New Roman" w:hAnsi="Times New Roman"/>
-          <w:lang w:val="ru-RU"/>
-        </w:rPr>
-        <w:t xml:space="preserve"> на 30,6 %. Математические модели позволяют точно прогнозировать </w:t>
-      </w:r>
-      <w:r>
-        <w:rPr>
-          <w:rFonts w:ascii="Times New Roman" w:hAnsi="Times New Roman"/>
-        </w:rPr>
-        <w:t>QI</w:t>
-      </w:r>
-      <w:r>
-        <w:rPr>
-          <w:rFonts w:ascii="Times New Roman" w:hAnsi="Times New Roman"/>
-          <w:lang w:val="ru-RU"/>
-        </w:rPr>
-        <w:t xml:space="preserve"> и </w:t>
-      </w:r>
-      <w:r>
-        <w:rPr>
-          <w:rFonts w:ascii="Times New Roman" w:hAnsi="Times New Roman"/>
-        </w:rPr>
-        <w:t>SECI</w:t>
-      </w:r>
-      <w:r>
-        <w:rPr>
-          <w:rFonts w:ascii="Times New Roman" w:hAnsi="Times New Roman"/>
-          <w:lang w:val="ru-RU"/>
-        </w:rPr>
-        <w:t xml:space="preserve"> для разных способов сушки, сочетая сохранение качества с энергоэффективностью. Результаты указывают на то, что гибридная система сушки может оптимизировать качество картофеля и энергопотребление.</w:t>
-      </w:r>
-    </w:p>
-    <w:p>
-      <w:r>
-        <w:rPr>
-          <w:rFonts w:ascii="Times New Roman" w:hAnsi="Times New Roman"/>
-          <w:lang w:val="ru-RU"/>
-        </w:rPr>
-        <w:t>Картофель (</w:t>
-      </w:r>
-      <w:r>
-        <w:rPr>
-          <w:rFonts w:ascii="Times New Roman" w:hAnsi="Times New Roman"/>
-          <w:i/>
-          <w:iCs/>
-        </w:rPr>
-        <w:t>Solanum</w:t>
-      </w:r>
-      <w:r>
-        <w:rPr>
-          <w:rFonts w:ascii="Times New Roman" w:hAnsi="Times New Roman"/>
-          <w:i/>
-          <w:iCs/>
-          <w:lang w:val="ru-RU"/>
-        </w:rPr>
-        <w:t xml:space="preserve"> </w:t>
-      </w:r>
-      <w:r>
-        <w:rPr>
-          <w:rFonts w:ascii="Times New Roman" w:hAnsi="Times New Roman"/>
-          <w:i/>
-          <w:iCs/>
-        </w:rPr>
-        <w:t>tuberosum</w:t>
-      </w:r>
-      <w:r>
-        <w:rPr>
-          <w:rFonts w:ascii="Times New Roman" w:hAnsi="Times New Roman"/>
-          <w:lang w:val="ru-RU"/>
-        </w:rPr>
-        <w:t xml:space="preserve"> </w:t>
-      </w:r>
-      <w:r>
-        <w:rPr>
-          <w:rFonts w:ascii="Times New Roman" w:hAnsi="Times New Roman"/>
-        </w:rPr>
-        <w:t>L</w:t>
-      </w:r>
-      <w:r>
-        <w:rPr>
-          <w:rFonts w:ascii="Times New Roman" w:hAnsi="Times New Roman"/>
-          <w:lang w:val="ru-RU"/>
-        </w:rPr>
-        <w:t xml:space="preserve">.) является широко ценимой и экономически значимой культурой, основным продуктом питания растущего населения мира, имеющим огромное промышленное применение. По данным </w:t>
-      </w:r>
-      <w:r>
-        <w:rPr>
-          <w:rFonts w:ascii="Times New Roman" w:hAnsi="Times New Roman"/>
-          <w:lang w:val="ru-RU"/>
-        </w:rPr>
-        <w:lastRenderedPageBreak/>
-        <w:t>Продовольственной и сельскохозяйственной организации ООН (</w:t>
-      </w:r>
-      <w:r>
-        <w:rPr>
-          <w:rFonts w:ascii="Times New Roman" w:hAnsi="Times New Roman"/>
-        </w:rPr>
-        <w:t>FAO</w:t>
-      </w:r>
-      <w:r>
-        <w:rPr>
-          <w:rFonts w:ascii="Times New Roman" w:hAnsi="Times New Roman"/>
-          <w:lang w:val="ru-RU"/>
-        </w:rPr>
-        <w:t>), в 2023 г. в мире было произведено около 375 млн т картофеля. Значение картофеля определяется широким спектром его кулинарного использования: он является основным ингредиентом множества блюд. Однако для полного использования его потенциала и обеспечения доступности за пределами сезона сбора урожая необходимы надлежащие методы сохранения и переработки, такие как сушка, холодное хранение и консервирование. Среди способов переработки картофеля сушка относится к широко применяемым промышленным операциям, которые существенно влияют на качественные характеристики сухого картофеля: текстуру, цвет, вкус и пищевую ценность. Поэтому важно найти оптимальные условия сушки, позволяющие получить сухой картофель высокого качества с наилучшими пищевыми и функциональными свойствами.</w:t>
-      </w:r>
-    </w:p>
-    <w:p>
-      <w:pPr>
-        <w:rPr>
-          <w:lang w:val="ru-RU"/>
-        </w:rPr>
-      </w:pPr>
-      <w:r>
-        <w:rPr>
-          <w:rFonts w:ascii="Times New Roman" w:hAnsi="Times New Roman"/>
-          <w:lang w:val="ru-RU"/>
-        </w:rPr>
-        <w:t>Согласно ряду исследований, разные способы сушки влияют на микроструктуру и морфологию картофеля. К наиболее распространённым относятся сублимационная сушка (</w:t>
-      </w:r>
-      <w:r>
-        <w:rPr>
-          <w:rFonts w:ascii="Times New Roman" w:hAnsi="Times New Roman"/>
-        </w:rPr>
-        <w:t>FD</w:t>
-      </w:r>
-      <w:r>
-        <w:rPr>
-          <w:rFonts w:ascii="Times New Roman" w:hAnsi="Times New Roman"/>
-          <w:lang w:val="ru-RU"/>
-        </w:rPr>
-        <w:t>), сушка в сушильном шкафу (</w:t>
-      </w:r>
-      <w:r>
-        <w:rPr>
-          <w:rFonts w:ascii="Times New Roman" w:hAnsi="Times New Roman"/>
-        </w:rPr>
-        <w:t>OD</w:t>
-      </w:r>
-      <w:r>
-        <w:rPr>
-          <w:rFonts w:ascii="Times New Roman" w:hAnsi="Times New Roman"/>
-          <w:lang w:val="ru-RU"/>
-        </w:rPr>
-        <w:t>), инфракрасная сушка (</w:t>
-      </w:r>
-      <w:r>
-        <w:rPr>
-          <w:rFonts w:ascii="Times New Roman" w:hAnsi="Times New Roman"/>
-        </w:rPr>
-        <w:t>ID</w:t>
-      </w:r>
-      <w:r>
-        <w:rPr>
-          <w:rFonts w:ascii="Times New Roman" w:hAnsi="Times New Roman"/>
-          <w:lang w:val="ru-RU"/>
-        </w:rPr>
-        <w:t>), микроволновая сушка (</w:t>
-      </w:r>
-      <w:r>
-        <w:rPr>
-          <w:rFonts w:ascii="Times New Roman" w:hAnsi="Times New Roman"/>
-        </w:rPr>
-        <w:t>MD</w:t>
-      </w:r>
-      <w:r>
-        <w:rPr>
-          <w:rFonts w:ascii="Times New Roman" w:hAnsi="Times New Roman"/>
-          <w:lang w:val="ru-RU"/>
-        </w:rPr>
-        <w:t>) и электрогидродинамическая сушка (</w:t>
-      </w:r>
-      <w:r>
-        <w:rPr>
-          <w:rFonts w:ascii="Times New Roman" w:hAnsi="Times New Roman"/>
-        </w:rPr>
-        <w:t>ED</w:t>
-      </w:r>
-      <w:r>
-        <w:rPr>
-          <w:rFonts w:ascii="Times New Roman" w:hAnsi="Times New Roman"/>
-          <w:lang w:val="ru-RU"/>
-        </w:rPr>
-        <w:t xml:space="preserve">). Эти способы различаются механизмами тепло- и массопереноса, энергоэффективностью, длительностью и качеством получаемого продукта. </w:t>
-      </w:r>
-      <w:r>
-        <w:rPr>
-          <w:rFonts w:ascii="Times New Roman" w:hAnsi="Times New Roman"/>
-        </w:rPr>
-        <w:t>OD</w:t>
-      </w:r>
-      <w:r>
-        <w:rPr>
-          <w:rFonts w:ascii="Times New Roman" w:hAnsi="Times New Roman"/>
-          <w:lang w:val="ru-RU"/>
-        </w:rPr>
-        <w:t xml:space="preserve"> является традиционным способом, при котором влага удаляется с поверхности и из внутренних слоёв картофеля горячим воздухом. Он относительно прост и экономичен, но может вызывать сильную усадку, растрескивание и затвердевание тканей картофеля. При </w:t>
-      </w:r>
-      <w:r>
-        <w:rPr>
-          <w:rFonts w:ascii="Times New Roman" w:hAnsi="Times New Roman"/>
-        </w:rPr>
-        <w:t>FD</w:t>
-      </w:r>
-      <w:r>
-        <w:rPr>
-          <w:rFonts w:ascii="Times New Roman" w:hAnsi="Times New Roman"/>
-          <w:lang w:val="ru-RU"/>
-        </w:rPr>
-        <w:t xml:space="preserve"> влага удаляется путём сублимации, при этом наблюдаются минимальная усадка образцов и минимальное повреждение ткани картофеля. Однако этот способ энергоёмок, длителен и дорог. </w:t>
-      </w:r>
-      <w:r>
-        <w:rPr>
-          <w:rFonts w:ascii="Times New Roman" w:hAnsi="Times New Roman"/>
-        </w:rPr>
-        <w:t>ID</w:t>
-      </w:r>
-      <w:r>
-        <w:rPr>
-          <w:rFonts w:ascii="Times New Roman" w:hAnsi="Times New Roman"/>
-          <w:lang w:val="ru-RU"/>
-        </w:rPr>
-        <w:t xml:space="preserve"> сокращает время сушки и энергопотребление, улучшает цвет и способность картофельных продуктов к регидратации за счёт прямого и равномерного нагрева ткани электромагнитным излучением. Однако у этого подхода ограничена глубина проникновения в материал.</w:t>
-      </w:r>
-    </w:p>
-    <w:p>
-      <w:r>
-        <w:rPr>
-          <w:rFonts w:ascii="Times New Roman" w:hAnsi="Times New Roman"/>
-          <w:lang w:val="ru-RU"/>
-        </w:rPr>
-        <w:lastRenderedPageBreak/>
-        <w:t xml:space="preserve">Влияние разных способов сушки на качество и физико-химические характеристики сухого картофеля изучалось в ряде работ. </w:t>
-      </w:r>
-      <w:proofErr w:type="spellStart"/>
-      <w:r>
-        <w:rPr>
-          <w:rFonts w:ascii="Times New Roman" w:hAnsi="Times New Roman"/>
-        </w:rPr>
-        <w:t>Buzera</w:t>
-      </w:r>
-      <w:proofErr w:type="spellEnd"/>
-      <w:r>
-        <w:rPr>
-          <w:rFonts w:ascii="Times New Roman" w:hAnsi="Times New Roman"/>
-          <w:lang w:val="ru-RU"/>
-        </w:rPr>
-        <w:t xml:space="preserve"> и </w:t>
-      </w:r>
-      <w:proofErr w:type="spellStart"/>
-      <w:r>
-        <w:rPr>
-          <w:rFonts w:ascii="Times New Roman" w:hAnsi="Times New Roman"/>
-          <w:lang w:val="ru-RU"/>
-        </w:rPr>
-        <w:t>соавт</w:t>
-      </w:r>
-      <w:proofErr w:type="spellEnd"/>
-      <w:r>
-        <w:rPr>
-          <w:rFonts w:ascii="Times New Roman" w:hAnsi="Times New Roman"/>
-          <w:lang w:val="ru-RU"/>
-        </w:rPr>
-        <w:t xml:space="preserve">. исследовали влияние разных способов предварительной обработки и сушки на качество картофельной муки. Они установили, что </w:t>
-      </w:r>
-      <w:r>
-        <w:rPr>
-          <w:rFonts w:ascii="Times New Roman" w:hAnsi="Times New Roman"/>
-        </w:rPr>
-        <w:t>FD</w:t>
-      </w:r>
-      <w:r>
-        <w:rPr>
-          <w:rFonts w:ascii="Times New Roman" w:hAnsi="Times New Roman"/>
-          <w:lang w:val="ru-RU"/>
-        </w:rPr>
-        <w:t xml:space="preserve"> даёт более светлую муку с хорошей сыпучестью, тогда как варка и бланширование при 95 °</w:t>
-      </w:r>
-      <w:r>
-        <w:rPr>
-          <w:rFonts w:ascii="Times New Roman" w:hAnsi="Times New Roman"/>
-        </w:rPr>
-        <w:t>C</w:t>
-      </w:r>
-      <w:r>
-        <w:rPr>
-          <w:rFonts w:ascii="Times New Roman" w:hAnsi="Times New Roman"/>
-          <w:lang w:val="ru-RU"/>
-        </w:rPr>
-        <w:t xml:space="preserve"> в сочетании с </w:t>
-      </w:r>
-      <w:r>
-        <w:rPr>
-          <w:rFonts w:ascii="Times New Roman" w:hAnsi="Times New Roman"/>
-        </w:rPr>
-        <w:t>OD</w:t>
-      </w:r>
-      <w:r>
-        <w:rPr>
-          <w:rFonts w:ascii="Times New Roman" w:hAnsi="Times New Roman"/>
-          <w:lang w:val="ru-RU"/>
-        </w:rPr>
-        <w:t xml:space="preserve"> повреждают крахмальные гранулы и ухудшают качество муки. Аналогично </w:t>
-      </w:r>
-      <w:r>
-        <w:rPr>
-          <w:rFonts w:ascii="Times New Roman" w:hAnsi="Times New Roman"/>
-        </w:rPr>
-        <w:t>Ando</w:t>
-      </w:r>
-      <w:r>
-        <w:rPr>
-          <w:rFonts w:ascii="Times New Roman" w:hAnsi="Times New Roman"/>
-          <w:lang w:val="ru-RU"/>
-        </w:rPr>
-        <w:t xml:space="preserve"> и </w:t>
-      </w:r>
-      <w:r>
-        <w:rPr>
-          <w:rFonts w:ascii="Times New Roman" w:hAnsi="Times New Roman"/>
-        </w:rPr>
-        <w:t>Nei</w:t>
-      </w:r>
-      <w:r>
-        <w:rPr>
-          <w:rFonts w:ascii="Times New Roman" w:hAnsi="Times New Roman"/>
-          <w:lang w:val="ru-RU"/>
-        </w:rPr>
-        <w:t xml:space="preserve"> показали, что образцы картофеля после </w:t>
-      </w:r>
-      <w:proofErr w:type="spellStart"/>
-      <w:r>
-        <w:rPr>
-          <w:rFonts w:ascii="Times New Roman" w:hAnsi="Times New Roman"/>
-          <w:lang w:val="ru-RU"/>
-        </w:rPr>
-        <w:t>микроволново</w:t>
-      </w:r>
-      <w:proofErr w:type="spellEnd"/>
-      <w:r>
-        <w:rPr>
-          <w:rFonts w:ascii="Times New Roman" w:hAnsi="Times New Roman"/>
-          <w:lang w:val="ru-RU"/>
-        </w:rPr>
-        <w:t xml:space="preserve">-вакуумной сушки, как правило, имеют более высокую пористость, а образцы, высушенные воздухом, заметно усаживаются. В отличие от этого, </w:t>
-      </w:r>
-      <w:r>
-        <w:rPr>
-          <w:rFonts w:ascii="Times New Roman" w:hAnsi="Times New Roman"/>
-        </w:rPr>
-        <w:t>Wang</w:t>
-      </w:r>
-      <w:r>
-        <w:rPr>
-          <w:rFonts w:ascii="Times New Roman" w:hAnsi="Times New Roman"/>
-          <w:lang w:val="ru-RU"/>
-        </w:rPr>
-        <w:t xml:space="preserve"> и </w:t>
-      </w:r>
-      <w:proofErr w:type="spellStart"/>
-      <w:r>
-        <w:rPr>
-          <w:rFonts w:ascii="Times New Roman" w:hAnsi="Times New Roman"/>
-          <w:lang w:val="ru-RU"/>
-        </w:rPr>
-        <w:t>соавт</w:t>
-      </w:r>
-      <w:proofErr w:type="spellEnd"/>
-      <w:r>
-        <w:rPr>
-          <w:rFonts w:ascii="Times New Roman" w:hAnsi="Times New Roman"/>
-          <w:lang w:val="ru-RU"/>
-        </w:rPr>
-        <w:t>. сравнили сушку воздушными струями, сушку горячим воздухом с инфракрасным нагревом и сушку горячим воздухом картофеля с контролем температуры и влажности. Их исследование показало, что наиболее эффективной была сушка горячим воздухом: она обеспечивала более быстрое обезвоживание, лучшее сохранение цвета, высокое содержание аскорбиновой кислоты, повышенную скорость регидратации и наименьшее энергопотребление.</w:t>
-      </w:r>
-    </w:p>
-    <w:p>
-      <w:pPr>
-        <w:rPr>
-          <w:lang w:val="ru-RU"/>
-        </w:rPr>
-      </w:pPr>
-      <w:r>
-        <w:rPr>
-          <w:rFonts w:ascii="Times New Roman" w:hAnsi="Times New Roman"/>
-          <w:lang w:val="ru-RU"/>
-        </w:rPr>
-        <w:t xml:space="preserve">Для устранения этих пробелов в работе предложен гибридный инструмент оценки качества </w:t>
-      </w:r>
-      <w:r>
-        <w:rPr>
-          <w:rFonts w:ascii="Times New Roman" w:hAnsi="Times New Roman"/>
-        </w:rPr>
-        <w:t>HQSE</w:t>
-      </w:r>
-      <w:r>
-        <w:rPr>
-          <w:rFonts w:ascii="Times New Roman" w:hAnsi="Times New Roman"/>
-          <w:lang w:val="ru-RU"/>
-        </w:rPr>
-        <w:t xml:space="preserve">, позволяющий лучше понять влияние разных способов сушки на качество картофеля. Этот инновационный инструмент использует современную трёхмерную рентгеновскую микрокомпьютерную томографию для количественной оценки микроструктурных изменений и их влияния на качество и энергопотребление. На основе </w:t>
-      </w:r>
-      <w:r>
-        <w:rPr>
-          <w:rFonts w:ascii="Times New Roman" w:hAnsi="Times New Roman"/>
-        </w:rPr>
-        <w:t>HQSE</w:t>
-      </w:r>
-      <w:r>
-        <w:rPr>
-          <w:rFonts w:ascii="Times New Roman" w:hAnsi="Times New Roman"/>
-          <w:lang w:val="ru-RU"/>
-        </w:rPr>
-        <w:t xml:space="preserve"> получены новые показатели, индекс качества </w:t>
-      </w:r>
-      <w:r>
-        <w:rPr>
-          <w:rFonts w:ascii="Times New Roman" w:hAnsi="Times New Roman"/>
-        </w:rPr>
-        <w:t>QI</w:t>
-      </w:r>
-      <w:r>
-        <w:rPr>
-          <w:rFonts w:ascii="Times New Roman" w:hAnsi="Times New Roman"/>
-          <w:lang w:val="ru-RU"/>
-        </w:rPr>
-        <w:t xml:space="preserve"> и индекс удельного энергопотребления </w:t>
-      </w:r>
-      <w:r>
-        <w:rPr>
-          <w:rFonts w:ascii="Times New Roman" w:hAnsi="Times New Roman"/>
-        </w:rPr>
-        <w:t>SECI</w:t>
-      </w:r>
-      <w:r>
-        <w:rPr>
-          <w:rFonts w:ascii="Times New Roman" w:hAnsi="Times New Roman"/>
-          <w:lang w:val="ru-RU"/>
-        </w:rPr>
-        <w:t>, и разработаны математические модели. Эти модели предназначены для одновременного прогнозирования оптимальных условий сушки, которые обеспечивают высокое сохранение качества при минимальном энергопотреблении. В исследовании изучены трёхмерные изменения микроструктуры картофеля при трёх способах сушки (</w:t>
-      </w:r>
-      <w:r>
-        <w:rPr>
-          <w:rFonts w:ascii="Times New Roman" w:hAnsi="Times New Roman"/>
-        </w:rPr>
-        <w:t>FD</w:t>
-      </w:r>
-      <w:r>
-        <w:rPr>
-          <w:rFonts w:ascii="Times New Roman" w:hAnsi="Times New Roman"/>
-          <w:lang w:val="ru-RU"/>
-        </w:rPr>
-        <w:t xml:space="preserve">, </w:t>
-      </w:r>
-      <w:r>
-        <w:rPr>
-          <w:rFonts w:ascii="Times New Roman" w:hAnsi="Times New Roman"/>
-        </w:rPr>
-        <w:t>ID</w:t>
-      </w:r>
-      <w:r>
-        <w:rPr>
-          <w:rFonts w:ascii="Times New Roman" w:hAnsi="Times New Roman"/>
-          <w:lang w:val="ru-RU"/>
-        </w:rPr>
-        <w:t xml:space="preserve"> и </w:t>
-      </w:r>
-      <w:r>
-        <w:rPr>
-          <w:rFonts w:ascii="Times New Roman" w:hAnsi="Times New Roman"/>
-        </w:rPr>
-        <w:t>OD</w:t>
-      </w:r>
-      <w:r>
-        <w:rPr>
-          <w:rFonts w:ascii="Times New Roman" w:hAnsi="Times New Roman"/>
-          <w:lang w:val="ru-RU"/>
-        </w:rPr>
-        <w:t xml:space="preserve">). Важные морфологические признаки, извлечённые из трёхмерных данных, были сопоставлены с качеством картофеля после обработки. </w:t>
-      </w:r>
-      <w:r>
-        <w:rPr>
-          <w:rFonts w:ascii="Times New Roman" w:hAnsi="Times New Roman"/>
-        </w:rPr>
-        <w:t>HQSE</w:t>
-      </w:r>
-      <w:r>
-        <w:rPr>
-          <w:rFonts w:ascii="Times New Roman" w:hAnsi="Times New Roman"/>
-          <w:lang w:val="ru-RU"/>
-        </w:rPr>
-        <w:t xml:space="preserve"> был разработан и </w:t>
-      </w:r>
-      <w:r>
-        <w:rPr>
-          <w:rFonts w:ascii="Times New Roman" w:hAnsi="Times New Roman"/>
-          <w:lang w:val="ru-RU"/>
-        </w:rPr>
-        <w:lastRenderedPageBreak/>
-        <w:t xml:space="preserve">использован для оценки </w:t>
-      </w:r>
-      <w:r>
-        <w:rPr>
-          <w:rFonts w:ascii="Times New Roman" w:hAnsi="Times New Roman"/>
-        </w:rPr>
-        <w:t>QI</w:t>
-      </w:r>
-      <w:r>
-        <w:rPr>
-          <w:rFonts w:ascii="Times New Roman" w:hAnsi="Times New Roman"/>
-          <w:lang w:val="ru-RU"/>
-        </w:rPr>
-        <w:t xml:space="preserve"> и </w:t>
-      </w:r>
-      <w:r>
-        <w:rPr>
-          <w:rFonts w:ascii="Times New Roman" w:hAnsi="Times New Roman"/>
-        </w:rPr>
-        <w:t>SECI</w:t>
-      </w:r>
-      <w:r>
-        <w:rPr>
-          <w:rFonts w:ascii="Times New Roman" w:hAnsi="Times New Roman"/>
-          <w:lang w:val="ru-RU"/>
-        </w:rPr>
-        <w:t xml:space="preserve"> при разных способах и длительностях сушки. Введённые индексы позволили прогнозировать оптимальный способ сушки с помощью многокритериальной оптимизации, что открывает перспективы для гибридных методов сушки.</w:t>
-      </w:r>
-    </w:p>
-    <w:p>
-      <w:r>
-        <w:rPr>
-          <w:rFonts w:ascii="Times New Roman" w:hAnsi="Times New Roman"/>
-          <w:lang w:val="ru-RU"/>
-        </w:rPr>
-        <w:t>В исследовании изучено влияние трёх способов сушки (</w:t>
-      </w:r>
-      <w:r>
-        <w:rPr>
-          <w:rFonts w:ascii="Times New Roman" w:hAnsi="Times New Roman"/>
-        </w:rPr>
-        <w:t>FD</w:t>
-      </w:r>
-      <w:r>
-        <w:rPr>
-          <w:rFonts w:ascii="Times New Roman" w:hAnsi="Times New Roman"/>
-          <w:lang w:val="ru-RU"/>
-        </w:rPr>
-        <w:t xml:space="preserve">, </w:t>
-      </w:r>
-      <w:r>
-        <w:rPr>
-          <w:rFonts w:ascii="Times New Roman" w:hAnsi="Times New Roman"/>
-        </w:rPr>
-        <w:t>ID</w:t>
-      </w:r>
-      <w:r>
-        <w:rPr>
-          <w:rFonts w:ascii="Times New Roman" w:hAnsi="Times New Roman"/>
-          <w:lang w:val="ru-RU"/>
-        </w:rPr>
-        <w:t xml:space="preserve"> и </w:t>
-      </w:r>
-      <w:r>
-        <w:rPr>
-          <w:rFonts w:ascii="Times New Roman" w:hAnsi="Times New Roman"/>
-        </w:rPr>
-        <w:t>OD</w:t>
-      </w:r>
-      <w:r>
-        <w:rPr>
-          <w:rFonts w:ascii="Times New Roman" w:hAnsi="Times New Roman"/>
-          <w:lang w:val="ru-RU"/>
-        </w:rPr>
-        <w:t xml:space="preserve">) на морфологические признаки и качественные характеристики картофеля после обработки. Результаты показали, что все три испытанных способа существенно влияют на общее качество сухих образцов картофеля. Разработанный </w:t>
-      </w:r>
-      <w:r>
-        <w:rPr>
-          <w:rFonts w:ascii="Times New Roman" w:hAnsi="Times New Roman"/>
-        </w:rPr>
-        <w:t>HQSE</w:t>
-      </w:r>
-      <w:r>
-        <w:rPr>
-          <w:rFonts w:ascii="Times New Roman" w:hAnsi="Times New Roman"/>
-          <w:lang w:val="ru-RU"/>
-        </w:rPr>
-        <w:t xml:space="preserve"> позволил точно описать изменения качества продукта и удельного энергопотребления при разных способах сушки. Выяснилось, что </w:t>
-      </w:r>
-      <w:r>
-        <w:rPr>
-          <w:rFonts w:ascii="Times New Roman" w:hAnsi="Times New Roman"/>
-        </w:rPr>
-        <w:t>FD</w:t>
-      </w:r>
-      <w:r>
-        <w:rPr>
-          <w:rFonts w:ascii="Times New Roman" w:hAnsi="Times New Roman"/>
-          <w:lang w:val="ru-RU"/>
-        </w:rPr>
-        <w:t xml:space="preserve"> заметно превосходила два других способа, обеспечивая более высокий комплексный индекс качества при всех длительностях сушки. Однако результаты по энергопотреблению показали необходимость соблюдать баланс между качеством продукта и эффективностью процесса. Применение многокритериальной оптимизации позволило подробно проанализировать компромисс между оптимальным качеством и энергопотреблением.</w:t>
-      </w:r>
-    </w:p>
-    <w:p>
-      <w:pPr>
-        <w:rPr>
-          <w:lang w:val="ru-RU"/>
-        </w:rPr>
-      </w:pPr>
-      <w:r>
-        <w:rPr>
-          <w:rFonts w:ascii="Times New Roman" w:hAnsi="Times New Roman"/>
-          <w:lang w:val="ru-RU"/>
-        </w:rPr>
-        <w:t>Разработанные математические модели точно описывали изменение качества и энергопотребления в ходе сушки тремя способами. Полученные результаты дают важную информацию для проектирования гибридных систем сушки кубиков картофеля, в которых сильные стороны разных способов используются на разных стадиях для повышения общей эффективности процесса. Исследование ограничено одним сортом картофеля и лабораторным масштабом сушки. В будущих работах следует изучить более широкий круг пищевых материалов и перейти к промышленному масштабу для оптимизации гибридных систем сушки. Кроме того, дальнейшие исследования должны быть направлены на объединение этих способов в одном гибридном сушильном агрегате для повышения эффективности и улучшения контроля качества.</w:t>
-      </w:r>
-    </w:p>
-    <w:p>
-      <w:pPr>
-        <w:rPr>
-          <w:lang w:val="ru-RU"/>
-        </w:rPr>
-      </w:pPr>
-    </w:p>
-    <w:p>
-      <w:pPr>
-        <w:rPr>
-          <w:lang w:val="ru-RU"/>
-        </w:rPr>
-      </w:pPr>
-    </w:p>
-    <w:p>
-      <w:pPr>
-        <w:rPr>
-          <w:lang w:val="ru-RU"/>
-        </w:rPr>
-      </w:pPr>
-    </w:p>
-    <w:p>
-      <w:pPr>
-        <w:rPr>
-          <w:lang w:val="ru-RU"/>
-        </w:rPr>
-      </w:pPr>
-    </w:p>
-    <w:p>
-      <w:pPr>
-        <w:rPr>
-          <w:lang w:val="ru-RU"/>
-        </w:rPr>
-      </w:pPr>
-    </w:p>
-    <w:p>
-      <w:pPr>
-        <w:rPr>
-          <w:lang w:val="ru-RU"/>
-        </w:rPr>
-      </w:pPr>
-    </w:p>
-    <w:p>
-      <w:pPr>
-        <w:pStyle w:val="1"/>
-        <w:rPr>
-          <w:rFonts w:ascii="Times New Roman" w:eastAsia="Times New Roman" w:hAnsi="Times New Roman"/>
-        </w:rPr>
-      </w:pPr>
-    </w:p>
-    <w:p>
-      <w:pPr>
-        <w:pStyle w:val="1"/>
-        <w:rPr>
-          <w:rFonts w:ascii="Times New Roman" w:eastAsia="Times New Roman" w:hAnsi="Times New Roman"/>
-        </w:rPr>
-      </w:pPr>
-    </w:p>
-    <w:p>
-      <w:pPr>
-        <w:pStyle w:val="1"/>
-        <w:rPr>
-          <w:rFonts w:ascii="Times New Roman" w:eastAsia="Times New Roman" w:hAnsi="Times New Roman"/>
-        </w:rPr>
-      </w:pPr>
-    </w:p>
-    <w:p>
-      <w:pPr>
-        <w:pStyle w:val="1"/>
-        <w:rPr>
-          <w:rFonts w:ascii="Times New Roman" w:eastAsia="Times New Roman" w:hAnsi="Times New Roman"/>
-        </w:rPr>
-      </w:pPr>
-    </w:p>
-    <w:p>
-      <w:pPr>
-        <w:pStyle w:val="1"/>
-        <w:rPr>
-          <w:rFonts w:ascii="Times New Roman" w:eastAsia="Times New Roman" w:hAnsi="Times New Roman"/>
-        </w:rPr>
-      </w:pPr>
-    </w:p>
-    <w:p>
-      <w:pPr>
-        <w:pStyle w:val="1"/>
-        <w:rPr>
-          <w:rFonts w:ascii="Times New Roman" w:eastAsia="Times New Roman" w:hAnsi="Times New Roman"/>
-        </w:rPr>
-      </w:pPr>
-    </w:p>
-    <w:p>
-      <w:pPr>
-        <w:pStyle w:val="1"/>
-        <w:rPr>
-          <w:rFonts w:ascii="Times New Roman" w:eastAsia="Times New Roman" w:hAnsi="Times New Roman"/>
-        </w:rPr>
-      </w:pPr>
-    </w:p>
-    <w:p>
-      <w:pPr>
-        <w:pStyle w:val="1"/>
-        <w:rPr>
-          <w:rFonts w:ascii="Times New Roman" w:eastAsia="Times New Roman" w:hAnsi="Times New Roman"/>
-        </w:rPr>
-      </w:pPr>
-    </w:p>
-    <w:p>
-      <w:pPr>
-        <w:pStyle w:val="1"/>
-        <w:rPr>
-          <w:rFonts w:ascii="Times New Roman" w:eastAsia="Times New Roman" w:hAnsi="Times New Roman"/>
-        </w:rPr>
-      </w:pPr>
-    </w:p>
-    <w:p>
-      <w:pPr>
-        <w:pStyle w:val="1"/>
-        <w:rPr>
-          <w:rFonts w:ascii="Times New Roman" w:eastAsia="Times New Roman" w:hAnsi="Times New Roman"/>
-        </w:rPr>
-      </w:pPr>
-    </w:p>
-    <w:p>
-      <w:pPr>
-        <w:pStyle w:val="1"/>
+        <w:spacing w:line="360" w:lineRule="auto"/>
         <w:jc w:val="both"/>
-        <w:rPr>
-          <w:rFonts w:ascii="Times New Roman" w:eastAsia="Times New Roman" w:hAnsi="Times New Roman"/>
-        </w:rPr>
-      </w:pPr>
-    </w:p>
-    <w:p/>
-    <w:p>
-      <w:r>
-        <w:br w:type="page"/>
-      </w:r>
-    </w:p>
-    <w:p>
-      <w:pPr>
-        <w:spacing w:line="360" w:lineRule="auto"/>
-        <w:jc w:val="center"/>
-      </w:pPr>
-      <w:r>
-        <w:rPr>
-          <w:rFonts w:ascii="Times New Roman" w:hAnsi="Times New Roman"/>
-          <w:b/>
+      </w:pPr>
+      <w:r>
+        <w:rPr>
+          <w:rFonts w:ascii="Times New Roman" w:hAnsi="Times New Roman"/>
           <w:sz w:val="28"/>
         </w:rPr>
-        <w:t>5 АНАЛИТИЧЕСКИЙ РАЗДЕЛ</w:t>
-      </w:r>
-    </w:p>
-    <w:p>
-      <w:pPr>
-        <w:spacing w:line="360" w:lineRule="auto"/>
-        <w:jc w:val="center"/>
-      </w:pPr>
-      <w:r>
-        <w:rPr>
-          <w:rFonts w:ascii="Times New Roman" w:hAnsi="Times New Roman"/>
-          <w:b/>
-          <w:sz w:val="28"/>
-        </w:rPr>
-        <w:t>5.1 Модель бизнес-процесса</w:t>
+        <w:t>4.1 Модель бизнес-процесса</w:t>
       </w:r>
     </w:p>
     <w:p>
@@ -10477,16 +9375,16 @@
     </w:tbl>
     <w:p>
       <w:pPr>
+        <w:pStyle w:val="21"/>
         <w:spacing w:line="360" w:lineRule="auto"/>
-        <w:jc w:val="center"/>
-      </w:pPr>
-      <w:r>
-        <w:rPr>
-          <w:rFonts w:ascii="Times New Roman" w:hAnsi="Times New Roman"/>
-          <w:b/>
+        <w:jc w:val="both"/>
+      </w:pPr>
+      <w:r>
+        <w:rPr>
+          <w:rFonts w:ascii="Times New Roman" w:hAnsi="Times New Roman"/>
           <w:sz w:val="28"/>
         </w:rPr>
-        <w:t>5.2 Логическая модель данных</w:t>
+        <w:t>4.2 Логическая модель данных</w:t>
       </w:r>
     </w:p>
     <w:p>
@@ -11400,16 +10298,16 @@
     </w:p>
     <w:p>
       <w:pPr>
+        <w:pStyle w:val="21"/>
         <w:spacing w:line="360" w:lineRule="auto"/>
-        <w:jc w:val="center"/>
-      </w:pPr>
-      <w:r>
-        <w:rPr>
-          <w:rFonts w:ascii="Times New Roman" w:hAnsi="Times New Roman"/>
-          <w:b/>
+        <w:jc w:val="both"/>
+      </w:pPr>
+      <w:r>
+        <w:rPr>
+          <w:rFonts w:ascii="Times New Roman" w:hAnsi="Times New Roman"/>
           <w:sz w:val="28"/>
         </w:rPr>
-        <w:t>5.3 Алгоритмы</w:t>
+        <w:t>4.3 Алгоритмы</w:t>
       </w:r>
     </w:p>
     <w:p>
@@ -11669,16 +10567,16 @@
     </w:p>
     <w:p>
       <w:pPr>
+        <w:pStyle w:val="21"/>
         <w:spacing w:line="360" w:lineRule="auto"/>
-        <w:jc w:val="center"/>
-      </w:pPr>
-      <w:r>
-        <w:rPr>
-          <w:rFonts w:ascii="Times New Roman" w:hAnsi="Times New Roman"/>
-          <w:b/>
+        <w:jc w:val="both"/>
+      </w:pPr>
+      <w:r>
+        <w:rPr>
+          <w:rFonts w:ascii="Times New Roman" w:hAnsi="Times New Roman"/>
           <w:sz w:val="28"/>
         </w:rPr>
-        <w:t>5.4 Процедурная реализация</w:t>
+        <w:t>4.4 Процедурная реализация</w:t>
       </w:r>
     </w:p>
     <w:p>
@@ -11690,10 +10588,9 @@
       <w:r>
         <w:rPr>
           <w:rFonts w:ascii="Times New Roman" w:hAnsi="Times New Roman"/>
-          <w:b w:val="0"/>
           <w:sz w:val="28"/>
         </w:rPr>
-        <w:t>Процедурный прототип реализован на Python 3.12 только с помощью функций и стандартных структур list, dict и set. Пользовательские классы, dataclass, Enum и глобальные изменяемые переменные отсутствуют. Функции получают данные через параметры и возвращают результат; вход и выход представлены JSON.</w:t>
+        <w:t>Программа реализована на Python 3.12 в процедурном стиле. Логика разделена на функции проверки измерений, сопоставления спецификаций, формирования протокола и координации общего сценария. Данные передаются между функциями через параметры и представлены стандартными структурами Python; входные и выходные сообщения имеют формат JSON.</w:t>
       </w:r>
     </w:p>
     <w:p>
@@ -11720,15 +10617,984 @@
       <w:r>
         <w:rPr>
           <w:rFonts w:ascii="Times New Roman" w:hAnsi="Times New Roman"/>
-          <w:b w:val="0"/>
           <w:sz w:val="28"/>
         </w:rPr>
-        <w:t>Пример запуска приведён в src/README.md. Команда python main.py example_input.json обнаруживает превышение температуры, рассчитывает величину выхода за предел и формирует статус «требует решения технолога». Команда python test_main.py проверяет нормальное значение, выход за диапазон и отсутствие спецификации. Тесты также написаны функциями и не вводят пользовательских классов.</w:t>
+        <w:t>Пример запуска приведён в src/README.md. Команда python main.py example_input.json обнаруживает превышение температуры, рассчитывает величину выхода за установленный предел и формирует статус «требует решения технолога». Проверочный сценарий охватывает допустимое значение, выход за диапазон и отсутствие спецификации.</w:t>
       </w:r>
     </w:p>
     <w:p>
       <w:pPr>
         <w:pStyle w:val="1"/>
+        <w:pageBreakBefore/>
+        <w:spacing w:line="360" w:lineRule="auto"/>
+        <w:jc w:val="both"/>
+      </w:pPr>
+      <w:r>
+        <w:rPr>
+          <w:rFonts w:ascii="Times New Roman" w:hAnsi="Times New Roman"/>
+          <w:sz w:val="28"/>
+        </w:rPr>
+        <w:t>5 ПЕРЕВОД ФРАГМЕНТА ИНОСТРАННОГО ИСТОЧНИКА</w:t>
+      </w:r>
+    </w:p>
+    <w:p>
+      <w:pPr>
+        <w:spacing w:line="360" w:lineRule="auto"/>
+        <w:jc w:val="both"/>
+        <w:rPr>
+          <w:lang w:val="ru-RU"/>
+        </w:rPr>
+      </w:pPr>
+      <w:r>
+        <w:rPr>
+          <w:rFonts w:ascii="Times New Roman" w:hAnsi="Times New Roman"/>
+          <w:sz w:val="28"/>
+        </w:rPr>
+        <w:t>Источник перевода: Sikiru Y., Paliwal J., Erkinbaev C. Three-Dimensional Characterization of Potatoes Under Different Drying Methods: Quality Optimization for Hybrid Drying Approach // Foods. 2024. Vol. 13, no. 22. Art. 3633. DOI: 10.3390/foods13223633 [10]. Переведен фрагмент, включающий аннотацию, ключевые положения введения и заключение. Оригинал фрагмента представлен в приложенном файле translation/original.pdf.</w:t>
+      </w:r>
+    </w:p>
+    <w:p>
+      <w:pPr>
+        <w:pStyle w:val="21"/>
+        <w:rPr>
+          <w:lang w:val="ru-RU"/>
+        </w:rPr>
+      </w:pPr>
+      <w:r>
+        <w:rPr>
+          <w:rFonts w:ascii="Times New Roman" w:eastAsia="Times New Roman" w:hAnsi="Times New Roman"/>
+          <w:lang w:val="ru-RU"/>
+        </w:rPr>
+        <w:t>Перевод</w:t>
+      </w:r>
+    </w:p>
+    <w:p>
+      <w:pPr>
+        <w:rPr>
+          <w:lang w:val="ru-RU"/>
+        </w:rPr>
+      </w:pPr>
+      <w:r>
+        <w:rPr>
+          <w:rFonts w:ascii="Times New Roman" w:hAnsi="Times New Roman"/>
+          <w:lang w:val="ru-RU"/>
+        </w:rPr>
+        <w:t>Оценка качества переработанного картофеля имеет важное значение для пищевой промышленности. В исследовании изучено влияние трёх способов сушки на качество картофеля после обработки при продолжительности процесса 4, 8, 12 и 16 ч: сублимационной сушки (</w:t>
+      </w:r>
+      <w:r>
+        <w:rPr>
+          <w:rFonts w:ascii="Times New Roman" w:hAnsi="Times New Roman"/>
+        </w:rPr>
+        <w:t>FD</w:t>
+      </w:r>
+      <w:r>
+        <w:rPr>
+          <w:rFonts w:ascii="Times New Roman" w:hAnsi="Times New Roman"/>
+          <w:lang w:val="ru-RU"/>
+        </w:rPr>
+        <w:t>), инфракрасной сушки (</w:t>
+      </w:r>
+      <w:r>
+        <w:rPr>
+          <w:rFonts w:ascii="Times New Roman" w:hAnsi="Times New Roman"/>
+        </w:rPr>
+        <w:t>ID</w:t>
+      </w:r>
+      <w:r>
+        <w:rPr>
+          <w:rFonts w:ascii="Times New Roman" w:hAnsi="Times New Roman"/>
+          <w:lang w:val="ru-RU"/>
+        </w:rPr>
+        <w:t>) и сушки в сушильном шкафу (</w:t>
+      </w:r>
+      <w:r>
+        <w:rPr>
+          <w:rFonts w:ascii="Times New Roman" w:hAnsi="Times New Roman"/>
+        </w:rPr>
+        <w:t>OD</w:t>
+      </w:r>
+      <w:r>
+        <w:rPr>
+          <w:rFonts w:ascii="Times New Roman" w:hAnsi="Times New Roman"/>
+          <w:lang w:val="ru-RU"/>
+        </w:rPr>
+        <w:t>). Влияние способов сушки на микроструктуру картофеля анализировали и количественно оценивали по трёхмерным изображениям, полученным методом рентгеновской микрокомпьютерной томографии. Авторы предложили новый гибридный инструмент оценки качества (</w:t>
+      </w:r>
+      <w:r>
+        <w:rPr>
+          <w:rFonts w:ascii="Times New Roman" w:hAnsi="Times New Roman"/>
+        </w:rPr>
+        <w:t>Hybrid</w:t>
+      </w:r>
+      <w:r>
+        <w:rPr>
+          <w:rFonts w:ascii="Times New Roman" w:hAnsi="Times New Roman"/>
+          <w:lang w:val="ru-RU"/>
+        </w:rPr>
+        <w:t xml:space="preserve"> </w:t>
+      </w:r>
+      <w:r>
+        <w:rPr>
+          <w:rFonts w:ascii="Times New Roman" w:hAnsi="Times New Roman"/>
+        </w:rPr>
+        <w:t>Quality</w:t>
+      </w:r>
+      <w:r>
+        <w:rPr>
+          <w:rFonts w:ascii="Times New Roman" w:hAnsi="Times New Roman"/>
+          <w:lang w:val="ru-RU"/>
+        </w:rPr>
+        <w:t xml:space="preserve"> </w:t>
+      </w:r>
+      <w:r>
+        <w:rPr>
+          <w:rFonts w:ascii="Times New Roman" w:hAnsi="Times New Roman"/>
+        </w:rPr>
+        <w:t>Score</w:t>
+      </w:r>
+      <w:r>
+        <w:rPr>
+          <w:rFonts w:ascii="Times New Roman" w:hAnsi="Times New Roman"/>
+          <w:lang w:val="ru-RU"/>
+        </w:rPr>
+        <w:t xml:space="preserve"> </w:t>
+      </w:r>
+      <w:r>
+        <w:rPr>
+          <w:rFonts w:ascii="Times New Roman" w:hAnsi="Times New Roman"/>
+        </w:rPr>
+        <w:t>Evaluator</w:t>
+      </w:r>
+      <w:r>
+        <w:rPr>
+          <w:rFonts w:ascii="Times New Roman" w:hAnsi="Times New Roman"/>
+          <w:lang w:val="ru-RU"/>
+        </w:rPr>
+        <w:t xml:space="preserve">, </w:t>
+      </w:r>
+      <w:r>
+        <w:rPr>
+          <w:rFonts w:ascii="Times New Roman" w:hAnsi="Times New Roman"/>
+        </w:rPr>
+        <w:t>HQSE</w:t>
+      </w:r>
+      <w:r>
+        <w:rPr>
+          <w:rFonts w:ascii="Times New Roman" w:hAnsi="Times New Roman"/>
+          <w:lang w:val="ru-RU"/>
+        </w:rPr>
+        <w:t>) и с его помощью определяли индекс качества (</w:t>
+      </w:r>
+      <w:r>
+        <w:rPr>
+          <w:rFonts w:ascii="Times New Roman" w:hAnsi="Times New Roman"/>
+        </w:rPr>
+        <w:t>Quality</w:t>
+      </w:r>
+      <w:r>
+        <w:rPr>
+          <w:rFonts w:ascii="Times New Roman" w:hAnsi="Times New Roman"/>
+          <w:lang w:val="ru-RU"/>
+        </w:rPr>
+        <w:t xml:space="preserve"> </w:t>
+      </w:r>
+      <w:r>
+        <w:rPr>
+          <w:rFonts w:ascii="Times New Roman" w:hAnsi="Times New Roman"/>
+        </w:rPr>
+        <w:t>Index</w:t>
+      </w:r>
+      <w:r>
+        <w:rPr>
+          <w:rFonts w:ascii="Times New Roman" w:hAnsi="Times New Roman"/>
+          <w:lang w:val="ru-RU"/>
+        </w:rPr>
+        <w:t xml:space="preserve">, </w:t>
+      </w:r>
+      <w:r>
+        <w:rPr>
+          <w:rFonts w:ascii="Times New Roman" w:hAnsi="Times New Roman"/>
+        </w:rPr>
+        <w:t>QI</w:t>
+      </w:r>
+      <w:r>
+        <w:rPr>
+          <w:rFonts w:ascii="Times New Roman" w:hAnsi="Times New Roman"/>
+          <w:lang w:val="ru-RU"/>
+        </w:rPr>
+        <w:t>) и индекс удельного энергопотребления (</w:t>
+      </w:r>
+      <w:r>
+        <w:rPr>
+          <w:rFonts w:ascii="Times New Roman" w:hAnsi="Times New Roman"/>
+        </w:rPr>
+        <w:t>Specific</w:t>
+      </w:r>
+      <w:r>
+        <w:rPr>
+          <w:rFonts w:ascii="Times New Roman" w:hAnsi="Times New Roman"/>
+          <w:lang w:val="ru-RU"/>
+        </w:rPr>
+        <w:t xml:space="preserve"> </w:t>
+      </w:r>
+      <w:r>
+        <w:rPr>
+          <w:rFonts w:ascii="Times New Roman" w:hAnsi="Times New Roman"/>
+        </w:rPr>
+        <w:t>Energy</w:t>
+      </w:r>
+      <w:r>
+        <w:rPr>
+          <w:rFonts w:ascii="Times New Roman" w:hAnsi="Times New Roman"/>
+          <w:lang w:val="ru-RU"/>
+        </w:rPr>
+        <w:t xml:space="preserve"> </w:t>
+      </w:r>
+      <w:r>
+        <w:rPr>
+          <w:rFonts w:ascii="Times New Roman" w:hAnsi="Times New Roman"/>
+        </w:rPr>
+        <w:t>Consumption</w:t>
+      </w:r>
+      <w:r>
+        <w:rPr>
+          <w:rFonts w:ascii="Times New Roman" w:hAnsi="Times New Roman"/>
+          <w:lang w:val="ru-RU"/>
+        </w:rPr>
+        <w:t xml:space="preserve"> </w:t>
+      </w:r>
+      <w:r>
+        <w:rPr>
+          <w:rFonts w:ascii="Times New Roman" w:hAnsi="Times New Roman"/>
+        </w:rPr>
+        <w:t>Index</w:t>
+      </w:r>
+      <w:r>
+        <w:rPr>
+          <w:rFonts w:ascii="Times New Roman" w:hAnsi="Times New Roman"/>
+          <w:lang w:val="ru-RU"/>
+        </w:rPr>
+        <w:t xml:space="preserve">, </w:t>
+      </w:r>
+      <w:r>
+        <w:rPr>
+          <w:rFonts w:ascii="Times New Roman" w:hAnsi="Times New Roman"/>
+        </w:rPr>
+        <w:t>SECI</w:t>
+      </w:r>
+      <w:r>
+        <w:rPr>
+          <w:rFonts w:ascii="Times New Roman" w:hAnsi="Times New Roman"/>
+          <w:lang w:val="ru-RU"/>
+        </w:rPr>
+        <w:t xml:space="preserve">) для разных способов и длительностей сушки. Были разработаны математические модели для прогнозирования оптимального способа сушки. </w:t>
+      </w:r>
+      <w:r>
+        <w:rPr>
+          <w:rFonts w:ascii="Times New Roman" w:hAnsi="Times New Roman"/>
+        </w:rPr>
+        <w:t>FD</w:t>
+      </w:r>
+      <w:r>
+        <w:rPr>
+          <w:rFonts w:ascii="Times New Roman" w:hAnsi="Times New Roman"/>
+          <w:lang w:val="ru-RU"/>
+        </w:rPr>
+        <w:t xml:space="preserve"> обеспечила значительно лучшее сохранение цвета, более высокие коэффициент регидратации и общую пористость при минимальной усадке, однако потребовала большего расхода энергии. Наименьшую продолжительность сушки показала </w:t>
+      </w:r>
+      <w:r>
+        <w:rPr>
+          <w:rFonts w:ascii="Times New Roman" w:hAnsi="Times New Roman"/>
+        </w:rPr>
+        <w:t>ID</w:t>
+      </w:r>
+      <w:r>
+        <w:rPr>
+          <w:rFonts w:ascii="Times New Roman" w:hAnsi="Times New Roman"/>
+          <w:lang w:val="ru-RU"/>
+        </w:rPr>
+        <w:t xml:space="preserve">, затем следовали </w:t>
+      </w:r>
+      <w:r>
+        <w:rPr>
+          <w:rFonts w:ascii="Times New Roman" w:hAnsi="Times New Roman"/>
+        </w:rPr>
+        <w:t>OD</w:t>
+      </w:r>
+      <w:r>
+        <w:rPr>
+          <w:rFonts w:ascii="Times New Roman" w:hAnsi="Times New Roman"/>
+          <w:lang w:val="ru-RU"/>
+        </w:rPr>
+        <w:t xml:space="preserve"> и </w:t>
+      </w:r>
+      <w:r>
+        <w:rPr>
+          <w:rFonts w:ascii="Times New Roman" w:hAnsi="Times New Roman"/>
+        </w:rPr>
+        <w:t>FD</w:t>
+      </w:r>
+      <w:r>
+        <w:rPr>
+          <w:rFonts w:ascii="Times New Roman" w:hAnsi="Times New Roman"/>
+          <w:lang w:val="ru-RU"/>
+        </w:rPr>
+        <w:t xml:space="preserve">. Оптимизация показала, что для </w:t>
+      </w:r>
+      <w:r>
+        <w:rPr>
+          <w:rFonts w:ascii="Times New Roman" w:hAnsi="Times New Roman"/>
+        </w:rPr>
+        <w:t>FD</w:t>
+      </w:r>
+      <w:r>
+        <w:rPr>
+          <w:rFonts w:ascii="Times New Roman" w:hAnsi="Times New Roman"/>
+          <w:lang w:val="ru-RU"/>
+        </w:rPr>
+        <w:t xml:space="preserve"> оптимальное время 5,78 ч повышает </w:t>
+      </w:r>
+      <w:r>
+        <w:rPr>
+          <w:rFonts w:ascii="Times New Roman" w:hAnsi="Times New Roman"/>
+        </w:rPr>
+        <w:t>QI</w:t>
+      </w:r>
+      <w:r>
+        <w:rPr>
+          <w:rFonts w:ascii="Times New Roman" w:hAnsi="Times New Roman"/>
+          <w:lang w:val="ru-RU"/>
+        </w:rPr>
+        <w:t xml:space="preserve"> на 9,7 % и </w:t>
+      </w:r>
+      <w:r>
+        <w:rPr>
+          <w:rFonts w:ascii="Times New Roman" w:hAnsi="Times New Roman"/>
+        </w:rPr>
+        <w:t>SECI</w:t>
+      </w:r>
+      <w:r>
+        <w:rPr>
+          <w:rFonts w:ascii="Times New Roman" w:hAnsi="Times New Roman"/>
+          <w:lang w:val="ru-RU"/>
+        </w:rPr>
+        <w:t xml:space="preserve"> на 30,6 %. Математические модели позволяют точно прогнозировать </w:t>
+      </w:r>
+      <w:r>
+        <w:rPr>
+          <w:rFonts w:ascii="Times New Roman" w:hAnsi="Times New Roman"/>
+        </w:rPr>
+        <w:t>QI</w:t>
+      </w:r>
+      <w:r>
+        <w:rPr>
+          <w:rFonts w:ascii="Times New Roman" w:hAnsi="Times New Roman"/>
+          <w:lang w:val="ru-RU"/>
+        </w:rPr>
+        <w:t xml:space="preserve"> и </w:t>
+      </w:r>
+      <w:r>
+        <w:rPr>
+          <w:rFonts w:ascii="Times New Roman" w:hAnsi="Times New Roman"/>
+        </w:rPr>
+        <w:t>SECI</w:t>
+      </w:r>
+      <w:r>
+        <w:rPr>
+          <w:rFonts w:ascii="Times New Roman" w:hAnsi="Times New Roman"/>
+          <w:lang w:val="ru-RU"/>
+        </w:rPr>
+        <w:t xml:space="preserve"> для разных способов сушки, сочетая сохранение качества с энергоэффективностью. Результаты указывают на то, что гибридная система сушки может оптимизировать качество картофеля и энергопотребление.</w:t>
+      </w:r>
+    </w:p>
+    <w:p>
+      <w:r>
+        <w:rPr>
+          <w:rFonts w:ascii="Times New Roman" w:hAnsi="Times New Roman"/>
+          <w:lang w:val="ru-RU"/>
+        </w:rPr>
+        <w:t>Картофель (</w:t>
+      </w:r>
+      <w:r>
+        <w:rPr>
+          <w:rFonts w:ascii="Times New Roman" w:hAnsi="Times New Roman"/>
+          <w:i/>
+          <w:iCs/>
+        </w:rPr>
+        <w:t>Solanum</w:t>
+      </w:r>
+      <w:r>
+        <w:rPr>
+          <w:rFonts w:ascii="Times New Roman" w:hAnsi="Times New Roman"/>
+          <w:i/>
+          <w:iCs/>
+          <w:lang w:val="ru-RU"/>
+        </w:rPr>
+        <w:t xml:space="preserve"> </w:t>
+      </w:r>
+      <w:r>
+        <w:rPr>
+          <w:rFonts w:ascii="Times New Roman" w:hAnsi="Times New Roman"/>
+          <w:i/>
+          <w:iCs/>
+        </w:rPr>
+        <w:t>tuberosum</w:t>
+      </w:r>
+      <w:r>
+        <w:rPr>
+          <w:rFonts w:ascii="Times New Roman" w:hAnsi="Times New Roman"/>
+          <w:lang w:val="ru-RU"/>
+        </w:rPr>
+        <w:t xml:space="preserve"> </w:t>
+      </w:r>
+      <w:r>
+        <w:rPr>
+          <w:rFonts w:ascii="Times New Roman" w:hAnsi="Times New Roman"/>
+        </w:rPr>
+        <w:t>L</w:t>
+      </w:r>
+      <w:r>
+        <w:rPr>
+          <w:rFonts w:ascii="Times New Roman" w:hAnsi="Times New Roman"/>
+          <w:lang w:val="ru-RU"/>
+        </w:rPr>
+        <w:t xml:space="preserve">.) является широко ценимой и экономически значимой культурой, основным продуктом питания растущего населения мира, имеющим огромное промышленное применение. По данным </w:t>
+      </w:r>
+      <w:r>
+        <w:rPr>
+          <w:rFonts w:ascii="Times New Roman" w:hAnsi="Times New Roman"/>
+          <w:lang w:val="ru-RU"/>
+        </w:rPr>
+        <w:lastRenderedPageBreak/>
+        <w:t>Продовольственной и сельскохозяйственной организации ООН (</w:t>
+      </w:r>
+      <w:r>
+        <w:rPr>
+          <w:rFonts w:ascii="Times New Roman" w:hAnsi="Times New Roman"/>
+        </w:rPr>
+        <w:t>FAO</w:t>
+      </w:r>
+      <w:r>
+        <w:rPr>
+          <w:rFonts w:ascii="Times New Roman" w:hAnsi="Times New Roman"/>
+          <w:lang w:val="ru-RU"/>
+        </w:rPr>
+        <w:t>), в 2023 г. в мире было произведено около 375 млн т картофеля. Значение картофеля определяется широким спектром его кулинарного использования: он является основным ингредиентом множества блюд. Однако для полного использования его потенциала и обеспечения доступности за пределами сезона сбора урожая необходимы надлежащие методы сохранения и переработки, такие как сушка, холодное хранение и консервирование. Среди способов переработки картофеля сушка относится к широко применяемым промышленным операциям, которые существенно влияют на качественные характеристики сухого картофеля: текстуру, цвет, вкус и пищевую ценность. Поэтому важно найти оптимальные условия сушки, позволяющие получить сухой картофель высокого качества с наилучшими пищевыми и функциональными свойствами.</w:t>
+      </w:r>
+    </w:p>
+    <w:p>
+      <w:pPr>
+        <w:rPr>
+          <w:lang w:val="ru-RU"/>
+        </w:rPr>
+      </w:pPr>
+      <w:r>
+        <w:rPr>
+          <w:rFonts w:ascii="Times New Roman" w:hAnsi="Times New Roman"/>
+          <w:lang w:val="ru-RU"/>
+        </w:rPr>
+        <w:t>Согласно ряду исследований, разные способы сушки влияют на микроструктуру и морфологию картофеля. К наиболее распространённым относятся сублимационная сушка (</w:t>
+      </w:r>
+      <w:r>
+        <w:rPr>
+          <w:rFonts w:ascii="Times New Roman" w:hAnsi="Times New Roman"/>
+        </w:rPr>
+        <w:t>FD</w:t>
+      </w:r>
+      <w:r>
+        <w:rPr>
+          <w:rFonts w:ascii="Times New Roman" w:hAnsi="Times New Roman"/>
+          <w:lang w:val="ru-RU"/>
+        </w:rPr>
+        <w:t>), сушка в сушильном шкафу (</w:t>
+      </w:r>
+      <w:r>
+        <w:rPr>
+          <w:rFonts w:ascii="Times New Roman" w:hAnsi="Times New Roman"/>
+        </w:rPr>
+        <w:t>OD</w:t>
+      </w:r>
+      <w:r>
+        <w:rPr>
+          <w:rFonts w:ascii="Times New Roman" w:hAnsi="Times New Roman"/>
+          <w:lang w:val="ru-RU"/>
+        </w:rPr>
+        <w:t>), инфракрасная сушка (</w:t>
+      </w:r>
+      <w:r>
+        <w:rPr>
+          <w:rFonts w:ascii="Times New Roman" w:hAnsi="Times New Roman"/>
+        </w:rPr>
+        <w:t>ID</w:t>
+      </w:r>
+      <w:r>
+        <w:rPr>
+          <w:rFonts w:ascii="Times New Roman" w:hAnsi="Times New Roman"/>
+          <w:lang w:val="ru-RU"/>
+        </w:rPr>
+        <w:t>), микроволновая сушка (</w:t>
+      </w:r>
+      <w:r>
+        <w:rPr>
+          <w:rFonts w:ascii="Times New Roman" w:hAnsi="Times New Roman"/>
+        </w:rPr>
+        <w:t>MD</w:t>
+      </w:r>
+      <w:r>
+        <w:rPr>
+          <w:rFonts w:ascii="Times New Roman" w:hAnsi="Times New Roman"/>
+          <w:lang w:val="ru-RU"/>
+        </w:rPr>
+        <w:t>) и электрогидродинамическая сушка (</w:t>
+      </w:r>
+      <w:r>
+        <w:rPr>
+          <w:rFonts w:ascii="Times New Roman" w:hAnsi="Times New Roman"/>
+        </w:rPr>
+        <w:t>ED</w:t>
+      </w:r>
+      <w:r>
+        <w:rPr>
+          <w:rFonts w:ascii="Times New Roman" w:hAnsi="Times New Roman"/>
+          <w:lang w:val="ru-RU"/>
+        </w:rPr>
+        <w:t xml:space="preserve">). Эти способы различаются механизмами тепло- и массопереноса, энергоэффективностью, длительностью и качеством получаемого продукта. </w:t>
+      </w:r>
+      <w:r>
+        <w:rPr>
+          <w:rFonts w:ascii="Times New Roman" w:hAnsi="Times New Roman"/>
+        </w:rPr>
+        <w:t>OD</w:t>
+      </w:r>
+      <w:r>
+        <w:rPr>
+          <w:rFonts w:ascii="Times New Roman" w:hAnsi="Times New Roman"/>
+          <w:lang w:val="ru-RU"/>
+        </w:rPr>
+        <w:t xml:space="preserve"> является традиционным способом, при котором влага удаляется с поверхности и из внутренних слоёв картофеля горячим воздухом. Он относительно прост и экономичен, но может вызывать сильную усадку, растрескивание и затвердевание тканей картофеля. При </w:t>
+      </w:r>
+      <w:r>
+        <w:rPr>
+          <w:rFonts w:ascii="Times New Roman" w:hAnsi="Times New Roman"/>
+        </w:rPr>
+        <w:t>FD</w:t>
+      </w:r>
+      <w:r>
+        <w:rPr>
+          <w:rFonts w:ascii="Times New Roman" w:hAnsi="Times New Roman"/>
+          <w:lang w:val="ru-RU"/>
+        </w:rPr>
+        <w:t xml:space="preserve"> влага удаляется путём сублимации, при этом наблюдаются минимальная усадка образцов и минимальное повреждение ткани картофеля. Однако этот способ энергоёмок, длителен и дорог. </w:t>
+      </w:r>
+      <w:r>
+        <w:rPr>
+          <w:rFonts w:ascii="Times New Roman" w:hAnsi="Times New Roman"/>
+        </w:rPr>
+        <w:t>ID</w:t>
+      </w:r>
+      <w:r>
+        <w:rPr>
+          <w:rFonts w:ascii="Times New Roman" w:hAnsi="Times New Roman"/>
+          <w:lang w:val="ru-RU"/>
+        </w:rPr>
+        <w:t xml:space="preserve"> сокращает время сушки и энергопотребление, улучшает цвет и способность картофельных продуктов к регидратации за счёт прямого и равномерного нагрева ткани электромагнитным излучением. Однако у этого подхода ограничена глубина проникновения в материал.</w:t>
+      </w:r>
+    </w:p>
+    <w:p>
+      <w:r>
+        <w:rPr>
+          <w:rFonts w:ascii="Times New Roman" w:hAnsi="Times New Roman"/>
+          <w:lang w:val="ru-RU"/>
+        </w:rPr>
+        <w:lastRenderedPageBreak/>
+        <w:t xml:space="preserve">Влияние разных способов сушки на качество и физико-химические характеристики сухого картофеля изучалось в ряде работ. </w:t>
+      </w:r>
+      <w:proofErr w:type="spellStart"/>
+      <w:r>
+        <w:rPr>
+          <w:rFonts w:ascii="Times New Roman" w:hAnsi="Times New Roman"/>
+        </w:rPr>
+        <w:t>Buzera</w:t>
+      </w:r>
+      <w:proofErr w:type="spellEnd"/>
+      <w:r>
+        <w:rPr>
+          <w:rFonts w:ascii="Times New Roman" w:hAnsi="Times New Roman"/>
+          <w:lang w:val="ru-RU"/>
+        </w:rPr>
+        <w:t xml:space="preserve"> и </w:t>
+      </w:r>
+      <w:proofErr w:type="spellStart"/>
+      <w:r>
+        <w:rPr>
+          <w:rFonts w:ascii="Times New Roman" w:hAnsi="Times New Roman"/>
+          <w:lang w:val="ru-RU"/>
+        </w:rPr>
+        <w:t>соавт</w:t>
+      </w:r>
+      <w:proofErr w:type="spellEnd"/>
+      <w:r>
+        <w:rPr>
+          <w:rFonts w:ascii="Times New Roman" w:hAnsi="Times New Roman"/>
+          <w:lang w:val="ru-RU"/>
+        </w:rPr>
+        <w:t xml:space="preserve">. исследовали влияние разных способов предварительной обработки и сушки на качество картофельной муки. Они установили, что </w:t>
+      </w:r>
+      <w:r>
+        <w:rPr>
+          <w:rFonts w:ascii="Times New Roman" w:hAnsi="Times New Roman"/>
+        </w:rPr>
+        <w:t>FD</w:t>
+      </w:r>
+      <w:r>
+        <w:rPr>
+          <w:rFonts w:ascii="Times New Roman" w:hAnsi="Times New Roman"/>
+          <w:lang w:val="ru-RU"/>
+        </w:rPr>
+        <w:t xml:space="preserve"> даёт более светлую муку с хорошей сыпучестью, тогда как варка и бланширование при 95 °</w:t>
+      </w:r>
+      <w:r>
+        <w:rPr>
+          <w:rFonts w:ascii="Times New Roman" w:hAnsi="Times New Roman"/>
+        </w:rPr>
+        <w:t>C</w:t>
+      </w:r>
+      <w:r>
+        <w:rPr>
+          <w:rFonts w:ascii="Times New Roman" w:hAnsi="Times New Roman"/>
+          <w:lang w:val="ru-RU"/>
+        </w:rPr>
+        <w:t xml:space="preserve"> в сочетании с </w:t>
+      </w:r>
+      <w:r>
+        <w:rPr>
+          <w:rFonts w:ascii="Times New Roman" w:hAnsi="Times New Roman"/>
+        </w:rPr>
+        <w:t>OD</w:t>
+      </w:r>
+      <w:r>
+        <w:rPr>
+          <w:rFonts w:ascii="Times New Roman" w:hAnsi="Times New Roman"/>
+          <w:lang w:val="ru-RU"/>
+        </w:rPr>
+        <w:t xml:space="preserve"> повреждают крахмальные гранулы и ухудшают качество муки. Аналогично </w:t>
+      </w:r>
+      <w:r>
+        <w:rPr>
+          <w:rFonts w:ascii="Times New Roman" w:hAnsi="Times New Roman"/>
+        </w:rPr>
+        <w:t>Ando</w:t>
+      </w:r>
+      <w:r>
+        <w:rPr>
+          <w:rFonts w:ascii="Times New Roman" w:hAnsi="Times New Roman"/>
+          <w:lang w:val="ru-RU"/>
+        </w:rPr>
+        <w:t xml:space="preserve"> и </w:t>
+      </w:r>
+      <w:r>
+        <w:rPr>
+          <w:rFonts w:ascii="Times New Roman" w:hAnsi="Times New Roman"/>
+        </w:rPr>
+        <w:t>Nei</w:t>
+      </w:r>
+      <w:r>
+        <w:rPr>
+          <w:rFonts w:ascii="Times New Roman" w:hAnsi="Times New Roman"/>
+          <w:lang w:val="ru-RU"/>
+        </w:rPr>
+        <w:t xml:space="preserve"> показали, что образцы картофеля после </w:t>
+      </w:r>
+      <w:proofErr w:type="spellStart"/>
+      <w:r>
+        <w:rPr>
+          <w:rFonts w:ascii="Times New Roman" w:hAnsi="Times New Roman"/>
+          <w:lang w:val="ru-RU"/>
+        </w:rPr>
+        <w:t>микроволново</w:t>
+      </w:r>
+      <w:proofErr w:type="spellEnd"/>
+      <w:r>
+        <w:rPr>
+          <w:rFonts w:ascii="Times New Roman" w:hAnsi="Times New Roman"/>
+          <w:lang w:val="ru-RU"/>
+        </w:rPr>
+        <w:t xml:space="preserve">-вакуумной сушки, как правило, имеют более высокую пористость, а образцы, высушенные воздухом, заметно усаживаются. В отличие от этого, </w:t>
+      </w:r>
+      <w:r>
+        <w:rPr>
+          <w:rFonts w:ascii="Times New Roman" w:hAnsi="Times New Roman"/>
+        </w:rPr>
+        <w:t>Wang</w:t>
+      </w:r>
+      <w:r>
+        <w:rPr>
+          <w:rFonts w:ascii="Times New Roman" w:hAnsi="Times New Roman"/>
+          <w:lang w:val="ru-RU"/>
+        </w:rPr>
+        <w:t xml:space="preserve"> и </w:t>
+      </w:r>
+      <w:proofErr w:type="spellStart"/>
+      <w:r>
+        <w:rPr>
+          <w:rFonts w:ascii="Times New Roman" w:hAnsi="Times New Roman"/>
+          <w:lang w:val="ru-RU"/>
+        </w:rPr>
+        <w:t>соавт</w:t>
+      </w:r>
+      <w:proofErr w:type="spellEnd"/>
+      <w:r>
+        <w:rPr>
+          <w:rFonts w:ascii="Times New Roman" w:hAnsi="Times New Roman"/>
+          <w:lang w:val="ru-RU"/>
+        </w:rPr>
+        <w:t>. сравнили сушку воздушными струями, сушку горячим воздухом с инфракрасным нагревом и сушку горячим воздухом картофеля с контролем температуры и влажности. Их исследование показало, что наиболее эффективной была сушка горячим воздухом: она обеспечивала более быстрое обезвоживание, лучшее сохранение цвета, высокое содержание аскорбиновой кислоты, повышенную скорость регидратации и наименьшее энергопотребление.</w:t>
+      </w:r>
+    </w:p>
+    <w:p>
+      <w:pPr>
+        <w:rPr>
+          <w:lang w:val="ru-RU"/>
+        </w:rPr>
+      </w:pPr>
+      <w:r>
+        <w:rPr>
+          <w:rFonts w:ascii="Times New Roman" w:hAnsi="Times New Roman"/>
+          <w:lang w:val="ru-RU"/>
+        </w:rPr>
+        <w:t xml:space="preserve">Для устранения этих пробелов в работе предложен гибридный инструмент оценки качества </w:t>
+      </w:r>
+      <w:r>
+        <w:rPr>
+          <w:rFonts w:ascii="Times New Roman" w:hAnsi="Times New Roman"/>
+        </w:rPr>
+        <w:t>HQSE</w:t>
+      </w:r>
+      <w:r>
+        <w:rPr>
+          <w:rFonts w:ascii="Times New Roman" w:hAnsi="Times New Roman"/>
+          <w:lang w:val="ru-RU"/>
+        </w:rPr>
+        <w:t xml:space="preserve">, позволяющий лучше понять влияние разных способов сушки на качество картофеля. Этот инновационный инструмент использует современную трёхмерную рентгеновскую микрокомпьютерную томографию для количественной оценки микроструктурных изменений и их влияния на качество и энергопотребление. На основе </w:t>
+      </w:r>
+      <w:r>
+        <w:rPr>
+          <w:rFonts w:ascii="Times New Roman" w:hAnsi="Times New Roman"/>
+        </w:rPr>
+        <w:t>HQSE</w:t>
+      </w:r>
+      <w:r>
+        <w:rPr>
+          <w:rFonts w:ascii="Times New Roman" w:hAnsi="Times New Roman"/>
+          <w:lang w:val="ru-RU"/>
+        </w:rPr>
+        <w:t xml:space="preserve"> получены новые показатели, индекс качества </w:t>
+      </w:r>
+      <w:r>
+        <w:rPr>
+          <w:rFonts w:ascii="Times New Roman" w:hAnsi="Times New Roman"/>
+        </w:rPr>
+        <w:t>QI</w:t>
+      </w:r>
+      <w:r>
+        <w:rPr>
+          <w:rFonts w:ascii="Times New Roman" w:hAnsi="Times New Roman"/>
+          <w:lang w:val="ru-RU"/>
+        </w:rPr>
+        <w:t xml:space="preserve"> и индекс удельного энергопотребления </w:t>
+      </w:r>
+      <w:r>
+        <w:rPr>
+          <w:rFonts w:ascii="Times New Roman" w:hAnsi="Times New Roman"/>
+        </w:rPr>
+        <w:t>SECI</w:t>
+      </w:r>
+      <w:r>
+        <w:rPr>
+          <w:rFonts w:ascii="Times New Roman" w:hAnsi="Times New Roman"/>
+          <w:lang w:val="ru-RU"/>
+        </w:rPr>
+        <w:t>, и разработаны математические модели. Эти модели предназначены для одновременного прогнозирования оптимальных условий сушки, которые обеспечивают высокое сохранение качества при минимальном энергопотреблении. В исследовании изучены трёхмерные изменения микроструктуры картофеля при трёх способах сушки (</w:t>
+      </w:r>
+      <w:r>
+        <w:rPr>
+          <w:rFonts w:ascii="Times New Roman" w:hAnsi="Times New Roman"/>
+        </w:rPr>
+        <w:t>FD</w:t>
+      </w:r>
+      <w:r>
+        <w:rPr>
+          <w:rFonts w:ascii="Times New Roman" w:hAnsi="Times New Roman"/>
+          <w:lang w:val="ru-RU"/>
+        </w:rPr>
+        <w:t xml:space="preserve">, </w:t>
+      </w:r>
+      <w:r>
+        <w:rPr>
+          <w:rFonts w:ascii="Times New Roman" w:hAnsi="Times New Roman"/>
+        </w:rPr>
+        <w:t>ID</w:t>
+      </w:r>
+      <w:r>
+        <w:rPr>
+          <w:rFonts w:ascii="Times New Roman" w:hAnsi="Times New Roman"/>
+          <w:lang w:val="ru-RU"/>
+        </w:rPr>
+        <w:t xml:space="preserve"> и </w:t>
+      </w:r>
+      <w:r>
+        <w:rPr>
+          <w:rFonts w:ascii="Times New Roman" w:hAnsi="Times New Roman"/>
+        </w:rPr>
+        <w:t>OD</w:t>
+      </w:r>
+      <w:r>
+        <w:rPr>
+          <w:rFonts w:ascii="Times New Roman" w:hAnsi="Times New Roman"/>
+          <w:lang w:val="ru-RU"/>
+        </w:rPr>
+        <w:t xml:space="preserve">). Важные морфологические признаки, извлечённые из трёхмерных данных, были сопоставлены с качеством картофеля после обработки. </w:t>
+      </w:r>
+      <w:r>
+        <w:rPr>
+          <w:rFonts w:ascii="Times New Roman" w:hAnsi="Times New Roman"/>
+        </w:rPr>
+        <w:t>HQSE</w:t>
+      </w:r>
+      <w:r>
+        <w:rPr>
+          <w:rFonts w:ascii="Times New Roman" w:hAnsi="Times New Roman"/>
+          <w:lang w:val="ru-RU"/>
+        </w:rPr>
+        <w:t xml:space="preserve"> был разработан и </w:t>
+      </w:r>
+      <w:r>
+        <w:rPr>
+          <w:rFonts w:ascii="Times New Roman" w:hAnsi="Times New Roman"/>
+          <w:lang w:val="ru-RU"/>
+        </w:rPr>
+        <w:lastRenderedPageBreak/>
+        <w:t xml:space="preserve">использован для оценки </w:t>
+      </w:r>
+      <w:r>
+        <w:rPr>
+          <w:rFonts w:ascii="Times New Roman" w:hAnsi="Times New Roman"/>
+        </w:rPr>
+        <w:t>QI</w:t>
+      </w:r>
+      <w:r>
+        <w:rPr>
+          <w:rFonts w:ascii="Times New Roman" w:hAnsi="Times New Roman"/>
+          <w:lang w:val="ru-RU"/>
+        </w:rPr>
+        <w:t xml:space="preserve"> и </w:t>
+      </w:r>
+      <w:r>
+        <w:rPr>
+          <w:rFonts w:ascii="Times New Roman" w:hAnsi="Times New Roman"/>
+        </w:rPr>
+        <w:t>SECI</w:t>
+      </w:r>
+      <w:r>
+        <w:rPr>
+          <w:rFonts w:ascii="Times New Roman" w:hAnsi="Times New Roman"/>
+          <w:lang w:val="ru-RU"/>
+        </w:rPr>
+        <w:t xml:space="preserve"> при разных способах и длительностях сушки. Введённые индексы позволили прогнозировать оптимальный способ сушки с помощью многокритериальной оптимизации, что открывает перспективы для гибридных методов сушки.</w:t>
+      </w:r>
+    </w:p>
+    <w:p>
+      <w:r>
+        <w:rPr>
+          <w:rFonts w:ascii="Times New Roman" w:hAnsi="Times New Roman"/>
+          <w:lang w:val="ru-RU"/>
+        </w:rPr>
+        <w:t>В исследовании изучено влияние трёх способов сушки (</w:t>
+      </w:r>
+      <w:r>
+        <w:rPr>
+          <w:rFonts w:ascii="Times New Roman" w:hAnsi="Times New Roman"/>
+        </w:rPr>
+        <w:t>FD</w:t>
+      </w:r>
+      <w:r>
+        <w:rPr>
+          <w:rFonts w:ascii="Times New Roman" w:hAnsi="Times New Roman"/>
+          <w:lang w:val="ru-RU"/>
+        </w:rPr>
+        <w:t xml:space="preserve">, </w:t>
+      </w:r>
+      <w:r>
+        <w:rPr>
+          <w:rFonts w:ascii="Times New Roman" w:hAnsi="Times New Roman"/>
+        </w:rPr>
+        <w:t>ID</w:t>
+      </w:r>
+      <w:r>
+        <w:rPr>
+          <w:rFonts w:ascii="Times New Roman" w:hAnsi="Times New Roman"/>
+          <w:lang w:val="ru-RU"/>
+        </w:rPr>
+        <w:t xml:space="preserve"> и </w:t>
+      </w:r>
+      <w:r>
+        <w:rPr>
+          <w:rFonts w:ascii="Times New Roman" w:hAnsi="Times New Roman"/>
+        </w:rPr>
+        <w:t>OD</w:t>
+      </w:r>
+      <w:r>
+        <w:rPr>
+          <w:rFonts w:ascii="Times New Roman" w:hAnsi="Times New Roman"/>
+          <w:lang w:val="ru-RU"/>
+        </w:rPr>
+        <w:t xml:space="preserve">) на морфологические признаки и качественные характеристики картофеля после обработки. Результаты показали, что все три испытанных способа существенно влияют на общее качество сухих образцов картофеля. Разработанный </w:t>
+      </w:r>
+      <w:r>
+        <w:rPr>
+          <w:rFonts w:ascii="Times New Roman" w:hAnsi="Times New Roman"/>
+        </w:rPr>
+        <w:t>HQSE</w:t>
+      </w:r>
+      <w:r>
+        <w:rPr>
+          <w:rFonts w:ascii="Times New Roman" w:hAnsi="Times New Roman"/>
+          <w:lang w:val="ru-RU"/>
+        </w:rPr>
+        <w:t xml:space="preserve"> позволил точно описать изменения качества продукта и удельного энергопотребления при разных способах сушки. Выяснилось, что </w:t>
+      </w:r>
+      <w:r>
+        <w:rPr>
+          <w:rFonts w:ascii="Times New Roman" w:hAnsi="Times New Roman"/>
+        </w:rPr>
+        <w:t>FD</w:t>
+      </w:r>
+      <w:r>
+        <w:rPr>
+          <w:rFonts w:ascii="Times New Roman" w:hAnsi="Times New Roman"/>
+          <w:lang w:val="ru-RU"/>
+        </w:rPr>
+        <w:t xml:space="preserve"> заметно превосходила два других способа, обеспечивая более высокий комплексный индекс качества при всех длительностях сушки. Однако результаты по энергопотреблению показали необходимость соблюдать баланс между качеством продукта и эффективностью процесса. Применение многокритериальной оптимизации позволило подробно проанализировать компромисс между оптимальным качеством и энергопотреблением.</w:t>
+      </w:r>
+    </w:p>
+    <w:p>
+      <w:pPr>
+        <w:rPr>
+          <w:lang w:val="ru-RU"/>
+        </w:rPr>
+      </w:pPr>
+      <w:r>
+        <w:rPr>
+          <w:rFonts w:ascii="Times New Roman" w:hAnsi="Times New Roman"/>
+          <w:lang w:val="ru-RU"/>
+        </w:rPr>
+        <w:t>Разработанные математические модели точно описывали изменение качества и энергопотребления в ходе сушки тремя способами. Полученные результаты дают важную информацию для проектирования гибридных систем сушки кубиков картофеля, в которых сильные стороны разных способов используются на разных стадиях для повышения общей эффективности процесса. Исследование ограничено одним сортом картофеля и лабораторным масштабом сушки. В будущих работах следует изучить более широкий круг пищевых материалов и перейти к промышленному масштабу для оптимизации гибридных систем сушки. Кроме того, дальнейшие исследования должны быть направлены на объединение этих способов в одном гибридном сушильном агрегате для повышения эффективности и улучшения контроля качества.</w:t>
+      </w:r>
+    </w:p>
+    <w:p>
+      <w:pPr>
+        <w:pStyle w:val="1"/>
+        <w:pageBreakBefore/>
         <w:rPr>
           <w:lang w:val="ru-RU"/>
         </w:rPr>

--- a/Отчет_ИКБО-10-24_ЧудаевИС_КТ2.docx
+++ b/Отчет_ИКБО-10-24_ЧудаевИС_КТ2.docx
@@ -242,7 +242,7 @@
                 </mc:Choice>
                 <mc:Fallback>
                   <w:pict>
-                    <v:line w14:anchorId="5FDAD415" id="Прямая соединительная линия 1" o:spid="_x0000_s1026" style="flip:y;visibility:visible;mso-wrap-style:square;mso-left-percent:-10001;mso-top-percent:-10001;mso-position-horizontal:absolute;mso-position-horizontal-relative:char;mso-position-vertical:absolute;mso-position-vertical-relative:line;mso-left-percent:-10001;mso-top-percent:-10001" from="0,0" to="441pt,.1pt" o:gfxdata="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" strokeweight="3pt">
+                    <v:line w14:anchorId="32121A47" id="Прямая соединительная линия 1" o:spid="_x0000_s1026" style="flip:y;visibility:visible;mso-wrap-style:square;mso-left-percent:-10001;mso-top-percent:-10001;mso-position-horizontal:absolute;mso-position-horizontal-relative:char;mso-position-vertical:absolute;mso-position-vertical-relative:line;mso-left-percent:-10001;mso-top-percent:-10001" from="0,0" to="441pt,.1pt" o:gfxdata="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" strokeweight="3pt">
                       <v:stroke linestyle="thinThin"/>
                       <w10:anchorlock/>
                     </v:line>
@@ -267,93 +267,93 @@
       <w:proofErr w:type="spellStart"/>
       <w:r>
         <w:rPr>
-          <w:rFonts w:cs="Times New Roman" w:ascii="Times New Roman" w:hAnsi="Times New Roman"/>
-          <w:b/>
-          <w:sz w:val="24"/>
-          <w:szCs w:val="24"/>
-        </w:rPr>
-        <w:t>Институт</w:t>
-      </w:r>
-      <w:proofErr w:type="spellEnd"/>
-      <w:r>
-        <w:rPr>
-          <w:rFonts w:cs="Times New Roman" w:ascii="Times New Roman" w:hAnsi="Times New Roman"/>
-          <w:b/>
-          <w:sz w:val="24"/>
-          <w:szCs w:val="24"/>
-        </w:rPr>
-        <w:t xml:space="preserve"> </w:t>
-      </w:r>
-      <w:proofErr w:type="spellStart"/>
-      <w:r>
-        <w:rPr>
-          <w:rFonts w:cs="Times New Roman" w:ascii="Times New Roman" w:hAnsi="Times New Roman"/>
-          <w:b/>
-          <w:sz w:val="24"/>
-          <w:szCs w:val="24"/>
-        </w:rPr>
-        <w:t>информационных</w:t>
-      </w:r>
-      <w:proofErr w:type="spellEnd"/>
-      <w:r>
-        <w:rPr>
-          <w:rFonts w:cs="Times New Roman" w:ascii="Times New Roman" w:hAnsi="Times New Roman"/>
-          <w:b/>
-          <w:sz w:val="24"/>
-          <w:szCs w:val="24"/>
-        </w:rPr>
-        <w:t xml:space="preserve"> </w:t>
-      </w:r>
-      <w:proofErr w:type="spellStart"/>
-      <w:r>
-        <w:rPr>
-          <w:rFonts w:cs="Times New Roman" w:ascii="Times New Roman" w:hAnsi="Times New Roman"/>
-          <w:b/>
-          <w:sz w:val="24"/>
-          <w:szCs w:val="24"/>
-        </w:rPr>
-        <w:t>технологий</w:t>
-      </w:r>
-      <w:proofErr w:type="spellEnd"/>
-      <w:r>
-        <w:rPr>
-          <w:rFonts w:cs="Times New Roman" w:ascii="Times New Roman" w:hAnsi="Times New Roman"/>
-          <w:b/>
-          <w:sz w:val="24"/>
-          <w:szCs w:val="24"/>
-        </w:rPr>
-        <w:t xml:space="preserve"> (ИИТ)</w:t>
-      </w:r>
-    </w:p>
-    <w:p>
-      <w:pPr>
-        <w:spacing w:line="240" w:lineRule="auto"/>
-        <w:jc w:val="center"/>
-        <w:rPr>
           <w:rFonts w:cs="Times New Roman"/>
           <w:b/>
           <w:sz w:val="24"/>
           <w:szCs w:val="24"/>
-          <w:lang w:val="ru-RU"/>
-        </w:rPr>
-      </w:pPr>
-      <w:r>
-        <w:rPr>
-          <w:rFonts w:cs="Times New Roman" w:ascii="Times New Roman" w:hAnsi="Times New Roman"/>
+        </w:rPr>
+        <w:t>Институт</w:t>
+      </w:r>
+      <w:proofErr w:type="spellEnd"/>
+      <w:r>
+        <w:rPr>
+          <w:rFonts w:cs="Times New Roman"/>
           <w:b/>
           <w:sz w:val="24"/>
           <w:szCs w:val="24"/>
-          <w:lang w:val="ru-RU"/>
-        </w:rPr>
-        <w:t>Кафедра инструментального и прикладного программного обеспечения (</w:t>
+        </w:rPr>
+        <w:t xml:space="preserve"> </w:t>
       </w:r>
       <w:proofErr w:type="spellStart"/>
       <w:r>
         <w:rPr>
-          <w:rFonts w:cs="Times New Roman" w:ascii="Times New Roman" w:hAnsi="Times New Roman"/>
+          <w:rFonts w:cs="Times New Roman"/>
           <w:b/>
           <w:sz w:val="24"/>
           <w:szCs w:val="24"/>
+        </w:rPr>
+        <w:t>информационных</w:t>
+      </w:r>
+      <w:proofErr w:type="spellEnd"/>
+      <w:r>
+        <w:rPr>
+          <w:rFonts w:cs="Times New Roman"/>
+          <w:b/>
+          <w:sz w:val="24"/>
+          <w:szCs w:val="24"/>
+        </w:rPr>
+        <w:t xml:space="preserve"> </w:t>
+      </w:r>
+      <w:proofErr w:type="spellStart"/>
+      <w:r>
+        <w:rPr>
+          <w:rFonts w:cs="Times New Roman"/>
+          <w:b/>
+          <w:sz w:val="24"/>
+          <w:szCs w:val="24"/>
+        </w:rPr>
+        <w:t>технологий</w:t>
+      </w:r>
+      <w:proofErr w:type="spellEnd"/>
+      <w:r>
+        <w:rPr>
+          <w:rFonts w:cs="Times New Roman"/>
+          <w:b/>
+          <w:sz w:val="24"/>
+          <w:szCs w:val="24"/>
+        </w:rPr>
+        <w:t xml:space="preserve"> (ИИТ)</w:t>
+      </w:r>
+    </w:p>
+    <w:p>
+      <w:pPr>
+        <w:spacing w:line="240" w:lineRule="auto"/>
+        <w:jc w:val="center"/>
+        <w:rPr>
+          <w:rFonts w:cs="Times New Roman"/>
+          <w:b/>
+          <w:sz w:val="24"/>
+          <w:szCs w:val="24"/>
+          <w:lang w:val="ru-RU"/>
+        </w:rPr>
+      </w:pPr>
+      <w:r>
+        <w:rPr>
+          <w:rFonts w:cs="Times New Roman"/>
+          <w:b/>
+          <w:sz w:val="24"/>
+          <w:szCs w:val="24"/>
+          <w:lang w:val="ru-RU"/>
+        </w:rPr>
+        <w:t>Кафедра инструментального и прикладного программного обеспечения (</w:t>
+      </w:r>
+      <w:proofErr w:type="spellStart"/>
+      <w:r>
+        <w:rPr>
+          <w:rFonts w:cs="Times New Roman"/>
+          <w:b/>
+          <w:sz w:val="24"/>
+          <w:szCs w:val="24"/>
           <w:lang w:val="ru-RU"/>
         </w:rPr>
         <w:t>ИиППО</w:t>
@@ -361,7 +361,7 @@
       <w:proofErr w:type="spellEnd"/>
       <w:r>
         <w:rPr>
-          <w:rFonts w:cs="Times New Roman" w:ascii="Times New Roman" w:hAnsi="Times New Roman"/>
+          <w:rFonts w:cs="Times New Roman"/>
           <w:b/>
           <w:sz w:val="24"/>
           <w:szCs w:val="24"/>
@@ -404,7 +404,7 @@
       </w:pPr>
       <w:r>
         <w:rPr>
-          <w:rFonts w:cs="Times New Roman" w:ascii="Times New Roman" w:hAnsi="Times New Roman"/>
+          <w:rFonts w:cs="Times New Roman"/>
           <w:b/>
           <w:sz w:val="32"/>
           <w:szCs w:val="32"/>
@@ -415,9 +415,6 @@
     </w:p>
     <w:p>
       <w:pPr>
-        <w:spacing w:line="360" w:lineRule="auto"/>
-        <w:ind w:firstLine="709"/>
-        <w:jc w:val="both"/>
         <w:rPr>
           <w:rFonts w:cs="Times New Roman"/>
           <w:b/>
@@ -427,9 +424,7 @@
       </w:pPr>
       <w:r>
         <w:rPr>
-          <w:rFonts w:cs="Times New Roman" w:ascii="Times New Roman" w:hAnsi="Times New Roman"/>
-          <w:b w:val="0"/>
-          <w:sz w:val="28"/>
+          <w:rFonts w:cs="Times New Roman"/>
           <w:szCs w:val="28"/>
           <w:lang w:val="ru-RU"/>
         </w:rPr>
@@ -437,9 +432,7 @@
       </w:r>
       <w:r>
         <w:rPr>
-          <w:rFonts w:ascii="Times New Roman" w:hAnsi="Times New Roman"/>
-          <w:b w:val="0"/>
-          <w:sz w:val="28"/>
+          <w:lang w:val="ru-RU"/>
         </w:rPr>
         <w:br/>
         <w:t>Тема: «Производство сухого картофельного пюре»</w:t>
@@ -476,7 +469,7 @@
       </w:pPr>
       <w:r>
         <w:rPr>
-          <w:rFonts w:cs="Times New Roman" w:ascii="Times New Roman" w:hAnsi="Times New Roman"/>
+          <w:rFonts w:cs="Times New Roman"/>
           <w:szCs w:val="28"/>
           <w:lang w:val="ru-RU"/>
         </w:rPr>
@@ -695,19 +688,8 @@
                 <w:szCs w:val="24"/>
                 <w:lang w:val="ru-RU"/>
               </w:rPr>
-              <w:t xml:space="preserve">                  Чудаев </w:t>
-            </w:r>
-            <w:proofErr w:type="gramStart"/>
-            <w:r>
-              <w:rPr>
-                <w:rFonts w:cs="Times New Roman"/>
-                <w:sz w:val="24"/>
-                <w:szCs w:val="24"/>
-                <w:lang w:val="ru-RU"/>
-              </w:rPr>
-              <w:t>И.С.</w:t>
-            </w:r>
-            <w:proofErr w:type="gramEnd"/>
+              <w:t xml:space="preserve">                  Чудаев И.С.</w:t>
+            </w:r>
           </w:p>
           <w:p>
             <w:pPr>
@@ -1016,19 +998,8 @@
                 <w:szCs w:val="24"/>
                 <w:lang w:val="ru-RU"/>
               </w:rPr>
-              <w:t xml:space="preserve">                  Синицын </w:t>
-            </w:r>
-            <w:proofErr w:type="gramStart"/>
-            <w:r>
-              <w:rPr>
-                <w:rFonts w:cs="Times New Roman"/>
-                <w:sz w:val="24"/>
-                <w:szCs w:val="24"/>
-                <w:lang w:val="ru-RU"/>
-              </w:rPr>
-              <w:t>А.В.</w:t>
-            </w:r>
-            <w:proofErr w:type="gramEnd"/>
+              <w:t xml:space="preserve">                  Синицын А.В.</w:t>
+            </w:r>
           </w:p>
           <w:p>
             <w:pPr>
@@ -1240,19 +1211,8 @@
                 <w:szCs w:val="24"/>
                 <w:lang w:val="ru-RU"/>
               </w:rPr>
-              <w:t xml:space="preserve">Жиркова </w:t>
-            </w:r>
-            <w:proofErr w:type="gramStart"/>
-            <w:r>
-              <w:rPr>
-                <w:rFonts w:cs="Times New Roman"/>
-                <w:sz w:val="24"/>
-                <w:szCs w:val="24"/>
-                <w:lang w:val="ru-RU"/>
-              </w:rPr>
-              <w:t>М.И.</w:t>
-            </w:r>
-            <w:proofErr w:type="gramEnd"/>
+              <w:t>Жиркова М.И.</w:t>
+            </w:r>
           </w:p>
           <w:p>
             <w:pPr>
@@ -1323,41 +1283,32 @@
     <w:p>
       <w:pPr>
         <w:spacing w:line="240" w:lineRule="auto"/>
+        <w:ind w:firstLine="0"/>
+        <w:jc w:val="center"/>
         <w:rPr>
           <w:rFonts w:cs="Times New Roman"/>
           <w:szCs w:val="28"/>
-          <w:lang w:val="ru-RU"/>
-        </w:rPr>
-      </w:pPr>
-    </w:p>
-    <w:p>
-      <w:pPr>
-        <w:spacing w:line="240" w:lineRule="auto"/>
-        <w:jc w:val="center"/>
+        </w:rPr>
+      </w:pPr>
+      <w:proofErr w:type="spellStart"/>
+      <w:r>
         <w:rPr>
           <w:rFonts w:cs="Times New Roman"/>
           <w:szCs w:val="28"/>
         </w:rPr>
-      </w:pPr>
-      <w:proofErr w:type="spellStart"/>
-      <w:r>
-        <w:rPr>
-          <w:rFonts w:cs="Times New Roman" w:ascii="Times New Roman" w:hAnsi="Times New Roman"/>
+        <w:t>Москва</w:t>
+      </w:r>
+      <w:proofErr w:type="spellEnd"/>
+      <w:r>
+        <w:rPr>
+          <w:rFonts w:cs="Times New Roman"/>
           <w:szCs w:val="28"/>
         </w:rPr>
-        <w:t>Москва</w:t>
-      </w:r>
-      <w:proofErr w:type="spellEnd"/>
-      <w:r>
-        <w:rPr>
-          <w:rFonts w:cs="Times New Roman" w:ascii="Times New Roman" w:hAnsi="Times New Roman"/>
-          <w:szCs w:val="28"/>
-        </w:rPr>
         <w:t xml:space="preserve"> 2026 г.</w:t>
       </w:r>
       <w:r>
         <w:rPr>
-          <w:rFonts w:cs="Times New Roman" w:ascii="Times New Roman" w:hAnsi="Times New Roman"/>
+          <w:rFonts w:cs="Times New Roman"/>
         </w:rPr>
         <w:br w:type="page" w:clear="all"/>
       </w:r>
@@ -1603,7 +1554,7 @@
                 </mc:Choice>
                 <mc:Fallback>
                   <w:pict>
-                    <v:line w14:anchorId="307E1DA4" id="Прямая соединительная линия 4" o:spid="_x0000_s1026" style="flip:y;visibility:visible;mso-wrap-style:square;mso-left-percent:-10001;mso-top-percent:-10001;mso-position-horizontal:absolute;mso-position-horizontal-relative:char;mso-position-vertical:absolute;mso-position-vertical-relative:line;mso-left-percent:-10001;mso-top-percent:-10001" from="0,0" to="441pt,.1pt" o:gfxdata="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" strokeweight="3pt">
+                    <v:line w14:anchorId="51EAD87F" id="Прямая соединительная линия 4" o:spid="_x0000_s1026" style="flip:y;visibility:visible;mso-wrap-style:square;mso-left-percent:-10001;mso-top-percent:-10001;mso-position-horizontal:absolute;mso-position-horizontal-relative:char;mso-position-vertical:absolute;mso-position-vertical-relative:line;mso-left-percent:-10001;mso-top-percent:-10001" from="0,0" to="441pt,.1pt" o:gfxdata="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" strokeweight="3pt">
                       <v:stroke linestyle="thinThin"/>
                       <w10:anchorlock/>
                     </v:line>
@@ -1628,104 +1579,104 @@
       <w:proofErr w:type="spellStart"/>
       <w:r>
         <w:rPr>
-          <w:rFonts w:cs="Times New Roman" w:ascii="Times New Roman" w:hAnsi="Times New Roman"/>
-          <w:b/>
-          <w:sz w:val="24"/>
-          <w:szCs w:val="24"/>
-        </w:rPr>
-        <w:t>Институт</w:t>
-      </w:r>
-      <w:proofErr w:type="spellEnd"/>
-      <w:r>
-        <w:rPr>
-          <w:rFonts w:cs="Times New Roman" w:ascii="Times New Roman" w:hAnsi="Times New Roman"/>
-          <w:b/>
-          <w:sz w:val="24"/>
-          <w:szCs w:val="24"/>
-        </w:rPr>
-        <w:t xml:space="preserve"> </w:t>
-      </w:r>
-      <w:proofErr w:type="spellStart"/>
-      <w:r>
-        <w:rPr>
-          <w:rFonts w:cs="Times New Roman" w:ascii="Times New Roman" w:hAnsi="Times New Roman"/>
-          <w:b/>
-          <w:sz w:val="24"/>
-          <w:szCs w:val="24"/>
-        </w:rPr>
-        <w:t>информационных</w:t>
-      </w:r>
-      <w:proofErr w:type="spellEnd"/>
-      <w:r>
-        <w:rPr>
-          <w:rFonts w:cs="Times New Roman" w:ascii="Times New Roman" w:hAnsi="Times New Roman"/>
-          <w:b/>
-          <w:sz w:val="24"/>
-          <w:szCs w:val="24"/>
-        </w:rPr>
-        <w:t xml:space="preserve"> </w:t>
-      </w:r>
-      <w:proofErr w:type="spellStart"/>
-      <w:r>
-        <w:rPr>
-          <w:rFonts w:cs="Times New Roman" w:ascii="Times New Roman" w:hAnsi="Times New Roman"/>
-          <w:b/>
-          <w:sz w:val="24"/>
-          <w:szCs w:val="24"/>
-        </w:rPr>
-        <w:t>технологий</w:t>
-      </w:r>
-      <w:proofErr w:type="spellEnd"/>
-      <w:r>
-        <w:rPr>
-          <w:rFonts w:cs="Times New Roman" w:ascii="Times New Roman" w:hAnsi="Times New Roman"/>
-          <w:b/>
-          <w:sz w:val="24"/>
-          <w:szCs w:val="24"/>
-        </w:rPr>
-        <w:t xml:space="preserve"> (ИИТ)</w:t>
-      </w:r>
-    </w:p>
-    <w:p>
-      <w:pPr>
-        <w:spacing w:line="240" w:lineRule="auto"/>
-        <w:jc w:val="center"/>
-        <w:rPr>
           <w:rFonts w:cs="Times New Roman"/>
           <w:b/>
           <w:sz w:val="24"/>
           <w:szCs w:val="24"/>
-          <w:lang w:val="ru-RU"/>
-        </w:rPr>
-      </w:pPr>
-      <w:r>
-        <w:rPr>
-          <w:rFonts w:cs="Times New Roman" w:ascii="Times New Roman" w:hAnsi="Times New Roman"/>
+        </w:rPr>
+        <w:t>Институт</w:t>
+      </w:r>
+      <w:proofErr w:type="spellEnd"/>
+      <w:r>
+        <w:rPr>
+          <w:rFonts w:cs="Times New Roman"/>
           <w:b/>
           <w:sz w:val="24"/>
           <w:szCs w:val="24"/>
-          <w:lang w:val="ru-RU"/>
-        </w:rPr>
-        <w:t>Кафедра инструментального и прикладного программного обеспечения (</w:t>
+        </w:rPr>
+        <w:t xml:space="preserve"> </w:t>
       </w:r>
       <w:proofErr w:type="spellStart"/>
       <w:r>
         <w:rPr>
-          <w:rFonts w:cs="Times New Roman" w:ascii="Times New Roman" w:hAnsi="Times New Roman"/>
+          <w:rFonts w:cs="Times New Roman"/>
           <w:b/>
           <w:sz w:val="24"/>
           <w:szCs w:val="24"/>
-          <w:lang w:val="ru-RU"/>
-        </w:rPr>
-        <w:t>ИиППО</w:t>
+        </w:rPr>
+        <w:t>информационных</w:t>
       </w:r>
       <w:proofErr w:type="spellEnd"/>
       <w:r>
         <w:rPr>
-          <w:rFonts w:cs="Times New Roman" w:ascii="Times New Roman" w:hAnsi="Times New Roman"/>
+          <w:rFonts w:cs="Times New Roman"/>
           <w:b/>
           <w:sz w:val="24"/>
           <w:szCs w:val="24"/>
+        </w:rPr>
+        <w:t xml:space="preserve"> </w:t>
+      </w:r>
+      <w:proofErr w:type="spellStart"/>
+      <w:r>
+        <w:rPr>
+          <w:rFonts w:cs="Times New Roman"/>
+          <w:b/>
+          <w:sz w:val="24"/>
+          <w:szCs w:val="24"/>
+        </w:rPr>
+        <w:t>технологий</w:t>
+      </w:r>
+      <w:proofErr w:type="spellEnd"/>
+      <w:r>
+        <w:rPr>
+          <w:rFonts w:cs="Times New Roman"/>
+          <w:b/>
+          <w:sz w:val="24"/>
+          <w:szCs w:val="24"/>
+        </w:rPr>
+        <w:t xml:space="preserve"> (ИИТ)</w:t>
+      </w:r>
+    </w:p>
+    <w:p>
+      <w:pPr>
+        <w:spacing w:line="240" w:lineRule="auto"/>
+        <w:jc w:val="center"/>
+        <w:rPr>
+          <w:rFonts w:cs="Times New Roman"/>
+          <w:b/>
+          <w:sz w:val="24"/>
+          <w:szCs w:val="24"/>
+          <w:lang w:val="ru-RU"/>
+        </w:rPr>
+      </w:pPr>
+      <w:r>
+        <w:rPr>
+          <w:rFonts w:cs="Times New Roman"/>
+          <w:b/>
+          <w:sz w:val="24"/>
+          <w:szCs w:val="24"/>
+          <w:lang w:val="ru-RU"/>
+        </w:rPr>
+        <w:t>Кафедра инструментального и прикладного программного обеспечения (</w:t>
+      </w:r>
+      <w:proofErr w:type="spellStart"/>
+      <w:r>
+        <w:rPr>
+          <w:rFonts w:cs="Times New Roman"/>
+          <w:b/>
+          <w:sz w:val="24"/>
+          <w:szCs w:val="24"/>
+          <w:lang w:val="ru-RU"/>
+        </w:rPr>
+        <w:t>ИиППО</w:t>
+      </w:r>
+      <w:proofErr w:type="spellEnd"/>
+      <w:r>
+        <w:rPr>
+          <w:rFonts w:cs="Times New Roman"/>
+          <w:b/>
+          <w:sz w:val="24"/>
+          <w:szCs w:val="24"/>
           <w:lang w:val="ru-RU"/>
         </w:rPr>
         <w:t>)</w:t>
@@ -1767,28 +1718,28 @@
       </w:pPr>
       <w:r>
         <w:rPr>
-          <w:rFonts w:cs="Times New Roman" w:ascii="Times New Roman" w:hAnsi="Times New Roman"/>
-          <w:b/>
-          <w:szCs w:val="28"/>
-          <w:lang w:val="ru-RU"/>
-        </w:rPr>
-        <w:t>ИНДИВИДУАЛЬНОЕ ЗАДАНИЕ НА ПРОИЗВОДСТВЕННУЮ ПРАКТИКУ</w:t>
-      </w:r>
-    </w:p>
-    <w:p>
-      <w:pPr>
-        <w:spacing w:line="240" w:lineRule="auto"/>
-        <w:jc w:val="center"/>
-        <w:rPr>
           <w:rFonts w:cs="Times New Roman"/>
           <w:b/>
           <w:szCs w:val="28"/>
           <w:lang w:val="ru-RU"/>
         </w:rPr>
-      </w:pPr>
-      <w:r>
-        <w:rPr>
-          <w:rFonts w:cs="Times New Roman" w:ascii="Times New Roman" w:hAnsi="Times New Roman"/>
+        <w:t>ИНДИВИДУАЛЬНОЕ ЗАДАНИЕ НА ПРОИЗВОДСТВЕННУЮ ПРАКТИКУ</w:t>
+      </w:r>
+    </w:p>
+    <w:p>
+      <w:pPr>
+        <w:spacing w:line="240" w:lineRule="auto"/>
+        <w:jc w:val="center"/>
+        <w:rPr>
+          <w:rFonts w:cs="Times New Roman"/>
+          <w:b/>
+          <w:szCs w:val="28"/>
+          <w:lang w:val="ru-RU"/>
+        </w:rPr>
+      </w:pPr>
+      <w:r>
+        <w:rPr>
+          <w:rFonts w:cs="Times New Roman"/>
           <w:b/>
           <w:szCs w:val="28"/>
           <w:lang w:val="ru-RU"/>
@@ -1821,28 +1772,28 @@
       </w:pPr>
       <w:r>
         <w:rPr>
-          <w:rFonts w:cs="Times New Roman" w:ascii="Times New Roman" w:hAnsi="Times New Roman"/>
-          <w:b/>
-          <w:szCs w:val="28"/>
-          <w:lang w:val="ru-RU"/>
-        </w:rPr>
-        <w:t>Студенту 3 курса учебной группы ИКБО-10-24</w:t>
-      </w:r>
-    </w:p>
-    <w:p>
-      <w:pPr>
-        <w:spacing w:line="240" w:lineRule="auto"/>
-        <w:jc w:val="center"/>
-        <w:rPr>
           <w:rFonts w:cs="Times New Roman"/>
           <w:b/>
           <w:szCs w:val="28"/>
           <w:lang w:val="ru-RU"/>
         </w:rPr>
-      </w:pPr>
-      <w:r>
-        <w:rPr>
-          <w:rFonts w:cs="Times New Roman" w:ascii="Times New Roman" w:hAnsi="Times New Roman"/>
+        <w:t>Студенту 3 курса учебной группы ИКБО-10-24</w:t>
+      </w:r>
+    </w:p>
+    <w:p>
+      <w:pPr>
+        <w:spacing w:line="240" w:lineRule="auto"/>
+        <w:jc w:val="center"/>
+        <w:rPr>
+          <w:rFonts w:cs="Times New Roman"/>
+          <w:b/>
+          <w:szCs w:val="28"/>
+          <w:lang w:val="ru-RU"/>
+        </w:rPr>
+      </w:pPr>
+      <w:r>
+        <w:rPr>
+          <w:rFonts w:cs="Times New Roman"/>
           <w:b/>
           <w:szCs w:val="28"/>
           <w:lang w:val="ru-RU"/>
@@ -1863,93 +1814,6 @@
         </w:rPr>
       </w:pPr>
       <w:r>
-        <w:rPr>
-          <w:rFonts w:cs="Times New Roman" w:ascii="Times New Roman" w:hAnsi="Times New Roman"/>
-          <w:b/>
-          <w:bCs/>
-          <w:sz w:val="24"/>
-          <w:szCs w:val="24"/>
-          <w:lang w:val="ru-RU"/>
-        </w:rPr>
-        <w:t xml:space="preserve">Место и время практики: </w:t>
-      </w:r>
-      <w:r>
-        <w:rPr>
-          <w:rFonts w:cs="Times New Roman" w:ascii="Times New Roman" w:hAnsi="Times New Roman"/>
-          <w:sz w:val="24"/>
-          <w:szCs w:val="24"/>
-          <w:u w:val="single"/>
-          <w:lang w:val="ru-RU"/>
-        </w:rPr>
-        <w:t xml:space="preserve">Общество с ограниченной ответственностью «Бюджетные и Финансовые Технологии», </w:t>
-      </w:r>
-      <w:bookmarkStart w:id="0" w:name="_Hlk220153855"/>
-      <w:r>
-        <w:rPr>
-          <w:rFonts w:cs="Times New Roman" w:ascii="Times New Roman" w:hAnsi="Times New Roman"/>
-          <w:sz w:val="24"/>
-          <w:szCs w:val="24"/>
-          <w:u w:val="single"/>
-          <w:lang w:val="ru-RU"/>
-        </w:rPr>
-        <w:t xml:space="preserve">с 01 сентября 2026 г. по 21 </w:t>
-      </w:r>
-      <w:bookmarkEnd w:id="0"/>
-      <w:r>
-        <w:rPr>
-          <w:rFonts w:cs="Times New Roman" w:ascii="Times New Roman" w:hAnsi="Times New Roman"/>
-          <w:sz w:val="24"/>
-          <w:szCs w:val="24"/>
-          <w:u w:val="single"/>
-          <w:lang w:val="ru-RU"/>
-        </w:rPr>
-        <w:t>декабря 2026 г.</w:t>
-      </w:r>
-      <w:r>
-        <w:rPr>
-          <w:rFonts w:cs="Times New Roman" w:ascii="Times New Roman" w:hAnsi="Times New Roman"/>
-          <w:sz w:val="24"/>
-          <w:szCs w:val="24"/>
-          <w:u w:val="single"/>
-          <w:lang w:val="ru-RU"/>
-        </w:rPr>
-        <w:tab/>
-      </w:r>
-      <w:r>
-        <w:rPr>
-          <w:rFonts w:cs="Times New Roman" w:ascii="Times New Roman" w:hAnsi="Times New Roman"/>
-          <w:sz w:val="24"/>
-          <w:szCs w:val="24"/>
-          <w:u w:val="single"/>
-          <w:lang w:val="ru-RU"/>
-        </w:rPr>
-        <w:tab/>
-      </w:r>
-      <w:r>
-        <w:rPr>
-          <w:rFonts w:cs="Times New Roman" w:ascii="Times New Roman" w:hAnsi="Times New Roman"/>
-          <w:sz w:val="24"/>
-          <w:szCs w:val="24"/>
-          <w:u w:val="single"/>
-          <w:lang w:val="ru-RU"/>
-        </w:rPr>
-        <w:tab/>
-      </w:r>
-      <w:r>
-        <w:rPr>
-          <w:rFonts w:cs="Times New Roman" w:ascii="Times New Roman" w:hAnsi="Times New Roman"/>
-          <w:sz w:val="24"/>
-          <w:szCs w:val="24"/>
-          <w:u w:val="single"/>
-          <w:lang w:val="ru-RU"/>
-        </w:rPr>
-        <w:tab/>
-      </w:r>
-    </w:p>
-    <w:p>
-      <w:pPr>
-        <w:spacing w:line="240" w:lineRule="auto"/>
-        <w:ind w:firstLine="0"/>
         <w:rPr>
           <w:rFonts w:cs="Times New Roman"/>
           <w:b/>
@@ -1958,21 +1822,108 @@
           <w:szCs w:val="24"/>
           <w:lang w:val="ru-RU"/>
         </w:rPr>
-      </w:pPr>
-      <w:r>
-        <w:rPr>
-          <w:rFonts w:cs="Times New Roman" w:ascii="Times New Roman" w:hAnsi="Times New Roman"/>
+        <w:t xml:space="preserve">Место и время практики: </w:t>
+      </w:r>
+      <w:r>
+        <w:rPr>
+          <w:rFonts w:cs="Times New Roman"/>
+          <w:sz w:val="24"/>
+          <w:szCs w:val="24"/>
+          <w:u w:val="single"/>
+          <w:lang w:val="ru-RU"/>
+        </w:rPr>
+        <w:t xml:space="preserve">Общество с ограниченной ответственностью «Бюджетные и Финансовые Технологии», </w:t>
+      </w:r>
+      <w:bookmarkStart w:id="0" w:name="_Hlk220153855"/>
+      <w:r>
+        <w:rPr>
+          <w:rFonts w:cs="Times New Roman"/>
+          <w:sz w:val="24"/>
+          <w:szCs w:val="24"/>
+          <w:u w:val="single"/>
+          <w:lang w:val="ru-RU"/>
+        </w:rPr>
+        <w:t xml:space="preserve">с 01 сентября 2026 г. по 21 </w:t>
+      </w:r>
+      <w:bookmarkEnd w:id="0"/>
+      <w:r>
+        <w:rPr>
+          <w:rFonts w:cs="Times New Roman"/>
+          <w:sz w:val="24"/>
+          <w:szCs w:val="24"/>
+          <w:u w:val="single"/>
+          <w:lang w:val="ru-RU"/>
+        </w:rPr>
+        <w:t>декабря 2026 г.</w:t>
+      </w:r>
+      <w:r>
+        <w:rPr>
+          <w:rFonts w:cs="Times New Roman"/>
+          <w:sz w:val="24"/>
+          <w:szCs w:val="24"/>
+          <w:u w:val="single"/>
+          <w:lang w:val="ru-RU"/>
+        </w:rPr>
+        <w:tab/>
+      </w:r>
+      <w:r>
+        <w:rPr>
+          <w:rFonts w:cs="Times New Roman"/>
+          <w:sz w:val="24"/>
+          <w:szCs w:val="24"/>
+          <w:u w:val="single"/>
+          <w:lang w:val="ru-RU"/>
+        </w:rPr>
+        <w:tab/>
+      </w:r>
+      <w:r>
+        <w:rPr>
+          <w:rFonts w:cs="Times New Roman"/>
+          <w:sz w:val="24"/>
+          <w:szCs w:val="24"/>
+          <w:u w:val="single"/>
+          <w:lang w:val="ru-RU"/>
+        </w:rPr>
+        <w:tab/>
+      </w:r>
+      <w:r>
+        <w:rPr>
+          <w:rFonts w:cs="Times New Roman"/>
+          <w:sz w:val="24"/>
+          <w:szCs w:val="24"/>
+          <w:u w:val="single"/>
+          <w:lang w:val="ru-RU"/>
+        </w:rPr>
+        <w:tab/>
+      </w:r>
+    </w:p>
+    <w:p>
+      <w:pPr>
+        <w:spacing w:line="240" w:lineRule="auto"/>
+        <w:ind w:firstLine="0"/>
+        <w:rPr>
+          <w:rFonts w:cs="Times New Roman"/>
           <w:b/>
           <w:bCs/>
           <w:sz w:val="24"/>
           <w:szCs w:val="24"/>
           <w:lang w:val="ru-RU"/>
         </w:rPr>
+      </w:pPr>
+      <w:r>
+        <w:rPr>
+          <w:rFonts w:cs="Times New Roman"/>
+          <w:b/>
+          <w:bCs/>
+          <w:sz w:val="24"/>
+          <w:szCs w:val="24"/>
+          <w:lang w:val="ru-RU"/>
+        </w:rPr>
         <w:t xml:space="preserve">Должность на практике: </w:t>
       </w:r>
       <w:r>
         <w:rPr>
-          <w:rFonts w:cs="Times New Roman" w:ascii="Times New Roman" w:hAnsi="Times New Roman"/>
+          <w:rFonts w:cs="Times New Roman"/>
           <w:sz w:val="24"/>
           <w:szCs w:val="24"/>
           <w:u w:val="single"/>
@@ -1983,7 +1934,7 @@
       </w:r>
       <w:r>
         <w:rPr>
-          <w:rFonts w:cs="Times New Roman" w:ascii="Times New Roman" w:hAnsi="Times New Roman"/>
+          <w:rFonts w:cs="Times New Roman"/>
           <w:i/>
           <w:sz w:val="24"/>
           <w:szCs w:val="24"/>
@@ -1994,7 +1945,7 @@
       </w:r>
       <w:r>
         <w:rPr>
-          <w:rFonts w:cs="Times New Roman" w:ascii="Times New Roman" w:hAnsi="Times New Roman"/>
+          <w:rFonts w:cs="Times New Roman"/>
           <w:i/>
           <w:sz w:val="24"/>
           <w:szCs w:val="24"/>
@@ -2005,7 +1956,7 @@
       </w:r>
       <w:r>
         <w:rPr>
-          <w:rFonts w:cs="Times New Roman" w:ascii="Times New Roman" w:hAnsi="Times New Roman"/>
+          <w:rFonts w:cs="Times New Roman"/>
           <w:i/>
           <w:sz w:val="24"/>
           <w:szCs w:val="24"/>
@@ -2016,7 +1967,7 @@
       </w:r>
       <w:r>
         <w:rPr>
-          <w:rFonts w:cs="Times New Roman" w:ascii="Times New Roman" w:hAnsi="Times New Roman"/>
+          <w:rFonts w:cs="Times New Roman"/>
           <w:sz w:val="24"/>
           <w:szCs w:val="24"/>
           <w:u w:val="single"/>
@@ -2026,7 +1977,7 @@
       </w:r>
       <w:r>
         <w:rPr>
-          <w:rFonts w:cs="Times New Roman" w:ascii="Times New Roman" w:hAnsi="Times New Roman"/>
+          <w:rFonts w:cs="Times New Roman"/>
           <w:sz w:val="24"/>
           <w:szCs w:val="24"/>
           <w:u w:val="single"/>
@@ -2036,7 +1987,7 @@
       </w:r>
       <w:r>
         <w:rPr>
-          <w:rFonts w:cs="Times New Roman" w:ascii="Times New Roman" w:hAnsi="Times New Roman"/>
+          <w:rFonts w:cs="Times New Roman"/>
           <w:sz w:val="24"/>
           <w:szCs w:val="24"/>
           <w:u w:val="single"/>
@@ -2046,7 +1997,7 @@
       </w:r>
       <w:r>
         <w:rPr>
-          <w:rFonts w:cs="Times New Roman" w:ascii="Times New Roman" w:hAnsi="Times New Roman"/>
+          <w:rFonts w:cs="Times New Roman"/>
           <w:sz w:val="24"/>
           <w:szCs w:val="24"/>
           <w:u w:val="single"/>
@@ -2056,7 +2007,7 @@
       </w:r>
       <w:r>
         <w:rPr>
-          <w:rFonts w:cs="Times New Roman" w:ascii="Times New Roman" w:hAnsi="Times New Roman"/>
+          <w:rFonts w:cs="Times New Roman"/>
           <w:sz w:val="24"/>
           <w:szCs w:val="24"/>
           <w:u w:val="single"/>
@@ -2080,7 +2031,7 @@
       </w:pPr>
       <w:r>
         <w:rPr>
-          <w:rFonts w:cs="Times New Roman" w:ascii="Times New Roman" w:hAnsi="Times New Roman"/>
+          <w:rFonts w:cs="Times New Roman"/>
           <w:b/>
           <w:sz w:val="24"/>
           <w:szCs w:val="24"/>
@@ -2090,7 +2041,7 @@
       </w:r>
       <w:r>
         <w:rPr>
-          <w:rFonts w:cs="Times New Roman" w:ascii="Times New Roman" w:hAnsi="Times New Roman"/>
+          <w:rFonts w:cs="Times New Roman"/>
           <w:bCs/>
           <w:sz w:val="24"/>
           <w:szCs w:val="24"/>
@@ -2101,7 +2052,7 @@
       </w:r>
       <w:r>
         <w:rPr>
-          <w:rFonts w:cs="Times New Roman" w:ascii="Times New Roman" w:hAnsi="Times New Roman"/>
+          <w:rFonts w:cs="Times New Roman"/>
           <w:bCs/>
           <w:sz w:val="24"/>
           <w:szCs w:val="24"/>
@@ -2120,11 +2071,12 @@
           <w:bCs/>
           <w:sz w:val="24"/>
           <w:szCs w:val="24"/>
-        </w:rPr>
-      </w:pPr>
-      <w:r>
-        <w:rPr>
-          <w:rFonts w:cs="Times New Roman" w:ascii="Times New Roman" w:hAnsi="Times New Roman"/>
+          <w:lang w:val="ru-RU"/>
+        </w:rPr>
+      </w:pPr>
+      <w:r>
+        <w:rPr>
+          <w:rFonts w:cs="Times New Roman"/>
           <w:b/>
           <w:sz w:val="24"/>
           <w:szCs w:val="24"/>
@@ -2133,140 +2085,6 @@
         <w:t>1. СОДЕРЖАНИЕ ПРАКТИКИ:</w:t>
       </w:r>
       <w:r>
-        <w:rPr>
-          <w:rFonts w:cs="Times New Roman" w:ascii="Times New Roman" w:hAnsi="Times New Roman"/>
-          <w:b/>
-          <w:bCs/>
-          <w:sz w:val="24"/>
-          <w:szCs w:val="24"/>
-          <w:lang w:val="ru-RU"/>
-        </w:rPr>
-        <w:t xml:space="preserve"> </w:t>
-      </w:r>
-    </w:p>
-    <w:p>
-      <w:pPr>
-        <w:spacing w:line="240" w:lineRule="auto"/>
-        <w:rPr>
-          <w:rFonts w:cs="Times New Roman"/>
-          <w:sz w:val="24"/>
-          <w:szCs w:val="24"/>
-          <w:lang w:val="ru-RU"/>
-        </w:rPr>
-      </w:pPr>
-      <w:r>
-        <w:rPr>
-          <w:rFonts w:cs="Times New Roman" w:ascii="Times New Roman" w:hAnsi="Times New Roman"/>
-          <w:bCs/>
-          <w:sz w:val="24"/>
-          <w:szCs w:val="24"/>
-          <w:lang w:val="ru-RU"/>
-        </w:rPr>
-        <w:t>1.1. Изучить: научную и техническую литературу, стандарты, документацию среды разработки и применяемых программных средств, включая издания на иностранном языке.</w:t>
-      </w:r>
-      <w:r>
-        <w:rPr>
-          <w:rFonts w:cs="Times New Roman" w:ascii="Times New Roman" w:hAnsi="Times New Roman"/>
-          <w:sz w:val="24"/>
-          <w:szCs w:val="24"/>
-          <w:lang w:val="ru-RU"/>
-        </w:rPr>
-        <w:t xml:space="preserve"> </w:t>
-      </w:r>
-    </w:p>
-    <w:p>
-      <w:pPr>
-        <w:spacing w:line="240" w:lineRule="auto"/>
-        <w:rPr>
-          <w:rFonts w:cs="Times New Roman"/>
-          <w:sz w:val="24"/>
-          <w:szCs w:val="24"/>
-          <w:lang w:val="ru-RU"/>
-        </w:rPr>
-      </w:pPr>
-      <w:r>
-        <w:rPr>
-          <w:rFonts w:cs="Times New Roman" w:ascii="Times New Roman" w:hAnsi="Times New Roman"/>
-          <w:sz w:val="24"/>
-          <w:szCs w:val="24"/>
-          <w:lang w:val="ru-RU"/>
-        </w:rPr>
-        <w:t>1.2. Практически выполнить: исследовать предметную область и построить модель основного бизнес-процесса; спроектировать логическую и реализовать физическую модель данных для его автоматизации; разработать алгоритмы решения поставленной задачи и реализовать их на языке Питон, средствами процедурного программирования и на языке Джава, средствами объектно-ориентированного программирования, применив типовые структуры данных; провести тестирование и отладку; сформировать организационное обеспечение и оформить отчёт. Разработка ведётся в системе контроля версий; обсуждение результатов и рецензирование кода выполняются в составе команды.</w:t>
-      </w:r>
-    </w:p>
-    <w:p>
-      <w:pPr>
-        <w:spacing w:line="240" w:lineRule="auto"/>
-        <w:rPr>
-          <w:rFonts w:cs="Times New Roman"/>
-          <w:sz w:val="24"/>
-          <w:szCs w:val="24"/>
-          <w:lang w:val="ru-RU"/>
-        </w:rPr>
-      </w:pPr>
-      <w:r>
-        <w:rPr>
-          <w:rFonts w:cs="Times New Roman" w:ascii="Times New Roman" w:hAnsi="Times New Roman"/>
-          <w:sz w:val="24"/>
-          <w:szCs w:val="24"/>
-          <w:lang w:val="ru-RU"/>
-        </w:rPr>
-        <w:t>1.3. Ознакомиться: с</w:t>
-      </w:r>
-      <w:r>
-        <w:rPr>
-          <w:rFonts w:cs="Times New Roman" w:ascii="Times New Roman" w:hAnsi="Times New Roman"/>
-          <w:bCs/>
-          <w:sz w:val="24"/>
-          <w:szCs w:val="24"/>
-          <w:lang w:val="ru-RU"/>
-        </w:rPr>
-        <w:t xml:space="preserve"> действующими нормативно-правовыми документами и стандартами по теме практики, стандартами оформления программного кода и условиями лицензирования используемых программных средств.</w:t>
-      </w:r>
-    </w:p>
-    <w:p>
-      <w:pPr>
-        <w:spacing w:line="240" w:lineRule="auto"/>
-        <w:rPr>
-          <w:rFonts w:cs="Times New Roman"/>
-          <w:sz w:val="24"/>
-          <w:szCs w:val="24"/>
-          <w:lang w:val="ru-RU"/>
-        </w:rPr>
-      </w:pPr>
-      <w:r>
-        <w:rPr>
-          <w:rFonts w:cs="Times New Roman" w:ascii="Times New Roman" w:hAnsi="Times New Roman"/>
-          <w:sz w:val="24"/>
-          <w:szCs w:val="24"/>
-          <w:lang w:val="ru-RU"/>
-        </w:rPr>
-        <w:t>1.4. Выполнить на иностранном языке: перевод фрагмента профессионального источника по теме практики, аннотацию к отчёту с глоссарием основных терминов и устное представление результатов работы.</w:t>
-      </w:r>
-    </w:p>
-    <w:p>
-      <w:pPr>
-        <w:spacing w:line="240" w:lineRule="auto"/>
-        <w:rPr>
-          <w:rFonts w:cs="Times New Roman"/>
-          <w:sz w:val="24"/>
-          <w:szCs w:val="24"/>
-          <w:lang w:val="ru-RU"/>
-        </w:rPr>
-      </w:pPr>
-      <w:r>
-        <w:rPr>
-          <w:rFonts w:cs="Times New Roman" w:ascii="Times New Roman" w:hAnsi="Times New Roman"/>
-          <w:sz w:val="24"/>
-          <w:szCs w:val="24"/>
-          <w:lang w:val="ru-RU"/>
-        </w:rPr>
-        <w:t>1.5. Оценить: требования рынка труда к специалистам в рассматриваемой области и предложения образовательных программ, определив приоритеты собственного профессионального роста.</w:t>
-      </w:r>
-    </w:p>
-    <w:p>
-      <w:pPr>
-        <w:spacing w:line="240" w:lineRule="auto"/>
         <w:rPr>
           <w:rFonts w:cs="Times New Roman"/>
           <w:b/>
@@ -2275,32 +2093,153 @@
           <w:szCs w:val="24"/>
           <w:lang w:val="ru-RU"/>
         </w:rPr>
-      </w:pPr>
-      <w:r>
-        <w:rPr>
-          <w:rFonts w:cs="Times New Roman" w:ascii="Times New Roman" w:hAnsi="Times New Roman"/>
+        <w:t xml:space="preserve"> </w:t>
+      </w:r>
+    </w:p>
+    <w:p>
+      <w:pPr>
+        <w:spacing w:line="240" w:lineRule="auto"/>
+        <w:rPr>
+          <w:rFonts w:cs="Times New Roman"/>
+          <w:sz w:val="24"/>
+          <w:szCs w:val="24"/>
+          <w:lang w:val="ru-RU"/>
+        </w:rPr>
+      </w:pPr>
+      <w:r>
+        <w:rPr>
+          <w:rFonts w:cs="Times New Roman"/>
+          <w:bCs/>
+          <w:sz w:val="24"/>
+          <w:szCs w:val="24"/>
+          <w:lang w:val="ru-RU"/>
+        </w:rPr>
+        <w:t>1.1. Изучить: научную и техническую литературу, стандарты, документацию среды разработки и применяемых программных средств, включая издания на иностранном языке.</w:t>
+      </w:r>
+      <w:r>
+        <w:rPr>
+          <w:rFonts w:cs="Times New Roman"/>
+          <w:sz w:val="24"/>
+          <w:szCs w:val="24"/>
+          <w:lang w:val="ru-RU"/>
+        </w:rPr>
+        <w:t xml:space="preserve"> </w:t>
+      </w:r>
+    </w:p>
+    <w:p>
+      <w:pPr>
+        <w:spacing w:line="240" w:lineRule="auto"/>
+        <w:rPr>
+          <w:rFonts w:cs="Times New Roman"/>
+          <w:sz w:val="24"/>
+          <w:szCs w:val="24"/>
+          <w:lang w:val="ru-RU"/>
+        </w:rPr>
+      </w:pPr>
+      <w:r>
+        <w:rPr>
+          <w:rFonts w:cs="Times New Roman"/>
+          <w:sz w:val="24"/>
+          <w:szCs w:val="24"/>
+          <w:lang w:val="ru-RU"/>
+        </w:rPr>
+        <w:t>1.2. Практически выполнить: исследовать предметную область и построить модель основного бизнес-процесса; спроектировать логическую и реализовать физическую модель данных для его автоматизации; разработать алгоритмы решения поставленной задачи и реализовать их на языке Питон, средствами процедурного программирования и на языке Джава, средствами объектно-ориентированного программирования, применив типовые структуры данных; провести тестирование и отладку; сформировать организационное обеспечение и оформить отчёт. Разработка ведётся в системе контроля версий; обсуждение результатов и рецензирование кода выполняются в составе команды.</w:t>
+      </w:r>
+    </w:p>
+    <w:p>
+      <w:pPr>
+        <w:spacing w:line="240" w:lineRule="auto"/>
+        <w:rPr>
+          <w:rFonts w:cs="Times New Roman"/>
+          <w:sz w:val="24"/>
+          <w:szCs w:val="24"/>
+          <w:lang w:val="ru-RU"/>
+        </w:rPr>
+      </w:pPr>
+      <w:r>
+        <w:rPr>
+          <w:rFonts w:cs="Times New Roman"/>
+          <w:sz w:val="24"/>
+          <w:szCs w:val="24"/>
+          <w:lang w:val="ru-RU"/>
+        </w:rPr>
+        <w:t>1.3. Ознакомиться: с</w:t>
+      </w:r>
+      <w:r>
+        <w:rPr>
+          <w:rFonts w:cs="Times New Roman"/>
+          <w:bCs/>
+          <w:sz w:val="24"/>
+          <w:szCs w:val="24"/>
+          <w:lang w:val="ru-RU"/>
+        </w:rPr>
+        <w:t xml:space="preserve"> действующими нормативно-правовыми документами и стандартами по теме практики, стандартами оформления программного кода и условиями лицензирования используемых программных средств.</w:t>
+      </w:r>
+    </w:p>
+    <w:p>
+      <w:pPr>
+        <w:spacing w:line="240" w:lineRule="auto"/>
+        <w:rPr>
+          <w:rFonts w:cs="Times New Roman"/>
+          <w:sz w:val="24"/>
+          <w:szCs w:val="24"/>
+          <w:lang w:val="ru-RU"/>
+        </w:rPr>
+      </w:pPr>
+      <w:r>
+        <w:rPr>
+          <w:rFonts w:cs="Times New Roman"/>
+          <w:sz w:val="24"/>
+          <w:szCs w:val="24"/>
+          <w:lang w:val="ru-RU"/>
+        </w:rPr>
+        <w:t>1.4. Выполнить на иностранном языке: перевод фрагмента профессионального источника по теме практики, аннотацию к отчёту с глоссарием основных терминов и устное представление результатов работы.</w:t>
+      </w:r>
+    </w:p>
+    <w:p>
+      <w:pPr>
+        <w:spacing w:line="240" w:lineRule="auto"/>
+        <w:rPr>
+          <w:rFonts w:cs="Times New Roman"/>
+          <w:sz w:val="24"/>
+          <w:szCs w:val="24"/>
+          <w:lang w:val="ru-RU"/>
+        </w:rPr>
+      </w:pPr>
+      <w:r>
+        <w:rPr>
+          <w:rFonts w:cs="Times New Roman"/>
+          <w:sz w:val="24"/>
+          <w:szCs w:val="24"/>
+          <w:lang w:val="ru-RU"/>
+        </w:rPr>
+        <w:t>1.5. Оценить: требования рынка труда к специалистам в рассматриваемой области и предложения образовательных программ, определив приоритеты собственного профессионального роста.</w:t>
+      </w:r>
+    </w:p>
+    <w:p>
+      <w:pPr>
+        <w:spacing w:line="240" w:lineRule="auto"/>
+        <w:rPr>
+          <w:rFonts w:cs="Times New Roman"/>
           <w:b/>
           <w:bCs/>
           <w:sz w:val="24"/>
           <w:szCs w:val="24"/>
           <w:lang w:val="ru-RU"/>
         </w:rPr>
-        <w:t xml:space="preserve">2. ДОПОЛНИТЕЛЬНОЕ ЗАДАНИЕ: </w:t>
-      </w:r>
-      <w:r>
-        <w:rPr>
-          <w:rFonts w:cs="Times New Roman" w:ascii="Times New Roman" w:hAnsi="Times New Roman"/>
+      </w:pPr>
+      <w:r>
+        <w:rPr>
+          <w:rFonts w:cs="Times New Roman"/>
+          <w:b/>
           <w:bCs/>
           <w:sz w:val="24"/>
           <w:szCs w:val="24"/>
           <w:lang w:val="ru-RU"/>
         </w:rPr>
-        <w:t>нет</w:t>
-      </w:r>
-    </w:p>
-    <w:p>
-      <w:pPr>
-        <w:spacing w:line="240" w:lineRule="auto"/>
+        <w:t xml:space="preserve">2. ДОПОЛНИТЕЛЬНОЕ ЗАДАНИЕ: </w:t>
+      </w:r>
+      <w:r>
         <w:rPr>
           <w:rFonts w:cs="Times New Roman"/>
           <w:bCs/>
@@ -2308,10 +2247,23 @@
           <w:szCs w:val="24"/>
           <w:lang w:val="ru-RU"/>
         </w:rPr>
-      </w:pPr>
-      <w:r>
-        <w:rPr>
-          <w:rFonts w:cs="Times New Roman" w:ascii="Times New Roman" w:hAnsi="Times New Roman"/>
+        <w:t>нет</w:t>
+      </w:r>
+    </w:p>
+    <w:p>
+      <w:pPr>
+        <w:spacing w:line="240" w:lineRule="auto"/>
+        <w:rPr>
+          <w:rFonts w:cs="Times New Roman"/>
+          <w:bCs/>
+          <w:sz w:val="24"/>
+          <w:szCs w:val="24"/>
+          <w:lang w:val="ru-RU"/>
+        </w:rPr>
+      </w:pPr>
+      <w:r>
+        <w:rPr>
+          <w:rFonts w:cs="Times New Roman"/>
           <w:b/>
           <w:bCs/>
           <w:sz w:val="24"/>
@@ -2323,7 +2275,7 @@
       </w:r>
       <w:r>
         <w:rPr>
-          <w:rFonts w:cs="Times New Roman" w:ascii="Times New Roman" w:hAnsi="Times New Roman"/>
+          <w:rFonts w:cs="Times New Roman"/>
           <w:bCs/>
           <w:sz w:val="24"/>
           <w:szCs w:val="24"/>
@@ -3797,27 +3749,7 @@
                 <w:szCs w:val="24"/>
                 <w:lang w:val="ru-RU"/>
               </w:rPr>
-              <w:t xml:space="preserve">Жиркова </w:t>
-            </w:r>
-            <w:proofErr w:type="gramStart"/>
-            <w:r>
-              <w:rPr>
-                <w:rFonts w:cs="Times New Roman"/>
-                <w:sz w:val="24"/>
-                <w:szCs w:val="24"/>
-                <w:lang w:val="ru-RU"/>
-              </w:rPr>
-              <w:t>М.И.</w:t>
-            </w:r>
-            <w:proofErr w:type="gramEnd"/>
-            <w:r>
-              <w:rPr>
-                <w:rFonts w:cs="Times New Roman"/>
-                <w:sz w:val="24"/>
-                <w:szCs w:val="24"/>
-                <w:lang w:val="ru-RU"/>
-              </w:rPr>
-              <w:t>, директор департамента обеспечения качества</w:t>
+              <w:t>Жиркова М.И., директор департамента обеспечения качества</w:t>
             </w:r>
           </w:p>
         </w:tc>
@@ -4239,27 +4171,7 @@
                 <w:szCs w:val="24"/>
                 <w:lang w:val="ru-RU"/>
               </w:rPr>
-              <w:t xml:space="preserve">Жиркова </w:t>
-            </w:r>
-            <w:proofErr w:type="gramStart"/>
-            <w:r>
-              <w:rPr>
-                <w:rFonts w:cs="Times New Roman"/>
-                <w:sz w:val="24"/>
-                <w:szCs w:val="24"/>
-                <w:lang w:val="ru-RU"/>
-              </w:rPr>
-              <w:t>М.И.</w:t>
-            </w:r>
-            <w:proofErr w:type="gramEnd"/>
-            <w:r>
-              <w:rPr>
-                <w:rFonts w:cs="Times New Roman"/>
-                <w:sz w:val="24"/>
-                <w:szCs w:val="24"/>
-                <w:lang w:val="ru-RU"/>
-              </w:rPr>
-              <w:t>, директор департамента обеспечения качества</w:t>
+              <w:t>Жиркова М.И., директор департамента обеспечения качества</w:t>
             </w:r>
           </w:p>
           <w:p>
@@ -4684,27 +4596,7 @@
                 <w:szCs w:val="24"/>
                 <w:lang w:val="ru-RU"/>
               </w:rPr>
-              <w:t xml:space="preserve">Жиркова </w:t>
-            </w:r>
-            <w:proofErr w:type="gramStart"/>
-            <w:r>
-              <w:rPr>
-                <w:rFonts w:cs="Times New Roman"/>
-                <w:sz w:val="24"/>
-                <w:szCs w:val="24"/>
-                <w:lang w:val="ru-RU"/>
-              </w:rPr>
-              <w:t>М.И.</w:t>
-            </w:r>
-            <w:proofErr w:type="gramEnd"/>
-            <w:r>
-              <w:rPr>
-                <w:rFonts w:cs="Times New Roman"/>
-                <w:sz w:val="24"/>
-                <w:szCs w:val="24"/>
-                <w:lang w:val="ru-RU"/>
-              </w:rPr>
-              <w:t>, директор департамента обеспечения качества</w:t>
+              <w:t>Жиркова М.И., директор департамента обеспечения качества</w:t>
             </w:r>
           </w:p>
           <w:p>
@@ -5299,28 +5191,28 @@
       <w:bookmarkStart w:id="1" w:name="bookmark1"/>
       <w:r>
         <w:rPr>
-          <w:rFonts w:eastAsia="Calibri" w:cs="Times New Roman" w:ascii="Times New Roman" w:hAnsi="Times New Roman"/>
-          <w:b/>
-          <w:sz w:val="26"/>
-          <w:szCs w:val="26"/>
-        </w:rPr>
-        <w:t xml:space="preserve">РАБОЧИЙ ГРАФИК </w:t>
-      </w:r>
-    </w:p>
-    <w:p>
-      <w:pPr>
-        <w:spacing w:line="240" w:lineRule="auto"/>
-        <w:jc w:val="center"/>
-        <w:rPr>
           <w:rFonts w:eastAsia="Calibri" w:cs="Times New Roman"/>
           <w:b/>
           <w:sz w:val="26"/>
           <w:szCs w:val="26"/>
         </w:rPr>
-      </w:pPr>
-      <w:r>
-        <w:rPr>
-          <w:rFonts w:eastAsia="Calibri" w:cs="Times New Roman" w:ascii="Times New Roman" w:hAnsi="Times New Roman"/>
+        <w:t xml:space="preserve">РАБОЧИЙ ГРАФИК </w:t>
+      </w:r>
+    </w:p>
+    <w:p>
+      <w:pPr>
+        <w:spacing w:line="240" w:lineRule="auto"/>
+        <w:jc w:val="center"/>
+        <w:rPr>
+          <w:rFonts w:eastAsia="Calibri" w:cs="Times New Roman"/>
+          <w:b/>
+          <w:sz w:val="26"/>
+          <w:szCs w:val="26"/>
+        </w:rPr>
+      </w:pPr>
+      <w:r>
+        <w:rPr>
+          <w:rFonts w:eastAsia="Calibri" w:cs="Times New Roman"/>
           <w:b/>
           <w:sz w:val="26"/>
           <w:szCs w:val="26"/>
@@ -5347,36 +5239,16 @@
       </w:pPr>
       <w:r>
         <w:rPr>
-          <w:rFonts w:cs="Times New Roman" w:ascii="Times New Roman" w:hAnsi="Times New Roman"/>
+          <w:rFonts w:cs="Times New Roman"/>
           <w:iCs/>
           <w:sz w:val="24"/>
           <w:lang w:val="ru-RU"/>
         </w:rPr>
-        <w:t xml:space="preserve">студента Чудаева </w:t>
-      </w:r>
-      <w:proofErr w:type="gramStart"/>
-      <w:r>
-        <w:rPr>
-          <w:rFonts w:cs="Times New Roman" w:ascii="Times New Roman" w:hAnsi="Times New Roman"/>
-          <w:iCs/>
-          <w:sz w:val="24"/>
-          <w:lang w:val="ru-RU"/>
-        </w:rPr>
-        <w:t>И.С.</w:t>
-      </w:r>
-      <w:proofErr w:type="gramEnd"/>
-      <w:r>
-        <w:rPr>
-          <w:rFonts w:cs="Times New Roman" w:ascii="Times New Roman" w:hAnsi="Times New Roman"/>
-          <w:iCs/>
-          <w:sz w:val="24"/>
-          <w:lang w:val="ru-RU"/>
-        </w:rPr>
-        <w:t xml:space="preserve"> 3 курса группы ИКБО-10-24 очной формы обучения, обучающегося по направлению подготовки 09.03.04 Программная инженерия, </w:t>
-      </w:r>
-      <w:r>
-        <w:rPr>
-          <w:rFonts w:cs="Times New Roman" w:ascii="Times New Roman" w:hAnsi="Times New Roman"/>
+        <w:t xml:space="preserve">студента Чудаева И.С. 3 курса группы ИКБО-10-24 очной формы обучения, обучающегося по направлению подготовки 09.03.04 Программная инженерия, </w:t>
+      </w:r>
+      <w:r>
+        <w:rPr>
+          <w:rFonts w:cs="Times New Roman"/>
           <w:iCs/>
           <w:sz w:val="24"/>
           <w:szCs w:val="24"/>
@@ -6113,25 +5985,7 @@
                 <w:sz w:val="20"/>
                 <w:lang w:val="ru-RU"/>
               </w:rPr>
-              <w:t xml:space="preserve">Представление руководителю практики материала согласно содержанию вышеуказанного этапа, реализуемого на </w:t>
-            </w:r>
-            <w:proofErr w:type="gramStart"/>
-            <w:r>
-              <w:rPr>
-                <w:rFonts w:cs="Times New Roman"/>
-                <w:sz w:val="20"/>
-                <w:lang w:val="ru-RU"/>
-              </w:rPr>
-              <w:t>5-9</w:t>
-            </w:r>
-            <w:proofErr w:type="gramEnd"/>
-            <w:r>
-              <w:rPr>
-                <w:rFonts w:cs="Times New Roman"/>
-                <w:sz w:val="20"/>
-                <w:lang w:val="ru-RU"/>
-              </w:rPr>
-              <w:t xml:space="preserve"> неделях практики; а также иного ранее непредставленного материала предыдущих этапов практики в случае наличия отметок о невыполнении</w:t>
+              <w:t>Представление руководителю практики материала согласно содержанию вышеуказанного этапа, реализуемого на 5-9 неделях практики; а также иного ранее непредставленного материала предыдущих этапов практики в случае наличия отметок о невыполнении</w:t>
             </w:r>
           </w:p>
         </w:tc>
@@ -6363,25 +6217,7 @@
                 <w:sz w:val="20"/>
                 <w:lang w:val="ru-RU"/>
               </w:rPr>
-              <w:t xml:space="preserve">Представление руководителю практики материала согласно содержанию вышеуказанного этапа, реализуемого на </w:t>
-            </w:r>
-            <w:proofErr w:type="gramStart"/>
-            <w:r>
-              <w:rPr>
-                <w:rFonts w:cs="Times New Roman"/>
-                <w:sz w:val="20"/>
-                <w:lang w:val="ru-RU"/>
-              </w:rPr>
-              <w:t>10-12</w:t>
-            </w:r>
-            <w:proofErr w:type="gramEnd"/>
-            <w:r>
-              <w:rPr>
-                <w:rFonts w:cs="Times New Roman"/>
-                <w:sz w:val="20"/>
-                <w:lang w:val="ru-RU"/>
-              </w:rPr>
-              <w:t xml:space="preserve"> неделях практики; а также иного ранее непредставленного материала предыдущих этапов практики в случае наличия отметок о невыполнении</w:t>
+              <w:t>Представление руководителю практики материала согласно содержанию вышеуказанного этапа, реализуемого на 10-12 неделях практики; а также иного ранее непредставленного материала предыдущих этапов практики в случае наличия отметок о невыполнении</w:t>
             </w:r>
           </w:p>
         </w:tc>
@@ -6613,25 +6449,7 @@
                 <w:sz w:val="20"/>
                 <w:lang w:val="ru-RU"/>
               </w:rPr>
-              <w:t xml:space="preserve">Представление руководителю практики материала согласно содержанию вышеуказанного этапа, реализуемого на </w:t>
-            </w:r>
-            <w:proofErr w:type="gramStart"/>
-            <w:r>
-              <w:rPr>
-                <w:rFonts w:cs="Times New Roman"/>
-                <w:sz w:val="20"/>
-                <w:lang w:val="ru-RU"/>
-              </w:rPr>
-              <w:t>13-15</w:t>
-            </w:r>
-            <w:proofErr w:type="gramEnd"/>
-            <w:r>
-              <w:rPr>
-                <w:rFonts w:cs="Times New Roman"/>
-                <w:sz w:val="20"/>
-                <w:lang w:val="ru-RU"/>
-              </w:rPr>
-              <w:t xml:space="preserve"> неделях практики; а также иного ранее непредставленного материала предыдущих этапов практики в случае наличия отметок о невыполнении</w:t>
+              <w:t>Представление руководителю практики материала согласно содержанию вышеуказанного этапа, реализуемого на 13-15 неделях практики; а также иного ранее непредставленного материала предыдущих этапов практики в случае наличия отметок о невыполнении</w:t>
             </w:r>
           </w:p>
         </w:tc>
@@ -6888,7 +6706,7 @@
       </w:pPr>
       <w:r>
         <w:rPr>
-          <w:rFonts w:cs="Times New Roman" w:ascii="Times New Roman" w:hAnsi="Times New Roman"/>
+          <w:rFonts w:cs="Times New Roman"/>
           <w:iCs/>
           <w:lang w:val="ru-RU"/>
         </w:rPr>
@@ -6896,7 +6714,7 @@
       </w:r>
       <w:r>
         <w:rPr>
-          <w:rFonts w:cs="Times New Roman" w:ascii="Times New Roman" w:hAnsi="Times New Roman"/>
+          <w:rFonts w:cs="Times New Roman"/>
           <w:iCs/>
           <w:szCs w:val="28"/>
           <w:lang w:val="ru-RU"/>
@@ -6921,7 +6739,7 @@
       </w:pPr>
       <w:r>
         <w:rPr>
-          <w:rFonts w:cs="Times New Roman" w:ascii="Times New Roman" w:hAnsi="Times New Roman"/>
+          <w:rFonts w:cs="Times New Roman"/>
           <w:bCs/>
           <w:sz w:val="27"/>
           <w:szCs w:val="27"/>
@@ -6931,7 +6749,7 @@
       </w:r>
       <w:r>
         <w:rPr>
-          <w:rFonts w:cs="Times New Roman" w:ascii="Times New Roman" w:hAnsi="Times New Roman"/>
+          <w:rFonts w:cs="Times New Roman"/>
           <w:bCs/>
           <w:sz w:val="27"/>
           <w:szCs w:val="27"/>
@@ -6942,36 +6760,14 @@
       </w:r>
       <w:r>
         <w:rPr>
-          <w:rFonts w:cs="Times New Roman" w:ascii="Times New Roman" w:hAnsi="Times New Roman"/>
+          <w:rFonts w:cs="Times New Roman"/>
           <w:bCs/>
           <w:sz w:val="27"/>
           <w:szCs w:val="27"/>
           <w:lang w:val="ru-RU"/>
         </w:rPr>
         <w:tab/>
-        <w:t xml:space="preserve">_________________/Синицын </w:t>
-      </w:r>
-      <w:proofErr w:type="gramStart"/>
-      <w:r>
-        <w:rPr>
-          <w:rFonts w:cs="Times New Roman" w:ascii="Times New Roman" w:hAnsi="Times New Roman"/>
-          <w:bCs/>
-          <w:sz w:val="27"/>
-          <w:szCs w:val="27"/>
-          <w:lang w:val="ru-RU"/>
-        </w:rPr>
-        <w:t>А.В.</w:t>
-      </w:r>
-      <w:proofErr w:type="gramEnd"/>
-      <w:r>
-        <w:rPr>
-          <w:rFonts w:cs="Times New Roman" w:ascii="Times New Roman" w:hAnsi="Times New Roman"/>
-          <w:bCs/>
-          <w:sz w:val="27"/>
-          <w:szCs w:val="27"/>
-          <w:lang w:val="ru-RU"/>
-        </w:rPr>
-        <w:t>, ст. преподаватель/</w:t>
+        <w:t>_________________/Синицын А.В., ст. преподаватель/</w:t>
       </w:r>
     </w:p>
     <w:p>
@@ -6991,7 +6787,7 @@
       </w:pPr>
       <w:r>
         <w:rPr>
-          <w:rFonts w:cs="Times New Roman" w:ascii="Times New Roman" w:hAnsi="Times New Roman"/>
+          <w:rFonts w:cs="Times New Roman"/>
           <w:bCs/>
           <w:sz w:val="27"/>
           <w:szCs w:val="27"/>
@@ -7001,7 +6797,7 @@
       </w:r>
       <w:r>
         <w:rPr>
-          <w:rFonts w:cs="Times New Roman" w:ascii="Times New Roman" w:hAnsi="Times New Roman"/>
+          <w:rFonts w:cs="Times New Roman"/>
           <w:bCs/>
           <w:sz w:val="27"/>
           <w:szCs w:val="27"/>
@@ -7012,36 +6808,14 @@
       </w:r>
       <w:r>
         <w:rPr>
-          <w:rFonts w:cs="Times New Roman" w:ascii="Times New Roman" w:hAnsi="Times New Roman"/>
+          <w:rFonts w:cs="Times New Roman"/>
           <w:bCs/>
           <w:sz w:val="27"/>
           <w:szCs w:val="27"/>
           <w:lang w:val="ru-RU"/>
         </w:rPr>
         <w:tab/>
-        <w:t xml:space="preserve">_________________/Жиркова </w:t>
-      </w:r>
-      <w:proofErr w:type="gramStart"/>
-      <w:r>
-        <w:rPr>
-          <w:rFonts w:cs="Times New Roman" w:ascii="Times New Roman" w:hAnsi="Times New Roman"/>
-          <w:bCs/>
-          <w:sz w:val="27"/>
-          <w:szCs w:val="27"/>
-          <w:lang w:val="ru-RU"/>
-        </w:rPr>
-        <w:t>М.И.</w:t>
-      </w:r>
-      <w:proofErr w:type="gramEnd"/>
-      <w:r>
-        <w:rPr>
-          <w:rFonts w:cs="Times New Roman" w:ascii="Times New Roman" w:hAnsi="Times New Roman"/>
-          <w:bCs/>
-          <w:sz w:val="27"/>
-          <w:szCs w:val="27"/>
-          <w:lang w:val="ru-RU"/>
-        </w:rPr>
-        <w:t>, директор департамента обеспечения качества/</w:t>
+        <w:t>_________________/Жиркова М.И., директор департамента обеспечения качества/</w:t>
       </w:r>
     </w:p>
     <w:p>
@@ -7061,7 +6835,7 @@
       </w:pPr>
       <w:r>
         <w:rPr>
-          <w:rFonts w:cs="Times New Roman" w:ascii="Times New Roman" w:hAnsi="Times New Roman"/>
+          <w:rFonts w:cs="Times New Roman"/>
           <w:bCs/>
           <w:sz w:val="27"/>
           <w:szCs w:val="27"/>
@@ -7071,36 +6845,14 @@
       </w:r>
       <w:r>
         <w:rPr>
-          <w:rFonts w:cs="Times New Roman" w:ascii="Times New Roman" w:hAnsi="Times New Roman"/>
+          <w:rFonts w:cs="Times New Roman"/>
           <w:bCs/>
           <w:sz w:val="27"/>
           <w:szCs w:val="27"/>
           <w:lang w:val="ru-RU"/>
         </w:rPr>
         <w:tab/>
-        <w:t xml:space="preserve">_________________/Чудаев </w:t>
-      </w:r>
-      <w:proofErr w:type="gramStart"/>
-      <w:r>
-        <w:rPr>
-          <w:rFonts w:cs="Times New Roman" w:ascii="Times New Roman" w:hAnsi="Times New Roman"/>
-          <w:bCs/>
-          <w:sz w:val="27"/>
-          <w:szCs w:val="27"/>
-          <w:lang w:val="ru-RU"/>
-        </w:rPr>
-        <w:t>И.С.</w:t>
-      </w:r>
-      <w:proofErr w:type="gramEnd"/>
-      <w:r>
-        <w:rPr>
-          <w:rFonts w:cs="Times New Roman" w:ascii="Times New Roman" w:hAnsi="Times New Roman"/>
-          <w:bCs/>
-          <w:sz w:val="27"/>
-          <w:szCs w:val="27"/>
-          <w:lang w:val="ru-RU"/>
-        </w:rPr>
-        <w:t>/</w:t>
+        <w:t>_________________/Чудаев И.С./</w:t>
       </w:r>
     </w:p>
     <w:p>
@@ -7114,7 +6866,7 @@
       </w:pPr>
       <w:r>
         <w:rPr>
-          <w:rFonts w:cs="Times New Roman" w:ascii="Times New Roman" w:hAnsi="Times New Roman"/>
+          <w:rFonts w:cs="Times New Roman"/>
           <w:b/>
           <w:bCs/>
           <w:sz w:val="27"/>
@@ -7140,7 +6892,7 @@
       </w:pPr>
       <w:r>
         <w:rPr>
-          <w:rFonts w:cs="Times New Roman" w:ascii="Times New Roman" w:hAnsi="Times New Roman"/>
+          <w:rFonts w:cs="Times New Roman"/>
           <w:bCs/>
           <w:sz w:val="27"/>
           <w:szCs w:val="27"/>
@@ -7150,7 +6902,7 @@
       </w:r>
       <w:r>
         <w:rPr>
-          <w:rFonts w:cs="Times New Roman" w:ascii="Times New Roman" w:hAnsi="Times New Roman"/>
+          <w:rFonts w:cs="Times New Roman"/>
           <w:bCs/>
           <w:sz w:val="27"/>
           <w:szCs w:val="27"/>
@@ -7162,7 +6914,7 @@
       <w:proofErr w:type="spellStart"/>
       <w:r>
         <w:rPr>
-          <w:rFonts w:cs="Times New Roman" w:ascii="Times New Roman" w:hAnsi="Times New Roman"/>
+          <w:rFonts w:cs="Times New Roman"/>
           <w:bCs/>
           <w:sz w:val="27"/>
           <w:szCs w:val="27"/>
@@ -7173,7 +6925,7 @@
       <w:proofErr w:type="spellEnd"/>
       <w:r>
         <w:rPr>
-          <w:rFonts w:cs="Times New Roman" w:ascii="Times New Roman" w:hAnsi="Times New Roman"/>
+          <w:rFonts w:cs="Times New Roman"/>
           <w:bCs/>
           <w:sz w:val="27"/>
           <w:szCs w:val="27"/>
@@ -7190,7 +6942,6 @@
       </w:pPr>
       <w:r>
         <w:rPr>
-          <w:rFonts w:ascii="Times New Roman" w:hAnsi="Times New Roman"/>
           <w:lang w:val="ru-RU"/>
         </w:rPr>
         <w:br w:type="page"/>
@@ -7220,7 +6971,6 @@
       </w:pPr>
       <w:r>
         <w:rPr>
-          <w:rFonts w:ascii="Times New Roman" w:hAnsi="Times New Roman"/>
           <w:lang w:val="ru-RU"/>
         </w:rPr>
         <w:t>Переработка картофеля является самостоятельным направлением пищевой промышленности, в котором качество готовой продукции определяется не только свойствами исходного сырья, но и устойчивостью технологических режимов на последовательных стадиях производства. Современные исследования российского картофелеперерабатывающего сектора связывают перспективы его развития с расширением промышленной переработки и выпуском продукции с более длительным сроком хранения [1]. Для переработчика это повышает значение прослеживаемости производственной партии, своевременного контроля параметров и фиксации отклонений.</w:t>
@@ -7234,7 +6984,6 @@
       </w:pPr>
       <w:r>
         <w:rPr>
-          <w:rFonts w:ascii="Times New Roman" w:hAnsi="Times New Roman"/>
           <w:lang w:val="ru-RU"/>
         </w:rPr>
         <w:t xml:space="preserve">В качестве предметной области учебной практики выбрано производство сухого картофельного пюре (картофельных хлопьев). Обзор производственных операций </w:t>
@@ -7242,7 +6991,6 @@
       <w:proofErr w:type="spellStart"/>
       <w:r>
         <w:rPr>
-          <w:rFonts w:ascii="Times New Roman" w:hAnsi="Times New Roman"/>
           <w:lang w:val="ru-RU"/>
         </w:rPr>
         <w:t>картофелепереработки</w:t>
@@ -7250,7 +6998,6 @@
       <w:proofErr w:type="spellEnd"/>
       <w:r>
         <w:rPr>
-          <w:rFonts w:ascii="Times New Roman" w:hAnsi="Times New Roman"/>
           <w:lang w:val="ru-RU"/>
         </w:rPr>
         <w:t xml:space="preserve"> показывает, что хлопья относятся к обезвоженным продуктам; их получение включает тепловую обработку картофеля и барабанную сушку картофельной массы [14]. При этом характеристики сырья, условия предварительной обработки и режимы сушки заметно влияют на структуру и функциональные свойства продуктов переработки картофеля [2–4, 10, 13, 15]. Поэтому для технолога существенна возможность видеть данные по партии не разрозненно, а в едином информационном контуре.</w:t>
@@ -7258,16 +7005,13 @@
     </w:p>
     <w:p>
       <w:pPr>
-        <w:spacing w:line="360" w:lineRule="auto"/>
-        <w:jc w:val="both"/>
-        <w:rPr>
-          <w:lang w:val="ru-RU"/>
-        </w:rPr>
-      </w:pPr>
-      <w:r>
-        <w:rPr>
-          <w:rFonts w:ascii="Times New Roman" w:hAnsi="Times New Roman"/>
-          <w:sz w:val="28"/>
+        <w:rPr>
+          <w:lang w:val="ru-RU"/>
+        </w:rPr>
+      </w:pPr>
+      <w:r>
+        <w:rPr>
+          <w:lang w:val="ru-RU"/>
         </w:rPr>
         <w:t>В рамках практики рассматривается типовое картофелеперерабатывающее предприятие. Разрабатываемая информационная система не заменяет автоматическую систему управления оборудованием и не вмешивается непосредственно в контуры регулирования. Ее назначение – централизовать данные по производственной партии, обеспечить регистрацию контрольных показателей, сопоставление фактических значений с установленными пределами, фиксацию отклонений и формирование электронного протокола партии. Такой масштаб позволяет выделить конкретный бизнес-процесс с однозначным началом и результатом и построить модели его исходного и целевого состояния.</w:t>
       </w:r>
@@ -7280,7 +7024,6 @@
       </w:pPr>
       <w:r>
         <w:rPr>
-          <w:rFonts w:ascii="Times New Roman" w:hAnsi="Times New Roman"/>
           <w:lang w:val="ru-RU"/>
         </w:rPr>
         <w:lastRenderedPageBreak/>
@@ -7295,7 +7038,6 @@
       </w:pPr>
       <w:r>
         <w:rPr>
-          <w:rFonts w:ascii="Times New Roman" w:hAnsi="Times New Roman"/>
           <w:lang w:val="ru-RU"/>
         </w:rPr>
         <w:t>Предметом исследования являются методы и программные средства информационного сопровождения, мониторинга и контроля технологических параметров производственной партии сухого картофельного пюре.</w:t>
@@ -7309,7 +7051,6 @@
       </w:pPr>
       <w:r>
         <w:rPr>
-          <w:rFonts w:ascii="Times New Roman" w:hAnsi="Times New Roman"/>
           <w:lang w:val="ru-RU"/>
         </w:rPr>
         <w:t>Цель практики – разработать информационную систему мониторинга и контроля технологических параметров производства сухого картофельного пюре, обеспечивающую централизованное ведение данных о партиях, регистрацию результатов контроля и поддержку принятия решения о соответствии готовой продукции установленным требованиям.</w:t>
@@ -7317,118 +7058,142 @@
     </w:p>
     <w:p>
       <w:pPr>
-        <w:spacing w:line="360" w:lineRule="auto"/>
-        <w:jc w:val="both"/>
-        <w:rPr>
-          <w:lang w:val="ru-RU"/>
-        </w:rPr>
-      </w:pPr>
-      <w:r>
-        <w:rPr>
-          <w:rFonts w:ascii="Times New Roman" w:hAnsi="Times New Roman"/>
-          <w:sz w:val="28"/>
+        <w:rPr>
+          <w:lang w:val="ru-RU"/>
+        </w:rPr>
+      </w:pPr>
+      <w:r>
+        <w:rPr>
+          <w:lang w:val="ru-RU"/>
         </w:rPr>
         <w:t>Для достижения поставленной цели необходимо решить следующие задачи:</w:t>
       </w:r>
     </w:p>
     <w:p>
       <w:pPr>
-        <w:spacing w:line="360" w:lineRule="auto"/>
-        <w:ind w:left="709" w:firstLine="709"/>
-        <w:jc w:val="both"/>
-        <w:rPr>
-          <w:lang w:val="ru-RU"/>
-        </w:rPr>
-      </w:pPr>
-      <w:r>
-        <w:rPr>
-          <w:rFonts w:ascii="Times New Roman" w:hAnsi="Times New Roman"/>
-          <w:sz w:val="28"/>
+        <w:ind w:left="709"/>
+        <w:rPr>
+          <w:lang w:val="ru-RU"/>
+        </w:rPr>
+      </w:pPr>
+      <w:r>
+        <w:rPr>
+          <w:lang w:val="ru-RU"/>
         </w:rPr>
         <w:t>– исследовать предметную область, актуальные методы переработки картофеля и контроля технологических параметров;</w:t>
       </w:r>
     </w:p>
     <w:p>
       <w:pPr>
-        <w:spacing w:line="360" w:lineRule="auto"/>
-        <w:ind w:left="709" w:firstLine="709"/>
-        <w:jc w:val="both"/>
-        <w:rPr>
-          <w:lang w:val="ru-RU"/>
-        </w:rPr>
-      </w:pPr>
-      <w:r>
-        <w:rPr>
-          <w:rFonts w:ascii="Times New Roman" w:hAnsi="Times New Roman"/>
-          <w:sz w:val="28"/>
+        <w:ind w:left="709"/>
+        <w:rPr>
+          <w:lang w:val="ru-RU"/>
+        </w:rPr>
+      </w:pPr>
+      <w:r>
+        <w:rPr>
+          <w:lang w:val="ru-RU"/>
         </w:rPr>
         <w:t>– описать границы, участников, входы, выходы и последовательность основного бизнес-процесса;</w:t>
       </w:r>
     </w:p>
     <w:p>
       <w:pPr>
-        <w:spacing w:line="360" w:lineRule="auto"/>
-        <w:ind w:left="709" w:firstLine="709"/>
-        <w:jc w:val="both"/>
-        <w:rPr>
-          <w:lang w:val="ru-RU"/>
-        </w:rPr>
-      </w:pPr>
-      <w:r>
-        <w:rPr>
-          <w:rFonts w:ascii="Times New Roman" w:hAnsi="Times New Roman"/>
-          <w:sz w:val="28"/>
-        </w:rPr>
-        <w:t>– построить модели процесса AS-IS и TO-BE, определить операции, подлежащие автоматизации;</w:t>
+        <w:ind w:left="709"/>
+        <w:rPr>
+          <w:lang w:val="ru-RU"/>
+        </w:rPr>
+      </w:pPr>
+      <w:r>
+        <w:rPr>
+          <w:lang w:val="ru-RU"/>
+        </w:rPr>
+        <w:t xml:space="preserve">– построить модели процесса </w:t>
+      </w:r>
+      <w:r>
+        <w:t>AS</w:t>
+      </w:r>
+      <w:r>
+        <w:rPr>
+          <w:lang w:val="ru-RU"/>
+        </w:rPr>
+        <w:t>-</w:t>
+      </w:r>
+      <w:r>
+        <w:t>IS</w:t>
+      </w:r>
+      <w:r>
+        <w:rPr>
+          <w:lang w:val="ru-RU"/>
+        </w:rPr>
+        <w:t xml:space="preserve"> и </w:t>
+      </w:r>
+      <w:r>
+        <w:t>TO</w:t>
+      </w:r>
+      <w:r>
+        <w:rPr>
+          <w:lang w:val="ru-RU"/>
+        </w:rPr>
+        <w:t>-</w:t>
+      </w:r>
+      <w:r>
+        <w:t>BE</w:t>
+      </w:r>
+      <w:r>
+        <w:rPr>
+          <w:lang w:val="ru-RU"/>
+        </w:rPr>
+        <w:t>, определить операции, подлежащие автоматизации;</w:t>
       </w:r>
     </w:p>
     <w:p>
       <w:pPr>
-        <w:spacing w:line="360" w:lineRule="auto"/>
-        <w:ind w:left="709" w:firstLine="709"/>
-        <w:jc w:val="both"/>
-        <w:rPr>
-          <w:lang w:val="ru-RU"/>
-        </w:rPr>
-      </w:pPr>
-      <w:r>
-        <w:rPr>
-          <w:rFonts w:ascii="Times New Roman" w:hAnsi="Times New Roman"/>
-          <w:sz w:val="28"/>
+        <w:ind w:left="709"/>
+        <w:rPr>
+          <w:lang w:val="ru-RU"/>
+        </w:rPr>
+      </w:pPr>
+      <w:r>
+        <w:rPr>
+          <w:lang w:val="ru-RU"/>
         </w:rPr>
         <w:t>– разработать логическую модель данных и алгоритмы обработки измерений и нормативов;</w:t>
       </w:r>
     </w:p>
     <w:p>
       <w:pPr>
-        <w:spacing w:line="360" w:lineRule="auto"/>
-        <w:ind w:left="709" w:firstLine="709"/>
-        <w:jc w:val="both"/>
-        <w:rPr>
-          <w:lang w:val="ru-RU"/>
-        </w:rPr>
-      </w:pPr>
-      <w:r>
-        <w:rPr>
-          <w:rFonts w:ascii="Times New Roman" w:hAnsi="Times New Roman"/>
-          <w:sz w:val="28"/>
-        </w:rPr>
-        <w:t>– реализовать процедурный прототип на Python и проверить его на характерных сценариях;</w:t>
+        <w:ind w:left="709"/>
+        <w:rPr>
+          <w:lang w:val="ru-RU"/>
+        </w:rPr>
+      </w:pPr>
+      <w:r>
+        <w:rPr>
+          <w:lang w:val="ru-RU"/>
+        </w:rPr>
+        <w:t xml:space="preserve">– реализовать процедурный прототип на </w:t>
+      </w:r>
+      <w:r>
+        <w:t>Python</w:t>
+      </w:r>
+      <w:r>
+        <w:rPr>
+          <w:lang w:val="ru-RU"/>
+        </w:rPr>
+        <w:t xml:space="preserve"> и проверить его на характерных сценариях;</w:t>
       </w:r>
     </w:p>
     <w:p>
       <w:pPr>
-        <w:spacing w:line="360" w:lineRule="auto"/>
-        <w:ind w:left="709" w:firstLine="709"/>
-        <w:jc w:val="both"/>
-        <w:rPr>
-          <w:lang w:val="ru-RU"/>
-        </w:rPr>
-      </w:pPr>
-      <w:r>
-        <w:rPr>
-          <w:rFonts w:ascii="Times New Roman" w:hAnsi="Times New Roman"/>
-          <w:sz w:val="28"/>
+        <w:ind w:left="709"/>
+        <w:rPr>
+          <w:lang w:val="ru-RU"/>
+        </w:rPr>
+      </w:pPr>
+      <w:r>
+        <w:rPr>
+          <w:lang w:val="ru-RU"/>
         </w:rPr>
         <w:t>– оценить результаты и подготовить комплект проектной и отчётной документации.</w:t>
       </w:r>
@@ -7445,7 +7210,6 @@
           <w:rFonts w:ascii="Times New Roman" w:eastAsia="Times New Roman" w:hAnsi="Times New Roman"/>
           <w:lang w:val="ru-RU"/>
         </w:rPr>
-        <w:lastRenderedPageBreak/>
         <w:t>1 ПРЕДМЕТНАЯ ОБЛАСТЬ</w:t>
       </w:r>
     </w:p>
@@ -7466,20 +7230,59 @@
     </w:p>
     <w:p>
       <w:pPr>
-        <w:spacing w:line="360" w:lineRule="auto"/>
-        <w:ind w:firstLine="709"/>
-        <w:jc w:val="both"/>
-        <w:rPr>
-          <w:lang w:val="ru-RU"/>
-        </w:rPr>
-      </w:pPr>
-      <w:r>
-        <w:rPr>
-          <w:rFonts w:ascii="Times New Roman" w:hAnsi="Times New Roman"/>
-          <w:b w:val="0"/>
-          <w:sz w:val="28"/>
-        </w:rPr>
-        <w:t>Промышленное производство обезвоженных картофельных продуктов сформировалось в XX веке вместе с развитием методов консервирования и массового пищевого производства. Картофельные хлопья получили распространение благодаря длительному хранению и быстрому восстановлению водой. Современный этап развития связан с инструментальным контролем сырья, автоматизацией технологических линий и прослеживаемостью каждой партии. Картофель используется как сырье для широкого спектра пищевых продуктов: охлажденных и замороженных полуфабрикатов, картофеля фри, чипсов, крахмала, муки, гранул и хлопьев. В российской отрасли промышленная переработка рассматривается как способ повысить добавленную стоимость сырья и снизить зависимость реализации от сезонных колебаний рынка свежего картофеля. В исследовании М. Е. Отиновой и соавторов отмечено, что дальнейшее развитие российского рынка связано с наращиванием промышленной переработки и экспорта картофеля и картофелепродуктов [1].</w:t>
+        <w:rPr>
+          <w:lang w:val="ru-RU"/>
+        </w:rPr>
+      </w:pPr>
+      <w:r>
+        <w:rPr>
+          <w:lang w:val="ru-RU"/>
+        </w:rPr>
+        <w:t xml:space="preserve">Промышленное производство обезвоженных картофельных продуктов сформировалось в </w:t>
+      </w:r>
+      <w:r>
+        <w:t>XX</w:t>
+      </w:r>
+      <w:r>
+        <w:rPr>
+          <w:lang w:val="ru-RU"/>
+        </w:rPr>
+        <w:t xml:space="preserve"> веке вместе с развитием методов консервирования и </w:t>
+      </w:r>
+      <w:r>
+        <w:rPr>
+          <w:lang w:val="ru-RU"/>
+        </w:rPr>
+        <w:lastRenderedPageBreak/>
+        <w:t xml:space="preserve">массового пищевого производства. Картофельные хлопья получили распространение благодаря длительному хранению и быстрому восстановлению водой. Современный этап развития связан с инструментальным контролем сырья, автоматизацией технологических линий и прослеживаемостью каждой партии. Картофель используется как сырье для широкого спектра пищевых продуктов: охлажденных и замороженных полуфабрикатов, картофеля фри, чипсов, крахмала, муки, гранул и хлопьев. В российской отрасли промышленная переработка рассматривается как способ повысить добавленную стоимость сырья и снизить зависимость реализации от сезонных колебаний рынка свежего картофеля. В исследовании М. Е. </w:t>
+      </w:r>
+      <w:proofErr w:type="spellStart"/>
+      <w:r>
+        <w:rPr>
+          <w:lang w:val="ru-RU"/>
+        </w:rPr>
+        <w:t>Отиновой</w:t>
+      </w:r>
+      <w:proofErr w:type="spellEnd"/>
+      <w:r>
+        <w:rPr>
+          <w:lang w:val="ru-RU"/>
+        </w:rPr>
+        <w:t xml:space="preserve"> и соавторов отмечено, что дальнейшее развитие российского рынка связано с наращиванием промышленной переработки и экспорта картофеля и </w:t>
+      </w:r>
+      <w:proofErr w:type="spellStart"/>
+      <w:r>
+        <w:rPr>
+          <w:lang w:val="ru-RU"/>
+        </w:rPr>
+        <w:t>картофелепродуктов</w:t>
+      </w:r>
+      <w:proofErr w:type="spellEnd"/>
+      <w:r>
+        <w:rPr>
+          <w:lang w:val="ru-RU"/>
+        </w:rPr>
+        <w:t xml:space="preserve"> [1].</w:t>
       </w:r>
     </w:p>
     <w:p>
@@ -7490,7 +7293,6 @@
       </w:pPr>
       <w:r>
         <w:rPr>
-          <w:rFonts w:ascii="Times New Roman" w:hAnsi="Times New Roman"/>
           <w:lang w:val="ru-RU"/>
         </w:rPr>
         <w:t>Для перерабатывающего предприятия принципиально важна пригодность сырья к конкретному продукту. Исследование состава сортов картофеля показывает, что промышленная пригодность определяется совокупностью хозяйственно ценных признаков, а не только внешним качеством клубней [2]. Спецификации предприятий могут включать требования к внутренним дефектам, цвету, содержанию сухих веществ и другим показателям [3]. Физиолого-биохимические свойства клубней и склонность к потемнению также способны изменяться в зависимости от условий выращивания и обработки [4]. Это означает, что контроль производственной партии должен начинаться до основной стадии сушки и учитывать результаты входного контроля сырья.</w:t>
@@ -7504,7 +7306,6 @@
       </w:pPr>
       <w:r>
         <w:rPr>
-          <w:rFonts w:ascii="Times New Roman" w:hAnsi="Times New Roman"/>
           <w:lang w:val="ru-RU"/>
         </w:rPr>
         <w:t xml:space="preserve">В международном обзоре производственных операций </w:t>
@@ -7512,7 +7313,6 @@
       <w:proofErr w:type="spellStart"/>
       <w:r>
         <w:rPr>
-          <w:rFonts w:ascii="Times New Roman" w:hAnsi="Times New Roman"/>
           <w:lang w:val="ru-RU"/>
         </w:rPr>
         <w:t>картофелепереработки</w:t>
@@ -7520,14 +7320,12 @@
       <w:proofErr w:type="spellEnd"/>
       <w:r>
         <w:rPr>
-          <w:rFonts w:ascii="Times New Roman" w:hAnsi="Times New Roman"/>
           <w:lang w:val="ru-RU"/>
         </w:rPr>
         <w:t xml:space="preserve"> картофельные хлопья отнесены к обезвоженным продуктам. В типовой схеме картофель проходит очистку и подготовку, тепловую обработку, превращение в картофельную массу, после чего для получения хлопьев применяется барабанная сушка; готовый обезвоженный продукт может храниться при обычной температуре при защите от влаги [14]. Такая последовательность </w:t>
       </w:r>
       <w:r>
         <w:rPr>
-          <w:rFonts w:ascii="Times New Roman" w:hAnsi="Times New Roman"/>
           <w:lang w:val="ru-RU"/>
         </w:rPr>
         <w:lastRenderedPageBreak/>
@@ -7542,7 +7340,6 @@
       </w:pPr>
       <w:r>
         <w:rPr>
-          <w:rFonts w:ascii="Times New Roman" w:hAnsi="Times New Roman"/>
           <w:lang w:val="ru-RU"/>
         </w:rPr>
         <w:t>Для сухих картофельных продуктов особенно значима стадия удаления влаги. Экспериментальные работы показывают, что режим предварительной обработки и способ сушки изменяют цвет, размер частиц, микроструктуру, пористость, способность к регидратации и другие показатели качества [10, 13, 15]. Следовательно, отклонение параметров сушки может проявиться уже после завершения длительной последовательности операций, когда стоимость исправления или браковки партии выше.</w:t>
@@ -7571,42 +7368,29 @@
       </w:pPr>
       <w:r>
         <w:rPr>
-          <w:rFonts w:ascii="Times New Roman" w:hAnsi="Times New Roman"/>
-          <w:lang w:val="ru-RU"/>
-        </w:rPr>
-        <w:t xml:space="preserve">Контроль технологических параметров в пищевом производстве необходим не только для стабильности характеристик продукта, но и для обеспечения прослеживаемости решений. ГОСТ Р </w:t>
-      </w:r>
-      <w:proofErr w:type="gramStart"/>
-      <w:r>
-        <w:rPr>
-          <w:rFonts w:ascii="Times New Roman" w:hAnsi="Times New Roman"/>
-          <w:lang w:val="ru-RU"/>
-        </w:rPr>
-        <w:t>51705.1-2024</w:t>
-      </w:r>
-      <w:proofErr w:type="gramEnd"/>
-      <w:r>
-        <w:rPr>
-          <w:rFonts w:ascii="Times New Roman" w:hAnsi="Times New Roman"/>
-          <w:lang w:val="ru-RU"/>
-        </w:rPr>
-        <w:t>, устанавливающий общие требования к управлению качеством и безопасностью пищевых продуктов на основе принципов ХАССП, предусматривает мониторинг в критических контрольных точках и действия при выходе контролируемых параметров за установленные пределы [9]. Для информационной системы это означает необходимость сохранять не только конечный статус партии, но и фактические измерения, время регистрации, источник данных и сведения о корректирующих действиях.</w:t>
+          <w:lang w:val="ru-RU"/>
+        </w:rPr>
+        <w:t>Контроль технологических параметров в пищевом производстве необходим не только для стабильности характеристик продукта, но и для обеспечения прослеживаемости решений. ГОСТ Р 51705.1-2024, устанавливающий общие требования к управлению качеством и безопасностью пищевых продуктов на основе принципов ХАССП, предусматривает мониторинг в критических контрольных точках и действия при выходе контролируемых параметров за установленные пределы [9]. Для информационной системы это означает необходимость сохранять не только конечный статус партии, но и фактические измерения, время регистрации, источник данных и сведения о корректирующих действиях.</w:t>
       </w:r>
     </w:p>
     <w:p>
       <w:pPr>
-        <w:spacing w:line="360" w:lineRule="auto"/>
-        <w:ind w:firstLine="709"/>
-        <w:jc w:val="both"/>
-        <w:rPr>
-          <w:lang w:val="ru-RU"/>
-        </w:rPr>
-      </w:pPr>
-      <w:r>
-        <w:rPr>
-          <w:rFonts w:ascii="Times New Roman" w:hAnsi="Times New Roman"/>
-        </w:rPr>
-        <w:t>Тенденция цифровизации пищевых производств подтверждается работами, посвященными цифровой непрерывности и моделированию технологических линий. В исследовании процессов производства мясного фарша компьютерное управление рассматривается через связь технологических данных, моделей и критериев качества [5]. Компьютерная симуляция пищевого продукта применяется для сопоставления расчетных и фактических характеристик [6]. Для хлебопекарных линий цифровые двойники исследуются как средство анализа и оптимизации производственного процесса [7]. На более общем уровне внедрение цифровых моделей связывается с повышением прозрачности процессов, верификацией данных и последовательным планированием цифровой трансформации предприятия [8].</w:t>
+        <w:rPr>
+          <w:lang w:val="ru-RU"/>
+        </w:rPr>
+      </w:pPr>
+      <w:r>
+        <w:rPr>
+          <w:lang w:val="ru-RU"/>
+        </w:rPr>
+        <w:t xml:space="preserve">Тенденция цифровизации пищевых производств подтверждается работами, посвященными цифровой непрерывности и моделированию технологических линий. В исследовании процессов производства мясного фарша компьютерное управление рассматривается через связь технологических данных, моделей и критериев качества [5]. Компьютерная симуляция пищевого продукта применяется для сопоставления расчетных и фактических характеристик [6]. Для хлебопекарных линий цифровые двойники исследуются как средство анализа и </w:t>
+      </w:r>
+      <w:r>
+        <w:rPr>
+          <w:lang w:val="ru-RU"/>
+        </w:rPr>
+        <w:lastRenderedPageBreak/>
+        <w:t>оптимизации производственного процесса [7]. На более общем уровне внедрение цифровых моделей связывается с повышением прозрачности процессов, верификацией данных и последовательным планированием цифровой трансформации предприятия [8].</w:t>
       </w:r>
     </w:p>
     <w:p>
@@ -7617,7 +7401,6 @@
       </w:pPr>
       <w:r>
         <w:rPr>
-          <w:rFonts w:ascii="Times New Roman" w:hAnsi="Times New Roman"/>
           <w:lang w:val="ru-RU"/>
         </w:rPr>
         <w:t>Для выбранной темы не требуется реализовывать полноценный цифровой двойник технологической линии. На первом этапе достаточно обеспечить цифровую непрерывность данных о партии: от входного контроля сырья до итогового решения. Такой подход реалистичен для учебного проекта и одновременно создает основу для дальнейшего расширения – подключения телеметрии оборудования, построения аналитики и прогнозирования отклонений.</w:t>
@@ -7646,59 +7429,42 @@
       </w:pPr>
       <w:r>
         <w:rPr>
-          <w:rFonts w:ascii="Times New Roman" w:hAnsi="Times New Roman"/>
           <w:lang w:val="ru-RU"/>
         </w:rPr>
         <w:t xml:space="preserve">Современные исследования демонстрируют возможность получать информацию о ходе сушки без разрушения продукта. </w:t>
       </w:r>
       <w:r>
-        <w:rPr>
-          <w:rFonts w:ascii="Times New Roman" w:hAnsi="Times New Roman"/>
-        </w:rPr>
         <w:t>V</w:t>
       </w:r>
       <w:r>
         <w:rPr>
-          <w:rFonts w:ascii="Times New Roman" w:hAnsi="Times New Roman"/>
           <w:lang w:val="ru-RU"/>
         </w:rPr>
         <w:t xml:space="preserve">. </w:t>
       </w:r>
       <w:r>
-        <w:rPr>
-          <w:rFonts w:ascii="Times New Roman" w:hAnsi="Times New Roman"/>
-        </w:rPr>
         <w:t>Sanchez</w:t>
       </w:r>
       <w:r>
         <w:rPr>
-          <w:rFonts w:ascii="Times New Roman" w:hAnsi="Times New Roman"/>
           <w:lang w:val="ru-RU"/>
         </w:rPr>
         <w:t>-</w:t>
       </w:r>
       <w:r>
-        <w:rPr>
-          <w:rFonts w:ascii="Times New Roman" w:hAnsi="Times New Roman"/>
-        </w:rPr>
         <w:t>Jimenez</w:t>
       </w:r>
       <w:r>
         <w:rPr>
-          <w:rFonts w:ascii="Times New Roman" w:hAnsi="Times New Roman"/>
           <w:lang w:val="ru-RU"/>
         </w:rPr>
         <w:t xml:space="preserve"> и соавторы показали применимость воздушно-связанного ультразвука для неинвазивного мониторинга изменения свойств картофельных ломтиков во время сушки и возможность прогнозировать текстурные характеристики по ультразвуковым параметрам [11]. Другая работа предлагает использовать компьютерное зрение и модель </w:t>
       </w:r>
       <w:r>
-        <w:rPr>
-          <w:rFonts w:ascii="Times New Roman" w:hAnsi="Times New Roman"/>
-        </w:rPr>
         <w:t>LSTM</w:t>
       </w:r>
       <w:r>
         <w:rPr>
-          <w:rFonts w:ascii="Times New Roman" w:hAnsi="Times New Roman"/>
           <w:lang w:val="ru-RU"/>
         </w:rPr>
         <w:t xml:space="preserve"> для мониторинга сушки картофельных ломтиков в реальном времени по цветовым признакам изображения [12]. Эти методы показывают общий вектор развития: часть результатов контроля может поступать в информационную систему автоматически, а не переноситься оператором вручную.</w:t>
@@ -7712,94 +7478,68 @@
       </w:pPr>
       <w:r>
         <w:rPr>
-          <w:rFonts w:ascii="Times New Roman" w:hAnsi="Times New Roman"/>
           <w:lang w:val="ru-RU"/>
         </w:rPr>
         <w:t xml:space="preserve">В работе </w:t>
       </w:r>
       <w:r>
-        <w:rPr>
-          <w:rFonts w:ascii="Times New Roman" w:hAnsi="Times New Roman"/>
-        </w:rPr>
         <w:t>Y</w:t>
       </w:r>
       <w:r>
         <w:rPr>
-          <w:rFonts w:ascii="Times New Roman" w:hAnsi="Times New Roman"/>
           <w:lang w:val="ru-RU"/>
         </w:rPr>
         <w:t xml:space="preserve">. </w:t>
       </w:r>
       <w:r>
-        <w:rPr>
-          <w:rFonts w:ascii="Times New Roman" w:hAnsi="Times New Roman"/>
-        </w:rPr>
         <w:t>Sikiru</w:t>
       </w:r>
       <w:r>
         <w:rPr>
-          <w:rFonts w:ascii="Times New Roman" w:hAnsi="Times New Roman"/>
           <w:lang w:val="ru-RU"/>
         </w:rPr>
         <w:t xml:space="preserve">, </w:t>
       </w:r>
       <w:r>
-        <w:rPr>
-          <w:rFonts w:ascii="Times New Roman" w:hAnsi="Times New Roman"/>
-        </w:rPr>
         <w:t>J</w:t>
       </w:r>
       <w:r>
         <w:rPr>
-          <w:rFonts w:ascii="Times New Roman" w:hAnsi="Times New Roman"/>
           <w:lang w:val="ru-RU"/>
         </w:rPr>
         <w:t xml:space="preserve">. </w:t>
       </w:r>
       <w:r>
-        <w:rPr>
-          <w:rFonts w:ascii="Times New Roman" w:hAnsi="Times New Roman"/>
-        </w:rPr>
         <w:t>Paliwal</w:t>
       </w:r>
       <w:r>
         <w:rPr>
-          <w:rFonts w:ascii="Times New Roman" w:hAnsi="Times New Roman"/>
           <w:lang w:val="ru-RU"/>
         </w:rPr>
         <w:t xml:space="preserve"> и </w:t>
       </w:r>
       <w:r>
-        <w:rPr>
-          <w:rFonts w:ascii="Times New Roman" w:hAnsi="Times New Roman"/>
-        </w:rPr>
         <w:t>C</w:t>
       </w:r>
       <w:r>
         <w:rPr>
-          <w:rFonts w:ascii="Times New Roman" w:hAnsi="Times New Roman"/>
           <w:lang w:val="ru-RU"/>
         </w:rPr>
         <w:t xml:space="preserve">. </w:t>
       </w:r>
       <w:proofErr w:type="spellStart"/>
       <w:r>
-        <w:rPr>
-          <w:rFonts w:ascii="Times New Roman" w:hAnsi="Times New Roman"/>
-        </w:rPr>
         <w:t>Erkinbaev</w:t>
       </w:r>
       <w:proofErr w:type="spellEnd"/>
       <w:r>
         <w:rPr>
-          <w:rFonts w:ascii="Times New Roman" w:hAnsi="Times New Roman"/>
           <w:lang w:val="ru-RU"/>
         </w:rPr>
         <w:t xml:space="preserve"> сравниваются сублимационная, инфракрасная и конвективная сушка картофеля и предлагается комплексная оценка качества и энергопотребления [10]. Авторы подчеркивают необходимость баланса между качеством продукта и эффективностью процесса. Для разрабатываемой системы этот вывод важен методически: карточка партии </w:t>
       </w:r>
       <w:r>
         <w:rPr>
-          <w:rFonts w:ascii="Times New Roman" w:hAnsi="Times New Roman"/>
           <w:lang w:val="ru-RU"/>
         </w:rPr>
         <w:lastRenderedPageBreak/>
@@ -7814,7 +7554,6 @@
       </w:pPr>
       <w:r>
         <w:rPr>
-          <w:rFonts w:ascii="Times New Roman" w:hAnsi="Times New Roman"/>
           <w:lang w:val="ru-RU"/>
         </w:rPr>
         <w:t>Таким образом, информационная система мониторинга должна быть отделена от конкретного датчика или способа измерения. Часть значений может вводиться оператором или лаборантом, часть – поступать от оборудования или внешнего модуля. Единая модель данных позволяет сохранить целостность процесса и в дальнейшем подключать новые источники измерений без изменения его бизнес-логики.</w:t>
@@ -7843,7 +7582,6 @@
       </w:pPr>
       <w:r>
         <w:rPr>
-          <w:rFonts w:ascii="Times New Roman" w:hAnsi="Times New Roman"/>
           <w:lang w:val="ru-RU"/>
         </w:rPr>
         <w:t>В базовом варианте процесса данные о сырье, текущих режимах оборудования, лабораторных измерениях и выявленных отклонениях могут находиться в разных журналах, таблицах или локальных файлах. Такое разбиение создает четыре практические проблемы: повторный ручной ввод, задержку обнаружения отклонения, сложность восстановления полной истории партии и трудоемкость подготовки сводной информации для технолога.</w:t>
@@ -7857,7 +7595,6 @@
       </w:pPr>
       <w:r>
         <w:rPr>
-          <w:rFonts w:ascii="Times New Roman" w:hAnsi="Times New Roman"/>
           <w:lang w:val="ru-RU"/>
         </w:rPr>
         <w:t>Автоматизация целесообразна, поскольку основным объектом работы сотрудников является структурированный набор данных, а значительная часть проверок формализуема. Для каждого контролируемого показателя можно хранить единицу измерения, допустимый диапазон, фактическое значение, время и автора регистрации. При выходе за пределы система способна автоматически сформировать событие отклонения, потребовать комментарий и корректирующее действие, а затем включить эту информацию в итоговый протокол.</w:t>
@@ -7871,14 +7608,12 @@
       </w:pPr>
       <w:r>
         <w:rPr>
-          <w:rFonts w:ascii="Times New Roman" w:hAnsi="Times New Roman"/>
           <w:lang w:val="ru-RU"/>
         </w:rPr>
         <w:t xml:space="preserve">После внедрения системы выбранный бизнес-процесс действительно изменяется: вместо последовательного сбора сведений из разных источников технолог получает единую карточку партии; проверка предельных значений выполняется автоматически; результат контроля формируется на основе </w:t>
       </w:r>
       <w:r>
         <w:rPr>
-          <w:rFonts w:ascii="Times New Roman" w:hAnsi="Times New Roman"/>
           <w:lang w:val="ru-RU"/>
         </w:rPr>
         <w:lastRenderedPageBreak/>
@@ -7923,7 +7658,6 @@
       </w:pPr>
       <w:r>
         <w:rPr>
-          <w:rFonts w:ascii="Times New Roman" w:hAnsi="Times New Roman"/>
           <w:lang w:val="ru-RU"/>
         </w:rPr>
         <w:t>Основной бизнес-процесс для дальнейшего моделирования формулируется как «Контроль технологических параметров производственной партии сухого картофельного пюре». Это не вся деятельность предприятия и не весь производственный цикл в организационном смысле, а конкретный управляемый процесс информационного сопровождения одной партии.</w:t>
@@ -7937,7 +7671,6 @@
       </w:pPr>
       <w:r>
         <w:rPr>
-          <w:rFonts w:ascii="Times New Roman" w:hAnsi="Times New Roman"/>
           <w:lang w:val="ru-RU"/>
         </w:rPr>
         <w:t>Событие начала процесса – назначение производственной партии и создание ее карточки перед допуском сырья в технологический цикл. Событие завершения – утверждение технологом итогового электронного протокола и присвоение партии результата контроля: «соответствует», «требует корректирующих действий/повторного контроля» либо «не соответствует». После утверждения результат передается ответственному за дальнейшее движение готовой продукции, например начальнику смены или сотруднику склада.</w:t>
@@ -7951,7 +7684,6 @@
       </w:pPr>
       <w:r>
         <w:rPr>
-          <w:rFonts w:ascii="Times New Roman" w:hAnsi="Times New Roman"/>
           <w:lang w:val="ru-RU"/>
         </w:rPr>
         <w:t>Такое определение границ позволяет однозначно установить один объект контроля – производственную партию, конкретный вход – данные о сырье, нормативных пределах и текущих измерениях – и один конечный информационный результат – утвержденный протокол контроля партии.</w:t>
@@ -7981,7 +7713,6 @@
       </w:pPr>
       <w:r>
         <w:rPr>
-          <w:rFonts w:ascii="Times New Roman" w:hAnsi="Times New Roman"/>
           <w:lang w:val="ru-RU"/>
         </w:rPr>
         <w:t>– Оператор производственной линии – привязывает фактические параметры работы оборудования и сведения о выполнении операций к текущей партии; подтверждает события, которые не поступают автоматически.</w:t>
@@ -7996,7 +7727,6 @@
       </w:pPr>
       <w:r>
         <w:rPr>
-          <w:rFonts w:ascii="Times New Roman" w:hAnsi="Times New Roman"/>
           <w:lang w:val="ru-RU"/>
         </w:rPr>
         <w:lastRenderedPageBreak/>
@@ -8012,7 +7742,6 @@
       </w:pPr>
       <w:r>
         <w:rPr>
-          <w:rFonts w:ascii="Times New Roman" w:hAnsi="Times New Roman"/>
           <w:lang w:val="ru-RU"/>
         </w:rPr>
         <w:t>– Технолог – задает или выбирает нормативные пределы показателей, контролирует отклонения, принимает решение по партии и утверждает итоговый протокол.</w:t>
@@ -8027,7 +7756,6 @@
       </w:pPr>
       <w:r>
         <w:rPr>
-          <w:rFonts w:ascii="Times New Roman" w:hAnsi="Times New Roman"/>
           <w:lang w:val="ru-RU"/>
         </w:rPr>
         <w:t>– Начальник смены – получает итоговый статус партии и информацию о существенных отклонениях, организует корректирующие действия на производстве.</w:t>
@@ -8042,7 +7770,6 @@
       </w:pPr>
       <w:r>
         <w:rPr>
-          <w:rFonts w:ascii="Times New Roman" w:hAnsi="Times New Roman"/>
           <w:lang w:val="ru-RU"/>
         </w:rPr>
         <w:t>– Информационная система – хранит карточку партии и измерения, проверяет значения относительно установленных пределов, формирует события отклонений и итоговый протокол. Система является механизмом автоматизации, а не самостоятельным бизнес-участником, принимающим технологическое решение.</w:t>
@@ -8071,7 +7798,6 @@
       </w:pPr>
       <w:r>
         <w:rPr>
-          <w:rFonts w:ascii="Times New Roman" w:hAnsi="Times New Roman"/>
           <w:lang w:val="ru-RU"/>
         </w:rPr>
         <w:t>Входом процесса является совокупность данных, необходимых для контроля конкретной партии: идентификатор и время запуска партии; сведения о поступившем сырье; результаты входного контроля; выбранная технологическая спецификация; нормативные пределы контролируемых показателей; данные о состоянии и режимах оборудования; результаты промежуточных и итоговых измерений. Источниками входных данных выступают лаборант, оператор, технолог, а при наличии интеграции – датчики и информационные интерфейсы производственного оборудования.</w:t>
@@ -8100,7 +7826,6 @@
       </w:pPr>
       <w:r>
         <w:rPr>
-          <w:rFonts w:ascii="Times New Roman" w:hAnsi="Times New Roman"/>
           <w:lang w:val="ru-RU"/>
         </w:rPr>
         <w:t>1. Создание карточки партии. Оператор или технолог создает запись о новой партии, указывает идентификатор, вид продукта, дату и смену, после чего система фиксирует ответственных лиц.</w:t>
@@ -8114,7 +7839,6 @@
       </w:pPr>
       <w:r>
         <w:rPr>
-          <w:rFonts w:ascii="Times New Roman" w:hAnsi="Times New Roman"/>
           <w:lang w:val="ru-RU"/>
         </w:rPr>
         <w:lastRenderedPageBreak/>
@@ -8129,7 +7853,6 @@
       </w:pPr>
       <w:r>
         <w:rPr>
-          <w:rFonts w:ascii="Times New Roman" w:hAnsi="Times New Roman"/>
           <w:lang w:val="ru-RU"/>
         </w:rPr>
         <w:t>3. Назначение технологической спецификации. Технолог выбирает набор контролируемых параметров и их допустимые пределы для данной партии. Система сохраняет версию спецификации, чтобы позднее можно было восстановить условия, по которым принималось решение.</w:t>
@@ -8143,7 +7866,6 @@
       </w:pPr>
       <w:r>
         <w:rPr>
-          <w:rFonts w:ascii="Times New Roman" w:hAnsi="Times New Roman"/>
           <w:lang w:val="ru-RU"/>
         </w:rPr>
         <w:t xml:space="preserve">4. Контроль подготовительных операций. В карточке партии регистрируются прохождение мойки, сортировки, очистки и подготовки сырья. Производственный обзор </w:t>
@@ -8151,7 +7873,6 @@
       <w:proofErr w:type="spellStart"/>
       <w:r>
         <w:rPr>
-          <w:rFonts w:ascii="Times New Roman" w:hAnsi="Times New Roman"/>
           <w:lang w:val="ru-RU"/>
         </w:rPr>
         <w:t>картофелепереработки</w:t>
@@ -8159,7 +7880,6 @@
       <w:proofErr w:type="spellEnd"/>
       <w:r>
         <w:rPr>
-          <w:rFonts w:ascii="Times New Roman" w:hAnsi="Times New Roman"/>
           <w:lang w:val="ru-RU"/>
         </w:rPr>
         <w:t xml:space="preserve"> относит данные операции к типовой последовательности подготовки картофеля [14].</w:t>
@@ -8173,7 +7893,6 @@
       </w:pPr>
       <w:r>
         <w:rPr>
-          <w:rFonts w:ascii="Times New Roman" w:hAnsi="Times New Roman"/>
           <w:lang w:val="ru-RU"/>
         </w:rPr>
         <w:t>5. Контроль тепловой обработки и приготовления картофельной массы. Для стадии варки/бланширования и подготовки пюре фиксируются заданные технологом показатели и фактические значения. При выходе параметра за установленный предел создается событие отклонения.</w:t>
@@ -8187,7 +7906,6 @@
       </w:pPr>
       <w:r>
         <w:rPr>
-          <w:rFonts w:ascii="Times New Roman" w:hAnsi="Times New Roman"/>
           <w:lang w:val="ru-RU"/>
         </w:rPr>
         <w:t>6. Контроль обезвоживания. На стадии барабанной сушки фиксируются параметры, определенные технологической спецификацией, а также результаты измерения влажности/состояния продукта. Значимость режима сушки для структуры и качества сухих картофельных продуктов подтверждается исследованиями различных методов обезвоживания [10, 13, 15].</w:t>
@@ -8201,7 +7919,6 @@
       </w:pPr>
       <w:r>
         <w:rPr>
-          <w:rFonts w:ascii="Times New Roman" w:hAnsi="Times New Roman"/>
           <w:lang w:val="ru-RU"/>
         </w:rPr>
         <w:t>7. Регистрация корректирующих действий. Если система выявляет превышение допустимого предела, оператор или технолог указывает причину, выполненное действие и результат повторной проверки. До закрытия критического отклонения процесс не может перейти к финальному утверждению.</w:t>
@@ -8215,7 +7932,6 @@
       </w:pPr>
       <w:r>
         <w:rPr>
-          <w:rFonts w:ascii="Times New Roman" w:hAnsi="Times New Roman"/>
           <w:lang w:val="ru-RU"/>
         </w:rPr>
         <w:t>8. Выходной контроль качества. Лаборант вводит результаты контроля готового продукта. При необходимости система поддерживает повторное измерение с сохранением истории значений.</w:t>
@@ -8229,7 +7945,6 @@
       </w:pPr>
       <w:r>
         <w:rPr>
-          <w:rFonts w:ascii="Times New Roman" w:hAnsi="Times New Roman"/>
           <w:lang w:val="ru-RU"/>
         </w:rPr>
         <w:lastRenderedPageBreak/>
@@ -8244,7 +7959,6 @@
       </w:pPr>
       <w:r>
         <w:rPr>
-          <w:rFonts w:ascii="Times New Roman" w:hAnsi="Times New Roman"/>
           <w:lang w:val="ru-RU"/>
         </w:rPr>
         <w:t>10. Утверждение результата. Технолог просматривает сформированный протокол и принимает итоговое решение. Система фиксирует автора и время решения, после чего статус партии передается следующему участнику процесса.</w:t>
@@ -8273,7 +7987,6 @@
       </w:pPr>
       <w:r>
         <w:rPr>
-          <w:rFonts w:ascii="Times New Roman" w:hAnsi="Times New Roman"/>
           <w:lang w:val="ru-RU"/>
         </w:rPr>
         <w:t>Выход процесса – утвержденный электронный протокол контроля производственной партии с итоговым статусом. Получателями результата являются технолог, начальник смены и сотрудник, отвечающий за последующее перемещение или хранение готовой продукции. Протокол должен обеспечивать прослеживаемость: по нему можно установить, какие значения были зарегистрированы, когда возникали отклонения, какие действия выполнялись и кем принято итоговое решение.</w:t>
@@ -8303,7 +8016,6 @@
       </w:pPr>
       <w:r>
         <w:rPr>
-          <w:rFonts w:ascii="Times New Roman" w:hAnsi="Times New Roman"/>
           <w:lang w:val="ru-RU"/>
         </w:rPr>
         <w:t>– разрозненность данных между бумажными журналами, электронными таблицами и локальными файлами;</w:t>
@@ -8318,7 +8030,6 @@
       </w:pPr>
       <w:r>
         <w:rPr>
-          <w:rFonts w:ascii="Times New Roman" w:hAnsi="Times New Roman"/>
           <w:lang w:val="ru-RU"/>
         </w:rPr>
         <w:t>– повторный ручной ввод одних и тех же сведений и риск ошибок при переносе;</w:t>
@@ -8333,7 +8044,6 @@
       </w:pPr>
       <w:r>
         <w:rPr>
-          <w:rFonts w:ascii="Times New Roman" w:hAnsi="Times New Roman"/>
           <w:lang w:val="ru-RU"/>
         </w:rPr>
         <w:t>– задержка между возникновением отклонения и его обнаружением ответственным сотрудником;</w:t>
@@ -8348,7 +8058,6 @@
       </w:pPr>
       <w:r>
         <w:rPr>
-          <w:rFonts w:ascii="Times New Roman" w:hAnsi="Times New Roman"/>
           <w:lang w:val="ru-RU"/>
         </w:rPr>
         <w:t>– отсутствие единой временной шкалы событий по партии;</w:t>
@@ -8363,7 +8072,6 @@
       </w:pPr>
       <w:r>
         <w:rPr>
-          <w:rFonts w:ascii="Times New Roman" w:hAnsi="Times New Roman"/>
           <w:lang w:val="ru-RU"/>
         </w:rPr>
         <w:t>– сложность проверки того, какое нормативное значение действовало в момент производства партии;</w:t>
@@ -8378,7 +8086,6 @@
       </w:pPr>
       <w:r>
         <w:rPr>
-          <w:rFonts w:ascii="Times New Roman" w:hAnsi="Times New Roman"/>
           <w:lang w:val="ru-RU"/>
         </w:rPr>
         <w:t>– трудоемкое формирование итогового протокола и статистики по повторяющимся отклонениям;</w:t>
@@ -8393,7 +8100,6 @@
       </w:pPr>
       <w:r>
         <w:rPr>
-          <w:rFonts w:ascii="Times New Roman" w:hAnsi="Times New Roman"/>
           <w:lang w:val="ru-RU"/>
         </w:rPr>
         <w:lastRenderedPageBreak/>
@@ -8408,7 +8114,6 @@
       </w:pPr>
       <w:r>
         <w:rPr>
-          <w:rFonts w:ascii="Times New Roman" w:hAnsi="Times New Roman"/>
           <w:lang w:val="ru-RU"/>
         </w:rPr>
         <w:t>Перечисленные проблемы являются рабочей моделью «как есть» для учебного проекта. При привязке системы к конкретному предприятию состав документов, перечень измеряемых параметров и точки ввода данных должны быть уточнены обследованием реального процесса.</w:t>
@@ -8437,7 +8142,6 @@
       </w:pPr>
       <w:r>
         <w:rPr>
-          <w:rFonts w:ascii="Times New Roman" w:hAnsi="Times New Roman"/>
           <w:lang w:val="ru-RU"/>
         </w:rPr>
         <w:t>В целевом процессе данные каждой партии регистрируются в единой базе данных; нормативы и фактические измерения связаны с одной карточкой; проверка допустимых пределов выполняется сразу после ввода или получения значения; отклонение становится отдельной сущностью с ответственным и статусом; итоговый протокол формируется автоматически из уже сохраненных записей. Решение о пригодности продукта остается за технологом. Таким образом, система автоматизирует информационные и контрольные действия, не подменяя ответственность специалиста.</w:t>
@@ -8481,138 +8185,99 @@
       </w:pPr>
       <w:r>
         <w:rPr>
-          <w:rFonts w:ascii="Times New Roman" w:hAnsi="Times New Roman"/>
           <w:lang w:val="ru-RU"/>
         </w:rPr>
         <w:t xml:space="preserve">В качестве основной среды разработки выбран </w:t>
       </w:r>
       <w:r>
-        <w:rPr>
-          <w:rFonts w:ascii="Times New Roman" w:hAnsi="Times New Roman"/>
-        </w:rPr>
         <w:t>Visual</w:t>
       </w:r>
       <w:r>
         <w:rPr>
-          <w:rFonts w:ascii="Times New Roman" w:hAnsi="Times New Roman"/>
           <w:lang w:val="ru-RU"/>
         </w:rPr>
         <w:t xml:space="preserve"> </w:t>
       </w:r>
       <w:r>
-        <w:rPr>
-          <w:rFonts w:ascii="Times New Roman" w:hAnsi="Times New Roman"/>
-        </w:rPr>
         <w:t>Studio</w:t>
       </w:r>
       <w:r>
         <w:rPr>
-          <w:rFonts w:ascii="Times New Roman" w:hAnsi="Times New Roman"/>
           <w:lang w:val="ru-RU"/>
         </w:rPr>
         <w:t xml:space="preserve"> </w:t>
       </w:r>
       <w:r>
-        <w:rPr>
-          <w:rFonts w:ascii="Times New Roman" w:hAnsi="Times New Roman"/>
-        </w:rPr>
         <w:t>Code</w:t>
       </w:r>
       <w:r>
         <w:rPr>
-          <w:rFonts w:ascii="Times New Roman" w:hAnsi="Times New Roman"/>
           <w:lang w:val="ru-RU"/>
         </w:rPr>
         <w:t xml:space="preserve"> </w:t>
       </w:r>
       <w:r>
         <w:rPr>
-          <w:rFonts w:ascii="Times New Roman" w:hAnsi="Times New Roman"/>
           <w:lang w:val="ru-RU"/>
         </w:rPr>
         <w:t>версии 1.142.0</w:t>
       </w:r>
       <w:r>
         <w:rPr>
-          <w:rFonts w:ascii="Times New Roman" w:hAnsi="Times New Roman"/>
           <w:lang w:val="ru-RU"/>
         </w:rPr>
         <w:t xml:space="preserve">. Редактор подходит для учебного проекта благодаря поддержке расширений для </w:t>
       </w:r>
       <w:r>
-        <w:rPr>
-          <w:rFonts w:ascii="Times New Roman" w:hAnsi="Times New Roman"/>
-        </w:rPr>
         <w:t>Python</w:t>
       </w:r>
       <w:r>
         <w:rPr>
-          <w:rFonts w:ascii="Times New Roman" w:hAnsi="Times New Roman"/>
           <w:lang w:val="ru-RU"/>
         </w:rPr>
         <w:t xml:space="preserve">, </w:t>
       </w:r>
       <w:r>
-        <w:rPr>
-          <w:rFonts w:ascii="Times New Roman" w:hAnsi="Times New Roman"/>
-        </w:rPr>
         <w:t>Java</w:t>
       </w:r>
       <w:r>
         <w:rPr>
-          <w:rFonts w:ascii="Times New Roman" w:hAnsi="Times New Roman"/>
           <w:lang w:val="ru-RU"/>
         </w:rPr>
         <w:t xml:space="preserve">, </w:t>
       </w:r>
       <w:r>
-        <w:rPr>
-          <w:rFonts w:ascii="Times New Roman" w:hAnsi="Times New Roman"/>
-        </w:rPr>
         <w:t>Git</w:t>
       </w:r>
       <w:r>
         <w:rPr>
-          <w:rFonts w:ascii="Times New Roman" w:hAnsi="Times New Roman"/>
           <w:lang w:val="ru-RU"/>
         </w:rPr>
         <w:t xml:space="preserve">, </w:t>
       </w:r>
       <w:r>
-        <w:rPr>
-          <w:rFonts w:ascii="Times New Roman" w:hAnsi="Times New Roman"/>
-        </w:rPr>
         <w:t>SQL</w:t>
       </w:r>
       <w:r>
         <w:rPr>
-          <w:rFonts w:ascii="Times New Roman" w:hAnsi="Times New Roman"/>
           <w:lang w:val="ru-RU"/>
         </w:rPr>
         <w:t xml:space="preserve"> и средств отладки. Он позволяет вести в одном рабочем пространстве серверную часть, модули обработки данных, конфигурационные файлы и документацию, не навязывая жесткую структуру проекта. Для данной работы это удобно, поскольку система предполагает сочетание </w:t>
       </w:r>
       <w:r>
-        <w:rPr>
-          <w:rFonts w:ascii="Times New Roman" w:hAnsi="Times New Roman"/>
-        </w:rPr>
         <w:t>Java</w:t>
       </w:r>
       <w:r>
         <w:rPr>
-          <w:rFonts w:ascii="Times New Roman" w:hAnsi="Times New Roman"/>
           <w:lang w:val="ru-RU"/>
         </w:rPr>
         <w:t xml:space="preserve">-компонентов основной бизнес-логики и </w:t>
       </w:r>
       <w:r>
-        <w:rPr>
-          <w:rFonts w:ascii="Times New Roman" w:hAnsi="Times New Roman"/>
-        </w:rPr>
         <w:t>Python</w:t>
       </w:r>
       <w:r>
         <w:rPr>
-          <w:rFonts w:ascii="Times New Roman" w:hAnsi="Times New Roman"/>
           <w:lang w:val="ru-RU"/>
         </w:rPr>
         <w:t>-модулей для обработки и анализа технологических данных.</w:t>
@@ -8636,19 +8301,33 @@
     </w:p>
     <w:p>
       <w:pPr>
-        <w:spacing w:line="360" w:lineRule="auto"/>
-        <w:ind w:firstLine="709"/>
-        <w:jc w:val="both"/>
-        <w:rPr>
-          <w:lang w:val="ru-RU"/>
-        </w:rPr>
-      </w:pPr>
-      <w:r>
-        <w:rPr>
-          <w:rFonts w:ascii="Times New Roman" w:hAnsi="Times New Roman"/>
-          <w:sz w:val="28"/>
-        </w:rPr>
-        <w:t>Для процедурной реализации алгоритмов выбран Python 3.12. Язык поддерживает функции и стандартные структуры данных, позволяет кратко выразить обработку измерений и подходит для проверки разработанных алгоритмов. Java выбрана для объектно-ориентированной реализации системы благодаря статической типизации, развитой экосистеме и средствам построения устойчивой доменной модели.</w:t>
+        <w:rPr>
+          <w:lang w:val="ru-RU"/>
+        </w:rPr>
+      </w:pPr>
+      <w:r>
+        <w:rPr>
+          <w:lang w:val="ru-RU"/>
+        </w:rPr>
+        <w:t xml:space="preserve">Для процедурной реализации алгоритмов выбран </w:t>
+      </w:r>
+      <w:r>
+        <w:t>Python</w:t>
+      </w:r>
+      <w:r>
+        <w:rPr>
+          <w:lang w:val="ru-RU"/>
+        </w:rPr>
+        <w:t xml:space="preserve"> 3.12. Язык поддерживает функции и стандартные структуры данных, позволяет кратко выразить обработку измерений и подходит для проверки разработанных алгоритмов. </w:t>
+      </w:r>
+      <w:r>
+        <w:t>Java</w:t>
+      </w:r>
+      <w:r>
+        <w:rPr>
+          <w:lang w:val="ru-RU"/>
+        </w:rPr>
+        <w:t xml:space="preserve"> выбрана для объектно-ориентированной реализации системы благодаря статической типизации, развитой экосистеме и средствам построения устойчивой доменной модели.</w:t>
       </w:r>
     </w:p>
     <w:p>
@@ -8674,59 +8353,42 @@
       </w:pPr>
       <w:r>
         <w:rPr>
-          <w:rFonts w:ascii="Times New Roman" w:hAnsi="Times New Roman"/>
           <w:lang w:val="ru-RU"/>
         </w:rPr>
         <w:t xml:space="preserve">В качестве СУБД выбрана </w:t>
       </w:r>
       <w:r>
-        <w:rPr>
-          <w:rFonts w:ascii="Times New Roman" w:hAnsi="Times New Roman"/>
-        </w:rPr>
         <w:t>PostgreSQL</w:t>
       </w:r>
       <w:r>
         <w:rPr>
-          <w:rFonts w:ascii="Times New Roman" w:hAnsi="Times New Roman"/>
           <w:lang w:val="ru-RU"/>
         </w:rPr>
         <w:t xml:space="preserve"> 18.6 – текущая поддерживаемая минорная версия ветки </w:t>
       </w:r>
       <w:r>
-        <w:rPr>
-          <w:rFonts w:ascii="Times New Roman" w:hAnsi="Times New Roman"/>
-        </w:rPr>
         <w:t>PostgreSQL</w:t>
       </w:r>
       <w:r>
         <w:rPr>
-          <w:rFonts w:ascii="Times New Roman" w:hAnsi="Times New Roman"/>
           <w:lang w:val="ru-RU"/>
         </w:rPr>
         <w:t xml:space="preserve"> 18 на момент подготовки отчета. Реляционная модель подходит предметной области, поскольку основные сущности имеют четкие связи: партия, спецификация, параметр, измерение, отклонение, корректирующее действие и пользователь. Ограничения целостности и транзакции </w:t>
       </w:r>
       <w:r>
-        <w:rPr>
-          <w:rFonts w:ascii="Times New Roman" w:hAnsi="Times New Roman"/>
-        </w:rPr>
         <w:t>PostgreSQL</w:t>
       </w:r>
       <w:r>
         <w:rPr>
-          <w:rFonts w:ascii="Times New Roman" w:hAnsi="Times New Roman"/>
           <w:lang w:val="ru-RU"/>
         </w:rPr>
         <w:t xml:space="preserve"> позволяют не допускать появления логически несогласованных записей, а </w:t>
       </w:r>
       <w:r>
-        <w:rPr>
-          <w:rFonts w:ascii="Times New Roman" w:hAnsi="Times New Roman"/>
-        </w:rPr>
         <w:t>SQL</w:t>
       </w:r>
       <w:r>
         <w:rPr>
-          <w:rFonts w:ascii="Times New Roman" w:hAnsi="Times New Roman"/>
           <w:lang w:val="ru-RU"/>
         </w:rPr>
         <w:t xml:space="preserve"> упрощает построение выборок для протокола партии и аналитических отчетов.</w:t>
@@ -8749,32 +8411,153 @@
     </w:p>
     <w:p>
       <w:pPr>
-        <w:spacing w:line="360" w:lineRule="auto"/>
-        <w:ind w:firstLine="709"/>
-        <w:jc w:val="both"/>
-        <w:rPr>
-          <w:lang w:val="ru-RU"/>
-        </w:rPr>
-      </w:pPr>
-      <w:r>
-        <w:rPr>
-          <w:rFonts w:ascii="Times New Roman" w:hAnsi="Times New Roman"/>
-          <w:b w:val="0"/>
-          <w:sz w:val="28"/>
-        </w:rPr>
-        <w:t>Для контроля версий используется Git, а удалённый репозиторий ведётся на GitHub: https://github.com/Ijne/UchebnayaPractica. В репозитории фиксируются исходный код, модели, документация и материалы практики; файл vcs/git_log.txt формируется непосредственно командой git log.</w:t>
+        <w:rPr>
+          <w:lang w:val="ru-RU"/>
+        </w:rPr>
+      </w:pPr>
+      <w:r>
+        <w:rPr>
+          <w:lang w:val="ru-RU"/>
+        </w:rPr>
+        <w:t xml:space="preserve">Для контроля версий используется </w:t>
+      </w:r>
+      <w:r>
+        <w:t>Git</w:t>
+      </w:r>
+      <w:r>
+        <w:rPr>
+          <w:lang w:val="ru-RU"/>
+        </w:rPr>
+        <w:t xml:space="preserve">, а удалённый репозиторий ведётся на </w:t>
+      </w:r>
+      <w:r>
+        <w:t>GitHub</w:t>
+      </w:r>
+      <w:r>
+        <w:rPr>
+          <w:lang w:val="ru-RU"/>
+        </w:rPr>
+        <w:t xml:space="preserve">: </w:t>
+      </w:r>
+      <w:r>
+        <w:t>https</w:t>
+      </w:r>
+      <w:r>
+        <w:rPr>
+          <w:lang w:val="ru-RU"/>
+        </w:rPr>
+        <w:t>://</w:t>
+      </w:r>
+      <w:proofErr w:type="spellStart"/>
+      <w:r>
+        <w:t>github</w:t>
+      </w:r>
+      <w:proofErr w:type="spellEnd"/>
+      <w:r>
+        <w:rPr>
+          <w:lang w:val="ru-RU"/>
+        </w:rPr>
+        <w:t>.</w:t>
+      </w:r>
+      <w:r>
+        <w:t>com</w:t>
+      </w:r>
+      <w:r>
+        <w:rPr>
+          <w:lang w:val="ru-RU"/>
+        </w:rPr>
+        <w:t>/</w:t>
+      </w:r>
+      <w:proofErr w:type="spellStart"/>
+      <w:r>
+        <w:t>Ijne</w:t>
+      </w:r>
+      <w:proofErr w:type="spellEnd"/>
+      <w:r>
+        <w:rPr>
+          <w:lang w:val="ru-RU"/>
+        </w:rPr>
+        <w:t>/</w:t>
+      </w:r>
+      <w:proofErr w:type="spellStart"/>
+      <w:r>
+        <w:t>UchebnayaPractica</w:t>
+      </w:r>
+      <w:proofErr w:type="spellEnd"/>
+      <w:r>
+        <w:rPr>
+          <w:lang w:val="ru-RU"/>
+        </w:rPr>
+        <w:t xml:space="preserve">. В репозитории фиксируются исходный код, модели, документация и материалы практики; файл </w:t>
+      </w:r>
+      <w:proofErr w:type="spellStart"/>
+      <w:r>
+        <w:t>vcs</w:t>
+      </w:r>
+      <w:proofErr w:type="spellEnd"/>
+      <w:r>
+        <w:rPr>
+          <w:lang w:val="ru-RU"/>
+        </w:rPr>
+        <w:t>/</w:t>
+      </w:r>
+      <w:r>
+        <w:t>git</w:t>
+      </w:r>
+      <w:r>
+        <w:rPr>
+          <w:lang w:val="ru-RU"/>
+        </w:rPr>
+        <w:t>_</w:t>
+      </w:r>
+      <w:r>
+        <w:t>log</w:t>
+      </w:r>
+      <w:r>
+        <w:rPr>
+          <w:lang w:val="ru-RU"/>
+        </w:rPr>
+        <w:t>.</w:t>
+      </w:r>
+      <w:r>
+        <w:t>txt</w:t>
+      </w:r>
+      <w:r>
+        <w:rPr>
+          <w:lang w:val="ru-RU"/>
+        </w:rPr>
+        <w:t xml:space="preserve"> формируется непосредственно командой </w:t>
+      </w:r>
+      <w:r>
+        <w:t>git</w:t>
+      </w:r>
+      <w:r>
+        <w:rPr>
+          <w:lang w:val="ru-RU"/>
+        </w:rPr>
+        <w:t xml:space="preserve"> </w:t>
+      </w:r>
+      <w:r>
+        <w:t>log</w:t>
+      </w:r>
+      <w:r>
+        <w:rPr>
+          <w:lang w:val="ru-RU"/>
+        </w:rPr>
+        <w:t>.</w:t>
       </w:r>
     </w:p>
     <w:p>
       <w:pPr>
         <w:pStyle w:val="1"/>
-        <w:spacing w:line="360" w:lineRule="auto"/>
-        <w:jc w:val="both"/>
+        <w:rPr>
+          <w:lang w:val="ru-RU"/>
+        </w:rPr>
       </w:pPr>
       <w:r>
         <w:rPr>
           <w:rFonts w:ascii="Times New Roman" w:hAnsi="Times New Roman"/>
-          <w:sz w:val="28"/>
+          <w:lang w:val="ru-RU"/>
         </w:rPr>
         <w:t>4 АНАЛИТИЧЕСКИЙ РАЗДЕЛ</w:t>
       </w:r>
@@ -8782,74 +8565,126 @@
     <w:p>
       <w:pPr>
         <w:pStyle w:val="21"/>
-        <w:spacing w:line="360" w:lineRule="auto"/>
         <w:jc w:val="both"/>
+        <w:rPr>
+          <w:lang w:val="ru-RU"/>
+        </w:rPr>
       </w:pPr>
       <w:r>
         <w:rPr>
           <w:rFonts w:ascii="Times New Roman" w:hAnsi="Times New Roman"/>
-          <w:sz w:val="28"/>
+          <w:lang w:val="ru-RU"/>
         </w:rPr>
         <w:t>4.1 Модель бизнес-процесса</w:t>
       </w:r>
     </w:p>
     <w:p>
       <w:pPr>
-        <w:spacing w:line="360" w:lineRule="auto"/>
-        <w:ind w:firstLine="709"/>
-        <w:jc w:val="both"/>
-      </w:pPr>
-      <w:r>
-        <w:rPr>
-          <w:rFonts w:ascii="Times New Roman" w:hAnsi="Times New Roman"/>
-          <w:b w:val="0"/>
-          <w:sz w:val="28"/>
-        </w:rPr>
-        <w:t>Основная модель построена в нотации BPMN 2.0 [16] и описывает процесс AS-IS, то есть состояние до внедрения разрабатываемой программы. В пуле картофелеперерабатывающего предприятия выделены дорожки оператора линии, лаборанта и технолога. Все задачи выполняются сотрудниками вручную. Начальное событие — поступление партии сырья, конечные события — отклонение сырья либо утверждение протокола контроля.</w:t>
+        <w:rPr>
+          <w:lang w:val="ru-RU"/>
+        </w:rPr>
+      </w:pPr>
+      <w:r>
+        <w:rPr>
+          <w:lang w:val="ru-RU"/>
+        </w:rPr>
+        <w:t xml:space="preserve">Основная модель построена в нотации </w:t>
+      </w:r>
+      <w:r>
+        <w:t>BPMN</w:t>
+      </w:r>
+      <w:r>
+        <w:rPr>
+          <w:lang w:val="ru-RU"/>
+        </w:rPr>
+        <w:t xml:space="preserve"> 2.0 [16] и описывает процесс </w:t>
+      </w:r>
+      <w:r>
+        <w:t>AS</w:t>
+      </w:r>
+      <w:r>
+        <w:rPr>
+          <w:lang w:val="ru-RU"/>
+        </w:rPr>
+        <w:t>-</w:t>
+      </w:r>
+      <w:r>
+        <w:t>IS</w:t>
+      </w:r>
+      <w:r>
+        <w:rPr>
+          <w:lang w:val="ru-RU"/>
+        </w:rPr>
+        <w:t xml:space="preserve">, то есть состояние до внедрения разрабатываемой программы. В пуле картофелеперерабатывающего предприятия выделены дорожки оператора линии, </w:t>
+      </w:r>
+      <w:r>
+        <w:rPr>
+          <w:lang w:val="ru-RU"/>
+        </w:rPr>
+        <w:lastRenderedPageBreak/>
+        <w:t>лаборанта и технолога. Все задачи выполняются сотрудниками вручную. Начальное событие — поступление партии сырья, конечные события — отклонение сырья либо утверждение протокола контроля.</w:t>
       </w:r>
     </w:p>
     <w:p>
       <w:pPr>
-        <w:spacing w:line="360" w:lineRule="auto"/>
-        <w:ind w:firstLine="709"/>
-        <w:jc w:val="both"/>
-      </w:pPr>
-      <w:r>
-        <w:rPr>
-          <w:rFonts w:ascii="Times New Roman" w:hAnsi="Times New Roman"/>
-          <w:b w:val="0"/>
-          <w:sz w:val="28"/>
-        </w:rPr>
-        <w:t>Три задачи, которые в дальнейшем возьмёт на себя программа, в AS-IS-модели оставлены в дорожке технолога и выделены жёлтым цветом: «Проверить измерения по нормативам», «Сопоставить параметры со спецификациями» и «Сформировать электронный протокол партии». Цвет является только пометкой будущей автоматизации и не меняет исполнителя исходного процесса. Объекты данных показывают партию сырья, спецификацию, журналы измерений и отклонений, а также итоговый протокол.</w:t>
+        <w:rPr>
+          <w:lang w:val="ru-RU"/>
+        </w:rPr>
+      </w:pPr>
+      <w:r>
+        <w:rPr>
+          <w:lang w:val="ru-RU"/>
+        </w:rPr>
+        <w:t xml:space="preserve">Три задачи, которые в дальнейшем возьмёт на себя программа, в </w:t>
+      </w:r>
+      <w:r>
+        <w:t>AS</w:t>
+      </w:r>
+      <w:r>
+        <w:rPr>
+          <w:lang w:val="ru-RU"/>
+        </w:rPr>
+        <w:t>-</w:t>
+      </w:r>
+      <w:r>
+        <w:t>IS</w:t>
+      </w:r>
+      <w:r>
+        <w:rPr>
+          <w:lang w:val="ru-RU"/>
+        </w:rPr>
+        <w:t>-модели оставлены в дорожке технолога и выделены жёлтым цветом: «Проверить измерения по нормативам», «Сопоставить параметры со спецификациями» и «Сформировать электронный протокол партии». Цвет является только пометкой будущей автоматизации и не меняет исполнителя исходного процесса. Объекты данных показывают партию сырья, спецификацию, журналы измерений и отклонений, а также итоговый протокол.</w:t>
       </w:r>
     </w:p>
     <w:p>
       <w:pPr>
-        <w:spacing w:line="360" w:lineRule="auto"/>
+        <w:ind w:firstLine="0"/>
         <w:jc w:val="center"/>
-      </w:pPr>
-      <w:r>
-        <w:rPr>
-          <w:rFonts w:ascii="Times New Roman" w:hAnsi="Times New Roman"/>
-          <w:b w:val="0"/>
-          <w:sz w:val="28"/>
+        <w:rPr>
+          <w:lang w:val="ru-RU"/>
+        </w:rPr>
+      </w:pPr>
+      <w:r>
+        <w:rPr>
+          <w:noProof/>
         </w:rPr>
         <w:drawing>
-          <wp:inline xmlns:a="http://schemas.openxmlformats.org/drawingml/2006/main" xmlns:pic="http://schemas.openxmlformats.org/drawingml/2006/picture">
-            <wp:extent cx="6300000" cy="2875321"/>
-            <wp:docPr id="6" name="Picture 6"/>
+          <wp:inline distT="0" distB="0" distL="0" distR="0" wp14:anchorId="6BCDF5B2" wp14:editId="03235844">
+            <wp:extent cx="6332220" cy="1346835"/>
+            <wp:effectExtent l="0" t="0" r="0" b="5715"/>
+            <wp:docPr id="1314530250" name="Рисунок 1"/>
             <wp:cNvGraphicFramePr>
-              <a:graphicFrameLocks noChangeAspect="1"/>
+              <a:graphicFrameLocks xmlns:a="http://schemas.openxmlformats.org/drawingml/2006/main" noChangeAspect="1"/>
             </wp:cNvGraphicFramePr>
-            <a:graphic>
+            <a:graphic xmlns:a="http://schemas.openxmlformats.org/drawingml/2006/main">
               <a:graphicData uri="http://schemas.openxmlformats.org/drawingml/2006/picture">
-                <pic:pic>
+                <pic:pic xmlns:pic="http://schemas.openxmlformats.org/drawingml/2006/picture">
                   <pic:nvPicPr>
-                    <pic:cNvPr id="0" name="bpmn.png"/>
+                    <pic:cNvPr id="1314530250" name=""/>
                     <pic:cNvPicPr/>
                   </pic:nvPicPr>
                   <pic:blipFill>
-                    <a:blip r:embed="rId17"/>
+                    <a:blip r:embed="rId9"/>
                     <a:stretch>
                       <a:fillRect/>
                     </a:stretch>
@@ -8857,9 +8692,11 @@
                   <pic:spPr>
                     <a:xfrm>
                       <a:off x="0" y="0"/>
-                      <a:ext cx="6300000" cy="2875321"/>
+                      <a:ext cx="6332220" cy="1346835"/>
                     </a:xfrm>
-                    <a:prstGeom prst="rect"/>
+                    <a:prstGeom prst="rect">
+                      <a:avLst/>
+                    </a:prstGeom>
                   </pic:spPr>
                 </pic:pic>
               </a:graphicData>
@@ -8870,60 +8707,87 @@
     </w:p>
     <w:p>
       <w:pPr>
-        <w:spacing w:line="360" w:lineRule="auto"/>
         <w:jc w:val="center"/>
-      </w:pPr>
-      <w:r>
-        <w:rPr>
-          <w:rFonts w:ascii="Times New Roman" w:hAnsi="Times New Roman"/>
-          <w:b w:val="0"/>
-          <w:sz w:val="28"/>
-        </w:rPr>
-        <w:t>Рисунок 1 — Модель контроля производственной партии AS-IS</w:t>
+        <w:rPr>
+          <w:lang w:val="ru-RU"/>
+        </w:rPr>
+      </w:pPr>
+      <w:r>
+        <w:rPr>
+          <w:lang w:val="ru-RU"/>
+        </w:rPr>
+        <w:t xml:space="preserve">Рисунок 1 — Модель контроля производственной партии </w:t>
+      </w:r>
+      <w:r>
+        <w:t>AS</w:t>
+      </w:r>
+      <w:r>
+        <w:rPr>
+          <w:lang w:val="ru-RU"/>
+        </w:rPr>
+        <w:t>-</w:t>
+      </w:r>
+      <w:r>
+        <w:t>IS</w:t>
       </w:r>
     </w:p>
     <w:p>
       <w:pPr>
-        <w:spacing w:line="360" w:lineRule="auto"/>
-        <w:ind w:firstLine="709"/>
-        <w:jc w:val="both"/>
-      </w:pPr>
-      <w:r>
-        <w:rPr>
-          <w:rFonts w:ascii="Times New Roman" w:hAnsi="Times New Roman"/>
-          <w:b w:val="0"/>
-          <w:sz w:val="28"/>
-        </w:rPr>
-        <w:t>Для проверки границы автоматизации дополнительно построена модель TO-BE. В ней три выделенные операции перенесены в отдельную дорожку информационной системы и представлены сервисными задачами. Оператор и лаборант продолжают регистрировать фактические события и измерения, а итоговое решение остаётся за технологом.</w:t>
+        <w:rPr>
+          <w:lang w:val="ru-RU"/>
+        </w:rPr>
+      </w:pPr>
+      <w:r>
+        <w:rPr>
+          <w:lang w:val="ru-RU"/>
+        </w:rPr>
+        <w:t xml:space="preserve">Для проверки границы автоматизации дополнительно построена модель </w:t>
+      </w:r>
+      <w:r>
+        <w:t>TO</w:t>
+      </w:r>
+      <w:r>
+        <w:rPr>
+          <w:lang w:val="ru-RU"/>
+        </w:rPr>
+        <w:t>-</w:t>
+      </w:r>
+      <w:r>
+        <w:t>BE</w:t>
+      </w:r>
+      <w:r>
+        <w:rPr>
+          <w:lang w:val="ru-RU"/>
+        </w:rPr>
+        <w:t>. В ней три выделенные операции перенесены в отдельную дорожку информационной системы и представлены сервисными задачами. Оператор и лаборант продолжают регистрировать фактические события и измерения, а итоговое решение остаётся за технологом.</w:t>
       </w:r>
     </w:p>
     <w:p>
       <w:pPr>
-        <w:spacing w:line="360" w:lineRule="auto"/>
+        <w:ind w:firstLine="0"/>
         <w:jc w:val="center"/>
       </w:pPr>
       <w:r>
         <w:rPr>
-          <w:rFonts w:ascii="Times New Roman" w:hAnsi="Times New Roman"/>
-          <w:b w:val="0"/>
-          <w:sz w:val="28"/>
+          <w:noProof/>
         </w:rPr>
         <w:drawing>
-          <wp:inline xmlns:a="http://schemas.openxmlformats.org/drawingml/2006/main" xmlns:pic="http://schemas.openxmlformats.org/drawingml/2006/picture">
-            <wp:extent cx="6300000" cy="3994281"/>
-            <wp:docPr id="7" name="Picture 7"/>
+          <wp:inline distT="0" distB="0" distL="0" distR="0" wp14:anchorId="308745BB" wp14:editId="5D6B7190">
+            <wp:extent cx="6332220" cy="1792605"/>
+            <wp:effectExtent l="0" t="0" r="0" b="0"/>
+            <wp:docPr id="468227958" name="Рисунок 1"/>
             <wp:cNvGraphicFramePr>
-              <a:graphicFrameLocks noChangeAspect="1"/>
+              <a:graphicFrameLocks xmlns:a="http://schemas.openxmlformats.org/drawingml/2006/main" noChangeAspect="1"/>
             </wp:cNvGraphicFramePr>
-            <a:graphic>
+            <a:graphic xmlns:a="http://schemas.openxmlformats.org/drawingml/2006/main">
               <a:graphicData uri="http://schemas.openxmlformats.org/drawingml/2006/picture">
-                <pic:pic>
+                <pic:pic xmlns:pic="http://schemas.openxmlformats.org/drawingml/2006/picture">
                   <pic:nvPicPr>
-                    <pic:cNvPr id="0" name="bpmn_to_be.png"/>
+                    <pic:cNvPr id="468227958" name=""/>
                     <pic:cNvPicPr/>
                   </pic:nvPicPr>
                   <pic:blipFill>
-                    <a:blip r:embed="rId18"/>
+                    <a:blip r:embed="rId10"/>
                     <a:stretch>
                       <a:fillRect/>
                     </a:stretch>
@@ -8931,9 +8795,11 @@
                   <pic:spPr>
                     <a:xfrm>
                       <a:off x="0" y="0"/>
-                      <a:ext cx="6300000" cy="3994281"/>
+                      <a:ext cx="6332220" cy="1792605"/>
                     </a:xfrm>
-                    <a:prstGeom prst="rect"/>
+                    <a:prstGeom prst="rect">
+                      <a:avLst/>
+                    </a:prstGeom>
                   </pic:spPr>
                 </pic:pic>
               </a:graphicData>
@@ -8944,61 +8810,101 @@
     </w:p>
     <w:p>
       <w:pPr>
-        <w:spacing w:line="360" w:lineRule="auto"/>
         <w:jc w:val="center"/>
-      </w:pPr>
-      <w:r>
-        <w:rPr>
-          <w:rFonts w:ascii="Times New Roman" w:hAnsi="Times New Roman"/>
-          <w:b w:val="0"/>
-          <w:sz w:val="28"/>
-        </w:rPr>
-        <w:t>Рисунок 2 — Целевая модель контроля производственной партии TO-BE</w:t>
+        <w:rPr>
+          <w:lang w:val="ru-RU"/>
+        </w:rPr>
+      </w:pPr>
+      <w:r>
+        <w:rPr>
+          <w:lang w:val="ru-RU"/>
+        </w:rPr>
+        <w:t xml:space="preserve">Рисунок 2 — Целевая модель контроля производственной партии </w:t>
+      </w:r>
+      <w:r>
+        <w:t>TO</w:t>
+      </w:r>
+      <w:r>
+        <w:rPr>
+          <w:lang w:val="ru-RU"/>
+        </w:rPr>
+        <w:t>-</w:t>
+      </w:r>
+      <w:r>
+        <w:t>BE</w:t>
       </w:r>
     </w:p>
     <w:p>
       <w:pPr>
-        <w:spacing w:line="360" w:lineRule="auto"/>
-        <w:ind w:firstLine="709"/>
-        <w:jc w:val="both"/>
-      </w:pPr>
-      <w:r>
-        <w:rPr>
-          <w:rFonts w:ascii="Times New Roman" w:hAnsi="Times New Roman"/>
-          <w:b w:val="0"/>
-          <w:sz w:val="28"/>
-        </w:rPr>
-        <w:t>Таблица 1 связывает задачи AS-IS с функциями процедурного прототипа.</w:t>
+        <w:rPr>
+          <w:lang w:val="ru-RU"/>
+        </w:rPr>
+      </w:pPr>
+      <w:r>
+        <w:rPr>
+          <w:lang w:val="ru-RU"/>
+        </w:rPr>
+        <w:lastRenderedPageBreak/>
+        <w:t xml:space="preserve">Таблица 1 связывает задачи </w:t>
+      </w:r>
+      <w:r>
+        <w:t>AS</w:t>
+      </w:r>
+      <w:r>
+        <w:rPr>
+          <w:lang w:val="ru-RU"/>
+        </w:rPr>
+        <w:t>-</w:t>
+      </w:r>
+      <w:r>
+        <w:t>IS</w:t>
+      </w:r>
+      <w:r>
+        <w:rPr>
+          <w:lang w:val="ru-RU"/>
+        </w:rPr>
+        <w:t xml:space="preserve"> с функциями процедурного прототипа.</w:t>
+      </w:r>
+    </w:p>
+    <w:p>
+      <w:pPr>
+        <w:ind w:firstLine="0"/>
+        <w:rPr>
+          <w:lang w:val="ru-RU"/>
+        </w:rPr>
+      </w:pPr>
+      <w:r>
+        <w:rPr>
+          <w:lang w:val="ru-RU"/>
+        </w:rPr>
+        <w:t>Таблица 1</w:t>
       </w:r>
     </w:p>
     <w:tbl>
       <w:tblPr>
         <w:tblStyle w:val="aff0"/>
-        <w:tblW w:type="auto" w:w="0"/>
-        <w:tblLook w:firstColumn="1" w:firstRow="1" w:lastColumn="0" w:lastRow="0" w:noHBand="0" w:noVBand="1" w:val="04A0"/>
+        <w:tblW w:w="0" w:type="auto"/>
+        <w:tblLook w:val="04A0" w:firstRow="1" w:lastRow="0" w:firstColumn="1" w:lastColumn="0" w:noHBand="0" w:noVBand="1"/>
       </w:tblPr>
       <w:tblGrid>
-        <w:gridCol w:w="1994"/>
-        <w:gridCol w:w="1994"/>
-        <w:gridCol w:w="1994"/>
-        <w:gridCol w:w="1994"/>
-        <w:gridCol w:w="1994"/>
+        <w:gridCol w:w="1220"/>
+        <w:gridCol w:w="2262"/>
+        <w:gridCol w:w="1800"/>
+        <w:gridCol w:w="1875"/>
+        <w:gridCol w:w="3031"/>
       </w:tblGrid>
       <w:tr>
         <w:tc>
           <w:tcPr>
-            <w:tcW w:type="dxa" w:w="1994"/>
+            <w:tcW w:w="1994" w:type="dxa"/>
           </w:tcPr>
           <w:p>
             <w:pPr>
               <w:spacing w:line="240" w:lineRule="auto"/>
-              <w:jc w:val="center"/>
-            </w:pPr>
-            <w:r>
-              <w:rPr>
-                <w:rFonts w:ascii="Times New Roman" w:hAnsi="Times New Roman"/>
+            </w:pPr>
+            <w:r>
+              <w:rPr>
                 <w:b/>
-                <w:sz w:val="28"/>
               </w:rPr>
               <w:t>№</w:t>
             </w:r>
@@ -9006,18 +8912,17 @@
         </w:tc>
         <w:tc>
           <w:tcPr>
-            <w:tcW w:type="dxa" w:w="1994"/>
+            <w:tcW w:w="1994" w:type="dxa"/>
           </w:tcPr>
           <w:p>
             <w:pPr>
               <w:spacing w:line="240" w:lineRule="auto"/>
+              <w:ind w:firstLine="0"/>
               <w:jc w:val="center"/>
             </w:pPr>
             <w:r>
               <w:rPr>
-                <w:rFonts w:ascii="Times New Roman" w:hAnsi="Times New Roman"/>
                 <w:b/>
-                <w:sz w:val="28"/>
               </w:rPr>
               <w:t>Операция на диаграмме</w:t>
             </w:r>
@@ -9025,18 +8930,17 @@
         </w:tc>
         <w:tc>
           <w:tcPr>
-            <w:tcW w:type="dxa" w:w="1994"/>
+            <w:tcW w:w="1994" w:type="dxa"/>
           </w:tcPr>
           <w:p>
             <w:pPr>
               <w:spacing w:line="240" w:lineRule="auto"/>
+              <w:ind w:firstLine="0"/>
               <w:jc w:val="center"/>
             </w:pPr>
             <w:r>
               <w:rPr>
-                <w:rFonts w:ascii="Times New Roman" w:hAnsi="Times New Roman"/>
                 <w:b/>
-                <w:sz w:val="28"/>
               </w:rPr>
               <w:t>Кто выполняет сейчас</w:t>
             </w:r>
@@ -9044,18 +8948,17 @@
         </w:tc>
         <w:tc>
           <w:tcPr>
-            <w:tcW w:type="dxa" w:w="1994"/>
+            <w:tcW w:w="1994" w:type="dxa"/>
           </w:tcPr>
           <w:p>
             <w:pPr>
               <w:spacing w:line="240" w:lineRule="auto"/>
+              <w:ind w:firstLine="0"/>
               <w:jc w:val="center"/>
             </w:pPr>
             <w:r>
               <w:rPr>
-                <w:rFonts w:ascii="Times New Roman" w:hAnsi="Times New Roman"/>
                 <w:b/>
-                <w:sz w:val="28"/>
               </w:rPr>
               <w:t>Что будет делать система</w:t>
             </w:r>
@@ -9063,18 +8966,17 @@
         </w:tc>
         <w:tc>
           <w:tcPr>
-            <w:tcW w:type="dxa" w:w="1994"/>
+            <w:tcW w:w="1994" w:type="dxa"/>
           </w:tcPr>
           <w:p>
             <w:pPr>
               <w:spacing w:line="240" w:lineRule="auto"/>
+              <w:ind w:firstLine="0"/>
               <w:jc w:val="center"/>
             </w:pPr>
             <w:r>
               <w:rPr>
-                <w:rFonts w:ascii="Times New Roman" w:hAnsi="Times New Roman"/>
                 <w:b/>
-                <w:sz w:val="28"/>
               </w:rPr>
               <w:t>Функция</w:t>
             </w:r>
@@ -9084,75 +8986,61 @@
       <w:tr>
         <w:tc>
           <w:tcPr>
-            <w:tcW w:type="dxa" w:w="1994"/>
+            <w:tcW w:w="1994" w:type="dxa"/>
           </w:tcPr>
           <w:p>
             <w:pPr>
               <w:spacing w:line="240" w:lineRule="auto"/>
-              <w:jc w:val="center"/>
-            </w:pPr>
-            <w:r>
-              <w:rPr>
-                <w:rFonts w:ascii="Times New Roman" w:hAnsi="Times New Roman"/>
-                <w:b w:val="0"/>
-                <w:sz w:val="28"/>
-              </w:rPr>
+              <w:ind w:firstLine="0"/>
+            </w:pPr>
+            <w:r>
               <w:t>1</w:t>
             </w:r>
           </w:p>
         </w:tc>
         <w:tc>
           <w:tcPr>
-            <w:tcW w:type="dxa" w:w="1994"/>
+            <w:tcW w:w="1994" w:type="dxa"/>
           </w:tcPr>
           <w:p>
             <w:pPr>
               <w:spacing w:line="240" w:lineRule="auto"/>
-              <w:jc w:val="center"/>
-            </w:pPr>
-            <w:r>
-              <w:rPr>
-                <w:rFonts w:ascii="Times New Roman" w:hAnsi="Times New Roman"/>
-                <w:b w:val="0"/>
-                <w:sz w:val="28"/>
-              </w:rPr>
+              <w:ind w:firstLine="0"/>
+            </w:pPr>
+            <w:r>
               <w:t>Проверить измерения по нормативам</w:t>
             </w:r>
           </w:p>
         </w:tc>
         <w:tc>
           <w:tcPr>
-            <w:tcW w:type="dxa" w:w="1994"/>
+            <w:tcW w:w="1994" w:type="dxa"/>
           </w:tcPr>
           <w:p>
             <w:pPr>
               <w:spacing w:line="240" w:lineRule="auto"/>
-              <w:jc w:val="center"/>
-            </w:pPr>
-            <w:r>
-              <w:rPr>
-                <w:rFonts w:ascii="Times New Roman" w:hAnsi="Times New Roman"/>
-                <w:b w:val="0"/>
-                <w:sz w:val="28"/>
-              </w:rPr>
+              <w:ind w:firstLine="0"/>
+            </w:pPr>
+            <w:r>
               <w:t>Технолог вручную</w:t>
             </w:r>
           </w:p>
         </w:tc>
         <w:tc>
           <w:tcPr>
-            <w:tcW w:type="dxa" w:w="1994"/>
+            <w:tcW w:w="1994" w:type="dxa"/>
           </w:tcPr>
           <w:p>
             <w:pPr>
               <w:spacing w:line="240" w:lineRule="auto"/>
-              <w:jc w:val="center"/>
-            </w:pPr>
-            <w:r>
-              <w:rPr>
-                <w:rFonts w:ascii="Times New Roman" w:hAnsi="Times New Roman"/>
-                <w:b w:val="0"/>
-                <w:sz w:val="28"/>
+              <w:ind w:firstLine="0"/>
+              <w:rPr>
+                <w:lang w:val="ru-RU"/>
+              </w:rPr>
+            </w:pPr>
+            <w:r>
+              <w:rPr>
+                <w:lang w:val="ru-RU"/>
               </w:rPr>
               <w:t>Проверит наличие норматива и допустимый диапазон</w:t>
             </w:r>
@@ -9160,20 +9048,20 @@
         </w:tc>
         <w:tc>
           <w:tcPr>
-            <w:tcW w:type="dxa" w:w="1994"/>
+            <w:tcW w:w="1994" w:type="dxa"/>
           </w:tcPr>
           <w:p>
             <w:pPr>
               <w:spacing w:line="240" w:lineRule="auto"/>
-              <w:jc w:val="center"/>
-            </w:pPr>
-            <w:r>
-              <w:rPr>
-                <w:rFonts w:ascii="Times New Roman" w:hAnsi="Times New Roman"/>
-                <w:b w:val="0"/>
-                <w:sz w:val="28"/>
-              </w:rPr>
-              <w:t>validate_measurements()</w:t>
+              <w:ind w:firstLine="0"/>
+            </w:pPr>
+            <w:proofErr w:type="spellStart"/>
+            <w:r>
+              <w:t>validate_measurements</w:t>
+            </w:r>
+            <w:proofErr w:type="spellEnd"/>
+            <w:r>
+              <w:t>()</w:t>
             </w:r>
           </w:p>
         </w:tc>
@@ -9181,75 +9069,61 @@
       <w:tr>
         <w:tc>
           <w:tcPr>
-            <w:tcW w:type="dxa" w:w="1994"/>
+            <w:tcW w:w="1994" w:type="dxa"/>
           </w:tcPr>
           <w:p>
             <w:pPr>
               <w:spacing w:line="240" w:lineRule="auto"/>
-              <w:jc w:val="center"/>
-            </w:pPr>
-            <w:r>
-              <w:rPr>
-                <w:rFonts w:ascii="Times New Roman" w:hAnsi="Times New Roman"/>
-                <w:b w:val="0"/>
-                <w:sz w:val="28"/>
-              </w:rPr>
+              <w:ind w:firstLine="0"/>
+            </w:pPr>
+            <w:r>
               <w:t>2</w:t>
             </w:r>
           </w:p>
         </w:tc>
         <w:tc>
           <w:tcPr>
-            <w:tcW w:type="dxa" w:w="1994"/>
+            <w:tcW w:w="1994" w:type="dxa"/>
           </w:tcPr>
           <w:p>
             <w:pPr>
               <w:spacing w:line="240" w:lineRule="auto"/>
-              <w:jc w:val="center"/>
-            </w:pPr>
-            <w:r>
-              <w:rPr>
-                <w:rFonts w:ascii="Times New Roman" w:hAnsi="Times New Roman"/>
-                <w:b w:val="0"/>
-                <w:sz w:val="28"/>
-              </w:rPr>
+              <w:ind w:firstLine="0"/>
+            </w:pPr>
+            <w:r>
               <w:t>Сопоставить параметры со спецификациями</w:t>
             </w:r>
           </w:p>
         </w:tc>
         <w:tc>
           <w:tcPr>
-            <w:tcW w:type="dxa" w:w="1994"/>
+            <w:tcW w:w="1994" w:type="dxa"/>
           </w:tcPr>
           <w:p>
             <w:pPr>
               <w:spacing w:line="240" w:lineRule="auto"/>
-              <w:jc w:val="center"/>
-            </w:pPr>
-            <w:r>
-              <w:rPr>
-                <w:rFonts w:ascii="Times New Roman" w:hAnsi="Times New Roman"/>
-                <w:b w:val="0"/>
-                <w:sz w:val="28"/>
-              </w:rPr>
+              <w:ind w:firstLine="0"/>
+            </w:pPr>
+            <w:r>
               <w:t>Технолог вручную</w:t>
             </w:r>
           </w:p>
         </w:tc>
         <w:tc>
           <w:tcPr>
-            <w:tcW w:type="dxa" w:w="1994"/>
+            <w:tcW w:w="1994" w:type="dxa"/>
           </w:tcPr>
           <w:p>
             <w:pPr>
               <w:spacing w:line="240" w:lineRule="auto"/>
-              <w:jc w:val="center"/>
-            </w:pPr>
-            <w:r>
-              <w:rPr>
-                <w:rFonts w:ascii="Times New Roman" w:hAnsi="Times New Roman"/>
-                <w:b w:val="0"/>
-                <w:sz w:val="28"/>
+              <w:ind w:firstLine="0"/>
+              <w:rPr>
+                <w:lang w:val="ru-RU"/>
+              </w:rPr>
+            </w:pPr>
+            <w:r>
+              <w:rPr>
+                <w:lang w:val="ru-RU"/>
               </w:rPr>
               <w:t>Выявит конфликты для применимых нормативов</w:t>
             </w:r>
@@ -9257,20 +9131,20 @@
         </w:tc>
         <w:tc>
           <w:tcPr>
-            <w:tcW w:type="dxa" w:w="1994"/>
+            <w:tcW w:w="1994" w:type="dxa"/>
           </w:tcPr>
           <w:p>
             <w:pPr>
               <w:spacing w:line="240" w:lineRule="auto"/>
-              <w:jc w:val="center"/>
-            </w:pPr>
-            <w:r>
-              <w:rPr>
-                <w:rFonts w:ascii="Times New Roman" w:hAnsi="Times New Roman"/>
-                <w:b w:val="0"/>
-                <w:sz w:val="28"/>
-              </w:rPr>
-              <w:t>assess_batch_conflicts()</w:t>
+              <w:ind w:firstLine="0"/>
+            </w:pPr>
+            <w:proofErr w:type="spellStart"/>
+            <w:r>
+              <w:t>assess_batch_conflicts</w:t>
+            </w:r>
+            <w:proofErr w:type="spellEnd"/>
+            <w:r>
+              <w:t>()</w:t>
             </w:r>
           </w:p>
         </w:tc>
@@ -9278,75 +9152,61 @@
       <w:tr>
         <w:tc>
           <w:tcPr>
-            <w:tcW w:type="dxa" w:w="1994"/>
+            <w:tcW w:w="1994" w:type="dxa"/>
           </w:tcPr>
           <w:p>
             <w:pPr>
               <w:spacing w:line="240" w:lineRule="auto"/>
-              <w:jc w:val="center"/>
-            </w:pPr>
-            <w:r>
-              <w:rPr>
-                <w:rFonts w:ascii="Times New Roman" w:hAnsi="Times New Roman"/>
-                <w:b w:val="0"/>
-                <w:sz w:val="28"/>
-              </w:rPr>
+              <w:ind w:firstLine="0"/>
+            </w:pPr>
+            <w:r>
               <w:t>3</w:t>
             </w:r>
           </w:p>
         </w:tc>
         <w:tc>
           <w:tcPr>
-            <w:tcW w:type="dxa" w:w="1994"/>
+            <w:tcW w:w="1994" w:type="dxa"/>
           </w:tcPr>
           <w:p>
             <w:pPr>
               <w:spacing w:line="240" w:lineRule="auto"/>
-              <w:jc w:val="center"/>
-            </w:pPr>
-            <w:r>
-              <w:rPr>
-                <w:rFonts w:ascii="Times New Roman" w:hAnsi="Times New Roman"/>
-                <w:b w:val="0"/>
-                <w:sz w:val="28"/>
-              </w:rPr>
+              <w:ind w:firstLine="0"/>
+            </w:pPr>
+            <w:r>
               <w:t>Сформировать электронный протокол партии</w:t>
             </w:r>
           </w:p>
         </w:tc>
         <w:tc>
           <w:tcPr>
-            <w:tcW w:type="dxa" w:w="1994"/>
+            <w:tcW w:w="1994" w:type="dxa"/>
           </w:tcPr>
           <w:p>
             <w:pPr>
               <w:spacing w:line="240" w:lineRule="auto"/>
-              <w:jc w:val="center"/>
-            </w:pPr>
-            <w:r>
-              <w:rPr>
-                <w:rFonts w:ascii="Times New Roman" w:hAnsi="Times New Roman"/>
-                <w:b w:val="0"/>
-                <w:sz w:val="28"/>
-              </w:rPr>
+              <w:ind w:firstLine="0"/>
+            </w:pPr>
+            <w:r>
               <w:t>Технолог вручную</w:t>
             </w:r>
           </w:p>
         </w:tc>
         <w:tc>
           <w:tcPr>
-            <w:tcW w:type="dxa" w:w="1994"/>
+            <w:tcW w:w="1994" w:type="dxa"/>
           </w:tcPr>
           <w:p>
             <w:pPr>
               <w:spacing w:line="240" w:lineRule="auto"/>
-              <w:jc w:val="center"/>
-            </w:pPr>
-            <w:r>
-              <w:rPr>
-                <w:rFonts w:ascii="Times New Roman" w:hAnsi="Times New Roman"/>
-                <w:b w:val="0"/>
-                <w:sz w:val="28"/>
+              <w:ind w:firstLine="0"/>
+              <w:rPr>
+                <w:lang w:val="ru-RU"/>
+              </w:rPr>
+            </w:pPr>
+            <w:r>
+              <w:rPr>
+                <w:lang w:val="ru-RU"/>
               </w:rPr>
               <w:t>Объединит измерения, отклонения и итоговый статус</w:t>
             </w:r>
@@ -9354,20 +9214,20 @@
         </w:tc>
         <w:tc>
           <w:tcPr>
-            <w:tcW w:type="dxa" w:w="1994"/>
+            <w:tcW w:w="1994" w:type="dxa"/>
           </w:tcPr>
           <w:p>
             <w:pPr>
               <w:spacing w:line="240" w:lineRule="auto"/>
-              <w:jc w:val="center"/>
-            </w:pPr>
-            <w:r>
-              <w:rPr>
-                <w:rFonts w:ascii="Times New Roman" w:hAnsi="Times New Roman"/>
-                <w:b w:val="0"/>
-                <w:sz w:val="28"/>
-              </w:rPr>
-              <w:t>form_batch_protocol()</w:t>
+              <w:ind w:firstLine="0"/>
+            </w:pPr>
+            <w:proofErr w:type="spellStart"/>
+            <w:r>
+              <w:t>form_batch_protocol</w:t>
+            </w:r>
+            <w:proofErr w:type="spellEnd"/>
+            <w:r>
+              <w:t>()</w:t>
             </w:r>
           </w:p>
         </w:tc>
@@ -9376,59 +9236,69 @@
     <w:p>
       <w:pPr>
         <w:pStyle w:val="21"/>
-        <w:spacing w:line="360" w:lineRule="auto"/>
         <w:jc w:val="both"/>
       </w:pPr>
       <w:r>
         <w:rPr>
           <w:rFonts w:ascii="Times New Roman" w:hAnsi="Times New Roman"/>
-          <w:sz w:val="28"/>
         </w:rPr>
         <w:t>4.2 Логическая модель данных</w:t>
       </w:r>
     </w:p>
     <w:p>
-      <w:pPr>
-        <w:spacing w:line="360" w:lineRule="auto"/>
-        <w:ind w:firstLine="709"/>
-        <w:jc w:val="both"/>
-      </w:pPr>
-      <w:r>
-        <w:rPr>
-          <w:rFonts w:ascii="Times New Roman" w:hAnsi="Times New Roman"/>
-          <w:b w:val="0"/>
-          <w:sz w:val="28"/>
-        </w:rPr>
-        <w:t>Логическая модель получена из участников и объектов данных BPMN-процесса. Она не содержит типов конкретной СУБД и отражает сущности, ключи и мощности связей. Модель включает семь сущностей; связь многие-ко-многим между партиями и параметрами разрешена ассоциативной сущностью «Измерение».</w:t>
+      <w:r>
+        <w:rPr>
+          <w:lang w:val="ru-RU"/>
+        </w:rPr>
+        <w:t xml:space="preserve">Логическая модель получена из участников и объектов данных </w:t>
+      </w:r>
+      <w:r>
+        <w:t>BPMN</w:t>
+      </w:r>
+      <w:r>
+        <w:rPr>
+          <w:lang w:val="ru-RU"/>
+        </w:rPr>
+        <w:t xml:space="preserve">-процесса. Она не содержит типов конкретной СУБД и отражает сущности, ключи и мощности связей. Модель включает семь сущностей; связь многие-ко-многим между партиями и параметрами разрешена ассоциативной сущностью </w:t>
+      </w:r>
+      <w:r>
+        <w:t>«</w:t>
+      </w:r>
+      <w:proofErr w:type="spellStart"/>
+      <w:r>
+        <w:t>Измерение</w:t>
+      </w:r>
+      <w:proofErr w:type="spellEnd"/>
+      <w:r>
+        <w:t>».</w:t>
       </w:r>
     </w:p>
     <w:p>
       <w:pPr>
-        <w:spacing w:line="360" w:lineRule="auto"/>
+        <w:ind w:firstLine="0"/>
         <w:jc w:val="center"/>
       </w:pPr>
       <w:r>
         <w:rPr>
-          <w:rFonts w:ascii="Times New Roman" w:hAnsi="Times New Roman"/>
-          <w:b w:val="0"/>
-          <w:sz w:val="28"/>
+          <w:noProof/>
         </w:rPr>
         <w:drawing>
-          <wp:inline xmlns:a="http://schemas.openxmlformats.org/drawingml/2006/main" xmlns:pic="http://schemas.openxmlformats.org/drawingml/2006/picture">
+          <wp:inline distT="0" distB="0" distL="0" distR="0" wp14:anchorId="655D4580" wp14:editId="46403EA7">
             <wp:extent cx="6300000" cy="1524113"/>
+            <wp:effectExtent l="0" t="0" r="0" b="0"/>
             <wp:docPr id="8" name="Picture 8"/>
             <wp:cNvGraphicFramePr>
-              <a:graphicFrameLocks noChangeAspect="1"/>
+              <a:graphicFrameLocks xmlns:a="http://schemas.openxmlformats.org/drawingml/2006/main" noChangeAspect="1"/>
             </wp:cNvGraphicFramePr>
-            <a:graphic>
+            <a:graphic xmlns:a="http://schemas.openxmlformats.org/drawingml/2006/main">
               <a:graphicData uri="http://schemas.openxmlformats.org/drawingml/2006/picture">
-                <pic:pic>
+                <pic:pic xmlns:pic="http://schemas.openxmlformats.org/drawingml/2006/picture">
                   <pic:nvPicPr>
                     <pic:cNvPr id="0" name="image.png"/>
                     <pic:cNvPicPr/>
                   </pic:nvPicPr>
                   <pic:blipFill>
-                    <a:blip r:embed="rId14"/>
+                    <a:blip r:embed="rId11"/>
                     <a:stretch>
                       <a:fillRect/>
                     </a:stretch>
@@ -9438,7 +9308,9 @@
                       <a:off x="0" y="0"/>
                       <a:ext cx="6300000" cy="1524113"/>
                     </a:xfrm>
-                    <a:prstGeom prst="rect"/>
+                    <a:prstGeom prst="rect">
+                      <a:avLst/>
+                    </a:prstGeom>
                   </pic:spPr>
                 </pic:pic>
               </a:graphicData>
@@ -9449,80 +9321,93 @@
     </w:p>
     <w:p>
       <w:pPr>
-        <w:spacing w:line="360" w:lineRule="auto"/>
         <w:jc w:val="center"/>
-      </w:pPr>
-      <w:r>
-        <w:rPr>
-          <w:rFonts w:ascii="Times New Roman" w:hAnsi="Times New Roman"/>
-          <w:b w:val="0"/>
-          <w:sz w:val="28"/>
+        <w:rPr>
+          <w:lang w:val="ru-RU"/>
+        </w:rPr>
+      </w:pPr>
+      <w:r>
+        <w:rPr>
+          <w:lang w:val="ru-RU"/>
         </w:rPr>
         <w:t>Рисунок 3 — Логическая модель данных</w:t>
       </w:r>
     </w:p>
     <w:p>
       <w:pPr>
-        <w:spacing w:line="360" w:lineRule="auto"/>
-        <w:ind w:firstLine="709"/>
-        <w:jc w:val="both"/>
-      </w:pPr>
-      <w:r>
-        <w:rPr>
-          <w:rFonts w:ascii="Times New Roman" w:hAnsi="Times New Roman"/>
-          <w:b w:val="0"/>
-          <w:sz w:val="28"/>
-        </w:rPr>
+        <w:rPr>
+          <w:lang w:val="ru-RU"/>
+        </w:rPr>
+      </w:pPr>
+      <w:r>
+        <w:rPr>
+          <w:lang w:val="ru-RU"/>
+        </w:rPr>
+        <w:lastRenderedPageBreak/>
         <w:t>Таблица 2 содержит назначение, атрибуты и ключи сущностей логической модели.</w:t>
+      </w:r>
+    </w:p>
+    <w:p>
+      <w:pPr>
+        <w:ind w:firstLine="0"/>
+        <w:rPr>
+          <w:lang w:val="ru-RU"/>
+        </w:rPr>
+      </w:pPr>
+      <w:r>
+        <w:rPr>
+          <w:lang w:val="ru-RU"/>
+        </w:rPr>
+        <w:t>Таблица 2</w:t>
       </w:r>
     </w:p>
     <w:tbl>
       <w:tblPr>
         <w:tblStyle w:val="aff0"/>
-        <w:tblW w:type="auto" w:w="0"/>
-        <w:tblLook w:firstColumn="1" w:firstRow="1" w:lastColumn="0" w:lastRow="0" w:noHBand="0" w:noVBand="1" w:val="04A0"/>
+        <w:tblW w:w="0" w:type="auto"/>
+        <w:tblLook w:val="04A0" w:firstRow="1" w:lastRow="0" w:firstColumn="1" w:lastColumn="0" w:noHBand="0" w:noVBand="1"/>
       </w:tblPr>
       <w:tblGrid>
-        <w:gridCol w:w="1994"/>
-        <w:gridCol w:w="1994"/>
-        <w:gridCol w:w="1994"/>
-        <w:gridCol w:w="1994"/>
-        <w:gridCol w:w="1994"/>
+        <w:gridCol w:w="1997"/>
+        <w:gridCol w:w="2519"/>
+        <w:gridCol w:w="1987"/>
+        <w:gridCol w:w="1198"/>
+        <w:gridCol w:w="2487"/>
       </w:tblGrid>
       <w:tr>
         <w:tc>
           <w:tcPr>
-            <w:tcW w:type="dxa" w:w="1994"/>
+            <w:tcW w:w="1994" w:type="dxa"/>
           </w:tcPr>
           <w:p>
             <w:pPr>
               <w:spacing w:line="240" w:lineRule="auto"/>
+              <w:ind w:firstLine="0"/>
               <w:jc w:val="center"/>
             </w:pPr>
-            <w:r>
-              <w:rPr>
-                <w:rFonts w:ascii="Times New Roman" w:hAnsi="Times New Roman"/>
+            <w:proofErr w:type="spellStart"/>
+            <w:r>
+              <w:rPr>
                 <w:b/>
-                <w:sz w:val="28"/>
               </w:rPr>
               <w:t>Сущность</w:t>
             </w:r>
+            <w:proofErr w:type="spellEnd"/>
           </w:p>
         </w:tc>
         <w:tc>
           <w:tcPr>
-            <w:tcW w:type="dxa" w:w="1994"/>
+            <w:tcW w:w="1994" w:type="dxa"/>
           </w:tcPr>
           <w:p>
             <w:pPr>
               <w:spacing w:line="240" w:lineRule="auto"/>
+              <w:ind w:firstLine="0"/>
               <w:jc w:val="center"/>
             </w:pPr>
             <w:r>
               <w:rPr>
-                <w:rFonts w:ascii="Times New Roman" w:hAnsi="Times New Roman"/>
                 <w:b/>
-                <w:sz w:val="28"/>
               </w:rPr>
               <w:t>Назначение</w:t>
             </w:r>
@@ -9530,18 +9415,17 @@
         </w:tc>
         <w:tc>
           <w:tcPr>
-            <w:tcW w:type="dxa" w:w="1994"/>
+            <w:tcW w:w="1994" w:type="dxa"/>
           </w:tcPr>
           <w:p>
             <w:pPr>
               <w:spacing w:line="240" w:lineRule="auto"/>
+              <w:ind w:firstLine="0"/>
               <w:jc w:val="center"/>
             </w:pPr>
             <w:r>
               <w:rPr>
-                <w:rFonts w:ascii="Times New Roman" w:hAnsi="Times New Roman"/>
                 <w:b/>
-                <w:sz w:val="28"/>
               </w:rPr>
               <w:t>Основные атрибуты</w:t>
             </w:r>
@@ -9549,18 +9433,17 @@
         </w:tc>
         <w:tc>
           <w:tcPr>
-            <w:tcW w:type="dxa" w:w="1994"/>
+            <w:tcW w:w="1994" w:type="dxa"/>
           </w:tcPr>
           <w:p>
             <w:pPr>
               <w:spacing w:line="240" w:lineRule="auto"/>
+              <w:ind w:firstLine="0"/>
               <w:jc w:val="center"/>
             </w:pPr>
             <w:r>
               <w:rPr>
-                <w:rFonts w:ascii="Times New Roman" w:hAnsi="Times New Roman"/>
                 <w:b/>
-                <w:sz w:val="28"/>
               </w:rPr>
               <w:t>PK</w:t>
             </w:r>
@@ -9568,18 +9451,17 @@
         </w:tc>
         <w:tc>
           <w:tcPr>
-            <w:tcW w:type="dxa" w:w="1994"/>
+            <w:tcW w:w="1994" w:type="dxa"/>
           </w:tcPr>
           <w:p>
             <w:pPr>
               <w:spacing w:line="240" w:lineRule="auto"/>
+              <w:ind w:firstLine="0"/>
               <w:jc w:val="center"/>
             </w:pPr>
             <w:r>
               <w:rPr>
-                <w:rFonts w:ascii="Times New Roman" w:hAnsi="Times New Roman"/>
                 <w:b/>
-                <w:sz w:val="28"/>
               </w:rPr>
               <w:t>FK</w:t>
             </w:r>
@@ -9589,95 +9471,101 @@
       <w:tr>
         <w:tc>
           <w:tcPr>
-            <w:tcW w:type="dxa" w:w="1994"/>
+            <w:tcW w:w="1994" w:type="dxa"/>
           </w:tcPr>
           <w:p>
             <w:pPr>
               <w:spacing w:line="240" w:lineRule="auto"/>
-              <w:jc w:val="center"/>
-            </w:pPr>
-            <w:r>
-              <w:rPr>
-                <w:rFonts w:ascii="Times New Roman" w:hAnsi="Times New Roman"/>
-                <w:b w:val="0"/>
-                <w:sz w:val="28"/>
-              </w:rPr>
+              <w:ind w:firstLine="0"/>
+            </w:pPr>
+            <w:r>
               <w:t>Партия сырья</w:t>
             </w:r>
           </w:p>
         </w:tc>
         <w:tc>
           <w:tcPr>
-            <w:tcW w:type="dxa" w:w="1994"/>
+            <w:tcW w:w="1994" w:type="dxa"/>
           </w:tcPr>
           <w:p>
             <w:pPr>
               <w:spacing w:line="240" w:lineRule="auto"/>
-              <w:jc w:val="center"/>
-            </w:pPr>
-            <w:r>
-              <w:rPr>
-                <w:rFonts w:ascii="Times New Roman" w:hAnsi="Times New Roman"/>
-                <w:b w:val="0"/>
-                <w:sz w:val="28"/>
-              </w:rPr>
+              <w:ind w:firstLine="0"/>
+            </w:pPr>
+            <w:r>
               <w:t>Происхождение поступившего картофеля</w:t>
             </w:r>
           </w:p>
         </w:tc>
         <w:tc>
           <w:tcPr>
-            <w:tcW w:type="dxa" w:w="1994"/>
+            <w:tcW w:w="1994" w:type="dxa"/>
           </w:tcPr>
           <w:p>
             <w:pPr>
               <w:spacing w:line="240" w:lineRule="auto"/>
-              <w:jc w:val="center"/>
-            </w:pPr>
-            <w:r>
-              <w:rPr>
-                <w:rFonts w:ascii="Times New Roman" w:hAnsi="Times New Roman"/>
-                <w:b w:val="0"/>
-                <w:sz w:val="28"/>
-              </w:rPr>
-              <w:t>поставщик, сорт, дата поступления</w:t>
-            </w:r>
+              <w:ind w:firstLine="0"/>
+            </w:pPr>
+            <w:proofErr w:type="spellStart"/>
+            <w:r>
+              <w:t>поставщик</w:t>
+            </w:r>
+            <w:proofErr w:type="spellEnd"/>
+            <w:r>
+              <w:t xml:space="preserve">, </w:t>
+            </w:r>
+            <w:proofErr w:type="spellStart"/>
+            <w:r>
+              <w:t>сорт</w:t>
+            </w:r>
+            <w:proofErr w:type="spellEnd"/>
+            <w:r>
+              <w:t>,</w:t>
+            </w:r>
+            <w:r>
+              <w:rPr>
+                <w:lang w:val="ru-RU"/>
+              </w:rPr>
+              <w:t xml:space="preserve"> </w:t>
+            </w:r>
+            <w:proofErr w:type="spellStart"/>
+            <w:r>
+              <w:t>дата</w:t>
+            </w:r>
+            <w:proofErr w:type="spellEnd"/>
+            <w:r>
+              <w:t xml:space="preserve"> </w:t>
+            </w:r>
+            <w:proofErr w:type="spellStart"/>
+            <w:r>
+              <w:t>поступления</w:t>
+            </w:r>
+            <w:proofErr w:type="spellEnd"/>
           </w:p>
         </w:tc>
         <w:tc>
           <w:tcPr>
-            <w:tcW w:type="dxa" w:w="1994"/>
+            <w:tcW w:w="1994" w:type="dxa"/>
           </w:tcPr>
           <w:p>
             <w:pPr>
               <w:spacing w:line="240" w:lineRule="auto"/>
-              <w:jc w:val="center"/>
-            </w:pPr>
-            <w:r>
-              <w:rPr>
-                <w:rFonts w:ascii="Times New Roman" w:hAnsi="Times New Roman"/>
-                <w:b w:val="0"/>
-                <w:sz w:val="28"/>
-              </w:rPr>
+              <w:ind w:firstLine="0"/>
+            </w:pPr>
+            <w:r>
               <w:t>id</w:t>
             </w:r>
           </w:p>
         </w:tc>
         <w:tc>
           <w:tcPr>
-            <w:tcW w:type="dxa" w:w="1994"/>
+            <w:tcW w:w="1994" w:type="dxa"/>
           </w:tcPr>
           <w:p>
             <w:pPr>
               <w:spacing w:line="240" w:lineRule="auto"/>
-              <w:jc w:val="center"/>
-            </w:pPr>
-            <w:r>
-              <w:rPr>
-                <w:rFonts w:ascii="Times New Roman" w:hAnsi="Times New Roman"/>
-                <w:b w:val="0"/>
-                <w:sz w:val="28"/>
-              </w:rPr>
+            </w:pPr>
+            <w:r>
               <w:t>—</w:t>
             </w:r>
           </w:p>
@@ -9686,95 +9574,70 @@
       <w:tr>
         <w:tc>
           <w:tcPr>
-            <w:tcW w:type="dxa" w:w="1994"/>
+            <w:tcW w:w="1994" w:type="dxa"/>
           </w:tcPr>
           <w:p>
             <w:pPr>
               <w:spacing w:line="240" w:lineRule="auto"/>
-              <w:jc w:val="center"/>
-            </w:pPr>
-            <w:r>
-              <w:rPr>
-                <w:rFonts w:ascii="Times New Roman" w:hAnsi="Times New Roman"/>
-                <w:b w:val="0"/>
-                <w:sz w:val="28"/>
-              </w:rPr>
+              <w:ind w:firstLine="0"/>
+            </w:pPr>
+            <w:r>
               <w:t>Партия</w:t>
             </w:r>
           </w:p>
         </w:tc>
         <w:tc>
           <w:tcPr>
-            <w:tcW w:type="dxa" w:w="1994"/>
+            <w:tcW w:w="1994" w:type="dxa"/>
           </w:tcPr>
           <w:p>
             <w:pPr>
               <w:spacing w:line="240" w:lineRule="auto"/>
-              <w:jc w:val="center"/>
-            </w:pPr>
-            <w:r>
-              <w:rPr>
-                <w:rFonts w:ascii="Times New Roman" w:hAnsi="Times New Roman"/>
-                <w:b w:val="0"/>
-                <w:sz w:val="28"/>
-              </w:rPr>
+              <w:ind w:firstLine="0"/>
+            </w:pPr>
+            <w:r>
               <w:t>Единица производственного контроля</w:t>
             </w:r>
           </w:p>
         </w:tc>
         <w:tc>
           <w:tcPr>
-            <w:tcW w:type="dxa" w:w="1994"/>
+            <w:tcW w:w="1994" w:type="dxa"/>
           </w:tcPr>
           <w:p>
             <w:pPr>
               <w:spacing w:line="240" w:lineRule="auto"/>
-              <w:jc w:val="center"/>
-            </w:pPr>
-            <w:r>
-              <w:rPr>
-                <w:rFonts w:ascii="Times New Roman" w:hAnsi="Times New Roman"/>
-                <w:b w:val="0"/>
-                <w:sz w:val="28"/>
-              </w:rPr>
+              <w:ind w:firstLine="0"/>
+            </w:pPr>
+            <w:r>
               <w:t>код, дата, статус</w:t>
             </w:r>
           </w:p>
         </w:tc>
         <w:tc>
           <w:tcPr>
-            <w:tcW w:type="dxa" w:w="1994"/>
+            <w:tcW w:w="1994" w:type="dxa"/>
           </w:tcPr>
           <w:p>
             <w:pPr>
               <w:spacing w:line="240" w:lineRule="auto"/>
-              <w:jc w:val="center"/>
-            </w:pPr>
-            <w:r>
-              <w:rPr>
-                <w:rFonts w:ascii="Times New Roman" w:hAnsi="Times New Roman"/>
-                <w:b w:val="0"/>
-                <w:sz w:val="28"/>
-              </w:rPr>
+              <w:ind w:firstLine="0"/>
+            </w:pPr>
+            <w:r>
               <w:t>id</w:t>
             </w:r>
           </w:p>
         </w:tc>
         <w:tc>
           <w:tcPr>
-            <w:tcW w:type="dxa" w:w="1994"/>
+            <w:tcW w:w="1994" w:type="dxa"/>
           </w:tcPr>
           <w:p>
             <w:pPr>
               <w:spacing w:line="240" w:lineRule="auto"/>
-              <w:jc w:val="center"/>
-            </w:pPr>
-            <w:r>
-              <w:rPr>
-                <w:rFonts w:ascii="Times New Roman" w:hAnsi="Times New Roman"/>
-                <w:b w:val="0"/>
-                <w:sz w:val="28"/>
-              </w:rPr>
+              <w:ind w:firstLine="0"/>
+            </w:pPr>
+            <w:r>
               <w:t>raw_material_lot_id</w:t>
             </w:r>
           </w:p>
@@ -9783,95 +9646,69 @@
       <w:tr>
         <w:tc>
           <w:tcPr>
-            <w:tcW w:type="dxa" w:w="1994"/>
+            <w:tcW w:w="1994" w:type="dxa"/>
           </w:tcPr>
           <w:p>
             <w:pPr>
               <w:spacing w:line="240" w:lineRule="auto"/>
-              <w:jc w:val="center"/>
-            </w:pPr>
-            <w:r>
-              <w:rPr>
-                <w:rFonts w:ascii="Times New Roman" w:hAnsi="Times New Roman"/>
-                <w:b w:val="0"/>
-                <w:sz w:val="28"/>
-              </w:rPr>
+              <w:ind w:firstLine="0"/>
+            </w:pPr>
+            <w:r>
               <w:t>Параметр</w:t>
             </w:r>
           </w:p>
         </w:tc>
         <w:tc>
           <w:tcPr>
-            <w:tcW w:type="dxa" w:w="1994"/>
+            <w:tcW w:w="1994" w:type="dxa"/>
           </w:tcPr>
           <w:p>
             <w:pPr>
               <w:spacing w:line="240" w:lineRule="auto"/>
-              <w:jc w:val="center"/>
-            </w:pPr>
-            <w:r>
-              <w:rPr>
-                <w:rFonts w:ascii="Times New Roman" w:hAnsi="Times New Roman"/>
-                <w:b w:val="0"/>
-                <w:sz w:val="28"/>
-              </w:rPr>
+              <w:ind w:firstLine="0"/>
+            </w:pPr>
+            <w:r>
               <w:t>Справочник контролируемых характеристик</w:t>
             </w:r>
           </w:p>
         </w:tc>
         <w:tc>
           <w:tcPr>
-            <w:tcW w:type="dxa" w:w="1994"/>
+            <w:tcW w:w="1994" w:type="dxa"/>
           </w:tcPr>
           <w:p>
             <w:pPr>
               <w:spacing w:line="240" w:lineRule="auto"/>
-              <w:jc w:val="center"/>
-            </w:pPr>
-            <w:r>
-              <w:rPr>
-                <w:rFonts w:ascii="Times New Roman" w:hAnsi="Times New Roman"/>
-                <w:b w:val="0"/>
-                <w:sz w:val="28"/>
-              </w:rPr>
+              <w:ind w:firstLine="0"/>
+            </w:pPr>
+            <w:r>
               <w:t>наименование, единица</w:t>
             </w:r>
           </w:p>
         </w:tc>
         <w:tc>
           <w:tcPr>
-            <w:tcW w:type="dxa" w:w="1994"/>
+            <w:tcW w:w="1994" w:type="dxa"/>
           </w:tcPr>
           <w:p>
             <w:pPr>
               <w:spacing w:line="240" w:lineRule="auto"/>
-              <w:jc w:val="center"/>
-            </w:pPr>
-            <w:r>
-              <w:rPr>
-                <w:rFonts w:ascii="Times New Roman" w:hAnsi="Times New Roman"/>
-                <w:b w:val="0"/>
-                <w:sz w:val="28"/>
-              </w:rPr>
+              <w:ind w:firstLine="0"/>
+            </w:pPr>
+            <w:r>
               <w:t>id</w:t>
             </w:r>
           </w:p>
         </w:tc>
         <w:tc>
           <w:tcPr>
-            <w:tcW w:type="dxa" w:w="1994"/>
+            <w:tcW w:w="1994" w:type="dxa"/>
           </w:tcPr>
           <w:p>
             <w:pPr>
               <w:spacing w:line="240" w:lineRule="auto"/>
-              <w:jc w:val="center"/>
-            </w:pPr>
-            <w:r>
-              <w:rPr>
-                <w:rFonts w:ascii="Times New Roman" w:hAnsi="Times New Roman"/>
-                <w:b w:val="0"/>
-                <w:sz w:val="28"/>
-              </w:rPr>
+            </w:pPr>
+            <w:r>
               <w:t>—</w:t>
             </w:r>
           </w:p>
@@ -9880,95 +9717,70 @@
       <w:tr>
         <w:tc>
           <w:tcPr>
-            <w:tcW w:type="dxa" w:w="1994"/>
+            <w:tcW w:w="1994" w:type="dxa"/>
           </w:tcPr>
           <w:p>
             <w:pPr>
               <w:spacing w:line="240" w:lineRule="auto"/>
-              <w:jc w:val="center"/>
-            </w:pPr>
-            <w:r>
-              <w:rPr>
-                <w:rFonts w:ascii="Times New Roman" w:hAnsi="Times New Roman"/>
-                <w:b w:val="0"/>
-                <w:sz w:val="28"/>
-              </w:rPr>
+              <w:ind w:firstLine="0"/>
+            </w:pPr>
+            <w:r>
               <w:t>Спецификация</w:t>
             </w:r>
           </w:p>
         </w:tc>
         <w:tc>
           <w:tcPr>
-            <w:tcW w:type="dxa" w:w="1994"/>
+            <w:tcW w:w="1994" w:type="dxa"/>
           </w:tcPr>
           <w:p>
             <w:pPr>
               <w:spacing w:line="240" w:lineRule="auto"/>
-              <w:jc w:val="center"/>
-            </w:pPr>
-            <w:r>
-              <w:rPr>
-                <w:rFonts w:ascii="Times New Roman" w:hAnsi="Times New Roman"/>
-                <w:b w:val="0"/>
-                <w:sz w:val="28"/>
-              </w:rPr>
+              <w:ind w:firstLine="0"/>
+            </w:pPr>
+            <w:r>
               <w:t>Допустимый диапазон параметра</w:t>
             </w:r>
           </w:p>
         </w:tc>
         <w:tc>
           <w:tcPr>
-            <w:tcW w:type="dxa" w:w="1994"/>
+            <w:tcW w:w="1994" w:type="dxa"/>
           </w:tcPr>
           <w:p>
             <w:pPr>
               <w:spacing w:line="240" w:lineRule="auto"/>
-              <w:jc w:val="center"/>
-            </w:pPr>
-            <w:r>
-              <w:rPr>
-                <w:rFonts w:ascii="Times New Roman" w:hAnsi="Times New Roman"/>
-                <w:b w:val="0"/>
-                <w:sz w:val="28"/>
-              </w:rPr>
+              <w:ind w:firstLine="0"/>
+            </w:pPr>
+            <w:r>
               <w:t>минимум, максимум, версия</w:t>
             </w:r>
           </w:p>
         </w:tc>
         <w:tc>
           <w:tcPr>
-            <w:tcW w:type="dxa" w:w="1994"/>
+            <w:tcW w:w="1994" w:type="dxa"/>
           </w:tcPr>
           <w:p>
             <w:pPr>
               <w:spacing w:line="240" w:lineRule="auto"/>
-              <w:jc w:val="center"/>
-            </w:pPr>
-            <w:r>
-              <w:rPr>
-                <w:rFonts w:ascii="Times New Roman" w:hAnsi="Times New Roman"/>
-                <w:b w:val="0"/>
-                <w:sz w:val="28"/>
-              </w:rPr>
+              <w:ind w:firstLine="0"/>
+            </w:pPr>
+            <w:r>
               <w:t>id</w:t>
             </w:r>
           </w:p>
         </w:tc>
         <w:tc>
           <w:tcPr>
-            <w:tcW w:type="dxa" w:w="1994"/>
+            <w:tcW w:w="1994" w:type="dxa"/>
           </w:tcPr>
           <w:p>
             <w:pPr>
               <w:spacing w:line="240" w:lineRule="auto"/>
-              <w:jc w:val="center"/>
-            </w:pPr>
-            <w:r>
-              <w:rPr>
-                <w:rFonts w:ascii="Times New Roman" w:hAnsi="Times New Roman"/>
-                <w:b w:val="0"/>
-                <w:sz w:val="28"/>
-              </w:rPr>
+              <w:ind w:firstLine="0"/>
+            </w:pPr>
+            <w:r>
               <w:t>parameter_id</w:t>
             </w:r>
           </w:p>
@@ -9977,37 +9789,33 @@
       <w:tr>
         <w:tc>
           <w:tcPr>
-            <w:tcW w:type="dxa" w:w="1994"/>
+            <w:tcW w:w="1994" w:type="dxa"/>
           </w:tcPr>
           <w:p>
             <w:pPr>
               <w:spacing w:line="240" w:lineRule="auto"/>
-              <w:jc w:val="center"/>
-            </w:pPr>
-            <w:r>
-              <w:rPr>
-                <w:rFonts w:ascii="Times New Roman" w:hAnsi="Times New Roman"/>
-                <w:b w:val="0"/>
-                <w:sz w:val="28"/>
-              </w:rPr>
+              <w:ind w:firstLine="0"/>
+            </w:pPr>
+            <w:r>
               <w:t>Измерение</w:t>
             </w:r>
           </w:p>
         </w:tc>
         <w:tc>
           <w:tcPr>
-            <w:tcW w:type="dxa" w:w="1994"/>
+            <w:tcW w:w="1994" w:type="dxa"/>
           </w:tcPr>
           <w:p>
             <w:pPr>
               <w:spacing w:line="240" w:lineRule="auto"/>
-              <w:jc w:val="center"/>
-            </w:pPr>
-            <w:r>
-              <w:rPr>
-                <w:rFonts w:ascii="Times New Roman" w:hAnsi="Times New Roman"/>
-                <w:b w:val="0"/>
-                <w:sz w:val="28"/>
+              <w:ind w:firstLine="0"/>
+              <w:rPr>
+                <w:lang w:val="ru-RU"/>
+              </w:rPr>
+            </w:pPr>
+            <w:r>
+              <w:rPr>
+                <w:lang w:val="ru-RU"/>
               </w:rPr>
               <w:t>Значение параметра для конкретной партии</w:t>
             </w:r>
@@ -10015,57 +9823,52 @@
         </w:tc>
         <w:tc>
           <w:tcPr>
-            <w:tcW w:type="dxa" w:w="1994"/>
+            <w:tcW w:w="1994" w:type="dxa"/>
           </w:tcPr>
           <w:p>
             <w:pPr>
               <w:spacing w:line="240" w:lineRule="auto"/>
-              <w:jc w:val="center"/>
-            </w:pPr>
-            <w:r>
-              <w:rPr>
-                <w:rFonts w:ascii="Times New Roman" w:hAnsi="Times New Roman"/>
-                <w:b w:val="0"/>
-                <w:sz w:val="28"/>
-              </w:rPr>
-              <w:t>значение, время</w:t>
-            </w:r>
+              <w:ind w:firstLine="0"/>
+            </w:pPr>
+            <w:proofErr w:type="spellStart"/>
+            <w:r>
+              <w:t>значение</w:t>
+            </w:r>
+            <w:proofErr w:type="spellEnd"/>
+            <w:r>
+              <w:t xml:space="preserve">, </w:t>
+            </w:r>
+            <w:proofErr w:type="spellStart"/>
+            <w:r>
+              <w:t>время</w:t>
+            </w:r>
+            <w:proofErr w:type="spellEnd"/>
           </w:p>
         </w:tc>
         <w:tc>
           <w:tcPr>
-            <w:tcW w:type="dxa" w:w="1994"/>
+            <w:tcW w:w="1994" w:type="dxa"/>
           </w:tcPr>
           <w:p>
             <w:pPr>
               <w:spacing w:line="240" w:lineRule="auto"/>
-              <w:jc w:val="center"/>
-            </w:pPr>
-            <w:r>
-              <w:rPr>
-                <w:rFonts w:ascii="Times New Roman" w:hAnsi="Times New Roman"/>
-                <w:b w:val="0"/>
-                <w:sz w:val="28"/>
-              </w:rPr>
+              <w:ind w:firstLine="0"/>
+            </w:pPr>
+            <w:r>
               <w:t>id</w:t>
             </w:r>
           </w:p>
         </w:tc>
         <w:tc>
           <w:tcPr>
-            <w:tcW w:type="dxa" w:w="1994"/>
+            <w:tcW w:w="1994" w:type="dxa"/>
           </w:tcPr>
           <w:p>
             <w:pPr>
               <w:spacing w:line="240" w:lineRule="auto"/>
-              <w:jc w:val="center"/>
-            </w:pPr>
-            <w:r>
-              <w:rPr>
-                <w:rFonts w:ascii="Times New Roman" w:hAnsi="Times New Roman"/>
-                <w:b w:val="0"/>
-                <w:sz w:val="28"/>
-              </w:rPr>
+              <w:ind w:firstLine="0"/>
+            </w:pPr>
+            <w:r>
               <w:t>batch_id, parameter_id, operator_id</w:t>
             </w:r>
           </w:p>
@@ -10074,95 +9877,69 @@
       <w:tr>
         <w:tc>
           <w:tcPr>
-            <w:tcW w:type="dxa" w:w="1994"/>
+            <w:tcW w:w="1994" w:type="dxa"/>
           </w:tcPr>
           <w:p>
             <w:pPr>
               <w:spacing w:line="240" w:lineRule="auto"/>
-              <w:jc w:val="center"/>
-            </w:pPr>
-            <w:r>
-              <w:rPr>
-                <w:rFonts w:ascii="Times New Roman" w:hAnsi="Times New Roman"/>
-                <w:b w:val="0"/>
-                <w:sz w:val="28"/>
-              </w:rPr>
+              <w:ind w:firstLine="0"/>
+            </w:pPr>
+            <w:r>
               <w:t>Сотрудник</w:t>
             </w:r>
           </w:p>
         </w:tc>
         <w:tc>
           <w:tcPr>
-            <w:tcW w:type="dxa" w:w="1994"/>
+            <w:tcW w:w="1994" w:type="dxa"/>
           </w:tcPr>
           <w:p>
             <w:pPr>
               <w:spacing w:line="240" w:lineRule="auto"/>
-              <w:jc w:val="center"/>
-            </w:pPr>
-            <w:r>
-              <w:rPr>
-                <w:rFonts w:ascii="Times New Roman" w:hAnsi="Times New Roman"/>
-                <w:b w:val="0"/>
-                <w:sz w:val="28"/>
-              </w:rPr>
+              <w:ind w:firstLine="0"/>
+            </w:pPr>
+            <w:r>
               <w:t>Исполнитель измерения</w:t>
             </w:r>
           </w:p>
         </w:tc>
         <w:tc>
           <w:tcPr>
-            <w:tcW w:type="dxa" w:w="1994"/>
+            <w:tcW w:w="1994" w:type="dxa"/>
           </w:tcPr>
           <w:p>
             <w:pPr>
               <w:spacing w:line="240" w:lineRule="auto"/>
-              <w:jc w:val="center"/>
-            </w:pPr>
-            <w:r>
-              <w:rPr>
-                <w:rFonts w:ascii="Times New Roman" w:hAnsi="Times New Roman"/>
-                <w:b w:val="0"/>
-                <w:sz w:val="28"/>
-              </w:rPr>
+              <w:ind w:firstLine="0"/>
+            </w:pPr>
+            <w:r>
               <w:t>ФИО, роль</w:t>
             </w:r>
           </w:p>
         </w:tc>
         <w:tc>
           <w:tcPr>
-            <w:tcW w:type="dxa" w:w="1994"/>
+            <w:tcW w:w="1994" w:type="dxa"/>
           </w:tcPr>
           <w:p>
             <w:pPr>
               <w:spacing w:line="240" w:lineRule="auto"/>
-              <w:jc w:val="center"/>
-            </w:pPr>
-            <w:r>
-              <w:rPr>
-                <w:rFonts w:ascii="Times New Roman" w:hAnsi="Times New Roman"/>
-                <w:b w:val="0"/>
-                <w:sz w:val="28"/>
-              </w:rPr>
+              <w:ind w:firstLine="0"/>
+            </w:pPr>
+            <w:r>
               <w:t>id</w:t>
             </w:r>
           </w:p>
         </w:tc>
         <w:tc>
           <w:tcPr>
-            <w:tcW w:type="dxa" w:w="1994"/>
+            <w:tcW w:w="1994" w:type="dxa"/>
           </w:tcPr>
           <w:p>
             <w:pPr>
               <w:spacing w:line="240" w:lineRule="auto"/>
-              <w:jc w:val="center"/>
-            </w:pPr>
-            <w:r>
-              <w:rPr>
-                <w:rFonts w:ascii="Times New Roman" w:hAnsi="Times New Roman"/>
-                <w:b w:val="0"/>
-                <w:sz w:val="28"/>
-              </w:rPr>
+            </w:pPr>
+            <w:r>
               <w:t>—</w:t>
             </w:r>
           </w:p>
@@ -10171,95 +9948,70 @@
       <w:tr>
         <w:tc>
           <w:tcPr>
-            <w:tcW w:type="dxa" w:w="1994"/>
+            <w:tcW w:w="1994" w:type="dxa"/>
           </w:tcPr>
           <w:p>
             <w:pPr>
               <w:spacing w:line="240" w:lineRule="auto"/>
-              <w:jc w:val="center"/>
-            </w:pPr>
-            <w:r>
-              <w:rPr>
-                <w:rFonts w:ascii="Times New Roman" w:hAnsi="Times New Roman"/>
-                <w:b w:val="0"/>
-                <w:sz w:val="28"/>
-              </w:rPr>
+              <w:ind w:firstLine="0"/>
+            </w:pPr>
+            <w:r>
               <w:t>Отклонение</w:t>
             </w:r>
           </w:p>
         </w:tc>
         <w:tc>
           <w:tcPr>
-            <w:tcW w:type="dxa" w:w="1994"/>
+            <w:tcW w:w="1994" w:type="dxa"/>
           </w:tcPr>
           <w:p>
             <w:pPr>
               <w:spacing w:line="240" w:lineRule="auto"/>
-              <w:jc w:val="center"/>
-            </w:pPr>
-            <w:r>
-              <w:rPr>
-                <w:rFonts w:ascii="Times New Roman" w:hAnsi="Times New Roman"/>
-                <w:b w:val="0"/>
-                <w:sz w:val="28"/>
-              </w:rPr>
+              <w:ind w:firstLine="0"/>
+            </w:pPr>
+            <w:r>
               <w:t>Зафиксированное несоответствие</w:t>
             </w:r>
           </w:p>
         </w:tc>
         <w:tc>
           <w:tcPr>
-            <w:tcW w:type="dxa" w:w="1994"/>
+            <w:tcW w:w="1994" w:type="dxa"/>
           </w:tcPr>
           <w:p>
             <w:pPr>
               <w:spacing w:line="240" w:lineRule="auto"/>
-              <w:jc w:val="center"/>
-            </w:pPr>
-            <w:r>
-              <w:rPr>
-                <w:rFonts w:ascii="Times New Roman" w:hAnsi="Times New Roman"/>
-                <w:b w:val="0"/>
-                <w:sz w:val="28"/>
-              </w:rPr>
+              <w:ind w:firstLine="0"/>
+            </w:pPr>
+            <w:r>
               <w:t>причина, серьёзность, статус</w:t>
             </w:r>
           </w:p>
         </w:tc>
         <w:tc>
           <w:tcPr>
-            <w:tcW w:type="dxa" w:w="1994"/>
+            <w:tcW w:w="1994" w:type="dxa"/>
           </w:tcPr>
           <w:p>
             <w:pPr>
               <w:spacing w:line="240" w:lineRule="auto"/>
-              <w:jc w:val="center"/>
-            </w:pPr>
-            <w:r>
-              <w:rPr>
-                <w:rFonts w:ascii="Times New Roman" w:hAnsi="Times New Roman"/>
-                <w:b w:val="0"/>
-                <w:sz w:val="28"/>
-              </w:rPr>
+              <w:ind w:firstLine="0"/>
+            </w:pPr>
+            <w:r>
               <w:t>id</w:t>
             </w:r>
           </w:p>
         </w:tc>
         <w:tc>
           <w:tcPr>
-            <w:tcW w:type="dxa" w:w="1994"/>
+            <w:tcW w:w="1994" w:type="dxa"/>
           </w:tcPr>
           <w:p>
             <w:pPr>
               <w:spacing w:line="240" w:lineRule="auto"/>
-              <w:jc w:val="center"/>
-            </w:pPr>
-            <w:r>
-              <w:rPr>
-                <w:rFonts w:ascii="Times New Roman" w:hAnsi="Times New Roman"/>
-                <w:b w:val="0"/>
-                <w:sz w:val="28"/>
-              </w:rPr>
+              <w:ind w:firstLine="0"/>
+            </w:pPr>
+            <w:r>
               <w:t>measurement_id</w:t>
             </w:r>
           </w:p>
@@ -10268,90 +10020,265 @@
     </w:tbl>
     <w:p>
       <w:pPr>
-        <w:spacing w:line="360" w:lineRule="auto"/>
-        <w:ind w:firstLine="709"/>
-        <w:jc w:val="both"/>
-      </w:pPr>
-      <w:r>
-        <w:rPr>
-          <w:rFonts w:ascii="Times New Roman" w:hAnsi="Times New Roman"/>
-          <w:b w:val="0"/>
-          <w:sz w:val="28"/>
-        </w:rPr>
-        <w:t>Партия сырья связана с производственными партиями как 1:N. Партия, параметр и сотрудник связаны с измерениями как 1:N. Параметр имеет несколько версий спецификаций, а измерению может соответствовать не более одного зарегистрированного отклонения. Связь M:N «Партия — Параметр» реализована двумя связями 1:N через «Измерение».</w:t>
+        <w:rPr>
+          <w:lang w:val="ru-RU"/>
+        </w:rPr>
+      </w:pPr>
+      <w:r>
+        <w:rPr>
+          <w:lang w:val="ru-RU"/>
+        </w:rPr>
+        <w:t>Партия сырья связана с производственными партиями как 1:</w:t>
+      </w:r>
+      <w:r>
+        <w:t>N</w:t>
+      </w:r>
+      <w:r>
+        <w:rPr>
+          <w:lang w:val="ru-RU"/>
+        </w:rPr>
+        <w:t>. Партия, параметр и сотрудник связаны с измерениями как 1:</w:t>
+      </w:r>
+      <w:r>
+        <w:t>N</w:t>
+      </w:r>
+      <w:r>
+        <w:rPr>
+          <w:lang w:val="ru-RU"/>
+        </w:rPr>
+        <w:t xml:space="preserve">. Параметр имеет несколько версий спецификаций, а измерению может соответствовать не более одного зарегистрированного отклонения. Связь </w:t>
+      </w:r>
+      <w:r>
+        <w:t>M</w:t>
+      </w:r>
+      <w:r>
+        <w:rPr>
+          <w:lang w:val="ru-RU"/>
+        </w:rPr>
+        <w:t>:</w:t>
+      </w:r>
+      <w:r>
+        <w:t>N</w:t>
+      </w:r>
+      <w:r>
+        <w:rPr>
+          <w:lang w:val="ru-RU"/>
+        </w:rPr>
+        <w:t xml:space="preserve"> «Партия — Параметр» реализована двумя связями 1:</w:t>
+      </w:r>
+      <w:r>
+        <w:t>N</w:t>
+      </w:r>
+      <w:r>
+        <w:rPr>
+          <w:lang w:val="ru-RU"/>
+        </w:rPr>
+        <w:t xml:space="preserve"> через «Измерение».</w:t>
       </w:r>
     </w:p>
     <w:p>
       <w:pPr>
-        <w:spacing w:line="360" w:lineRule="auto"/>
-        <w:ind w:firstLine="709"/>
-        <w:jc w:val="both"/>
-      </w:pPr>
-      <w:r>
-        <w:rPr>
-          <w:rFonts w:ascii="Times New Roman" w:hAnsi="Times New Roman"/>
-          <w:b w:val="0"/>
-          <w:sz w:val="28"/>
-        </w:rPr>
-        <w:t>Первая нормальная форма выполнена, поскольку все значения атомарны. Вторая нормальная форма выполнена: каждый неключевой атрибут зависит от полного первичного ключа своей сущности. Третья нормальная форма выполнена отсутствием транзитивных зависимостей [17]: сведения о параметре, сотруднике и сырье вынесены из измерения. Без нормализации единица измерения, сорт сырья и ФИО оператора повторялись бы во множестве строк; разбиение устраняет это дублирование и аномалии обновления.</w:t>
+        <w:rPr>
+          <w:lang w:val="ru-RU"/>
+        </w:rPr>
+      </w:pPr>
+      <w:r>
+        <w:rPr>
+          <w:lang w:val="ru-RU"/>
+        </w:rPr>
+        <w:t xml:space="preserve">Первая нормальная форма выполнена, поскольку все значения </w:t>
+      </w:r>
+      <w:proofErr w:type="spellStart"/>
+      <w:r>
+        <w:rPr>
+          <w:lang w:val="ru-RU"/>
+        </w:rPr>
+        <w:t>атомарны</w:t>
+      </w:r>
+      <w:proofErr w:type="spellEnd"/>
+      <w:r>
+        <w:rPr>
+          <w:lang w:val="ru-RU"/>
+        </w:rPr>
+        <w:t xml:space="preserve">. Вторая нормальная форма выполнена: каждый неключевой атрибут зависит от полного первичного ключа своей сущности. Третья нормальная форма выполнена отсутствием транзитивных зависимостей [17]: сведения о параметре, сотруднике и сырье вынесены из измерения. Без нормализации единица измерения, сорт сырья и </w:t>
+      </w:r>
+      <w:r>
+        <w:rPr>
+          <w:lang w:val="ru-RU"/>
+        </w:rPr>
+        <w:lastRenderedPageBreak/>
+        <w:t>ФИО оператора повторялись бы во множестве строк; разбиение устраняет это дублирование и аномалии обновления.</w:t>
       </w:r>
     </w:p>
     <w:p>
       <w:pPr>
         <w:pStyle w:val="21"/>
-        <w:spacing w:line="360" w:lineRule="auto"/>
         <w:jc w:val="both"/>
+        <w:rPr>
+          <w:lang w:val="ru-RU"/>
+        </w:rPr>
       </w:pPr>
       <w:r>
         <w:rPr>
           <w:rFonts w:ascii="Times New Roman" w:hAnsi="Times New Roman"/>
-          <w:sz w:val="28"/>
+          <w:lang w:val="ru-RU"/>
         </w:rPr>
         <w:t>4.3 Алгоритмы</w:t>
       </w:r>
     </w:p>
     <w:p>
-      <w:pPr>
-        <w:spacing w:line="360" w:lineRule="auto"/>
-        <w:ind w:firstLine="709"/>
-        <w:jc w:val="both"/>
-      </w:pPr>
-      <w:r>
-        <w:rPr>
-          <w:rFonts w:ascii="Times New Roman" w:hAnsi="Times New Roman"/>
-          <w:b w:val="0"/>
-          <w:sz w:val="28"/>
-        </w:rPr>
-        <w:t>Алгоритм проверки измерений строит словарь нормативов и выполняет один проход по измерениям. Пусть n — количество измерений, m — количество спецификаций, k — количество отклонений. Построение словаря занимает O(m), проход — O(n), поэтому итоговая временная сложность равна O(n + m), а дополнительная память — O(m + k). Оценка учитывает среднюю константную сложность поиска по ключу словаря [18].</w:t>
+      <w:r>
+        <w:rPr>
+          <w:lang w:val="ru-RU"/>
+        </w:rPr>
+        <w:t xml:space="preserve">Алгоритм проверки измерений строит словарь нормативов и выполняет один проход по измерениям. Пусть </w:t>
+      </w:r>
+      <w:r>
+        <w:t>n</w:t>
+      </w:r>
+      <w:r>
+        <w:rPr>
+          <w:lang w:val="ru-RU"/>
+        </w:rPr>
+        <w:t xml:space="preserve"> — количество измерений, </w:t>
+      </w:r>
+      <w:r>
+        <w:t>m</w:t>
+      </w:r>
+      <w:r>
+        <w:rPr>
+          <w:lang w:val="ru-RU"/>
+        </w:rPr>
+        <w:t xml:space="preserve"> — количество спецификаций, </w:t>
+      </w:r>
+      <w:r>
+        <w:t>k</w:t>
+      </w:r>
+      <w:r>
+        <w:rPr>
+          <w:lang w:val="ru-RU"/>
+        </w:rPr>
+        <w:t xml:space="preserve"> — количество отклонений. Построение словаря занимает </w:t>
+      </w:r>
+      <w:r>
+        <w:t>O</w:t>
+      </w:r>
+      <w:r>
+        <w:rPr>
+          <w:lang w:val="ru-RU"/>
+        </w:rPr>
+        <w:t>(</w:t>
+      </w:r>
+      <w:r>
+        <w:t>m</w:t>
+      </w:r>
+      <w:r>
+        <w:rPr>
+          <w:lang w:val="ru-RU"/>
+        </w:rPr>
+        <w:t xml:space="preserve">), проход — </w:t>
+      </w:r>
+      <w:r>
+        <w:t>O</w:t>
+      </w:r>
+      <w:r>
+        <w:rPr>
+          <w:lang w:val="ru-RU"/>
+        </w:rPr>
+        <w:t>(</w:t>
+      </w:r>
+      <w:r>
+        <w:t>n</w:t>
+      </w:r>
+      <w:r>
+        <w:rPr>
+          <w:lang w:val="ru-RU"/>
+        </w:rPr>
+        <w:t xml:space="preserve">), поэтому итоговая временная сложность равна </w:t>
+      </w:r>
+      <w:r>
+        <w:t>O</w:t>
+      </w:r>
+      <w:r>
+        <w:rPr>
+          <w:lang w:val="ru-RU"/>
+        </w:rPr>
+        <w:t>(</w:t>
+      </w:r>
+      <w:r>
+        <w:t>n</w:t>
+      </w:r>
+      <w:r>
+        <w:rPr>
+          <w:lang w:val="ru-RU"/>
+        </w:rPr>
+        <w:t xml:space="preserve"> + </w:t>
+      </w:r>
+      <w:r>
+        <w:t>m</w:t>
+      </w:r>
+      <w:r>
+        <w:rPr>
+          <w:lang w:val="ru-RU"/>
+        </w:rPr>
+        <w:t xml:space="preserve">), а дополнительная память — </w:t>
+      </w:r>
+      <w:r>
+        <w:t>O</w:t>
+      </w:r>
+      <w:r>
+        <w:rPr>
+          <w:lang w:val="ru-RU"/>
+        </w:rPr>
+        <w:t>(</w:t>
+      </w:r>
+      <w:r>
+        <w:t>m</w:t>
+      </w:r>
+      <w:r>
+        <w:rPr>
+          <w:lang w:val="ru-RU"/>
+        </w:rPr>
+        <w:t xml:space="preserve"> + </w:t>
+      </w:r>
+      <w:r>
+        <w:t>k</w:t>
+      </w:r>
+      <w:r>
+        <w:rPr>
+          <w:lang w:val="ru-RU"/>
+        </w:rPr>
+        <w:t xml:space="preserve">). </w:t>
+      </w:r>
+      <w:r>
+        <w:t>Оценка учитывает среднюю константную сложность поиска по ключу словаря [18].</w:t>
       </w:r>
     </w:p>
     <w:p>
       <w:pPr>
-        <w:spacing w:line="360" w:lineRule="auto"/>
         <w:jc w:val="center"/>
       </w:pPr>
       <w:r>
         <w:rPr>
-          <w:rFonts w:ascii="Times New Roman" w:hAnsi="Times New Roman"/>
-          <w:b w:val="0"/>
-          <w:sz w:val="28"/>
+          <w:noProof/>
         </w:rPr>
         <w:drawing>
-          <wp:inline xmlns:a="http://schemas.openxmlformats.org/drawingml/2006/main" xmlns:pic="http://schemas.openxmlformats.org/drawingml/2006/picture">
+          <wp:inline distT="0" distB="0" distL="0" distR="0" wp14:anchorId="29B06FE0" wp14:editId="70C0AABB">
             <wp:extent cx="5580000" cy="4679291"/>
+            <wp:effectExtent l="0" t="0" r="0" b="0"/>
             <wp:docPr id="9" name="Picture 9"/>
             <wp:cNvGraphicFramePr>
-              <a:graphicFrameLocks noChangeAspect="1"/>
+              <a:graphicFrameLocks xmlns:a="http://schemas.openxmlformats.org/drawingml/2006/main" noChangeAspect="1"/>
             </wp:cNvGraphicFramePr>
-            <a:graphic>
+            <a:graphic xmlns:a="http://schemas.openxmlformats.org/drawingml/2006/main">
               <a:graphicData uri="http://schemas.openxmlformats.org/drawingml/2006/picture">
-                <pic:pic>
+                <pic:pic xmlns:pic="http://schemas.openxmlformats.org/drawingml/2006/picture">
                   <pic:nvPicPr>
                     <pic:cNvPr id="0" name="image.png"/>
                     <pic:cNvPicPr/>
                   </pic:nvPicPr>
                   <pic:blipFill>
-                    <a:blip r:embed="rId15"/>
+                    <a:blip r:embed="rId12"/>
                     <a:stretch>
                       <a:fillRect/>
                     </a:stretch>
@@ -10361,7 +10288,9 @@
                       <a:off x="0" y="0"/>
                       <a:ext cx="5580000" cy="4679291"/>
                     </a:xfrm>
-                    <a:prstGeom prst="rect"/>
+                    <a:prstGeom prst="rect">
+                      <a:avLst/>
+                    </a:prstGeom>
                   </pic:spPr>
                 </pic:pic>
               </a:graphicData>
@@ -10372,120 +10301,475 @@
     </w:p>
     <w:p>
       <w:pPr>
-        <w:spacing w:line="360" w:lineRule="auto"/>
         <w:jc w:val="center"/>
-      </w:pPr>
-      <w:r>
-        <w:rPr>
-          <w:rFonts w:ascii="Times New Roman" w:hAnsi="Times New Roman"/>
-          <w:b w:val="0"/>
-          <w:sz w:val="28"/>
+        <w:rPr>
+          <w:lang w:val="ru-RU"/>
+        </w:rPr>
+      </w:pPr>
+      <w:r>
+        <w:rPr>
+          <w:lang w:val="ru-RU"/>
         </w:rPr>
         <w:t>Рисунок 4 — Блок-схема проверки измерений</w:t>
       </w:r>
     </w:p>
     <w:p>
       <w:pPr>
-        <w:spacing w:line="360" w:lineRule="auto"/>
         <w:jc w:val="center"/>
-      </w:pPr>
-      <w:r>
-        <w:rPr>
-          <w:rFonts w:ascii="Times New Roman" w:hAnsi="Times New Roman"/>
-          <w:b w:val="0"/>
-          <w:sz w:val="28"/>
-        </w:rPr>
-        <w:t>Листинг 1 — Проверка измерений по нормативам</w:t>
-      </w:r>
+        <w:rPr>
+          <w:lang w:val="ru-RU"/>
+        </w:rPr>
+      </w:pPr>
     </w:p>
     <w:p>
       <w:pPr>
-        <w:spacing w:line="240" w:lineRule="auto"/>
-        <w:ind w:left="567" w:right="283"/>
-      </w:pPr>
-      <w:r>
-        <w:rPr>
-          <w:rFonts w:ascii="Courier New" w:hAnsi="Courier New"/>
-          <w:sz w:val="20"/>
-        </w:rPr>
-        <w:t>def validate_measurements(batch, measurements, specifications):</w:t>
-        <w:br/>
-        <w:t xml:space="preserve">    limits = {item["parameter_id"]: item for item in specifications}</w:t>
-        <w:br/>
-        <w:t xml:space="preserve">    deviations = []</w:t>
-        <w:br/>
-        <w:t xml:space="preserve">    for measurement in measurements:</w:t>
-        <w:br/>
-        <w:t xml:space="preserve">        limit = limits.get(measurement["parameter_id"])</w:t>
-        <w:br/>
-        <w:t xml:space="preserve">        if limit is None:</w:t>
-        <w:br/>
-        <w:t xml:space="preserve">            deviations.append({"reason": "норматив не задан"})</w:t>
-        <w:br/>
-        <w:t xml:space="preserve">        elif not limit["minimum"] &lt;= measurement["value"] &lt;= limit["maximum"]:</w:t>
-        <w:br/>
-        <w:t xml:space="preserve">            deviations.append({"reason": "значение вне допуска"})</w:t>
-        <w:br/>
-        <w:t xml:space="preserve">    return deviations</w:t>
-      </w:r>
+        <w:jc w:val="center"/>
+        <w:rPr>
+          <w:lang w:val="ru-RU"/>
+        </w:rPr>
+      </w:pPr>
     </w:p>
     <w:p>
       <w:pPr>
-        <w:spacing w:line="360" w:lineRule="auto"/>
-        <w:ind w:firstLine="709"/>
-        <w:jc w:val="both"/>
-      </w:pPr>
-      <w:r>
-        <w:rPr>
-          <w:rFonts w:ascii="Times New Roman" w:hAnsi="Times New Roman"/>
-          <w:b w:val="0"/>
-          <w:sz w:val="28"/>
+        <w:ind w:hanging="142"/>
+        <w:rPr>
+          <w:lang w:val="ru-RU"/>
+        </w:rPr>
+      </w:pPr>
+      <w:r>
+        <w:rPr>
+          <w:lang w:val="ru-RU"/>
+        </w:rPr>
+        <w:lastRenderedPageBreak/>
+        <w:t>Листинг 1 — Проверка измерений по нормативам</w:t>
+      </w:r>
+    </w:p>
+    <w:tbl>
+      <w:tblPr>
+        <w:tblStyle w:val="aff0"/>
+        <w:tblW w:w="0" w:type="auto"/>
+        <w:tblLook w:val="04A0" w:firstRow="1" w:lastRow="0" w:firstColumn="1" w:lastColumn="0" w:noHBand="0" w:noVBand="1"/>
+      </w:tblPr>
+      <w:tblGrid>
+        <w:gridCol w:w="10188"/>
+      </w:tblGrid>
+      <w:tr>
+        <w:tc>
+          <w:tcPr>
+            <w:tcW w:w="10188" w:type="dxa"/>
+          </w:tcPr>
+          <w:p>
+            <w:pPr>
+              <w:spacing w:line="240" w:lineRule="auto"/>
+              <w:ind w:right="283" w:firstLine="0"/>
+              <w:jc w:val="left"/>
+            </w:pPr>
+            <w:r>
+              <w:rPr>
+                <w:rFonts w:ascii="Courier New" w:hAnsi="Courier New"/>
+                <w:sz w:val="20"/>
+              </w:rPr>
+              <w:t xml:space="preserve">def </w:t>
+            </w:r>
+            <w:proofErr w:type="spellStart"/>
+            <w:r>
+              <w:rPr>
+                <w:rFonts w:ascii="Courier New" w:hAnsi="Courier New"/>
+                <w:sz w:val="20"/>
+              </w:rPr>
+              <w:t>validate_measurements</w:t>
+            </w:r>
+            <w:proofErr w:type="spellEnd"/>
+            <w:r>
+              <w:rPr>
+                <w:rFonts w:ascii="Courier New" w:hAnsi="Courier New"/>
+                <w:sz w:val="20"/>
+              </w:rPr>
+              <w:t>(batch, measurements, specifications):</w:t>
+            </w:r>
+            <w:r>
+              <w:rPr>
+                <w:rFonts w:ascii="Courier New" w:hAnsi="Courier New"/>
+                <w:sz w:val="20"/>
+              </w:rPr>
+              <w:br/>
+              <w:t xml:space="preserve">    limits = {item["</w:t>
+            </w:r>
+            <w:proofErr w:type="spellStart"/>
+            <w:r>
+              <w:rPr>
+                <w:rFonts w:ascii="Courier New" w:hAnsi="Courier New"/>
+                <w:sz w:val="20"/>
+              </w:rPr>
+              <w:t>parameter_id</w:t>
+            </w:r>
+            <w:proofErr w:type="spellEnd"/>
+            <w:r>
+              <w:rPr>
+                <w:rFonts w:ascii="Courier New" w:hAnsi="Courier New"/>
+                <w:sz w:val="20"/>
+              </w:rPr>
+              <w:t>"]: item for item in specifications}</w:t>
+            </w:r>
+            <w:r>
+              <w:rPr>
+                <w:rFonts w:ascii="Courier New" w:hAnsi="Courier New"/>
+                <w:sz w:val="20"/>
+              </w:rPr>
+              <w:br/>
+              <w:t xml:space="preserve">    deviations = []</w:t>
+            </w:r>
+            <w:r>
+              <w:rPr>
+                <w:rFonts w:ascii="Courier New" w:hAnsi="Courier New"/>
+                <w:sz w:val="20"/>
+              </w:rPr>
+              <w:br/>
+              <w:t xml:space="preserve">    for measurement in measurements:</w:t>
+            </w:r>
+            <w:r>
+              <w:rPr>
+                <w:rFonts w:ascii="Courier New" w:hAnsi="Courier New"/>
+                <w:sz w:val="20"/>
+              </w:rPr>
+              <w:br/>
+              <w:t xml:space="preserve">        limit = </w:t>
+            </w:r>
+            <w:proofErr w:type="spellStart"/>
+            <w:r>
+              <w:rPr>
+                <w:rFonts w:ascii="Courier New" w:hAnsi="Courier New"/>
+                <w:sz w:val="20"/>
+              </w:rPr>
+              <w:t>limits.get</w:t>
+            </w:r>
+            <w:proofErr w:type="spellEnd"/>
+            <w:r>
+              <w:rPr>
+                <w:rFonts w:ascii="Courier New" w:hAnsi="Courier New"/>
+                <w:sz w:val="20"/>
+              </w:rPr>
+              <w:t>(measurement["</w:t>
+            </w:r>
+            <w:proofErr w:type="spellStart"/>
+            <w:r>
+              <w:rPr>
+                <w:rFonts w:ascii="Courier New" w:hAnsi="Courier New"/>
+                <w:sz w:val="20"/>
+              </w:rPr>
+              <w:t>parameter_id</w:t>
+            </w:r>
+            <w:proofErr w:type="spellEnd"/>
+            <w:r>
+              <w:rPr>
+                <w:rFonts w:ascii="Courier New" w:hAnsi="Courier New"/>
+                <w:sz w:val="20"/>
+              </w:rPr>
+              <w:t>"])</w:t>
+            </w:r>
+            <w:r>
+              <w:rPr>
+                <w:rFonts w:ascii="Courier New" w:hAnsi="Courier New"/>
+                <w:sz w:val="20"/>
+              </w:rPr>
+              <w:br/>
+              <w:t xml:space="preserve">        if limit is None:</w:t>
+            </w:r>
+            <w:r>
+              <w:rPr>
+                <w:rFonts w:ascii="Courier New" w:hAnsi="Courier New"/>
+                <w:sz w:val="20"/>
+              </w:rPr>
+              <w:br/>
+              <w:t xml:space="preserve">            </w:t>
+            </w:r>
+            <w:proofErr w:type="spellStart"/>
+            <w:r>
+              <w:rPr>
+                <w:rFonts w:ascii="Courier New" w:hAnsi="Courier New"/>
+                <w:sz w:val="20"/>
+              </w:rPr>
+              <w:t>deviations.append</w:t>
+            </w:r>
+            <w:proofErr w:type="spellEnd"/>
+            <w:r>
+              <w:rPr>
+                <w:rFonts w:ascii="Courier New" w:hAnsi="Courier New"/>
+                <w:sz w:val="20"/>
+              </w:rPr>
+              <w:t>({"reason": "</w:t>
+            </w:r>
+            <w:proofErr w:type="spellStart"/>
+            <w:r>
+              <w:rPr>
+                <w:rFonts w:ascii="Courier New" w:hAnsi="Courier New"/>
+                <w:sz w:val="20"/>
+              </w:rPr>
+              <w:t>норматив</w:t>
+            </w:r>
+            <w:proofErr w:type="spellEnd"/>
+            <w:r>
+              <w:rPr>
+                <w:rFonts w:ascii="Courier New" w:hAnsi="Courier New"/>
+                <w:sz w:val="20"/>
+              </w:rPr>
+              <w:t xml:space="preserve"> </w:t>
+            </w:r>
+            <w:proofErr w:type="spellStart"/>
+            <w:r>
+              <w:rPr>
+                <w:rFonts w:ascii="Courier New" w:hAnsi="Courier New"/>
+                <w:sz w:val="20"/>
+              </w:rPr>
+              <w:t>не</w:t>
+            </w:r>
+            <w:proofErr w:type="spellEnd"/>
+            <w:r>
+              <w:rPr>
+                <w:rFonts w:ascii="Courier New" w:hAnsi="Courier New"/>
+                <w:sz w:val="20"/>
+              </w:rPr>
+              <w:t xml:space="preserve"> </w:t>
+            </w:r>
+            <w:proofErr w:type="spellStart"/>
+            <w:r>
+              <w:rPr>
+                <w:rFonts w:ascii="Courier New" w:hAnsi="Courier New"/>
+                <w:sz w:val="20"/>
+              </w:rPr>
+              <w:t>задан</w:t>
+            </w:r>
+            <w:proofErr w:type="spellEnd"/>
+            <w:r>
+              <w:rPr>
+                <w:rFonts w:ascii="Courier New" w:hAnsi="Courier New"/>
+                <w:sz w:val="20"/>
+              </w:rPr>
+              <w:t>"})</w:t>
+            </w:r>
+            <w:r>
+              <w:rPr>
+                <w:rFonts w:ascii="Courier New" w:hAnsi="Courier New"/>
+                <w:sz w:val="20"/>
+              </w:rPr>
+              <w:br/>
+              <w:t xml:space="preserve">        </w:t>
+            </w:r>
+            <w:proofErr w:type="spellStart"/>
+            <w:r>
+              <w:rPr>
+                <w:rFonts w:ascii="Courier New" w:hAnsi="Courier New"/>
+                <w:sz w:val="20"/>
+              </w:rPr>
+              <w:t>elif</w:t>
+            </w:r>
+            <w:proofErr w:type="spellEnd"/>
+            <w:r>
+              <w:rPr>
+                <w:rFonts w:ascii="Courier New" w:hAnsi="Courier New"/>
+                <w:sz w:val="20"/>
+              </w:rPr>
+              <w:t xml:space="preserve"> not limit["minimum"] &lt;= measurement["value"] &lt;= limit["maximum"]:</w:t>
+            </w:r>
+            <w:r>
+              <w:rPr>
+                <w:rFonts w:ascii="Courier New" w:hAnsi="Courier New"/>
+                <w:sz w:val="20"/>
+              </w:rPr>
+              <w:br/>
+              <w:t xml:space="preserve">            </w:t>
+            </w:r>
+            <w:proofErr w:type="spellStart"/>
+            <w:r>
+              <w:rPr>
+                <w:rFonts w:ascii="Courier New" w:hAnsi="Courier New"/>
+                <w:sz w:val="20"/>
+              </w:rPr>
+              <w:t>deviations.append</w:t>
+            </w:r>
+            <w:proofErr w:type="spellEnd"/>
+            <w:r>
+              <w:rPr>
+                <w:rFonts w:ascii="Courier New" w:hAnsi="Courier New"/>
+                <w:sz w:val="20"/>
+              </w:rPr>
+              <w:t>({"reason": "</w:t>
+            </w:r>
+            <w:proofErr w:type="spellStart"/>
+            <w:r>
+              <w:rPr>
+                <w:rFonts w:ascii="Courier New" w:hAnsi="Courier New"/>
+                <w:sz w:val="20"/>
+              </w:rPr>
+              <w:t>значение</w:t>
+            </w:r>
+            <w:proofErr w:type="spellEnd"/>
+            <w:r>
+              <w:rPr>
+                <w:rFonts w:ascii="Courier New" w:hAnsi="Courier New"/>
+                <w:sz w:val="20"/>
+              </w:rPr>
+              <w:t xml:space="preserve"> </w:t>
+            </w:r>
+            <w:proofErr w:type="spellStart"/>
+            <w:r>
+              <w:rPr>
+                <w:rFonts w:ascii="Courier New" w:hAnsi="Courier New"/>
+                <w:sz w:val="20"/>
+              </w:rPr>
+              <w:t>вне</w:t>
+            </w:r>
+            <w:proofErr w:type="spellEnd"/>
+            <w:r>
+              <w:rPr>
+                <w:rFonts w:ascii="Courier New" w:hAnsi="Courier New"/>
+                <w:sz w:val="20"/>
+              </w:rPr>
+              <w:t xml:space="preserve"> </w:t>
+            </w:r>
+            <w:proofErr w:type="spellStart"/>
+            <w:r>
+              <w:rPr>
+                <w:rFonts w:ascii="Courier New" w:hAnsi="Courier New"/>
+                <w:sz w:val="20"/>
+              </w:rPr>
+              <w:t>допуска</w:t>
+            </w:r>
+            <w:proofErr w:type="spellEnd"/>
+            <w:r>
+              <w:rPr>
+                <w:rFonts w:ascii="Courier New" w:hAnsi="Courier New"/>
+                <w:sz w:val="20"/>
+              </w:rPr>
+              <w:t>"})</w:t>
+            </w:r>
+            <w:r>
+              <w:rPr>
+                <w:rFonts w:ascii="Courier New" w:hAnsi="Courier New"/>
+                <w:sz w:val="20"/>
+              </w:rPr>
+              <w:br/>
+              <w:t xml:space="preserve">    return deviations</w:t>
+            </w:r>
+          </w:p>
+        </w:tc>
+      </w:tr>
+    </w:tbl>
+    <w:p>
+      <w:pPr>
+        <w:rPr>
+          <w:lang w:val="ru-RU"/>
+        </w:rPr>
+      </w:pPr>
+      <w:r>
+        <w:rPr>
+          <w:lang w:val="ru-RU"/>
         </w:rPr>
         <w:t>Ветвление различает три ситуации: норматив отсутствует, значение выходит за пределы либо измерение соответствует требованиям. Возвращаемый список используется для формирования журнала отклонений и статуса протокола.</w:t>
       </w:r>
     </w:p>
     <w:p>
       <w:pPr>
-        <w:spacing w:line="360" w:lineRule="auto"/>
-        <w:ind w:firstLine="709"/>
-        <w:jc w:val="both"/>
-      </w:pPr>
-      <w:r>
-        <w:rPr>
-          <w:rFonts w:ascii="Times New Roman" w:hAnsi="Times New Roman"/>
-          <w:b w:val="0"/>
-          <w:sz w:val="28"/>
-        </w:rPr>
-        <w:t>Алгоритм сопоставления выполняет полный перебор спецификаций для каждого измерения. В худшем случае внешний цикл выполняется n раз, а внутренний — m раз, поэтому время равно O(n·m), память — O(k) [18]. Наличие вложенного цикла и нескольких ветвлений отражено как в коде, так и в блок-схеме.</w:t>
+        <w:rPr>
+          <w:lang w:val="ru-RU"/>
+        </w:rPr>
+      </w:pPr>
+      <w:r>
+        <w:rPr>
+          <w:lang w:val="ru-RU"/>
+        </w:rPr>
+        <w:t xml:space="preserve">Алгоритм сопоставления выполняет полный перебор спецификаций для каждого измерения. В худшем случае внешний цикл выполняется </w:t>
+      </w:r>
+      <w:r>
+        <w:t>n</w:t>
+      </w:r>
+      <w:r>
+        <w:rPr>
+          <w:lang w:val="ru-RU"/>
+        </w:rPr>
+        <w:t xml:space="preserve"> раз, а внутренний — </w:t>
+      </w:r>
+      <w:r>
+        <w:t>m</w:t>
+      </w:r>
+      <w:r>
+        <w:rPr>
+          <w:lang w:val="ru-RU"/>
+        </w:rPr>
+        <w:t xml:space="preserve"> раз, поэтому время равно </w:t>
+      </w:r>
+      <w:r>
+        <w:t>O</w:t>
+      </w:r>
+      <w:r>
+        <w:rPr>
+          <w:lang w:val="ru-RU"/>
+        </w:rPr>
+        <w:t>(</w:t>
+      </w:r>
+      <w:r>
+        <w:t>n</w:t>
+      </w:r>
+      <w:r>
+        <w:rPr>
+          <w:lang w:val="ru-RU"/>
+        </w:rPr>
+        <w:t>·</w:t>
+      </w:r>
+      <w:r>
+        <w:t>m</w:t>
+      </w:r>
+      <w:r>
+        <w:rPr>
+          <w:lang w:val="ru-RU"/>
+        </w:rPr>
+        <w:t xml:space="preserve">), память — </w:t>
+      </w:r>
+      <w:r>
+        <w:t>O</w:t>
+      </w:r>
+      <w:r>
+        <w:rPr>
+          <w:lang w:val="ru-RU"/>
+        </w:rPr>
+        <w:t>(</w:t>
+      </w:r>
+      <w:r>
+        <w:t>k</w:t>
+      </w:r>
+      <w:r>
+        <w:rPr>
+          <w:lang w:val="ru-RU"/>
+        </w:rPr>
+        <w:t>) [18]. Наличие вложенного цикла и нескольких ветвлений отражено как в коде, так и в блок-схеме.</w:t>
       </w:r>
     </w:p>
     <w:p>
       <w:pPr>
-        <w:spacing w:line="360" w:lineRule="auto"/>
         <w:jc w:val="center"/>
       </w:pPr>
       <w:r>
         <w:rPr>
-          <w:rFonts w:ascii="Times New Roman" w:hAnsi="Times New Roman"/>
-          <w:b w:val="0"/>
-          <w:sz w:val="28"/>
-        </w:rPr>
+          <w:noProof/>
+        </w:rPr>
+        <w:lastRenderedPageBreak/>
         <w:drawing>
-          <wp:inline xmlns:a="http://schemas.openxmlformats.org/drawingml/2006/main" xmlns:pic="http://schemas.openxmlformats.org/drawingml/2006/picture">
+          <wp:inline distT="0" distB="0" distL="0" distR="0" wp14:anchorId="2A62B747" wp14:editId="281DF5A3">
             <wp:extent cx="5580000" cy="5020847"/>
+            <wp:effectExtent l="0" t="0" r="0" b="0"/>
             <wp:docPr id="10" name="Picture 10"/>
             <wp:cNvGraphicFramePr>
-              <a:graphicFrameLocks noChangeAspect="1"/>
+              <a:graphicFrameLocks xmlns:a="http://schemas.openxmlformats.org/drawingml/2006/main" noChangeAspect="1"/>
             </wp:cNvGraphicFramePr>
-            <a:graphic>
+            <a:graphic xmlns:a="http://schemas.openxmlformats.org/drawingml/2006/main">
               <a:graphicData uri="http://schemas.openxmlformats.org/drawingml/2006/picture">
-                <pic:pic>
+                <pic:pic xmlns:pic="http://schemas.openxmlformats.org/drawingml/2006/picture">
                   <pic:nvPicPr>
                     <pic:cNvPr id="0" name="image.png"/>
                     <pic:cNvPicPr/>
                   </pic:nvPicPr>
                   <pic:blipFill>
-                    <a:blip r:embed="rId16"/>
+                    <a:blip r:embed="rId13"/>
                     <a:stretch>
                       <a:fillRect/>
                     </a:stretch>
@@ -10495,7 +10779,9 @@
                       <a:off x="0" y="0"/>
                       <a:ext cx="5580000" cy="5020847"/>
                     </a:xfrm>
-                    <a:prstGeom prst="rect"/>
+                    <a:prstGeom prst="rect">
+                      <a:avLst/>
+                    </a:prstGeom>
                   </pic:spPr>
                 </pic:pic>
               </a:graphicData>
@@ -10506,166 +10792,1517 @@
     </w:p>
     <w:p>
       <w:pPr>
-        <w:spacing w:line="360" w:lineRule="auto"/>
         <w:jc w:val="center"/>
-      </w:pPr>
-      <w:r>
-        <w:rPr>
-          <w:rFonts w:ascii="Times New Roman" w:hAnsi="Times New Roman"/>
-          <w:b w:val="0"/>
-          <w:sz w:val="28"/>
+        <w:rPr>
+          <w:lang w:val="ru-RU"/>
+        </w:rPr>
+      </w:pPr>
+      <w:r>
+        <w:rPr>
+          <w:lang w:val="ru-RU"/>
         </w:rPr>
         <w:t>Рисунок 5 — Блок-схема сопоставления параметров со спецификациями</w:t>
       </w:r>
     </w:p>
     <w:p>
       <w:pPr>
-        <w:spacing w:line="360" w:lineRule="auto"/>
-        <w:jc w:val="center"/>
+        <w:ind w:firstLine="0"/>
+        <w:rPr>
+          <w:lang w:val="ru-RU"/>
+        </w:rPr>
+      </w:pPr>
+      <w:proofErr w:type="spellStart"/>
+      <w:r>
+        <w:t>Листинг</w:t>
+      </w:r>
+      <w:proofErr w:type="spellEnd"/>
+      <w:r>
+        <w:t xml:space="preserve"> 2 — </w:t>
+      </w:r>
+      <w:proofErr w:type="spellStart"/>
+      <w:r>
+        <w:t>Поиск</w:t>
+      </w:r>
+      <w:proofErr w:type="spellEnd"/>
+      <w:r>
+        <w:t xml:space="preserve"> </w:t>
+      </w:r>
+      <w:proofErr w:type="spellStart"/>
+      <w:r>
+        <w:t>конфликтов</w:t>
+      </w:r>
+      <w:proofErr w:type="spellEnd"/>
+      <w:r>
+        <w:t xml:space="preserve"> </w:t>
+      </w:r>
+      <w:proofErr w:type="spellStart"/>
+      <w:r>
+        <w:t>спецификаций</w:t>
+      </w:r>
+      <w:proofErr w:type="spellEnd"/>
+    </w:p>
+    <w:tbl>
+      <w:tblPr>
+        <w:tblStyle w:val="aff0"/>
+        <w:tblW w:w="0" w:type="auto"/>
+        <w:tblLook w:val="04A0" w:firstRow="1" w:lastRow="0" w:firstColumn="1" w:lastColumn="0" w:noHBand="0" w:noVBand="1"/>
+      </w:tblPr>
+      <w:tblGrid>
+        <w:gridCol w:w="10188"/>
+      </w:tblGrid>
+      <w:tr>
+        <w:tc>
+          <w:tcPr>
+            <w:tcW w:w="10188" w:type="dxa"/>
+          </w:tcPr>
+          <w:p>
+            <w:pPr>
+              <w:spacing w:line="240" w:lineRule="auto"/>
+              <w:ind w:right="283" w:firstLine="0"/>
+              <w:jc w:val="left"/>
+            </w:pPr>
+            <w:r>
+              <w:rPr>
+                <w:rFonts w:ascii="Courier New" w:hAnsi="Courier New"/>
+                <w:sz w:val="20"/>
+              </w:rPr>
+              <w:t xml:space="preserve">def </w:t>
+            </w:r>
+            <w:proofErr w:type="spellStart"/>
+            <w:r>
+              <w:rPr>
+                <w:rFonts w:ascii="Courier New" w:hAnsi="Courier New"/>
+                <w:sz w:val="20"/>
+              </w:rPr>
+              <w:t>validate_measurements</w:t>
+            </w:r>
+            <w:proofErr w:type="spellEnd"/>
+            <w:r>
+              <w:rPr>
+                <w:rFonts w:ascii="Courier New" w:hAnsi="Courier New"/>
+                <w:sz w:val="20"/>
+              </w:rPr>
+              <w:t>(batch, measurements, specifications):</w:t>
+            </w:r>
+            <w:r>
+              <w:rPr>
+                <w:rFonts w:ascii="Courier New" w:hAnsi="Courier New"/>
+                <w:sz w:val="20"/>
+              </w:rPr>
+              <w:br/>
+              <w:t xml:space="preserve">    limits = {item["</w:t>
+            </w:r>
+            <w:proofErr w:type="spellStart"/>
+            <w:r>
+              <w:rPr>
+                <w:rFonts w:ascii="Courier New" w:hAnsi="Courier New"/>
+                <w:sz w:val="20"/>
+              </w:rPr>
+              <w:t>parameter_id</w:t>
+            </w:r>
+            <w:proofErr w:type="spellEnd"/>
+            <w:r>
+              <w:rPr>
+                <w:rFonts w:ascii="Courier New" w:hAnsi="Courier New"/>
+                <w:sz w:val="20"/>
+              </w:rPr>
+              <w:t>"]: item for item in specifications}</w:t>
+            </w:r>
+            <w:r>
+              <w:rPr>
+                <w:rFonts w:ascii="Courier New" w:hAnsi="Courier New"/>
+                <w:sz w:val="20"/>
+              </w:rPr>
+              <w:br/>
+              <w:t xml:space="preserve">    deviations = []</w:t>
+            </w:r>
+            <w:r>
+              <w:rPr>
+                <w:rFonts w:ascii="Courier New" w:hAnsi="Courier New"/>
+                <w:sz w:val="20"/>
+              </w:rPr>
+              <w:br/>
+              <w:t xml:space="preserve">    for measurement in measurements:</w:t>
+            </w:r>
+            <w:r>
+              <w:rPr>
+                <w:rFonts w:ascii="Courier New" w:hAnsi="Courier New"/>
+                <w:sz w:val="20"/>
+              </w:rPr>
+              <w:br/>
+              <w:t xml:space="preserve">        limit = </w:t>
+            </w:r>
+            <w:proofErr w:type="spellStart"/>
+            <w:r>
+              <w:rPr>
+                <w:rFonts w:ascii="Courier New" w:hAnsi="Courier New"/>
+                <w:sz w:val="20"/>
+              </w:rPr>
+              <w:t>limits.get</w:t>
+            </w:r>
+            <w:proofErr w:type="spellEnd"/>
+            <w:r>
+              <w:rPr>
+                <w:rFonts w:ascii="Courier New" w:hAnsi="Courier New"/>
+                <w:sz w:val="20"/>
+              </w:rPr>
+              <w:t>(measurement["</w:t>
+            </w:r>
+            <w:proofErr w:type="spellStart"/>
+            <w:r>
+              <w:rPr>
+                <w:rFonts w:ascii="Courier New" w:hAnsi="Courier New"/>
+                <w:sz w:val="20"/>
+              </w:rPr>
+              <w:t>parameter_id</w:t>
+            </w:r>
+            <w:proofErr w:type="spellEnd"/>
+            <w:r>
+              <w:rPr>
+                <w:rFonts w:ascii="Courier New" w:hAnsi="Courier New"/>
+                <w:sz w:val="20"/>
+              </w:rPr>
+              <w:t>"])</w:t>
+            </w:r>
+            <w:r>
+              <w:rPr>
+                <w:rFonts w:ascii="Courier New" w:hAnsi="Courier New"/>
+                <w:sz w:val="20"/>
+              </w:rPr>
+              <w:br/>
+              <w:t xml:space="preserve">        if limit is None:</w:t>
+            </w:r>
+            <w:r>
+              <w:rPr>
+                <w:rFonts w:ascii="Courier New" w:hAnsi="Courier New"/>
+                <w:sz w:val="20"/>
+              </w:rPr>
+              <w:br/>
+              <w:t xml:space="preserve">            </w:t>
+            </w:r>
+            <w:proofErr w:type="spellStart"/>
+            <w:r>
+              <w:rPr>
+                <w:rFonts w:ascii="Courier New" w:hAnsi="Courier New"/>
+                <w:sz w:val="20"/>
+              </w:rPr>
+              <w:t>deviations.append</w:t>
+            </w:r>
+            <w:proofErr w:type="spellEnd"/>
+            <w:r>
+              <w:rPr>
+                <w:rFonts w:ascii="Courier New" w:hAnsi="Courier New"/>
+                <w:sz w:val="20"/>
+              </w:rPr>
+              <w:t>({"reason": "</w:t>
+            </w:r>
+            <w:proofErr w:type="spellStart"/>
+            <w:r>
+              <w:rPr>
+                <w:rFonts w:ascii="Courier New" w:hAnsi="Courier New"/>
+                <w:sz w:val="20"/>
+              </w:rPr>
+              <w:t>норматив</w:t>
+            </w:r>
+            <w:proofErr w:type="spellEnd"/>
+            <w:r>
+              <w:rPr>
+                <w:rFonts w:ascii="Courier New" w:hAnsi="Courier New"/>
+                <w:sz w:val="20"/>
+              </w:rPr>
+              <w:t xml:space="preserve"> </w:t>
+            </w:r>
+            <w:proofErr w:type="spellStart"/>
+            <w:r>
+              <w:rPr>
+                <w:rFonts w:ascii="Courier New" w:hAnsi="Courier New"/>
+                <w:sz w:val="20"/>
+              </w:rPr>
+              <w:t>не</w:t>
+            </w:r>
+            <w:proofErr w:type="spellEnd"/>
+            <w:r>
+              <w:rPr>
+                <w:rFonts w:ascii="Courier New" w:hAnsi="Courier New"/>
+                <w:sz w:val="20"/>
+              </w:rPr>
+              <w:t xml:space="preserve"> </w:t>
+            </w:r>
+            <w:proofErr w:type="spellStart"/>
+            <w:r>
+              <w:rPr>
+                <w:rFonts w:ascii="Courier New" w:hAnsi="Courier New"/>
+                <w:sz w:val="20"/>
+              </w:rPr>
+              <w:t>задан</w:t>
+            </w:r>
+            <w:proofErr w:type="spellEnd"/>
+            <w:r>
+              <w:rPr>
+                <w:rFonts w:ascii="Courier New" w:hAnsi="Courier New"/>
+                <w:sz w:val="20"/>
+              </w:rPr>
+              <w:t>"})</w:t>
+            </w:r>
+            <w:r>
+              <w:rPr>
+                <w:rFonts w:ascii="Courier New" w:hAnsi="Courier New"/>
+                <w:sz w:val="20"/>
+              </w:rPr>
+              <w:br/>
+              <w:t xml:space="preserve">        </w:t>
+            </w:r>
+            <w:proofErr w:type="spellStart"/>
+            <w:r>
+              <w:rPr>
+                <w:rFonts w:ascii="Courier New" w:hAnsi="Courier New"/>
+                <w:sz w:val="20"/>
+              </w:rPr>
+              <w:t>elif</w:t>
+            </w:r>
+            <w:proofErr w:type="spellEnd"/>
+            <w:r>
+              <w:rPr>
+                <w:rFonts w:ascii="Courier New" w:hAnsi="Courier New"/>
+                <w:sz w:val="20"/>
+              </w:rPr>
+              <w:t xml:space="preserve"> not limit["minimum"] &lt;= measurement["value"] &lt;= limit["maximum"]:</w:t>
+            </w:r>
+            <w:r>
+              <w:rPr>
+                <w:rFonts w:ascii="Courier New" w:hAnsi="Courier New"/>
+                <w:sz w:val="20"/>
+              </w:rPr>
+              <w:br/>
+              <w:t xml:space="preserve">            </w:t>
+            </w:r>
+            <w:proofErr w:type="spellStart"/>
+            <w:r>
+              <w:rPr>
+                <w:rFonts w:ascii="Courier New" w:hAnsi="Courier New"/>
+                <w:sz w:val="20"/>
+              </w:rPr>
+              <w:t>deviations.append</w:t>
+            </w:r>
+            <w:proofErr w:type="spellEnd"/>
+            <w:r>
+              <w:rPr>
+                <w:rFonts w:ascii="Courier New" w:hAnsi="Courier New"/>
+                <w:sz w:val="20"/>
+              </w:rPr>
+              <w:t>({"reason": "</w:t>
+            </w:r>
+            <w:proofErr w:type="spellStart"/>
+            <w:r>
+              <w:rPr>
+                <w:rFonts w:ascii="Courier New" w:hAnsi="Courier New"/>
+                <w:sz w:val="20"/>
+              </w:rPr>
+              <w:t>значение</w:t>
+            </w:r>
+            <w:proofErr w:type="spellEnd"/>
+            <w:r>
+              <w:rPr>
+                <w:rFonts w:ascii="Courier New" w:hAnsi="Courier New"/>
+                <w:sz w:val="20"/>
+              </w:rPr>
+              <w:t xml:space="preserve"> </w:t>
+            </w:r>
+            <w:proofErr w:type="spellStart"/>
+            <w:r>
+              <w:rPr>
+                <w:rFonts w:ascii="Courier New" w:hAnsi="Courier New"/>
+                <w:sz w:val="20"/>
+              </w:rPr>
+              <w:t>вне</w:t>
+            </w:r>
+            <w:proofErr w:type="spellEnd"/>
+            <w:r>
+              <w:rPr>
+                <w:rFonts w:ascii="Courier New" w:hAnsi="Courier New"/>
+                <w:sz w:val="20"/>
+              </w:rPr>
+              <w:t xml:space="preserve"> </w:t>
+            </w:r>
+            <w:proofErr w:type="spellStart"/>
+            <w:r>
+              <w:rPr>
+                <w:rFonts w:ascii="Courier New" w:hAnsi="Courier New"/>
+                <w:sz w:val="20"/>
+              </w:rPr>
+              <w:t>допуска</w:t>
+            </w:r>
+            <w:proofErr w:type="spellEnd"/>
+            <w:r>
+              <w:rPr>
+                <w:rFonts w:ascii="Courier New" w:hAnsi="Courier New"/>
+                <w:sz w:val="20"/>
+              </w:rPr>
+              <w:t>"})</w:t>
+            </w:r>
+            <w:r>
+              <w:rPr>
+                <w:rFonts w:ascii="Courier New" w:hAnsi="Courier New"/>
+                <w:sz w:val="20"/>
+              </w:rPr>
+              <w:br/>
+              <w:t xml:space="preserve">    return deviations</w:t>
+            </w:r>
+          </w:p>
+        </w:tc>
+      </w:tr>
+    </w:tbl>
+    <w:p>
+      <w:pPr>
+        <w:pStyle w:val="21"/>
+        <w:jc w:val="both"/>
+        <w:rPr>
+          <w:lang w:val="ru-RU"/>
+        </w:rPr>
       </w:pPr>
       <w:r>
         <w:rPr>
           <w:rFonts w:ascii="Times New Roman" w:hAnsi="Times New Roman"/>
-          <w:b w:val="0"/>
-          <w:sz w:val="28"/>
-        </w:rPr>
-        <w:t>Листинг 2 — Поиск конфликтов спецификаций</w:t>
+          <w:lang w:val="ru-RU"/>
+        </w:rPr>
+        <w:t>4.4 Процедурная реализация</w:t>
       </w:r>
     </w:p>
     <w:p>
       <w:pPr>
-        <w:spacing w:line="240" w:lineRule="auto"/>
-        <w:ind w:left="567" w:right="283"/>
-      </w:pPr>
-      <w:r>
-        <w:rPr>
-          <w:rFonts w:ascii="Courier New" w:hAnsi="Courier New"/>
-          <w:sz w:val="20"/>
-        </w:rPr>
-        <w:t>for measurement in measurements:</w:t>
-        <w:br/>
-        <w:t xml:space="preserve">    matched = False</w:t>
-        <w:br/>
-        <w:t xml:space="preserve">    for specification in specifications:</w:t>
-        <w:br/>
-        <w:t xml:space="preserve">        if measurement["parameter_id"] != specification["parameter_id"]:</w:t>
-        <w:br/>
-        <w:t xml:space="preserve">            continue</w:t>
-        <w:br/>
-        <w:t xml:space="preserve">        matched = True</w:t>
-        <w:br/>
-        <w:t xml:space="preserve">        value = measurement["value"]</w:t>
-        <w:br/>
-        <w:t xml:space="preserve">        if value &lt; specification["minimum"] or value &gt; specification["maximum"]:</w:t>
-        <w:br/>
-        <w:t xml:space="preserve">            conflicts.append({"measurement_id": measurement["id"]})</w:t>
-        <w:br/>
-        <w:t xml:space="preserve">    if not matched:</w:t>
-        <w:br/>
-        <w:t xml:space="preserve">        conflicts.append({"specification_id": None})</w:t>
+        <w:rPr>
+          <w:lang w:val="ru-RU"/>
+        </w:rPr>
+      </w:pPr>
+      <w:r>
+        <w:rPr>
+          <w:lang w:val="ru-RU"/>
+        </w:rPr>
+        <w:t xml:space="preserve">Программа реализована на </w:t>
+      </w:r>
+      <w:r>
+        <w:t>Python</w:t>
+      </w:r>
+      <w:r>
+        <w:rPr>
+          <w:lang w:val="ru-RU"/>
+        </w:rPr>
+        <w:t xml:space="preserve"> 3.12 в процедурном стиле. Логика разделена на функции проверки измерений, сопоставления спецификаций, формирования протокола и координации общего сценария. Данные передаются </w:t>
+      </w:r>
+      <w:r>
+        <w:rPr>
+          <w:lang w:val="ru-RU"/>
+        </w:rPr>
+        <w:lastRenderedPageBreak/>
+        <w:t xml:space="preserve">между функциями через параметры и представлены стандартными структурами </w:t>
+      </w:r>
+      <w:r>
+        <w:t>Python</w:t>
+      </w:r>
+      <w:r>
+        <w:rPr>
+          <w:lang w:val="ru-RU"/>
+        </w:rPr>
+        <w:t xml:space="preserve">; входные и выходные сообщения имеют формат </w:t>
+      </w:r>
+      <w:r>
+        <w:t>JSON</w:t>
+      </w:r>
+      <w:r>
+        <w:rPr>
+          <w:lang w:val="ru-RU"/>
+        </w:rPr>
+        <w:t>.</w:t>
       </w:r>
     </w:p>
     <w:p>
       <w:pPr>
-        <w:pStyle w:val="21"/>
-        <w:spacing w:line="360" w:lineRule="auto"/>
-        <w:jc w:val="both"/>
-      </w:pPr>
-      <w:r>
-        <w:rPr>
-          <w:rFonts w:ascii="Times New Roman" w:hAnsi="Times New Roman"/>
-          <w:sz w:val="28"/>
-        </w:rPr>
-        <w:t>4.4 Процедурная реализация</w:t>
+        <w:rPr>
+          <w:lang w:val="ru-RU"/>
+        </w:rPr>
+      </w:pPr>
+      <w:r>
+        <w:rPr>
+          <w:lang w:val="ru-RU"/>
+        </w:rPr>
+        <w:t xml:space="preserve">Структура входных данных соответствует логической модели: отдельно передаются партии сырья, сотрудники, параметры, спецификации, производственная партия и измерения. Функция </w:t>
+      </w:r>
+      <w:r>
+        <w:t>validate</w:t>
+      </w:r>
+      <w:r>
+        <w:rPr>
+          <w:lang w:val="ru-RU"/>
+        </w:rPr>
+        <w:t>_</w:t>
+      </w:r>
+      <w:r>
+        <w:t>measurements</w:t>
+      </w:r>
+      <w:r>
+        <w:rPr>
+          <w:lang w:val="ru-RU"/>
+        </w:rPr>
+        <w:t xml:space="preserve">() создаёт отклонения, </w:t>
+      </w:r>
+      <w:r>
+        <w:t>assess</w:t>
+      </w:r>
+      <w:r>
+        <w:rPr>
+          <w:lang w:val="ru-RU"/>
+        </w:rPr>
+        <w:t>_</w:t>
+      </w:r>
+      <w:r>
+        <w:t>batch</w:t>
+      </w:r>
+      <w:r>
+        <w:rPr>
+          <w:lang w:val="ru-RU"/>
+        </w:rPr>
+        <w:t>_</w:t>
+      </w:r>
+      <w:r>
+        <w:t>conflicts</w:t>
+      </w:r>
+      <w:r>
+        <w:rPr>
+          <w:lang w:val="ru-RU"/>
+        </w:rPr>
+        <w:t xml:space="preserve">() выполняет полное сопоставление, </w:t>
+      </w:r>
+      <w:r>
+        <w:t>form</w:t>
+      </w:r>
+      <w:r>
+        <w:rPr>
+          <w:lang w:val="ru-RU"/>
+        </w:rPr>
+        <w:t>_</w:t>
+      </w:r>
+      <w:r>
+        <w:t>batch</w:t>
+      </w:r>
+      <w:r>
+        <w:rPr>
+          <w:lang w:val="ru-RU"/>
+        </w:rPr>
+        <w:t>_</w:t>
+      </w:r>
+      <w:r>
+        <w:t>protocol</w:t>
+      </w:r>
+      <w:r>
+        <w:rPr>
+          <w:lang w:val="ru-RU"/>
+        </w:rPr>
+        <w:t xml:space="preserve">() формирует протокол, а </w:t>
+      </w:r>
+      <w:r>
+        <w:t>process</w:t>
+      </w:r>
+      <w:r>
+        <w:rPr>
+          <w:lang w:val="ru-RU"/>
+        </w:rPr>
+        <w:t>() связывает операции в один сценарий.</w:t>
       </w:r>
     </w:p>
     <w:p>
       <w:pPr>
-        <w:spacing w:line="360" w:lineRule="auto"/>
-        <w:ind w:firstLine="709"/>
-        <w:jc w:val="both"/>
-      </w:pPr>
-      <w:r>
-        <w:rPr>
-          <w:rFonts w:ascii="Times New Roman" w:hAnsi="Times New Roman"/>
-          <w:sz w:val="28"/>
-        </w:rPr>
-        <w:t>Программа реализована на Python 3.12 в процедурном стиле. Логика разделена на функции проверки измерений, сопоставления спецификаций, формирования протокола и координации общего сценария. Данные передаются между функциями через параметры и представлены стандартными структурами Python; входные и выходные сообщения имеют формат JSON.</w:t>
+        <w:rPr>
+          <w:lang w:val="ru-RU"/>
+        </w:rPr>
+      </w:pPr>
+      <w:r>
+        <w:rPr>
+          <w:lang w:val="ru-RU"/>
+        </w:rPr>
+        <w:t xml:space="preserve">Пример запуска приведён в </w:t>
+      </w:r>
+      <w:proofErr w:type="spellStart"/>
+      <w:r>
+        <w:t>src</w:t>
+      </w:r>
+      <w:proofErr w:type="spellEnd"/>
+      <w:r>
+        <w:rPr>
+          <w:lang w:val="ru-RU"/>
+        </w:rPr>
+        <w:t>/</w:t>
+      </w:r>
+      <w:r>
+        <w:t>README</w:t>
+      </w:r>
+      <w:r>
+        <w:rPr>
+          <w:lang w:val="ru-RU"/>
+        </w:rPr>
+        <w:t>.</w:t>
+      </w:r>
+      <w:r>
+        <w:t>md</w:t>
+      </w:r>
+      <w:r>
+        <w:rPr>
+          <w:lang w:val="ru-RU"/>
+        </w:rPr>
+        <w:t xml:space="preserve">. Команда </w:t>
+      </w:r>
+      <w:r>
+        <w:t>python</w:t>
+      </w:r>
+      <w:r>
+        <w:rPr>
+          <w:lang w:val="ru-RU"/>
+        </w:rPr>
+        <w:t xml:space="preserve"> </w:t>
+      </w:r>
+      <w:r>
+        <w:t>main</w:t>
+      </w:r>
+      <w:r>
+        <w:rPr>
+          <w:lang w:val="ru-RU"/>
+        </w:rPr>
+        <w:t>.</w:t>
+      </w:r>
+      <w:proofErr w:type="spellStart"/>
+      <w:r>
+        <w:t>py</w:t>
+      </w:r>
+      <w:proofErr w:type="spellEnd"/>
+      <w:r>
+        <w:rPr>
+          <w:lang w:val="ru-RU"/>
+        </w:rPr>
+        <w:t xml:space="preserve"> </w:t>
+      </w:r>
+      <w:r>
+        <w:t>example</w:t>
+      </w:r>
+      <w:r>
+        <w:rPr>
+          <w:lang w:val="ru-RU"/>
+        </w:rPr>
+        <w:t>_</w:t>
+      </w:r>
+      <w:r>
+        <w:t>input</w:t>
+      </w:r>
+      <w:r>
+        <w:rPr>
+          <w:lang w:val="ru-RU"/>
+        </w:rPr>
+        <w:t>.</w:t>
+      </w:r>
+      <w:proofErr w:type="spellStart"/>
+      <w:r>
+        <w:t>json</w:t>
+      </w:r>
+      <w:proofErr w:type="spellEnd"/>
+      <w:r>
+        <w:rPr>
+          <w:lang w:val="ru-RU"/>
+        </w:rPr>
+        <w:t xml:space="preserve"> обнаруживает превышение температуры, рассчитывает величину выхода за установленный предел и формирует статус «требует решения технолога». Проверочный сценарий охватывает допустимое значение, выход за диапазон и отсутствие спецификации.</w:t>
       </w:r>
     </w:p>
     <w:p>
       <w:pPr>
-        <w:spacing w:line="360" w:lineRule="auto"/>
-        <w:ind w:firstLine="709"/>
-        <w:jc w:val="both"/>
+        <w:pStyle w:val="1"/>
+        <w:pageBreakBefore/>
       </w:pPr>
       <w:r>
         <w:rPr>
           <w:rFonts w:ascii="Times New Roman" w:hAnsi="Times New Roman"/>
-          <w:b w:val="0"/>
-          <w:sz w:val="28"/>
-        </w:rPr>
-        <w:t>Структура входных данных соответствует логической модели: отдельно передаются партии сырья, сотрудники, параметры, спецификации, производственная партия и измерения. Функция validate_measurements() создаёт отклонения, assess_batch_conflicts() выполняет полное сопоставление, form_batch_protocol() формирует протокол, а process() связывает операции в один сценарий.</w:t>
+        </w:rPr>
+        <w:lastRenderedPageBreak/>
+        <w:t>5 ПЕРЕВОД ФРАГМЕНТА ИНОСТРАННОГО ИСТОЧНИКА</w:t>
       </w:r>
     </w:p>
     <w:p>
       <w:pPr>
-        <w:spacing w:line="360" w:lineRule="auto"/>
-        <w:ind w:firstLine="709"/>
-        <w:jc w:val="both"/>
-      </w:pPr>
-      <w:r>
-        <w:rPr>
-          <w:rFonts w:ascii="Times New Roman" w:hAnsi="Times New Roman"/>
-          <w:sz w:val="28"/>
-        </w:rPr>
-        <w:t>Пример запуска приведён в src/README.md. Команда python main.py example_input.json обнаруживает превышение температуры, рассчитывает величину выхода за установленный предел и формирует статус «требует решения технолога». Проверочный сценарий охватывает допустимое значение, выход за диапазон и отсутствие спецификации.</w:t>
+        <w:rPr>
+          <w:lang w:val="ru-RU"/>
+        </w:rPr>
+      </w:pPr>
+      <w:r>
+        <w:t xml:space="preserve">Источник перевода: Sikiru Y., Paliwal J., Erkinbaev C. Three-Dimensional Characterization of Potatoes Under Different Drying Methods: Quality Optimization for Hybrid Drying Approach // Foods. </w:t>
+      </w:r>
+      <w:r>
+        <w:rPr>
+          <w:lang w:val="ru-RU"/>
+        </w:rPr>
+        <w:t xml:space="preserve">2024. </w:t>
+      </w:r>
+      <w:r>
+        <w:t>Vol</w:t>
+      </w:r>
+      <w:r>
+        <w:rPr>
+          <w:lang w:val="ru-RU"/>
+        </w:rPr>
+        <w:t xml:space="preserve">. 13, </w:t>
+      </w:r>
+      <w:r>
+        <w:t>no</w:t>
+      </w:r>
+      <w:r>
+        <w:rPr>
+          <w:lang w:val="ru-RU"/>
+        </w:rPr>
+        <w:t xml:space="preserve">. 22. </w:t>
+      </w:r>
+      <w:r>
+        <w:t>Art</w:t>
+      </w:r>
+      <w:r>
+        <w:rPr>
+          <w:lang w:val="ru-RU"/>
+        </w:rPr>
+        <w:t xml:space="preserve">. 3633. </w:t>
+      </w:r>
+      <w:r>
+        <w:t>DOI</w:t>
+      </w:r>
+      <w:r>
+        <w:rPr>
+          <w:lang w:val="ru-RU"/>
+        </w:rPr>
+        <w:t>: 10.3390/</w:t>
+      </w:r>
+      <w:r>
+        <w:t>foods</w:t>
+      </w:r>
+      <w:r>
+        <w:rPr>
+          <w:lang w:val="ru-RU"/>
+        </w:rPr>
+        <w:t xml:space="preserve">13223633 [10]. Переведен фрагмент, включающий аннотацию, ключевые положения введения и заключение. Оригинал фрагмента представлен в приложенном файле </w:t>
+      </w:r>
+      <w:r>
+        <w:t>translation</w:t>
+      </w:r>
+      <w:r>
+        <w:rPr>
+          <w:lang w:val="ru-RU"/>
+        </w:rPr>
+        <w:t>/</w:t>
+      </w:r>
+      <w:r>
+        <w:t>original</w:t>
+      </w:r>
+      <w:r>
+        <w:rPr>
+          <w:lang w:val="ru-RU"/>
+        </w:rPr>
+        <w:t>.</w:t>
+      </w:r>
+      <w:r>
+        <w:t>pdf</w:t>
+      </w:r>
+      <w:r>
+        <w:rPr>
+          <w:lang w:val="ru-RU"/>
+        </w:rPr>
+        <w:t>.</w:t>
       </w:r>
     </w:p>
     <w:p>
       <w:pPr>
+        <w:pStyle w:val="21"/>
+        <w:jc w:val="center"/>
+        <w:rPr>
+          <w:lang w:val="ru-RU"/>
+        </w:rPr>
+      </w:pPr>
+      <w:r>
+        <w:rPr>
+          <w:rFonts w:ascii="Times New Roman" w:eastAsia="Times New Roman" w:hAnsi="Times New Roman"/>
+          <w:lang w:val="ru-RU"/>
+        </w:rPr>
+        <w:t>Перевод</w:t>
+      </w:r>
+    </w:p>
+    <w:p>
+      <w:pPr>
+        <w:rPr>
+          <w:lang w:val="ru-RU"/>
+        </w:rPr>
+      </w:pPr>
+      <w:r>
+        <w:rPr>
+          <w:lang w:val="ru-RU"/>
+        </w:rPr>
+        <w:t>Оценка качества переработанного картофеля имеет важное значение для пищевой промышленности. В исследовании изучено влияние трёх способов сушки на качество картофеля после обработки при продолжительности процесса 4, 8, 12 и 16 ч: сублимационной сушки (</w:t>
+      </w:r>
+      <w:r>
+        <w:t>FD</w:t>
+      </w:r>
+      <w:r>
+        <w:rPr>
+          <w:lang w:val="ru-RU"/>
+        </w:rPr>
+        <w:t>), инфракрасной сушки (</w:t>
+      </w:r>
+      <w:r>
+        <w:t>ID</w:t>
+      </w:r>
+      <w:r>
+        <w:rPr>
+          <w:lang w:val="ru-RU"/>
+        </w:rPr>
+        <w:t>) и сушки в сушильном шкафу (</w:t>
+      </w:r>
+      <w:r>
+        <w:t>OD</w:t>
+      </w:r>
+      <w:r>
+        <w:rPr>
+          <w:lang w:val="ru-RU"/>
+        </w:rPr>
+        <w:t>). Влияние способов сушки на микроструктуру картофеля анализировали и количественно оценивали по трёхмерным изображениям, полученным методом рентгеновской микрокомпьютерной томографии. Авторы предложили новый гибридный инструмент оценки качества (</w:t>
+      </w:r>
+      <w:r>
+        <w:t>Hybrid</w:t>
+      </w:r>
+      <w:r>
+        <w:rPr>
+          <w:lang w:val="ru-RU"/>
+        </w:rPr>
+        <w:t xml:space="preserve"> </w:t>
+      </w:r>
+      <w:r>
+        <w:t>Quality</w:t>
+      </w:r>
+      <w:r>
+        <w:rPr>
+          <w:lang w:val="ru-RU"/>
+        </w:rPr>
+        <w:t xml:space="preserve"> </w:t>
+      </w:r>
+      <w:r>
+        <w:t>Score</w:t>
+      </w:r>
+      <w:r>
+        <w:rPr>
+          <w:lang w:val="ru-RU"/>
+        </w:rPr>
+        <w:t xml:space="preserve"> </w:t>
+      </w:r>
+      <w:r>
+        <w:t>Evaluator</w:t>
+      </w:r>
+      <w:r>
+        <w:rPr>
+          <w:lang w:val="ru-RU"/>
+        </w:rPr>
+        <w:t xml:space="preserve">, </w:t>
+      </w:r>
+      <w:r>
+        <w:t>HQSE</w:t>
+      </w:r>
+      <w:r>
+        <w:rPr>
+          <w:lang w:val="ru-RU"/>
+        </w:rPr>
+        <w:t>) и с его помощью определяли индекс качества (</w:t>
+      </w:r>
+      <w:r>
+        <w:t>Quality</w:t>
+      </w:r>
+      <w:r>
+        <w:rPr>
+          <w:lang w:val="ru-RU"/>
+        </w:rPr>
+        <w:t xml:space="preserve"> </w:t>
+      </w:r>
+      <w:r>
+        <w:t>Index</w:t>
+      </w:r>
+      <w:r>
+        <w:rPr>
+          <w:lang w:val="ru-RU"/>
+        </w:rPr>
+        <w:t xml:space="preserve">, </w:t>
+      </w:r>
+      <w:r>
+        <w:t>QI</w:t>
+      </w:r>
+      <w:r>
+        <w:rPr>
+          <w:lang w:val="ru-RU"/>
+        </w:rPr>
+        <w:t>) и индекс удельного энергопотребления (</w:t>
+      </w:r>
+      <w:r>
+        <w:t>Specific</w:t>
+      </w:r>
+      <w:r>
+        <w:rPr>
+          <w:lang w:val="ru-RU"/>
+        </w:rPr>
+        <w:t xml:space="preserve"> </w:t>
+      </w:r>
+      <w:r>
+        <w:t>Energy</w:t>
+      </w:r>
+      <w:r>
+        <w:rPr>
+          <w:lang w:val="ru-RU"/>
+        </w:rPr>
+        <w:t xml:space="preserve"> </w:t>
+      </w:r>
+      <w:r>
+        <w:t>Consumption</w:t>
+      </w:r>
+      <w:r>
+        <w:rPr>
+          <w:lang w:val="ru-RU"/>
+        </w:rPr>
+        <w:t xml:space="preserve"> </w:t>
+      </w:r>
+      <w:r>
+        <w:t>Index</w:t>
+      </w:r>
+      <w:r>
+        <w:rPr>
+          <w:lang w:val="ru-RU"/>
+        </w:rPr>
+        <w:t xml:space="preserve">, </w:t>
+      </w:r>
+      <w:r>
+        <w:t>SECI</w:t>
+      </w:r>
+      <w:r>
+        <w:rPr>
+          <w:lang w:val="ru-RU"/>
+        </w:rPr>
+        <w:t xml:space="preserve">) для разных способов и длительностей сушки. Были разработаны математические модели для прогнозирования оптимального способа сушки. </w:t>
+      </w:r>
+      <w:r>
+        <w:t>FD</w:t>
+      </w:r>
+      <w:r>
+        <w:rPr>
+          <w:lang w:val="ru-RU"/>
+        </w:rPr>
+        <w:t xml:space="preserve"> обеспечила значительно лучшее сохранение цвета, более высокие коэффициент регидратации и общую пористость при минимальной усадке, однако потребовала большего расхода энергии. Наименьшую продолжительность сушки показала </w:t>
+      </w:r>
+      <w:r>
+        <w:t>ID</w:t>
+      </w:r>
+      <w:r>
+        <w:rPr>
+          <w:lang w:val="ru-RU"/>
+        </w:rPr>
+        <w:t xml:space="preserve">, затем следовали </w:t>
+      </w:r>
+      <w:r>
+        <w:t>OD</w:t>
+      </w:r>
+      <w:r>
+        <w:rPr>
+          <w:lang w:val="ru-RU"/>
+        </w:rPr>
+        <w:t xml:space="preserve"> и </w:t>
+      </w:r>
+      <w:r>
+        <w:t>FD</w:t>
+      </w:r>
+      <w:r>
+        <w:rPr>
+          <w:lang w:val="ru-RU"/>
+        </w:rPr>
+        <w:t xml:space="preserve">. Оптимизация показала, что для </w:t>
+      </w:r>
+      <w:r>
+        <w:t>FD</w:t>
+      </w:r>
+      <w:r>
+        <w:rPr>
+          <w:lang w:val="ru-RU"/>
+        </w:rPr>
+        <w:t xml:space="preserve"> оптимальное время 5,78 ч повышает </w:t>
+      </w:r>
+      <w:r>
+        <w:t>QI</w:t>
+      </w:r>
+      <w:r>
+        <w:rPr>
+          <w:lang w:val="ru-RU"/>
+        </w:rPr>
+        <w:t xml:space="preserve"> на 9,7 % и </w:t>
+      </w:r>
+      <w:r>
+        <w:t>SECI</w:t>
+      </w:r>
+      <w:r>
+        <w:rPr>
+          <w:lang w:val="ru-RU"/>
+        </w:rPr>
+        <w:t xml:space="preserve"> на 30,6 %. Математические модели позволяют точно прогнозировать </w:t>
+      </w:r>
+      <w:r>
+        <w:t>QI</w:t>
+      </w:r>
+      <w:r>
+        <w:rPr>
+          <w:lang w:val="ru-RU"/>
+        </w:rPr>
+        <w:t xml:space="preserve"> и </w:t>
+      </w:r>
+      <w:r>
+        <w:t>SECI</w:t>
+      </w:r>
+      <w:r>
+        <w:rPr>
+          <w:lang w:val="ru-RU"/>
+        </w:rPr>
+        <w:t xml:space="preserve"> для разных способов сушки, сочетая сохранение </w:t>
+      </w:r>
+      <w:r>
+        <w:rPr>
+          <w:lang w:val="ru-RU"/>
+        </w:rPr>
+        <w:lastRenderedPageBreak/>
+        <w:t>качества с энергоэффективностью. Результаты указывают на то, что гибридная система сушки может оптимизировать качество картофеля и энергопотребление.</w:t>
+      </w:r>
+    </w:p>
+    <w:p>
+      <w:pPr>
+        <w:rPr>
+          <w:lang w:val="ru-RU"/>
+        </w:rPr>
+      </w:pPr>
+      <w:r>
+        <w:rPr>
+          <w:lang w:val="ru-RU"/>
+        </w:rPr>
+        <w:t>Картофель (</w:t>
+      </w:r>
+      <w:r>
+        <w:rPr>
+          <w:i/>
+          <w:iCs/>
+        </w:rPr>
+        <w:t>Solanum</w:t>
+      </w:r>
+      <w:r>
+        <w:rPr>
+          <w:i/>
+          <w:iCs/>
+          <w:lang w:val="ru-RU"/>
+        </w:rPr>
+        <w:t xml:space="preserve"> </w:t>
+      </w:r>
+      <w:r>
+        <w:rPr>
+          <w:i/>
+          <w:iCs/>
+        </w:rPr>
+        <w:t>tuberosum</w:t>
+      </w:r>
+      <w:r>
+        <w:rPr>
+          <w:lang w:val="ru-RU"/>
+        </w:rPr>
+        <w:t xml:space="preserve"> </w:t>
+      </w:r>
+      <w:r>
+        <w:t>L</w:t>
+      </w:r>
+      <w:r>
+        <w:rPr>
+          <w:lang w:val="ru-RU"/>
+        </w:rPr>
+        <w:t>.) является широко ценимой и экономически значимой культурой, основным продуктом питания растущего населения мира, имеющим огромное промышленное применение. По данным Продовольственной и сельскохозяйственной организации ООН (</w:t>
+      </w:r>
+      <w:r>
+        <w:t>FAO</w:t>
+      </w:r>
+      <w:r>
+        <w:rPr>
+          <w:lang w:val="ru-RU"/>
+        </w:rPr>
+        <w:t>), в 2023 г. в мире было произведено около 375 млн т картофеля. Значение картофеля определяется широким спектром его кулинарного использования: он является основным ингредиентом множества блюд. Однако для полного использования его потенциала и обеспечения доступности за пределами сезона сбора урожая необходимы надлежащие методы сохранения и переработки, такие как сушка, холодное хранение и консервирование. Среди способов переработки картофеля сушка относится к широко применяемым промышленным операциям, которые существенно влияют на качественные характеристики сухого картофеля: текстуру, цвет, вкус и пищевую ценность. Поэтому важно найти оптимальные условия сушки, позволяющие получить сухой картофель высокого качества с наилучшими пищевыми и функциональными свойствами.</w:t>
+      </w:r>
+    </w:p>
+    <w:p>
+      <w:pPr>
+        <w:rPr>
+          <w:lang w:val="ru-RU"/>
+        </w:rPr>
+      </w:pPr>
+      <w:r>
+        <w:rPr>
+          <w:lang w:val="ru-RU"/>
+        </w:rPr>
+        <w:t>Согласно ряду исследований, разные способы сушки влияют на микроструктуру и морфологию картофеля. К наиболее распространённым относятся сублимационная сушка (</w:t>
+      </w:r>
+      <w:r>
+        <w:t>FD</w:t>
+      </w:r>
+      <w:r>
+        <w:rPr>
+          <w:lang w:val="ru-RU"/>
+        </w:rPr>
+        <w:t>), сушка в сушильном шкафу (</w:t>
+      </w:r>
+      <w:r>
+        <w:t>OD</w:t>
+      </w:r>
+      <w:r>
+        <w:rPr>
+          <w:lang w:val="ru-RU"/>
+        </w:rPr>
+        <w:t>), инфракрасная сушка (</w:t>
+      </w:r>
+      <w:r>
+        <w:t>ID</w:t>
+      </w:r>
+      <w:r>
+        <w:rPr>
+          <w:lang w:val="ru-RU"/>
+        </w:rPr>
+        <w:t>), микроволновая сушка (</w:t>
+      </w:r>
+      <w:r>
+        <w:t>MD</w:t>
+      </w:r>
+      <w:r>
+        <w:rPr>
+          <w:lang w:val="ru-RU"/>
+        </w:rPr>
+        <w:t>) и электрогидродинамическая сушка (</w:t>
+      </w:r>
+      <w:r>
+        <w:t>ED</w:t>
+      </w:r>
+      <w:r>
+        <w:rPr>
+          <w:lang w:val="ru-RU"/>
+        </w:rPr>
+        <w:t xml:space="preserve">). Эти способы различаются механизмами тепло- и массопереноса, энергоэффективностью, длительностью и качеством получаемого продукта. </w:t>
+      </w:r>
+      <w:r>
+        <w:t>OD</w:t>
+      </w:r>
+      <w:r>
+        <w:rPr>
+          <w:lang w:val="ru-RU"/>
+        </w:rPr>
+        <w:t xml:space="preserve"> является традиционным способом, при котором влага удаляется с поверхности и из внутренних слоёв картофеля горячим воздухом. Он относительно прост и экономичен, но может вызывать сильную усадку, растрескивание и затвердевание тканей картофеля. При </w:t>
+      </w:r>
+      <w:r>
+        <w:t>FD</w:t>
+      </w:r>
+      <w:r>
+        <w:rPr>
+          <w:lang w:val="ru-RU"/>
+        </w:rPr>
+        <w:t xml:space="preserve"> влага удаляется путём сублимации, при этом наблюдаются минимальная усадка образцов и минимальное </w:t>
+      </w:r>
+      <w:r>
+        <w:rPr>
+          <w:lang w:val="ru-RU"/>
+        </w:rPr>
+        <w:lastRenderedPageBreak/>
+        <w:t xml:space="preserve">повреждение ткани картофеля. Однако этот способ энергоёмок, длителен и дорог. </w:t>
+      </w:r>
+      <w:r>
+        <w:t>ID</w:t>
+      </w:r>
+      <w:r>
+        <w:rPr>
+          <w:lang w:val="ru-RU"/>
+        </w:rPr>
+        <w:t xml:space="preserve"> сокращает время сушки и энергопотребление, улучшает цвет и способность картофельных продуктов к регидратации за счёт прямого и равномерного нагрева ткани электромагнитным излучением. Однако у этого подхода ограничена глубина проникновения в материал.</w:t>
+      </w:r>
+    </w:p>
+    <w:p>
+      <w:pPr>
+        <w:rPr>
+          <w:lang w:val="ru-RU"/>
+        </w:rPr>
+      </w:pPr>
+      <w:r>
+        <w:rPr>
+          <w:lang w:val="ru-RU"/>
+        </w:rPr>
+        <w:t xml:space="preserve">Влияние разных способов сушки на качество и физико-химические характеристики сухого картофеля изучалось в ряде работ. </w:t>
+      </w:r>
+      <w:proofErr w:type="spellStart"/>
+      <w:r>
+        <w:t>Buzera</w:t>
+      </w:r>
+      <w:proofErr w:type="spellEnd"/>
+      <w:r>
+        <w:rPr>
+          <w:lang w:val="ru-RU"/>
+        </w:rPr>
+        <w:t xml:space="preserve"> и </w:t>
+      </w:r>
+      <w:proofErr w:type="spellStart"/>
+      <w:r>
+        <w:rPr>
+          <w:lang w:val="ru-RU"/>
+        </w:rPr>
+        <w:t>соавт</w:t>
+      </w:r>
+      <w:proofErr w:type="spellEnd"/>
+      <w:r>
+        <w:rPr>
+          <w:lang w:val="ru-RU"/>
+        </w:rPr>
+        <w:t xml:space="preserve">. исследовали влияние разных способов предварительной обработки и сушки на качество картофельной муки. Они установили, что </w:t>
+      </w:r>
+      <w:r>
+        <w:t>FD</w:t>
+      </w:r>
+      <w:r>
+        <w:rPr>
+          <w:lang w:val="ru-RU"/>
+        </w:rPr>
+        <w:t xml:space="preserve"> даёт более светлую муку с хорошей сыпучестью, тогда как варка и бланширование при 95 °</w:t>
+      </w:r>
+      <w:r>
+        <w:t>C</w:t>
+      </w:r>
+      <w:r>
+        <w:rPr>
+          <w:lang w:val="ru-RU"/>
+        </w:rPr>
+        <w:t xml:space="preserve"> в сочетании с </w:t>
+      </w:r>
+      <w:r>
+        <w:t>OD</w:t>
+      </w:r>
+      <w:r>
+        <w:rPr>
+          <w:lang w:val="ru-RU"/>
+        </w:rPr>
+        <w:t xml:space="preserve"> повреждают крахмальные гранулы и ухудшают качество муки. Аналогично </w:t>
+      </w:r>
+      <w:r>
+        <w:t>Ando</w:t>
+      </w:r>
+      <w:r>
+        <w:rPr>
+          <w:lang w:val="ru-RU"/>
+        </w:rPr>
+        <w:t xml:space="preserve"> и </w:t>
+      </w:r>
+      <w:r>
+        <w:t>Nei</w:t>
+      </w:r>
+      <w:r>
+        <w:rPr>
+          <w:lang w:val="ru-RU"/>
+        </w:rPr>
+        <w:t xml:space="preserve"> показали, что образцы картофеля после </w:t>
+      </w:r>
+      <w:proofErr w:type="spellStart"/>
+      <w:r>
+        <w:rPr>
+          <w:lang w:val="ru-RU"/>
+        </w:rPr>
+        <w:t>микроволново</w:t>
+      </w:r>
+      <w:proofErr w:type="spellEnd"/>
+      <w:r>
+        <w:rPr>
+          <w:lang w:val="ru-RU"/>
+        </w:rPr>
+        <w:t xml:space="preserve">-вакуумной сушки, как правило, имеют более высокую пористость, а образцы, высушенные воздухом, заметно усаживаются. В отличие от этого, </w:t>
+      </w:r>
+      <w:r>
+        <w:t>Wang</w:t>
+      </w:r>
+      <w:r>
+        <w:rPr>
+          <w:lang w:val="ru-RU"/>
+        </w:rPr>
+        <w:t xml:space="preserve"> и </w:t>
+      </w:r>
+      <w:proofErr w:type="spellStart"/>
+      <w:r>
+        <w:rPr>
+          <w:lang w:val="ru-RU"/>
+        </w:rPr>
+        <w:t>соавт</w:t>
+      </w:r>
+      <w:proofErr w:type="spellEnd"/>
+      <w:r>
+        <w:rPr>
+          <w:lang w:val="ru-RU"/>
+        </w:rPr>
+        <w:t>. сравнили сушку воздушными струями, сушку горячим воздухом с инфракрасным нагревом и сушку горячим воздухом картофеля с контролем температуры и влажности. Их исследование показало, что наиболее эффективной была сушка горячим воздухом: она обеспечивала более быстрое обезвоживание, лучшее сохранение цвета, высокое содержание аскорбиновой кислоты, повышенную скорость регидратации и наименьшее энергопотребление.</w:t>
+      </w:r>
+    </w:p>
+    <w:p>
+      <w:pPr>
+        <w:rPr>
+          <w:lang w:val="ru-RU"/>
+        </w:rPr>
+      </w:pPr>
+      <w:r>
+        <w:rPr>
+          <w:lang w:val="ru-RU"/>
+        </w:rPr>
+        <w:t xml:space="preserve">Для устранения этих пробелов в работе предложен гибридный инструмент оценки качества </w:t>
+      </w:r>
+      <w:r>
+        <w:t>HQSE</w:t>
+      </w:r>
+      <w:r>
+        <w:rPr>
+          <w:lang w:val="ru-RU"/>
+        </w:rPr>
+        <w:t xml:space="preserve">, позволяющий лучше понять влияние разных способов сушки на качество картофеля. Этот инновационный инструмент использует современную трёхмерную рентгеновскую микрокомпьютерную томографию для количественной оценки микроструктурных изменений и их влияния на качество и энергопотребление. На основе </w:t>
+      </w:r>
+      <w:r>
+        <w:t>HQSE</w:t>
+      </w:r>
+      <w:r>
+        <w:rPr>
+          <w:lang w:val="ru-RU"/>
+        </w:rPr>
+        <w:t xml:space="preserve"> получены новые показатели, индекс качества </w:t>
+      </w:r>
+      <w:r>
+        <w:t>QI</w:t>
+      </w:r>
+      <w:r>
+        <w:rPr>
+          <w:lang w:val="ru-RU"/>
+        </w:rPr>
+        <w:t xml:space="preserve"> и индекс удельного энергопотребления </w:t>
+      </w:r>
+      <w:r>
+        <w:t>SECI</w:t>
+      </w:r>
+      <w:r>
+        <w:rPr>
+          <w:lang w:val="ru-RU"/>
+        </w:rPr>
+        <w:t xml:space="preserve">, и разработаны математические модели. Эти модели предназначены для одновременного прогнозирования </w:t>
+      </w:r>
+      <w:r>
+        <w:rPr>
+          <w:lang w:val="ru-RU"/>
+        </w:rPr>
+        <w:lastRenderedPageBreak/>
+        <w:t>оптимальных условий сушки, которые обеспечивают высокое сохранение качества при минимальном энергопотреблении. В исследовании изучены трёхмерные изменения микроструктуры картофеля при трёх способах сушки (</w:t>
+      </w:r>
+      <w:r>
+        <w:t>FD</w:t>
+      </w:r>
+      <w:r>
+        <w:rPr>
+          <w:lang w:val="ru-RU"/>
+        </w:rPr>
+        <w:t xml:space="preserve">, </w:t>
+      </w:r>
+      <w:r>
+        <w:t>ID</w:t>
+      </w:r>
+      <w:r>
+        <w:rPr>
+          <w:lang w:val="ru-RU"/>
+        </w:rPr>
+        <w:t xml:space="preserve"> и </w:t>
+      </w:r>
+      <w:r>
+        <w:t>OD</w:t>
+      </w:r>
+      <w:r>
+        <w:rPr>
+          <w:lang w:val="ru-RU"/>
+        </w:rPr>
+        <w:t xml:space="preserve">). Важные морфологические признаки, извлечённые из трёхмерных данных, были сопоставлены с качеством картофеля после обработки. </w:t>
+      </w:r>
+      <w:r>
+        <w:t>HQSE</w:t>
+      </w:r>
+      <w:r>
+        <w:rPr>
+          <w:lang w:val="ru-RU"/>
+        </w:rPr>
+        <w:t xml:space="preserve"> был разработан и использован для оценки </w:t>
+      </w:r>
+      <w:r>
+        <w:t>QI</w:t>
+      </w:r>
+      <w:r>
+        <w:rPr>
+          <w:lang w:val="ru-RU"/>
+        </w:rPr>
+        <w:t xml:space="preserve"> и </w:t>
+      </w:r>
+      <w:r>
+        <w:t>SECI</w:t>
+      </w:r>
+      <w:r>
+        <w:rPr>
+          <w:lang w:val="ru-RU"/>
+        </w:rPr>
+        <w:t xml:space="preserve"> при разных способах и длительностях сушки. Введённые индексы позволили прогнозировать оптимальный способ сушки с помощью многокритериальной оптимизации, что открывает перспективы для гибридных методов сушки.</w:t>
+      </w:r>
+    </w:p>
+    <w:p>
+      <w:pPr>
+        <w:rPr>
+          <w:lang w:val="ru-RU"/>
+        </w:rPr>
+      </w:pPr>
+      <w:r>
+        <w:rPr>
+          <w:lang w:val="ru-RU"/>
+        </w:rPr>
+        <w:t>В исследовании изучено влияние трёх способов сушки (</w:t>
+      </w:r>
+      <w:r>
+        <w:t>FD</w:t>
+      </w:r>
+      <w:r>
+        <w:rPr>
+          <w:lang w:val="ru-RU"/>
+        </w:rPr>
+        <w:t xml:space="preserve">, </w:t>
+      </w:r>
+      <w:r>
+        <w:t>ID</w:t>
+      </w:r>
+      <w:r>
+        <w:rPr>
+          <w:lang w:val="ru-RU"/>
+        </w:rPr>
+        <w:t xml:space="preserve"> и </w:t>
+      </w:r>
+      <w:r>
+        <w:t>OD</w:t>
+      </w:r>
+      <w:r>
+        <w:rPr>
+          <w:lang w:val="ru-RU"/>
+        </w:rPr>
+        <w:t xml:space="preserve">) на морфологические признаки и качественные характеристики картофеля после обработки. Результаты показали, что все три испытанных способа существенно влияют на общее качество сухих образцов картофеля. Разработанный </w:t>
+      </w:r>
+      <w:r>
+        <w:t>HQSE</w:t>
+      </w:r>
+      <w:r>
+        <w:rPr>
+          <w:lang w:val="ru-RU"/>
+        </w:rPr>
+        <w:t xml:space="preserve"> позволил точно описать изменения качества продукта и удельного энергопотребления при разных способах сушки. Выяснилось, что </w:t>
+      </w:r>
+      <w:r>
+        <w:t>FD</w:t>
+      </w:r>
+      <w:r>
+        <w:rPr>
+          <w:lang w:val="ru-RU"/>
+        </w:rPr>
+        <w:t xml:space="preserve"> заметно превосходила два других способа, обеспечивая более высокий комплексный индекс качества при всех длительностях сушки. Однако результаты по энергопотреблению показали необходимость соблюдать баланс между качеством продукта и эффективностью процесса. Применение многокритериальной оптимизации позволило подробно проанализировать компромисс между оптимальным качеством и энергопотреблением.</w:t>
+      </w:r>
+    </w:p>
+    <w:p>
+      <w:pPr>
+        <w:rPr>
+          <w:lang w:val="ru-RU"/>
+        </w:rPr>
+      </w:pPr>
+      <w:r>
+        <w:rPr>
+          <w:lang w:val="ru-RU"/>
+        </w:rPr>
+        <w:t xml:space="preserve">Разработанные математические модели точно описывали изменение качества и энергопотребления в ходе сушки тремя способами. Полученные результаты дают важную информацию для проектирования гибридных систем сушки кубиков картофеля, в которых сильные стороны разных способов используются на разных стадиях для повышения общей эффективности процесса. Исследование ограничено одним сортом картофеля и лабораторным масштабом сушки. В будущих работах следует изучить более широкий круг пищевых </w:t>
+      </w:r>
+      <w:r>
+        <w:rPr>
+          <w:lang w:val="ru-RU"/>
+        </w:rPr>
+        <w:lastRenderedPageBreak/>
+        <w:t>материалов и перейти к промышленному масштабу для оптимизации гибридных систем сушки. Кроме того, дальнейшие исследования должны быть направлены на объединение этих способов в одном гибридном сушильном агрегате для повышения эффективности и улучшения контроля качества.</w:t>
+      </w:r>
+    </w:p>
+    <w:p>
+      <w:pPr>
         <w:pStyle w:val="1"/>
         <w:pageBreakBefore/>
-        <w:spacing w:line="360" w:lineRule="auto"/>
-        <w:jc w:val="both"/>
-      </w:pPr>
-      <w:r>
-        <w:rPr>
-          <w:rFonts w:ascii="Times New Roman" w:hAnsi="Times New Roman"/>
-          <w:sz w:val="28"/>
-        </w:rPr>
-        <w:t>5 ПЕРЕВОД ФРАГМЕНТА ИНОСТРАННОГО ИСТОЧНИКА</w:t>
+        <w:rPr>
+          <w:lang w:val="ru-RU"/>
+        </w:rPr>
+      </w:pPr>
+      <w:r>
+        <w:rPr>
+          <w:rFonts w:ascii="Times New Roman" w:eastAsia="Times New Roman" w:hAnsi="Times New Roman"/>
+          <w:lang w:val="ru-RU"/>
+        </w:rPr>
+        <w:lastRenderedPageBreak/>
+        <w:t>СПИСОК ИСПОЛЬЗОВАННЫХ ИСТОЧНИКОВ</w:t>
       </w:r>
     </w:p>
     <w:p>
       <w:pPr>
-        <w:spacing w:line="360" w:lineRule="auto"/>
-        <w:jc w:val="both"/>
-        <w:rPr>
-          <w:lang w:val="ru-RU"/>
-        </w:rPr>
-      </w:pPr>
-      <w:r>
-        <w:rPr>
-          <w:rFonts w:ascii="Times New Roman" w:hAnsi="Times New Roman"/>
-          <w:sz w:val="28"/>
-        </w:rPr>
-        <w:t>Источник перевода: Sikiru Y., Paliwal J., Erkinbaev C. Three-Dimensional Characterization of Potatoes Under Different Drying Methods: Quality Optimization for Hybrid Drying Approach // Foods. 2024. Vol. 13, no. 22. Art. 3633. DOI: 10.3390/foods13223633 [10]. Переведен фрагмент, включающий аннотацию, ключевые положения введения и заключение. Оригинал фрагмента представлен в приложенном файле translation/original.pdf.</w:t>
+        <w:rPr>
+          <w:lang w:val="ru-RU"/>
+        </w:rPr>
+      </w:pPr>
+      <w:r>
+        <w:rPr>
+          <w:lang w:val="ru-RU"/>
+        </w:rPr>
+        <w:t xml:space="preserve">1. </w:t>
+      </w:r>
+      <w:proofErr w:type="spellStart"/>
+      <w:r>
+        <w:rPr>
+          <w:lang w:val="ru-RU"/>
+        </w:rPr>
+        <w:t>Отинова</w:t>
+      </w:r>
+      <w:proofErr w:type="spellEnd"/>
+      <w:r>
+        <w:rPr>
+          <w:lang w:val="ru-RU"/>
+        </w:rPr>
+        <w:t xml:space="preserve"> М. Е., Попова Е. А., Полунина Н. Ю., Зайцева Е. А. Мониторинг картофелеперерабатывающих организаций в России: тенденции и перспективы // Научный результат. Экономические исследования. – 2024. – Т. 10, № 4. – С. 72–81. – </w:t>
+      </w:r>
+      <w:r>
+        <w:t>DOI</w:t>
+      </w:r>
+      <w:r>
+        <w:rPr>
+          <w:lang w:val="ru-RU"/>
+        </w:rPr>
+        <w:t xml:space="preserve"> 10.18413/2409-1634-2024-10-4-0-6.</w:t>
       </w:r>
     </w:p>
     <w:p>
       <w:pPr>
-        <w:pStyle w:val="21"/>
-        <w:rPr>
-          <w:lang w:val="ru-RU"/>
-        </w:rPr>
-      </w:pPr>
-      <w:r>
-        <w:rPr>
-          <w:rFonts w:ascii="Times New Roman" w:eastAsia="Times New Roman" w:hAnsi="Times New Roman"/>
-          <w:lang w:val="ru-RU"/>
-        </w:rPr>
-        <w:t>Перевод</w:t>
+        <w:rPr>
+          <w:lang w:val="ru-RU"/>
+        </w:rPr>
+      </w:pPr>
+      <w:r>
+        <w:rPr>
+          <w:lang w:val="ru-RU"/>
+        </w:rPr>
+        <w:t xml:space="preserve">2. Семенова А. В., Гольдштейн В. Г., Дегтярев В. А., Морозова А. А., Королева А. К. Изучение состава картофеля по хозяйственно ценным признакам, определяющим его пригодность к промышленной переработке // Аграрная наука Евро-Северо-Востока. – 2022. – Т. 23, № 6. – С. 841–851. – </w:t>
+      </w:r>
+      <w:r>
+        <w:t>DOI</w:t>
+      </w:r>
+      <w:r>
+        <w:rPr>
+          <w:lang w:val="ru-RU"/>
+        </w:rPr>
+        <w:t xml:space="preserve"> 10.30766/2072-9081.2022.23.6.841-851.</w:t>
       </w:r>
     </w:p>
     <w:p>
@@ -10676,410 +12313,82 @@
       </w:pPr>
       <w:r>
         <w:rPr>
-          <w:rFonts w:ascii="Times New Roman" w:hAnsi="Times New Roman"/>
-          <w:lang w:val="ru-RU"/>
-        </w:rPr>
-        <w:t>Оценка качества переработанного картофеля имеет важное значение для пищевой промышленности. В исследовании изучено влияние трёх способов сушки на качество картофеля после обработки при продолжительности процесса 4, 8, 12 и 16 ч: сублимационной сушки (</w:t>
-      </w:r>
-      <w:r>
-        <w:rPr>
-          <w:rFonts w:ascii="Times New Roman" w:hAnsi="Times New Roman"/>
-        </w:rPr>
-        <w:t>FD</w:t>
-      </w:r>
-      <w:r>
-        <w:rPr>
-          <w:rFonts w:ascii="Times New Roman" w:hAnsi="Times New Roman"/>
-          <w:lang w:val="ru-RU"/>
-        </w:rPr>
-        <w:t>), инфракрасной сушки (</w:t>
-      </w:r>
-      <w:r>
-        <w:rPr>
-          <w:rFonts w:ascii="Times New Roman" w:hAnsi="Times New Roman"/>
-        </w:rPr>
-        <w:t>ID</w:t>
-      </w:r>
-      <w:r>
-        <w:rPr>
-          <w:rFonts w:ascii="Times New Roman" w:hAnsi="Times New Roman"/>
-          <w:lang w:val="ru-RU"/>
-        </w:rPr>
-        <w:t>) и сушки в сушильном шкафу (</w:t>
-      </w:r>
-      <w:r>
-        <w:rPr>
-          <w:rFonts w:ascii="Times New Roman" w:hAnsi="Times New Roman"/>
-        </w:rPr>
-        <w:t>OD</w:t>
-      </w:r>
-      <w:r>
-        <w:rPr>
-          <w:rFonts w:ascii="Times New Roman" w:hAnsi="Times New Roman"/>
-          <w:lang w:val="ru-RU"/>
-        </w:rPr>
-        <w:t>). Влияние способов сушки на микроструктуру картофеля анализировали и количественно оценивали по трёхмерным изображениям, полученным методом рентгеновской микрокомпьютерной томографии. Авторы предложили новый гибридный инструмент оценки качества (</w:t>
-      </w:r>
-      <w:r>
-        <w:rPr>
-          <w:rFonts w:ascii="Times New Roman" w:hAnsi="Times New Roman"/>
-        </w:rPr>
-        <w:t>Hybrid</w:t>
-      </w:r>
-      <w:r>
-        <w:rPr>
-          <w:rFonts w:ascii="Times New Roman" w:hAnsi="Times New Roman"/>
-          <w:lang w:val="ru-RU"/>
-        </w:rPr>
-        <w:t xml:space="preserve"> </w:t>
-      </w:r>
-      <w:r>
-        <w:rPr>
-          <w:rFonts w:ascii="Times New Roman" w:hAnsi="Times New Roman"/>
-        </w:rPr>
-        <w:t>Quality</w:t>
-      </w:r>
-      <w:r>
-        <w:rPr>
-          <w:rFonts w:ascii="Times New Roman" w:hAnsi="Times New Roman"/>
-          <w:lang w:val="ru-RU"/>
-        </w:rPr>
-        <w:t xml:space="preserve"> </w:t>
-      </w:r>
-      <w:r>
-        <w:rPr>
-          <w:rFonts w:ascii="Times New Roman" w:hAnsi="Times New Roman"/>
-        </w:rPr>
-        <w:t>Score</w:t>
-      </w:r>
-      <w:r>
-        <w:rPr>
-          <w:rFonts w:ascii="Times New Roman" w:hAnsi="Times New Roman"/>
-          <w:lang w:val="ru-RU"/>
-        </w:rPr>
-        <w:t xml:space="preserve"> </w:t>
-      </w:r>
-      <w:r>
-        <w:rPr>
-          <w:rFonts w:ascii="Times New Roman" w:hAnsi="Times New Roman"/>
-        </w:rPr>
-        <w:t>Evaluator</w:t>
-      </w:r>
-      <w:r>
-        <w:rPr>
-          <w:rFonts w:ascii="Times New Roman" w:hAnsi="Times New Roman"/>
-          <w:lang w:val="ru-RU"/>
-        </w:rPr>
-        <w:t xml:space="preserve">, </w:t>
-      </w:r>
-      <w:r>
-        <w:rPr>
-          <w:rFonts w:ascii="Times New Roman" w:hAnsi="Times New Roman"/>
-        </w:rPr>
-        <w:t>HQSE</w:t>
-      </w:r>
-      <w:r>
-        <w:rPr>
-          <w:rFonts w:ascii="Times New Roman" w:hAnsi="Times New Roman"/>
-          <w:lang w:val="ru-RU"/>
-        </w:rPr>
-        <w:t>) и с его помощью определяли индекс качества (</w:t>
-      </w:r>
-      <w:r>
-        <w:rPr>
-          <w:rFonts w:ascii="Times New Roman" w:hAnsi="Times New Roman"/>
-        </w:rPr>
-        <w:t>Quality</w:t>
-      </w:r>
-      <w:r>
-        <w:rPr>
-          <w:rFonts w:ascii="Times New Roman" w:hAnsi="Times New Roman"/>
-          <w:lang w:val="ru-RU"/>
-        </w:rPr>
-        <w:t xml:space="preserve"> </w:t>
-      </w:r>
-      <w:r>
-        <w:rPr>
-          <w:rFonts w:ascii="Times New Roman" w:hAnsi="Times New Roman"/>
-        </w:rPr>
-        <w:t>Index</w:t>
-      </w:r>
-      <w:r>
-        <w:rPr>
-          <w:rFonts w:ascii="Times New Roman" w:hAnsi="Times New Roman"/>
-          <w:lang w:val="ru-RU"/>
-        </w:rPr>
-        <w:t xml:space="preserve">, </w:t>
-      </w:r>
-      <w:r>
-        <w:rPr>
-          <w:rFonts w:ascii="Times New Roman" w:hAnsi="Times New Roman"/>
-        </w:rPr>
-        <w:t>QI</w:t>
-      </w:r>
-      <w:r>
-        <w:rPr>
-          <w:rFonts w:ascii="Times New Roman" w:hAnsi="Times New Roman"/>
-          <w:lang w:val="ru-RU"/>
-        </w:rPr>
-        <w:t>) и индекс удельного энергопотребления (</w:t>
-      </w:r>
-      <w:r>
-        <w:rPr>
-          <w:rFonts w:ascii="Times New Roman" w:hAnsi="Times New Roman"/>
-        </w:rPr>
-        <w:t>Specific</w:t>
-      </w:r>
-      <w:r>
-        <w:rPr>
-          <w:rFonts w:ascii="Times New Roman" w:hAnsi="Times New Roman"/>
-          <w:lang w:val="ru-RU"/>
-        </w:rPr>
-        <w:t xml:space="preserve"> </w:t>
-      </w:r>
-      <w:r>
-        <w:rPr>
-          <w:rFonts w:ascii="Times New Roman" w:hAnsi="Times New Roman"/>
-        </w:rPr>
-        <w:t>Energy</w:t>
-      </w:r>
-      <w:r>
-        <w:rPr>
-          <w:rFonts w:ascii="Times New Roman" w:hAnsi="Times New Roman"/>
-          <w:lang w:val="ru-RU"/>
-        </w:rPr>
-        <w:t xml:space="preserve"> </w:t>
-      </w:r>
-      <w:r>
-        <w:rPr>
-          <w:rFonts w:ascii="Times New Roman" w:hAnsi="Times New Roman"/>
-        </w:rPr>
-        <w:t>Consumption</w:t>
-      </w:r>
-      <w:r>
-        <w:rPr>
-          <w:rFonts w:ascii="Times New Roman" w:hAnsi="Times New Roman"/>
-          <w:lang w:val="ru-RU"/>
-        </w:rPr>
-        <w:t xml:space="preserve"> </w:t>
-      </w:r>
-      <w:r>
-        <w:rPr>
-          <w:rFonts w:ascii="Times New Roman" w:hAnsi="Times New Roman"/>
-        </w:rPr>
-        <w:t>Index</w:t>
-      </w:r>
-      <w:r>
-        <w:rPr>
-          <w:rFonts w:ascii="Times New Roman" w:hAnsi="Times New Roman"/>
-          <w:lang w:val="ru-RU"/>
-        </w:rPr>
-        <w:t xml:space="preserve">, </w:t>
-      </w:r>
-      <w:r>
-        <w:rPr>
-          <w:rFonts w:ascii="Times New Roman" w:hAnsi="Times New Roman"/>
-        </w:rPr>
-        <w:t>SECI</w:t>
-      </w:r>
-      <w:r>
-        <w:rPr>
-          <w:rFonts w:ascii="Times New Roman" w:hAnsi="Times New Roman"/>
-          <w:lang w:val="ru-RU"/>
-        </w:rPr>
-        <w:t xml:space="preserve">) для разных способов и длительностей сушки. Были разработаны математические модели для прогнозирования оптимального способа сушки. </w:t>
-      </w:r>
-      <w:r>
-        <w:rPr>
-          <w:rFonts w:ascii="Times New Roman" w:hAnsi="Times New Roman"/>
-        </w:rPr>
-        <w:t>FD</w:t>
-      </w:r>
-      <w:r>
-        <w:rPr>
-          <w:rFonts w:ascii="Times New Roman" w:hAnsi="Times New Roman"/>
-          <w:lang w:val="ru-RU"/>
-        </w:rPr>
-        <w:t xml:space="preserve"> обеспечила значительно лучшее сохранение цвета, более высокие коэффициент регидратации и общую пористость при минимальной усадке, однако потребовала большего расхода энергии. Наименьшую продолжительность сушки показала </w:t>
-      </w:r>
-      <w:r>
-        <w:rPr>
-          <w:rFonts w:ascii="Times New Roman" w:hAnsi="Times New Roman"/>
-        </w:rPr>
-        <w:t>ID</w:t>
-      </w:r>
-      <w:r>
-        <w:rPr>
-          <w:rFonts w:ascii="Times New Roman" w:hAnsi="Times New Roman"/>
-          <w:lang w:val="ru-RU"/>
-        </w:rPr>
-        <w:t xml:space="preserve">, затем следовали </w:t>
-      </w:r>
-      <w:r>
-        <w:rPr>
-          <w:rFonts w:ascii="Times New Roman" w:hAnsi="Times New Roman"/>
-        </w:rPr>
-        <w:t>OD</w:t>
-      </w:r>
-      <w:r>
-        <w:rPr>
-          <w:rFonts w:ascii="Times New Roman" w:hAnsi="Times New Roman"/>
-          <w:lang w:val="ru-RU"/>
-        </w:rPr>
-        <w:t xml:space="preserve"> и </w:t>
-      </w:r>
-      <w:r>
-        <w:rPr>
-          <w:rFonts w:ascii="Times New Roman" w:hAnsi="Times New Roman"/>
-        </w:rPr>
-        <w:t>FD</w:t>
-      </w:r>
-      <w:r>
-        <w:rPr>
-          <w:rFonts w:ascii="Times New Roman" w:hAnsi="Times New Roman"/>
-          <w:lang w:val="ru-RU"/>
-        </w:rPr>
-        <w:t xml:space="preserve">. Оптимизация показала, что для </w:t>
-      </w:r>
-      <w:r>
-        <w:rPr>
-          <w:rFonts w:ascii="Times New Roman" w:hAnsi="Times New Roman"/>
-        </w:rPr>
-        <w:t>FD</w:t>
-      </w:r>
-      <w:r>
-        <w:rPr>
-          <w:rFonts w:ascii="Times New Roman" w:hAnsi="Times New Roman"/>
-          <w:lang w:val="ru-RU"/>
-        </w:rPr>
-        <w:t xml:space="preserve"> оптимальное время 5,78 ч повышает </w:t>
-      </w:r>
-      <w:r>
-        <w:rPr>
-          <w:rFonts w:ascii="Times New Roman" w:hAnsi="Times New Roman"/>
-        </w:rPr>
-        <w:t>QI</w:t>
-      </w:r>
-      <w:r>
-        <w:rPr>
-          <w:rFonts w:ascii="Times New Roman" w:hAnsi="Times New Roman"/>
-          <w:lang w:val="ru-RU"/>
-        </w:rPr>
-        <w:t xml:space="preserve"> на 9,7 % и </w:t>
-      </w:r>
-      <w:r>
-        <w:rPr>
-          <w:rFonts w:ascii="Times New Roman" w:hAnsi="Times New Roman"/>
-        </w:rPr>
-        <w:t>SECI</w:t>
-      </w:r>
-      <w:r>
-        <w:rPr>
-          <w:rFonts w:ascii="Times New Roman" w:hAnsi="Times New Roman"/>
-          <w:lang w:val="ru-RU"/>
-        </w:rPr>
-        <w:t xml:space="preserve"> на 30,6 %. Математические модели позволяют точно прогнозировать </w:t>
-      </w:r>
-      <w:r>
-        <w:rPr>
-          <w:rFonts w:ascii="Times New Roman" w:hAnsi="Times New Roman"/>
-        </w:rPr>
-        <w:t>QI</w:t>
-      </w:r>
-      <w:r>
-        <w:rPr>
-          <w:rFonts w:ascii="Times New Roman" w:hAnsi="Times New Roman"/>
-          <w:lang w:val="ru-RU"/>
-        </w:rPr>
-        <w:t xml:space="preserve"> и </w:t>
-      </w:r>
-      <w:r>
-        <w:rPr>
-          <w:rFonts w:ascii="Times New Roman" w:hAnsi="Times New Roman"/>
-        </w:rPr>
-        <w:t>SECI</w:t>
-      </w:r>
-      <w:r>
-        <w:rPr>
-          <w:rFonts w:ascii="Times New Roman" w:hAnsi="Times New Roman"/>
-          <w:lang w:val="ru-RU"/>
-        </w:rPr>
-        <w:t xml:space="preserve"> для разных способов сушки, сочетая сохранение качества с энергоэффективностью. Результаты указывают на то, что гибридная система сушки может оптимизировать качество картофеля и энергопотребление.</w:t>
+          <w:lang w:val="ru-RU"/>
+        </w:rPr>
+        <w:t xml:space="preserve">3. Гулидова В. А., Зубкова Т. В., Дубровина О. А. Требования перерабатывающего предприятия к картофелю для переработки на </w:t>
+      </w:r>
+      <w:proofErr w:type="spellStart"/>
+      <w:r>
+        <w:rPr>
+          <w:lang w:val="ru-RU"/>
+        </w:rPr>
+        <w:t>картофелепродукт</w:t>
+      </w:r>
+      <w:proofErr w:type="spellEnd"/>
+      <w:r>
+        <w:rPr>
+          <w:lang w:val="ru-RU"/>
+        </w:rPr>
+        <w:t xml:space="preserve"> фри // Вестник КрасГАУ. – 2025. – № 9. – С. 271–279. – </w:t>
+      </w:r>
+      <w:r>
+        <w:t>DOI</w:t>
+      </w:r>
+      <w:r>
+        <w:rPr>
+          <w:lang w:val="ru-RU"/>
+        </w:rPr>
+        <w:t xml:space="preserve"> 10.36718/1819-4036-2025-9-271-279.</w:t>
       </w:r>
     </w:p>
     <w:p>
-      <w:r>
-        <w:rPr>
-          <w:rFonts w:ascii="Times New Roman" w:hAnsi="Times New Roman"/>
-          <w:lang w:val="ru-RU"/>
-        </w:rPr>
-        <w:t>Картофель (</w:t>
-      </w:r>
-      <w:r>
-        <w:rPr>
-          <w:rFonts w:ascii="Times New Roman" w:hAnsi="Times New Roman"/>
-          <w:i/>
-          <w:iCs/>
-        </w:rPr>
-        <w:t>Solanum</w:t>
-      </w:r>
-      <w:r>
-        <w:rPr>
-          <w:rFonts w:ascii="Times New Roman" w:hAnsi="Times New Roman"/>
-          <w:i/>
-          <w:iCs/>
-          <w:lang w:val="ru-RU"/>
-        </w:rPr>
-        <w:t xml:space="preserve"> </w:t>
-      </w:r>
-      <w:r>
-        <w:rPr>
-          <w:rFonts w:ascii="Times New Roman" w:hAnsi="Times New Roman"/>
-          <w:i/>
-          <w:iCs/>
-        </w:rPr>
-        <w:t>tuberosum</w:t>
-      </w:r>
-      <w:r>
-        <w:rPr>
-          <w:rFonts w:ascii="Times New Roman" w:hAnsi="Times New Roman"/>
-          <w:lang w:val="ru-RU"/>
-        </w:rPr>
-        <w:t xml:space="preserve"> </w:t>
-      </w:r>
-      <w:r>
-        <w:rPr>
-          <w:rFonts w:ascii="Times New Roman" w:hAnsi="Times New Roman"/>
-        </w:rPr>
-        <w:t>L</w:t>
-      </w:r>
-      <w:r>
-        <w:rPr>
-          <w:rFonts w:ascii="Times New Roman" w:hAnsi="Times New Roman"/>
-          <w:lang w:val="ru-RU"/>
-        </w:rPr>
-        <w:t xml:space="preserve">.) является широко ценимой и экономически значимой культурой, основным продуктом питания растущего населения мира, имеющим огромное промышленное применение. По данным </w:t>
-      </w:r>
-      <w:r>
-        <w:rPr>
-          <w:rFonts w:ascii="Times New Roman" w:hAnsi="Times New Roman"/>
-          <w:lang w:val="ru-RU"/>
-        </w:rPr>
-        <w:lastRenderedPageBreak/>
-        <w:t>Продовольственной и сельскохозяйственной организации ООН (</w:t>
-      </w:r>
-      <w:r>
-        <w:rPr>
-          <w:rFonts w:ascii="Times New Roman" w:hAnsi="Times New Roman"/>
-        </w:rPr>
-        <w:t>FAO</w:t>
-      </w:r>
-      <w:r>
-        <w:rPr>
-          <w:rFonts w:ascii="Times New Roman" w:hAnsi="Times New Roman"/>
-          <w:lang w:val="ru-RU"/>
-        </w:rPr>
-        <w:t>), в 2023 г. в мире было произведено около 375 млн т картофеля. Значение картофеля определяется широким спектром его кулинарного использования: он является основным ингредиентом множества блюд. Однако для полного использования его потенциала и обеспечения доступности за пределами сезона сбора урожая необходимы надлежащие методы сохранения и переработки, такие как сушка, холодное хранение и консервирование. Среди способов переработки картофеля сушка относится к широко применяемым промышленным операциям, которые существенно влияют на качественные характеристики сухого картофеля: текстуру, цвет, вкус и пищевую ценность. Поэтому важно найти оптимальные условия сушки, позволяющие получить сухой картофель высокого качества с наилучшими пищевыми и функциональными свойствами.</w:t>
+      <w:pPr>
+        <w:rPr>
+          <w:lang w:val="ru-RU"/>
+        </w:rPr>
+      </w:pPr>
+      <w:r>
+        <w:rPr>
+          <w:lang w:val="ru-RU"/>
+        </w:rPr>
+        <w:t xml:space="preserve">4. </w:t>
+      </w:r>
+      <w:proofErr w:type="spellStart"/>
+      <w:r>
+        <w:rPr>
+          <w:lang w:val="ru-RU"/>
+        </w:rPr>
+        <w:t>Сопрунова</w:t>
+      </w:r>
+      <w:proofErr w:type="spellEnd"/>
+      <w:r>
+        <w:rPr>
+          <w:lang w:val="ru-RU"/>
+        </w:rPr>
+        <w:t xml:space="preserve"> О. Б., </w:t>
+      </w:r>
+      <w:proofErr w:type="spellStart"/>
+      <w:r>
+        <w:rPr>
+          <w:lang w:val="ru-RU"/>
+        </w:rPr>
+        <w:t>Сопрунова</w:t>
+      </w:r>
+      <w:proofErr w:type="spellEnd"/>
+      <w:r>
+        <w:rPr>
+          <w:lang w:val="ru-RU"/>
+        </w:rPr>
+        <w:t xml:space="preserve"> В. Е., Жукова О. И. Влияние биологической обработки при выращивании на физиолого-биохимические и технологические показатели клубней картофеля // Вестник КрасГАУ. – 2024. – № 2. – С. 50–57. – </w:t>
+      </w:r>
+      <w:r>
+        <w:t>DOI</w:t>
+      </w:r>
+      <w:r>
+        <w:rPr>
+          <w:lang w:val="ru-RU"/>
+        </w:rPr>
+        <w:t xml:space="preserve"> 10.36718/1819-4036-2024-2-50-57.</w:t>
       </w:r>
     </w:p>
     <w:p>
@@ -11090,265 +12399,68 @@
       </w:pPr>
       <w:r>
         <w:rPr>
-          <w:rFonts w:ascii="Times New Roman" w:hAnsi="Times New Roman"/>
-          <w:lang w:val="ru-RU"/>
-        </w:rPr>
-        <w:t>Согласно ряду исследований, разные способы сушки влияют на микроструктуру и морфологию картофеля. К наиболее распространённым относятся сублимационная сушка (</w:t>
-      </w:r>
-      <w:r>
-        <w:rPr>
-          <w:rFonts w:ascii="Times New Roman" w:hAnsi="Times New Roman"/>
-        </w:rPr>
-        <w:t>FD</w:t>
-      </w:r>
-      <w:r>
-        <w:rPr>
-          <w:rFonts w:ascii="Times New Roman" w:hAnsi="Times New Roman"/>
-          <w:lang w:val="ru-RU"/>
-        </w:rPr>
-        <w:t>), сушка в сушильном шкафу (</w:t>
-      </w:r>
-      <w:r>
-        <w:rPr>
-          <w:rFonts w:ascii="Times New Roman" w:hAnsi="Times New Roman"/>
-        </w:rPr>
-        <w:t>OD</w:t>
-      </w:r>
-      <w:r>
-        <w:rPr>
-          <w:rFonts w:ascii="Times New Roman" w:hAnsi="Times New Roman"/>
-          <w:lang w:val="ru-RU"/>
-        </w:rPr>
-        <w:t>), инфракрасная сушка (</w:t>
-      </w:r>
-      <w:r>
-        <w:rPr>
-          <w:rFonts w:ascii="Times New Roman" w:hAnsi="Times New Roman"/>
-        </w:rPr>
-        <w:t>ID</w:t>
-      </w:r>
-      <w:r>
-        <w:rPr>
-          <w:rFonts w:ascii="Times New Roman" w:hAnsi="Times New Roman"/>
-          <w:lang w:val="ru-RU"/>
-        </w:rPr>
-        <w:t>), микроволновая сушка (</w:t>
-      </w:r>
-      <w:r>
-        <w:rPr>
-          <w:rFonts w:ascii="Times New Roman" w:hAnsi="Times New Roman"/>
-        </w:rPr>
-        <w:t>MD</w:t>
-      </w:r>
-      <w:r>
-        <w:rPr>
-          <w:rFonts w:ascii="Times New Roman" w:hAnsi="Times New Roman"/>
-          <w:lang w:val="ru-RU"/>
-        </w:rPr>
-        <w:t>) и электрогидродинамическая сушка (</w:t>
-      </w:r>
-      <w:r>
-        <w:rPr>
-          <w:rFonts w:ascii="Times New Roman" w:hAnsi="Times New Roman"/>
-        </w:rPr>
-        <w:t>ED</w:t>
-      </w:r>
-      <w:r>
-        <w:rPr>
-          <w:rFonts w:ascii="Times New Roman" w:hAnsi="Times New Roman"/>
-          <w:lang w:val="ru-RU"/>
-        </w:rPr>
-        <w:t xml:space="preserve">). Эти способы различаются механизмами тепло- и массопереноса, энергоэффективностью, длительностью и качеством получаемого продукта. </w:t>
-      </w:r>
-      <w:r>
-        <w:rPr>
-          <w:rFonts w:ascii="Times New Roman" w:hAnsi="Times New Roman"/>
-        </w:rPr>
-        <w:t>OD</w:t>
-      </w:r>
-      <w:r>
-        <w:rPr>
-          <w:rFonts w:ascii="Times New Roman" w:hAnsi="Times New Roman"/>
-          <w:lang w:val="ru-RU"/>
-        </w:rPr>
-        <w:t xml:space="preserve"> является традиционным способом, при котором влага удаляется с поверхности и из внутренних слоёв картофеля горячим воздухом. Он относительно прост и экономичен, но может вызывать сильную усадку, растрескивание и затвердевание тканей картофеля. При </w:t>
-      </w:r>
-      <w:r>
-        <w:rPr>
-          <w:rFonts w:ascii="Times New Roman" w:hAnsi="Times New Roman"/>
-        </w:rPr>
-        <w:t>FD</w:t>
-      </w:r>
-      <w:r>
-        <w:rPr>
-          <w:rFonts w:ascii="Times New Roman" w:hAnsi="Times New Roman"/>
-          <w:lang w:val="ru-RU"/>
-        </w:rPr>
-        <w:t xml:space="preserve"> влага удаляется путём сублимации, при этом наблюдаются минимальная усадка образцов и минимальное повреждение ткани картофеля. Однако этот способ энергоёмок, длителен и дорог. </w:t>
-      </w:r>
-      <w:r>
-        <w:rPr>
-          <w:rFonts w:ascii="Times New Roman" w:hAnsi="Times New Roman"/>
-        </w:rPr>
-        <w:t>ID</w:t>
-      </w:r>
-      <w:r>
-        <w:rPr>
-          <w:rFonts w:ascii="Times New Roman" w:hAnsi="Times New Roman"/>
-          <w:lang w:val="ru-RU"/>
-        </w:rPr>
-        <w:t xml:space="preserve"> сокращает время сушки и энергопотребление, улучшает цвет и способность картофельных продуктов к регидратации за счёт прямого и равномерного нагрева ткани электромагнитным излучением. Однако у этого подхода ограничена глубина проникновения в материал.</w:t>
+          <w:lang w:val="ru-RU"/>
+        </w:rPr>
+        <w:t xml:space="preserve">5. Никитина М. А., </w:t>
+      </w:r>
+      <w:proofErr w:type="spellStart"/>
+      <w:r>
+        <w:rPr>
+          <w:lang w:val="ru-RU"/>
+        </w:rPr>
+        <w:t>Каповский</w:t>
+      </w:r>
+      <w:proofErr w:type="spellEnd"/>
+      <w:r>
+        <w:rPr>
+          <w:lang w:val="ru-RU"/>
+        </w:rPr>
+        <w:t xml:space="preserve"> Б. Р., </w:t>
+      </w:r>
+      <w:proofErr w:type="spellStart"/>
+      <w:r>
+        <w:rPr>
+          <w:lang w:val="ru-RU"/>
+        </w:rPr>
+        <w:t>Дыдыкин</w:t>
+      </w:r>
+      <w:proofErr w:type="spellEnd"/>
+      <w:r>
+        <w:rPr>
+          <w:lang w:val="ru-RU"/>
+        </w:rPr>
+        <w:t xml:space="preserve"> А. С., Пчелкина В. А. Цифровая непрерывность процессов производства мясного фарша на технологических линиях // Все о мясе. – 2024. – № 5. – С. 31–35. – </w:t>
+      </w:r>
+      <w:r>
+        <w:t>DOI</w:t>
+      </w:r>
+      <w:r>
+        <w:rPr>
+          <w:lang w:val="ru-RU"/>
+        </w:rPr>
+        <w:t xml:space="preserve"> 10.21323/2071-2499-2024-5-31-35.</w:t>
       </w:r>
     </w:p>
     <w:p>
-      <w:r>
-        <w:rPr>
-          <w:rFonts w:ascii="Times New Roman" w:hAnsi="Times New Roman"/>
-          <w:lang w:val="ru-RU"/>
-        </w:rPr>
-        <w:lastRenderedPageBreak/>
-        <w:t xml:space="preserve">Влияние разных способов сушки на качество и физико-химические характеристики сухого картофеля изучалось в ряде работ. </w:t>
-      </w:r>
-      <w:proofErr w:type="spellStart"/>
-      <w:r>
-        <w:rPr>
-          <w:rFonts w:ascii="Times New Roman" w:hAnsi="Times New Roman"/>
-        </w:rPr>
-        <w:t>Buzera</w:t>
-      </w:r>
-      <w:proofErr w:type="spellEnd"/>
-      <w:r>
-        <w:rPr>
-          <w:rFonts w:ascii="Times New Roman" w:hAnsi="Times New Roman"/>
-          <w:lang w:val="ru-RU"/>
-        </w:rPr>
-        <w:t xml:space="preserve"> и </w:t>
-      </w:r>
-      <w:proofErr w:type="spellStart"/>
-      <w:r>
-        <w:rPr>
-          <w:rFonts w:ascii="Times New Roman" w:hAnsi="Times New Roman"/>
-          <w:lang w:val="ru-RU"/>
-        </w:rPr>
-        <w:t>соавт</w:t>
-      </w:r>
-      <w:proofErr w:type="spellEnd"/>
-      <w:r>
-        <w:rPr>
-          <w:rFonts w:ascii="Times New Roman" w:hAnsi="Times New Roman"/>
-          <w:lang w:val="ru-RU"/>
-        </w:rPr>
-        <w:t xml:space="preserve">. исследовали влияние разных способов предварительной обработки и сушки на качество картофельной муки. Они установили, что </w:t>
-      </w:r>
-      <w:r>
-        <w:rPr>
-          <w:rFonts w:ascii="Times New Roman" w:hAnsi="Times New Roman"/>
-        </w:rPr>
-        <w:t>FD</w:t>
-      </w:r>
-      <w:r>
-        <w:rPr>
-          <w:rFonts w:ascii="Times New Roman" w:hAnsi="Times New Roman"/>
-          <w:lang w:val="ru-RU"/>
-        </w:rPr>
-        <w:t xml:space="preserve"> даёт более светлую муку с хорошей сыпучестью, тогда как варка и бланширование при 95 °</w:t>
-      </w:r>
-      <w:r>
-        <w:rPr>
-          <w:rFonts w:ascii="Times New Roman" w:hAnsi="Times New Roman"/>
-        </w:rPr>
-        <w:t>C</w:t>
-      </w:r>
-      <w:r>
-        <w:rPr>
-          <w:rFonts w:ascii="Times New Roman" w:hAnsi="Times New Roman"/>
-          <w:lang w:val="ru-RU"/>
-        </w:rPr>
-        <w:t xml:space="preserve"> в сочетании с </w:t>
-      </w:r>
-      <w:r>
-        <w:rPr>
-          <w:rFonts w:ascii="Times New Roman" w:hAnsi="Times New Roman"/>
-        </w:rPr>
-        <w:t>OD</w:t>
-      </w:r>
-      <w:r>
-        <w:rPr>
-          <w:rFonts w:ascii="Times New Roman" w:hAnsi="Times New Roman"/>
-          <w:lang w:val="ru-RU"/>
-        </w:rPr>
-        <w:t xml:space="preserve"> повреждают крахмальные гранулы и ухудшают качество муки. Аналогично </w:t>
-      </w:r>
-      <w:r>
-        <w:rPr>
-          <w:rFonts w:ascii="Times New Roman" w:hAnsi="Times New Roman"/>
-        </w:rPr>
-        <w:t>Ando</w:t>
-      </w:r>
-      <w:r>
-        <w:rPr>
-          <w:rFonts w:ascii="Times New Roman" w:hAnsi="Times New Roman"/>
-          <w:lang w:val="ru-RU"/>
-        </w:rPr>
-        <w:t xml:space="preserve"> и </w:t>
-      </w:r>
-      <w:r>
-        <w:rPr>
-          <w:rFonts w:ascii="Times New Roman" w:hAnsi="Times New Roman"/>
-        </w:rPr>
-        <w:t>Nei</w:t>
-      </w:r>
-      <w:r>
-        <w:rPr>
-          <w:rFonts w:ascii="Times New Roman" w:hAnsi="Times New Roman"/>
-          <w:lang w:val="ru-RU"/>
-        </w:rPr>
-        <w:t xml:space="preserve"> показали, что образцы картофеля после </w:t>
-      </w:r>
-      <w:proofErr w:type="spellStart"/>
-      <w:r>
-        <w:rPr>
-          <w:rFonts w:ascii="Times New Roman" w:hAnsi="Times New Roman"/>
-          <w:lang w:val="ru-RU"/>
-        </w:rPr>
-        <w:t>микроволново</w:t>
-      </w:r>
-      <w:proofErr w:type="spellEnd"/>
-      <w:r>
-        <w:rPr>
-          <w:rFonts w:ascii="Times New Roman" w:hAnsi="Times New Roman"/>
-          <w:lang w:val="ru-RU"/>
-        </w:rPr>
-        <w:t xml:space="preserve">-вакуумной сушки, как правило, имеют более высокую пористость, а образцы, высушенные воздухом, заметно усаживаются. В отличие от этого, </w:t>
-      </w:r>
-      <w:r>
-        <w:rPr>
-          <w:rFonts w:ascii="Times New Roman" w:hAnsi="Times New Roman"/>
-        </w:rPr>
-        <w:t>Wang</w:t>
-      </w:r>
-      <w:r>
-        <w:rPr>
-          <w:rFonts w:ascii="Times New Roman" w:hAnsi="Times New Roman"/>
-          <w:lang w:val="ru-RU"/>
-        </w:rPr>
-        <w:t xml:space="preserve"> и </w:t>
-      </w:r>
-      <w:proofErr w:type="spellStart"/>
-      <w:r>
-        <w:rPr>
-          <w:rFonts w:ascii="Times New Roman" w:hAnsi="Times New Roman"/>
-          <w:lang w:val="ru-RU"/>
-        </w:rPr>
-        <w:t>соавт</w:t>
-      </w:r>
-      <w:proofErr w:type="spellEnd"/>
-      <w:r>
-        <w:rPr>
-          <w:rFonts w:ascii="Times New Roman" w:hAnsi="Times New Roman"/>
-          <w:lang w:val="ru-RU"/>
-        </w:rPr>
-        <w:t>. сравнили сушку воздушными струями, сушку горячим воздухом с инфракрасным нагревом и сушку горячим воздухом картофеля с контролем температуры и влажности. Их исследование показало, что наиболее эффективной была сушка горячим воздухом: она обеспечивала более быстрое обезвоживание, лучшее сохранение цвета, высокое содержание аскорбиновой кислоты, повышенную скорость регидратации и наименьшее энергопотребление.</w:t>
+      <w:pPr>
+        <w:rPr>
+          <w:lang w:val="ru-RU"/>
+        </w:rPr>
+      </w:pPr>
+      <w:r>
+        <w:rPr>
+          <w:lang w:val="ru-RU"/>
+        </w:rPr>
+        <w:t xml:space="preserve">6. Никитина М. А., Чернуха И. М., Артамонова М. П., Кусай А. Т. Прогнозирование состава функционального пищевого продукта с использованием компьютерной симуляции // Пищевые системы. – 2024. – Т. 7, № 4. – С. 543–550. – </w:t>
+      </w:r>
+      <w:r>
+        <w:t>DOI</w:t>
+      </w:r>
+      <w:r>
+        <w:rPr>
+          <w:lang w:val="ru-RU"/>
+        </w:rPr>
+        <w:t xml:space="preserve"> 10.21323/2618-9771-2024-7-4-543-550.</w:t>
       </w:r>
     </w:p>
     <w:p>
@@ -11359,1004 +12471,278 @@
       </w:pPr>
       <w:r>
         <w:rPr>
-          <w:rFonts w:ascii="Times New Roman" w:hAnsi="Times New Roman"/>
-          <w:lang w:val="ru-RU"/>
-        </w:rPr>
-        <w:t xml:space="preserve">Для устранения этих пробелов в работе предложен гибридный инструмент оценки качества </w:t>
-      </w:r>
-      <w:r>
-        <w:rPr>
-          <w:rFonts w:ascii="Times New Roman" w:hAnsi="Times New Roman"/>
-        </w:rPr>
-        <w:t>HQSE</w:t>
-      </w:r>
-      <w:r>
-        <w:rPr>
-          <w:rFonts w:ascii="Times New Roman" w:hAnsi="Times New Roman"/>
-          <w:lang w:val="ru-RU"/>
-        </w:rPr>
-        <w:t xml:space="preserve">, позволяющий лучше понять влияние разных способов сушки на качество картофеля. Этот инновационный инструмент использует современную трёхмерную рентгеновскую микрокомпьютерную томографию для количественной оценки микроструктурных изменений и их влияния на качество и энергопотребление. На основе </w:t>
-      </w:r>
-      <w:r>
-        <w:rPr>
-          <w:rFonts w:ascii="Times New Roman" w:hAnsi="Times New Roman"/>
-        </w:rPr>
-        <w:t>HQSE</w:t>
-      </w:r>
-      <w:r>
-        <w:rPr>
-          <w:rFonts w:ascii="Times New Roman" w:hAnsi="Times New Roman"/>
-          <w:lang w:val="ru-RU"/>
-        </w:rPr>
-        <w:t xml:space="preserve"> получены новые показатели, индекс качества </w:t>
-      </w:r>
-      <w:r>
-        <w:rPr>
-          <w:rFonts w:ascii="Times New Roman" w:hAnsi="Times New Roman"/>
-        </w:rPr>
-        <w:t>QI</w:t>
-      </w:r>
-      <w:r>
-        <w:rPr>
-          <w:rFonts w:ascii="Times New Roman" w:hAnsi="Times New Roman"/>
-          <w:lang w:val="ru-RU"/>
-        </w:rPr>
-        <w:t xml:space="preserve"> и индекс удельного энергопотребления </w:t>
-      </w:r>
-      <w:r>
-        <w:rPr>
-          <w:rFonts w:ascii="Times New Roman" w:hAnsi="Times New Roman"/>
-        </w:rPr>
-        <w:t>SECI</w:t>
-      </w:r>
-      <w:r>
-        <w:rPr>
-          <w:rFonts w:ascii="Times New Roman" w:hAnsi="Times New Roman"/>
-          <w:lang w:val="ru-RU"/>
-        </w:rPr>
-        <w:t>, и разработаны математические модели. Эти модели предназначены для одновременного прогнозирования оптимальных условий сушки, которые обеспечивают высокое сохранение качества при минимальном энергопотреблении. В исследовании изучены трёхмерные изменения микроструктуры картофеля при трёх способах сушки (</w:t>
-      </w:r>
-      <w:r>
-        <w:rPr>
-          <w:rFonts w:ascii="Times New Roman" w:hAnsi="Times New Roman"/>
-        </w:rPr>
-        <w:t>FD</w:t>
-      </w:r>
-      <w:r>
-        <w:rPr>
-          <w:rFonts w:ascii="Times New Roman" w:hAnsi="Times New Roman"/>
-          <w:lang w:val="ru-RU"/>
-        </w:rPr>
-        <w:t xml:space="preserve">, </w:t>
-      </w:r>
-      <w:r>
-        <w:rPr>
-          <w:rFonts w:ascii="Times New Roman" w:hAnsi="Times New Roman"/>
-        </w:rPr>
-        <w:t>ID</w:t>
-      </w:r>
-      <w:r>
-        <w:rPr>
-          <w:rFonts w:ascii="Times New Roman" w:hAnsi="Times New Roman"/>
-          <w:lang w:val="ru-RU"/>
-        </w:rPr>
-        <w:t xml:space="preserve"> и </w:t>
-      </w:r>
-      <w:r>
-        <w:rPr>
-          <w:rFonts w:ascii="Times New Roman" w:hAnsi="Times New Roman"/>
-        </w:rPr>
-        <w:t>OD</w:t>
-      </w:r>
-      <w:r>
-        <w:rPr>
-          <w:rFonts w:ascii="Times New Roman" w:hAnsi="Times New Roman"/>
-          <w:lang w:val="ru-RU"/>
-        </w:rPr>
-        <w:t xml:space="preserve">). Важные морфологические признаки, извлечённые из трёхмерных данных, были сопоставлены с качеством картофеля после обработки. </w:t>
-      </w:r>
-      <w:r>
-        <w:rPr>
-          <w:rFonts w:ascii="Times New Roman" w:hAnsi="Times New Roman"/>
-        </w:rPr>
-        <w:t>HQSE</w:t>
-      </w:r>
-      <w:r>
-        <w:rPr>
-          <w:rFonts w:ascii="Times New Roman" w:hAnsi="Times New Roman"/>
-          <w:lang w:val="ru-RU"/>
-        </w:rPr>
-        <w:t xml:space="preserve"> был разработан и </w:t>
-      </w:r>
-      <w:r>
-        <w:rPr>
-          <w:rFonts w:ascii="Times New Roman" w:hAnsi="Times New Roman"/>
           <w:lang w:val="ru-RU"/>
         </w:rPr>
         <w:lastRenderedPageBreak/>
-        <w:t xml:space="preserve">использован для оценки </w:t>
-      </w:r>
-      <w:r>
-        <w:rPr>
-          <w:rFonts w:ascii="Times New Roman" w:hAnsi="Times New Roman"/>
-        </w:rPr>
-        <w:t>QI</w:t>
-      </w:r>
-      <w:r>
-        <w:rPr>
-          <w:rFonts w:ascii="Times New Roman" w:hAnsi="Times New Roman"/>
-          <w:lang w:val="ru-RU"/>
-        </w:rPr>
-        <w:t xml:space="preserve"> и </w:t>
-      </w:r>
-      <w:r>
-        <w:rPr>
-          <w:rFonts w:ascii="Times New Roman" w:hAnsi="Times New Roman"/>
-        </w:rPr>
-        <w:t>SECI</w:t>
-      </w:r>
-      <w:r>
-        <w:rPr>
-          <w:rFonts w:ascii="Times New Roman" w:hAnsi="Times New Roman"/>
-          <w:lang w:val="ru-RU"/>
-        </w:rPr>
-        <w:t xml:space="preserve"> при разных способах и длительностях сушки. Введённые индексы позволили прогнозировать оптимальный способ сушки с помощью многокритериальной оптимизации, что открывает перспективы для гибридных методов сушки.</w:t>
+        <w:t xml:space="preserve">7. Туранский Д. В. Разработка и внедрение цифровых двойников для оптимизации хлебопекарных линий // Хлебопечение России. – 2024. – Т. 68, № 3. – С. 134–143. – </w:t>
+      </w:r>
+      <w:r>
+        <w:t>URL</w:t>
+      </w:r>
+      <w:r>
+        <w:rPr>
+          <w:lang w:val="ru-RU"/>
+        </w:rPr>
+        <w:t xml:space="preserve">: </w:t>
+      </w:r>
+      <w:r>
+        <w:t>https</w:t>
+      </w:r>
+      <w:r>
+        <w:rPr>
+          <w:lang w:val="ru-RU"/>
+        </w:rPr>
+        <w:t>://</w:t>
+      </w:r>
+      <w:r>
+        <w:t>sci</w:t>
+      </w:r>
+      <w:r>
+        <w:rPr>
+          <w:lang w:val="ru-RU"/>
+        </w:rPr>
+        <w:t>.</w:t>
+      </w:r>
+      <w:proofErr w:type="spellStart"/>
+      <w:r>
+        <w:t>ru</w:t>
+      </w:r>
+      <w:proofErr w:type="spellEnd"/>
+      <w:r>
+        <w:rPr>
+          <w:lang w:val="ru-RU"/>
+        </w:rPr>
+        <w:t>/</w:t>
+      </w:r>
+      <w:r>
+        <w:t>viewer</w:t>
+      </w:r>
+      <w:r>
+        <w:rPr>
+          <w:lang w:val="ru-RU"/>
+        </w:rPr>
+        <w:t>/</w:t>
+      </w:r>
+      <w:r>
+        <w:t>Article</w:t>
+      </w:r>
+      <w:r>
+        <w:rPr>
+          <w:lang w:val="ru-RU"/>
+        </w:rPr>
+        <w:t>/10879/105552 (дата обращения: 28.10.2026).</w:t>
       </w:r>
     </w:p>
     <w:p>
-      <w:r>
-        <w:rPr>
-          <w:rFonts w:ascii="Times New Roman" w:hAnsi="Times New Roman"/>
-          <w:lang w:val="ru-RU"/>
-        </w:rPr>
-        <w:t>В исследовании изучено влияние трёх способов сушки (</w:t>
-      </w:r>
-      <w:r>
-        <w:rPr>
-          <w:rFonts w:ascii="Times New Roman" w:hAnsi="Times New Roman"/>
-        </w:rPr>
-        <w:t>FD</w:t>
-      </w:r>
-      <w:r>
-        <w:rPr>
-          <w:rFonts w:ascii="Times New Roman" w:hAnsi="Times New Roman"/>
-          <w:lang w:val="ru-RU"/>
-        </w:rPr>
-        <w:t xml:space="preserve">, </w:t>
-      </w:r>
-      <w:r>
-        <w:rPr>
-          <w:rFonts w:ascii="Times New Roman" w:hAnsi="Times New Roman"/>
-        </w:rPr>
-        <w:t>ID</w:t>
-      </w:r>
-      <w:r>
-        <w:rPr>
-          <w:rFonts w:ascii="Times New Roman" w:hAnsi="Times New Roman"/>
-          <w:lang w:val="ru-RU"/>
-        </w:rPr>
-        <w:t xml:space="preserve"> и </w:t>
-      </w:r>
-      <w:r>
-        <w:rPr>
-          <w:rFonts w:ascii="Times New Roman" w:hAnsi="Times New Roman"/>
-        </w:rPr>
-        <w:t>OD</w:t>
-      </w:r>
-      <w:r>
-        <w:rPr>
-          <w:rFonts w:ascii="Times New Roman" w:hAnsi="Times New Roman"/>
-          <w:lang w:val="ru-RU"/>
-        </w:rPr>
-        <w:t xml:space="preserve">) на морфологические признаки и качественные характеристики картофеля после обработки. Результаты показали, что все три испытанных способа существенно влияют на общее качество сухих образцов картофеля. Разработанный </w:t>
-      </w:r>
-      <w:r>
-        <w:rPr>
-          <w:rFonts w:ascii="Times New Roman" w:hAnsi="Times New Roman"/>
-        </w:rPr>
-        <w:t>HQSE</w:t>
-      </w:r>
-      <w:r>
-        <w:rPr>
-          <w:rFonts w:ascii="Times New Roman" w:hAnsi="Times New Roman"/>
-          <w:lang w:val="ru-RU"/>
-        </w:rPr>
-        <w:t xml:space="preserve"> позволил точно описать изменения качества продукта и удельного энергопотребления при разных способах сушки. Выяснилось, что </w:t>
-      </w:r>
-      <w:r>
-        <w:rPr>
-          <w:rFonts w:ascii="Times New Roman" w:hAnsi="Times New Roman"/>
-        </w:rPr>
-        <w:t>FD</w:t>
-      </w:r>
-      <w:r>
-        <w:rPr>
-          <w:rFonts w:ascii="Times New Roman" w:hAnsi="Times New Roman"/>
-          <w:lang w:val="ru-RU"/>
-        </w:rPr>
-        <w:t xml:space="preserve"> заметно превосходила два других способа, обеспечивая более высокий комплексный индекс качества при всех длительностях сушки. Однако результаты по энергопотреблению показали необходимость соблюдать баланс между качеством продукта и эффективностью процесса. Применение многокритериальной оптимизации позволило подробно проанализировать компромисс между оптимальным качеством и энергопотреблением.</w:t>
+      <w:pPr>
+        <w:rPr>
+          <w:lang w:val="ru-RU"/>
+        </w:rPr>
+      </w:pPr>
+      <w:r>
+        <w:rPr>
+          <w:lang w:val="ru-RU"/>
+        </w:rPr>
+        <w:t xml:space="preserve">8. Репина И. Б., Самойлова С. М., Сидорова Н. Г., Чуднова О. А., Сидоров Д. Е. Разработка дорожной карты проекта внедрения цифровых двойников в производственные процессы // Креативная экономика. – 2024. – Т. 18, № 10. – С. 2779–2800. – </w:t>
+      </w:r>
+      <w:r>
+        <w:t>DOI</w:t>
+      </w:r>
+      <w:r>
+        <w:rPr>
+          <w:lang w:val="ru-RU"/>
+        </w:rPr>
+        <w:t xml:space="preserve"> 10.18334/</w:t>
+      </w:r>
+      <w:proofErr w:type="spellStart"/>
+      <w:r>
+        <w:t>ce</w:t>
+      </w:r>
+      <w:proofErr w:type="spellEnd"/>
+      <w:r>
+        <w:rPr>
+          <w:lang w:val="ru-RU"/>
+        </w:rPr>
+        <w:t>.18.10.121702.</w:t>
       </w:r>
     </w:p>
     <w:p>
-      <w:pPr>
-        <w:rPr>
-          <w:lang w:val="ru-RU"/>
-        </w:rPr>
-      </w:pPr>
-      <w:r>
-        <w:rPr>
-          <w:rFonts w:ascii="Times New Roman" w:hAnsi="Times New Roman"/>
-          <w:lang w:val="ru-RU"/>
-        </w:rPr>
-        <w:t>Разработанные математические модели точно описывали изменение качества и энергопотребления в ходе сушки тремя способами. Полученные результаты дают важную информацию для проектирования гибридных систем сушки кубиков картофеля, в которых сильные стороны разных способов используются на разных стадиях для повышения общей эффективности процесса. Исследование ограничено одним сортом картофеля и лабораторным масштабом сушки. В будущих работах следует изучить более широкий круг пищевых материалов и перейти к промышленному масштабу для оптимизации гибридных систем сушки. Кроме того, дальнейшие исследования должны быть направлены на объединение этих способов в одном гибридном сушильном агрегате для повышения эффективности и улучшения контроля качества.</w:t>
+      <w:r>
+        <w:rPr>
+          <w:lang w:val="ru-RU"/>
+        </w:rPr>
+        <w:t xml:space="preserve">9. ГОСТ Р 51705.1-2024. Системы менеджмента качества. Управление качеством и безопасностью пищевых продуктов на основе принципов ХАССП. </w:t>
+      </w:r>
+      <w:proofErr w:type="spellStart"/>
+      <w:r>
+        <w:t>Общие</w:t>
+      </w:r>
+      <w:proofErr w:type="spellEnd"/>
+      <w:r>
+        <w:t xml:space="preserve"> </w:t>
+      </w:r>
+      <w:proofErr w:type="spellStart"/>
+      <w:r>
+        <w:t>требования</w:t>
+      </w:r>
+      <w:proofErr w:type="spellEnd"/>
+      <w:r>
+        <w:t xml:space="preserve">. – </w:t>
+      </w:r>
+      <w:proofErr w:type="spellStart"/>
+      <w:r>
+        <w:t>Введ</w:t>
+      </w:r>
+      <w:proofErr w:type="spellEnd"/>
+      <w:r>
+        <w:t xml:space="preserve">. 2024-11-01. – </w:t>
+      </w:r>
+      <w:proofErr w:type="spellStart"/>
+      <w:r>
+        <w:t>Москва</w:t>
+      </w:r>
+      <w:proofErr w:type="spellEnd"/>
+      <w:r>
+        <w:t xml:space="preserve"> : </w:t>
+      </w:r>
+      <w:proofErr w:type="spellStart"/>
+      <w:r>
+        <w:t>Российский</w:t>
+      </w:r>
+      <w:proofErr w:type="spellEnd"/>
+      <w:r>
+        <w:t xml:space="preserve"> </w:t>
+      </w:r>
+      <w:proofErr w:type="spellStart"/>
+      <w:r>
+        <w:t>институт</w:t>
+      </w:r>
+      <w:proofErr w:type="spellEnd"/>
+      <w:r>
+        <w:t xml:space="preserve"> </w:t>
+      </w:r>
+      <w:proofErr w:type="spellStart"/>
+      <w:r>
+        <w:t>стандартизации</w:t>
+      </w:r>
+      <w:proofErr w:type="spellEnd"/>
+      <w:r>
+        <w:t>, 2024.</w:t>
       </w:r>
     </w:p>
     <w:p>
-      <w:pPr>
-        <w:pStyle w:val="1"/>
-        <w:pageBreakBefore/>
-        <w:rPr>
-          <w:lang w:val="ru-RU"/>
-        </w:rPr>
-      </w:pPr>
-      <w:r>
-        <w:rPr>
-          <w:rFonts w:ascii="Times New Roman" w:eastAsia="Times New Roman" w:hAnsi="Times New Roman"/>
-          <w:lang w:val="ru-RU"/>
-        </w:rPr>
-        <w:t>СПИСОК ИСПОЛЬЗОВАННЫХ ИСТОЧНИКОВ</w:t>
+      <w:r>
+        <w:t xml:space="preserve">10. Sikiru Y., Paliwal J., </w:t>
+      </w:r>
+      <w:proofErr w:type="spellStart"/>
+      <w:r>
+        <w:t>Erkinbaev</w:t>
+      </w:r>
+      <w:proofErr w:type="spellEnd"/>
+      <w:r>
+        <w:t xml:space="preserve"> C. Three-Dimensional Characterization of Potatoes Under Different Drying Methods: Quality Optimization for Hybrid Drying Approach // Foods. – 2024. – Vol. 13, no. 22. – Art. 3633. – DOI 10.3390/foods13223633.</w:t>
       </w:r>
     </w:p>
     <w:p>
       <w:r>
-        <w:rPr>
-          <w:rFonts w:ascii="Times New Roman" w:hAnsi="Times New Roman"/>
-        </w:rPr>
-        <w:br w:type="page"/>
+        <w:t>11. Sanchez-Jimenez V., Collazos-Escobar G. A., González-</w:t>
+      </w:r>
+      <w:proofErr w:type="spellStart"/>
+      <w:r>
+        <w:t>Mohino</w:t>
+      </w:r>
+      <w:proofErr w:type="spellEnd"/>
+      <w:r>
+        <w:t xml:space="preserve"> A., Gomez Alvarez-Arenas T. E., Benedito J., Garcia-Perez J. V. Non-invasive monitoring of potato drying by means of air-coupled ultrasound // Food Control. – 2023. – Vol. 148. – Art. 109653. – DOI 10.1016/j.foodcont.2023.109653.</w:t>
       </w:r>
     </w:p>
     <w:p>
-      <w:pPr>
-        <w:rPr>
-          <w:lang w:val="ru-RU"/>
-        </w:rPr>
-      </w:pPr>
-      <w:r>
-        <w:rPr>
-          <w:rFonts w:ascii="Times New Roman" w:hAnsi="Times New Roman"/>
-          <w:lang w:val="ru-RU"/>
-        </w:rPr>
-        <w:t xml:space="preserve">1. </w:t>
+      <w:r>
+        <w:t xml:space="preserve">12. Sabat M., </w:t>
       </w:r>
       <w:proofErr w:type="spellStart"/>
       <w:r>
-        <w:rPr>
-          <w:rFonts w:ascii="Times New Roman" w:hAnsi="Times New Roman"/>
-          <w:lang w:val="ru-RU"/>
-        </w:rPr>
-        <w:t>Отинова</w:t>
+        <w:t>Kotwaliwale</w:t>
       </w:r>
       <w:proofErr w:type="spellEnd"/>
       <w:r>
-        <w:rPr>
-          <w:rFonts w:ascii="Times New Roman" w:hAnsi="Times New Roman"/>
-          <w:lang w:val="ru-RU"/>
-        </w:rPr>
-        <w:t xml:space="preserve"> М. Е., Попова Е. А., Полунина Н. Ю., Зайцева Е. А. Мониторинг картофелеперерабатывающих организаций в России: тенденции и перспективы // Научный результат. Экономические исследования. – 2024. – Т. 10, № 4. – С. 72–81. – </w:t>
-      </w:r>
-      <w:r>
-        <w:rPr>
-          <w:rFonts w:ascii="Times New Roman" w:hAnsi="Times New Roman"/>
-        </w:rPr>
-        <w:t>DOI</w:t>
-      </w:r>
-      <w:r>
-        <w:rPr>
-          <w:rFonts w:ascii="Times New Roman" w:hAnsi="Times New Roman"/>
-          <w:lang w:val="ru-RU"/>
-        </w:rPr>
-        <w:t xml:space="preserve"> 10.18413/2409-1634-2024-10-4-0-6.</w:t>
+        <w:t xml:space="preserve"> N., Chakraborty S. K., Kumar M. Long short-term memory based real-time monitoring of potato slice drying using image chromatic features // Journal of Food Processing and Preservation. – 2022. – Vol. 46. – Art. e17232. – DOI 10.1111/jfpp.17232.</w:t>
       </w:r>
     </w:p>
     <w:p>
-      <w:pPr>
-        <w:rPr>
-          <w:lang w:val="ru-RU"/>
-        </w:rPr>
-      </w:pPr>
-      <w:r>
-        <w:rPr>
-          <w:rFonts w:ascii="Times New Roman" w:hAnsi="Times New Roman"/>
-          <w:lang w:val="ru-RU"/>
-        </w:rPr>
-        <w:t xml:space="preserve">2. Семенова А. В., Гольдштейн В. Г., Дегтярев В. А., Морозова А. А., Королева А. К. Изучение состава картофеля по хозяйственно ценным признакам, </w:t>
-      </w:r>
-      <w:r>
-        <w:rPr>
-          <w:rFonts w:ascii="Times New Roman" w:hAnsi="Times New Roman"/>
-          <w:lang w:val="ru-RU"/>
-        </w:rPr>
-        <w:lastRenderedPageBreak/>
-        <w:t xml:space="preserve">определяющим его пригодность к промышленной переработке // Аграрная наука Евро-Северо-Востока. – 2022. – Т. 23, № 6. – С. 841–851. – </w:t>
-      </w:r>
-      <w:r>
-        <w:rPr>
-          <w:rFonts w:ascii="Times New Roman" w:hAnsi="Times New Roman"/>
-        </w:rPr>
-        <w:t>DOI</w:t>
-      </w:r>
-      <w:r>
-        <w:rPr>
-          <w:rFonts w:ascii="Times New Roman" w:hAnsi="Times New Roman"/>
-          <w:lang w:val="ru-RU"/>
-        </w:rPr>
-        <w:t xml:space="preserve"> 10.30766/</w:t>
-      </w:r>
-      <w:proofErr w:type="gramStart"/>
-      <w:r>
-        <w:rPr>
-          <w:rFonts w:ascii="Times New Roman" w:hAnsi="Times New Roman"/>
-          <w:lang w:val="ru-RU"/>
-        </w:rPr>
-        <w:t>2072-9081.2022.23.6.841</w:t>
-      </w:r>
-      <w:proofErr w:type="gramEnd"/>
-      <w:r>
-        <w:rPr>
-          <w:rFonts w:ascii="Times New Roman" w:hAnsi="Times New Roman"/>
-          <w:lang w:val="ru-RU"/>
-        </w:rPr>
-        <w:t>-851.</w:t>
+      <w:r>
+        <w:t xml:space="preserve">13. </w:t>
+      </w:r>
+      <w:proofErr w:type="spellStart"/>
+      <w:r>
+        <w:t>Buzera</w:t>
+      </w:r>
+      <w:proofErr w:type="spellEnd"/>
+      <w:r>
+        <w:t xml:space="preserve"> A., </w:t>
+      </w:r>
+      <w:proofErr w:type="spellStart"/>
+      <w:r>
+        <w:t>Gikundi</w:t>
+      </w:r>
+      <w:proofErr w:type="spellEnd"/>
+      <w:r>
+        <w:t xml:space="preserve"> E., Orina I., Sila D. Effect of Pretreatments and Drying Methods on Physical and Microstructural Properties of Potato Flour // Foods. – 2022. – Vol. 11, no. 4. – Art. 507. – DOI 10.3390/foods11040507.</w:t>
       </w:r>
     </w:p>
     <w:p>
-      <w:pPr>
-        <w:rPr>
-          <w:lang w:val="ru-RU"/>
-        </w:rPr>
-      </w:pPr>
-      <w:r>
-        <w:rPr>
-          <w:rFonts w:ascii="Times New Roman" w:hAnsi="Times New Roman"/>
-          <w:lang w:val="ru-RU"/>
-        </w:rPr>
-        <w:t xml:space="preserve">3. Гулидова В. А., Зубкова Т. В., Дубровина О. А. Требования перерабатывающего предприятия к картофелю для переработки на </w:t>
+      <w:r>
+        <w:lastRenderedPageBreak/>
+        <w:t xml:space="preserve">14. </w:t>
       </w:r>
       <w:proofErr w:type="spellStart"/>
       <w:r>
-        <w:rPr>
-          <w:rFonts w:ascii="Times New Roman" w:hAnsi="Times New Roman"/>
-          <w:lang w:val="ru-RU"/>
-        </w:rPr>
-        <w:t>картофелепродукт</w:t>
+        <w:t>Haverkort</w:t>
       </w:r>
       <w:proofErr w:type="spellEnd"/>
       <w:r>
-        <w:rPr>
-          <w:rFonts w:ascii="Times New Roman" w:hAnsi="Times New Roman"/>
-          <w:lang w:val="ru-RU"/>
-        </w:rPr>
-        <w:t xml:space="preserve"> фри // Вестник КрасГАУ. – 2025. – № 9. – С. 271–279. – </w:t>
-      </w:r>
-      <w:r>
-        <w:rPr>
-          <w:rFonts w:ascii="Times New Roman" w:hAnsi="Times New Roman"/>
-        </w:rPr>
-        <w:t>DOI</w:t>
-      </w:r>
-      <w:r>
-        <w:rPr>
-          <w:rFonts w:ascii="Times New Roman" w:hAnsi="Times New Roman"/>
-          <w:lang w:val="ru-RU"/>
-        </w:rPr>
-        <w:t xml:space="preserve"> 10.36718/</w:t>
-      </w:r>
-      <w:proofErr w:type="gramStart"/>
-      <w:r>
-        <w:rPr>
-          <w:rFonts w:ascii="Times New Roman" w:hAnsi="Times New Roman"/>
-          <w:lang w:val="ru-RU"/>
-        </w:rPr>
-        <w:t>1819-4036-2025-9-271-279</w:t>
-      </w:r>
-      <w:proofErr w:type="gramEnd"/>
-      <w:r>
-        <w:rPr>
-          <w:rFonts w:ascii="Times New Roman" w:hAnsi="Times New Roman"/>
-          <w:lang w:val="ru-RU"/>
-        </w:rPr>
-        <w:t>.</w:t>
+        <w:t xml:space="preserve"> A. J., Linnemann A. R., </w:t>
+      </w:r>
+      <w:proofErr w:type="spellStart"/>
+      <w:r>
+        <w:t>Struik</w:t>
+      </w:r>
+      <w:proofErr w:type="spellEnd"/>
+      <w:r>
+        <w:t xml:space="preserve"> P. C., </w:t>
+      </w:r>
+      <w:proofErr w:type="spellStart"/>
+      <w:r>
+        <w:t>Wiskerke</w:t>
+      </w:r>
+      <w:proofErr w:type="spellEnd"/>
+      <w:r>
+        <w:t xml:space="preserve"> J. S. C. On Processing Potato 2. Survey of Products, Processes and Operations in Manufacturing // Potato Research. – 2023. – Vol. 66. – P. 339–383. – DOI 10.1007/s11540-022-09563-y.</w:t>
       </w:r>
     </w:p>
     <w:p>
-      <w:pPr>
-        <w:rPr>
-          <w:lang w:val="ru-RU"/>
-        </w:rPr>
-      </w:pPr>
-      <w:r>
-        <w:rPr>
-          <w:rFonts w:ascii="Times New Roman" w:hAnsi="Times New Roman"/>
-          <w:lang w:val="ru-RU"/>
-        </w:rPr>
-        <w:t xml:space="preserve">4. </w:t>
-      </w:r>
-      <w:proofErr w:type="spellStart"/>
-      <w:r>
-        <w:rPr>
-          <w:rFonts w:ascii="Times New Roman" w:hAnsi="Times New Roman"/>
-          <w:lang w:val="ru-RU"/>
-        </w:rPr>
-        <w:t>Сопрунова</w:t>
-      </w:r>
-      <w:proofErr w:type="spellEnd"/>
-      <w:r>
-        <w:rPr>
-          <w:rFonts w:ascii="Times New Roman" w:hAnsi="Times New Roman"/>
-          <w:lang w:val="ru-RU"/>
-        </w:rPr>
-        <w:t xml:space="preserve"> О. Б., </w:t>
-      </w:r>
-      <w:proofErr w:type="spellStart"/>
-      <w:r>
-        <w:rPr>
-          <w:rFonts w:ascii="Times New Roman" w:hAnsi="Times New Roman"/>
-          <w:lang w:val="ru-RU"/>
-        </w:rPr>
-        <w:t>Сопрунова</w:t>
-      </w:r>
-      <w:proofErr w:type="spellEnd"/>
-      <w:r>
-        <w:rPr>
-          <w:rFonts w:ascii="Times New Roman" w:hAnsi="Times New Roman"/>
-          <w:lang w:val="ru-RU"/>
-        </w:rPr>
-        <w:t xml:space="preserve"> В. Е., Жукова О. И. Влияние биологической обработки при выращивании на физиолого-биохимические и технологические показатели клубней картофеля // Вестник КрасГАУ. – 2024. – № 2. – С. 50–57. – </w:t>
-      </w:r>
-      <w:r>
-        <w:rPr>
-          <w:rFonts w:ascii="Times New Roman" w:hAnsi="Times New Roman"/>
-        </w:rPr>
-        <w:t>DOI</w:t>
-      </w:r>
-      <w:r>
-        <w:rPr>
-          <w:rFonts w:ascii="Times New Roman" w:hAnsi="Times New Roman"/>
-          <w:lang w:val="ru-RU"/>
-        </w:rPr>
-        <w:t xml:space="preserve"> 10.36718/1819-4036-2024-2-50-57.</w:t>
+      <w:r>
+        <w:t>15. Ando Y., Nei D. Comparison of Potato Void Structures Dried by Air-Drying, Freeze-Drying, and Microwave-Vacuum-Drying, and the Physical Properties of Powders After Grinding // Food and Bioprocess Technology. – 2023. – Vol. 16, no. 2. – P. 447–458. – DOI 10.1007/s11947-022-02941-x.</w:t>
       </w:r>
     </w:p>
     <w:p>
-      <w:pPr>
-        <w:rPr>
-          <w:lang w:val="ru-RU"/>
-        </w:rPr>
-      </w:pPr>
-      <w:r>
-        <w:rPr>
-          <w:rFonts w:ascii="Times New Roman" w:hAnsi="Times New Roman"/>
-          <w:lang w:val="ru-RU"/>
-        </w:rPr>
-        <w:t xml:space="preserve">5. Никитина М. А., </w:t>
-      </w:r>
-      <w:proofErr w:type="spellStart"/>
-      <w:r>
-        <w:rPr>
-          <w:rFonts w:ascii="Times New Roman" w:hAnsi="Times New Roman"/>
-          <w:lang w:val="ru-RU"/>
-        </w:rPr>
-        <w:t>Каповский</w:t>
-      </w:r>
-      <w:proofErr w:type="spellEnd"/>
-      <w:r>
-        <w:rPr>
-          <w:rFonts w:ascii="Times New Roman" w:hAnsi="Times New Roman"/>
-          <w:lang w:val="ru-RU"/>
-        </w:rPr>
-        <w:t xml:space="preserve"> Б. Р., </w:t>
-      </w:r>
-      <w:proofErr w:type="spellStart"/>
-      <w:r>
-        <w:rPr>
-          <w:rFonts w:ascii="Times New Roman" w:hAnsi="Times New Roman"/>
-          <w:lang w:val="ru-RU"/>
-        </w:rPr>
-        <w:t>Дыдыкин</w:t>
-      </w:r>
-      <w:proofErr w:type="spellEnd"/>
-      <w:r>
-        <w:rPr>
-          <w:rFonts w:ascii="Times New Roman" w:hAnsi="Times New Roman"/>
-          <w:lang w:val="ru-RU"/>
-        </w:rPr>
-        <w:t xml:space="preserve"> А. С., Пчелкина В. А. Цифровая непрерывность процессов производства мясного фарша на технологических линиях // Все о мясе. – 2024. – № 5. – С. 31–35. – </w:t>
-      </w:r>
-      <w:r>
-        <w:rPr>
-          <w:rFonts w:ascii="Times New Roman" w:hAnsi="Times New Roman"/>
-        </w:rPr>
-        <w:t>DOI</w:t>
-      </w:r>
-      <w:r>
-        <w:rPr>
-          <w:rFonts w:ascii="Times New Roman" w:hAnsi="Times New Roman"/>
-          <w:lang w:val="ru-RU"/>
-        </w:rPr>
-        <w:t xml:space="preserve"> 10.21323/2071-2499-2024-5-31-35.</w:t>
+      <w:r>
+        <w:t>16. Object Management Group. Business Process Model and Notation (BPMN), Version 2.0.2. – 2014. – URL: https://www.omg.org/spec/BPMN/2.0.2 (дата обращения: 28.10.2026).</w:t>
       </w:r>
     </w:p>
     <w:p>
-      <w:pPr>
-        <w:rPr>
-          <w:lang w:val="ru-RU"/>
-        </w:rPr>
-      </w:pPr>
-      <w:r>
-        <w:rPr>
-          <w:rFonts w:ascii="Times New Roman" w:hAnsi="Times New Roman"/>
-          <w:lang w:val="ru-RU"/>
-        </w:rPr>
-        <w:t xml:space="preserve">6. Никитина М. А., Чернуха И. М., Артамонова М. П., Кусай А. Т. Прогнозирование состава функционального пищевого продукта с использованием компьютерной симуляции // Пищевые системы. – 2024. – Т. 7, № 4. – С. 543–550. – </w:t>
-      </w:r>
-      <w:r>
-        <w:rPr>
-          <w:rFonts w:ascii="Times New Roman" w:hAnsi="Times New Roman"/>
-        </w:rPr>
-        <w:t>DOI</w:t>
-      </w:r>
-      <w:r>
-        <w:rPr>
-          <w:rFonts w:ascii="Times New Roman" w:hAnsi="Times New Roman"/>
-          <w:lang w:val="ru-RU"/>
-        </w:rPr>
-        <w:t xml:space="preserve"> 10.21323/</w:t>
-      </w:r>
-      <w:proofErr w:type="gramStart"/>
-      <w:r>
-        <w:rPr>
-          <w:rFonts w:ascii="Times New Roman" w:hAnsi="Times New Roman"/>
-          <w:lang w:val="ru-RU"/>
-        </w:rPr>
-        <w:t>2618-9771</w:t>
-      </w:r>
-      <w:proofErr w:type="gramEnd"/>
-      <w:r>
-        <w:rPr>
-          <w:rFonts w:ascii="Times New Roman" w:hAnsi="Times New Roman"/>
-          <w:lang w:val="ru-RU"/>
-        </w:rPr>
-        <w:t>-2024-7-4-</w:t>
-      </w:r>
-      <w:proofErr w:type="gramStart"/>
-      <w:r>
-        <w:rPr>
-          <w:rFonts w:ascii="Times New Roman" w:hAnsi="Times New Roman"/>
-          <w:lang w:val="ru-RU"/>
-        </w:rPr>
-        <w:t>543-550</w:t>
-      </w:r>
-      <w:proofErr w:type="gramEnd"/>
-      <w:r>
-        <w:rPr>
-          <w:rFonts w:ascii="Times New Roman" w:hAnsi="Times New Roman"/>
-          <w:lang w:val="ru-RU"/>
-        </w:rPr>
-        <w:t>.</w:t>
+      <w:r>
+        <w:t>17. Coronel C., Morris S. Database Systems: Design, Implementation, &amp; Management. – 14th ed. – Cengage, 2023.</w:t>
       </w:r>
     </w:p>
     <w:p>
-      <w:pPr>
-        <w:spacing w:line="360" w:lineRule="auto"/>
-        <w:ind w:firstLine="709"/>
-        <w:jc w:val="both"/>
-        <w:rPr>
-          <w:lang w:val="ru-RU"/>
-        </w:rPr>
-      </w:pPr>
-      <w:r>
-        <w:rPr>
-          <w:rFonts w:ascii="Times New Roman" w:hAnsi="Times New Roman"/>
-        </w:rPr>
-        <w:t>7. Туранский Д. В. Разработка и внедрение цифровых двойников для оптимизации хлебопекарных линий // Хлебопечение России. – 2024. – Т. 68, № 3. – С. 134–143. – URL: https://sci.ru/viewer/Article/10879/105552 (дата обращения: 28.10.2026).</w:t>
-      </w:r>
-    </w:p>
-    <w:p>
-      <w:pPr>
-        <w:rPr>
-          <w:lang w:val="ru-RU"/>
-        </w:rPr>
-      </w:pPr>
-      <w:r>
-        <w:rPr>
-          <w:rFonts w:ascii="Times New Roman" w:hAnsi="Times New Roman"/>
-          <w:lang w:val="ru-RU"/>
-        </w:rPr>
-        <w:t xml:space="preserve">8. Репина И. Б., Самойлова С. М., Сидорова Н. Г., Чуднова О. А., Сидоров Д. Е. Разработка дорожной карты проекта внедрения цифровых двойников в производственные процессы // Креативная экономика. – 2024. – Т. 18, № 10. – С. 2779–2800. – </w:t>
-      </w:r>
-      <w:r>
-        <w:rPr>
-          <w:rFonts w:ascii="Times New Roman" w:hAnsi="Times New Roman"/>
-        </w:rPr>
-        <w:t>DOI</w:t>
-      </w:r>
-      <w:r>
-        <w:rPr>
-          <w:rFonts w:ascii="Times New Roman" w:hAnsi="Times New Roman"/>
-          <w:lang w:val="ru-RU"/>
-        </w:rPr>
-        <w:t xml:space="preserve"> 10.18334/</w:t>
-      </w:r>
-      <w:proofErr w:type="spellStart"/>
-      <w:r>
-        <w:rPr>
-          <w:rFonts w:ascii="Times New Roman" w:hAnsi="Times New Roman"/>
-        </w:rPr>
-        <w:t>ce</w:t>
-      </w:r>
-      <w:proofErr w:type="spellEnd"/>
-      <w:r>
-        <w:rPr>
-          <w:rFonts w:ascii="Times New Roman" w:hAnsi="Times New Roman"/>
-          <w:lang w:val="ru-RU"/>
-        </w:rPr>
-        <w:t>.18.10.121702.</w:t>
-      </w:r>
-    </w:p>
-    <w:p>
-      <w:r>
-        <w:rPr>
-          <w:rFonts w:ascii="Times New Roman" w:hAnsi="Times New Roman"/>
-          <w:lang w:val="ru-RU"/>
-        </w:rPr>
-        <w:t xml:space="preserve">9. ГОСТ Р </w:t>
-      </w:r>
-      <w:proofErr w:type="gramStart"/>
-      <w:r>
-        <w:rPr>
-          <w:rFonts w:ascii="Times New Roman" w:hAnsi="Times New Roman"/>
-          <w:lang w:val="ru-RU"/>
-        </w:rPr>
-        <w:t>51705.1-2024</w:t>
-      </w:r>
-      <w:proofErr w:type="gramEnd"/>
-      <w:r>
-        <w:rPr>
-          <w:rFonts w:ascii="Times New Roman" w:hAnsi="Times New Roman"/>
-          <w:lang w:val="ru-RU"/>
-        </w:rPr>
-        <w:t xml:space="preserve">. Системы менеджмента качества. Управление качеством и безопасностью пищевых продуктов на основе принципов ХАССП. </w:t>
-      </w:r>
-      <w:proofErr w:type="spellStart"/>
-      <w:r>
-        <w:rPr>
-          <w:rFonts w:ascii="Times New Roman" w:hAnsi="Times New Roman"/>
-        </w:rPr>
-        <w:lastRenderedPageBreak/>
-        <w:t>Общие</w:t>
-      </w:r>
-      <w:proofErr w:type="spellEnd"/>
-      <w:r>
-        <w:rPr>
-          <w:rFonts w:ascii="Times New Roman" w:hAnsi="Times New Roman"/>
-        </w:rPr>
-        <w:t xml:space="preserve"> </w:t>
-      </w:r>
-      <w:proofErr w:type="spellStart"/>
-      <w:r>
-        <w:rPr>
-          <w:rFonts w:ascii="Times New Roman" w:hAnsi="Times New Roman"/>
-        </w:rPr>
-        <w:t>требования</w:t>
-      </w:r>
-      <w:proofErr w:type="spellEnd"/>
-      <w:r>
-        <w:rPr>
-          <w:rFonts w:ascii="Times New Roman" w:hAnsi="Times New Roman"/>
-        </w:rPr>
-        <w:t xml:space="preserve">. – </w:t>
-      </w:r>
-      <w:proofErr w:type="spellStart"/>
-      <w:r>
-        <w:rPr>
-          <w:rFonts w:ascii="Times New Roman" w:hAnsi="Times New Roman"/>
-        </w:rPr>
-        <w:t>Введ</w:t>
-      </w:r>
-      <w:proofErr w:type="spellEnd"/>
-      <w:r>
-        <w:rPr>
-          <w:rFonts w:ascii="Times New Roman" w:hAnsi="Times New Roman"/>
-        </w:rPr>
-        <w:t xml:space="preserve">. 2024-11-01. – </w:t>
-      </w:r>
-      <w:proofErr w:type="spellStart"/>
-      <w:proofErr w:type="gramStart"/>
-      <w:r>
-        <w:rPr>
-          <w:rFonts w:ascii="Times New Roman" w:hAnsi="Times New Roman"/>
-        </w:rPr>
-        <w:t>Москва</w:t>
-      </w:r>
-      <w:proofErr w:type="spellEnd"/>
-      <w:r>
-        <w:rPr>
-          <w:rFonts w:ascii="Times New Roman" w:hAnsi="Times New Roman"/>
-        </w:rPr>
-        <w:t xml:space="preserve"> :</w:t>
-      </w:r>
-      <w:proofErr w:type="gramEnd"/>
-      <w:r>
-        <w:rPr>
-          <w:rFonts w:ascii="Times New Roman" w:hAnsi="Times New Roman"/>
-        </w:rPr>
-        <w:t xml:space="preserve"> </w:t>
-      </w:r>
-      <w:proofErr w:type="spellStart"/>
-      <w:r>
-        <w:rPr>
-          <w:rFonts w:ascii="Times New Roman" w:hAnsi="Times New Roman"/>
-        </w:rPr>
-        <w:t>Российский</w:t>
-      </w:r>
-      <w:proofErr w:type="spellEnd"/>
-      <w:r>
-        <w:rPr>
-          <w:rFonts w:ascii="Times New Roman" w:hAnsi="Times New Roman"/>
-        </w:rPr>
-        <w:t xml:space="preserve"> </w:t>
-      </w:r>
-      <w:proofErr w:type="spellStart"/>
-      <w:r>
-        <w:rPr>
-          <w:rFonts w:ascii="Times New Roman" w:hAnsi="Times New Roman"/>
-        </w:rPr>
-        <w:t>институт</w:t>
-      </w:r>
-      <w:proofErr w:type="spellEnd"/>
-      <w:r>
-        <w:rPr>
-          <w:rFonts w:ascii="Times New Roman" w:hAnsi="Times New Roman"/>
-        </w:rPr>
-        <w:t xml:space="preserve"> </w:t>
-      </w:r>
-      <w:proofErr w:type="spellStart"/>
-      <w:r>
-        <w:rPr>
-          <w:rFonts w:ascii="Times New Roman" w:hAnsi="Times New Roman"/>
-        </w:rPr>
-        <w:t>стандартизации</w:t>
-      </w:r>
-      <w:proofErr w:type="spellEnd"/>
-      <w:r>
-        <w:rPr>
-          <w:rFonts w:ascii="Times New Roman" w:hAnsi="Times New Roman"/>
-        </w:rPr>
-        <w:t>, 2024.</w:t>
-      </w:r>
-    </w:p>
-    <w:p>
-      <w:r>
-        <w:rPr>
-          <w:rFonts w:ascii="Times New Roman" w:hAnsi="Times New Roman"/>
-        </w:rPr>
-        <w:t xml:space="preserve">10. Sikiru Y., Paliwal J., </w:t>
-      </w:r>
-      <w:proofErr w:type="spellStart"/>
-      <w:r>
-        <w:rPr>
-          <w:rFonts w:ascii="Times New Roman" w:hAnsi="Times New Roman"/>
-        </w:rPr>
-        <w:t>Erkinbaev</w:t>
-      </w:r>
-      <w:proofErr w:type="spellEnd"/>
-      <w:r>
-        <w:rPr>
-          <w:rFonts w:ascii="Times New Roman" w:hAnsi="Times New Roman"/>
-        </w:rPr>
-        <w:t xml:space="preserve"> C. Three-Dimensional Characterization of Potatoes Under Different Drying Methods: Quality Optimization for Hybrid Drying Approach // Foods. – 2024. – Vol. 13, no. 22. – Art. 3633. – DOI 10.3390/foods13223633.</w:t>
-      </w:r>
-    </w:p>
-    <w:p>
-      <w:r>
-        <w:rPr>
-          <w:rFonts w:ascii="Times New Roman" w:hAnsi="Times New Roman"/>
-        </w:rPr>
-        <w:t>11. Sanchez-Jimenez V., Collazos-Escobar G. A., González-</w:t>
-      </w:r>
-      <w:proofErr w:type="spellStart"/>
-      <w:r>
-        <w:rPr>
-          <w:rFonts w:ascii="Times New Roman" w:hAnsi="Times New Roman"/>
-        </w:rPr>
-        <w:t>Mohino</w:t>
-      </w:r>
-      <w:proofErr w:type="spellEnd"/>
-      <w:r>
-        <w:rPr>
-          <w:rFonts w:ascii="Times New Roman" w:hAnsi="Times New Roman"/>
-        </w:rPr>
-        <w:t xml:space="preserve"> A., Gomez Alvarez-Arenas T. E., Benedito J., Garcia-Perez J. V. Non-invasive monitoring of potato drying by means of air-coupled ultrasound // Food Control. – 2023. – Vol. 148. – Art. 109653. – DOI 10.1016/j.foodcont.2023.109653.</w:t>
-      </w:r>
-    </w:p>
-    <w:p>
-      <w:r>
-        <w:rPr>
-          <w:rFonts w:ascii="Times New Roman" w:hAnsi="Times New Roman"/>
-        </w:rPr>
-        <w:t xml:space="preserve">12. Sabat M., </w:t>
-      </w:r>
-      <w:proofErr w:type="spellStart"/>
-      <w:r>
-        <w:rPr>
-          <w:rFonts w:ascii="Times New Roman" w:hAnsi="Times New Roman"/>
-        </w:rPr>
-        <w:t>Kotwaliwale</w:t>
-      </w:r>
-      <w:proofErr w:type="spellEnd"/>
-      <w:r>
-        <w:rPr>
-          <w:rFonts w:ascii="Times New Roman" w:hAnsi="Times New Roman"/>
-        </w:rPr>
-        <w:t xml:space="preserve"> N., Chakraborty S. K., Kumar M. Long short-term memory based real-time monitoring of potato slice drying using image chromatic features // Journal of Food Processing and Preservation. – 2022. – Vol. 46. – Art. e17232. – DOI 10.1111/jfpp.17232.</w:t>
-      </w:r>
-    </w:p>
-    <w:p>
-      <w:r>
-        <w:rPr>
-          <w:rFonts w:ascii="Times New Roman" w:hAnsi="Times New Roman"/>
-        </w:rPr>
-        <w:t xml:space="preserve">13. </w:t>
-      </w:r>
-      <w:proofErr w:type="spellStart"/>
-      <w:r>
-        <w:rPr>
-          <w:rFonts w:ascii="Times New Roman" w:hAnsi="Times New Roman"/>
-        </w:rPr>
-        <w:t>Buzera</w:t>
-      </w:r>
-      <w:proofErr w:type="spellEnd"/>
-      <w:r>
-        <w:rPr>
-          <w:rFonts w:ascii="Times New Roman" w:hAnsi="Times New Roman"/>
-        </w:rPr>
-        <w:t xml:space="preserve"> A., </w:t>
-      </w:r>
-      <w:proofErr w:type="spellStart"/>
-      <w:r>
-        <w:rPr>
-          <w:rFonts w:ascii="Times New Roman" w:hAnsi="Times New Roman"/>
-        </w:rPr>
-        <w:t>Gikundi</w:t>
-      </w:r>
-      <w:proofErr w:type="spellEnd"/>
-      <w:r>
-        <w:rPr>
-          <w:rFonts w:ascii="Times New Roman" w:hAnsi="Times New Roman"/>
-        </w:rPr>
-        <w:t xml:space="preserve"> E., Orina I., Sila D. Effect of Pretreatments and Drying Methods on Physical and Microstructural Properties of Potato Flour // Foods. – 2022. – Vol. 11, no. 4. – Art. 507. – DOI 10.3390/foods11040507.</w:t>
-      </w:r>
-    </w:p>
-    <w:p>
-      <w:r>
-        <w:rPr>
-          <w:rFonts w:ascii="Times New Roman" w:hAnsi="Times New Roman"/>
-        </w:rPr>
-        <w:t xml:space="preserve">14. </w:t>
-      </w:r>
-      <w:proofErr w:type="spellStart"/>
-      <w:r>
-        <w:rPr>
-          <w:rFonts w:ascii="Times New Roman" w:hAnsi="Times New Roman"/>
-        </w:rPr>
-        <w:t>Haverkort</w:t>
-      </w:r>
-      <w:proofErr w:type="spellEnd"/>
-      <w:r>
-        <w:rPr>
-          <w:rFonts w:ascii="Times New Roman" w:hAnsi="Times New Roman"/>
-        </w:rPr>
-        <w:t xml:space="preserve"> A. J., Linnemann A. R., </w:t>
-      </w:r>
-      <w:proofErr w:type="spellStart"/>
-      <w:r>
-        <w:rPr>
-          <w:rFonts w:ascii="Times New Roman" w:hAnsi="Times New Roman"/>
-        </w:rPr>
-        <w:t>Struik</w:t>
-      </w:r>
-      <w:proofErr w:type="spellEnd"/>
-      <w:r>
-        <w:rPr>
-          <w:rFonts w:ascii="Times New Roman" w:hAnsi="Times New Roman"/>
-        </w:rPr>
-        <w:t xml:space="preserve"> P. C., </w:t>
-      </w:r>
-      <w:proofErr w:type="spellStart"/>
-      <w:r>
-        <w:rPr>
-          <w:rFonts w:ascii="Times New Roman" w:hAnsi="Times New Roman"/>
-        </w:rPr>
-        <w:t>Wiskerke</w:t>
-      </w:r>
-      <w:proofErr w:type="spellEnd"/>
-      <w:r>
-        <w:rPr>
-          <w:rFonts w:ascii="Times New Roman" w:hAnsi="Times New Roman"/>
-        </w:rPr>
-        <w:t xml:space="preserve"> J. S. C. On Processing Potato 2. Survey of Products, Processes and Operations in Manufacturing // Potato Research. – 2023. – Vol. 66. – P. 339–383. – DOI 10.1007/s11540-022-09563-y.</w:t>
-      </w:r>
-    </w:p>
-    <w:p>
-      <w:r>
-        <w:rPr>
-          <w:rFonts w:ascii="Times New Roman" w:hAnsi="Times New Roman"/>
-        </w:rPr>
-        <w:t>15. Ando Y., Nei D. Comparison of Potato Void Structures Dried by Air-Drying, Freeze-</w:t>
-      </w:r>
-      <w:proofErr w:type="gramStart"/>
-      <w:r>
-        <w:rPr>
-          <w:rFonts w:ascii="Times New Roman" w:hAnsi="Times New Roman"/>
-        </w:rPr>
-        <w:t>Drying, and</w:t>
-      </w:r>
-      <w:proofErr w:type="gramEnd"/>
-      <w:r>
-        <w:rPr>
-          <w:rFonts w:ascii="Times New Roman" w:hAnsi="Times New Roman"/>
-        </w:rPr>
-        <w:t xml:space="preserve"> Microwave-Vacuum-Drying, and the Physical Properties of Powders After Grinding // Food and Bioprocess Technology. – 2023. – Vol. 16, no. 2. – P. 447–458. – DOI 10.1007/s11947-022-02941-x.</w:t>
-      </w:r>
-    </w:p>
-    <w:p>
-      <w:pPr>
-        <w:spacing w:line="360" w:lineRule="auto"/>
-        <w:ind w:firstLine="709"/>
-        <w:jc w:val="both"/>
-      </w:pPr>
-      <w:r>
-        <w:rPr>
-          <w:rFonts w:ascii="Times New Roman" w:hAnsi="Times New Roman"/>
-          <w:b w:val="0"/>
-          <w:sz w:val="28"/>
-        </w:rPr>
-        <w:t>16. Object Management Group. Business Process Model and Notation (BPMN), Version 2.0.2. – 2014. – URL: https://www.omg.org/spec/BPMN/2.0.2 (дата обращения: 28.10.2026).</w:t>
-      </w:r>
-    </w:p>
-    <w:p>
-      <w:pPr>
-        <w:spacing w:line="360" w:lineRule="auto"/>
-        <w:ind w:firstLine="709"/>
-        <w:jc w:val="both"/>
-      </w:pPr>
-      <w:r>
-        <w:rPr>
-          <w:rFonts w:ascii="Times New Roman" w:hAnsi="Times New Roman"/>
-          <w:b w:val="0"/>
-          <w:sz w:val="28"/>
-        </w:rPr>
-        <w:t>17. Coronel C., Morris S. Database Systems: Design, Implementation, &amp; Management. – 14th ed. – Cengage, 2023.</w:t>
-      </w:r>
-    </w:p>
-    <w:p>
-      <w:pPr>
-        <w:spacing w:line="360" w:lineRule="auto"/>
-        <w:ind w:firstLine="709"/>
-        <w:jc w:val="both"/>
-      </w:pPr>
-      <w:r>
-        <w:rPr>
-          <w:rFonts w:ascii="Times New Roman" w:hAnsi="Times New Roman"/>
-          <w:b w:val="0"/>
-          <w:sz w:val="28"/>
-        </w:rPr>
+      <w:r>
         <w:t>18. Cormen T. H., Leiserson C. E., Rivest R. L., Stein C. Introduction to Algorithms. – 4th ed. – MIT Press, 2022.</w:t>
       </w:r>
     </w:p>
     <w:sectPr>
-      <w:footerReference w:type="default" r:id="rId9"/>
-      <w:footerReference w:type="first" r:id="rId10"/>
+      <w:footerReference w:type="default" r:id="rId14"/>
+      <w:footerReference w:type="first" r:id="rId15"/>
       <w:pgSz w:w="12240" w:h="15840"/>
       <w:pgMar w:top="1134" w:right="567" w:bottom="1134" w:left="1701" w:header="567" w:footer="567" w:gutter="0"/>
       <w:cols w:space="720"/>
@@ -13275,6 +13661,7 @@
   <w:style w:type="character" w:default="1" w:styleId="a2">
     <w:name w:val="Default Paragraph Font"/>
     <w:uiPriority w:val="1"/>
+    <w:semiHidden/>
     <w:unhideWhenUsed/>
   </w:style>
   <w:style w:type="table" w:default="1" w:styleId="a3">
